--- a/one-to-one/ESG-1to1-Finalisation-Guide.docx
+++ b/one-to-one/ESG-1to1-Finalisation-Guide.docx
@@ -34,7 +34,7 @@
         <w:pStyle w:val="BodyText"/>
       </w:pPr>
       <w:r>
-        <w:t xml:space="preserve">Version: system v4.0.0 (frontend) · solution 1.0.0.0 · guide dated 15-Oct-2026</w:t>
+        <w:t xml:space="preserve">Version: system v4.1.0 (frontend) · solution 1.0.0.0 · guide dated 15-Oct-2026</w:t>
       </w:r>
     </w:p>
     <w:p>
@@ -208,7 +208,7 @@
         <w:pStyle w:val="Compact"/>
       </w:pPr>
       <w:r>
-        <w:t xml:space="preserve">frontend: 72 automated checks;</w:t>
+        <w:t xml:space="preserve">frontend: 89 automated checks;</w:t>
       </w:r>
     </w:p>
     <w:p>
@@ -1430,7 +1430,7 @@
         <w:t xml:space="preserve"> </w:t>
       </w:r>
       <w:r>
-        <w:t xml:space="preserve">(v4.0.0). After installing, the sidebar footer must show</w:t>
+        <w:t xml:space="preserve">(v4.1.0). After installing, the top menu bar must show</w:t>
       </w:r>
       <w:r>
         <w:t xml:space="preserve"> </w:t>
@@ -1440,10 +1440,13 @@
           <w:bCs/>
           <w:b/>
         </w:rPr>
-        <w:t xml:space="preserve">v4.0.0</w:t>
-      </w:r>
-      <w:r>
-        <w:t xml:space="preserve">.</w:t>
+        <w:t xml:space="preserve">v4.1.0</w:t>
+      </w:r>
+      <w:r>
+        <w:t xml:space="preserve"> </w:t>
+      </w:r>
+      <w:r>
+        <w:t xml:space="preserve">(right-hand end).</w:t>
       </w:r>
     </w:p>
     <w:p>
@@ -3631,6 +3634,19 @@
         <w:t xml:space="preserve">off</w:t>
       </w:r>
       <w:r>
+        <w:t xml:space="preserve">; on the Content tab, News posts and Slides</w:t>
+      </w:r>
+      <w:r>
+        <w:t xml:space="preserve"> </w:t>
+      </w:r>
+      <w:r>
+        <w:rPr>
+          <w:bCs/>
+          <w:b/>
+        </w:rPr>
+        <w:t xml:space="preserve">off</w:t>
+      </w:r>
+      <w:r>
         <w:t xml:space="preserve">.</w:t>
       </w:r>
     </w:p>
@@ -3643,6 +3659,34 @@
         <w:pStyle w:val="Compact"/>
       </w:pPr>
       <w:r>
+        <w:t xml:space="preserve">If you upload a newer version later:</w:t>
+      </w:r>
+      <w:r>
+        <w:t xml:space="preserve"> </w:t>
+      </w:r>
+      <w:r>
+        <w:rPr>
+          <w:bCs/>
+          <w:b/>
+        </w:rPr>
+        <w:t xml:space="preserve">Reset layout cache</w:t>
+      </w:r>
+      <w:r>
+        <w:t xml:space="preserve"> </w:t>
+      </w:r>
+      <w:r>
+        <w:t xml:space="preserve">in the web part settings, then republish.</w:t>
+      </w:r>
+    </w:p>
+    <w:p>
+      <w:pPr>
+        <w:numPr>
+          <w:ilvl w:val="1"/>
+          <w:numId w:val="1015"/>
+        </w:numPr>
+        <w:pStyle w:val="Compact"/>
+      </w:pPr>
+      <w:r>
         <w:rPr>
           <w:bCs/>
           <w:b/>
@@ -3861,13 +3905,29 @@
           <w:bCs/>
           <w:b/>
         </w:rPr>
-        <w:t xml:space="preserve">sidebar</w:t>
-      </w:r>
-      <w:r>
-        <w:t xml:space="preserve"> </w:t>
-      </w:r>
-      <w:r>
-        <w:t xml:space="preserve">with Team overview, Monthly reviews, Expectations, Actions and ⚙ Settings;</w:t>
+        <w:t xml:space="preserve">top menu bar</w:t>
+      </w:r>
+      <w:r>
+        <w:t xml:space="preserve"> </w:t>
+      </w:r>
+      <w:r>
+        <w:t xml:space="preserve">with Team overview, Monthly reviews, Expectations, Actions,</w:t>
+      </w:r>
+      <w:r>
+        <w:t xml:space="preserve"> </w:t>
+      </w:r>
+      <w:r>
+        <w:rPr>
+          <w:bCs/>
+          <w:b/>
+        </w:rPr>
+        <w:t xml:space="preserve">Team (0) ▾</w:t>
+      </w:r>
+      <w:r>
+        <w:t xml:space="preserve"> </w:t>
+      </w:r>
+      <w:r>
+        <w:t xml:space="preserve">and ⚙ Settings;</w:t>
       </w:r>
     </w:p>
     <w:p>
@@ -3918,13 +3978,13 @@
           <w:bCs/>
           <w:b/>
         </w:rPr>
-        <w:t xml:space="preserve">v4.0.0</w:t>
-      </w:r>
-      <w:r>
-        <w:t xml:space="preserve"> </w:t>
-      </w:r>
-      <w:r>
-        <w:t xml:space="preserve">at the bottom of the sidebar.</w:t>
+        <w:t xml:space="preserve">v4.1.0</w:t>
+      </w:r>
+      <w:r>
+        <w:t xml:space="preserve"> </w:t>
+      </w:r>
+      <w:r>
+        <w:t xml:space="preserve">at the right-hand end of the top menu bar.</w:t>
       </w:r>
     </w:p>
     <w:p>
@@ -4097,7 +4157,7 @@
         <w:pStyle w:val="Compact"/>
       </w:pPr>
       <w:r>
-        <w:t xml:space="preserve">☐ The sidebar and content fill the page width.</w:t>
+        <w:t xml:space="preserve">☐ The menu bar and content fill the page width.</w:t>
       </w:r>
     </w:p>
     <w:p>
@@ -5066,7 +5126,7 @@
         <w:t xml:space="preserve"> </w:t>
       </w:r>
       <w:r>
-        <w:t xml:space="preserve">in the sidebar.</w:t>
+        <w:t xml:space="preserve">in the top menu bar.</w:t>
       </w:r>
     </w:p>
     <w:p>
@@ -11805,7 +11865,7 @@
               <w:rPr>
                 <w:sz w:val="18"/>
               </w:rPr>
-              <w:t xml:space="preserve">Lands on own review, or "Review not found". The sidebar never shows TL items, because the role comes from SharePoint permissions. Even if the TL view were forced, every figure would come only from A's own items.</w:t>
+              <w:t xml:space="preserve">Lands on own review, or "Review not found". The menu bar never shows TL items, because the role comes from SharePoint permissions. Even if the TL view were forced, every figure would come only from A's own items.</w:t>
             </w:r>
           </w:p>
         </w:tc>

--- a/one-to-one/ESG-1to1-Finalisation-Guide.docx
+++ b/one-to-one/ESG-1to1-Finalisation-Guide.docx
@@ -3883,6 +3883,93 @@
         <w:pStyle w:val="Compact"/>
       </w:pPr>
       <w:r>
+        <w:t xml:space="preserve">☐</w:t>
+      </w:r>
+      <w:r>
+        <w:t xml:space="preserve"> </w:t>
+      </w:r>
+      <w:r>
+        <w:rPr>
+          <w:bCs/>
+          <w:b/>
+        </w:rPr>
+        <w:t xml:space="preserve">Version check.</w:t>
+      </w:r>
+      <w:r>
+        <w:t xml:space="preserve"> </w:t>
+      </w:r>
+      <w:r>
+        <w:t xml:space="preserve">If you replaced</w:t>
+      </w:r>
+      <w:r>
+        <w:t xml:space="preserve"> </w:t>
+      </w:r>
+      <w:r>
+        <w:rPr>
+          <w:rStyle w:val="VerbatimChar"/>
+        </w:rPr>
+        <w:t xml:space="preserve">one-to-one.html</w:t>
+      </w:r>
+      <w:r>
+        <w:t xml:space="preserve"> </w:t>
+      </w:r>
+      <w:r>
+        <w:t xml:space="preserve">/</w:t>
+      </w:r>
+      <w:r>
+        <w:t xml:space="preserve"> </w:t>
+      </w:r>
+      <w:r>
+        <w:rPr>
+          <w:rStyle w:val="VerbatimChar"/>
+        </w:rPr>
+        <w:t xml:space="preserve">one-to-one.js</w:t>
+      </w:r>
+      <w:r>
+        <w:t xml:space="preserve"> </w:t>
+      </w:r>
+      <w:r>
+        <w:t xml:space="preserve">after first choosing the layout: web part settings (pencil) →</w:t>
+      </w:r>
+      <w:r>
+        <w:t xml:space="preserve"> </w:t>
+      </w:r>
+      <w:r>
+        <w:rPr>
+          <w:bCs/>
+          <w:b/>
+        </w:rPr>
+        <w:t xml:space="preserve">Reset layout cache</w:t>
+      </w:r>
+      <w:r>
+        <w:t xml:space="preserve"> </w:t>
+      </w:r>
+      <w:r>
+        <w:t xml:space="preserve">→</w:t>
+      </w:r>
+      <w:r>
+        <w:t xml:space="preserve"> </w:t>
+      </w:r>
+      <w:r>
+        <w:rPr>
+          <w:bCs/>
+          <w:b/>
+        </w:rPr>
+        <w:t xml:space="preserve">Republish</w:t>
+      </w:r>
+      <w:r>
+        <w:t xml:space="preserve">.</w:t>
+      </w:r>
+    </w:p>
+    <w:p>
+      <w:pPr>
+        <w:numPr>
+          <w:ilvl w:val="0"/>
+          <w:numId w:val="1017"/>
+        </w:numPr>
+        <w:pStyle w:val="Compact"/>
+      </w:pPr>
+      <w:r>
         <w:t xml:space="preserve">☐ Open the site. You should see:</w:t>
       </w:r>
     </w:p>
@@ -3908,10 +3995,7 @@
         <w:t xml:space="preserve">top menu bar</w:t>
       </w:r>
       <w:r>
-        <w:t xml:space="preserve"> </w:t>
-      </w:r>
-      <w:r>
-        <w:t xml:space="preserve">with Team overview, Monthly reviews, Expectations, Actions,</w:t>
+        <w:t xml:space="preserve">: Team overview, Monthly reviews, Expectations and Actions on the left;</w:t>
       </w:r>
       <w:r>
         <w:t xml:space="preserve"> </w:t>
@@ -3927,7 +4011,23 @@
         <w:t xml:space="preserve"> </w:t>
       </w:r>
       <w:r>
-        <w:t xml:space="preserve">and ⚙ Settings;</w:t>
+        <w:t xml:space="preserve">and</w:t>
+      </w:r>
+      <w:r>
+        <w:t xml:space="preserve"> </w:t>
+      </w:r>
+      <w:r>
+        <w:rPr>
+          <w:bCs/>
+          <w:b/>
+        </w:rPr>
+        <w:t xml:space="preserve">⚙ Settings</w:t>
+      </w:r>
+      <w:r>
+        <w:t xml:space="preserve"> </w:t>
+      </w:r>
+      <w:r>
+        <w:t xml:space="preserve">on the right;</w:t>
       </w:r>
     </w:p>
     <w:p>
@@ -3939,30 +4039,23 @@
         <w:pStyle w:val="Compact"/>
       </w:pPr>
       <w:r>
+        <w:t xml:space="preserve">the month, deadline, ↻ Refresh and</w:t>
+      </w:r>
+      <w:r>
+        <w:t xml:space="preserve"> </w:t>
+      </w:r>
+      <w:r>
         <w:rPr>
           <w:bCs/>
           <w:b/>
         </w:rPr>
-        <w:t xml:space="preserve">Team overview</w:t>
-      </w:r>
-      <w:r>
-        <w:t xml:space="preserve"> </w:t>
-      </w:r>
-      <w:r>
-        <w:t xml:space="preserve">showing</w:t>
-      </w:r>
-      <w:r>
-        <w:t xml:space="preserve"> </w:t>
-      </w:r>
-      <w:r>
-        <w:rPr>
-          <w:iCs/>
-          <w:i/>
-        </w:rPr>
-        <w:t xml:space="preserve">"No technicians yet"</w:t>
-      </w:r>
-      <w:r>
-        <w:t xml:space="preserve">;</w:t>
+        <w:t xml:space="preserve">v4.1.0</w:t>
+      </w:r>
+      <w:r>
+        <w:t xml:space="preserve"> </w:t>
+      </w:r>
+      <w:r>
+        <w:t xml:space="preserve">at the far right;</w:t>
       </w:r>
     </w:p>
     <w:p>
@@ -3978,13 +4071,29 @@
           <w:bCs/>
           <w:b/>
         </w:rPr>
-        <w:t xml:space="preserve">v4.1.0</w:t>
-      </w:r>
-      <w:r>
-        <w:t xml:space="preserve"> </w:t>
-      </w:r>
-      <w:r>
-        <w:t xml:space="preserve">at the right-hand end of the top menu bar.</w:t>
+        <w:t xml:space="preserve">Team overview</w:t>
+      </w:r>
+      <w:r>
+        <w:t xml:space="preserve"> </w:t>
+      </w:r>
+      <w:r>
+        <w:t xml:space="preserve">showing six tiles at 0, then</w:t>
+      </w:r>
+      <w:r>
+        <w:t xml:space="preserve"> </w:t>
+      </w:r>
+      <w:r>
+        <w:rPr>
+          <w:iCs/>
+          <w:i/>
+        </w:rPr>
+        <w:t xml:space="preserve">"No technicians yet"</w:t>
+      </w:r>
+      <w:r>
+        <w:t xml:space="preserve"> </w:t>
+      </w:r>
+      <w:r>
+        <w:t xml:space="preserve">with four numbered getting-started steps.</w:t>
       </w:r>
     </w:p>
     <w:p>
@@ -4075,6 +4184,28 @@
         </w:rPr>
         <w:t xml:space="preserve">Expectations:</w:t>
       </w:r>
+      <w:r>
+        <w:t xml:space="preserve"> </w:t>
+      </w:r>
+      <w:r>
+        <w:t xml:space="preserve">add one</w:t>
+      </w:r>
+      <w:r>
+        <w:t xml:space="preserve"> </w:t>
+      </w:r>
+      <w:r>
+        <w:rPr>
+          <w:iCs/>
+          <w:i/>
+        </w:rPr>
+        <w:t xml:space="preserve">Shared</w:t>
+      </w:r>
+      <w:r>
+        <w:t xml:space="preserve"> </w:t>
+      </w:r>
+      <w:r>
+        <w:t xml:space="preserve">expectation. This proves item creation and the Yes/No column work in your tenant.</w:t>
+      </w:r>
     </w:p>
     <w:p>
       <w:pPr>
@@ -4085,39 +4216,23 @@
         <w:pStyle w:val="Compact"/>
       </w:pPr>
       <w:r>
-        <w:t xml:space="preserve">Add one</w:t>
-      </w:r>
-      <w:r>
-        <w:t xml:space="preserve"> </w:t>
-      </w:r>
-      <w:r>
-        <w:rPr>
-          <w:iCs/>
-          <w:i/>
-        </w:rPr>
-        <w:t xml:space="preserve">Shared</w:t>
-      </w:r>
-      <w:r>
-        <w:t xml:space="preserve"> </w:t>
-      </w:r>
-      <w:r>
-        <w:t xml:space="preserve">expectation and one</w:t>
-      </w:r>
-      <w:r>
-        <w:t xml:space="preserve"> </w:t>
-      </w:r>
-      <w:r>
-        <w:rPr>
-          <w:iCs/>
-          <w:i/>
-        </w:rPr>
-        <w:t xml:space="preserve">Individual</w:t>
-      </w:r>
-      <w:r>
-        <w:t xml:space="preserve"> </w:t>
-      </w:r>
-      <w:r>
-        <w:t xml:space="preserve">expectation for yourself. This proves item creation, Yes/No and Person columns work in your tenant.</w:t>
+        <w:t xml:space="preserve">Leave it Active if it's a real one; otherwise</w:t>
+      </w:r>
+      <w:r>
+        <w:t xml:space="preserve"> </w:t>
+      </w:r>
+      <w:r>
+        <w:rPr>
+          <w:bCs/>
+          <w:b/>
+        </w:rPr>
+        <w:t xml:space="preserve">Retire</w:t>
+      </w:r>
+      <w:r>
+        <w:t xml:space="preserve"> </w:t>
+      </w:r>
+      <w:r>
+        <w:t xml:space="preserve">it.</w:t>
       </w:r>
     </w:p>
     <w:p>
@@ -4129,23 +4244,23 @@
         <w:pStyle w:val="Compact"/>
       </w:pPr>
       <w:r>
-        <w:t xml:space="preserve">Then</w:t>
-      </w:r>
-      <w:r>
-        <w:t xml:space="preserve"> </w:t>
-      </w:r>
-      <w:r>
-        <w:rPr>
-          <w:bCs/>
-          <w:b/>
-        </w:rPr>
-        <w:t xml:space="preserve">Retire</w:t>
-      </w:r>
-      <w:r>
-        <w:t xml:space="preserve"> </w:t>
-      </w:r>
-      <w:r>
-        <w:t xml:space="preserve">the Individual one.</w:t>
+        <w:t xml:space="preserve">The</w:t>
+      </w:r>
+      <w:r>
+        <w:t xml:space="preserve"> </w:t>
+      </w:r>
+      <w:r>
+        <w:rPr>
+          <w:iCs/>
+          <w:i/>
+        </w:rPr>
+        <w:t xml:space="preserve">Individual</w:t>
+      </w:r>
+      <w:r>
+        <w:t xml:space="preserve"> </w:t>
+      </w:r>
+      <w:r>
+        <w:t xml:space="preserve">expectation (Person column) is tested in Phase B: the Technician dropdown is empty until someone is in the Technicians list.</w:t>
       </w:r>
     </w:p>
     <w:p>
@@ -4157,35 +4272,47 @@
         <w:pStyle w:val="Compact"/>
       </w:pPr>
       <w:r>
-        <w:t xml:space="preserve">☐ The menu bar and content fill the page width.</w:t>
+        <w:t xml:space="preserve">☐</w:t>
+      </w:r>
+      <w:r>
+        <w:t xml:space="preserve"> </w:t>
+      </w:r>
+      <w:r>
+        <w:rPr>
+          <w:bCs/>
+          <w:b/>
+        </w:rPr>
+        <w:t xml:space="preserve">Width and size:</w:t>
+      </w:r>
+      <w:r>
+        <w:t xml:space="preserve"> </w:t>
+      </w:r>
+      <w:r>
+        <w:t xml:space="preserve">the menu bar and content fill the page width, and the page ends where its content ends.</w:t>
       </w:r>
     </w:p>
     <w:p>
       <w:pPr>
         <w:numPr>
-          <w:ilvl w:val="0"/>
-          <w:numId w:val="1017"/>
+          <w:ilvl w:val="1"/>
+          <w:numId w:val="1020"/>
         </w:numPr>
         <w:pStyle w:val="Compact"/>
       </w:pPr>
       <w:r>
-        <w:t xml:space="preserve">☐</w:t>
-      </w:r>
-      <w:r>
-        <w:t xml:space="preserve"> </w:t>
-      </w:r>
-      <w:r>
-        <w:rPr>
-          <w:bCs/>
-          <w:b/>
-        </w:rPr>
-        <w:t xml:space="preserve">Print / Save as PDF</w:t>
-      </w:r>
-      <w:r>
-        <w:t xml:space="preserve"> </w:t>
-      </w:r>
-      <w:r>
-        <w:t xml:space="preserve">on a report opens a print window. If not, allow pop-ups for the SharePoint site.</w:t>
+        <w:t xml:space="preserve">On a large monitor the layout scales itself up.</w:t>
+      </w:r>
+    </w:p>
+    <w:p>
+      <w:pPr>
+        <w:numPr>
+          <w:ilvl w:val="1"/>
+          <w:numId w:val="1020"/>
+        </w:numPr>
+        <w:pStyle w:val="Compact"/>
+      </w:pPr>
+      <w:r>
+        <w:t xml:space="preserve">Ctrl + / Ctrl − still adjusts it per person.</w:t>
       </w:r>
     </w:p>
     <w:p>
@@ -4226,64 +4353,48 @@
       <w:pPr>
         <w:numPr>
           <w:ilvl w:val="0"/>
-          <w:numId w:val="1020"/>
-        </w:numPr>
-        <w:pStyle w:val="Compact"/>
-      </w:pPr>
-      <w:r>
-        <w:t xml:space="preserve">☐</w:t>
-      </w:r>
-      <w:r>
-        <w:t xml:space="preserve"> </w:t>
-      </w:r>
-      <w:r>
-        <w:rPr>
-          <w:bCs/>
-          <w:b/>
-        </w:rPr>
-        <w:t xml:space="preserve">Solutions → ESG 1-to-1</w:t>
-      </w:r>
-      <w:r>
-        <w:t xml:space="preserve"> </w:t>
-      </w:r>
-      <w:r>
-        <w:t xml:space="preserve">→ select each flow →</w:t>
-      </w:r>
-      <w:r>
-        <w:t xml:space="preserve"> </w:t>
-      </w:r>
-      <w:r>
-        <w:rPr>
-          <w:bCs/>
-          <w:b/>
-        </w:rPr>
-        <w:t xml:space="preserve">Turn on</w:t>
-      </w:r>
-      <w:r>
-        <w:t xml:space="preserve">:</w:t>
-      </w:r>
-    </w:p>
-    <w:p>
-      <w:pPr>
-        <w:numPr>
-          <w:ilvl w:val="1"/>
           <w:numId w:val="1021"/>
         </w:numPr>
         <w:pStyle w:val="Compact"/>
       </w:pPr>
       <w:r>
+        <w:t xml:space="preserve">☐</w:t>
+      </w:r>
+      <w:r>
+        <w:t xml:space="preserve"> </w:t>
+      </w:r>
+      <w:r>
         <w:rPr>
           <w:bCs/>
           <w:b/>
         </w:rPr>
-        <w:t xml:space="preserve">1 Daily scheduler</w:t>
+        <w:t xml:space="preserve">Solutions → ESG 1-to-1</w:t>
+      </w:r>
+      <w:r>
+        <w:t xml:space="preserve"> </w:t>
+      </w:r>
+      <w:r>
+        <w:t xml:space="preserve">→ select each flow →</w:t>
+      </w:r>
+      <w:r>
+        <w:t xml:space="preserve"> </w:t>
+      </w:r>
+      <w:r>
+        <w:rPr>
+          <w:bCs/>
+          <w:b/>
+        </w:rPr>
+        <w:t xml:space="preserve">Turn on</w:t>
+      </w:r>
+      <w:r>
+        <w:t xml:space="preserve">:</w:t>
       </w:r>
     </w:p>
     <w:p>
       <w:pPr>
         <w:numPr>
           <w:ilvl w:val="1"/>
-          <w:numId w:val="1021"/>
+          <w:numId w:val="1022"/>
         </w:numPr>
         <w:pStyle w:val="Compact"/>
       </w:pPr>
@@ -4292,14 +4403,30 @@
           <w:bCs/>
           <w:b/>
         </w:rPr>
-        <w:t xml:space="preserve">2 Review submitted</w:t>
+        <w:t xml:space="preserve">1 Daily scheduler</w:t>
       </w:r>
     </w:p>
     <w:p>
       <w:pPr>
         <w:numPr>
           <w:ilvl w:val="1"/>
-          <w:numId w:val="1021"/>
+          <w:numId w:val="1022"/>
+        </w:numPr>
+        <w:pStyle w:val="Compact"/>
+      </w:pPr>
+      <w:r>
+        <w:rPr>
+          <w:bCs/>
+          <w:b/>
+        </w:rPr>
+        <w:t xml:space="preserve">2 Review submitted</w:t>
+      </w:r>
+    </w:p>
+    <w:p>
+      <w:pPr>
+        <w:numPr>
+          <w:ilvl w:val="1"/>
+          <w:numId w:val="1022"/>
         </w:numPr>
         <w:pStyle w:val="Compact"/>
       </w:pPr>
@@ -4333,173 +4460,39 @@
       <w:pPr>
         <w:numPr>
           <w:ilvl w:val="0"/>
-          <w:numId w:val="1022"/>
-        </w:numPr>
-        <w:pStyle w:val="Compact"/>
-      </w:pPr>
-      <w:r>
-        <w:t xml:space="preserve">Open</w:t>
-      </w:r>
-      <w:r>
-        <w:t xml:space="preserve"> </w:t>
-      </w:r>
-      <w:r>
-        <w:rPr>
-          <w:rStyle w:val="VerbatimChar"/>
-        </w:rPr>
-        <w:t xml:space="preserve">legacy-package-builder.html</w:t>
-      </w:r>
-      <w:r>
-        <w:t xml:space="preserve"> </w:t>
-      </w:r>
-      <w:r>
-        <w:t xml:space="preserve">in Edge or Chrome (double-click the file). It works offline.</w:t>
-      </w:r>
-    </w:p>
-    <w:p>
-      <w:pPr>
-        <w:numPr>
-          <w:ilvl w:val="0"/>
-          <w:numId w:val="1022"/>
-        </w:numPr>
-        <w:pStyle w:val="Compact"/>
-      </w:pPr>
-      <w:r>
-        <w:t xml:space="preserve">Enter the</w:t>
-      </w:r>
-      <w:r>
-        <w:t xml:space="preserve"> </w:t>
-      </w:r>
-      <w:r>
-        <w:rPr>
-          <w:bCs/>
-          <w:b/>
-        </w:rPr>
-        <w:t xml:space="preserve">site URL</w:t>
-      </w:r>
-      <w:r>
-        <w:t xml:space="preserve"> </w:t>
-      </w:r>
-      <w:r>
-        <w:t xml:space="preserve">and</w:t>
-      </w:r>
-      <w:r>
-        <w:t xml:space="preserve"> </w:t>
-      </w:r>
-      <w:r>
-        <w:rPr>
-          <w:bCs/>
-          <w:b/>
-        </w:rPr>
-        <w:t xml:space="preserve">your email</w:t>
-      </w:r>
-      <w:r>
-        <w:t xml:space="preserve">, then click</w:t>
-      </w:r>
-      <w:r>
-        <w:t xml:space="preserve"> </w:t>
-      </w:r>
-      <w:r>
-        <w:rPr>
-          <w:bCs/>
-          <w:b/>
-        </w:rPr>
-        <w:t xml:space="preserve">Create the four packages</w:t>
-      </w:r>
-      <w:r>
-        <w:t xml:space="preserve">. Four zips download:</w:t>
-      </w:r>
-      <w:r>
-        <w:t xml:space="preserve"> </w:t>
-      </w:r>
-      <w:r>
-        <w:rPr>
-          <w:rStyle w:val="VerbatimChar"/>
-        </w:rPr>
-        <w:t xml:space="preserve">ESG-1to1-0-legacy.zip</w:t>
-      </w:r>
-      <w:r>
-        <w:t xml:space="preserve"> </w:t>
-      </w:r>
-      <w:r>
-        <w:t xml:space="preserve">to</w:t>
-      </w:r>
-      <w:r>
-        <w:t xml:space="preserve"> </w:t>
-      </w:r>
-      <w:r>
-        <w:rPr>
-          <w:rStyle w:val="VerbatimChar"/>
-        </w:rPr>
-        <w:t xml:space="preserve">ESG-1to1-3-legacy.zip</w:t>
-      </w:r>
-      <w:r>
-        <w:t xml:space="preserve">.</w:t>
-      </w:r>
-    </w:p>
-    <w:p>
-      <w:pPr>
-        <w:numPr>
-          <w:ilvl w:val="0"/>
-          <w:numId w:val="1022"/>
-        </w:numPr>
-        <w:pStyle w:val="Compact"/>
-      </w:pPr>
-      <w:r>
-        <w:t xml:space="preserve">For each zip, in order 0, 1, 2, 3:</w:t>
-      </w:r>
-    </w:p>
-    <w:p>
-      <w:pPr>
-        <w:numPr>
-          <w:ilvl w:val="1"/>
           <w:numId w:val="1023"/>
         </w:numPr>
         <w:pStyle w:val="Compact"/>
       </w:pPr>
       <w:r>
-        <w:t xml:space="preserve">Power Automate →</w:t>
-      </w:r>
-      <w:r>
-        <w:t xml:space="preserve"> </w:t>
-      </w:r>
-      <w:r>
-        <w:rPr>
-          <w:bCs/>
-          <w:b/>
-        </w:rPr>
-        <w:t xml:space="preserve">My flows → Import → Import Package (Legacy)</w:t>
-      </w:r>
-      <w:r>
-        <w:t xml:space="preserve"> </w:t>
-      </w:r>
-      <w:r>
-        <w:t xml:space="preserve">→</w:t>
-      </w:r>
-      <w:r>
-        <w:t xml:space="preserve"> </w:t>
-      </w:r>
-      <w:r>
-        <w:rPr>
-          <w:bCs/>
-          <w:b/>
-        </w:rPr>
-        <w:t xml:space="preserve">Upload</w:t>
-      </w:r>
-      <w:r>
-        <w:t xml:space="preserve">.</w:t>
+        <w:t xml:space="preserve">Open</w:t>
+      </w:r>
+      <w:r>
+        <w:t xml:space="preserve"> </w:t>
+      </w:r>
+      <w:r>
+        <w:rPr>
+          <w:rStyle w:val="VerbatimChar"/>
+        </w:rPr>
+        <w:t xml:space="preserve">legacy-package-builder.html</w:t>
+      </w:r>
+      <w:r>
+        <w:t xml:space="preserve"> </w:t>
+      </w:r>
+      <w:r>
+        <w:t xml:space="preserve">in Edge or Chrome (double-click the file). It works offline.</w:t>
       </w:r>
     </w:p>
     <w:p>
       <w:pPr>
         <w:numPr>
-          <w:ilvl w:val="1"/>
+          <w:ilvl w:val="0"/>
           <w:numId w:val="1023"/>
         </w:numPr>
         <w:pStyle w:val="Compact"/>
       </w:pPr>
       <w:r>
-        <w:t xml:space="preserve">Under</w:t>
+        <w:t xml:space="preserve">Enter the</w:t>
       </w:r>
       <w:r>
         <w:t xml:space="preserve"> </w:t>
@@ -4509,10 +4502,13 @@
           <w:bCs/>
           <w:b/>
         </w:rPr>
-        <w:t xml:space="preserve">Related resources</w:t>
-      </w:r>
-      <w:r>
-        <w:t xml:space="preserve">, click each connection (spanner icon), pick your own connection, and click</w:t>
+        <w:t xml:space="preserve">site URL</w:t>
+      </w:r>
+      <w:r>
+        <w:t xml:space="preserve"> </w:t>
+      </w:r>
+      <w:r>
+        <w:t xml:space="preserve">and</w:t>
       </w:r>
       <w:r>
         <w:t xml:space="preserve"> </w:t>
@@ -4522,7 +4518,47 @@
           <w:bCs/>
           <w:b/>
         </w:rPr>
-        <w:t xml:space="preserve">Save</w:t>
+        <w:t xml:space="preserve">your email</w:t>
+      </w:r>
+      <w:r>
+        <w:t xml:space="preserve">, then click</w:t>
+      </w:r>
+      <w:r>
+        <w:t xml:space="preserve"> </w:t>
+      </w:r>
+      <w:r>
+        <w:rPr>
+          <w:bCs/>
+          <w:b/>
+        </w:rPr>
+        <w:t xml:space="preserve">Create the four packages</w:t>
+      </w:r>
+      <w:r>
+        <w:t xml:space="preserve">. Four zips download:</w:t>
+      </w:r>
+      <w:r>
+        <w:t xml:space="preserve"> </w:t>
+      </w:r>
+      <w:r>
+        <w:rPr>
+          <w:rStyle w:val="VerbatimChar"/>
+        </w:rPr>
+        <w:t xml:space="preserve">ESG-1to1-0-legacy.zip</w:t>
+      </w:r>
+      <w:r>
+        <w:t xml:space="preserve"> </w:t>
+      </w:r>
+      <w:r>
+        <w:t xml:space="preserve">to</w:t>
+      </w:r>
+      <w:r>
+        <w:t xml:space="preserve"> </w:t>
+      </w:r>
+      <w:r>
+        <w:rPr>
+          <w:rStyle w:val="VerbatimChar"/>
+        </w:rPr>
+        <w:t xml:space="preserve">ESG-1to1-3-legacy.zip</w:t>
       </w:r>
       <w:r>
         <w:t xml:space="preserve">.</w:t>
@@ -4531,12 +4567,103 @@
     <w:p>
       <w:pPr>
         <w:numPr>
-          <w:ilvl w:val="1"/>
+          <w:ilvl w:val="0"/>
           <w:numId w:val="1023"/>
         </w:numPr>
         <w:pStyle w:val="Compact"/>
       </w:pPr>
       <w:r>
+        <w:t xml:space="preserve">For each zip, in order 0, 1, 2, 3:</w:t>
+      </w:r>
+    </w:p>
+    <w:p>
+      <w:pPr>
+        <w:numPr>
+          <w:ilvl w:val="1"/>
+          <w:numId w:val="1024"/>
+        </w:numPr>
+        <w:pStyle w:val="Compact"/>
+      </w:pPr>
+      <w:r>
+        <w:t xml:space="preserve">Power Automate →</w:t>
+      </w:r>
+      <w:r>
+        <w:t xml:space="preserve"> </w:t>
+      </w:r>
+      <w:r>
+        <w:rPr>
+          <w:bCs/>
+          <w:b/>
+        </w:rPr>
+        <w:t xml:space="preserve">My flows → Import → Import Package (Legacy)</w:t>
+      </w:r>
+      <w:r>
+        <w:t xml:space="preserve"> </w:t>
+      </w:r>
+      <w:r>
+        <w:t xml:space="preserve">→</w:t>
+      </w:r>
+      <w:r>
+        <w:t xml:space="preserve"> </w:t>
+      </w:r>
+      <w:r>
+        <w:rPr>
+          <w:bCs/>
+          <w:b/>
+        </w:rPr>
+        <w:t xml:space="preserve">Upload</w:t>
+      </w:r>
+      <w:r>
+        <w:t xml:space="preserve">.</w:t>
+      </w:r>
+    </w:p>
+    <w:p>
+      <w:pPr>
+        <w:numPr>
+          <w:ilvl w:val="1"/>
+          <w:numId w:val="1024"/>
+        </w:numPr>
+        <w:pStyle w:val="Compact"/>
+      </w:pPr>
+      <w:r>
+        <w:t xml:space="preserve">Under</w:t>
+      </w:r>
+      <w:r>
+        <w:t xml:space="preserve"> </w:t>
+      </w:r>
+      <w:r>
+        <w:rPr>
+          <w:bCs/>
+          <w:b/>
+        </w:rPr>
+        <w:t xml:space="preserve">Related resources</w:t>
+      </w:r>
+      <w:r>
+        <w:t xml:space="preserve">, click each connection (spanner icon), pick your own connection, and click</w:t>
+      </w:r>
+      <w:r>
+        <w:t xml:space="preserve"> </w:t>
+      </w:r>
+      <w:r>
+        <w:rPr>
+          <w:bCs/>
+          <w:b/>
+        </w:rPr>
+        <w:t xml:space="preserve">Save</w:t>
+      </w:r>
+      <w:r>
+        <w:t xml:space="preserve">.</w:t>
+      </w:r>
+    </w:p>
+    <w:p>
+      <w:pPr>
+        <w:numPr>
+          <w:ilvl w:val="1"/>
+          <w:numId w:val="1024"/>
+        </w:numPr>
+        <w:pStyle w:val="Compact"/>
+      </w:pPr>
+      <w:r>
         <w:t xml:space="preserve">Under</w:t>
       </w:r>
       <w:r>
@@ -4570,12 +4697,37 @@
       <w:pPr>
         <w:numPr>
           <w:ilvl w:val="1"/>
+          <w:numId w:val="1024"/>
+        </w:numPr>
+        <w:pStyle w:val="Compact"/>
+      </w:pPr>
+      <w:r>
+        <w:t xml:space="preserve">Click</w:t>
+      </w:r>
+      <w:r>
+        <w:t xml:space="preserve"> </w:t>
+      </w:r>
+      <w:r>
+        <w:rPr>
+          <w:bCs/>
+          <w:b/>
+        </w:rPr>
+        <w:t xml:space="preserve">Import</w:t>
+      </w:r>
+      <w:r>
+        <w:t xml:space="preserve">.</w:t>
+      </w:r>
+    </w:p>
+    <w:p>
+      <w:pPr>
+        <w:numPr>
+          <w:ilvl w:val="0"/>
           <w:numId w:val="1023"/>
         </w:numPr>
         <w:pStyle w:val="Compact"/>
       </w:pPr>
       <w:r>
-        <w:t xml:space="preserve">Click</w:t>
+        <w:t xml:space="preserve">Continue at §4.3 (run the setup flow), then §4.4–§4.7. Find the flows under</w:t>
       </w:r>
       <w:r>
         <w:t xml:space="preserve"> </w:t>
@@ -4585,7 +4737,23 @@
           <w:bCs/>
           <w:b/>
         </w:rPr>
-        <w:t xml:space="preserve">Import</w:t>
+        <w:t xml:space="preserve">My flows</w:t>
+      </w:r>
+      <w:r>
+        <w:t xml:space="preserve"> </w:t>
+      </w:r>
+      <w:r>
+        <w:t xml:space="preserve">rather than</w:t>
+      </w:r>
+      <w:r>
+        <w:t xml:space="preserve"> </w:t>
+      </w:r>
+      <w:r>
+        <w:rPr>
+          <w:iCs/>
+          <w:i/>
+        </w:rPr>
+        <w:t xml:space="preserve">Solutions</w:t>
       </w:r>
       <w:r>
         <w:t xml:space="preserve">.</w:t>
@@ -4593,84 +4761,43 @@
     </w:p>
     <w:p>
       <w:pPr>
+        <w:pStyle w:val="FirstParagraph"/>
+      </w:pPr>
+      <w:r>
+        <w:rPr>
+          <w:bCs/>
+          <w:b/>
+        </w:rPr>
+        <w:t xml:space="preserve">Differences in legacy mode:</w:t>
+      </w:r>
+    </w:p>
+    <w:p>
+      <w:pPr>
         <w:numPr>
           <w:ilvl w:val="0"/>
-          <w:numId w:val="1022"/>
+          <w:numId w:val="1025"/>
         </w:numPr>
         <w:pStyle w:val="Compact"/>
       </w:pPr>
       <w:r>
-        <w:t xml:space="preserve">Continue at §4.3 (run the setup flow), then §4.4–§4.7. Find the flows under</w:t>
-      </w:r>
-      <w:r>
-        <w:t xml:space="preserve"> </w:t>
-      </w:r>
-      <w:r>
-        <w:rPr>
-          <w:bCs/>
-          <w:b/>
-        </w:rPr>
-        <w:t xml:space="preserve">My flows</w:t>
-      </w:r>
-      <w:r>
-        <w:t xml:space="preserve"> </w:t>
-      </w:r>
-      <w:r>
-        <w:t xml:space="preserve">rather than</w:t>
-      </w:r>
-      <w:r>
-        <w:t xml:space="preserve"> </w:t>
+        <w:t xml:space="preserve">The site URL and email are written into the flows. To change them later, re-run the builder and re-import (</w:t>
       </w:r>
       <w:r>
         <w:rPr>
           <w:iCs/>
           <w:i/>
         </w:rPr>
-        <w:t xml:space="preserve">Solutions</w:t>
-      </w:r>
-      <w:r>
-        <w:t xml:space="preserve">.</w:t>
+        <w:t xml:space="preserve">Update</w:t>
+      </w:r>
+      <w:r>
+        <w:t xml:space="preserve">), or edit the flows.</w:t>
       </w:r>
     </w:p>
     <w:p>
       <w:pPr>
-        <w:pStyle w:val="FirstParagraph"/>
-      </w:pPr>
-      <w:r>
-        <w:rPr>
-          <w:bCs/>
-          <w:b/>
-        </w:rPr>
-        <w:t xml:space="preserve">Differences in legacy mode:</w:t>
-      </w:r>
-    </w:p>
-    <w:p>
-      <w:pPr>
         <w:numPr>
           <w:ilvl w:val="0"/>
-          <w:numId w:val="1024"/>
-        </w:numPr>
-        <w:pStyle w:val="Compact"/>
-      </w:pPr>
-      <w:r>
-        <w:t xml:space="preserve">The site URL and email are written into the flows. To change them later, re-run the builder and re-import (</w:t>
-      </w:r>
-      <w:r>
-        <w:rPr>
-          <w:iCs/>
-          <w:i/>
-        </w:rPr>
-        <w:t xml:space="preserve">Update</w:t>
-      </w:r>
-      <w:r>
-        <w:t xml:space="preserve">), or edit the flows.</w:t>
-      </w:r>
-    </w:p>
-    <w:p>
-      <w:pPr>
-        <w:numPr>
-          <w:ilvl w:val="0"/>
-          <w:numId w:val="1024"/>
+          <w:numId w:val="1025"/>
         </w:numPr>
         <w:pStyle w:val="Compact"/>
       </w:pPr>
@@ -4754,121 +4881,28 @@
       <w:pPr>
         <w:numPr>
           <w:ilvl w:val="0"/>
-          <w:numId w:val="1025"/>
-        </w:numPr>
-        <w:pStyle w:val="Compact"/>
-      </w:pPr>
-      <w:r>
-        <w:t xml:space="preserve">☐</w:t>
-      </w:r>
-      <w:r>
-        <w:t xml:space="preserve"> </w:t>
-      </w:r>
-      <w:r>
-        <w:rPr>
-          <w:bCs/>
-          <w:b/>
-        </w:rPr>
-        <w:t xml:space="preserve">Technicians list → + New</w:t>
-      </w:r>
-      <w:r>
-        <w:t xml:space="preserve"> </w:t>
-      </w:r>
-      <w:r>
-        <w:t xml:space="preserve">for</w:t>
-      </w:r>
-      <w:r>
-        <w:t xml:space="preserve"> </w:t>
-      </w:r>
-      <w:r>
-        <w:rPr>
-          <w:bCs/>
-          <w:b/>
-        </w:rPr>
-        <w:t xml:space="preserve">Test A</w:t>
-      </w:r>
-      <w:r>
-        <w:t xml:space="preserve">, then again for</w:t>
-      </w:r>
-      <w:r>
-        <w:t xml:space="preserve"> </w:t>
-      </w:r>
-      <w:r>
-        <w:rPr>
-          <w:bCs/>
-          <w:b/>
-        </w:rPr>
-        <w:t xml:space="preserve">Test B</w:t>
-      </w:r>
-      <w:r>
-        <w:t xml:space="preserve">:</w:t>
-      </w:r>
-    </w:p>
-    <w:p>
-      <w:pPr>
-        <w:numPr>
-          <w:ilvl w:val="1"/>
           <w:numId w:val="1026"/>
         </w:numPr>
         <w:pStyle w:val="Compact"/>
       </w:pPr>
       <w:r>
-        <w:t xml:space="preserve">Title = name;</w:t>
-      </w:r>
-    </w:p>
-    <w:p>
-      <w:pPr>
-        <w:numPr>
-          <w:ilvl w:val="1"/>
-          <w:numId w:val="1026"/>
-        </w:numPr>
-        <w:pStyle w:val="Compact"/>
-      </w:pPr>
-      <w:r>
-        <w:t xml:space="preserve">Technician = their account;</w:t>
-      </w:r>
-    </w:p>
-    <w:p>
-      <w:pPr>
-        <w:numPr>
-          <w:ilvl w:val="1"/>
-          <w:numId w:val="1026"/>
-        </w:numPr>
-        <w:pStyle w:val="Compact"/>
-      </w:pPr>
+        <w:t xml:space="preserve">☐</w:t>
+      </w:r>
+      <w:r>
+        <w:t xml:space="preserve"> </w:t>
+      </w:r>
       <w:r>
         <w:rPr>
           <w:bCs/>
           <w:b/>
         </w:rPr>
-        <w:t xml:space="preserve">Active = Yes</w:t>
-      </w:r>
-      <w:r>
-        <w:t xml:space="preserve">;</w:t>
-      </w:r>
-    </w:p>
-    <w:p>
-      <w:pPr>
-        <w:numPr>
-          <w:ilvl w:val="1"/>
-          <w:numId w:val="1026"/>
-        </w:numPr>
-        <w:pStyle w:val="Compact"/>
-      </w:pPr>
-      <w:r>
-        <w:t xml:space="preserve">leave TechnicianAadId blank.</w:t>
-      </w:r>
-    </w:p>
-    <w:p>
-      <w:pPr>
-        <w:numPr>
-          <w:ilvl w:val="0"/>
-          <w:numId w:val="1025"/>
-        </w:numPr>
-        <w:pStyle w:val="Compact"/>
-      </w:pPr>
-      <w:r>
-        <w:t xml:space="preserve">☐</w:t>
+        <w:t xml:space="preserve">Technicians list → + New</w:t>
+      </w:r>
+      <w:r>
+        <w:t xml:space="preserve"> </w:t>
+      </w:r>
+      <w:r>
+        <w:t xml:space="preserve">for</w:t>
       </w:r>
       <w:r>
         <w:t xml:space="preserve"> </w:t>
@@ -4878,149 +4912,23 @@
           <w:bCs/>
           <w:b/>
         </w:rPr>
-        <w:t xml:space="preserve">Site permissions →</w:t>
+        <w:t xml:space="preserve">Test A</w:t>
+      </w:r>
+      <w:r>
+        <w:t xml:space="preserve">, then again for</w:t>
+      </w:r>
+      <w:r>
+        <w:t xml:space="preserve"> </w:t>
       </w:r>
       <w:r>
         <w:rPr>
           <w:bCs/>
           <w:b/>
         </w:rPr>
-        <w:t xml:space="preserve"> </w:t>
-      </w:r>
-      <w:r>
-        <w:rPr>
-          <w:rStyle w:val="VerbatimChar"/>
-          <w:bCs/>
-          <w:b/>
-        </w:rPr>
-        <w:t xml:space="preserve">1-to-1 Technicians</w:t>
-      </w:r>
-      <w:r>
-        <w:rPr>
-          <w:bCs/>
-          <w:b/>
-        </w:rPr>
-        <w:t xml:space="preserve"> </w:t>
-      </w:r>
-      <w:r>
-        <w:rPr>
-          <w:bCs/>
-          <w:b/>
-        </w:rPr>
-        <w:t xml:space="preserve">→ New → Add users:</w:t>
-      </w:r>
-      <w:r>
-        <w:t xml:space="preserve"> </w:t>
-      </w:r>
-      <w:r>
-        <w:t xml:space="preserve">Test A and Test B.</w:t>
-      </w:r>
-      <w:r>
-        <w:t xml:space="preserve"> </w:t>
-      </w:r>
-      <w:r>
-        <w:rPr>
-          <w:bCs/>
-          <w:b/>
-        </w:rPr>
-        <w:t xml:space="preserve">Untick "Send an email invitation".</w:t>
-      </w:r>
-    </w:p>
-    <w:p>
-      <w:pPr>
-        <w:numPr>
-          <w:ilvl w:val="0"/>
-          <w:numId w:val="1025"/>
-        </w:numPr>
-        <w:pStyle w:val="Compact"/>
-      </w:pPr>
-      <w:r>
-        <w:t xml:space="preserve">☐</w:t>
-      </w:r>
-      <w:r>
-        <w:t xml:space="preserve"> </w:t>
-      </w:r>
-      <w:r>
-        <w:rPr>
-          <w:bCs/>
-          <w:b/>
-        </w:rPr>
-        <w:t xml:space="preserve">⚙ Settings:</w:t>
-      </w:r>
-      <w:r>
-        <w:t xml:space="preserve"> </w:t>
-      </w:r>
-      <w:r>
-        <w:t xml:space="preserve">give each an appraisal date. Use a summer date, e.g.</w:t>
-      </w:r>
-      <w:r>
-        <w:t xml:space="preserve"> </w:t>
-      </w:r>
-      <w:r>
-        <w:rPr>
-          <w:rStyle w:val="VerbatimChar"/>
-        </w:rPr>
-        <w:t xml:space="preserve">15-Jul-2027</w:t>
-      </w:r>
-      <w:r>
-        <w:t xml:space="preserve">. Save, reopen, and check it</w:t>
-      </w:r>
-      <w:r>
-        <w:t xml:space="preserve"> </w:t>
-      </w:r>
-      <w:r>
-        <w:rPr>
-          <w:bCs/>
-          <w:b/>
-        </w:rPr>
-        <w:t xml:space="preserve">still shows the same day</w:t>
-      </w:r>
-      <w:r>
-        <w:t xml:space="preserve"> </w:t>
-      </w:r>
-      <w:r>
-        <w:t xml:space="preserve">(tests F27 and R16).</w:t>
-      </w:r>
-    </w:p>
-    <w:p>
-      <w:pPr>
-        <w:numPr>
-          <w:ilvl w:val="0"/>
-          <w:numId w:val="1025"/>
-        </w:numPr>
-        <w:pStyle w:val="Compact"/>
-      </w:pPr>
-      <w:r>
-        <w:t xml:space="preserve">☐</w:t>
-      </w:r>
-      <w:r>
-        <w:t xml:space="preserve"> </w:t>
-      </w:r>
-      <w:r>
-        <w:rPr>
-          <w:bCs/>
-          <w:b/>
-        </w:rPr>
-        <w:t xml:space="preserve">Power Automate → Flow 1 → Run.</w:t>
-      </w:r>
-      <w:r>
-        <w:t xml:space="preserve"> </w:t>
-      </w:r>
-      <w:r>
-        <w:t xml:space="preserve">Test A and Test B each get</w:t>
-      </w:r>
-      <w:r>
-        <w:t xml:space="preserve"> </w:t>
-      </w:r>
-      <w:r>
-        <w:rPr>
-          <w:iCs/>
-          <w:i/>
-        </w:rPr>
-        <w:t xml:space="preserve">"Your 1-to-1 for … is ready"</w:t>
-      </w:r>
-      <w:r>
-        <w:t xml:space="preserve">.</w:t>
+        <w:t xml:space="preserve">Test B</w:t>
+      </w:r>
+      <w:r>
+        <w:t xml:space="preserve">:</w:t>
       </w:r>
     </w:p>
     <w:p>
@@ -5032,28 +4940,61 @@
         <w:pStyle w:val="Compact"/>
       </w:pPr>
       <w:r>
+        <w:t xml:space="preserve">Title = name;</w:t>
+      </w:r>
+    </w:p>
+    <w:p>
+      <w:pPr>
+        <w:numPr>
+          <w:ilvl w:val="1"/>
+          <w:numId w:val="1027"/>
+        </w:numPr>
+        <w:pStyle w:val="Compact"/>
+      </w:pPr>
+      <w:r>
+        <w:t xml:space="preserve">Technician = their account;</w:t>
+      </w:r>
+    </w:p>
+    <w:p>
+      <w:pPr>
+        <w:numPr>
+          <w:ilvl w:val="1"/>
+          <w:numId w:val="1027"/>
+        </w:numPr>
+        <w:pStyle w:val="Compact"/>
+      </w:pPr>
+      <w:r>
         <w:rPr>
           <w:bCs/>
           <w:b/>
         </w:rPr>
-        <w:t xml:space="preserve">Run it again:</w:t>
-      </w:r>
-      <w:r>
-        <w:t xml:space="preserve"> </w:t>
-      </w:r>
-      <w:r>
-        <w:t xml:space="preserve">no new items, no second email.</w:t>
+        <w:t xml:space="preserve">Active = Yes</w:t>
+      </w:r>
+      <w:r>
+        <w:t xml:space="preserve">;</w:t>
       </w:r>
     </w:p>
     <w:p>
       <w:pPr>
         <w:numPr>
-          <w:ilvl w:val="0"/>
-          <w:numId w:val="1025"/>
+          <w:ilvl w:val="1"/>
+          <w:numId w:val="1027"/>
         </w:numPr>
         <w:pStyle w:val="Compact"/>
       </w:pPr>
       <w:r>
+        <w:t xml:space="preserve">leave TechnicianAadId blank.</w:t>
+      </w:r>
+    </w:p>
+    <w:p>
+      <w:pPr>
+        <w:numPr>
+          <w:ilvl w:val="0"/>
+          <w:numId w:val="1026"/>
+        </w:numPr>
+        <w:pStyle w:val="Compact"/>
+      </w:pPr>
+      <w:r>
         <w:t xml:space="preserve">☐</w:t>
       </w:r>
       <w:r>
@@ -5064,20 +5005,59 @@
           <w:bCs/>
           <w:b/>
         </w:rPr>
-        <w:t xml:space="preserve">As you:</w:t>
-      </w:r>
-      <w:r>
-        <w:t xml:space="preserve"> </w:t>
-      </w:r>
-      <w:r>
-        <w:t xml:space="preserve">Team overview lists Test A and Test B.</w:t>
+        <w:t xml:space="preserve">Site permissions →</w:t>
+      </w:r>
+      <w:r>
+        <w:rPr>
+          <w:bCs/>
+          <w:b/>
+        </w:rPr>
+        <w:t xml:space="preserve"> </w:t>
+      </w:r>
+      <w:r>
+        <w:rPr>
+          <w:rStyle w:val="VerbatimChar"/>
+          <w:bCs/>
+          <w:b/>
+        </w:rPr>
+        <w:t xml:space="preserve">1-to-1 Technicians</w:t>
+      </w:r>
+      <w:r>
+        <w:rPr>
+          <w:bCs/>
+          <w:b/>
+        </w:rPr>
+        <w:t xml:space="preserve"> </w:t>
+      </w:r>
+      <w:r>
+        <w:rPr>
+          <w:bCs/>
+          <w:b/>
+        </w:rPr>
+        <w:t xml:space="preserve">→ New → Add users:</w:t>
+      </w:r>
+      <w:r>
+        <w:t xml:space="preserve"> </w:t>
+      </w:r>
+      <w:r>
+        <w:t xml:space="preserve">Test A and Test B.</w:t>
+      </w:r>
+      <w:r>
+        <w:t xml:space="preserve"> </w:t>
+      </w:r>
+      <w:r>
+        <w:rPr>
+          <w:bCs/>
+          <w:b/>
+        </w:rPr>
+        <w:t xml:space="preserve">Untick "Send an email invitation".</w:t>
       </w:r>
     </w:p>
     <w:p>
       <w:pPr>
         <w:numPr>
           <w:ilvl w:val="0"/>
-          <w:numId w:val="1025"/>
+          <w:numId w:val="1026"/>
         </w:numPr>
         <w:pStyle w:val="Compact"/>
       </w:pPr>
@@ -5092,13 +5072,183 @@
           <w:bCs/>
           <w:b/>
         </w:rPr>
-        <w:t xml:space="preserve">As Test A</w:t>
-      </w:r>
-      <w:r>
-        <w:t xml:space="preserve"> </w:t>
-      </w:r>
-      <w:r>
-        <w:t xml:space="preserve">(InPrivate window):</w:t>
+        <w:t xml:space="preserve">Reload the page.</w:t>
+      </w:r>
+      <w:r>
+        <w:t xml:space="preserve"> </w:t>
+      </w:r>
+      <w:r>
+        <w:t xml:space="preserve">The top bar shows</w:t>
+      </w:r>
+      <w:r>
+        <w:t xml:space="preserve"> </w:t>
+      </w:r>
+      <w:r>
+        <w:rPr>
+          <w:bCs/>
+          <w:b/>
+        </w:rPr>
+        <w:t xml:space="preserve">Team (2) ▾</w:t>
+      </w:r>
+      <w:r>
+        <w:t xml:space="preserve">, and opening it lists Test A and Test B.</w:t>
+      </w:r>
+    </w:p>
+    <w:p>
+      <w:pPr>
+        <w:numPr>
+          <w:ilvl w:val="0"/>
+          <w:numId w:val="1026"/>
+        </w:numPr>
+        <w:pStyle w:val="Compact"/>
+      </w:pPr>
+      <w:r>
+        <w:t xml:space="preserve">☐</w:t>
+      </w:r>
+      <w:r>
+        <w:t xml:space="preserve"> </w:t>
+      </w:r>
+      <w:r>
+        <w:rPr>
+          <w:bCs/>
+          <w:b/>
+        </w:rPr>
+        <w:t xml:space="preserve">⚙ Settings:</w:t>
+      </w:r>
+      <w:r>
+        <w:t xml:space="preserve"> </w:t>
+      </w:r>
+      <w:r>
+        <w:t xml:space="preserve">give each an appraisal date. Use a summer date, e.g.</w:t>
+      </w:r>
+      <w:r>
+        <w:t xml:space="preserve"> </w:t>
+      </w:r>
+      <w:r>
+        <w:rPr>
+          <w:rStyle w:val="VerbatimChar"/>
+        </w:rPr>
+        <w:t xml:space="preserve">15-Jul-2027</w:t>
+      </w:r>
+      <w:r>
+        <w:t xml:space="preserve">. Save, reopen, and check it</w:t>
+      </w:r>
+      <w:r>
+        <w:t xml:space="preserve"> </w:t>
+      </w:r>
+      <w:r>
+        <w:rPr>
+          <w:bCs/>
+          <w:b/>
+        </w:rPr>
+        <w:t xml:space="preserve">still shows the same day</w:t>
+      </w:r>
+      <w:r>
+        <w:t xml:space="preserve"> </w:t>
+      </w:r>
+      <w:r>
+        <w:t xml:space="preserve">(tests F27 and R16).</w:t>
+      </w:r>
+    </w:p>
+    <w:p>
+      <w:pPr>
+        <w:numPr>
+          <w:ilvl w:val="0"/>
+          <w:numId w:val="1026"/>
+        </w:numPr>
+        <w:pStyle w:val="Compact"/>
+      </w:pPr>
+      <w:r>
+        <w:t xml:space="preserve">☐</w:t>
+      </w:r>
+      <w:r>
+        <w:t xml:space="preserve"> </w:t>
+      </w:r>
+      <w:r>
+        <w:rPr>
+          <w:bCs/>
+          <w:b/>
+        </w:rPr>
+        <w:t xml:space="preserve">Expectations:</w:t>
+      </w:r>
+      <w:r>
+        <w:t xml:space="preserve"> </w:t>
+      </w:r>
+      <w:r>
+        <w:t xml:space="preserve">add one</w:t>
+      </w:r>
+      <w:r>
+        <w:t xml:space="preserve"> </w:t>
+      </w:r>
+      <w:r>
+        <w:rPr>
+          <w:bCs/>
+          <w:b/>
+        </w:rPr>
+        <w:t xml:space="preserve">Individual</w:t>
+      </w:r>
+      <w:r>
+        <w:t xml:space="preserve"> </w:t>
+      </w:r>
+      <w:r>
+        <w:t xml:space="preserve">expectation for Test A. This proves the Person column works;</w:t>
+      </w:r>
+      <w:r>
+        <w:t xml:space="preserve"> </w:t>
+      </w:r>
+      <w:r>
+        <w:rPr>
+          <w:iCs/>
+          <w:i/>
+        </w:rPr>
+        <w:t xml:space="preserve">Expectations per technician</w:t>
+      </w:r>
+      <w:r>
+        <w:t xml:space="preserve"> </w:t>
+      </w:r>
+      <w:r>
+        <w:t xml:space="preserve">shows Test A with one more than Test B.</w:t>
+      </w:r>
+    </w:p>
+    <w:p>
+      <w:pPr>
+        <w:numPr>
+          <w:ilvl w:val="0"/>
+          <w:numId w:val="1026"/>
+        </w:numPr>
+        <w:pStyle w:val="Compact"/>
+      </w:pPr>
+      <w:r>
+        <w:t xml:space="preserve">☐</w:t>
+      </w:r>
+      <w:r>
+        <w:t xml:space="preserve"> </w:t>
+      </w:r>
+      <w:r>
+        <w:rPr>
+          <w:bCs/>
+          <w:b/>
+        </w:rPr>
+        <w:t xml:space="preserve">Power Automate → Flow 1 → Run.</w:t>
+      </w:r>
+      <w:r>
+        <w:t xml:space="preserve"> </w:t>
+      </w:r>
+      <w:r>
+        <w:t xml:space="preserve">Test A and Test B each get</w:t>
+      </w:r>
+      <w:r>
+        <w:t xml:space="preserve"> </w:t>
+      </w:r>
+      <w:r>
+        <w:rPr>
+          <w:iCs/>
+          <w:i/>
+        </w:rPr>
+        <w:t xml:space="preserve">"Your 1-to-1 for … is ready"</w:t>
+      </w:r>
+      <w:r>
+        <w:t xml:space="preserve">.</w:t>
       </w:r>
     </w:p>
     <w:p>
@@ -5110,35 +5260,29 @@
         <w:pStyle w:val="Compact"/>
       </w:pPr>
       <w:r>
-        <w:t xml:space="preserve">Open the email link. Their form opens, with only</w:t>
-      </w:r>
-      <w:r>
-        <w:t xml:space="preserve"> </w:t>
-      </w:r>
-      <w:r>
-        <w:rPr>
-          <w:iCs/>
-          <w:i/>
-        </w:rPr>
-        <w:t xml:space="preserve">This month · My appraisal · Appraisal report</w:t>
-      </w:r>
-      <w:r>
-        <w:t xml:space="preserve"> </w:t>
-      </w:r>
-      <w:r>
-        <w:t xml:space="preserve">in the top menu bar.</w:t>
+        <w:rPr>
+          <w:bCs/>
+          <w:b/>
+        </w:rPr>
+        <w:t xml:space="preserve">Run it again:</w:t>
+      </w:r>
+      <w:r>
+        <w:t xml:space="preserve"> </w:t>
+      </w:r>
+      <w:r>
+        <w:t xml:space="preserve">no new items, no second email.</w:t>
       </w:r>
     </w:p>
     <w:p>
       <w:pPr>
         <w:numPr>
-          <w:ilvl w:val="1"/>
-          <w:numId w:val="1028"/>
+          <w:ilvl w:val="0"/>
+          <w:numId w:val="1026"/>
         </w:numPr>
         <w:pStyle w:val="Compact"/>
       </w:pPr>
       <w:r>
-        <w:t xml:space="preserve">Fill in a few answers →</w:t>
+        <w:t xml:space="preserve">☐</w:t>
       </w:r>
       <w:r>
         <w:t xml:space="preserve"> </w:t>
@@ -5148,25 +5292,25 @@
           <w:bCs/>
           <w:b/>
         </w:rPr>
-        <w:t xml:space="preserve">Save</w:t>
-      </w:r>
-      <w:r>
-        <w:t xml:space="preserve"> </w:t>
-      </w:r>
-      <w:r>
-        <w:t xml:space="preserve">→ reload. The answers are kept.</w:t>
+        <w:t xml:space="preserve">As you:</w:t>
+      </w:r>
+      <w:r>
+        <w:t xml:space="preserve"> </w:t>
+      </w:r>
+      <w:r>
+        <w:t xml:space="preserve">Team overview lists Test A and Test B.</w:t>
       </w:r>
     </w:p>
     <w:p>
       <w:pPr>
         <w:numPr>
-          <w:ilvl w:val="1"/>
-          <w:numId w:val="1028"/>
+          <w:ilvl w:val="0"/>
+          <w:numId w:val="1026"/>
         </w:numPr>
         <w:pStyle w:val="Compact"/>
       </w:pPr>
       <w:r>
-        <w:t xml:space="preserve">Complete everything →</w:t>
+        <w:t xml:space="preserve">☐</w:t>
       </w:r>
       <w:r>
         <w:t xml:space="preserve"> </w:t>
@@ -5176,48 +5320,13 @@
           <w:bCs/>
           <w:b/>
         </w:rPr>
-        <w:t xml:space="preserve">Submit</w:t>
-      </w:r>
-      <w:r>
-        <w:t xml:space="preserve">. Within about 5 minutes the review becomes read-only.</w:t>
-      </w:r>
-    </w:p>
-    <w:p>
-      <w:pPr>
-        <w:numPr>
-          <w:ilvl w:val="0"/>
-          <w:numId w:val="1025"/>
-        </w:numPr>
-        <w:pStyle w:val="Compact"/>
-      </w:pPr>
-      <w:r>
-        <w:t xml:space="preserve">☐</w:t>
-      </w:r>
-      <w:r>
-        <w:t xml:space="preserve"> </w:t>
-      </w:r>
-      <w:r>
-        <w:rPr>
-          <w:bCs/>
-          <w:b/>
-        </w:rPr>
-        <w:t xml:space="preserve">As you:</w:t>
-      </w:r>
-      <w:r>
-        <w:t xml:space="preserve"> </w:t>
-      </w:r>
-      <w:r>
-        <w:rPr>
-          <w:iCs/>
-          <w:i/>
-        </w:rPr>
-        <w:t xml:space="preserve">"1-to-1 submitted"</w:t>
-      </w:r>
-      <w:r>
-        <w:t xml:space="preserve"> </w:t>
-      </w:r>
-      <w:r>
-        <w:t xml:space="preserve">arrives.</w:t>
+        <w:t xml:space="preserve">As Test A</w:t>
+      </w:r>
+      <w:r>
+        <w:t xml:space="preserve"> </w:t>
+      </w:r>
+      <w:r>
+        <w:t xml:space="preserve">(InPrivate window):</w:t>
       </w:r>
     </w:p>
     <w:p>
@@ -5229,7 +5338,20 @@
         <w:pStyle w:val="Compact"/>
       </w:pPr>
       <w:r>
-        <w:t xml:space="preserve">Open the review. Add feedback per question and a 1–5 rating per expectation.</w:t>
+        <w:t xml:space="preserve">Open the email link. Their form opens. The top menu bar has only</w:t>
+      </w:r>
+      <w:r>
+        <w:t xml:space="preserve"> </w:t>
+      </w:r>
+      <w:r>
+        <w:rPr>
+          <w:iCs/>
+          <w:i/>
+        </w:rPr>
+        <w:t xml:space="preserve">This month · My appraisal · Appraisal report</w:t>
+      </w:r>
+      <w:r>
+        <w:t xml:space="preserve">, with no Team menu or Settings.</w:t>
       </w:r>
     </w:p>
     <w:p>
@@ -5241,7 +5363,7 @@
         <w:pStyle w:val="Compact"/>
       </w:pPr>
       <w:r>
-        <w:t xml:space="preserve">Add</w:t>
+        <w:t xml:space="preserve">Fill in a few answers →</w:t>
       </w:r>
       <w:r>
         <w:t xml:space="preserve"> </w:t>
@@ -5251,10 +5373,13 @@
           <w:bCs/>
           <w:b/>
         </w:rPr>
-        <w:t xml:space="preserve">two actions</w:t>
-      </w:r>
-      <w:r>
-        <w:t xml:space="preserve">, each with owner, close-out criteria and deadline.</w:t>
+        <w:t xml:space="preserve">Save</w:t>
+      </w:r>
+      <w:r>
+        <w:t xml:space="preserve"> </w:t>
+      </w:r>
+      <w:r>
+        <w:t xml:space="preserve">→ reload. The answers are kept.</w:t>
       </w:r>
     </w:p>
     <w:p>
@@ -5266,7 +5391,7 @@
         <w:pStyle w:val="Compact"/>
       </w:pPr>
       <w:r>
-        <w:t xml:space="preserve">Click</w:t>
+        <w:t xml:space="preserve">Complete everything →</w:t>
       </w:r>
       <w:r>
         <w:t xml:space="preserve"> </w:t>
@@ -5276,17 +5401,17 @@
           <w:bCs/>
           <w:b/>
         </w:rPr>
-        <w:t xml:space="preserve">Complete &amp; release</w:t>
-      </w:r>
-      <w:r>
-        <w:t xml:space="preserve">.</w:t>
+        <w:t xml:space="preserve">Submit</w:t>
+      </w:r>
+      <w:r>
+        <w:t xml:space="preserve">. Within about 5 minutes the review becomes read-only.</w:t>
       </w:r>
     </w:p>
     <w:p>
       <w:pPr>
         <w:numPr>
           <w:ilvl w:val="0"/>
-          <w:numId w:val="1025"/>
+          <w:numId w:val="1026"/>
         </w:numPr>
         <w:pStyle w:val="Compact"/>
       </w:pPr>
@@ -5301,7 +5426,7 @@
           <w:bCs/>
           <w:b/>
         </w:rPr>
-        <w:t xml:space="preserve">As Test A:</w:t>
+        <w:t xml:space="preserve">As you:</w:t>
       </w:r>
       <w:r>
         <w:t xml:space="preserve"> </w:t>
@@ -5311,13 +5436,13 @@
           <w:iCs/>
           <w:i/>
         </w:rPr>
-        <w:t xml:space="preserve">"Feedback … is ready"</w:t>
-      </w:r>
-      <w:r>
-        <w:t xml:space="preserve"> </w:t>
-      </w:r>
-      <w:r>
-        <w:t xml:space="preserve">arrives. Feedback, ratings and actions are visible;</w:t>
+        <w:t xml:space="preserve">"1-to-1 submitted"</w:t>
+      </w:r>
+      <w:r>
+        <w:t xml:space="preserve"> </w:t>
+      </w:r>
+      <w:r>
+        <w:t xml:space="preserve">arrives. Monthly reviews shows a badge, and</w:t>
       </w:r>
       <w:r>
         <w:t xml:space="preserve"> </w:t>
@@ -5327,51 +5452,13 @@
           <w:bCs/>
           <w:b/>
         </w:rPr>
-        <w:t xml:space="preserve">My appraisal</w:t>
-      </w:r>
-      <w:r>
-        <w:t xml:space="preserve"> </w:t>
-      </w:r>
-      <w:r>
-        <w:t xml:space="preserve">and</w:t>
-      </w:r>
-      <w:r>
-        <w:t xml:space="preserve"> </w:t>
-      </w:r>
-      <w:r>
-        <w:rPr>
-          <w:bCs/>
-          <w:b/>
-        </w:rPr>
-        <w:t xml:space="preserve">Appraisal report</w:t>
-      </w:r>
-      <w:r>
-        <w:t xml:space="preserve"> </w:t>
-      </w:r>
-      <w:r>
-        <w:t xml:space="preserve">work.</w:t>
-      </w:r>
-    </w:p>
-    <w:p>
-      <w:pPr>
-        <w:numPr>
-          <w:ilvl w:val="0"/>
-          <w:numId w:val="1025"/>
-        </w:numPr>
-        <w:pStyle w:val="Compact"/>
-      </w:pPr>
-      <w:r>
-        <w:t xml:space="preserve">☐</w:t>
-      </w:r>
-      <w:r>
-        <w:t xml:space="preserve"> </w:t>
-      </w:r>
-      <w:r>
-        <w:rPr>
-          <w:bCs/>
-          <w:b/>
-        </w:rPr>
-        <w:t xml:space="preserve">As Test B:</w:t>
+        <w:t xml:space="preserve">Team ▾</w:t>
+      </w:r>
+      <w:r>
+        <w:t xml:space="preserve"> </w:t>
+      </w:r>
+      <w:r>
+        <w:t xml:space="preserve">shows a red dot next to Test A.</w:t>
       </w:r>
     </w:p>
     <w:p>
@@ -5383,7 +5470,7 @@
         <w:pStyle w:val="Compact"/>
       </w:pPr>
       <w:r>
-        <w:t xml:space="preserve">nothing of Test A's is visible anywhere;</w:t>
+        <w:t xml:space="preserve">Open the review. Add feedback per question and a 1–5 rating per expectation.</w:t>
       </w:r>
     </w:p>
     <w:p>
@@ -5395,6 +5482,217 @@
         <w:pStyle w:val="Compact"/>
       </w:pPr>
       <w:r>
+        <w:t xml:space="preserve">Add</w:t>
+      </w:r>
+      <w:r>
+        <w:t xml:space="preserve"> </w:t>
+      </w:r>
+      <w:r>
+        <w:rPr>
+          <w:bCs/>
+          <w:b/>
+        </w:rPr>
+        <w:t xml:space="preserve">two actions</w:t>
+      </w:r>
+      <w:r>
+        <w:t xml:space="preserve">, each with owner, close-out criteria and deadline.</w:t>
+      </w:r>
+    </w:p>
+    <w:p>
+      <w:pPr>
+        <w:numPr>
+          <w:ilvl w:val="1"/>
+          <w:numId w:val="1030"/>
+        </w:numPr>
+        <w:pStyle w:val="Compact"/>
+      </w:pPr>
+      <w:r>
+        <w:t xml:space="preserve">Click</w:t>
+      </w:r>
+      <w:r>
+        <w:t xml:space="preserve"> </w:t>
+      </w:r>
+      <w:r>
+        <w:rPr>
+          <w:bCs/>
+          <w:b/>
+        </w:rPr>
+        <w:t xml:space="preserve">Complete &amp; release</w:t>
+      </w:r>
+      <w:r>
+        <w:t xml:space="preserve">.</w:t>
+      </w:r>
+    </w:p>
+    <w:p>
+      <w:pPr>
+        <w:numPr>
+          <w:ilvl w:val="0"/>
+          <w:numId w:val="1026"/>
+        </w:numPr>
+        <w:pStyle w:val="Compact"/>
+      </w:pPr>
+      <w:r>
+        <w:t xml:space="preserve">☐</w:t>
+      </w:r>
+      <w:r>
+        <w:t xml:space="preserve"> </w:t>
+      </w:r>
+      <w:r>
+        <w:rPr>
+          <w:bCs/>
+          <w:b/>
+        </w:rPr>
+        <w:t xml:space="preserve">As you:</w:t>
+      </w:r>
+      <w:r>
+        <w:t xml:space="preserve"> </w:t>
+      </w:r>
+      <w:r>
+        <w:t xml:space="preserve">Team ▾ → Test A →</w:t>
+      </w:r>
+      <w:r>
+        <w:t xml:space="preserve"> </w:t>
+      </w:r>
+      <w:r>
+        <w:rPr>
+          <w:bCs/>
+          <w:b/>
+        </w:rPr>
+        <w:t xml:space="preserve">Generate appraisal report</w:t>
+      </w:r>
+      <w:r>
+        <w:t xml:space="preserve"> </w:t>
+      </w:r>
+      <w:r>
+        <w:t xml:space="preserve">→</w:t>
+      </w:r>
+      <w:r>
+        <w:t xml:space="preserve"> </w:t>
+      </w:r>
+      <w:r>
+        <w:rPr>
+          <w:bCs/>
+          <w:b/>
+        </w:rPr>
+        <w:t xml:space="preserve">Print / Save as PDF</w:t>
+      </w:r>
+      <w:r>
+        <w:t xml:space="preserve">. A print window opens. If not, allow pop-ups for the SharePoint site.</w:t>
+      </w:r>
+    </w:p>
+    <w:p>
+      <w:pPr>
+        <w:numPr>
+          <w:ilvl w:val="0"/>
+          <w:numId w:val="1026"/>
+        </w:numPr>
+        <w:pStyle w:val="Compact"/>
+      </w:pPr>
+      <w:r>
+        <w:t xml:space="preserve">☐</w:t>
+      </w:r>
+      <w:r>
+        <w:t xml:space="preserve"> </w:t>
+      </w:r>
+      <w:r>
+        <w:rPr>
+          <w:bCs/>
+          <w:b/>
+        </w:rPr>
+        <w:t xml:space="preserve">As Test A:</w:t>
+      </w:r>
+      <w:r>
+        <w:t xml:space="preserve"> </w:t>
+      </w:r>
+      <w:r>
+        <w:rPr>
+          <w:iCs/>
+          <w:i/>
+        </w:rPr>
+        <w:t xml:space="preserve">"Feedback … is ready"</w:t>
+      </w:r>
+      <w:r>
+        <w:t xml:space="preserve"> </w:t>
+      </w:r>
+      <w:r>
+        <w:t xml:space="preserve">arrives. Feedback, ratings and actions are visible;</w:t>
+      </w:r>
+      <w:r>
+        <w:t xml:space="preserve"> </w:t>
+      </w:r>
+      <w:r>
+        <w:rPr>
+          <w:bCs/>
+          <w:b/>
+        </w:rPr>
+        <w:t xml:space="preserve">My appraisal</w:t>
+      </w:r>
+      <w:r>
+        <w:t xml:space="preserve"> </w:t>
+      </w:r>
+      <w:r>
+        <w:t xml:space="preserve">and</w:t>
+      </w:r>
+      <w:r>
+        <w:t xml:space="preserve"> </w:t>
+      </w:r>
+      <w:r>
+        <w:rPr>
+          <w:bCs/>
+          <w:b/>
+        </w:rPr>
+        <w:t xml:space="preserve">Appraisal report</w:t>
+      </w:r>
+      <w:r>
+        <w:t xml:space="preserve"> </w:t>
+      </w:r>
+      <w:r>
+        <w:t xml:space="preserve">work.</w:t>
+      </w:r>
+    </w:p>
+    <w:p>
+      <w:pPr>
+        <w:numPr>
+          <w:ilvl w:val="0"/>
+          <w:numId w:val="1026"/>
+        </w:numPr>
+        <w:pStyle w:val="Compact"/>
+      </w:pPr>
+      <w:r>
+        <w:t xml:space="preserve">☐</w:t>
+      </w:r>
+      <w:r>
+        <w:t xml:space="preserve"> </w:t>
+      </w:r>
+      <w:r>
+        <w:rPr>
+          <w:bCs/>
+          <w:b/>
+        </w:rPr>
+        <w:t xml:space="preserve">As Test B:</w:t>
+      </w:r>
+    </w:p>
+    <w:p>
+      <w:pPr>
+        <w:numPr>
+          <w:ilvl w:val="1"/>
+          <w:numId w:val="1031"/>
+        </w:numPr>
+        <w:pStyle w:val="Compact"/>
+      </w:pPr>
+      <w:r>
+        <w:t xml:space="preserve">nothing of Test A's is visible anywhere;</w:t>
+      </w:r>
+    </w:p>
+    <w:p>
+      <w:pPr>
+        <w:numPr>
+          <w:ilvl w:val="1"/>
+          <w:numId w:val="1031"/>
+        </w:numPr>
+        <w:pStyle w:val="Compact"/>
+      </w:pPr>
+      <w:r>
         <w:t xml:space="preserve">opening Test A's link (</w:t>
       </w:r>
       <w:r>
@@ -5450,80 +5748,6 @@
           <w:b/>
         </w:rPr>
         <w:t xml:space="preserve">Pass mark:</w:t>
-      </w:r>
-    </w:p>
-    <w:p>
-      <w:pPr>
-        <w:numPr>
-          <w:ilvl w:val="0"/>
-          <w:numId w:val="1031"/>
-        </w:numPr>
-        <w:pStyle w:val="Compact"/>
-      </w:pPr>
-      <w:r>
-        <w:t xml:space="preserve">Every</w:t>
-      </w:r>
-      <w:r>
-        <w:t xml:space="preserve"> </w:t>
-      </w:r>
-      <w:r>
-        <w:rPr>
-          <w:bCs/>
-          <w:b/>
-        </w:rPr>
-        <w:t xml:space="preserve">P</w:t>
-      </w:r>
-      <w:r>
-        <w:t xml:space="preserve"> </w:t>
-      </w:r>
-      <w:r>
-        <w:t xml:space="preserve">test is mandatory: any failure</w:t>
-      </w:r>
-      <w:r>
-        <w:t xml:space="preserve"> </w:t>
-      </w:r>
-      <w:r>
-        <w:rPr>
-          <w:bCs/>
-          <w:b/>
-        </w:rPr>
-        <w:t xml:space="preserve">blocks go-live</w:t>
-      </w:r>
-      <w:r>
-        <w:t xml:space="preserve"> </w:t>
-      </w:r>
-      <w:r>
-        <w:t xml:space="preserve">until fixed (§11.3).</w:t>
-      </w:r>
-    </w:p>
-    <w:p>
-      <w:pPr>
-        <w:numPr>
-          <w:ilvl w:val="0"/>
-          <w:numId w:val="1031"/>
-        </w:numPr>
-        <w:pStyle w:val="Compact"/>
-      </w:pPr>
-      <w:r>
-        <w:t xml:space="preserve">F tests must pass too.</w:t>
-      </w:r>
-    </w:p>
-    <w:p>
-      <w:pPr>
-        <w:pStyle w:val="FirstParagraph"/>
-      </w:pPr>
-      <w:r>
-        <w:rPr>
-          <w:bCs/>
-          <w:b/>
-        </w:rPr>
-        <w:t xml:space="preserve">Test date.</w:t>
-      </w:r>
-      <w:r>
-        <w:t xml:space="preserve"> </w:t>
-      </w:r>
-      <w:r>
-        <w:t xml:space="preserve">Tests F13–F20 change the date Flow 1 believes it is:</w:t>
       </w:r>
     </w:p>
     <w:p>
@@ -5535,7 +5759,7 @@
         <w:pStyle w:val="Compact"/>
       </w:pPr>
       <w:r>
-        <w:t xml:space="preserve">Open Flow 1 →</w:t>
+        <w:t xml:space="preserve">Every</w:t>
       </w:r>
       <w:r>
         <w:t xml:space="preserve"> </w:t>
@@ -5545,13 +5769,13 @@
           <w:bCs/>
           <w:b/>
         </w:rPr>
-        <w:t xml:space="preserve">Edit</w:t>
-      </w:r>
-      <w:r>
-        <w:t xml:space="preserve"> </w:t>
-      </w:r>
-      <w:r>
-        <w:t xml:space="preserve">→</w:t>
+        <w:t xml:space="preserve">P</w:t>
+      </w:r>
+      <w:r>
+        <w:t xml:space="preserve"> </w:t>
+      </w:r>
+      <w:r>
+        <w:t xml:space="preserve">test is mandatory: any failure</w:t>
       </w:r>
       <w:r>
         <w:t xml:space="preserve"> </w:t>
@@ -5561,25 +5785,13 @@
           <w:bCs/>
           <w:b/>
         </w:rPr>
-        <w:t xml:space="preserve">Initialize varTestDate</w:t>
-      </w:r>
-      <w:r>
-        <w:t xml:space="preserve"> </w:t>
-      </w:r>
-      <w:r>
-        <w:t xml:space="preserve">→ set the value (e.g.</w:t>
-      </w:r>
-      <w:r>
-        <w:t xml:space="preserve"> </w:t>
-      </w:r>
-      <w:r>
-        <w:rPr>
-          <w:rStyle w:val="VerbatimChar"/>
-        </w:rPr>
-        <w:t xml:space="preserve">2026-11-20T07:00:00</w:t>
-      </w:r>
-      <w:r>
-        <w:t xml:space="preserve">).</w:t>
+        <w:t xml:space="preserve">blocks go-live</w:t>
+      </w:r>
+      <w:r>
+        <w:t xml:space="preserve"> </w:t>
+      </w:r>
+      <w:r>
+        <w:t xml:space="preserve">until fixed (§11.3).</w:t>
       </w:r>
     </w:p>
     <w:p>
@@ -5591,73 +5803,25 @@
         <w:pStyle w:val="Compact"/>
       </w:pPr>
       <w:r>
+        <w:t xml:space="preserve">F tests must pass too.</w:t>
+      </w:r>
+    </w:p>
+    <w:p>
+      <w:pPr>
+        <w:pStyle w:val="FirstParagraph"/>
+      </w:pPr>
+      <w:r>
         <w:rPr>
           <w:bCs/>
           <w:b/>
         </w:rPr>
-        <w:t xml:space="preserve">Save</w:t>
-      </w:r>
-      <w:r>
-        <w:t xml:space="preserve">, then</w:t>
-      </w:r>
-      <w:r>
-        <w:t xml:space="preserve"> </w:t>
-      </w:r>
-      <w:r>
-        <w:rPr>
-          <w:bCs/>
-          <w:b/>
-        </w:rPr>
-        <w:t xml:space="preserve">Run</w:t>
-      </w:r>
-      <w:r>
-        <w:t xml:space="preserve">.</w:t>
-      </w:r>
-    </w:p>
-    <w:p>
-      <w:pPr>
-        <w:numPr>
-          <w:ilvl w:val="0"/>
-          <w:numId w:val="1032"/>
-        </w:numPr>
-        <w:pStyle w:val="Compact"/>
-      </w:pPr>
-      <w:r>
-        <w:rPr>
-          <w:bCs/>
-          <w:b/>
-        </w:rPr>
-        <w:t xml:space="preserve">Clear the value afterwards and save.</w:t>
-      </w:r>
-    </w:p>
-    <w:p>
-      <w:pPr>
-        <w:pStyle w:val="FirstParagraph"/>
-      </w:pPr>
-      <w:r>
-        <w:rPr>
-          <w:bCs/>
-          <w:b/>
-        </w:rPr>
-        <w:t xml:space="preserve">How to record results.</w:t>
-      </w:r>
-      <w:r>
-        <w:t xml:space="preserve"> </w:t>
-      </w:r>
-      <w:r>
-        <w:t xml:space="preserve">For each test, record Pass or Fail, the date, the tester and a screenshot.</w:t>
-      </w:r>
-    </w:p>
-    <w:p>
-      <w:pPr>
-        <w:pStyle w:val="BodyText"/>
-      </w:pPr>
-      <w:r>
-        <w:rPr>
-          <w:bCs/>
-          <w:b/>
-        </w:rPr>
-        <w:t xml:space="preserve">How to run the P (privacy) tests</w:t>
+        <w:t xml:space="preserve">Test date.</w:t>
+      </w:r>
+      <w:r>
+        <w:t xml:space="preserve"> </w:t>
+      </w:r>
+      <w:r>
+        <w:t xml:space="preserve">Tests F13–F20 change the date Flow 1 believes it is:</w:t>
       </w:r>
     </w:p>
     <w:p>
@@ -5669,17 +5833,51 @@
         <w:pStyle w:val="Compact"/>
       </w:pPr>
       <w:r>
+        <w:t xml:space="preserve">Open Flow 1 →</w:t>
+      </w:r>
+      <w:r>
+        <w:t xml:space="preserve"> </w:t>
+      </w:r>
+      <w:r>
         <w:rPr>
           <w:bCs/>
           <w:b/>
         </w:rPr>
-        <w:t xml:space="preserve">Mandatory (release-blocking):</w:t>
-      </w:r>
-      <w:r>
-        <w:t xml:space="preserve"> </w:t>
-      </w:r>
-      <w:r>
-        <w:t xml:space="preserve">every F test, and every P test marked. Any failure stops progression.</w:t>
+        <w:t xml:space="preserve">Edit</w:t>
+      </w:r>
+      <w:r>
+        <w:t xml:space="preserve"> </w:t>
+      </w:r>
+      <w:r>
+        <w:t xml:space="preserve">→</w:t>
+      </w:r>
+      <w:r>
+        <w:t xml:space="preserve"> </w:t>
+      </w:r>
+      <w:r>
+        <w:rPr>
+          <w:bCs/>
+          <w:b/>
+        </w:rPr>
+        <w:t xml:space="preserve">Initialize varTestDate</w:t>
+      </w:r>
+      <w:r>
+        <w:t xml:space="preserve"> </w:t>
+      </w:r>
+      <w:r>
+        <w:t xml:space="preserve">→ set the value (e.g.</w:t>
+      </w:r>
+      <w:r>
+        <w:t xml:space="preserve"> </w:t>
+      </w:r>
+      <w:r>
+        <w:rPr>
+          <w:rStyle w:val="VerbatimChar"/>
+        </w:rPr>
+        <w:t xml:space="preserve">2026-11-20T07:00:00</w:t>
+      </w:r>
+      <w:r>
+        <w:t xml:space="preserve">).</w:t>
       </w:r>
     </w:p>
     <w:p>
@@ -5695,29 +5893,10 @@
           <w:bCs/>
           <w:b/>
         </w:rPr>
-        <w:t xml:space="preserve">Informational:</w:t>
-      </w:r>
-      <w:r>
-        <w:t xml:space="preserve"> </w:t>
-      </w:r>
-      <w:r>
-        <w:t xml:space="preserve">tests that record a fact rather than check a requirement, such as whether</w:t>
-      </w:r>
-      <w:r>
-        <w:t xml:space="preserve"> </w:t>
-      </w:r>
-      <w:r>
-        <w:rPr>
-          <w:iCs/>
-          <w:i/>
-        </w:rPr>
-        <w:t xml:space="preserve">Modified By</w:t>
-      </w:r>
-      <w:r>
-        <w:t xml:space="preserve"> </w:t>
-      </w:r>
-      <w:r>
-        <w:t xml:space="preserve">can be forged (P9, first part).</w:t>
+        <w:t xml:space="preserve">Save</w:t>
+      </w:r>
+      <w:r>
+        <w:t xml:space="preserve">, then</w:t>
       </w:r>
       <w:r>
         <w:t xml:space="preserve"> </w:t>
@@ -5727,13 +5906,10 @@
           <w:bCs/>
           <w:b/>
         </w:rPr>
-        <w:t xml:space="preserve">If an informational result reveals an exploitable weakness, it blocks progression just like a mandatory failure</w:t>
-      </w:r>
-      <w:r>
-        <w:t xml:space="preserve"> </w:t>
-      </w:r>
-      <w:r>
-        <w:t xml:space="preserve">until it's fixed, or formally accepted by the TL and recorded in J.3.</w:t>
+        <w:t xml:space="preserve">Run</w:t>
+      </w:r>
+      <w:r>
+        <w:t xml:space="preserve">.</w:t>
       </w:r>
     </w:p>
     <w:p>
@@ -5749,52 +5925,44 @@
           <w:bCs/>
           <w:b/>
         </w:rPr>
-        <w:t xml:space="preserve">Who runs what:</w:t>
-      </w:r>
-      <w:r>
-        <w:t xml:space="preserve"> </w:t>
-      </w:r>
-      <w:r>
-        <w:t xml:space="preserve">run each P test</w:t>
-      </w:r>
-      <w:r>
-        <w:t xml:space="preserve"> </w:t>
-      </w:r>
+        <w:t xml:space="preserve">Clear the value afterwards and save.</w:t>
+      </w:r>
+    </w:p>
+    <w:p>
+      <w:pPr>
+        <w:pStyle w:val="FirstParagraph"/>
+      </w:pPr>
       <w:r>
         <w:rPr>
           <w:bCs/>
           <w:b/>
         </w:rPr>
-        <w:t xml:space="preserve">first as the TL</w:t>
-      </w:r>
-      <w:r>
-        <w:t xml:space="preserve"> </w:t>
-      </w:r>
-      <w:r>
-        <w:t xml:space="preserve">(it should succeed, which proves the request is valid),</w:t>
-      </w:r>
-      <w:r>
-        <w:t xml:space="preserve"> </w:t>
-      </w:r>
+        <w:t xml:space="preserve">How to record results.</w:t>
+      </w:r>
+      <w:r>
+        <w:t xml:space="preserve"> </w:t>
+      </w:r>
+      <w:r>
+        <w:t xml:space="preserve">For each test, record Pass or Fail, the date, the tester and a screenshot.</w:t>
+      </w:r>
+    </w:p>
+    <w:p>
+      <w:pPr>
+        <w:pStyle w:val="BodyText"/>
+      </w:pPr>
       <w:r>
         <w:rPr>
           <w:bCs/>
           <w:b/>
         </w:rPr>
-        <w:t xml:space="preserve">then as Test A</w:t>
-      </w:r>
-      <w:r>
-        <w:t xml:space="preserve"> </w:t>
-      </w:r>
-      <w:r>
-        <w:t xml:space="preserve">(it must fail).</w:t>
+        <w:t xml:space="preserve">How to run the P (privacy) tests</w:t>
       </w:r>
     </w:p>
     <w:p>
       <w:pPr>
         <w:numPr>
           <w:ilvl w:val="0"/>
-          <w:numId w:val="1033"/>
+          <w:numId w:val="1034"/>
         </w:numPr>
         <w:pStyle w:val="Compact"/>
       </w:pPr>
@@ -5803,13 +5971,35 @@
           <w:bCs/>
           <w:b/>
         </w:rPr>
-        <w:t xml:space="preserve">API attempts:</w:t>
-      </w:r>
-      <w:r>
-        <w:t xml:space="preserve"> </w:t>
-      </w:r>
-      <w:r>
-        <w:t xml:space="preserve">each tester makes their own</w:t>
+        <w:t xml:space="preserve">Mandatory (release-blocking):</w:t>
+      </w:r>
+      <w:r>
+        <w:t xml:space="preserve"> </w:t>
+      </w:r>
+      <w:r>
+        <w:t xml:space="preserve">every F test, and every P test marked. Any failure stops progression.</w:t>
+      </w:r>
+    </w:p>
+    <w:p>
+      <w:pPr>
+        <w:numPr>
+          <w:ilvl w:val="0"/>
+          <w:numId w:val="1034"/>
+        </w:numPr>
+        <w:pStyle w:val="Compact"/>
+      </w:pPr>
+      <w:r>
+        <w:rPr>
+          <w:bCs/>
+          <w:b/>
+        </w:rPr>
+        <w:t xml:space="preserve">Informational:</w:t>
+      </w:r>
+      <w:r>
+        <w:t xml:space="preserve"> </w:t>
+      </w:r>
+      <w:r>
+        <w:t xml:space="preserve">tests that record a fact rather than check a requirement, such as whether</w:t>
       </w:r>
       <w:r>
         <w:t xml:space="preserve"> </w:t>
@@ -5819,28 +6009,13 @@
           <w:iCs/>
           <w:i/>
         </w:rPr>
-        <w:t xml:space="preserve">Instant</w:t>
-      </w:r>
-      <w:r>
-        <w:t xml:space="preserve"> </w:t>
-      </w:r>
-      <w:r>
-        <w:t xml:space="preserve">flow named</w:t>
-      </w:r>
-      <w:r>
-        <w:t xml:space="preserve"> </w:t>
-      </w:r>
-      <w:r>
-        <w:rPr>
-          <w:rStyle w:val="VerbatimChar"/>
-        </w:rPr>
-        <w:t xml:space="preserve">Privacy test</w:t>
-      </w:r>
-      <w:r>
-        <w:t xml:space="preserve"> </w:t>
-      </w:r>
-      <w:r>
-        <w:t xml:space="preserve">with</w:t>
+        <w:t xml:space="preserve">Modified By</w:t>
+      </w:r>
+      <w:r>
+        <w:t xml:space="preserve"> </w:t>
+      </w:r>
+      <w:r>
+        <w:t xml:space="preserve">can be forged (P9, first part).</w:t>
       </w:r>
       <w:r>
         <w:t xml:space="preserve"> </w:t>
@@ -5850,29 +6025,35 @@
           <w:bCs/>
           <w:b/>
         </w:rPr>
-        <w:t xml:space="preserve">Manually trigger a flow</w:t>
-      </w:r>
-      <w:r>
-        <w:t xml:space="preserve"> </w:t>
-      </w:r>
-      <w:r>
-        <w:t xml:space="preserve">and one</w:t>
-      </w:r>
-      <w:r>
-        <w:t xml:space="preserve"> </w:t>
-      </w:r>
+        <w:t xml:space="preserve">If an informational result reveals an exploitable weakness, it blocks progression just like a mandatory failure</w:t>
+      </w:r>
+      <w:r>
+        <w:t xml:space="preserve"> </w:t>
+      </w:r>
+      <w:r>
+        <w:t xml:space="preserve">until it's fixed, or formally accepted by the TL and recorded in J.3.</w:t>
+      </w:r>
+    </w:p>
+    <w:p>
+      <w:pPr>
+        <w:numPr>
+          <w:ilvl w:val="0"/>
+          <w:numId w:val="1034"/>
+        </w:numPr>
+        <w:pStyle w:val="Compact"/>
+      </w:pPr>
       <w:r>
         <w:rPr>
           <w:bCs/>
           <w:b/>
         </w:rPr>
-        <w:t xml:space="preserve">Send an HTTP request to SharePoint</w:t>
-      </w:r>
-      <w:r>
-        <w:t xml:space="preserve"> </w:t>
-      </w:r>
-      <w:r>
-        <w:t xml:space="preserve">action. Under Site Address choose</w:t>
+        <w:t xml:space="preserve">Who runs what:</w:t>
+      </w:r>
+      <w:r>
+        <w:t xml:space="preserve"> </w:t>
+      </w:r>
+      <w:r>
+        <w:t xml:space="preserve">run each P test</w:t>
       </w:r>
       <w:r>
         <w:t xml:space="preserve"> </w:t>
@@ -5882,13 +6063,13 @@
           <w:bCs/>
           <w:b/>
         </w:rPr>
-        <w:t xml:space="preserve">Enter custom value</w:t>
-      </w:r>
-      <w:r>
-        <w:t xml:space="preserve"> </w:t>
-      </w:r>
-      <w:r>
-        <w:t xml:space="preserve">and paste the site URL. Change the Method, Uri and Body for each test and run it with</w:t>
+        <w:t xml:space="preserve">first as the TL</w:t>
+      </w:r>
+      <w:r>
+        <w:t xml:space="preserve"> </w:t>
+      </w:r>
+      <w:r>
+        <w:t xml:space="preserve">(it should succeed, which proves the request is valid),</w:t>
       </w:r>
       <w:r>
         <w:t xml:space="preserve"> </w:t>
@@ -5898,17 +6079,20 @@
           <w:bCs/>
           <w:b/>
         </w:rPr>
-        <w:t xml:space="preserve">Test</w:t>
-      </w:r>
-      <w:r>
-        <w:t xml:space="preserve">.</w:t>
+        <w:t xml:space="preserve">then as Test A</w:t>
+      </w:r>
+      <w:r>
+        <w:t xml:space="preserve"> </w:t>
+      </w:r>
+      <w:r>
+        <w:t xml:space="preserve">(it must fail).</w:t>
       </w:r>
     </w:p>
     <w:p>
       <w:pPr>
         <w:numPr>
           <w:ilvl w:val="0"/>
-          <w:numId w:val="1033"/>
+          <w:numId w:val="1034"/>
         </w:numPr>
         <w:pStyle w:val="Compact"/>
       </w:pPr>
@@ -5917,13 +6101,44 @@
           <w:bCs/>
           <w:b/>
         </w:rPr>
-        <w:t xml:space="preserve">What counts as denied:</w:t>
-      </w:r>
-      <w:r>
-        <w:t xml:space="preserve"> </w:t>
-      </w:r>
-      <w:r>
-        <w:t xml:space="preserve">status 401, 403 or 404, or a response in which each field reports an error.</w:t>
+        <w:t xml:space="preserve">API attempts:</w:t>
+      </w:r>
+      <w:r>
+        <w:t xml:space="preserve"> </w:t>
+      </w:r>
+      <w:r>
+        <w:t xml:space="preserve">each tester makes their own</w:t>
+      </w:r>
+      <w:r>
+        <w:t xml:space="preserve"> </w:t>
+      </w:r>
+      <w:r>
+        <w:rPr>
+          <w:iCs/>
+          <w:i/>
+        </w:rPr>
+        <w:t xml:space="preserve">Instant</w:t>
+      </w:r>
+      <w:r>
+        <w:t xml:space="preserve"> </w:t>
+      </w:r>
+      <w:r>
+        <w:t xml:space="preserve">flow named</w:t>
+      </w:r>
+      <w:r>
+        <w:t xml:space="preserve"> </w:t>
+      </w:r>
+      <w:r>
+        <w:rPr>
+          <w:rStyle w:val="VerbatimChar"/>
+        </w:rPr>
+        <w:t xml:space="preserve">Privacy test</w:t>
+      </w:r>
+      <w:r>
+        <w:t xml:space="preserve"> </w:t>
+      </w:r>
+      <w:r>
+        <w:t xml:space="preserve">with</w:t>
       </w:r>
       <w:r>
         <w:t xml:space="preserve"> </w:t>
@@ -5933,14 +6148,97 @@
           <w:bCs/>
           <w:b/>
         </w:rPr>
-        <w:t xml:space="preserve">Always confirm in the list that nothing changed.</w:t>
+        <w:t xml:space="preserve">Manually trigger a flow</w:t>
+      </w:r>
+      <w:r>
+        <w:t xml:space="preserve"> </w:t>
+      </w:r>
+      <w:r>
+        <w:t xml:space="preserve">and one</w:t>
+      </w:r>
+      <w:r>
+        <w:t xml:space="preserve"> </w:t>
+      </w:r>
+      <w:r>
+        <w:rPr>
+          <w:bCs/>
+          <w:b/>
+        </w:rPr>
+        <w:t xml:space="preserve">Send an HTTP request to SharePoint</w:t>
+      </w:r>
+      <w:r>
+        <w:t xml:space="preserve"> </w:t>
+      </w:r>
+      <w:r>
+        <w:t xml:space="preserve">action. Under Site Address choose</w:t>
+      </w:r>
+      <w:r>
+        <w:t xml:space="preserve"> </w:t>
+      </w:r>
+      <w:r>
+        <w:rPr>
+          <w:bCs/>
+          <w:b/>
+        </w:rPr>
+        <w:t xml:space="preserve">Enter custom value</w:t>
+      </w:r>
+      <w:r>
+        <w:t xml:space="preserve"> </w:t>
+      </w:r>
+      <w:r>
+        <w:t xml:space="preserve">and paste the site URL. Change the Method, Uri and Body for each test and run it with</w:t>
+      </w:r>
+      <w:r>
+        <w:t xml:space="preserve"> </w:t>
+      </w:r>
+      <w:r>
+        <w:rPr>
+          <w:bCs/>
+          <w:b/>
+        </w:rPr>
+        <w:t xml:space="preserve">Test</w:t>
+      </w:r>
+      <w:r>
+        <w:t xml:space="preserve">.</w:t>
       </w:r>
     </w:p>
     <w:p>
       <w:pPr>
         <w:numPr>
           <w:ilvl w:val="0"/>
-          <w:numId w:val="1033"/>
+          <w:numId w:val="1034"/>
+        </w:numPr>
+        <w:pStyle w:val="Compact"/>
+      </w:pPr>
+      <w:r>
+        <w:rPr>
+          <w:bCs/>
+          <w:b/>
+        </w:rPr>
+        <w:t xml:space="preserve">What counts as denied:</w:t>
+      </w:r>
+      <w:r>
+        <w:t xml:space="preserve"> </w:t>
+      </w:r>
+      <w:r>
+        <w:t xml:space="preserve">status 401, 403 or 404, or a response in which each field reports an error.</w:t>
+      </w:r>
+      <w:r>
+        <w:t xml:space="preserve"> </w:t>
+      </w:r>
+      <w:r>
+        <w:rPr>
+          <w:bCs/>
+          <w:b/>
+        </w:rPr>
+        <w:t xml:space="preserve">Always confirm in the list that nothing changed.</w:t>
+      </w:r>
+    </w:p>
+    <w:p>
+      <w:pPr>
+        <w:numPr>
+          <w:ilvl w:val="0"/>
+          <w:numId w:val="1034"/>
         </w:numPr>
         <w:pStyle w:val="Compact"/>
       </w:pPr>
@@ -8047,7 +8345,33 @@
               <w:rPr>
                 <w:sz w:val="18"/>
               </w:rPr>
-              <w:t xml:space="preserve">. The Team overview tile counts it and the team list flags A. A TL override replaces it.</w:t>
+              <w:t xml:space="preserve">. The Team overview tile counts it and the</w:t>
+            </w:r>
+            <w:r>
+              <w:rPr>
+                <w:sz w:val="18"/>
+              </w:rPr>
+              <w:t xml:space="preserve"> </w:t>
+            </w:r>
+            <w:r>
+              <w:rPr>
+                <w:bCs/>
+                <w:b/>
+                <w:sz w:val="18"/>
+              </w:rPr>
+              <w:t xml:space="preserve">Team ▾</w:t>
+            </w:r>
+            <w:r>
+              <w:rPr>
+                <w:sz w:val="18"/>
+              </w:rPr>
+              <w:t xml:space="preserve"> </w:t>
+            </w:r>
+            <w:r>
+              <w:rPr>
+                <w:sz w:val="18"/>
+              </w:rPr>
+              <w:t xml:space="preserve">menu flags A with a red dot. A TL override replaces it.</w:t>
             </w:r>
           </w:p>
         </w:tc>
@@ -13514,7 +13838,7 @@
       <w:pPr>
         <w:numPr>
           <w:ilvl w:val="0"/>
-          <w:numId w:val="1034"/>
+          <w:numId w:val="1035"/>
         </w:numPr>
         <w:pStyle w:val="Compact"/>
       </w:pPr>
@@ -13536,159 +13860,6 @@
       </w:r>
       <w:r>
         <w:t xml:space="preserve">in Monthly Reviews and Manager Reviews, and the test expectations.</w:t>
-      </w:r>
-    </w:p>
-    <w:p>
-      <w:pPr>
-        <w:numPr>
-          <w:ilvl w:val="0"/>
-          <w:numId w:val="1034"/>
-        </w:numPr>
-        <w:pStyle w:val="Compact"/>
-      </w:pPr>
-      <w:r>
-        <w:t xml:space="preserve">☐ Empty the</w:t>
-      </w:r>
-      <w:r>
-        <w:t xml:space="preserve"> </w:t>
-      </w:r>
-      <w:r>
-        <w:rPr>
-          <w:bCs/>
-          <w:b/>
-        </w:rPr>
-        <w:t xml:space="preserve">site recycle bin</w:t>
-      </w:r>
-      <w:r>
-        <w:t xml:space="preserve">, then the</w:t>
-      </w:r>
-      <w:r>
-        <w:t xml:space="preserve"> </w:t>
-      </w:r>
-      <w:r>
-        <w:rPr>
-          <w:bCs/>
-          <w:b/>
-        </w:rPr>
-        <w:t xml:space="preserve">second-stage recycle bin</w:t>
-      </w:r>
-      <w:r>
-        <w:t xml:space="preserve">.</w:t>
-      </w:r>
-    </w:p>
-    <w:p>
-      <w:pPr>
-        <w:numPr>
-          <w:ilvl w:val="0"/>
-          <w:numId w:val="1034"/>
-        </w:numPr>
-        <w:pStyle w:val="Compact"/>
-      </w:pPr>
-      <w:r>
-        <w:t xml:space="preserve">☐ Remove Test A and Test B from the</w:t>
-      </w:r>
-      <w:r>
-        <w:t xml:space="preserve"> </w:t>
-      </w:r>
-      <w:r>
-        <w:rPr>
-          <w:bCs/>
-          <w:b/>
-        </w:rPr>
-        <w:t xml:space="preserve">Technicians</w:t>
-      </w:r>
-      <w:r>
-        <w:t xml:space="preserve"> </w:t>
-      </w:r>
-      <w:r>
-        <w:t xml:space="preserve">list</w:t>
-      </w:r>
-      <w:r>
-        <w:t xml:space="preserve"> </w:t>
-      </w:r>
-      <w:r>
-        <w:rPr>
-          <w:bCs/>
-          <w:b/>
-        </w:rPr>
-        <w:t xml:space="preserve">and</w:t>
-      </w:r>
-      <w:r>
-        <w:t xml:space="preserve"> </w:t>
-      </w:r>
-      <w:r>
-        <w:t xml:space="preserve">from the</w:t>
-      </w:r>
-      <w:r>
-        <w:t xml:space="preserve"> </w:t>
-      </w:r>
-      <w:r>
-        <w:rPr>
-          <w:rStyle w:val="VerbatimChar"/>
-          <w:bCs/>
-          <w:b/>
-        </w:rPr>
-        <w:t xml:space="preserve">1-to-1 Technicians</w:t>
-      </w:r>
-      <w:r>
-        <w:t xml:space="preserve"> </w:t>
-      </w:r>
-      <w:r>
-        <w:t xml:space="preserve">group.</w:t>
-      </w:r>
-    </w:p>
-    <w:p>
-      <w:pPr>
-        <w:numPr>
-          <w:ilvl w:val="0"/>
-          <w:numId w:val="1034"/>
-        </w:numPr>
-        <w:pStyle w:val="Compact"/>
-      </w:pPr>
-      <w:r>
-        <w:t xml:space="preserve">☐ Flow 1:</w:t>
-      </w:r>
-      <w:r>
-        <w:t xml:space="preserve"> </w:t>
-      </w:r>
-      <w:r>
-        <w:rPr>
-          <w:bCs/>
-          <w:b/>
-        </w:rPr>
-        <w:t xml:space="preserve">Initialize varTestDate</w:t>
-      </w:r>
-      <w:r>
-        <w:t xml:space="preserve"> </w:t>
-      </w:r>
-      <w:r>
-        <w:t xml:space="preserve">is</w:t>
-      </w:r>
-      <w:r>
-        <w:t xml:space="preserve"> </w:t>
-      </w:r>
-      <w:r>
-        <w:rPr>
-          <w:bCs/>
-          <w:b/>
-        </w:rPr>
-        <w:t xml:space="preserve">empty</w:t>
-      </w:r>
-      <w:r>
-        <w:t xml:space="preserve"> </w:t>
-      </w:r>
-      <w:r>
-        <w:t xml:space="preserve">(Save).</w:t>
-      </w:r>
-    </w:p>
-    <w:bookmarkEnd w:id="37"/>
-    <w:bookmarkStart w:id="39" w:name="X886e617d0f01d1676fba46472ee6c599f97ff50"/>
-    <w:p>
-      <w:pPr>
-        <w:pStyle w:val="Heading2"/>
-      </w:pPr>
-      <w:r>
-        <w:t xml:space="preserve">8. Phase E — Prepare and invite the real team (1–2 h)</w:t>
       </w:r>
     </w:p>
     <w:p>
@@ -13700,7 +13871,7 @@
         <w:pStyle w:val="Compact"/>
       </w:pPr>
       <w:r>
-        <w:t xml:space="preserve">☐</w:t>
+        <w:t xml:space="preserve">☐ Empty the</w:t>
       </w:r>
       <w:r>
         <w:t xml:space="preserve"> </w:t>
@@ -13710,13 +13881,10 @@
           <w:bCs/>
           <w:b/>
         </w:rPr>
-        <w:t xml:space="preserve">Expectations page:</w:t>
-      </w:r>
-      <w:r>
-        <w:t xml:space="preserve"> </w:t>
-      </w:r>
-      <w:r>
-        <w:t xml:space="preserve">enter the real</w:t>
+        <w:t xml:space="preserve">site recycle bin</w:t>
+      </w:r>
+      <w:r>
+        <w:t xml:space="preserve">, then the</w:t>
       </w:r>
       <w:r>
         <w:t xml:space="preserve"> </w:t>
@@ -13726,73 +13894,10 @@
           <w:bCs/>
           <w:b/>
         </w:rPr>
-        <w:t xml:space="preserve">Shared</w:t>
-      </w:r>
-      <w:r>
-        <w:t xml:space="preserve"> </w:t>
-      </w:r>
-      <w:r>
-        <w:t xml:space="preserve">expectations and each person's</w:t>
-      </w:r>
-      <w:r>
-        <w:t xml:space="preserve"> </w:t>
-      </w:r>
-      <w:r>
-        <w:rPr>
-          <w:bCs/>
-          <w:b/>
-        </w:rPr>
-        <w:t xml:space="preserve">Individual</w:t>
-      </w:r>
-      <w:r>
-        <w:t xml:space="preserve"> </w:t>
-      </w:r>
-      <w:r>
-        <w:t xml:space="preserve">ones for</w:t>
-      </w:r>
-      <w:r>
-        <w:t xml:space="preserve"> </w:t>
-      </w:r>
-      <w:r>
-        <w:rPr>
-          <w:bCs/>
-          <w:b/>
-        </w:rPr>
-        <w:t xml:space="preserve">2026/27</w:t>
+        <w:t xml:space="preserve">second-stage recycle bin</w:t>
       </w:r>
       <w:r>
         <w:t xml:space="preserve">.</w:t>
-      </w:r>
-    </w:p>
-    <w:p>
-      <w:pPr>
-        <w:numPr>
-          <w:ilvl w:val="1"/>
-          <w:numId w:val="1036"/>
-        </w:numPr>
-        <w:pStyle w:val="Compact"/>
-      </w:pPr>
-      <w:r>
-        <w:rPr>
-          <w:bCs/>
-          <w:b/>
-        </w:rPr>
-        <w:t xml:space="preserve">Maximum 10 per person</w:t>
-      </w:r>
-      <w:r>
-        <w:t xml:space="preserve">; the page shows the count.</w:t>
-      </w:r>
-    </w:p>
-    <w:p>
-      <w:pPr>
-        <w:numPr>
-          <w:ilvl w:val="1"/>
-          <w:numId w:val="1036"/>
-        </w:numPr>
-        <w:pStyle w:val="Compact"/>
-      </w:pPr>
-      <w:r>
-        <w:t xml:space="preserve">Expectations entered early for next year are ignored until that appraisal year starts (1 April).</w:t>
       </w:r>
     </w:p>
     <w:p>
@@ -13804,6 +13909,121 @@
         <w:pStyle w:val="Compact"/>
       </w:pPr>
       <w:r>
+        <w:t xml:space="preserve">☐ Remove Test A and Test B from the</w:t>
+      </w:r>
+      <w:r>
+        <w:t xml:space="preserve"> </w:t>
+      </w:r>
+      <w:r>
+        <w:rPr>
+          <w:bCs/>
+          <w:b/>
+        </w:rPr>
+        <w:t xml:space="preserve">Technicians</w:t>
+      </w:r>
+      <w:r>
+        <w:t xml:space="preserve"> </w:t>
+      </w:r>
+      <w:r>
+        <w:t xml:space="preserve">list</w:t>
+      </w:r>
+      <w:r>
+        <w:t xml:space="preserve"> </w:t>
+      </w:r>
+      <w:r>
+        <w:rPr>
+          <w:bCs/>
+          <w:b/>
+        </w:rPr>
+        <w:t xml:space="preserve">and</w:t>
+      </w:r>
+      <w:r>
+        <w:t xml:space="preserve"> </w:t>
+      </w:r>
+      <w:r>
+        <w:t xml:space="preserve">from the</w:t>
+      </w:r>
+      <w:r>
+        <w:t xml:space="preserve"> </w:t>
+      </w:r>
+      <w:r>
+        <w:rPr>
+          <w:rStyle w:val="VerbatimChar"/>
+          <w:bCs/>
+          <w:b/>
+        </w:rPr>
+        <w:t xml:space="preserve">1-to-1 Technicians</w:t>
+      </w:r>
+      <w:r>
+        <w:t xml:space="preserve"> </w:t>
+      </w:r>
+      <w:r>
+        <w:t xml:space="preserve">group. Team ▾ goes back to Team (0).</w:t>
+      </w:r>
+    </w:p>
+    <w:p>
+      <w:pPr>
+        <w:numPr>
+          <w:ilvl w:val="0"/>
+          <w:numId w:val="1035"/>
+        </w:numPr>
+        <w:pStyle w:val="Compact"/>
+      </w:pPr>
+      <w:r>
+        <w:t xml:space="preserve">☐ Flow 1:</w:t>
+      </w:r>
+      <w:r>
+        <w:t xml:space="preserve"> </w:t>
+      </w:r>
+      <w:r>
+        <w:rPr>
+          <w:bCs/>
+          <w:b/>
+        </w:rPr>
+        <w:t xml:space="preserve">Initialize varTestDate</w:t>
+      </w:r>
+      <w:r>
+        <w:t xml:space="preserve"> </w:t>
+      </w:r>
+      <w:r>
+        <w:t xml:space="preserve">is</w:t>
+      </w:r>
+      <w:r>
+        <w:t xml:space="preserve"> </w:t>
+      </w:r>
+      <w:r>
+        <w:rPr>
+          <w:bCs/>
+          <w:b/>
+        </w:rPr>
+        <w:t xml:space="preserve">empty</w:t>
+      </w:r>
+      <w:r>
+        <w:t xml:space="preserve"> </w:t>
+      </w:r>
+      <w:r>
+        <w:t xml:space="preserve">(Save).</w:t>
+      </w:r>
+    </w:p>
+    <w:bookmarkEnd w:id="37"/>
+    <w:bookmarkStart w:id="39" w:name="X886e617d0f01d1676fba46472ee6c599f97ff50"/>
+    <w:p>
+      <w:pPr>
+        <w:pStyle w:val="Heading2"/>
+      </w:pPr>
+      <w:r>
+        <w:t xml:space="preserve">8. Phase E — Prepare and invite the real team (1–2 h)</w:t>
+      </w:r>
+    </w:p>
+    <w:p>
+      <w:pPr>
+        <w:numPr>
+          <w:ilvl w:val="0"/>
+          <w:numId w:val="1036"/>
+        </w:numPr>
+        <w:pStyle w:val="Compact"/>
+      </w:pPr>
+      <w:r>
         <w:t xml:space="preserve">☐</w:t>
       </w:r>
       <w:r>
@@ -13863,7 +14083,7 @@
       <w:pPr>
         <w:numPr>
           <w:ilvl w:val="0"/>
-          <w:numId w:val="1035"/>
+          <w:numId w:val="1036"/>
         </w:numPr>
         <w:pStyle w:val="Compact"/>
       </w:pPr>
@@ -13919,7 +14139,7 @@
       <w:pPr>
         <w:numPr>
           <w:ilvl w:val="0"/>
-          <w:numId w:val="1035"/>
+          <w:numId w:val="1036"/>
         </w:numPr>
         <w:pStyle w:val="Compact"/>
       </w:pPr>
@@ -13963,7 +14183,7 @@
       <w:pPr>
         <w:numPr>
           <w:ilvl w:val="0"/>
-          <w:numId w:val="1035"/>
+          <w:numId w:val="1036"/>
         </w:numPr>
         <w:pStyle w:val="Compact"/>
       </w:pPr>
@@ -13978,13 +14198,58 @@
           <w:bCs/>
           <w:b/>
         </w:rPr>
-        <w:t xml:space="preserve">Invite.</w:t>
-      </w:r>
-      <w:r>
-        <w:t xml:space="preserve"> </w:t>
-      </w:r>
-      <w:r>
-        <w:t xml:space="preserve">Send the welcome email below from your own mailbox, or brief the team in person.</w:t>
+        <w:t xml:space="preserve">Expectations page:</w:t>
+      </w:r>
+      <w:r>
+        <w:t xml:space="preserve"> </w:t>
+      </w:r>
+      <w:r>
+        <w:t xml:space="preserve">enter the real</w:t>
+      </w:r>
+      <w:r>
+        <w:t xml:space="preserve"> </w:t>
+      </w:r>
+      <w:r>
+        <w:rPr>
+          <w:bCs/>
+          <w:b/>
+        </w:rPr>
+        <w:t xml:space="preserve">Shared</w:t>
+      </w:r>
+      <w:r>
+        <w:t xml:space="preserve"> </w:t>
+      </w:r>
+      <w:r>
+        <w:t xml:space="preserve">expectations and each person's</w:t>
+      </w:r>
+      <w:r>
+        <w:t xml:space="preserve"> </w:t>
+      </w:r>
+      <w:r>
+        <w:rPr>
+          <w:bCs/>
+          <w:b/>
+        </w:rPr>
+        <w:t xml:space="preserve">Individual</w:t>
+      </w:r>
+      <w:r>
+        <w:t xml:space="preserve"> </w:t>
+      </w:r>
+      <w:r>
+        <w:t xml:space="preserve">ones for</w:t>
+      </w:r>
+      <w:r>
+        <w:t xml:space="preserve"> </w:t>
+      </w:r>
+      <w:r>
+        <w:rPr>
+          <w:bCs/>
+          <w:b/>
+        </w:rPr>
+        <w:t xml:space="preserve">2026/27</w:t>
+      </w:r>
+      <w:r>
+        <w:t xml:space="preserve">. Do this after the Technicians list, so people appear in the Technician dropdown.</w:t>
       </w:r>
     </w:p>
     <w:p>
@@ -13996,7 +14261,14 @@
         <w:pStyle w:val="Compact"/>
       </w:pPr>
       <w:r>
-        <w:t xml:space="preserve">It only tells them what's coming.</w:t>
+        <w:rPr>
+          <w:bCs/>
+          <w:b/>
+        </w:rPr>
+        <w:t xml:space="preserve">Maximum 10 per person</w:t>
+      </w:r>
+      <w:r>
+        <w:t xml:space="preserve">; the page shows the count.</w:t>
       </w:r>
     </w:p>
     <w:p>
@@ -14008,6 +14280,58 @@
         <w:pStyle w:val="Compact"/>
       </w:pPr>
       <w:r>
+        <w:t xml:space="preserve">Expectations entered early for next year are ignored until that appraisal year starts (1 April).</w:t>
+      </w:r>
+    </w:p>
+    <w:p>
+      <w:pPr>
+        <w:numPr>
+          <w:ilvl w:val="0"/>
+          <w:numId w:val="1036"/>
+        </w:numPr>
+        <w:pStyle w:val="Compact"/>
+      </w:pPr>
+      <w:r>
+        <w:t xml:space="preserve">☐</w:t>
+      </w:r>
+      <w:r>
+        <w:t xml:space="preserve"> </w:t>
+      </w:r>
+      <w:r>
+        <w:rPr>
+          <w:bCs/>
+          <w:b/>
+        </w:rPr>
+        <w:t xml:space="preserve">Invite.</w:t>
+      </w:r>
+      <w:r>
+        <w:t xml:space="preserve"> </w:t>
+      </w:r>
+      <w:r>
+        <w:t xml:space="preserve">Send the welcome email below from your own mailbox, or brief the team in person.</w:t>
+      </w:r>
+    </w:p>
+    <w:p>
+      <w:pPr>
+        <w:numPr>
+          <w:ilvl w:val="1"/>
+          <w:numId w:val="1039"/>
+        </w:numPr>
+        <w:pStyle w:val="Compact"/>
+      </w:pPr>
+      <w:r>
+        <w:t xml:space="preserve">It only tells them what's coming.</w:t>
+      </w:r>
+    </w:p>
+    <w:p>
+      <w:pPr>
+        <w:numPr>
+          <w:ilvl w:val="1"/>
+          <w:numId w:val="1039"/>
+        </w:numPr>
+        <w:pStyle w:val="Compact"/>
+      </w:pPr>
+      <w:r>
         <w:t xml:space="preserve">Access comes solely through each person's own monthly link, which works only for them.</w:t>
       </w:r>
     </w:p>
@@ -14077,146 +14401,6 @@
           <w:b/>
         </w:rPr>
         <w:t xml:space="preserve">How it works</w:t>
-      </w:r>
-    </w:p>
-    <w:p>
-      <w:pPr>
-        <w:numPr>
-          <w:ilvl w:val="0"/>
-          <w:numId w:val="1039"/>
-        </w:numPr>
-        <w:pStyle w:val="Compact"/>
-      </w:pPr>
-      <w:r>
-        <w:t xml:space="preserve">On the 1st of each month you'll get an email from me:</w:t>
-      </w:r>
-      <w:r>
-        <w:t xml:space="preserve"> </w:t>
-      </w:r>
-      <w:r>
-        <w:rPr>
-          <w:iCs/>
-          <w:i/>
-        </w:rPr>
-        <w:t xml:space="preserve">"Your 1-to-1 for [month] is ready"</w:t>
-      </w:r>
-      <w:r>
-        <w:t xml:space="preserve">. The link in it opens</w:t>
-      </w:r>
-      <w:r>
-        <w:t xml:space="preserve"> </w:t>
-      </w:r>
-      <w:r>
-        <w:rPr>
-          <w:bCs/>
-          <w:b/>
-        </w:rPr>
-        <w:t xml:space="preserve">your</w:t>
-      </w:r>
-      <w:r>
-        <w:t xml:space="preserve"> </w:t>
-      </w:r>
-      <w:r>
-        <w:t xml:space="preserve">form.</w:t>
-      </w:r>
-    </w:p>
-    <w:p>
-      <w:pPr>
-        <w:numPr>
-          <w:ilvl w:val="0"/>
-          <w:numId w:val="1039"/>
-        </w:numPr>
-        <w:pStyle w:val="Compact"/>
-      </w:pPr>
-      <w:r>
-        <w:t xml:space="preserve">It takes about 10–15 minutes. You can save and come back as often as you like.</w:t>
-      </w:r>
-    </w:p>
-    <w:p>
-      <w:pPr>
-        <w:numPr>
-          <w:ilvl w:val="0"/>
-          <w:numId w:val="1039"/>
-        </w:numPr>
-        <w:pStyle w:val="Compact"/>
-      </w:pPr>
-      <w:r>
-        <w:t xml:space="preserve">The deadline is the</w:t>
-      </w:r>
-      <w:r>
-        <w:t xml:space="preserve"> </w:t>
-      </w:r>
-      <w:r>
-        <w:rPr>
-          <w:bCs/>
-          <w:b/>
-        </w:rPr>
-        <w:t xml:space="preserve">last day of the month at 23:59</w:t>
-      </w:r>
-      <w:r>
-        <w:t xml:space="preserve">. If you haven't submitted, you'll get reminders on the 20th and 27th.</w:t>
-      </w:r>
-    </w:p>
-    <w:p>
-      <w:pPr>
-        <w:numPr>
-          <w:ilvl w:val="0"/>
-          <w:numId w:val="1039"/>
-        </w:numPr>
-        <w:pStyle w:val="Compact"/>
-      </w:pPr>
-      <w:r>
-        <w:t xml:space="preserve">Once you submit, the form is locked. I'll read it, add my feedback and any agreed actions, and you'll get an email when the feedback is ready to view.</w:t>
-      </w:r>
-    </w:p>
-    <w:p>
-      <w:pPr>
-        <w:numPr>
-          <w:ilvl w:val="0"/>
-          <w:numId w:val="1039"/>
-        </w:numPr>
-        <w:pStyle w:val="Compact"/>
-      </w:pPr>
-      <w:r>
-        <w:rPr>
-          <w:bCs/>
-          <w:b/>
-        </w:rPr>
-        <w:t xml:space="preserve">My appraisal</w:t>
-      </w:r>
-      <w:r>
-        <w:t xml:space="preserve"> </w:t>
-      </w:r>
-      <w:r>
-        <w:t xml:space="preserve">shows how you're tracking against your appraisal expectations.</w:t>
-      </w:r>
-      <w:r>
-        <w:t xml:space="preserve"> </w:t>
-      </w:r>
-      <w:r>
-        <w:rPr>
-          <w:bCs/>
-          <w:b/>
-        </w:rPr>
-        <w:t xml:space="preserve">Appraisal report</w:t>
-      </w:r>
-      <w:r>
-        <w:t xml:space="preserve"> </w:t>
-      </w:r>
-      <w:r>
-        <w:t xml:space="preserve">pulls the year together to help with your appraisal.</w:t>
-      </w:r>
-    </w:p>
-    <w:p>
-      <w:pPr>
-        <w:pStyle w:val="FirstParagraph"/>
-      </w:pPr>
-      <w:r>
-        <w:rPr>
-          <w:bCs/>
-          <w:b/>
-        </w:rPr>
-        <w:t xml:space="preserve">Who can see it</w:t>
       </w:r>
     </w:p>
     <w:p>
@@ -14228,7 +14412,20 @@
         <w:pStyle w:val="Compact"/>
       </w:pPr>
       <w:r>
-        <w:t xml:space="preserve">Your answers are visible only to</w:t>
+        <w:t xml:space="preserve">On the 1st of each month you'll get an email from me:</w:t>
+      </w:r>
+      <w:r>
+        <w:t xml:space="preserve"> </w:t>
+      </w:r>
+      <w:r>
+        <w:rPr>
+          <w:iCs/>
+          <w:i/>
+        </w:rPr>
+        <w:t xml:space="preserve">"Your 1-to-1 for [month] is ready"</w:t>
+      </w:r>
+      <w:r>
+        <w:t xml:space="preserve">. The link in it opens</w:t>
       </w:r>
       <w:r>
         <w:t xml:space="preserve"> </w:t>
@@ -14238,10 +14435,13 @@
           <w:bCs/>
           <w:b/>
         </w:rPr>
-        <w:t xml:space="preserve">you and me</w:t>
-      </w:r>
-      <w:r>
-        <w:t xml:space="preserve">.</w:t>
+        <w:t xml:space="preserve">your</w:t>
+      </w:r>
+      <w:r>
+        <w:t xml:space="preserve"> </w:t>
+      </w:r>
+      <w:r>
+        <w:t xml:space="preserve">form.</w:t>
       </w:r>
     </w:p>
     <w:p>
@@ -14253,7 +14453,7 @@
         <w:pStyle w:val="Compact"/>
       </w:pPr>
       <w:r>
-        <w:t xml:space="preserve">Other technicians can't see your form, your answers or your feedback, and you can't see theirs.</w:t>
+        <w:t xml:space="preserve">It takes about 10–15 minutes. You can save and come back as often as you like.</w:t>
       </w:r>
     </w:p>
     <w:p>
@@ -14265,19 +14465,82 @@
         <w:pStyle w:val="Compact"/>
       </w:pPr>
       <w:r>
-        <w:t xml:space="preserve">Like any company system, IT administrators could technically access it.</w:t>
+        <w:t xml:space="preserve">The deadline is the</w:t>
+      </w:r>
+      <w:r>
+        <w:t xml:space="preserve"> </w:t>
+      </w:r>
+      <w:r>
+        <w:rPr>
+          <w:bCs/>
+          <w:b/>
+        </w:rPr>
+        <w:t xml:space="preserve">last day of the month at 23:59</w:t>
+      </w:r>
+      <w:r>
+        <w:t xml:space="preserve">. If you haven't submitted, you'll get reminders on the 20th and 27th.</w:t>
       </w:r>
     </w:p>
     <w:p>
       <w:pPr>
-        <w:pStyle w:val="FirstParagraph"/>
+        <w:numPr>
+          <w:ilvl w:val="0"/>
+          <w:numId w:val="1040"/>
+        </w:numPr>
+        <w:pStyle w:val="Compact"/>
+      </w:pPr>
+      <w:r>
+        <w:t xml:space="preserve">Once you submit, the form is locked. I'll read it, add my feedback and any agreed actions, and you'll get an email when the feedback is ready to view.</w:t>
+      </w:r>
+    </w:p>
+    <w:p>
+      <w:pPr>
+        <w:numPr>
+          <w:ilvl w:val="0"/>
+          <w:numId w:val="1040"/>
+        </w:numPr>
+        <w:pStyle w:val="Compact"/>
       </w:pPr>
       <w:r>
         <w:rPr>
           <w:bCs/>
           <w:b/>
         </w:rPr>
-        <w:t xml:space="preserve">Things to know</w:t>
+        <w:t xml:space="preserve">My appraisal</w:t>
+      </w:r>
+      <w:r>
+        <w:t xml:space="preserve"> </w:t>
+      </w:r>
+      <w:r>
+        <w:t xml:space="preserve">shows how you're tracking against your appraisal expectations.</w:t>
+      </w:r>
+      <w:r>
+        <w:t xml:space="preserve"> </w:t>
+      </w:r>
+      <w:r>
+        <w:rPr>
+          <w:bCs/>
+          <w:b/>
+        </w:rPr>
+        <w:t xml:space="preserve">Appraisal report</w:t>
+      </w:r>
+      <w:r>
+        <w:t xml:space="preserve"> </w:t>
+      </w:r>
+      <w:r>
+        <w:t xml:space="preserve">pulls the year together to help with your appraisal.</w:t>
+      </w:r>
+    </w:p>
+    <w:p>
+      <w:pPr>
+        <w:pStyle w:val="FirstParagraph"/>
+      </w:pPr>
+      <w:r>
+        <w:rPr>
+          <w:bCs/>
+          <w:b/>
+        </w:rPr>
+        <w:t xml:space="preserve">Who can see it</w:t>
       </w:r>
     </w:p>
     <w:p>
@@ -14289,7 +14552,20 @@
         <w:pStyle w:val="Compact"/>
       </w:pPr>
       <w:r>
-        <w:t xml:space="preserve">Open the link while signed in with your own company account.</w:t>
+        <w:t xml:space="preserve">Your answers are visible only to</w:t>
+      </w:r>
+      <w:r>
+        <w:t xml:space="preserve"> </w:t>
+      </w:r>
+      <w:r>
+        <w:rPr>
+          <w:bCs/>
+          <w:b/>
+        </w:rPr>
+        <w:t xml:space="preserve">you and me</w:t>
+      </w:r>
+      <w:r>
+        <w:t xml:space="preserve">.</w:t>
       </w:r>
     </w:p>
     <w:p>
@@ -14301,7 +14577,7 @@
         <w:pStyle w:val="Compact"/>
       </w:pPr>
       <w:r>
-        <w:t xml:space="preserve">Raise anything urgent with me directly. You don't need to wait for the form.</w:t>
+        <w:t xml:space="preserve">Other technicians can't see your form, your answers or your feedback, and you can't see theirs.</w:t>
       </w:r>
     </w:p>
     <w:p>
@@ -14313,6 +14589,54 @@
         <w:pStyle w:val="Compact"/>
       </w:pPr>
       <w:r>
+        <w:t xml:space="preserve">Like any company system, IT administrators could technically access it.</w:t>
+      </w:r>
+    </w:p>
+    <w:p>
+      <w:pPr>
+        <w:pStyle w:val="FirstParagraph"/>
+      </w:pPr>
+      <w:r>
+        <w:rPr>
+          <w:bCs/>
+          <w:b/>
+        </w:rPr>
+        <w:t xml:space="preserve">Things to know</w:t>
+      </w:r>
+    </w:p>
+    <w:p>
+      <w:pPr>
+        <w:numPr>
+          <w:ilvl w:val="0"/>
+          <w:numId w:val="1042"/>
+        </w:numPr>
+        <w:pStyle w:val="Compact"/>
+      </w:pPr>
+      <w:r>
+        <w:t xml:space="preserve">Open the link while signed in with your own company account.</w:t>
+      </w:r>
+    </w:p>
+    <w:p>
+      <w:pPr>
+        <w:numPr>
+          <w:ilvl w:val="0"/>
+          <w:numId w:val="1042"/>
+        </w:numPr>
+        <w:pStyle w:val="Compact"/>
+      </w:pPr>
+      <w:r>
+        <w:t xml:space="preserve">Raise anything urgent with me directly. You don't need to wait for the form.</w:t>
+      </w:r>
+    </w:p>
+    <w:p>
+      <w:pPr>
+        <w:numPr>
+          <w:ilvl w:val="0"/>
+          <w:numId w:val="1042"/>
+        </w:numPr>
+        <w:pStyle w:val="Compact"/>
+      </w:pPr>
+      <w:r>
         <w:t xml:space="preserve">If something doesn't work, tell me what you saw (a screenshot helps).</w:t>
       </w:r>
     </w:p>
@@ -14345,7 +14669,7 @@
       <w:pPr>
         <w:numPr>
           <w:ilvl w:val="0"/>
-          <w:numId w:val="1042"/>
+          <w:numId w:val="1043"/>
         </w:numPr>
         <w:pStyle w:val="Compact"/>
       </w:pPr>
@@ -14386,7 +14710,7 @@
       <w:pPr>
         <w:numPr>
           <w:ilvl w:val="0"/>
-          <w:numId w:val="1042"/>
+          <w:numId w:val="1043"/>
         </w:numPr>
         <w:pStyle w:val="Compact"/>
       </w:pPr>
@@ -14430,7 +14754,7 @@
       <w:pPr>
         <w:numPr>
           <w:ilvl w:val="0"/>
-          <w:numId w:val="1042"/>
+          <w:numId w:val="1043"/>
         </w:numPr>
         <w:pStyle w:val="Compact"/>
       </w:pPr>
@@ -16601,6 +16925,85 @@
               <w:rPr>
                 <w:sz w:val="18"/>
               </w:rPr>
+              <w:t xml:space="preserve">Page still shows the old look, or the wrong version in the top menu bar</w:t>
+            </w:r>
+          </w:p>
+        </w:tc>
+        <w:tc>
+          <w:tcPr>
+            <w:tcW w:type="dxa" w:w="3288"/>
+          </w:tcPr>
+          <w:p>
+            <w:pPr>
+              <w:pStyle w:val="Compact"/>
+              <w:jc w:val="left"/>
+            </w:pPr>
+            <w:r>
+              <w:rPr>
+                <w:sz w:val="18"/>
+              </w:rPr>
+              <w:t xml:space="preserve">Welcome is serving its cached copy of the layout</w:t>
+            </w:r>
+          </w:p>
+        </w:tc>
+        <w:tc>
+          <w:tcPr>
+            <w:tcW w:type="dxa" w:w="3288"/>
+          </w:tcPr>
+          <w:p>
+            <w:pPr>
+              <w:pStyle w:val="Compact"/>
+              <w:jc w:val="left"/>
+            </w:pPr>
+            <w:r>
+              <w:rPr>
+                <w:sz w:val="18"/>
+              </w:rPr>
+              <w:t xml:space="preserve">Edit the page → web part settings →</w:t>
+            </w:r>
+            <w:r>
+              <w:rPr>
+                <w:sz w:val="18"/>
+              </w:rPr>
+              <w:t xml:space="preserve"> </w:t>
+            </w:r>
+            <w:r>
+              <w:rPr>
+                <w:bCs/>
+                <w:b/>
+                <w:sz w:val="18"/>
+              </w:rPr>
+              <w:t xml:space="preserve">Reset layout cache</w:t>
+            </w:r>
+            <w:r>
+              <w:rPr>
+                <w:sz w:val="18"/>
+              </w:rPr>
+              <w:t xml:space="preserve"> </w:t>
+            </w:r>
+            <w:r>
+              <w:rPr>
+                <w:sz w:val="18"/>
+              </w:rPr>
+              <w:t xml:space="preserve">→ Republish, then Ctrl+F5</w:t>
+            </w:r>
+          </w:p>
+        </w:tc>
+      </w:tr>
+      <w:tr>
+        <w:tc>
+          <w:tcPr>
+            <w:tcW w:type="dxa" w:w="3288"/>
+          </w:tcPr>
+          <w:p>
+            <w:pPr>
+              <w:pStyle w:val="Compact"/>
+              <w:jc w:val="left"/>
+            </w:pPr>
+            <w:r>
+              <w:rPr>
+                <w:sz w:val="18"/>
+              </w:rPr>
               <w:t xml:space="preserve">Technician sees a blank page or an "access request"</w:t>
             </w:r>
           </w:p>
@@ -19059,7 +19462,7 @@
               <w:rPr>
                 <w:sz w:val="18"/>
               </w:rPr>
-              <w:t xml:space="preserve">About 1,750 lines of custom code, owned by the TL</w:t>
+              <w:t xml:space="preserve">About 1,800 lines of custom code, owned by the TL</w:t>
             </w:r>
           </w:p>
         </w:tc>
@@ -19998,34 +20401,7 @@
     <w:abstractNumId w:val="991"/>
   </w:num>
   <w:num w:numId="1022">
-    <w:abstractNumId w:val="99411"/>
-    <w:lvlOverride w:ilvl="0">
-      <w:startOverride w:val="1"/>
-    </w:lvlOverride>
-    <w:lvlOverride w:ilvl="1">
-      <w:startOverride w:val="1"/>
-    </w:lvlOverride>
-    <w:lvlOverride w:ilvl="2">
-      <w:startOverride w:val="1"/>
-    </w:lvlOverride>
-    <w:lvlOverride w:ilvl="3">
-      <w:startOverride w:val="1"/>
-    </w:lvlOverride>
-    <w:lvlOverride w:ilvl="4">
-      <w:startOverride w:val="1"/>
-    </w:lvlOverride>
-    <w:lvlOverride w:ilvl="5">
-      <w:startOverride w:val="1"/>
-    </w:lvlOverride>
-    <w:lvlOverride w:ilvl="6">
-      <w:startOverride w:val="1"/>
-    </w:lvlOverride>
-    <w:lvlOverride w:ilvl="7">
-      <w:startOverride w:val="1"/>
-    </w:lvlOverride>
-    <w:lvlOverride w:ilvl="8">
-      <w:startOverride w:val="1"/>
-    </w:lvlOverride>
+    <w:abstractNumId w:val="991"/>
   </w:num>
   <w:num w:numId="1023">
     <w:abstractNumId w:val="99411"/>
@@ -20058,30 +20434,6 @@
     </w:lvlOverride>
   </w:num>
   <w:num w:numId="1024">
-    <w:abstractNumId w:val="991"/>
-  </w:num>
-  <w:num w:numId="1025">
-    <w:abstractNumId w:val="991"/>
-  </w:num>
-  <w:num w:numId="1026">
-    <w:abstractNumId w:val="991"/>
-  </w:num>
-  <w:num w:numId="1027">
-    <w:abstractNumId w:val="991"/>
-  </w:num>
-  <w:num w:numId="1028">
-    <w:abstractNumId w:val="991"/>
-  </w:num>
-  <w:num w:numId="1029">
-    <w:abstractNumId w:val="991"/>
-  </w:num>
-  <w:num w:numId="1030">
-    <w:abstractNumId w:val="991"/>
-  </w:num>
-  <w:num w:numId="1031">
-    <w:abstractNumId w:val="991"/>
-  </w:num>
-  <w:num w:numId="1032">
     <w:abstractNumId w:val="99411"/>
     <w:lvlOverride w:ilvl="0">
       <w:startOverride w:val="1"/>
@@ -20111,8 +20463,59 @@
       <w:startOverride w:val="1"/>
     </w:lvlOverride>
   </w:num>
+  <w:num w:numId="1025">
+    <w:abstractNumId w:val="991"/>
+  </w:num>
+  <w:num w:numId="1026">
+    <w:abstractNumId w:val="991"/>
+  </w:num>
+  <w:num w:numId="1027">
+    <w:abstractNumId w:val="991"/>
+  </w:num>
+  <w:num w:numId="1028">
+    <w:abstractNumId w:val="991"/>
+  </w:num>
+  <w:num w:numId="1029">
+    <w:abstractNumId w:val="991"/>
+  </w:num>
+  <w:num w:numId="1030">
+    <w:abstractNumId w:val="991"/>
+  </w:num>
+  <w:num w:numId="1031">
+    <w:abstractNumId w:val="991"/>
+  </w:num>
+  <w:num w:numId="1032">
+    <w:abstractNumId w:val="991"/>
+  </w:num>
   <w:num w:numId="1033">
-    <w:abstractNumId w:val="991"/>
+    <w:abstractNumId w:val="99411"/>
+    <w:lvlOverride w:ilvl="0">
+      <w:startOverride w:val="1"/>
+    </w:lvlOverride>
+    <w:lvlOverride w:ilvl="1">
+      <w:startOverride w:val="1"/>
+    </w:lvlOverride>
+    <w:lvlOverride w:ilvl="2">
+      <w:startOverride w:val="1"/>
+    </w:lvlOverride>
+    <w:lvlOverride w:ilvl="3">
+      <w:startOverride w:val="1"/>
+    </w:lvlOverride>
+    <w:lvlOverride w:ilvl="4">
+      <w:startOverride w:val="1"/>
+    </w:lvlOverride>
+    <w:lvlOverride w:ilvl="5">
+      <w:startOverride w:val="1"/>
+    </w:lvlOverride>
+    <w:lvlOverride w:ilvl="6">
+      <w:startOverride w:val="1"/>
+    </w:lvlOverride>
+    <w:lvlOverride w:ilvl="7">
+      <w:startOverride w:val="1"/>
+    </w:lvlOverride>
+    <w:lvlOverride w:ilvl="8">
+      <w:startOverride w:val="1"/>
+    </w:lvlOverride>
   </w:num>
   <w:num w:numId="1034">
     <w:abstractNumId w:val="991"/>
@@ -20139,6 +20542,9 @@
     <w:abstractNumId w:val="991"/>
   </w:num>
   <w:num w:numId="1042">
+    <w:abstractNumId w:val="991"/>
+  </w:num>
+  <w:num w:numId="1043">
     <w:abstractNumId w:val="991"/>
   </w:num>
 </w:numbering>

--- a/one-to-one/ESG-1to1-Finalisation-Guide.docx
+++ b/one-to-one/ESG-1to1-Finalisation-Guide.docx
@@ -34,7 +34,7 @@
         <w:pStyle w:val="BodyText"/>
       </w:pPr>
       <w:r>
-        <w:t xml:space="preserve">Version: system v4.1.0 (frontend) · solution 1.0.0.0 · guide dated 15-Oct-2026</w:t>
+        <w:t xml:space="preserve">Version: system v4.1.0 (frontend) · solution 1.1.0.0 · guide dated 15-Oct-2026</w:t>
       </w:r>
     </w:p>
     <w:p>
@@ -208,7 +208,7 @@
         <w:pStyle w:val="Compact"/>
       </w:pPr>
       <w:r>
-        <w:t xml:space="preserve">frontend: 89 automated checks;</w:t>
+        <w:t xml:space="preserve">frontend: 148 automated checks;</w:t>
       </w:r>
     </w:p>
     <w:p>
@@ -262,7 +262,7 @@
           <w:bCs/>
           <w:b/>
         </w:rPr>
-        <w:t xml:space="preserve">The system is fully implemented when Phase F (go-live) is done and every privacy test (P1–P20) in Phase C has passed.</w:t>
+        <w:t xml:space="preserve">The system is fully implemented when Phase F (go-live) is done and every privacy test (P1–P24) in Phase C has passed.</w:t>
       </w:r>
     </w:p>
     <w:tbl>
@@ -1042,7 +1042,7 @@
                 <w:rStyle w:val="VerbatimChar"/>
                 <w:sz w:val="18"/>
               </w:rPr>
-              <w:t xml:space="preserve">ESGOneToOne_1_0_0_0_unmanaged.zip</w:t>
+              <w:t xml:space="preserve">ESGOneToOne_1_1_0_0_unmanaged.zip</w:t>
             </w:r>
           </w:p>
         </w:tc>
@@ -1079,7 +1079,7 @@
               <w:rPr>
                 <w:sz w:val="18"/>
               </w:rPr>
-              <w:t xml:space="preserve">. Contains the four flows; the setup flow creates the lists.</w:t>
+              <w:t xml:space="preserve">. Contains the six flows; the setup flow creates the lists.</w:t>
             </w:r>
           </w:p>
         </w:tc>
@@ -1430,7 +1430,7 @@
         <w:t xml:space="preserve"> </w:t>
       </w:r>
       <w:r>
-        <w:t xml:space="preserve">(v4.1.0). After installing, the top menu bar must show</w:t>
+        <w:t xml:space="preserve">(v4.2.0). After installing, the top menu bar must show</w:t>
       </w:r>
       <w:r>
         <w:t xml:space="preserve"> </w:t>
@@ -1440,7 +1440,7 @@
           <w:bCs/>
           <w:b/>
         </w:rPr>
-        <w:t xml:space="preserve">v4.1.0</w:t>
+        <w:t xml:space="preserve">v4.2.0</w:t>
       </w:r>
       <w:r>
         <w:t xml:space="preserve"> </w:t>
@@ -1884,7 +1884,7 @@
         <w:rPr>
           <w:rStyle w:val="VerbatimChar"/>
         </w:rPr>
-        <w:t xml:space="preserve">ESGOneToOne_1_0_0_0_unmanaged.zip</w:t>
+        <w:t xml:space="preserve">ESGOneToOne_1_1_0_0_unmanaged.zip</w:t>
       </w:r>
       <w:r>
         <w:t xml:space="preserve"> </w:t>
@@ -4049,7 +4049,7 @@
           <w:bCs/>
           <w:b/>
         </w:rPr>
-        <w:t xml:space="preserve">v4.1.0</w:t>
+        <w:t xml:space="preserve">v4.2.0</w:t>
       </w:r>
       <w:r>
         <w:t xml:space="preserve"> </w:t>
@@ -4340,13 +4340,13 @@
       </w:r>
     </w:p>
     <w:bookmarkEnd w:id="28"/>
-    <w:bookmarkStart w:id="29" w:name="Xa80d6802880d19aaf3ca02a88855fad3fdf7b86"/>
+    <w:bookmarkStart w:id="29" w:name="X8016190215d0f461a77af40f991fdb9d4705529"/>
     <w:p>
       <w:pPr>
         <w:pStyle w:val="Heading3"/>
       </w:pPr>
       <w:r>
-        <w:t xml:space="preserve">4.7 Turn on flows 1, 2 and 3</w:t>
+        <w:t xml:space="preserve">4.7 Turn on flows 1 to 5</w:t>
       </w:r>
     </w:p>
     <w:p>
@@ -4438,6 +4438,112 @@
         <w:t xml:space="preserve">3 Manager decision</w:t>
       </w:r>
     </w:p>
+    <w:p>
+      <w:pPr>
+        <w:numPr>
+          <w:ilvl w:val="1"/>
+          <w:numId w:val="1022"/>
+        </w:numPr>
+        <w:pStyle w:val="Compact"/>
+      </w:pPr>
+      <w:r>
+        <w:rPr>
+          <w:bCs/>
+          <w:b/>
+        </w:rPr>
+        <w:t xml:space="preserve">4 Team members</w:t>
+      </w:r>
+      <w:r>
+        <w:t xml:space="preserve"> </w:t>
+      </w:r>
+      <w:r>
+        <w:t xml:space="preserve">– gives people you add in ⚙ Settings → Team access to the page</w:t>
+      </w:r>
+    </w:p>
+    <w:p>
+      <w:pPr>
+        <w:numPr>
+          <w:ilvl w:val="1"/>
+          <w:numId w:val="1022"/>
+        </w:numPr>
+        <w:pStyle w:val="Compact"/>
+      </w:pPr>
+      <w:r>
+        <w:rPr>
+          <w:bCs/>
+          <w:b/>
+        </w:rPr>
+        <w:t xml:space="preserve">5 Wellbeing</w:t>
+      </w:r>
+      <w:r>
+        <w:t xml:space="preserve"> </w:t>
+      </w:r>
+      <w:r>
+        <w:t xml:space="preserve">– wellbeing assessments</w:t>
+      </w:r>
+    </w:p>
+    <w:p>
+      <w:pPr>
+        <w:pStyle w:val="BlockText"/>
+      </w:pPr>
+      <w:r>
+        <w:rPr>
+          <w:bCs/>
+          <w:b/>
+        </w:rPr>
+        <w:t xml:space="preserve">Already imported 1.0?</w:t>
+      </w:r>
+      <w:r>
+        <w:t xml:space="preserve"> </w:t>
+      </w:r>
+      <w:r>
+        <w:t xml:space="preserve">Upgrade first: import</w:t>
+      </w:r>
+      <w:r>
+        <w:t xml:space="preserve"> </w:t>
+      </w:r>
+      <w:r>
+        <w:rPr>
+          <w:rStyle w:val="VerbatimChar"/>
+        </w:rPr>
+        <w:t xml:space="preserve">ESGOneToOne_1_1_0_0_unmanaged.zip</w:t>
+      </w:r>
+      <w:r>
+        <w:t xml:space="preserve"> </w:t>
+      </w:r>
+      <w:r>
+        <w:t xml:space="preserve">over it, re-run</w:t>
+      </w:r>
+      <w:r>
+        <w:t xml:space="preserve"> </w:t>
+      </w:r>
+      <w:r>
+        <w:rPr>
+          <w:bCs/>
+          <w:b/>
+        </w:rPr>
+        <w:t xml:space="preserve">0 Setup</w:t>
+      </w:r>
+      <w:r>
+        <w:t xml:space="preserve">, turn on flows 4 and 5, upload the v4.2.0 files and</w:t>
+      </w:r>
+      <w:r>
+        <w:t xml:space="preserve"> </w:t>
+      </w:r>
+      <w:r>
+        <w:rPr>
+          <w:bCs/>
+          <w:b/>
+        </w:rPr>
+        <w:t xml:space="preserve">Reset layout cache</w:t>
+      </w:r>
+      <w:r>
+        <w:t xml:space="preserve"> </w:t>
+      </w:r>
+      <w:r>
+        <w:t xml:space="preserve">(IMPORT_GUIDE §0).</w:t>
+      </w:r>
+    </w:p>
     <w:bookmarkEnd w:id="29"/>
     <w:bookmarkStart w:id="30" w:name="X46003f1ce83dee2342ff3fc40a7b0f8feda7cd0"/>
     <w:p>
@@ -4531,10 +4637,10 @@
           <w:bCs/>
           <w:b/>
         </w:rPr>
-        <w:t xml:space="preserve">Create the four packages</w:t>
-      </w:r>
-      <w:r>
-        <w:t xml:space="preserve">. Four zips download:</w:t>
+        <w:t xml:space="preserve">Create the six packages</w:t>
+      </w:r>
+      <w:r>
+        <w:t xml:space="preserve">. Six zips download:</w:t>
       </w:r>
       <w:r>
         <w:t xml:space="preserve"> </w:t>
@@ -4558,7 +4664,7 @@
         <w:rPr>
           <w:rStyle w:val="VerbatimChar"/>
         </w:rPr>
-        <w:t xml:space="preserve">ESG-1to1-3-legacy.zip</w:t>
+        <w:t xml:space="preserve">ESG-1to1-5-legacy.zip</w:t>
       </w:r>
       <w:r>
         <w:t xml:space="preserve">.</w:t>
@@ -4573,7 +4679,7 @@
         <w:pStyle w:val="Compact"/>
       </w:pPr>
       <w:r>
-        <w:t xml:space="preserve">For each zip, in order 0, 1, 2, 3:</w:t>
+        <w:t xml:space="preserve">For each zip, in order 0 to 5:</w:t>
       </w:r>
     </w:p>
     <w:p>
@@ -4815,7 +4921,7 @@
         <w:t xml:space="preserve">On</w:t>
       </w:r>
       <w:r>
-        <w:t xml:space="preserve">. Make sure flows 1–3 are</w:t>
+        <w:t xml:space="preserve">. Make sure flows 1–5 are</w:t>
       </w:r>
       <w:r>
         <w:t xml:space="preserve"> </w:t>
@@ -4896,13 +5002,13 @@
           <w:bCs/>
           <w:b/>
         </w:rPr>
-        <w:t xml:space="preserve">Technicians list → + New</w:t>
-      </w:r>
-      <w:r>
-        <w:t xml:space="preserve"> </w:t>
-      </w:r>
-      <w:r>
-        <w:t xml:space="preserve">for</w:t>
+        <w:t xml:space="preserve">⚙ Settings → Team → + Add a person:</w:t>
+      </w:r>
+      <w:r>
+        <w:t xml:space="preserve"> </w:t>
+      </w:r>
+      <w:r>
+        <w:t xml:space="preserve">search for</w:t>
       </w:r>
       <w:r>
         <w:t xml:space="preserve"> </w:t>
@@ -4915,7 +5021,10 @@
         <w:t xml:space="preserve">Test A</w:t>
       </w:r>
       <w:r>
-        <w:t xml:space="preserve">, then again for</w:t>
+        <w:t xml:space="preserve"> </w:t>
+      </w:r>
+      <w:r>
+        <w:t xml:space="preserve">→</w:t>
       </w:r>
       <w:r>
         <w:t xml:space="preserve"> </w:t>
@@ -4925,10 +5034,23 @@
           <w:bCs/>
           <w:b/>
         </w:rPr>
+        <w:t xml:space="preserve">Add</w:t>
+      </w:r>
+      <w:r>
+        <w:t xml:space="preserve">, then the same for</w:t>
+      </w:r>
+      <w:r>
+        <w:t xml:space="preserve"> </w:t>
+      </w:r>
+      <w:r>
+        <w:rPr>
+          <w:bCs/>
+          <w:b/>
+        </w:rPr>
         <w:t xml:space="preserve">Test B</w:t>
       </w:r>
       <w:r>
-        <w:t xml:space="preserve">:</w:t>
+        <w:t xml:space="preserve">. No SharePoint lists or groups to edit by hand.</w:t>
       </w:r>
     </w:p>
     <w:p>
@@ -4940,50 +5062,38 @@
         <w:pStyle w:val="Compact"/>
       </w:pPr>
       <w:r>
-        <w:t xml:space="preserve">Title = name;</w:t>
-      </w:r>
-    </w:p>
-    <w:p>
-      <w:pPr>
-        <w:numPr>
-          <w:ilvl w:val="1"/>
-          <w:numId w:val="1027"/>
-        </w:numPr>
-        <w:pStyle w:val="Compact"/>
-      </w:pPr>
-      <w:r>
-        <w:t xml:space="preserve">Technician = their account;</w:t>
-      </w:r>
-    </w:p>
-    <w:p>
-      <w:pPr>
-        <w:numPr>
-          <w:ilvl w:val="1"/>
-          <w:numId w:val="1027"/>
-        </w:numPr>
-        <w:pStyle w:val="Compact"/>
-      </w:pPr>
-      <w:r>
-        <w:rPr>
-          <w:bCs/>
-          <w:b/>
-        </w:rPr>
-        <w:t xml:space="preserve">Active = Yes</w:t>
-      </w:r>
-      <w:r>
-        <w:t xml:space="preserve">;</w:t>
-      </w:r>
-    </w:p>
-    <w:p>
-      <w:pPr>
-        <w:numPr>
-          <w:ilvl w:val="1"/>
-          <w:numId w:val="1027"/>
-        </w:numPr>
-        <w:pStyle w:val="Compact"/>
-      </w:pPr>
-      <w:r>
-        <w:t xml:space="preserve">leave TechnicianAadId blank.</w:t>
+        <w:t xml:space="preserve">Within about 5 minutes Flow 4 adds each to the</w:t>
+      </w:r>
+      <w:r>
+        <w:t xml:space="preserve"> </w:t>
+      </w:r>
+      <w:r>
+        <w:rPr>
+          <w:rStyle w:val="VerbatimChar"/>
+        </w:rPr>
+        <w:t xml:space="preserve">1-to-1 Technicians</w:t>
+      </w:r>
+      <w:r>
+        <w:t xml:space="preserve"> </w:t>
+      </w:r>
+      <w:r>
+        <w:t xml:space="preserve">group and emails you</w:t>
+      </w:r>
+      <w:r>
+        <w:t xml:space="preserve"> </w:t>
+      </w:r>
+      <w:r>
+        <w:rPr>
+          <w:iCs/>
+          <w:i/>
+        </w:rPr>
+        <w:t xml:space="preserve">"1-to-1: access given to …"</w:t>
+      </w:r>
+      <w:r>
+        <w:t xml:space="preserve"> </w:t>
+      </w:r>
+      <w:r>
+        <w:t xml:space="preserve">(test F32).</w:t>
       </w:r>
     </w:p>
     <w:p>
@@ -5005,52 +5115,26 @@
           <w:bCs/>
           <w:b/>
         </w:rPr>
-        <w:t xml:space="preserve">Site permissions →</w:t>
+        <w:t xml:space="preserve">Reload the page.</w:t>
+      </w:r>
+      <w:r>
+        <w:t xml:space="preserve"> </w:t>
+      </w:r>
+      <w:r>
+        <w:t xml:space="preserve">The top bar shows</w:t>
+      </w:r>
+      <w:r>
+        <w:t xml:space="preserve"> </w:t>
       </w:r>
       <w:r>
         <w:rPr>
           <w:bCs/>
           <w:b/>
         </w:rPr>
-        <w:t xml:space="preserve"> </w:t>
-      </w:r>
-      <w:r>
-        <w:rPr>
-          <w:rStyle w:val="VerbatimChar"/>
-          <w:bCs/>
-          <w:b/>
-        </w:rPr>
-        <w:t xml:space="preserve">1-to-1 Technicians</w:t>
-      </w:r>
-      <w:r>
-        <w:rPr>
-          <w:bCs/>
-          <w:b/>
-        </w:rPr>
-        <w:t xml:space="preserve"> </w:t>
-      </w:r>
-      <w:r>
-        <w:rPr>
-          <w:bCs/>
-          <w:b/>
-        </w:rPr>
-        <w:t xml:space="preserve">→ New → Add users:</w:t>
-      </w:r>
-      <w:r>
-        <w:t xml:space="preserve"> </w:t>
-      </w:r>
-      <w:r>
-        <w:t xml:space="preserve">Test A and Test B.</w:t>
-      </w:r>
-      <w:r>
-        <w:t xml:space="preserve"> </w:t>
-      </w:r>
-      <w:r>
-        <w:rPr>
-          <w:bCs/>
-          <w:b/>
-        </w:rPr>
-        <w:t xml:space="preserve">Untick "Send an email invitation".</w:t>
+        <w:t xml:space="preserve">Team (2) ▾</w:t>
+      </w:r>
+      <w:r>
+        <w:t xml:space="preserve">, and opening it lists Test A and Test B.</w:t>
       </w:r>
     </w:p>
     <w:p>
@@ -5072,13 +5156,25 @@
           <w:bCs/>
           <w:b/>
         </w:rPr>
-        <w:t xml:space="preserve">Reload the page.</w:t>
-      </w:r>
-      <w:r>
-        <w:t xml:space="preserve"> </w:t>
-      </w:r>
-      <w:r>
-        <w:t xml:space="preserve">The top bar shows</w:t>
+        <w:t xml:space="preserve">⚙ Settings → Team:</w:t>
+      </w:r>
+      <w:r>
+        <w:t xml:space="preserve"> </w:t>
+      </w:r>
+      <w:r>
+        <w:t xml:space="preserve">give each an appraisal date – type it (e.g.</w:t>
+      </w:r>
+      <w:r>
+        <w:t xml:space="preserve"> </w:t>
+      </w:r>
+      <w:r>
+        <w:rPr>
+          <w:rStyle w:val="VerbatimChar"/>
+        </w:rPr>
+        <w:t xml:space="preserve">15/07/2027</w:t>
+      </w:r>
+      <w:r>
+        <w:t xml:space="preserve">) or pick it with 📅. Use a summer date. Save, reopen, and check it</w:t>
       </w:r>
       <w:r>
         <w:t xml:space="preserve"> </w:t>
@@ -5088,10 +5184,13 @@
           <w:bCs/>
           <w:b/>
         </w:rPr>
-        <w:t xml:space="preserve">Team (2) ▾</w:t>
-      </w:r>
-      <w:r>
-        <w:t xml:space="preserve">, and opening it lists Test A and Test B.</w:t>
+        <w:t xml:space="preserve">still shows the same day</w:t>
+      </w:r>
+      <w:r>
+        <w:t xml:space="preserve"> </w:t>
+      </w:r>
+      <w:r>
+        <w:t xml:space="preserve">(tests F27, F31 and R16).</w:t>
       </w:r>
     </w:p>
     <w:p>
@@ -5113,25 +5212,13 @@
           <w:bCs/>
           <w:b/>
         </w:rPr>
-        <w:t xml:space="preserve">⚙ Settings:</w:t>
-      </w:r>
-      <w:r>
-        <w:t xml:space="preserve"> </w:t>
-      </w:r>
-      <w:r>
-        <w:t xml:space="preserve">give each an appraisal date. Use a summer date, e.g.</w:t>
-      </w:r>
-      <w:r>
-        <w:t xml:space="preserve"> </w:t>
-      </w:r>
-      <w:r>
-        <w:rPr>
-          <w:rStyle w:val="VerbatimChar"/>
-        </w:rPr>
-        <w:t xml:space="preserve">15-Jul-2027</w:t>
-      </w:r>
-      <w:r>
-        <w:t xml:space="preserve">. Save, reopen, and check it</w:t>
+        <w:t xml:space="preserve">Expectations:</w:t>
+      </w:r>
+      <w:r>
+        <w:t xml:space="preserve"> </w:t>
+      </w:r>
+      <w:r>
+        <w:t xml:space="preserve">add one</w:t>
       </w:r>
       <w:r>
         <w:t xml:space="preserve"> </w:t>
@@ -5141,13 +5228,29 @@
           <w:bCs/>
           <w:b/>
         </w:rPr>
-        <w:t xml:space="preserve">still shows the same day</w:t>
-      </w:r>
-      <w:r>
-        <w:t xml:space="preserve"> </w:t>
-      </w:r>
-      <w:r>
-        <w:t xml:space="preserve">(tests F27 and R16).</w:t>
+        <w:t xml:space="preserve">Individual</w:t>
+      </w:r>
+      <w:r>
+        <w:t xml:space="preserve"> </w:t>
+      </w:r>
+      <w:r>
+        <w:t xml:space="preserve">expectation for Test A. This proves the Person column works;</w:t>
+      </w:r>
+      <w:r>
+        <w:t xml:space="preserve"> </w:t>
+      </w:r>
+      <w:r>
+        <w:rPr>
+          <w:iCs/>
+          <w:i/>
+        </w:rPr>
+        <w:t xml:space="preserve">Expectations per technician</w:t>
+      </w:r>
+      <w:r>
+        <w:t xml:space="preserve"> </w:t>
+      </w:r>
+      <w:r>
+        <w:t xml:space="preserve">shows Test A with one more than Test B.</w:t>
       </w:r>
     </w:p>
     <w:p>
@@ -5169,45 +5272,48 @@
           <w:bCs/>
           <w:b/>
         </w:rPr>
-        <w:t xml:space="preserve">Expectations:</w:t>
-      </w:r>
-      <w:r>
-        <w:t xml:space="preserve"> </w:t>
-      </w:r>
-      <w:r>
-        <w:t xml:space="preserve">add one</w:t>
-      </w:r>
-      <w:r>
-        <w:t xml:space="preserve"> </w:t>
-      </w:r>
+        <w:t xml:space="preserve">Power Automate → Flow 1 → Run.</w:t>
+      </w:r>
+      <w:r>
+        <w:t xml:space="preserve"> </w:t>
+      </w:r>
+      <w:r>
+        <w:t xml:space="preserve">Test A and Test B each get</w:t>
+      </w:r>
+      <w:r>
+        <w:t xml:space="preserve"> </w:t>
+      </w:r>
+      <w:r>
+        <w:rPr>
+          <w:iCs/>
+          <w:i/>
+        </w:rPr>
+        <w:t xml:space="preserve">"Your 1-to-1 for … is ready"</w:t>
+      </w:r>
+      <w:r>
+        <w:t xml:space="preserve">.</w:t>
+      </w:r>
+    </w:p>
+    <w:p>
+      <w:pPr>
+        <w:numPr>
+          <w:ilvl w:val="1"/>
+          <w:numId w:val="1028"/>
+        </w:numPr>
+        <w:pStyle w:val="Compact"/>
+      </w:pPr>
       <w:r>
         <w:rPr>
           <w:bCs/>
           <w:b/>
         </w:rPr>
-        <w:t xml:space="preserve">Individual</w:t>
-      </w:r>
-      <w:r>
-        <w:t xml:space="preserve"> </w:t>
-      </w:r>
-      <w:r>
-        <w:t xml:space="preserve">expectation for Test A. This proves the Person column works;</w:t>
-      </w:r>
-      <w:r>
-        <w:t xml:space="preserve"> </w:t>
-      </w:r>
-      <w:r>
-        <w:rPr>
-          <w:iCs/>
-          <w:i/>
-        </w:rPr>
-        <w:t xml:space="preserve">Expectations per technician</w:t>
-      </w:r>
-      <w:r>
-        <w:t xml:space="preserve"> </w:t>
-      </w:r>
-      <w:r>
-        <w:t xml:space="preserve">shows Test A with one more than Test B.</w:t>
+        <w:t xml:space="preserve">Run it again:</w:t>
+      </w:r>
+      <w:r>
+        <w:t xml:space="preserve"> </w:t>
+      </w:r>
+      <w:r>
+        <w:t xml:space="preserve">no new items, no second email.</w:t>
       </w:r>
     </w:p>
     <w:p>
@@ -5229,48 +5335,13 @@
           <w:bCs/>
           <w:b/>
         </w:rPr>
-        <w:t xml:space="preserve">Power Automate → Flow 1 → Run.</w:t>
-      </w:r>
-      <w:r>
-        <w:t xml:space="preserve"> </w:t>
-      </w:r>
-      <w:r>
-        <w:t xml:space="preserve">Test A and Test B each get</w:t>
-      </w:r>
-      <w:r>
-        <w:t xml:space="preserve"> </w:t>
-      </w:r>
-      <w:r>
-        <w:rPr>
-          <w:iCs/>
-          <w:i/>
-        </w:rPr>
-        <w:t xml:space="preserve">"Your 1-to-1 for … is ready"</w:t>
-      </w:r>
-      <w:r>
-        <w:t xml:space="preserve">.</w:t>
-      </w:r>
-    </w:p>
-    <w:p>
-      <w:pPr>
-        <w:numPr>
-          <w:ilvl w:val="1"/>
-          <w:numId w:val="1028"/>
-        </w:numPr>
-        <w:pStyle w:val="Compact"/>
-      </w:pPr>
-      <w:r>
-        <w:rPr>
-          <w:bCs/>
-          <w:b/>
-        </w:rPr>
-        <w:t xml:space="preserve">Run it again:</w:t>
-      </w:r>
-      <w:r>
-        <w:t xml:space="preserve"> </w:t>
-      </w:r>
-      <w:r>
-        <w:t xml:space="preserve">no new items, no second email.</w:t>
+        <w:t xml:space="preserve">As you:</w:t>
+      </w:r>
+      <w:r>
+        <w:t xml:space="preserve"> </w:t>
+      </w:r>
+      <w:r>
+        <w:t xml:space="preserve">Team overview lists Test A and Test B.</w:t>
       </w:r>
     </w:p>
     <w:p>
@@ -5292,13 +5363,91 @@
           <w:bCs/>
           <w:b/>
         </w:rPr>
-        <w:t xml:space="preserve">As you:</w:t>
-      </w:r>
-      <w:r>
-        <w:t xml:space="preserve"> </w:t>
-      </w:r>
-      <w:r>
-        <w:t xml:space="preserve">Team overview lists Test A and Test B.</w:t>
+        <w:t xml:space="preserve">As Test A</w:t>
+      </w:r>
+      <w:r>
+        <w:t xml:space="preserve"> </w:t>
+      </w:r>
+      <w:r>
+        <w:t xml:space="preserve">(InPrivate window):</w:t>
+      </w:r>
+    </w:p>
+    <w:p>
+      <w:pPr>
+        <w:numPr>
+          <w:ilvl w:val="1"/>
+          <w:numId w:val="1029"/>
+        </w:numPr>
+        <w:pStyle w:val="Compact"/>
+      </w:pPr>
+      <w:r>
+        <w:t xml:space="preserve">Open the email link. Their form opens. The top menu bar has only</w:t>
+      </w:r>
+      <w:r>
+        <w:t xml:space="preserve"> </w:t>
+      </w:r>
+      <w:r>
+        <w:rPr>
+          <w:iCs/>
+          <w:i/>
+        </w:rPr>
+        <w:t xml:space="preserve">This month · My appraisal · Wellbeing · Appraisal report</w:t>
+      </w:r>
+      <w:r>
+        <w:t xml:space="preserve">, with no Team menu or Settings.</w:t>
+      </w:r>
+    </w:p>
+    <w:p>
+      <w:pPr>
+        <w:numPr>
+          <w:ilvl w:val="1"/>
+          <w:numId w:val="1029"/>
+        </w:numPr>
+        <w:pStyle w:val="Compact"/>
+      </w:pPr>
+      <w:r>
+        <w:t xml:space="preserve">Fill in a few answers →</w:t>
+      </w:r>
+      <w:r>
+        <w:t xml:space="preserve"> </w:t>
+      </w:r>
+      <w:r>
+        <w:rPr>
+          <w:bCs/>
+          <w:b/>
+        </w:rPr>
+        <w:t xml:space="preserve">Save</w:t>
+      </w:r>
+      <w:r>
+        <w:t xml:space="preserve"> </w:t>
+      </w:r>
+      <w:r>
+        <w:t xml:space="preserve">→ reload. The answers are kept.</w:t>
+      </w:r>
+    </w:p>
+    <w:p>
+      <w:pPr>
+        <w:numPr>
+          <w:ilvl w:val="1"/>
+          <w:numId w:val="1029"/>
+        </w:numPr>
+        <w:pStyle w:val="Compact"/>
+      </w:pPr>
+      <w:r>
+        <w:t xml:space="preserve">Complete everything →</w:t>
+      </w:r>
+      <w:r>
+        <w:t xml:space="preserve"> </w:t>
+      </w:r>
+      <w:r>
+        <w:rPr>
+          <w:bCs/>
+          <w:b/>
+        </w:rPr>
+        <w:t xml:space="preserve">Submit</w:t>
+      </w:r>
+      <w:r>
+        <w:t xml:space="preserve">. Within about 5 minutes the review becomes read-only.</w:t>
       </w:r>
     </w:p>
     <w:p>
@@ -5320,50 +5469,63 @@
           <w:bCs/>
           <w:b/>
         </w:rPr>
-        <w:t xml:space="preserve">As Test A</w:t>
-      </w:r>
-      <w:r>
-        <w:t xml:space="preserve"> </w:t>
-      </w:r>
-      <w:r>
-        <w:t xml:space="preserve">(InPrivate window):</w:t>
+        <w:t xml:space="preserve">As you:</w:t>
+      </w:r>
+      <w:r>
+        <w:t xml:space="preserve"> </w:t>
+      </w:r>
+      <w:r>
+        <w:rPr>
+          <w:iCs/>
+          <w:i/>
+        </w:rPr>
+        <w:t xml:space="preserve">"1-to-1 submitted"</w:t>
+      </w:r>
+      <w:r>
+        <w:t xml:space="preserve"> </w:t>
+      </w:r>
+      <w:r>
+        <w:t xml:space="preserve">arrives. Monthly reviews shows a badge, and</w:t>
+      </w:r>
+      <w:r>
+        <w:t xml:space="preserve"> </w:t>
+      </w:r>
+      <w:r>
+        <w:rPr>
+          <w:bCs/>
+          <w:b/>
+        </w:rPr>
+        <w:t xml:space="preserve">Team ▾</w:t>
+      </w:r>
+      <w:r>
+        <w:t xml:space="preserve"> </w:t>
+      </w:r>
+      <w:r>
+        <w:t xml:space="preserve">shows a red dot next to Test A.</w:t>
       </w:r>
     </w:p>
     <w:p>
       <w:pPr>
         <w:numPr>
           <w:ilvl w:val="1"/>
-          <w:numId w:val="1029"/>
+          <w:numId w:val="1030"/>
         </w:numPr>
         <w:pStyle w:val="Compact"/>
       </w:pPr>
       <w:r>
-        <w:t xml:space="preserve">Open the email link. Their form opens. The top menu bar has only</w:t>
-      </w:r>
-      <w:r>
-        <w:t xml:space="preserve"> </w:t>
-      </w:r>
-      <w:r>
-        <w:rPr>
-          <w:iCs/>
-          <w:i/>
-        </w:rPr>
-        <w:t xml:space="preserve">This month · My appraisal · Appraisal report</w:t>
-      </w:r>
-      <w:r>
-        <w:t xml:space="preserve">, with no Team menu or Settings.</w:t>
+        <w:t xml:space="preserve">Open the review. Add feedback per question and a 1–5 rating per expectation.</w:t>
       </w:r>
     </w:p>
     <w:p>
       <w:pPr>
         <w:numPr>
           <w:ilvl w:val="1"/>
-          <w:numId w:val="1029"/>
+          <w:numId w:val="1030"/>
         </w:numPr>
         <w:pStyle w:val="Compact"/>
       </w:pPr>
       <w:r>
-        <w:t xml:space="preserve">Fill in a few answers →</w:t>
+        <w:t xml:space="preserve">Add</w:t>
       </w:r>
       <w:r>
         <w:t xml:space="preserve"> </w:t>
@@ -5373,25 +5535,22 @@
           <w:bCs/>
           <w:b/>
         </w:rPr>
-        <w:t xml:space="preserve">Save</w:t>
-      </w:r>
-      <w:r>
-        <w:t xml:space="preserve"> </w:t>
-      </w:r>
-      <w:r>
-        <w:t xml:space="preserve">→ reload. The answers are kept.</w:t>
+        <w:t xml:space="preserve">two actions</w:t>
+      </w:r>
+      <w:r>
+        <w:t xml:space="preserve">, each with owner, close-out criteria and deadline.</w:t>
       </w:r>
     </w:p>
     <w:p>
       <w:pPr>
         <w:numPr>
           <w:ilvl w:val="1"/>
-          <w:numId w:val="1029"/>
+          <w:numId w:val="1030"/>
         </w:numPr>
         <w:pStyle w:val="Compact"/>
       </w:pPr>
       <w:r>
-        <w:t xml:space="preserve">Complete everything →</w:t>
+        <w:t xml:space="preserve">Click</w:t>
       </w:r>
       <w:r>
         <w:t xml:space="preserve"> </w:t>
@@ -5401,10 +5560,10 @@
           <w:bCs/>
           <w:b/>
         </w:rPr>
-        <w:t xml:space="preserve">Submit</w:t>
-      </w:r>
-      <w:r>
-        <w:t xml:space="preserve">. Within about 5 minutes the review becomes read-only.</w:t>
+        <w:t xml:space="preserve">Complete &amp; release</w:t>
+      </w:r>
+      <w:r>
+        <w:t xml:space="preserve">.</w:t>
       </w:r>
     </w:p>
     <w:p>
@@ -5432,17 +5591,7 @@
         <w:t xml:space="preserve"> </w:t>
       </w:r>
       <w:r>
-        <w:rPr>
-          <w:iCs/>
-          <w:i/>
-        </w:rPr>
-        <w:t xml:space="preserve">"1-to-1 submitted"</w:t>
-      </w:r>
-      <w:r>
-        <w:t xml:space="preserve"> </w:t>
-      </w:r>
-      <w:r>
-        <w:t xml:space="preserve">arrives. Monthly reviews shows a badge, and</w:t>
+        <w:t xml:space="preserve">Team ▾ → Test A →</w:t>
       </w:r>
       <w:r>
         <w:t xml:space="preserve"> </w:t>
@@ -5452,37 +5601,13 @@
           <w:bCs/>
           <w:b/>
         </w:rPr>
-        <w:t xml:space="preserve">Team ▾</w:t>
-      </w:r>
-      <w:r>
-        <w:t xml:space="preserve"> </w:t>
-      </w:r>
-      <w:r>
-        <w:t xml:space="preserve">shows a red dot next to Test A.</w:t>
-      </w:r>
-    </w:p>
-    <w:p>
-      <w:pPr>
-        <w:numPr>
-          <w:ilvl w:val="1"/>
-          <w:numId w:val="1030"/>
-        </w:numPr>
-        <w:pStyle w:val="Compact"/>
-      </w:pPr>
-      <w:r>
-        <w:t xml:space="preserve">Open the review. Add feedback per question and a 1–5 rating per expectation.</w:t>
-      </w:r>
-    </w:p>
-    <w:p>
-      <w:pPr>
-        <w:numPr>
-          <w:ilvl w:val="1"/>
-          <w:numId w:val="1030"/>
-        </w:numPr>
-        <w:pStyle w:val="Compact"/>
-      </w:pPr>
-      <w:r>
-        <w:t xml:space="preserve">Add</w:t>
+        <w:t xml:space="preserve">Generate appraisal report</w:t>
+      </w:r>
+      <w:r>
+        <w:t xml:space="preserve"> </w:t>
+      </w:r>
+      <w:r>
+        <w:t xml:space="preserve">→</w:t>
       </w:r>
       <w:r>
         <w:t xml:space="preserve"> </w:t>
@@ -5492,35 +5617,10 @@
           <w:bCs/>
           <w:b/>
         </w:rPr>
-        <w:t xml:space="preserve">two actions</w:t>
-      </w:r>
-      <w:r>
-        <w:t xml:space="preserve">, each with owner, close-out criteria and deadline.</w:t>
-      </w:r>
-    </w:p>
-    <w:p>
-      <w:pPr>
-        <w:numPr>
-          <w:ilvl w:val="1"/>
-          <w:numId w:val="1030"/>
-        </w:numPr>
-        <w:pStyle w:val="Compact"/>
-      </w:pPr>
-      <w:r>
-        <w:t xml:space="preserve">Click</w:t>
-      </w:r>
-      <w:r>
-        <w:t xml:space="preserve"> </w:t>
-      </w:r>
-      <w:r>
-        <w:rPr>
-          <w:bCs/>
-          <w:b/>
-        </w:rPr>
-        <w:t xml:space="preserve">Complete &amp; release</w:t>
-      </w:r>
-      <w:r>
-        <w:t xml:space="preserve">.</w:t>
+        <w:t xml:space="preserve">Print / Save as PDF</w:t>
+      </w:r>
+      <w:r>
+        <w:t xml:space="preserve">. A print window opens. If not, allow pop-ups for the SharePoint site.</w:t>
       </w:r>
     </w:p>
     <w:p>
@@ -5542,13 +5642,23 @@
           <w:bCs/>
           <w:b/>
         </w:rPr>
-        <w:t xml:space="preserve">As you:</w:t>
-      </w:r>
-      <w:r>
-        <w:t xml:space="preserve"> </w:t>
-      </w:r>
-      <w:r>
-        <w:t xml:space="preserve">Team ▾ → Test A →</w:t>
+        <w:t xml:space="preserve">As Test A:</w:t>
+      </w:r>
+      <w:r>
+        <w:t xml:space="preserve"> </w:t>
+      </w:r>
+      <w:r>
+        <w:rPr>
+          <w:iCs/>
+          <w:i/>
+        </w:rPr>
+        <w:t xml:space="preserve">"Feedback … is ready"</w:t>
+      </w:r>
+      <w:r>
+        <w:t xml:space="preserve"> </w:t>
+      </w:r>
+      <w:r>
+        <w:t xml:space="preserve">arrives. Feedback, ratings and actions are visible;</w:t>
       </w:r>
       <w:r>
         <w:t xml:space="preserve"> </w:t>
@@ -5558,13 +5668,13 @@
           <w:bCs/>
           <w:b/>
         </w:rPr>
-        <w:t xml:space="preserve">Generate appraisal report</w:t>
-      </w:r>
-      <w:r>
-        <w:t xml:space="preserve"> </w:t>
-      </w:r>
-      <w:r>
-        <w:t xml:space="preserve">→</w:t>
+        <w:t xml:space="preserve">My appraisal</w:t>
+      </w:r>
+      <w:r>
+        <w:t xml:space="preserve"> </w:t>
+      </w:r>
+      <w:r>
+        <w:t xml:space="preserve">and</w:t>
       </w:r>
       <w:r>
         <w:t xml:space="preserve"> </w:t>
@@ -5574,10 +5684,13 @@
           <w:bCs/>
           <w:b/>
         </w:rPr>
-        <w:t xml:space="preserve">Print / Save as PDF</w:t>
-      </w:r>
-      <w:r>
-        <w:t xml:space="preserve">. A print window opens. If not, allow pop-ups for the SharePoint site.</w:t>
+        <w:t xml:space="preserve">Appraisal report</w:t>
+      </w:r>
+      <w:r>
+        <w:t xml:space="preserve"> </w:t>
+      </w:r>
+      <w:r>
+        <w:t xml:space="preserve">work.</w:t>
       </w:r>
     </w:p>
     <w:p>
@@ -5599,6 +5712,54 @@
           <w:bCs/>
           <w:b/>
         </w:rPr>
+        <w:t xml:space="preserve">Wellbeing (tests F37–F39):</w:t>
+      </w:r>
+    </w:p>
+    <w:p>
+      <w:pPr>
+        <w:numPr>
+          <w:ilvl w:val="1"/>
+          <w:numId w:val="1031"/>
+        </w:numPr>
+        <w:pStyle w:val="Compact"/>
+      </w:pPr>
+      <w:r>
+        <w:rPr>
+          <w:bCs/>
+          <w:b/>
+        </w:rPr>
+        <w:t xml:space="preserve">As you:</w:t>
+      </w:r>
+      <w:r>
+        <w:t xml:space="preserve"> </w:t>
+      </w:r>
+      <w:r>
+        <w:rPr>
+          <w:bCs/>
+          <w:b/>
+        </w:rPr>
+        <w:t xml:space="preserve">Wellbeing → + Start</w:t>
+      </w:r>
+      <w:r>
+        <w:t xml:space="preserve"> </w:t>
+      </w:r>
+      <w:r>
+        <w:t xml:space="preserve">for Test A, with a meeting date.</w:t>
+      </w:r>
+    </w:p>
+    <w:p>
+      <w:pPr>
+        <w:numPr>
+          <w:ilvl w:val="1"/>
+          <w:numId w:val="1031"/>
+        </w:numPr>
+        <w:pStyle w:val="Compact"/>
+      </w:pPr>
+      <w:r>
+        <w:rPr>
+          <w:bCs/>
+          <w:b/>
+        </w:rPr>
         <w:t xml:space="preserve">As Test A:</w:t>
       </w:r>
       <w:r>
@@ -5609,13 +5770,13 @@
           <w:iCs/>
           <w:i/>
         </w:rPr>
-        <w:t xml:space="preserve">"Feedback … is ready"</w:t>
-      </w:r>
-      <w:r>
-        <w:t xml:space="preserve"> </w:t>
-      </w:r>
-      <w:r>
-        <w:t xml:space="preserve">arrives. Feedback, ratings and actions are visible;</w:t>
+        <w:t xml:space="preserve">"Your wellbeing assessment is ready to complete"</w:t>
+      </w:r>
+      <w:r>
+        <w:t xml:space="preserve"> </w:t>
+      </w:r>
+      <w:r>
+        <w:t xml:space="preserve">arrives → open it → work through the steps →</w:t>
       </w:r>
       <w:r>
         <w:t xml:space="preserve"> </w:t>
@@ -5625,29 +5786,103 @@
           <w:bCs/>
           <w:b/>
         </w:rPr>
-        <w:t xml:space="preserve">My appraisal</w:t>
-      </w:r>
-      <w:r>
-        <w:t xml:space="preserve"> </w:t>
-      </w:r>
-      <w:r>
-        <w:t xml:space="preserve">and</w:t>
-      </w:r>
-      <w:r>
-        <w:t xml:space="preserve"> </w:t>
-      </w:r>
+        <w:t xml:space="preserve">Submit</w:t>
+      </w:r>
+      <w:r>
+        <w:t xml:space="preserve">.</w:t>
+      </w:r>
+    </w:p>
+    <w:p>
+      <w:pPr>
+        <w:numPr>
+          <w:ilvl w:val="1"/>
+          <w:numId w:val="1031"/>
+        </w:numPr>
+        <w:pStyle w:val="Compact"/>
+      </w:pPr>
       <w:r>
         <w:rPr>
           <w:bCs/>
           <w:b/>
         </w:rPr>
-        <w:t xml:space="preserve">Appraisal report</w:t>
-      </w:r>
-      <w:r>
-        <w:t xml:space="preserve"> </w:t>
-      </w:r>
-      <w:r>
-        <w:t xml:space="preserve">work.</w:t>
+        <w:t xml:space="preserve">As you:</w:t>
+      </w:r>
+      <w:r>
+        <w:t xml:space="preserve"> </w:t>
+      </w:r>
+      <w:r>
+        <w:rPr>
+          <w:iCs/>
+          <w:i/>
+        </w:rPr>
+        <w:t xml:space="preserve">"Wellbeing assessment submitted"</w:t>
+      </w:r>
+      <w:r>
+        <w:t xml:space="preserve"> </w:t>
+      </w:r>
+      <w:r>
+        <w:t xml:space="preserve">arrives → open it → add an arrangement, notes and the next review date (a year on by default) →</w:t>
+      </w:r>
+      <w:r>
+        <w:t xml:space="preserve"> </w:t>
+      </w:r>
+      <w:r>
+        <w:rPr>
+          <w:bCs/>
+          <w:b/>
+        </w:rPr>
+        <w:t xml:space="preserve">Complete</w:t>
+      </w:r>
+      <w:r>
+        <w:t xml:space="preserve">.</w:t>
+      </w:r>
+    </w:p>
+    <w:p>
+      <w:pPr>
+        <w:numPr>
+          <w:ilvl w:val="1"/>
+          <w:numId w:val="1031"/>
+        </w:numPr>
+        <w:pStyle w:val="Compact"/>
+      </w:pPr>
+      <w:r>
+        <w:rPr>
+          <w:bCs/>
+          <w:b/>
+        </w:rPr>
+        <w:t xml:space="preserve">As Test A:</w:t>
+      </w:r>
+      <w:r>
+        <w:t xml:space="preserve"> </w:t>
+      </w:r>
+      <w:r>
+        <w:rPr>
+          <w:iCs/>
+          <w:i/>
+        </w:rPr>
+        <w:t xml:space="preserve">"Your wellbeing assessment record is ready"</w:t>
+      </w:r>
+      <w:r>
+        <w:t xml:space="preserve"> </w:t>
+      </w:r>
+      <w:r>
+        <w:t xml:space="preserve">arrives; the agreed record shows;</w:t>
+      </w:r>
+      <w:r>
+        <w:t xml:space="preserve"> </w:t>
+      </w:r>
+      <w:r>
+        <w:rPr>
+          <w:bCs/>
+          <w:b/>
+        </w:rPr>
+        <w:t xml:space="preserve">Print / Save as PDF</w:t>
+      </w:r>
+      <w:r>
+        <w:t xml:space="preserve"> </w:t>
+      </w:r>
+      <w:r>
+        <w:t xml:space="preserve">works.</w:t>
       </w:r>
     </w:p>
     <w:p>
@@ -5676,19 +5911,19 @@
       <w:pPr>
         <w:numPr>
           <w:ilvl w:val="1"/>
-          <w:numId w:val="1031"/>
+          <w:numId w:val="1032"/>
         </w:numPr>
         <w:pStyle w:val="Compact"/>
       </w:pPr>
       <w:r>
-        <w:t xml:space="preserve">nothing of Test A's is visible anywhere;</w:t>
+        <w:t xml:space="preserve">nothing of Test A's is visible anywhere, including Wellbeing;</w:t>
       </w:r>
     </w:p>
     <w:p>
       <w:pPr>
         <w:numPr>
           <w:ilvl w:val="1"/>
-          <w:numId w:val="1031"/>
+          <w:numId w:val="1032"/>
         </w:numPr>
         <w:pStyle w:val="Compact"/>
       </w:pPr>
@@ -5716,6 +5951,34 @@
           <w:b/>
         </w:rPr>
         <w:t xml:space="preserve">"Review not found"</w:t>
+      </w:r>
+      <w:r>
+        <w:t xml:space="preserve">, and</w:t>
+      </w:r>
+      <w:r>
+        <w:t xml:space="preserve"> </w:t>
+      </w:r>
+      <w:r>
+        <w:rPr>
+          <w:rStyle w:val="VerbatimChar"/>
+        </w:rPr>
+        <w:t xml:space="preserve">?wbId=</w:t>
+      </w:r>
+      <w:r>
+        <w:t xml:space="preserve"> </w:t>
+      </w:r>
+      <w:r>
+        <w:t xml:space="preserve">with A's assessment number shows</w:t>
+      </w:r>
+      <w:r>
+        <w:t xml:space="preserve"> </w:t>
+      </w:r>
+      <w:r>
+        <w:rPr>
+          <w:bCs/>
+          <w:b/>
+        </w:rPr>
+        <w:t xml:space="preserve">"Assessment not found"</w:t>
       </w:r>
       <w:r>
         <w:t xml:space="preserve">.</w:t>
@@ -5748,80 +6011,6 @@
           <w:b/>
         </w:rPr>
         <w:t xml:space="preserve">Pass mark:</w:t>
-      </w:r>
-    </w:p>
-    <w:p>
-      <w:pPr>
-        <w:numPr>
-          <w:ilvl w:val="0"/>
-          <w:numId w:val="1032"/>
-        </w:numPr>
-        <w:pStyle w:val="Compact"/>
-      </w:pPr>
-      <w:r>
-        <w:t xml:space="preserve">Every</w:t>
-      </w:r>
-      <w:r>
-        <w:t xml:space="preserve"> </w:t>
-      </w:r>
-      <w:r>
-        <w:rPr>
-          <w:bCs/>
-          <w:b/>
-        </w:rPr>
-        <w:t xml:space="preserve">P</w:t>
-      </w:r>
-      <w:r>
-        <w:t xml:space="preserve"> </w:t>
-      </w:r>
-      <w:r>
-        <w:t xml:space="preserve">test is mandatory: any failure</w:t>
-      </w:r>
-      <w:r>
-        <w:t xml:space="preserve"> </w:t>
-      </w:r>
-      <w:r>
-        <w:rPr>
-          <w:bCs/>
-          <w:b/>
-        </w:rPr>
-        <w:t xml:space="preserve">blocks go-live</w:t>
-      </w:r>
-      <w:r>
-        <w:t xml:space="preserve"> </w:t>
-      </w:r>
-      <w:r>
-        <w:t xml:space="preserve">until fixed (§11.3).</w:t>
-      </w:r>
-    </w:p>
-    <w:p>
-      <w:pPr>
-        <w:numPr>
-          <w:ilvl w:val="0"/>
-          <w:numId w:val="1032"/>
-        </w:numPr>
-        <w:pStyle w:val="Compact"/>
-      </w:pPr>
-      <w:r>
-        <w:t xml:space="preserve">F tests must pass too.</w:t>
-      </w:r>
-    </w:p>
-    <w:p>
-      <w:pPr>
-        <w:pStyle w:val="FirstParagraph"/>
-      </w:pPr>
-      <w:r>
-        <w:rPr>
-          <w:bCs/>
-          <w:b/>
-        </w:rPr>
-        <w:t xml:space="preserve">Test date.</w:t>
-      </w:r>
-      <w:r>
-        <w:t xml:space="preserve"> </w:t>
-      </w:r>
-      <w:r>
-        <w:t xml:space="preserve">Tests F13–F20 change the date Flow 1 believes it is:</w:t>
       </w:r>
     </w:p>
     <w:p>
@@ -5833,7 +6022,7 @@
         <w:pStyle w:val="Compact"/>
       </w:pPr>
       <w:r>
-        <w:t xml:space="preserve">Open Flow 1 →</w:t>
+        <w:t xml:space="preserve">Every</w:t>
       </w:r>
       <w:r>
         <w:t xml:space="preserve"> </w:t>
@@ -5843,13 +6032,13 @@
           <w:bCs/>
           <w:b/>
         </w:rPr>
-        <w:t xml:space="preserve">Edit</w:t>
-      </w:r>
-      <w:r>
-        <w:t xml:space="preserve"> </w:t>
-      </w:r>
-      <w:r>
-        <w:t xml:space="preserve">→</w:t>
+        <w:t xml:space="preserve">P</w:t>
+      </w:r>
+      <w:r>
+        <w:t xml:space="preserve"> </w:t>
+      </w:r>
+      <w:r>
+        <w:t xml:space="preserve">test is mandatory: any failure</w:t>
       </w:r>
       <w:r>
         <w:t xml:space="preserve"> </w:t>
@@ -5859,25 +6048,13 @@
           <w:bCs/>
           <w:b/>
         </w:rPr>
-        <w:t xml:space="preserve">Initialize varTestDate</w:t>
-      </w:r>
-      <w:r>
-        <w:t xml:space="preserve"> </w:t>
-      </w:r>
-      <w:r>
-        <w:t xml:space="preserve">→ set the value (e.g.</w:t>
-      </w:r>
-      <w:r>
-        <w:t xml:space="preserve"> </w:t>
-      </w:r>
-      <w:r>
-        <w:rPr>
-          <w:rStyle w:val="VerbatimChar"/>
-        </w:rPr>
-        <w:t xml:space="preserve">2026-11-20T07:00:00</w:t>
-      </w:r>
-      <w:r>
-        <w:t xml:space="preserve">).</w:t>
+        <w:t xml:space="preserve">blocks go-live</w:t>
+      </w:r>
+      <w:r>
+        <w:t xml:space="preserve"> </w:t>
+      </w:r>
+      <w:r>
+        <w:t xml:space="preserve">until fixed (§11.3).</w:t>
       </w:r>
     </w:p>
     <w:p>
@@ -5889,43 +6066,7 @@
         <w:pStyle w:val="Compact"/>
       </w:pPr>
       <w:r>
-        <w:rPr>
-          <w:bCs/>
-          <w:b/>
-        </w:rPr>
-        <w:t xml:space="preserve">Save</w:t>
-      </w:r>
-      <w:r>
-        <w:t xml:space="preserve">, then</w:t>
-      </w:r>
-      <w:r>
-        <w:t xml:space="preserve"> </w:t>
-      </w:r>
-      <w:r>
-        <w:rPr>
-          <w:bCs/>
-          <w:b/>
-        </w:rPr>
-        <w:t xml:space="preserve">Run</w:t>
-      </w:r>
-      <w:r>
-        <w:t xml:space="preserve">.</w:t>
-      </w:r>
-    </w:p>
-    <w:p>
-      <w:pPr>
-        <w:numPr>
-          <w:ilvl w:val="0"/>
-          <w:numId w:val="1033"/>
-        </w:numPr>
-        <w:pStyle w:val="Compact"/>
-      </w:pPr>
-      <w:r>
-        <w:rPr>
-          <w:bCs/>
-          <w:b/>
-        </w:rPr>
-        <w:t xml:space="preserve">Clear the value afterwards and save.</w:t>
+        <w:t xml:space="preserve">F tests must pass too.</w:t>
       </w:r>
     </w:p>
     <w:p>
@@ -5937,25 +6078,13 @@
           <w:bCs/>
           <w:b/>
         </w:rPr>
-        <w:t xml:space="preserve">How to record results.</w:t>
-      </w:r>
-      <w:r>
-        <w:t xml:space="preserve"> </w:t>
-      </w:r>
-      <w:r>
-        <w:t xml:space="preserve">For each test, record Pass or Fail, the date, the tester and a screenshot.</w:t>
-      </w:r>
-    </w:p>
-    <w:p>
-      <w:pPr>
-        <w:pStyle w:val="BodyText"/>
-      </w:pPr>
-      <w:r>
-        <w:rPr>
-          <w:bCs/>
-          <w:b/>
-        </w:rPr>
-        <w:t xml:space="preserve">How to run the P (privacy) tests</w:t>
+        <w:t xml:space="preserve">Test date.</w:t>
+      </w:r>
+      <w:r>
+        <w:t xml:space="preserve"> </w:t>
+      </w:r>
+      <w:r>
+        <w:t xml:space="preserve">Tests F13–F20 change the date Flow 1 believes it is:</w:t>
       </w:r>
     </w:p>
     <w:p>
@@ -5967,17 +6096,51 @@
         <w:pStyle w:val="Compact"/>
       </w:pPr>
       <w:r>
+        <w:t xml:space="preserve">Open Flow 1 →</w:t>
+      </w:r>
+      <w:r>
+        <w:t xml:space="preserve"> </w:t>
+      </w:r>
+      <w:r>
         <w:rPr>
           <w:bCs/>
           <w:b/>
         </w:rPr>
-        <w:t xml:space="preserve">Mandatory (release-blocking):</w:t>
-      </w:r>
-      <w:r>
-        <w:t xml:space="preserve"> </w:t>
-      </w:r>
-      <w:r>
-        <w:t xml:space="preserve">every F test, and every P test marked. Any failure stops progression.</w:t>
+        <w:t xml:space="preserve">Edit</w:t>
+      </w:r>
+      <w:r>
+        <w:t xml:space="preserve"> </w:t>
+      </w:r>
+      <w:r>
+        <w:t xml:space="preserve">→</w:t>
+      </w:r>
+      <w:r>
+        <w:t xml:space="preserve"> </w:t>
+      </w:r>
+      <w:r>
+        <w:rPr>
+          <w:bCs/>
+          <w:b/>
+        </w:rPr>
+        <w:t xml:space="preserve">Initialize varTestDate</w:t>
+      </w:r>
+      <w:r>
+        <w:t xml:space="preserve"> </w:t>
+      </w:r>
+      <w:r>
+        <w:t xml:space="preserve">→ set the value (e.g.</w:t>
+      </w:r>
+      <w:r>
+        <w:t xml:space="preserve"> </w:t>
+      </w:r>
+      <w:r>
+        <w:rPr>
+          <w:rStyle w:val="VerbatimChar"/>
+        </w:rPr>
+        <w:t xml:space="preserve">2026-11-20T07:00:00</w:t>
+      </w:r>
+      <w:r>
+        <w:t xml:space="preserve">).</w:t>
       </w:r>
     </w:p>
     <w:p>
@@ -5993,29 +6156,10 @@
           <w:bCs/>
           <w:b/>
         </w:rPr>
-        <w:t xml:space="preserve">Informational:</w:t>
-      </w:r>
-      <w:r>
-        <w:t xml:space="preserve"> </w:t>
-      </w:r>
-      <w:r>
-        <w:t xml:space="preserve">tests that record a fact rather than check a requirement, such as whether</w:t>
-      </w:r>
-      <w:r>
-        <w:t xml:space="preserve"> </w:t>
-      </w:r>
-      <w:r>
-        <w:rPr>
-          <w:iCs/>
-          <w:i/>
-        </w:rPr>
-        <w:t xml:space="preserve">Modified By</w:t>
-      </w:r>
-      <w:r>
-        <w:t xml:space="preserve"> </w:t>
-      </w:r>
-      <w:r>
-        <w:t xml:space="preserve">can be forged (P9, first part).</w:t>
+        <w:t xml:space="preserve">Save</w:t>
+      </w:r>
+      <w:r>
+        <w:t xml:space="preserve">, then</w:t>
       </w:r>
       <w:r>
         <w:t xml:space="preserve"> </w:t>
@@ -6025,13 +6169,10 @@
           <w:bCs/>
           <w:b/>
         </w:rPr>
-        <w:t xml:space="preserve">If an informational result reveals an exploitable weakness, it blocks progression just like a mandatory failure</w:t>
-      </w:r>
-      <w:r>
-        <w:t xml:space="preserve"> </w:t>
-      </w:r>
-      <w:r>
-        <w:t xml:space="preserve">until it's fixed, or formally accepted by the TL and recorded in J.3.</w:t>
+        <w:t xml:space="preserve">Run</w:t>
+      </w:r>
+      <w:r>
+        <w:t xml:space="preserve">.</w:t>
       </w:r>
     </w:p>
     <w:p>
@@ -6047,52 +6188,44 @@
           <w:bCs/>
           <w:b/>
         </w:rPr>
-        <w:t xml:space="preserve">Who runs what:</w:t>
-      </w:r>
-      <w:r>
-        <w:t xml:space="preserve"> </w:t>
-      </w:r>
-      <w:r>
-        <w:t xml:space="preserve">run each P test</w:t>
-      </w:r>
-      <w:r>
-        <w:t xml:space="preserve"> </w:t>
-      </w:r>
+        <w:t xml:space="preserve">Clear the value afterwards and save.</w:t>
+      </w:r>
+    </w:p>
+    <w:p>
+      <w:pPr>
+        <w:pStyle w:val="FirstParagraph"/>
+      </w:pPr>
       <w:r>
         <w:rPr>
           <w:bCs/>
           <w:b/>
         </w:rPr>
-        <w:t xml:space="preserve">first as the TL</w:t>
-      </w:r>
-      <w:r>
-        <w:t xml:space="preserve"> </w:t>
-      </w:r>
-      <w:r>
-        <w:t xml:space="preserve">(it should succeed, which proves the request is valid),</w:t>
-      </w:r>
-      <w:r>
-        <w:t xml:space="preserve"> </w:t>
-      </w:r>
+        <w:t xml:space="preserve">How to record results.</w:t>
+      </w:r>
+      <w:r>
+        <w:t xml:space="preserve"> </w:t>
+      </w:r>
+      <w:r>
+        <w:t xml:space="preserve">For each test, record Pass or Fail, the date, the tester and a screenshot.</w:t>
+      </w:r>
+    </w:p>
+    <w:p>
+      <w:pPr>
+        <w:pStyle w:val="BodyText"/>
+      </w:pPr>
       <w:r>
         <w:rPr>
           <w:bCs/>
           <w:b/>
         </w:rPr>
-        <w:t xml:space="preserve">then as Test A</w:t>
-      </w:r>
-      <w:r>
-        <w:t xml:space="preserve"> </w:t>
-      </w:r>
-      <w:r>
-        <w:t xml:space="preserve">(it must fail).</w:t>
+        <w:t xml:space="preserve">How to run the P (privacy) tests</w:t>
       </w:r>
     </w:p>
     <w:p>
       <w:pPr>
         <w:numPr>
           <w:ilvl w:val="0"/>
-          <w:numId w:val="1034"/>
+          <w:numId w:val="1035"/>
         </w:numPr>
         <w:pStyle w:val="Compact"/>
       </w:pPr>
@@ -6101,112 +6234,20 @@
           <w:bCs/>
           <w:b/>
         </w:rPr>
-        <w:t xml:space="preserve">API attempts:</w:t>
-      </w:r>
-      <w:r>
-        <w:t xml:space="preserve"> </w:t>
-      </w:r>
-      <w:r>
-        <w:t xml:space="preserve">each tester makes their own</w:t>
-      </w:r>
-      <w:r>
-        <w:t xml:space="preserve"> </w:t>
-      </w:r>
-      <w:r>
-        <w:rPr>
-          <w:iCs/>
-          <w:i/>
-        </w:rPr>
-        <w:t xml:space="preserve">Instant</w:t>
-      </w:r>
-      <w:r>
-        <w:t xml:space="preserve"> </w:t>
-      </w:r>
-      <w:r>
-        <w:t xml:space="preserve">flow named</w:t>
-      </w:r>
-      <w:r>
-        <w:t xml:space="preserve"> </w:t>
-      </w:r>
-      <w:r>
-        <w:rPr>
-          <w:rStyle w:val="VerbatimChar"/>
-        </w:rPr>
-        <w:t xml:space="preserve">Privacy test</w:t>
-      </w:r>
-      <w:r>
-        <w:t xml:space="preserve"> </w:t>
-      </w:r>
-      <w:r>
-        <w:t xml:space="preserve">with</w:t>
-      </w:r>
-      <w:r>
-        <w:t xml:space="preserve"> </w:t>
-      </w:r>
-      <w:r>
-        <w:rPr>
-          <w:bCs/>
-          <w:b/>
-        </w:rPr>
-        <w:t xml:space="preserve">Manually trigger a flow</w:t>
-      </w:r>
-      <w:r>
-        <w:t xml:space="preserve"> </w:t>
-      </w:r>
-      <w:r>
-        <w:t xml:space="preserve">and one</w:t>
-      </w:r>
-      <w:r>
-        <w:t xml:space="preserve"> </w:t>
-      </w:r>
-      <w:r>
-        <w:rPr>
-          <w:bCs/>
-          <w:b/>
-        </w:rPr>
-        <w:t xml:space="preserve">Send an HTTP request to SharePoint</w:t>
-      </w:r>
-      <w:r>
-        <w:t xml:space="preserve"> </w:t>
-      </w:r>
-      <w:r>
-        <w:t xml:space="preserve">action. Under Site Address choose</w:t>
-      </w:r>
-      <w:r>
-        <w:t xml:space="preserve"> </w:t>
-      </w:r>
-      <w:r>
-        <w:rPr>
-          <w:bCs/>
-          <w:b/>
-        </w:rPr>
-        <w:t xml:space="preserve">Enter custom value</w:t>
-      </w:r>
-      <w:r>
-        <w:t xml:space="preserve"> </w:t>
-      </w:r>
-      <w:r>
-        <w:t xml:space="preserve">and paste the site URL. Change the Method, Uri and Body for each test and run it with</w:t>
-      </w:r>
-      <w:r>
-        <w:t xml:space="preserve"> </w:t>
-      </w:r>
-      <w:r>
-        <w:rPr>
-          <w:bCs/>
-          <w:b/>
-        </w:rPr>
-        <w:t xml:space="preserve">Test</w:t>
-      </w:r>
-      <w:r>
-        <w:t xml:space="preserve">.</w:t>
+        <w:t xml:space="preserve">Mandatory (release-blocking):</w:t>
+      </w:r>
+      <w:r>
+        <w:t xml:space="preserve"> </w:t>
+      </w:r>
+      <w:r>
+        <w:t xml:space="preserve">every F test, and every P test marked. Any failure stops progression.</w:t>
       </w:r>
     </w:p>
     <w:p>
       <w:pPr>
         <w:numPr>
           <w:ilvl w:val="0"/>
-          <w:numId w:val="1034"/>
+          <w:numId w:val="1035"/>
         </w:numPr>
         <w:pStyle w:val="Compact"/>
       </w:pPr>
@@ -6215,13 +6256,29 @@
           <w:bCs/>
           <w:b/>
         </w:rPr>
-        <w:t xml:space="preserve">What counts as denied:</w:t>
-      </w:r>
-      <w:r>
-        <w:t xml:space="preserve"> </w:t>
-      </w:r>
-      <w:r>
-        <w:t xml:space="preserve">status 401, 403 or 404, or a response in which each field reports an error.</w:t>
+        <w:t xml:space="preserve">Informational:</w:t>
+      </w:r>
+      <w:r>
+        <w:t xml:space="preserve"> </w:t>
+      </w:r>
+      <w:r>
+        <w:t xml:space="preserve">tests that record a fact rather than check a requirement, such as whether</w:t>
+      </w:r>
+      <w:r>
+        <w:t xml:space="preserve"> </w:t>
+      </w:r>
+      <w:r>
+        <w:rPr>
+          <w:iCs/>
+          <w:i/>
+        </w:rPr>
+        <w:t xml:space="preserve">Modified By</w:t>
+      </w:r>
+      <w:r>
+        <w:t xml:space="preserve"> </w:t>
+      </w:r>
+      <w:r>
+        <w:t xml:space="preserve">can be forged (P9, first part).</w:t>
       </w:r>
       <w:r>
         <w:t xml:space="preserve"> </w:t>
@@ -6231,14 +6288,220 @@
           <w:bCs/>
           <w:b/>
         </w:rPr>
-        <w:t xml:space="preserve">Always confirm in the list that nothing changed.</w:t>
+        <w:t xml:space="preserve">If an informational result reveals an exploitable weakness, it blocks progression just like a mandatory failure</w:t>
+      </w:r>
+      <w:r>
+        <w:t xml:space="preserve"> </w:t>
+      </w:r>
+      <w:r>
+        <w:t xml:space="preserve">until it's fixed, or formally accepted by the TL and recorded in J.3.</w:t>
       </w:r>
     </w:p>
     <w:p>
       <w:pPr>
         <w:numPr>
           <w:ilvl w:val="0"/>
-          <w:numId w:val="1034"/>
+          <w:numId w:val="1035"/>
+        </w:numPr>
+        <w:pStyle w:val="Compact"/>
+      </w:pPr>
+      <w:r>
+        <w:rPr>
+          <w:bCs/>
+          <w:b/>
+        </w:rPr>
+        <w:t xml:space="preserve">Who runs what:</w:t>
+      </w:r>
+      <w:r>
+        <w:t xml:space="preserve"> </w:t>
+      </w:r>
+      <w:r>
+        <w:t xml:space="preserve">run each P test</w:t>
+      </w:r>
+      <w:r>
+        <w:t xml:space="preserve"> </w:t>
+      </w:r>
+      <w:r>
+        <w:rPr>
+          <w:bCs/>
+          <w:b/>
+        </w:rPr>
+        <w:t xml:space="preserve">first as the TL</w:t>
+      </w:r>
+      <w:r>
+        <w:t xml:space="preserve"> </w:t>
+      </w:r>
+      <w:r>
+        <w:t xml:space="preserve">(it should succeed, which proves the request is valid),</w:t>
+      </w:r>
+      <w:r>
+        <w:t xml:space="preserve"> </w:t>
+      </w:r>
+      <w:r>
+        <w:rPr>
+          <w:bCs/>
+          <w:b/>
+        </w:rPr>
+        <w:t xml:space="preserve">then as Test A</w:t>
+      </w:r>
+      <w:r>
+        <w:t xml:space="preserve"> </w:t>
+      </w:r>
+      <w:r>
+        <w:t xml:space="preserve">(it must fail).</w:t>
+      </w:r>
+    </w:p>
+    <w:p>
+      <w:pPr>
+        <w:numPr>
+          <w:ilvl w:val="0"/>
+          <w:numId w:val="1035"/>
+        </w:numPr>
+        <w:pStyle w:val="Compact"/>
+      </w:pPr>
+      <w:r>
+        <w:rPr>
+          <w:bCs/>
+          <w:b/>
+        </w:rPr>
+        <w:t xml:space="preserve">API attempts:</w:t>
+      </w:r>
+      <w:r>
+        <w:t xml:space="preserve"> </w:t>
+      </w:r>
+      <w:r>
+        <w:t xml:space="preserve">each tester makes their own</w:t>
+      </w:r>
+      <w:r>
+        <w:t xml:space="preserve"> </w:t>
+      </w:r>
+      <w:r>
+        <w:rPr>
+          <w:iCs/>
+          <w:i/>
+        </w:rPr>
+        <w:t xml:space="preserve">Instant</w:t>
+      </w:r>
+      <w:r>
+        <w:t xml:space="preserve"> </w:t>
+      </w:r>
+      <w:r>
+        <w:t xml:space="preserve">flow named</w:t>
+      </w:r>
+      <w:r>
+        <w:t xml:space="preserve"> </w:t>
+      </w:r>
+      <w:r>
+        <w:rPr>
+          <w:rStyle w:val="VerbatimChar"/>
+        </w:rPr>
+        <w:t xml:space="preserve">Privacy test</w:t>
+      </w:r>
+      <w:r>
+        <w:t xml:space="preserve"> </w:t>
+      </w:r>
+      <w:r>
+        <w:t xml:space="preserve">with</w:t>
+      </w:r>
+      <w:r>
+        <w:t xml:space="preserve"> </w:t>
+      </w:r>
+      <w:r>
+        <w:rPr>
+          <w:bCs/>
+          <w:b/>
+        </w:rPr>
+        <w:t xml:space="preserve">Manually trigger a flow</w:t>
+      </w:r>
+      <w:r>
+        <w:t xml:space="preserve"> </w:t>
+      </w:r>
+      <w:r>
+        <w:t xml:space="preserve">and one</w:t>
+      </w:r>
+      <w:r>
+        <w:t xml:space="preserve"> </w:t>
+      </w:r>
+      <w:r>
+        <w:rPr>
+          <w:bCs/>
+          <w:b/>
+        </w:rPr>
+        <w:t xml:space="preserve">Send an HTTP request to SharePoint</w:t>
+      </w:r>
+      <w:r>
+        <w:t xml:space="preserve"> </w:t>
+      </w:r>
+      <w:r>
+        <w:t xml:space="preserve">action. Under Site Address choose</w:t>
+      </w:r>
+      <w:r>
+        <w:t xml:space="preserve"> </w:t>
+      </w:r>
+      <w:r>
+        <w:rPr>
+          <w:bCs/>
+          <w:b/>
+        </w:rPr>
+        <w:t xml:space="preserve">Enter custom value</w:t>
+      </w:r>
+      <w:r>
+        <w:t xml:space="preserve"> </w:t>
+      </w:r>
+      <w:r>
+        <w:t xml:space="preserve">and paste the site URL. Change the Method, Uri and Body for each test and run it with</w:t>
+      </w:r>
+      <w:r>
+        <w:t xml:space="preserve"> </w:t>
+      </w:r>
+      <w:r>
+        <w:rPr>
+          <w:bCs/>
+          <w:b/>
+        </w:rPr>
+        <w:t xml:space="preserve">Test</w:t>
+      </w:r>
+      <w:r>
+        <w:t xml:space="preserve">.</w:t>
+      </w:r>
+    </w:p>
+    <w:p>
+      <w:pPr>
+        <w:numPr>
+          <w:ilvl w:val="0"/>
+          <w:numId w:val="1035"/>
+        </w:numPr>
+        <w:pStyle w:val="Compact"/>
+      </w:pPr>
+      <w:r>
+        <w:rPr>
+          <w:bCs/>
+          <w:b/>
+        </w:rPr>
+        <w:t xml:space="preserve">What counts as denied:</w:t>
+      </w:r>
+      <w:r>
+        <w:t xml:space="preserve"> </w:t>
+      </w:r>
+      <w:r>
+        <w:t xml:space="preserve">status 401, 403 or 404, or a response in which each field reports an error.</w:t>
+      </w:r>
+      <w:r>
+        <w:t xml:space="preserve"> </w:t>
+      </w:r>
+      <w:r>
+        <w:rPr>
+          <w:bCs/>
+          <w:b/>
+        </w:rPr>
+        <w:t xml:space="preserve">Always confirm in the list that nothing changed.</w:t>
+      </w:r>
+    </w:p>
+    <w:p>
+      <w:pPr>
+        <w:numPr>
+          <w:ilvl w:val="0"/>
+          <w:numId w:val="1035"/>
         </w:numPr>
         <w:pStyle w:val="Compact"/>
       </w:pPr>
@@ -6595,13 +6858,13 @@
         </w:tc>
       </w:tr>
     </w:tbl>
-    <w:bookmarkStart w:id="33" w:name="X7fce9d2da6f81f6af83b4b6f1483fff2f421d16"/>
+    <w:bookmarkStart w:id="33" w:name="Xc586228bed49990e5096e069717f53e75a93fe6"/>
     <w:p>
       <w:pPr>
         <w:pStyle w:val="Heading3"/>
       </w:pPr>
       <w:r>
-        <w:t xml:space="preserve">6.1 Functional tests (F1–F30)</w:t>
+        <w:t xml:space="preserve">6.1 Functional tests (F1–F40)</w:t>
       </w:r>
     </w:p>
     <w:tbl>
@@ -10081,15 +10344,1007 @@
           </w:p>
         </w:tc>
       </w:tr>
+      <w:tr>
+        <w:tc>
+          <w:tcPr>
+            <w:tcW w:type="dxa" w:w="737"/>
+          </w:tcPr>
+          <w:p>
+            <w:pPr>
+              <w:pStyle w:val="Compact"/>
+              <w:jc w:val="left"/>
+            </w:pPr>
+            <w:r>
+              <w:rPr>
+                <w:sz w:val="18"/>
+              </w:rPr>
+              <w:t xml:space="preserve">F31 (v4.2)</w:t>
+            </w:r>
+          </w:p>
+        </w:tc>
+        <w:tc>
+          <w:tcPr>
+            <w:tcW w:type="dxa" w:w="3118"/>
+          </w:tcPr>
+          <w:p>
+            <w:pPr>
+              <w:pStyle w:val="Compact"/>
+              <w:jc w:val="left"/>
+            </w:pPr>
+            <w:r>
+              <w:rPr>
+                <w:sz w:val="18"/>
+              </w:rPr>
+              <w:t xml:space="preserve">⚙ Settings → Team: type A's appraisal date as</w:t>
+            </w:r>
+            <w:r>
+              <w:rPr>
+                <w:sz w:val="18"/>
+              </w:rPr>
+              <w:t xml:space="preserve"> </w:t>
+            </w:r>
+            <w:r>
+              <w:rPr>
+                <w:rStyle w:val="VerbatimChar"/>
+                <w:sz w:val="18"/>
+              </w:rPr>
+              <w:t xml:space="preserve">5/11/2027</w:t>
+            </w:r>
+            <w:r>
+              <w:rPr>
+                <w:sz w:val="18"/>
+              </w:rPr>
+              <w:t xml:space="preserve">, save, reload; then pick a date with 📅</w:t>
+            </w:r>
+          </w:p>
+        </w:tc>
+        <w:tc>
+          <w:tcPr>
+            <w:tcW w:type="dxa" w:w="3061"/>
+          </w:tcPr>
+          <w:p>
+            <w:pPr>
+              <w:pStyle w:val="Compact"/>
+              <w:jc w:val="left"/>
+            </w:pPr>
+            <w:r>
+              <w:rPr>
+                <w:sz w:val="18"/>
+              </w:rPr>
+              <w:t xml:space="preserve">Shows</w:t>
+            </w:r>
+            <w:r>
+              <w:rPr>
+                <w:sz w:val="18"/>
+              </w:rPr>
+              <w:t xml:space="preserve"> </w:t>
+            </w:r>
+            <w:r>
+              <w:rPr>
+                <w:bCs/>
+                <w:b/>
+                <w:sz w:val="18"/>
+              </w:rPr>
+              <w:t xml:space="preserve">05-Nov-2027</w:t>
+            </w:r>
+            <w:r>
+              <w:rPr>
+                <w:sz w:val="18"/>
+              </w:rPr>
+              <w:t xml:space="preserve"> </w:t>
+            </w:r>
+            <w:r>
+              <w:rPr>
+                <w:sz w:val="18"/>
+              </w:rPr>
+              <w:t xml:space="preserve">(5 November) after reload, and the picked date is kept. No "unsaved changes" prompt when you then change tab.</w:t>
+            </w:r>
+          </w:p>
+        </w:tc>
+        <w:tc>
+          <w:tcPr>
+            <w:tcW w:type="dxa" w:w="907"/>
+          </w:tcPr>
+          <w:p>
+            <w:pPr>
+              <w:pStyle w:val="Compact"/>
+            </w:pPr>
+          </w:p>
+        </w:tc>
+        <w:tc>
+          <w:tcPr>
+            <w:tcW w:type="dxa" w:w="850"/>
+          </w:tcPr>
+          <w:p>
+            <w:pPr>
+              <w:pStyle w:val="Compact"/>
+            </w:pPr>
+          </w:p>
+        </w:tc>
+        <w:tc>
+          <w:tcPr>
+            <w:tcW w:type="dxa" w:w="1191"/>
+          </w:tcPr>
+          <w:p>
+            <w:pPr>
+              <w:pStyle w:val="Compact"/>
+            </w:pPr>
+          </w:p>
+        </w:tc>
+      </w:tr>
+      <w:tr>
+        <w:tc>
+          <w:tcPr>
+            <w:tcW w:type="dxa" w:w="737"/>
+          </w:tcPr>
+          <w:p>
+            <w:pPr>
+              <w:pStyle w:val="Compact"/>
+              <w:jc w:val="left"/>
+            </w:pPr>
+            <w:r>
+              <w:rPr>
+                <w:sz w:val="18"/>
+              </w:rPr>
+              <w:t xml:space="preserve">F32 (v4.2)</w:t>
+            </w:r>
+          </w:p>
+        </w:tc>
+        <w:tc>
+          <w:tcPr>
+            <w:tcW w:type="dxa" w:w="3118"/>
+          </w:tcPr>
+          <w:p>
+            <w:pPr>
+              <w:pStyle w:val="Compact"/>
+              <w:jc w:val="left"/>
+            </w:pPr>
+            <w:r>
+              <w:rPr>
+                <w:sz w:val="18"/>
+              </w:rPr>
+              <w:t xml:space="preserve">⚙ Settings → Team → + Add a person: add a third test account, then Deactivate it</w:t>
+            </w:r>
+          </w:p>
+        </w:tc>
+        <w:tc>
+          <w:tcPr>
+            <w:tcW w:type="dxa" w:w="3061"/>
+          </w:tcPr>
+          <w:p>
+            <w:pPr>
+              <w:pStyle w:val="Compact"/>
+              <w:jc w:val="left"/>
+            </w:pPr>
+            <w:r>
+              <w:rPr>
+                <w:sz w:val="18"/>
+              </w:rPr>
+              <w:t xml:space="preserve">Technicians item created / Active = No. Within about 5 minutes Flow 4 adds / removes them in</w:t>
+            </w:r>
+            <w:r>
+              <w:rPr>
+                <w:sz w:val="18"/>
+              </w:rPr>
+              <w:t xml:space="preserve"> </w:t>
+            </w:r>
+            <w:r>
+              <w:rPr>
+                <w:rStyle w:val="VerbatimChar"/>
+                <w:sz w:val="18"/>
+              </w:rPr>
+              <w:t xml:space="preserve">1-to-1 Technicians</w:t>
+            </w:r>
+            <w:r>
+              <w:rPr>
+                <w:sz w:val="18"/>
+              </w:rPr>
+              <w:t xml:space="preserve"> </w:t>
+            </w:r>
+            <w:r>
+              <w:rPr>
+                <w:sz w:val="18"/>
+              </w:rPr>
+              <w:t xml:space="preserve">and emails you (E8).</w:t>
+            </w:r>
+          </w:p>
+        </w:tc>
+        <w:tc>
+          <w:tcPr>
+            <w:tcW w:type="dxa" w:w="907"/>
+          </w:tcPr>
+          <w:p>
+            <w:pPr>
+              <w:pStyle w:val="Compact"/>
+            </w:pPr>
+          </w:p>
+        </w:tc>
+        <w:tc>
+          <w:tcPr>
+            <w:tcW w:type="dxa" w:w="850"/>
+          </w:tcPr>
+          <w:p>
+            <w:pPr>
+              <w:pStyle w:val="Compact"/>
+            </w:pPr>
+          </w:p>
+        </w:tc>
+        <w:tc>
+          <w:tcPr>
+            <w:tcW w:type="dxa" w:w="1191"/>
+          </w:tcPr>
+          <w:p>
+            <w:pPr>
+              <w:pStyle w:val="Compact"/>
+            </w:pPr>
+          </w:p>
+        </w:tc>
+      </w:tr>
+      <w:tr>
+        <w:tc>
+          <w:tcPr>
+            <w:tcW w:type="dxa" w:w="737"/>
+          </w:tcPr>
+          <w:p>
+            <w:pPr>
+              <w:pStyle w:val="Compact"/>
+              <w:jc w:val="left"/>
+            </w:pPr>
+            <w:r>
+              <w:rPr>
+                <w:sz w:val="18"/>
+              </w:rPr>
+              <w:t xml:space="preserve">F33 (v4.2)</w:t>
+            </w:r>
+          </w:p>
+        </w:tc>
+        <w:tc>
+          <w:tcPr>
+            <w:tcW w:type="dxa" w:w="3118"/>
+          </w:tcPr>
+          <w:p>
+            <w:pPr>
+              <w:pStyle w:val="Compact"/>
+              <w:jc w:val="left"/>
+            </w:pPr>
+            <w:r>
+              <w:rPr>
+                <w:sz w:val="18"/>
+              </w:rPr>
+              <w:t xml:space="preserve">⚙ Settings → Names: Manager role =</w:t>
+            </w:r>
+            <w:r>
+              <w:rPr>
+                <w:sz w:val="18"/>
+              </w:rPr>
+              <w:t xml:space="preserve"> </w:t>
+            </w:r>
+            <w:r>
+              <w:rPr>
+                <w:iCs/>
+                <w:i/>
+                <w:sz w:val="18"/>
+              </w:rPr>
+              <w:t xml:space="preserve">Line Manager</w:t>
+            </w:r>
+            <w:r>
+              <w:rPr>
+                <w:sz w:val="18"/>
+              </w:rPr>
+              <w:t xml:space="preserve">, member role =</w:t>
+            </w:r>
+            <w:r>
+              <w:rPr>
+                <w:sz w:val="18"/>
+              </w:rPr>
+              <w:t xml:space="preserve"> </w:t>
+            </w:r>
+            <w:r>
+              <w:rPr>
+                <w:iCs/>
+                <w:i/>
+                <w:sz w:val="18"/>
+              </w:rPr>
+              <w:t xml:space="preserve">Engineer(s)</w:t>
+            </w:r>
+            <w:r>
+              <w:rPr>
+                <w:sz w:val="18"/>
+              </w:rPr>
+              <w:t xml:space="preserve">; check as TL and as A</w:t>
+            </w:r>
+          </w:p>
+        </w:tc>
+        <w:tc>
+          <w:tcPr>
+            <w:tcW w:type="dxa" w:w="3061"/>
+          </w:tcPr>
+          <w:p>
+            <w:pPr>
+              <w:pStyle w:val="Compact"/>
+              <w:jc w:val="left"/>
+            </w:pPr>
+            <w:r>
+              <w:rPr>
+                <w:sz w:val="18"/>
+              </w:rPr>
+              <w:t xml:space="preserve">Both pages use the new words; nothing else changes. Reset afterwards.</w:t>
+            </w:r>
+          </w:p>
+        </w:tc>
+        <w:tc>
+          <w:tcPr>
+            <w:tcW w:type="dxa" w:w="907"/>
+          </w:tcPr>
+          <w:p>
+            <w:pPr>
+              <w:pStyle w:val="Compact"/>
+            </w:pPr>
+          </w:p>
+        </w:tc>
+        <w:tc>
+          <w:tcPr>
+            <w:tcW w:type="dxa" w:w="850"/>
+          </w:tcPr>
+          <w:p>
+            <w:pPr>
+              <w:pStyle w:val="Compact"/>
+            </w:pPr>
+          </w:p>
+        </w:tc>
+        <w:tc>
+          <w:tcPr>
+            <w:tcW w:type="dxa" w:w="1191"/>
+          </w:tcPr>
+          <w:p>
+            <w:pPr>
+              <w:pStyle w:val="Compact"/>
+            </w:pPr>
+          </w:p>
+        </w:tc>
+      </w:tr>
+      <w:tr>
+        <w:tc>
+          <w:tcPr>
+            <w:tcW w:type="dxa" w:w="737"/>
+          </w:tcPr>
+          <w:p>
+            <w:pPr>
+              <w:pStyle w:val="Compact"/>
+              <w:jc w:val="left"/>
+            </w:pPr>
+            <w:r>
+              <w:rPr>
+                <w:sz w:val="18"/>
+              </w:rPr>
+              <w:t xml:space="preserve">F34 (v4.2)</w:t>
+            </w:r>
+          </w:p>
+        </w:tc>
+        <w:tc>
+          <w:tcPr>
+            <w:tcW w:type="dxa" w:w="3118"/>
+          </w:tcPr>
+          <w:p>
+            <w:pPr>
+              <w:pStyle w:val="Compact"/>
+              <w:jc w:val="left"/>
+            </w:pPr>
+            <w:r>
+              <w:rPr>
+                <w:sz w:val="18"/>
+              </w:rPr>
+              <w:t xml:space="preserve">⚙ Settings → Reminders: set a day = today; run Flow 1</w:t>
+            </w:r>
+          </w:p>
+        </w:tc>
+        <w:tc>
+          <w:tcPr>
+            <w:tcW w:type="dxa" w:w="3061"/>
+          </w:tcPr>
+          <w:p>
+            <w:pPr>
+              <w:pStyle w:val="Compact"/>
+              <w:jc w:val="left"/>
+            </w:pPr>
+            <w:r>
+              <w:rPr>
+                <w:sz w:val="18"/>
+              </w:rPr>
+              <w:t xml:space="preserve">Only people who haven't submitted get E2. Set it back to 20 and 27.</w:t>
+            </w:r>
+          </w:p>
+        </w:tc>
+        <w:tc>
+          <w:tcPr>
+            <w:tcW w:type="dxa" w:w="907"/>
+          </w:tcPr>
+          <w:p>
+            <w:pPr>
+              <w:pStyle w:val="Compact"/>
+            </w:pPr>
+          </w:p>
+        </w:tc>
+        <w:tc>
+          <w:tcPr>
+            <w:tcW w:type="dxa" w:w="850"/>
+          </w:tcPr>
+          <w:p>
+            <w:pPr>
+              <w:pStyle w:val="Compact"/>
+            </w:pPr>
+          </w:p>
+        </w:tc>
+        <w:tc>
+          <w:tcPr>
+            <w:tcW w:type="dxa" w:w="1191"/>
+          </w:tcPr>
+          <w:p>
+            <w:pPr>
+              <w:pStyle w:val="Compact"/>
+            </w:pPr>
+          </w:p>
+        </w:tc>
+      </w:tr>
+      <w:tr>
+        <w:tc>
+          <w:tcPr>
+            <w:tcW w:type="dxa" w:w="737"/>
+          </w:tcPr>
+          <w:p>
+            <w:pPr>
+              <w:pStyle w:val="Compact"/>
+              <w:jc w:val="left"/>
+            </w:pPr>
+            <w:r>
+              <w:rPr>
+                <w:sz w:val="18"/>
+              </w:rPr>
+              <w:t xml:space="preserve">F35 (v4.2)</w:t>
+            </w:r>
+          </w:p>
+        </w:tc>
+        <w:tc>
+          <w:tcPr>
+            <w:tcW w:type="dxa" w:w="3118"/>
+          </w:tcPr>
+          <w:p>
+            <w:pPr>
+              <w:pStyle w:val="Compact"/>
+              <w:jc w:val="left"/>
+            </w:pPr>
+            <w:r>
+              <w:rPr>
+                <w:sz w:val="18"/>
+              </w:rPr>
+              <w:t xml:space="preserve">Expectations: drag the 4th shared expectation to the top; add an individual one</w:t>
+            </w:r>
+          </w:p>
+        </w:tc>
+        <w:tc>
+          <w:tcPr>
+            <w:tcW w:type="dxa" w:w="3061"/>
+          </w:tcPr>
+          <w:p>
+            <w:pPr>
+              <w:pStyle w:val="Compact"/>
+              <w:jc w:val="left"/>
+            </w:pPr>
+            <w:r>
+              <w:rPr>
+                <w:sz w:val="18"/>
+              </w:rPr>
+              <w:t xml:space="preserve">List order changes; next month's snapshot follows it; the new individual one appears after the shared ones.</w:t>
+            </w:r>
+          </w:p>
+        </w:tc>
+        <w:tc>
+          <w:tcPr>
+            <w:tcW w:type="dxa" w:w="907"/>
+          </w:tcPr>
+          <w:p>
+            <w:pPr>
+              <w:pStyle w:val="Compact"/>
+            </w:pPr>
+          </w:p>
+        </w:tc>
+        <w:tc>
+          <w:tcPr>
+            <w:tcW w:type="dxa" w:w="850"/>
+          </w:tcPr>
+          <w:p>
+            <w:pPr>
+              <w:pStyle w:val="Compact"/>
+            </w:pPr>
+          </w:p>
+        </w:tc>
+        <w:tc>
+          <w:tcPr>
+            <w:tcW w:type="dxa" w:w="1191"/>
+          </w:tcPr>
+          <w:p>
+            <w:pPr>
+              <w:pStyle w:val="Compact"/>
+            </w:pPr>
+          </w:p>
+        </w:tc>
+      </w:tr>
+      <w:tr>
+        <w:tc>
+          <w:tcPr>
+            <w:tcW w:type="dxa" w:w="737"/>
+          </w:tcPr>
+          <w:p>
+            <w:pPr>
+              <w:pStyle w:val="Compact"/>
+              <w:jc w:val="left"/>
+            </w:pPr>
+            <w:r>
+              <w:rPr>
+                <w:sz w:val="18"/>
+              </w:rPr>
+              <w:t xml:space="preserve">F36 (v4.2)</w:t>
+            </w:r>
+          </w:p>
+        </w:tc>
+        <w:tc>
+          <w:tcPr>
+            <w:tcW w:type="dxa" w:w="3118"/>
+          </w:tcPr>
+          <w:p>
+            <w:pPr>
+              <w:pStyle w:val="Compact"/>
+              <w:jc w:val="left"/>
+            </w:pPr>
+            <w:r>
+              <w:rPr>
+                <w:sz w:val="18"/>
+              </w:rPr>
+              <w:t xml:space="preserve">Team overview: switch the third chart through every option; reload</w:t>
+            </w:r>
+          </w:p>
+        </w:tc>
+        <w:tc>
+          <w:tcPr>
+            <w:tcW w:type="dxa" w:w="3061"/>
+          </w:tcPr>
+          <w:p>
+            <w:pPr>
+              <w:pStyle w:val="Compact"/>
+              <w:jc w:val="left"/>
+            </w:pPr>
+            <w:r>
+              <w:rPr>
+                <w:sz w:val="18"/>
+              </w:rPr>
+              <w:t xml:space="preserve">Each draws; the choice is remembered.</w:t>
+            </w:r>
+            <w:r>
+              <w:rPr>
+                <w:sz w:val="18"/>
+              </w:rPr>
+              <w:t xml:space="preserve"> </w:t>
+            </w:r>
+            <w:r>
+              <w:rPr>
+                <w:iCs/>
+                <w:i/>
+                <w:sz w:val="18"/>
+              </w:rPr>
+              <w:t xml:space="preserve">Needs your attention</w:t>
+            </w:r>
+            <w:r>
+              <w:rPr>
+                <w:sz w:val="18"/>
+              </w:rPr>
+              <w:t xml:space="preserve"> </w:t>
+            </w:r>
+            <w:r>
+              <w:rPr>
+                <w:sz w:val="18"/>
+              </w:rPr>
+              <w:t xml:space="preserve">lists waiting reviews, overdue actions, wellbeing items.</w:t>
+            </w:r>
+          </w:p>
+        </w:tc>
+        <w:tc>
+          <w:tcPr>
+            <w:tcW w:type="dxa" w:w="907"/>
+          </w:tcPr>
+          <w:p>
+            <w:pPr>
+              <w:pStyle w:val="Compact"/>
+            </w:pPr>
+          </w:p>
+        </w:tc>
+        <w:tc>
+          <w:tcPr>
+            <w:tcW w:type="dxa" w:w="850"/>
+          </w:tcPr>
+          <w:p>
+            <w:pPr>
+              <w:pStyle w:val="Compact"/>
+            </w:pPr>
+          </w:p>
+        </w:tc>
+        <w:tc>
+          <w:tcPr>
+            <w:tcW w:type="dxa" w:w="1191"/>
+          </w:tcPr>
+          <w:p>
+            <w:pPr>
+              <w:pStyle w:val="Compact"/>
+            </w:pPr>
+          </w:p>
+        </w:tc>
+      </w:tr>
+      <w:tr>
+        <w:tc>
+          <w:tcPr>
+            <w:tcW w:type="dxa" w:w="737"/>
+          </w:tcPr>
+          <w:p>
+            <w:pPr>
+              <w:pStyle w:val="Compact"/>
+              <w:jc w:val="left"/>
+            </w:pPr>
+            <w:r>
+              <w:rPr>
+                <w:sz w:val="18"/>
+              </w:rPr>
+              <w:t xml:space="preserve">F37 (v4.2)</w:t>
+            </w:r>
+          </w:p>
+        </w:tc>
+        <w:tc>
+          <w:tcPr>
+            <w:tcW w:type="dxa" w:w="3118"/>
+          </w:tcPr>
+          <w:p>
+            <w:pPr>
+              <w:pStyle w:val="Compact"/>
+              <w:jc w:val="left"/>
+            </w:pPr>
+            <w:r>
+              <w:rPr>
+                <w:sz w:val="18"/>
+              </w:rPr>
+              <w:t xml:space="preserve">Wellbeing: TL starts one for A</w:t>
+            </w:r>
+          </w:p>
+        </w:tc>
+        <w:tc>
+          <w:tcPr>
+            <w:tcW w:type="dxa" w:w="3061"/>
+          </w:tcPr>
+          <w:p>
+            <w:pPr>
+              <w:pStyle w:val="Compact"/>
+              <w:jc w:val="left"/>
+            </w:pPr>
+            <w:r>
+              <w:rPr>
+                <w:sz w:val="18"/>
+              </w:rPr>
+              <w:t xml:space="preserve">A gets E9 within about 5 minutes; the item's</w:t>
+            </w:r>
+            <w:r>
+              <w:rPr>
+                <w:sz w:val="18"/>
+              </w:rPr>
+              <w:t xml:space="preserve"> </w:t>
+            </w:r>
+            <w:r>
+              <w:rPr>
+                <w:iCs/>
+                <w:i/>
+                <w:sz w:val="18"/>
+              </w:rPr>
+              <w:t xml:space="preserve">Manage access</w:t>
+            </w:r>
+            <w:r>
+              <w:rPr>
+                <w:sz w:val="18"/>
+              </w:rPr>
+              <w:t xml:space="preserve"> </w:t>
+            </w:r>
+            <w:r>
+              <w:rPr>
+                <w:sz w:val="18"/>
+              </w:rPr>
+              <w:t xml:space="preserve">shows Owners + A (1-to-1 Edit) only.</w:t>
+            </w:r>
+          </w:p>
+        </w:tc>
+        <w:tc>
+          <w:tcPr>
+            <w:tcW w:type="dxa" w:w="907"/>
+          </w:tcPr>
+          <w:p>
+            <w:pPr>
+              <w:pStyle w:val="Compact"/>
+            </w:pPr>
+          </w:p>
+        </w:tc>
+        <w:tc>
+          <w:tcPr>
+            <w:tcW w:type="dxa" w:w="850"/>
+          </w:tcPr>
+          <w:p>
+            <w:pPr>
+              <w:pStyle w:val="Compact"/>
+            </w:pPr>
+          </w:p>
+        </w:tc>
+        <w:tc>
+          <w:tcPr>
+            <w:tcW w:type="dxa" w:w="1191"/>
+          </w:tcPr>
+          <w:p>
+            <w:pPr>
+              <w:pStyle w:val="Compact"/>
+            </w:pPr>
+          </w:p>
+        </w:tc>
+      </w:tr>
+      <w:tr>
+        <w:tc>
+          <w:tcPr>
+            <w:tcW w:type="dxa" w:w="737"/>
+          </w:tcPr>
+          <w:p>
+            <w:pPr>
+              <w:pStyle w:val="Compact"/>
+              <w:jc w:val="left"/>
+            </w:pPr>
+            <w:r>
+              <w:rPr>
+                <w:sz w:val="18"/>
+              </w:rPr>
+              <w:t xml:space="preserve">F38 (v4.2)</w:t>
+            </w:r>
+          </w:p>
+        </w:tc>
+        <w:tc>
+          <w:tcPr>
+            <w:tcW w:type="dxa" w:w="3118"/>
+          </w:tcPr>
+          <w:p>
+            <w:pPr>
+              <w:pStyle w:val="Compact"/>
+              <w:jc w:val="left"/>
+            </w:pPr>
+            <w:r>
+              <w:rPr>
+                <w:sz w:val="18"/>
+              </w:rPr>
+              <w:t xml:space="preserve">A completes every step and submits</w:t>
+            </w:r>
+          </w:p>
+        </w:tc>
+        <w:tc>
+          <w:tcPr>
+            <w:tcW w:type="dxa" w:w="3061"/>
+          </w:tcPr>
+          <w:p>
+            <w:pPr>
+              <w:pStyle w:val="Compact"/>
+              <w:jc w:val="left"/>
+            </w:pPr>
+            <w:r>
+              <w:rPr>
+                <w:sz w:val="18"/>
+              </w:rPr>
+              <w:t xml:space="preserve">Flow 5 locks it (A: 1-to-1 Read), stamps SubmittedOn, TL gets E10. A sees it read-only.</w:t>
+            </w:r>
+          </w:p>
+        </w:tc>
+        <w:tc>
+          <w:tcPr>
+            <w:tcW w:type="dxa" w:w="907"/>
+          </w:tcPr>
+          <w:p>
+            <w:pPr>
+              <w:pStyle w:val="Compact"/>
+            </w:pPr>
+          </w:p>
+        </w:tc>
+        <w:tc>
+          <w:tcPr>
+            <w:tcW w:type="dxa" w:w="850"/>
+          </w:tcPr>
+          <w:p>
+            <w:pPr>
+              <w:pStyle w:val="Compact"/>
+            </w:pPr>
+          </w:p>
+        </w:tc>
+        <w:tc>
+          <w:tcPr>
+            <w:tcW w:type="dxa" w:w="1191"/>
+          </w:tcPr>
+          <w:p>
+            <w:pPr>
+              <w:pStyle w:val="Compact"/>
+            </w:pPr>
+          </w:p>
+        </w:tc>
+      </w:tr>
+      <w:tr>
+        <w:tc>
+          <w:tcPr>
+            <w:tcW w:type="dxa" w:w="737"/>
+          </w:tcPr>
+          <w:p>
+            <w:pPr>
+              <w:pStyle w:val="Compact"/>
+              <w:jc w:val="left"/>
+            </w:pPr>
+            <w:r>
+              <w:rPr>
+                <w:sz w:val="18"/>
+              </w:rPr>
+              <w:t xml:space="preserve">F39 (v4.2)</w:t>
+            </w:r>
+          </w:p>
+        </w:tc>
+        <w:tc>
+          <w:tcPr>
+            <w:tcW w:type="dxa" w:w="3118"/>
+          </w:tcPr>
+          <w:p>
+            <w:pPr>
+              <w:pStyle w:val="Compact"/>
+              <w:jc w:val="left"/>
+            </w:pPr>
+            <w:r>
+              <w:rPr>
+                <w:sz w:val="18"/>
+              </w:rPr>
+              <w:t xml:space="preserve">TL adds an arrangement, notes, next review date (defaults to a year on), then Complete</w:t>
+            </w:r>
+          </w:p>
+        </w:tc>
+        <w:tc>
+          <w:tcPr>
+            <w:tcW w:type="dxa" w:w="3061"/>
+          </w:tcPr>
+          <w:p>
+            <w:pPr>
+              <w:pStyle w:val="Compact"/>
+              <w:jc w:val="left"/>
+            </w:pPr>
+            <w:r>
+              <w:rPr>
+                <w:sz w:val="18"/>
+              </w:rPr>
+              <w:t xml:space="preserve">A gets E11 and sees the agreed record; Print shows the form with signature lines.</w:t>
+            </w:r>
+          </w:p>
+        </w:tc>
+        <w:tc>
+          <w:tcPr>
+            <w:tcW w:type="dxa" w:w="907"/>
+          </w:tcPr>
+          <w:p>
+            <w:pPr>
+              <w:pStyle w:val="Compact"/>
+            </w:pPr>
+          </w:p>
+        </w:tc>
+        <w:tc>
+          <w:tcPr>
+            <w:tcW w:type="dxa" w:w="850"/>
+          </w:tcPr>
+          <w:p>
+            <w:pPr>
+              <w:pStyle w:val="Compact"/>
+            </w:pPr>
+          </w:p>
+        </w:tc>
+        <w:tc>
+          <w:tcPr>
+            <w:tcW w:type="dxa" w:w="1191"/>
+          </w:tcPr>
+          <w:p>
+            <w:pPr>
+              <w:pStyle w:val="Compact"/>
+            </w:pPr>
+          </w:p>
+        </w:tc>
+      </w:tr>
+      <w:tr>
+        <w:tc>
+          <w:tcPr>
+            <w:tcW w:type="dxa" w:w="737"/>
+          </w:tcPr>
+          <w:p>
+            <w:pPr>
+              <w:pStyle w:val="Compact"/>
+              <w:jc w:val="left"/>
+            </w:pPr>
+            <w:r>
+              <w:rPr>
+                <w:sz w:val="18"/>
+              </w:rPr>
+              <w:t xml:space="preserve">F40 (v4.2)</w:t>
+            </w:r>
+          </w:p>
+        </w:tc>
+        <w:tc>
+          <w:tcPr>
+            <w:tcW w:type="dxa" w:w="3118"/>
+          </w:tcPr>
+          <w:p>
+            <w:pPr>
+              <w:pStyle w:val="Compact"/>
+              <w:jc w:val="left"/>
+            </w:pPr>
+            <w:r>
+              <w:rPr>
+                <w:sz w:val="18"/>
+              </w:rPr>
+              <w:t xml:space="preserve">Set the next review date to 7 days ahead; run Flow 1</w:t>
+            </w:r>
+          </w:p>
+        </w:tc>
+        <w:tc>
+          <w:tcPr>
+            <w:tcW w:type="dxa" w:w="3061"/>
+          </w:tcPr>
+          <w:p>
+            <w:pPr>
+              <w:pStyle w:val="Compact"/>
+              <w:jc w:val="left"/>
+            </w:pPr>
+            <w:r>
+              <w:rPr>
+                <w:sz w:val="18"/>
+              </w:rPr>
+              <w:t xml:space="preserve">TL gets E12 with a link; nothing goes to A.</w:t>
+            </w:r>
+          </w:p>
+        </w:tc>
+        <w:tc>
+          <w:tcPr>
+            <w:tcW w:type="dxa" w:w="907"/>
+          </w:tcPr>
+          <w:p>
+            <w:pPr>
+              <w:pStyle w:val="Compact"/>
+            </w:pPr>
+          </w:p>
+        </w:tc>
+        <w:tc>
+          <w:tcPr>
+            <w:tcW w:type="dxa" w:w="850"/>
+          </w:tcPr>
+          <w:p>
+            <w:pPr>
+              <w:pStyle w:val="Compact"/>
+            </w:pPr>
+          </w:p>
+        </w:tc>
+        <w:tc>
+          <w:tcPr>
+            <w:tcW w:type="dxa" w:w="1191"/>
+          </w:tcPr>
+          <w:p>
+            <w:pPr>
+              <w:pStyle w:val="Compact"/>
+            </w:pPr>
+          </w:p>
+        </w:tc>
+      </w:tr>
     </w:tbl>
     <w:bookmarkEnd w:id="33"/>
-    <w:bookmarkStart w:id="34" w:name="X1e0652c2492ec8768451e53dc129be58f5eee82"/>
+    <w:bookmarkStart w:id="34" w:name="X073ef0fbca43203f47699460830ce5a759dba95"/>
     <w:p>
       <w:pPr>
         <w:pStyle w:val="Heading3"/>
       </w:pPr>
       <w:r>
-        <w:t xml:space="preserve">6.2 Privacy and bypass tests (P1–P20) — all mandatory</w:t>
+        <w:t xml:space="preserve">6.2 Privacy and bypass tests (P1–P24) — all mandatory</w:t>
       </w:r>
     </w:p>
     <w:tbl>
@@ -13416,6 +14671,568 @@
               <w:rPr>
                 <w:sz w:val="18"/>
               </w:rPr>
+              <w:t xml:space="preserve">P21 (v4.2)</w:t>
+            </w:r>
+          </w:p>
+        </w:tc>
+        <w:tc>
+          <w:tcPr>
+            <w:tcW w:type="dxa" w:w="1474"/>
+          </w:tcPr>
+          <w:p>
+            <w:pPr>
+              <w:pStyle w:val="Compact"/>
+              <w:jc w:val="left"/>
+            </w:pPr>
+            <w:r>
+              <w:rPr>
+                <w:bCs/>
+                <w:b/>
+                <w:sz w:val="18"/>
+              </w:rPr>
+              <w:t xml:space="preserve">Read someone else's wellbeing</w:t>
+            </w:r>
+          </w:p>
+        </w:tc>
+        <w:tc>
+          <w:tcPr>
+            <w:tcW w:type="dxa" w:w="2891"/>
+          </w:tcPr>
+          <w:p>
+            <w:pPr>
+              <w:pStyle w:val="Compact"/>
+              <w:jc w:val="left"/>
+            </w:pPr>
+            <w:r>
+              <w:rPr>
+                <w:sz w:val="18"/>
+              </w:rPr>
+              <w:t xml:space="preserve">B: GET</w:t>
+            </w:r>
+            <w:r>
+              <w:rPr>
+                <w:sz w:val="18"/>
+              </w:rPr>
+              <w:t xml:space="preserve"> </w:t>
+            </w:r>
+            <w:r>
+              <w:rPr>
+                <w:rStyle w:val="VerbatimChar"/>
+                <w:sz w:val="18"/>
+              </w:rPr>
+              <w:t xml:space="preserve">…getbytitle('Wellbeing%20Assessments')/items</w:t>
+            </w:r>
+            <w:r>
+              <w:rPr>
+                <w:sz w:val="18"/>
+              </w:rPr>
+              <w:t xml:space="preserve">, and</w:t>
+            </w:r>
+            <w:r>
+              <w:rPr>
+                <w:sz w:val="18"/>
+              </w:rPr>
+              <w:t xml:space="preserve"> </w:t>
+            </w:r>
+            <w:r>
+              <w:rPr>
+                <w:rStyle w:val="VerbatimChar"/>
+                <w:sz w:val="18"/>
+              </w:rPr>
+              <w:t xml:space="preserve">items({A's wellbeing id})</w:t>
+            </w:r>
+            <w:r>
+              <w:rPr>
+                <w:sz w:val="18"/>
+              </w:rPr>
+              <w:t xml:space="preserve">; open</w:t>
+            </w:r>
+            <w:r>
+              <w:rPr>
+                <w:sz w:val="18"/>
+              </w:rPr>
+              <w:t xml:space="preserve"> </w:t>
+            </w:r>
+            <w:r>
+              <w:rPr>
+                <w:rStyle w:val="VerbatimChar"/>
+                <w:sz w:val="18"/>
+              </w:rPr>
+              <w:t xml:space="preserve">?wbId={A's id}</w:t>
+            </w:r>
+          </w:p>
+        </w:tc>
+        <w:tc>
+          <w:tcPr>
+            <w:tcW w:type="dxa" w:w="2324"/>
+          </w:tcPr>
+          <w:p>
+            <w:pPr>
+              <w:pStyle w:val="Compact"/>
+              <w:jc w:val="left"/>
+            </w:pPr>
+            <w:r>
+              <w:rPr>
+                <w:sz w:val="18"/>
+              </w:rPr>
+              <w:t xml:space="preserve">Only B's own items; A's item 404 / "not found".</w:t>
+            </w:r>
+          </w:p>
+        </w:tc>
+        <w:tc>
+          <w:tcPr>
+            <w:tcW w:type="dxa" w:w="850"/>
+          </w:tcPr>
+          <w:p>
+            <w:pPr>
+              <w:pStyle w:val="Compact"/>
+            </w:pPr>
+          </w:p>
+        </w:tc>
+        <w:tc>
+          <w:tcPr>
+            <w:tcW w:type="dxa" w:w="794"/>
+          </w:tcPr>
+          <w:p>
+            <w:pPr>
+              <w:pStyle w:val="Compact"/>
+            </w:pPr>
+          </w:p>
+        </w:tc>
+        <w:tc>
+          <w:tcPr>
+            <w:tcW w:type="dxa" w:w="850"/>
+          </w:tcPr>
+          <w:p>
+            <w:pPr>
+              <w:pStyle w:val="Compact"/>
+            </w:pPr>
+          </w:p>
+        </w:tc>
+      </w:tr>
+      <w:tr>
+        <w:tc>
+          <w:tcPr>
+            <w:tcW w:type="dxa" w:w="680"/>
+          </w:tcPr>
+          <w:p>
+            <w:pPr>
+              <w:pStyle w:val="Compact"/>
+              <w:jc w:val="left"/>
+            </w:pPr>
+            <w:r>
+              <w:rPr>
+                <w:sz w:val="18"/>
+              </w:rPr>
+              <w:t xml:space="preserve">P22 (v4.2)</w:t>
+            </w:r>
+          </w:p>
+        </w:tc>
+        <w:tc>
+          <w:tcPr>
+            <w:tcW w:type="dxa" w:w="1474"/>
+          </w:tcPr>
+          <w:p>
+            <w:pPr>
+              <w:pStyle w:val="Compact"/>
+              <w:jc w:val="left"/>
+            </w:pPr>
+            <w:r>
+              <w:rPr>
+                <w:bCs/>
+                <w:b/>
+                <w:sz w:val="18"/>
+              </w:rPr>
+              <w:t xml:space="preserve">Forge the manager's part</w:t>
+            </w:r>
+          </w:p>
+        </w:tc>
+        <w:tc>
+          <w:tcPr>
+            <w:tcW w:type="dxa" w:w="2891"/>
+          </w:tcPr>
+          <w:p>
+            <w:pPr>
+              <w:pStyle w:val="Compact"/>
+              <w:jc w:val="left"/>
+            </w:pPr>
+            <w:r>
+              <w:rPr>
+                <w:sz w:val="18"/>
+              </w:rPr>
+              <w:t xml:space="preserve">A, on their own</w:t>
+            </w:r>
+            <w:r>
+              <w:rPr>
+                <w:sz w:val="18"/>
+              </w:rPr>
+              <w:t xml:space="preserve"> </w:t>
+            </w:r>
+            <w:r>
+              <w:rPr>
+                <w:iCs/>
+                <w:i/>
+                <w:sz w:val="18"/>
+              </w:rPr>
+              <w:t xml:space="preserve">open</w:t>
+            </w:r>
+            <w:r>
+              <w:rPr>
+                <w:sz w:val="18"/>
+              </w:rPr>
+              <w:t xml:space="preserve"> </w:t>
+            </w:r>
+            <w:r>
+              <w:rPr>
+                <w:sz w:val="18"/>
+              </w:rPr>
+              <w:t xml:space="preserve">assessment: one</w:t>
+            </w:r>
+            <w:r>
+              <w:rPr>
+                <w:sz w:val="18"/>
+              </w:rPr>
+              <w:t xml:space="preserve"> </w:t>
+            </w:r>
+            <w:r>
+              <w:rPr>
+                <w:rStyle w:val="VerbatimChar"/>
+                <w:sz w:val="18"/>
+              </w:rPr>
+              <w:t xml:space="preserve">validateUpdateListItem</w:t>
+            </w:r>
+            <w:r>
+              <w:rPr>
+                <w:sz w:val="18"/>
+              </w:rPr>
+              <w:t xml:space="preserve"> </w:t>
+            </w:r>
+            <w:r>
+              <w:rPr>
+                <w:sz w:val="18"/>
+              </w:rPr>
+              <w:t xml:space="preserve">setting AssessmentStatus = Completed, ArrangementsJson, ManagerNotes, NextReviewDate, CompletedOn and Technician = B</w:t>
+            </w:r>
+          </w:p>
+        </w:tc>
+        <w:tc>
+          <w:tcPr>
+            <w:tcW w:type="dxa" w:w="2324"/>
+          </w:tcPr>
+          <w:p>
+            <w:pPr>
+              <w:pStyle w:val="Compact"/>
+              <w:jc w:val="left"/>
+            </w:pPr>
+            <w:r>
+              <w:rPr>
+                <w:sz w:val="18"/>
+              </w:rPr>
+              <w:t xml:space="preserve">Within about 5 minutes Flow 5 treats it as a submission: A is set to Read, status Submitted, the TL fields and CompletedOn are</w:t>
+            </w:r>
+            <w:r>
+              <w:rPr>
+                <w:sz w:val="18"/>
+              </w:rPr>
+              <w:t xml:space="preserve"> </w:t>
+            </w:r>
+            <w:r>
+              <w:rPr>
+                <w:bCs/>
+                <w:b/>
+                <w:sz w:val="18"/>
+              </w:rPr>
+              <w:t xml:space="preserve">cleared</w:t>
+            </w:r>
+            <w:r>
+              <w:rPr>
+                <w:sz w:val="18"/>
+              </w:rPr>
+              <w:t xml:space="preserve">, Technician is restored to A, B gains nothing.</w:t>
+            </w:r>
+          </w:p>
+        </w:tc>
+        <w:tc>
+          <w:tcPr>
+            <w:tcW w:type="dxa" w:w="850"/>
+          </w:tcPr>
+          <w:p>
+            <w:pPr>
+              <w:pStyle w:val="Compact"/>
+            </w:pPr>
+          </w:p>
+        </w:tc>
+        <w:tc>
+          <w:tcPr>
+            <w:tcW w:type="dxa" w:w="794"/>
+          </w:tcPr>
+          <w:p>
+            <w:pPr>
+              <w:pStyle w:val="Compact"/>
+            </w:pPr>
+          </w:p>
+        </w:tc>
+        <w:tc>
+          <w:tcPr>
+            <w:tcW w:type="dxa" w:w="850"/>
+          </w:tcPr>
+          <w:p>
+            <w:pPr>
+              <w:pStyle w:val="Compact"/>
+            </w:pPr>
+          </w:p>
+        </w:tc>
+      </w:tr>
+      <w:tr>
+        <w:tc>
+          <w:tcPr>
+            <w:tcW w:type="dxa" w:w="680"/>
+          </w:tcPr>
+          <w:p>
+            <w:pPr>
+              <w:pStyle w:val="Compact"/>
+              <w:jc w:val="left"/>
+            </w:pPr>
+            <w:r>
+              <w:rPr>
+                <w:sz w:val="18"/>
+              </w:rPr>
+              <w:t xml:space="preserve">P23 (v4.2)</w:t>
+            </w:r>
+          </w:p>
+        </w:tc>
+        <w:tc>
+          <w:tcPr>
+            <w:tcW w:type="dxa" w:w="1474"/>
+          </w:tcPr>
+          <w:p>
+            <w:pPr>
+              <w:pStyle w:val="Compact"/>
+              <w:jc w:val="left"/>
+            </w:pPr>
+            <w:r>
+              <w:rPr>
+                <w:bCs/>
+                <w:b/>
+                <w:sz w:val="18"/>
+              </w:rPr>
+              <w:t xml:space="preserve">Change after submitting</w:t>
+            </w:r>
+          </w:p>
+        </w:tc>
+        <w:tc>
+          <w:tcPr>
+            <w:tcW w:type="dxa" w:w="2891"/>
+          </w:tcPr>
+          <w:p>
+            <w:pPr>
+              <w:pStyle w:val="Compact"/>
+              <w:jc w:val="left"/>
+            </w:pPr>
+            <w:r>
+              <w:rPr>
+                <w:sz w:val="18"/>
+              </w:rPr>
+              <w:t xml:space="preserve">A: write to their submitted assessment</w:t>
+            </w:r>
+          </w:p>
+        </w:tc>
+        <w:tc>
+          <w:tcPr>
+            <w:tcW w:type="dxa" w:w="2324"/>
+          </w:tcPr>
+          <w:p>
+            <w:pPr>
+              <w:pStyle w:val="Compact"/>
+              <w:jc w:val="left"/>
+            </w:pPr>
+            <w:r>
+              <w:rPr>
+                <w:sz w:val="18"/>
+              </w:rPr>
+              <w:t xml:space="preserve">Denied (403).</w:t>
+            </w:r>
+          </w:p>
+        </w:tc>
+        <w:tc>
+          <w:tcPr>
+            <w:tcW w:type="dxa" w:w="850"/>
+          </w:tcPr>
+          <w:p>
+            <w:pPr>
+              <w:pStyle w:val="Compact"/>
+            </w:pPr>
+          </w:p>
+        </w:tc>
+        <w:tc>
+          <w:tcPr>
+            <w:tcW w:type="dxa" w:w="794"/>
+          </w:tcPr>
+          <w:p>
+            <w:pPr>
+              <w:pStyle w:val="Compact"/>
+            </w:pPr>
+          </w:p>
+        </w:tc>
+        <w:tc>
+          <w:tcPr>
+            <w:tcW w:type="dxa" w:w="850"/>
+          </w:tcPr>
+          <w:p>
+            <w:pPr>
+              <w:pStyle w:val="Compact"/>
+            </w:pPr>
+          </w:p>
+        </w:tc>
+      </w:tr>
+      <w:tr>
+        <w:tc>
+          <w:tcPr>
+            <w:tcW w:type="dxa" w:w="680"/>
+          </w:tcPr>
+          <w:p>
+            <w:pPr>
+              <w:pStyle w:val="Compact"/>
+              <w:jc w:val="left"/>
+            </w:pPr>
+            <w:r>
+              <w:rPr>
+                <w:sz w:val="18"/>
+              </w:rPr>
+              <w:t xml:space="preserve">P24 (v4.2)</w:t>
+            </w:r>
+          </w:p>
+        </w:tc>
+        <w:tc>
+          <w:tcPr>
+            <w:tcW w:type="dxa" w:w="1474"/>
+          </w:tcPr>
+          <w:p>
+            <w:pPr>
+              <w:pStyle w:val="Compact"/>
+              <w:jc w:val="left"/>
+            </w:pPr>
+            <w:r>
+              <w:rPr>
+                <w:bCs/>
+                <w:b/>
+                <w:sz w:val="18"/>
+              </w:rPr>
+              <w:t xml:space="preserve">Join the group / see the roster</w:t>
+            </w:r>
+          </w:p>
+        </w:tc>
+        <w:tc>
+          <w:tcPr>
+            <w:tcW w:type="dxa" w:w="2891"/>
+          </w:tcPr>
+          <w:p>
+            <w:pPr>
+              <w:pStyle w:val="Compact"/>
+              <w:jc w:val="left"/>
+            </w:pPr>
+            <w:r>
+              <w:rPr>
+                <w:sz w:val="18"/>
+              </w:rPr>
+              <w:t xml:space="preserve">A: GET</w:t>
+            </w:r>
+            <w:r>
+              <w:rPr>
+                <w:sz w:val="18"/>
+              </w:rPr>
+              <w:t xml:space="preserve"> </w:t>
+            </w:r>
+            <w:r>
+              <w:rPr>
+                <w:rStyle w:val="VerbatimChar"/>
+                <w:sz w:val="18"/>
+              </w:rPr>
+              <w:t xml:space="preserve">…getbytitle('Technicians')/items</w:t>
+            </w:r>
+            <w:r>
+              <w:rPr>
+                <w:sz w:val="18"/>
+              </w:rPr>
+              <w:t xml:space="preserve">; POST</w:t>
+            </w:r>
+            <w:r>
+              <w:rPr>
+                <w:sz w:val="18"/>
+              </w:rPr>
+              <w:t xml:space="preserve"> </w:t>
+            </w:r>
+            <w:r>
+              <w:rPr>
+                <w:rStyle w:val="VerbatimChar"/>
+                <w:sz w:val="18"/>
+              </w:rPr>
+              <w:t xml:space="preserve">_api/web/sitegroups(&lt;id&gt;)/users</w:t>
+            </w:r>
+          </w:p>
+        </w:tc>
+        <w:tc>
+          <w:tcPr>
+            <w:tcW w:type="dxa" w:w="2324"/>
+          </w:tcPr>
+          <w:p>
+            <w:pPr>
+              <w:pStyle w:val="Compact"/>
+              <w:jc w:val="left"/>
+            </w:pPr>
+            <w:r>
+              <w:rPr>
+                <w:sz w:val="18"/>
+              </w:rPr>
+              <w:t xml:space="preserve">Both denied. (Only Flow 4, as the TL, changes the group.)</w:t>
+            </w:r>
+          </w:p>
+        </w:tc>
+        <w:tc>
+          <w:tcPr>
+            <w:tcW w:type="dxa" w:w="850"/>
+          </w:tcPr>
+          <w:p>
+            <w:pPr>
+              <w:pStyle w:val="Compact"/>
+            </w:pPr>
+          </w:p>
+        </w:tc>
+        <w:tc>
+          <w:tcPr>
+            <w:tcW w:type="dxa" w:w="794"/>
+          </w:tcPr>
+          <w:p>
+            <w:pPr>
+              <w:pStyle w:val="Compact"/>
+            </w:pPr>
+          </w:p>
+        </w:tc>
+        <w:tc>
+          <w:tcPr>
+            <w:tcW w:type="dxa" w:w="850"/>
+          </w:tcPr>
+          <w:p>
+            <w:pPr>
+              <w:pStyle w:val="Compact"/>
+            </w:pPr>
+          </w:p>
+        </w:tc>
+      </w:tr>
+      <w:tr>
+        <w:tc>
+          <w:tcPr>
+            <w:tcW w:type="dxa" w:w="680"/>
+          </w:tcPr>
+          <w:p>
+            <w:pPr>
+              <w:pStyle w:val="Compact"/>
+              <w:jc w:val="left"/>
+            </w:pPr>
+            <w:r>
+              <w:rPr>
+                <w:sz w:val="18"/>
+              </w:rPr>
               <w:t xml:space="preserve">P17</w:t>
             </w:r>
           </w:p>
@@ -13838,7 +15655,7 @@
       <w:pPr>
         <w:numPr>
           <w:ilvl w:val="0"/>
-          <w:numId w:val="1035"/>
+          <w:numId w:val="1036"/>
         </w:numPr>
         <w:pStyle w:val="Compact"/>
       </w:pPr>
@@ -13859,160 +15676,7 @@
         <w:t xml:space="preserve"> </w:t>
       </w:r>
       <w:r>
-        <w:t xml:space="preserve">in Monthly Reviews and Manager Reviews, and the test expectations.</w:t>
-      </w:r>
-    </w:p>
-    <w:p>
-      <w:pPr>
-        <w:numPr>
-          <w:ilvl w:val="0"/>
-          <w:numId w:val="1035"/>
-        </w:numPr>
-        <w:pStyle w:val="Compact"/>
-      </w:pPr>
-      <w:r>
-        <w:t xml:space="preserve">☐ Empty the</w:t>
-      </w:r>
-      <w:r>
-        <w:t xml:space="preserve"> </w:t>
-      </w:r>
-      <w:r>
-        <w:rPr>
-          <w:bCs/>
-          <w:b/>
-        </w:rPr>
-        <w:t xml:space="preserve">site recycle bin</w:t>
-      </w:r>
-      <w:r>
-        <w:t xml:space="preserve">, then the</w:t>
-      </w:r>
-      <w:r>
-        <w:t xml:space="preserve"> </w:t>
-      </w:r>
-      <w:r>
-        <w:rPr>
-          <w:bCs/>
-          <w:b/>
-        </w:rPr>
-        <w:t xml:space="preserve">second-stage recycle bin</w:t>
-      </w:r>
-      <w:r>
-        <w:t xml:space="preserve">.</w:t>
-      </w:r>
-    </w:p>
-    <w:p>
-      <w:pPr>
-        <w:numPr>
-          <w:ilvl w:val="0"/>
-          <w:numId w:val="1035"/>
-        </w:numPr>
-        <w:pStyle w:val="Compact"/>
-      </w:pPr>
-      <w:r>
-        <w:t xml:space="preserve">☐ Remove Test A and Test B from the</w:t>
-      </w:r>
-      <w:r>
-        <w:t xml:space="preserve"> </w:t>
-      </w:r>
-      <w:r>
-        <w:rPr>
-          <w:bCs/>
-          <w:b/>
-        </w:rPr>
-        <w:t xml:space="preserve">Technicians</w:t>
-      </w:r>
-      <w:r>
-        <w:t xml:space="preserve"> </w:t>
-      </w:r>
-      <w:r>
-        <w:t xml:space="preserve">list</w:t>
-      </w:r>
-      <w:r>
-        <w:t xml:space="preserve"> </w:t>
-      </w:r>
-      <w:r>
-        <w:rPr>
-          <w:bCs/>
-          <w:b/>
-        </w:rPr>
-        <w:t xml:space="preserve">and</w:t>
-      </w:r>
-      <w:r>
-        <w:t xml:space="preserve"> </w:t>
-      </w:r>
-      <w:r>
-        <w:t xml:space="preserve">from the</w:t>
-      </w:r>
-      <w:r>
-        <w:t xml:space="preserve"> </w:t>
-      </w:r>
-      <w:r>
-        <w:rPr>
-          <w:rStyle w:val="VerbatimChar"/>
-          <w:bCs/>
-          <w:b/>
-        </w:rPr>
-        <w:t xml:space="preserve">1-to-1 Technicians</w:t>
-      </w:r>
-      <w:r>
-        <w:t xml:space="preserve"> </w:t>
-      </w:r>
-      <w:r>
-        <w:t xml:space="preserve">group. Team ▾ goes back to Team (0).</w:t>
-      </w:r>
-    </w:p>
-    <w:p>
-      <w:pPr>
-        <w:numPr>
-          <w:ilvl w:val="0"/>
-          <w:numId w:val="1035"/>
-        </w:numPr>
-        <w:pStyle w:val="Compact"/>
-      </w:pPr>
-      <w:r>
-        <w:t xml:space="preserve">☐ Flow 1:</w:t>
-      </w:r>
-      <w:r>
-        <w:t xml:space="preserve"> </w:t>
-      </w:r>
-      <w:r>
-        <w:rPr>
-          <w:bCs/>
-          <w:b/>
-        </w:rPr>
-        <w:t xml:space="preserve">Initialize varTestDate</w:t>
-      </w:r>
-      <w:r>
-        <w:t xml:space="preserve"> </w:t>
-      </w:r>
-      <w:r>
-        <w:t xml:space="preserve">is</w:t>
-      </w:r>
-      <w:r>
-        <w:t xml:space="preserve"> </w:t>
-      </w:r>
-      <w:r>
-        <w:rPr>
-          <w:bCs/>
-          <w:b/>
-        </w:rPr>
-        <w:t xml:space="preserve">empty</w:t>
-      </w:r>
-      <w:r>
-        <w:t xml:space="preserve"> </w:t>
-      </w:r>
-      <w:r>
-        <w:t xml:space="preserve">(Save).</w:t>
-      </w:r>
-    </w:p>
-    <w:bookmarkEnd w:id="37"/>
-    <w:bookmarkStart w:id="39" w:name="X886e617d0f01d1676fba46472ee6c599f97ff50"/>
-    <w:p>
-      <w:pPr>
-        <w:pStyle w:val="Heading2"/>
-      </w:pPr>
-      <w:r>
-        <w:t xml:space="preserve">8. Phase E — Prepare and invite the real team (1–2 h)</w:t>
+        <w:t xml:space="preserve">in Monthly Reviews, Manager Reviews and Wellbeing Assessments, and the test expectations.</w:t>
       </w:r>
     </w:p>
     <w:p>
@@ -14024,7 +15688,7 @@
         <w:pStyle w:val="Compact"/>
       </w:pPr>
       <w:r>
-        <w:t xml:space="preserve">☐</w:t>
+        <w:t xml:space="preserve">☐ Empty the</w:t>
       </w:r>
       <w:r>
         <w:t xml:space="preserve"> </w:t>
@@ -14034,49 +15698,23 @@
           <w:bCs/>
           <w:b/>
         </w:rPr>
-        <w:t xml:space="preserve">Technicians list:</w:t>
-      </w:r>
-      <w:r>
-        <w:t xml:space="preserve"> </w:t>
-      </w:r>
-      <w:r>
-        <w:t xml:space="preserve">add each technician:</w:t>
-      </w:r>
-    </w:p>
-    <w:p>
-      <w:pPr>
-        <w:numPr>
-          <w:ilvl w:val="1"/>
-          <w:numId w:val="1037"/>
-        </w:numPr>
-        <w:pStyle w:val="Compact"/>
-      </w:pPr>
-      <w:r>
-        <w:t xml:space="preserve">Title;</w:t>
-      </w:r>
-    </w:p>
-    <w:p>
-      <w:pPr>
-        <w:numPr>
-          <w:ilvl w:val="1"/>
-          <w:numId w:val="1037"/>
-        </w:numPr>
-        <w:pStyle w:val="Compact"/>
-      </w:pPr>
-      <w:r>
-        <w:t xml:space="preserve">Technician (their account);</w:t>
-      </w:r>
-    </w:p>
-    <w:p>
-      <w:pPr>
-        <w:numPr>
-          <w:ilvl w:val="1"/>
-          <w:numId w:val="1037"/>
-        </w:numPr>
-        <w:pStyle w:val="Compact"/>
-      </w:pPr>
-      <w:r>
-        <w:t xml:space="preserve">Active = Yes.</w:t>
+        <w:t xml:space="preserve">site recycle bin</w:t>
+      </w:r>
+      <w:r>
+        <w:t xml:space="preserve">, then the</w:t>
+      </w:r>
+      <w:r>
+        <w:t xml:space="preserve"> </w:t>
+      </w:r>
+      <w:r>
+        <w:rPr>
+          <w:bCs/>
+          <w:b/>
+        </w:rPr>
+        <w:t xml:space="preserve">second-stage recycle bin</w:t>
+      </w:r>
+      <w:r>
+        <w:t xml:space="preserve">.</w:t>
       </w:r>
     </w:p>
     <w:p>
@@ -14095,44 +15733,32 @@
       </w:r>
       <w:r>
         <w:rPr>
-          <w:rStyle w:val="VerbatimChar"/>
           <w:bCs/>
           <w:b/>
         </w:rPr>
-        <w:t xml:space="preserve">1-to-1 Technicians</w:t>
+        <w:t xml:space="preserve">⚙ Settings → Team → Deactivate</w:t>
+      </w:r>
+      <w:r>
+        <w:t xml:space="preserve"> </w:t>
+      </w:r>
+      <w:r>
+        <w:t xml:space="preserve">Test A and Test B (Flow 4 removes them from the group), then delete their two items from the</w:t>
+      </w:r>
+      <w:r>
+        <w:t xml:space="preserve"> </w:t>
       </w:r>
       <w:r>
         <w:rPr>
           <w:bCs/>
           <w:b/>
         </w:rPr>
-        <w:t xml:space="preserve"> </w:t>
-      </w:r>
-      <w:r>
-        <w:rPr>
-          <w:bCs/>
-          <w:b/>
-        </w:rPr>
-        <w:t xml:space="preserve">group:</w:t>
-      </w:r>
-      <w:r>
-        <w:t xml:space="preserve"> </w:t>
-      </w:r>
-      <w:r>
-        <w:t xml:space="preserve">add the same people, with</w:t>
-      </w:r>
-      <w:r>
-        <w:t xml:space="preserve"> </w:t>
-      </w:r>
-      <w:r>
-        <w:rPr>
-          <w:bCs/>
-          <w:b/>
-        </w:rPr>
-        <w:t xml:space="preserve">"Send an email invitation" unticked</w:t>
-      </w:r>
-      <w:r>
-        <w:t xml:space="preserve">.</w:t>
+        <w:t xml:space="preserve">Technicians</w:t>
+      </w:r>
+      <w:r>
+        <w:t xml:space="preserve"> </w:t>
+      </w:r>
+      <w:r>
+        <w:t xml:space="preserve">list. Team ▾ goes back to Team (0).</w:t>
       </w:r>
     </w:p>
     <w:p>
@@ -14144,7 +15770,7 @@
         <w:pStyle w:val="Compact"/>
       </w:pPr>
       <w:r>
-        <w:t xml:space="preserve">☐</w:t>
+        <w:t xml:space="preserve">☐ Flow 1:</w:t>
       </w:r>
       <w:r>
         <w:t xml:space="preserve"> </w:t>
@@ -14154,13 +15780,13 @@
           <w:bCs/>
           <w:b/>
         </w:rPr>
-        <w:t xml:space="preserve">⚙ Settings:</w:t>
-      </w:r>
-      <w:r>
-        <w:t xml:space="preserve"> </w:t>
-      </w:r>
-      <w:r>
-        <w:t xml:space="preserve">enter each</w:t>
+        <w:t xml:space="preserve">Initialize varTestDate</w:t>
+      </w:r>
+      <w:r>
+        <w:t xml:space="preserve"> </w:t>
+      </w:r>
+      <w:r>
+        <w:t xml:space="preserve">is</w:t>
       </w:r>
       <w:r>
         <w:t xml:space="preserve"> </w:t>
@@ -14170,20 +15796,118 @@
           <w:bCs/>
           <w:b/>
         </w:rPr>
-        <w:t xml:space="preserve">appraisal date</w:t>
-      </w:r>
-      <w:r>
-        <w:t xml:space="preserve"> </w:t>
-      </w:r>
-      <w:r>
-        <w:t xml:space="preserve">(DD-MMM-YYYY) → Save.</w:t>
+        <w:t xml:space="preserve">empty</w:t>
+      </w:r>
+      <w:r>
+        <w:t xml:space="preserve"> </w:t>
+      </w:r>
+      <w:r>
+        <w:t xml:space="preserve">(Save).</w:t>
+      </w:r>
+    </w:p>
+    <w:bookmarkEnd w:id="37"/>
+    <w:bookmarkStart w:id="39" w:name="X886e617d0f01d1676fba46472ee6c599f97ff50"/>
+    <w:p>
+      <w:pPr>
+        <w:pStyle w:val="Heading2"/>
+      </w:pPr>
+      <w:r>
+        <w:t xml:space="preserve">8. Phase E — Prepare and invite the real team (1–2 h)</w:t>
       </w:r>
     </w:p>
     <w:p>
       <w:pPr>
         <w:numPr>
           <w:ilvl w:val="0"/>
-          <w:numId w:val="1036"/>
+          <w:numId w:val="1037"/>
+        </w:numPr>
+        <w:pStyle w:val="Compact"/>
+      </w:pPr>
+      <w:r>
+        <w:t xml:space="preserve">☐</w:t>
+      </w:r>
+      <w:r>
+        <w:t xml:space="preserve"> </w:t>
+      </w:r>
+      <w:r>
+        <w:rPr>
+          <w:bCs/>
+          <w:b/>
+        </w:rPr>
+        <w:t xml:space="preserve">⚙ Settings → Team → + Add a person</w:t>
+      </w:r>
+      <w:r>
+        <w:t xml:space="preserve"> </w:t>
+      </w:r>
+      <w:r>
+        <w:t xml:space="preserve">for each technician (Flow 4 gives them access; no invitation email is sent by SharePoint).</w:t>
+      </w:r>
+    </w:p>
+    <w:p>
+      <w:pPr>
+        <w:numPr>
+          <w:ilvl w:val="0"/>
+          <w:numId w:val="1037"/>
+        </w:numPr>
+        <w:pStyle w:val="Compact"/>
+      </w:pPr>
+      <w:r>
+        <w:t xml:space="preserve">☐</w:t>
+      </w:r>
+      <w:r>
+        <w:t xml:space="preserve"> </w:t>
+      </w:r>
+      <w:r>
+        <w:rPr>
+          <w:bCs/>
+          <w:b/>
+        </w:rPr>
+        <w:t xml:space="preserve">⚙ Settings → Team:</w:t>
+      </w:r>
+      <w:r>
+        <w:t xml:space="preserve"> </w:t>
+      </w:r>
+      <w:r>
+        <w:t xml:space="preserve">enter each</w:t>
+      </w:r>
+      <w:r>
+        <w:t xml:space="preserve"> </w:t>
+      </w:r>
+      <w:r>
+        <w:rPr>
+          <w:bCs/>
+          <w:b/>
+        </w:rPr>
+        <w:t xml:space="preserve">appraisal date</w:t>
+      </w:r>
+      <w:r>
+        <w:t xml:space="preserve"> </w:t>
+      </w:r>
+      <w:r>
+        <w:t xml:space="preserve">→ Save. Optionally</w:t>
+      </w:r>
+      <w:r>
+        <w:t xml:space="preserve"> </w:t>
+      </w:r>
+      <w:r>
+        <w:rPr>
+          <w:bCs/>
+          <w:b/>
+        </w:rPr>
+        <w:t xml:space="preserve">⚙ Settings → Reminders / Names</w:t>
+      </w:r>
+      <w:r>
+        <w:t xml:space="preserve"> </w:t>
+      </w:r>
+      <w:r>
+        <w:t xml:space="preserve">to change the reminder days or the on-screen role words.</w:t>
+      </w:r>
+    </w:p>
+    <w:p>
+      <w:pPr>
+        <w:numPr>
+          <w:ilvl w:val="0"/>
+          <w:numId w:val="1037"/>
         </w:numPr>
         <w:pStyle w:val="Compact"/>
       </w:pPr>
@@ -14287,7 +16011,7 @@
       <w:pPr>
         <w:numPr>
           <w:ilvl w:val="0"/>
-          <w:numId w:val="1036"/>
+          <w:numId w:val="1037"/>
         </w:numPr>
         <w:pStyle w:val="Compact"/>
       </w:pPr>
@@ -15382,19 +17106,19 @@
                 <w:b/>
                 <w:sz w:val="18"/>
               </w:rPr>
-              <w:t xml:space="preserve">Settings</w:t>
-            </w:r>
-            <w:r>
-              <w:rPr>
-                <w:sz w:val="18"/>
-              </w:rPr>
-              <w:t xml:space="preserve"> </w:t>
-            </w:r>
-            <w:r>
-              <w:rPr>
-                <w:sz w:val="18"/>
-              </w:rPr>
-              <w:t xml:space="preserve">→ enter the date (DD-MMM-YYYY) →</w:t>
+              <w:t xml:space="preserve">Settings → Team</w:t>
+            </w:r>
+            <w:r>
+              <w:rPr>
+                <w:sz w:val="18"/>
+              </w:rPr>
+              <w:t xml:space="preserve"> </w:t>
+            </w:r>
+            <w:r>
+              <w:rPr>
+                <w:sz w:val="18"/>
+              </w:rPr>
+              <w:t xml:space="preserve">→ type the date (e.g. 15/07/2027) or pick it with 📅 →</w:t>
             </w:r>
             <w:r>
               <w:rPr>
@@ -15414,7 +17138,7 @@
               <w:rPr>
                 <w:sz w:val="18"/>
               </w:rPr>
-              <w:t xml:space="preserve">. This updates the Technicians list and the technician's current review.</w:t>
+              <w:t xml:space="preserve">. This updates the Technicians list and the person's current review; each date is read back to prove it saved as the same day.</w:t>
             </w:r>
           </w:p>
         </w:tc>
@@ -15435,7 +17159,7 @@
                 <w:b/>
                 <w:sz w:val="18"/>
               </w:rPr>
-              <w:t xml:space="preserve">Quarterly (5 min)</w:t>
+              <w:t xml:space="preserve">Reminder days or names</w:t>
             </w:r>
           </w:p>
         </w:tc>
@@ -15452,7 +17176,7 @@
               <w:rPr>
                 <w:sz w:val="18"/>
               </w:rPr>
-              <w:t xml:space="preserve">1.</w:t>
+              <w:t xml:space="preserve">⚙</w:t>
             </w:r>
             <w:r>
               <w:rPr>
@@ -15466,113 +17190,97 @@
                 <w:b/>
                 <w:sz w:val="18"/>
               </w:rPr>
-              <w:t xml:space="preserve">Site permissions:</w:t>
-            </w:r>
-            <w:r>
-              <w:rPr>
-                <w:sz w:val="18"/>
-              </w:rPr>
-              <w:t xml:space="preserve"> </w:t>
-            </w:r>
-            <w:r>
-              <w:rPr>
-                <w:sz w:val="18"/>
-              </w:rPr>
-              <w:t xml:space="preserve">Owners = only you; Members and Visitors empty. 2.</w:t>
-            </w:r>
-            <w:r>
-              <w:rPr>
-                <w:sz w:val="18"/>
-              </w:rPr>
-              <w:t xml:space="preserve"> </w:t>
-            </w:r>
-            <w:r>
-              <w:rPr>
-                <w:rStyle w:val="VerbatimChar"/>
-                <w:sz w:val="18"/>
-              </w:rPr>
-              <w:t xml:space="preserve">1-to-1 Technicians</w:t>
-            </w:r>
-            <w:r>
-              <w:rPr>
-                <w:sz w:val="18"/>
-              </w:rPr>
-              <w:t xml:space="preserve"> </w:t>
-            </w:r>
-            <w:r>
-              <w:rPr>
-                <w:sz w:val="18"/>
-              </w:rPr>
-              <w:t xml:space="preserve">contains only current technicians and has Read only on: the page, the layouts library, the Welcome Errors list and</w:t>
-            </w:r>
-            <w:r>
-              <w:rPr>
-                <w:sz w:val="18"/>
-              </w:rPr>
-              <w:t xml:space="preserve"> </w:t>
-            </w:r>
-            <w:r>
-              <w:rPr>
-                <w:rStyle w:val="VerbatimChar"/>
-                <w:sz w:val="18"/>
-              </w:rPr>
-              <w:t xml:space="preserve">1-to-1 Settings</w:t>
-            </w:r>
-            <w:r>
-              <w:rPr>
-                <w:sz w:val="18"/>
-              </w:rPr>
-              <w:t xml:space="preserve">. 3. In the layouts library, version history of</w:t>
-            </w:r>
-            <w:r>
-              <w:rPr>
-                <w:sz w:val="18"/>
-              </w:rPr>
-              <w:t xml:space="preserve"> </w:t>
-            </w:r>
-            <w:r>
-              <w:rPr>
-                <w:rStyle w:val="VerbatimChar"/>
-                <w:sz w:val="18"/>
-              </w:rPr>
-              <w:t xml:space="preserve">one-to-one.html</w:t>
-            </w:r>
-            <w:r>
-              <w:rPr>
-                <w:sz w:val="18"/>
-              </w:rPr>
-              <w:t xml:space="preserve"> </w:t>
-            </w:r>
-            <w:r>
-              <w:rPr>
-                <w:sz w:val="18"/>
-              </w:rPr>
-              <w:t xml:space="preserve">/</w:t>
-            </w:r>
-            <w:r>
-              <w:rPr>
-                <w:sz w:val="18"/>
-              </w:rPr>
-              <w:t xml:space="preserve"> </w:t>
-            </w:r>
-            <w:r>
-              <w:rPr>
-                <w:rStyle w:val="VerbatimChar"/>
-                <w:sz w:val="18"/>
-              </w:rPr>
-              <w:t xml:space="preserve">.js</w:t>
-            </w:r>
-            <w:r>
-              <w:rPr>
-                <w:sz w:val="18"/>
-              </w:rPr>
-              <w:t xml:space="preserve"> </w:t>
-            </w:r>
-            <w:r>
-              <w:rPr>
-                <w:sz w:val="18"/>
-              </w:rPr>
-              <w:t xml:space="preserve">shows only your uploads. 4. Spot-check one Monthly Review's</w:t>
+              <w:t xml:space="preserve">Settings → Reminders</w:t>
+            </w:r>
+            <w:r>
+              <w:rPr>
+                <w:sz w:val="18"/>
+              </w:rPr>
+              <w:t xml:space="preserve"> </w:t>
+            </w:r>
+            <w:r>
+              <w:rPr>
+                <w:sz w:val="18"/>
+              </w:rPr>
+              <w:t xml:space="preserve">(up to three days, 1–28) or</w:t>
+            </w:r>
+            <w:r>
+              <w:rPr>
+                <w:sz w:val="18"/>
+              </w:rPr>
+              <w:t xml:space="preserve"> </w:t>
+            </w:r>
+            <w:r>
+              <w:rPr>
+                <w:bCs/>
+                <w:b/>
+                <w:sz w:val="18"/>
+              </w:rPr>
+              <w:t xml:space="preserve">→ Names</w:t>
+            </w:r>
+            <w:r>
+              <w:rPr>
+                <w:sz w:val="18"/>
+              </w:rPr>
+              <w:t xml:space="preserve"> </w:t>
+            </w:r>
+            <w:r>
+              <w:rPr>
+                <w:sz w:val="18"/>
+              </w:rPr>
+              <w:t xml:space="preserve">(app name and role words). Labels only – permissions never change.</w:t>
+            </w:r>
+          </w:p>
+        </w:tc>
+      </w:tr>
+      <w:tr>
+        <w:tc>
+          <w:tcPr>
+            <w:tcW w:type="dxa" w:w="3946"/>
+          </w:tcPr>
+          <w:p>
+            <w:pPr>
+              <w:pStyle w:val="Compact"/>
+              <w:jc w:val="left"/>
+            </w:pPr>
+            <w:r>
+              <w:rPr>
+                <w:bCs/>
+                <w:b/>
+                <w:sz w:val="18"/>
+              </w:rPr>
+              <w:t xml:space="preserve">Wellbeing – at least yearly</w:t>
+            </w:r>
+          </w:p>
+        </w:tc>
+        <w:tc>
+          <w:tcPr>
+            <w:tcW w:type="dxa" w:w="5919"/>
+          </w:tcPr>
+          <w:p>
+            <w:pPr>
+              <w:pStyle w:val="Compact"/>
+              <w:jc w:val="left"/>
+            </w:pPr>
+            <w:r>
+              <w:rPr>
+                <w:bCs/>
+                <w:b/>
+                <w:sz w:val="18"/>
+              </w:rPr>
+              <w:t xml:space="preserve">Wellbeing → + Start</w:t>
+            </w:r>
+            <w:r>
+              <w:rPr>
+                <w:sz w:val="18"/>
+              </w:rPr>
+              <w:t xml:space="preserve"> </w:t>
+            </w:r>
+            <w:r>
+              <w:rPr>
+                <w:sz w:val="18"/>
+              </w:rPr>
+              <w:t xml:space="preserve">for the person (or from</w:t>
             </w:r>
             <w:r>
               <w:rPr>
@@ -15586,13 +17294,39 @@
                 <w:i/>
                 <w:sz w:val="18"/>
               </w:rPr>
-              <w:t xml:space="preserve">Manage access</w:t>
-            </w:r>
-            <w:r>
-              <w:rPr>
-                <w:sz w:val="18"/>
-              </w:rPr>
-              <w:t xml:space="preserve">: only Owners plus that technician.</w:t>
+              <w:t xml:space="preserve">Needs your attention</w:t>
+            </w:r>
+            <w:r>
+              <w:rPr>
+                <w:sz w:val="18"/>
+              </w:rPr>
+              <w:t xml:space="preserve">). They complete their part (E9); when they submit (E10) hold a private, hour-long conversation, record agreed arrangements, notes and the next review date (12 months on by default – bring it forward if needed), then</w:t>
+            </w:r>
+            <w:r>
+              <w:rPr>
+                <w:sz w:val="18"/>
+              </w:rPr>
+              <w:t xml:space="preserve"> </w:t>
+            </w:r>
+            <w:r>
+              <w:rPr>
+                <w:bCs/>
+                <w:b/>
+                <w:sz w:val="18"/>
+              </w:rPr>
+              <w:t xml:space="preserve">Complete</w:t>
+            </w:r>
+            <w:r>
+              <w:rPr>
+                <w:sz w:val="18"/>
+              </w:rPr>
+              <w:t xml:space="preserve"> </w:t>
+            </w:r>
+            <w:r>
+              <w:rPr>
+                <w:sz w:val="18"/>
+              </w:rPr>
+              <w:t xml:space="preserve">(E11). Flow 1 emails you 7 days before and on the review date (E12). You can start a new assessment at any time, e.g. after a return from absence.</w:t>
             </w:r>
           </w:p>
         </w:tc>
@@ -15613,7 +17347,7 @@
                 <w:b/>
                 <w:sz w:val="18"/>
               </w:rPr>
-              <w:t xml:space="preserve">New starter</w:t>
+              <w:t xml:space="preserve">Quarterly (5 min)</w:t>
             </w:r>
           </w:p>
         </w:tc>
@@ -15630,7 +17364,7 @@
               <w:rPr>
                 <w:sz w:val="18"/>
               </w:rPr>
-              <w:t xml:space="preserve">Add them to</w:t>
+              <w:t xml:space="preserve">1.</w:t>
             </w:r>
             <w:r>
               <w:rPr>
@@ -15644,19 +17378,19 @@
                 <w:b/>
                 <w:sz w:val="18"/>
               </w:rPr>
-              <w:t xml:space="preserve">Technicians</w:t>
-            </w:r>
-            <w:r>
-              <w:rPr>
-                <w:sz w:val="18"/>
-              </w:rPr>
-              <w:t xml:space="preserve"> </w:t>
-            </w:r>
-            <w:r>
-              <w:rPr>
-                <w:sz w:val="18"/>
-              </w:rPr>
-              <w:t xml:space="preserve">(Person, Active = Yes) and to the</w:t>
+              <w:t xml:space="preserve">Site permissions:</w:t>
+            </w:r>
+            <w:r>
+              <w:rPr>
+                <w:sz w:val="18"/>
+              </w:rPr>
+              <w:t xml:space="preserve"> </w:t>
+            </w:r>
+            <w:r>
+              <w:rPr>
+                <w:sz w:val="18"/>
+              </w:rPr>
+              <w:t xml:space="preserve">Owners = only you; Members and Visitors empty. 2.</w:t>
             </w:r>
             <w:r>
               <w:rPr>
@@ -15681,7 +17415,96 @@
               <w:rPr>
                 <w:sz w:val="18"/>
               </w:rPr>
-              <w:t xml:space="preserve">group. Set their appraisal date in ⚙ Settings. Their review appears the next morning.</w:t>
+              <w:t xml:space="preserve">contains only current technicians and has Read only on: the page, the layouts library, the Welcome Errors list and</w:t>
+            </w:r>
+            <w:r>
+              <w:rPr>
+                <w:sz w:val="18"/>
+              </w:rPr>
+              <w:t xml:space="preserve"> </w:t>
+            </w:r>
+            <w:r>
+              <w:rPr>
+                <w:rStyle w:val="VerbatimChar"/>
+                <w:sz w:val="18"/>
+              </w:rPr>
+              <w:t xml:space="preserve">1-to-1 Settings</w:t>
+            </w:r>
+            <w:r>
+              <w:rPr>
+                <w:sz w:val="18"/>
+              </w:rPr>
+              <w:t xml:space="preserve">. 3. In the layouts library, version history of</w:t>
+            </w:r>
+            <w:r>
+              <w:rPr>
+                <w:sz w:val="18"/>
+              </w:rPr>
+              <w:t xml:space="preserve"> </w:t>
+            </w:r>
+            <w:r>
+              <w:rPr>
+                <w:rStyle w:val="VerbatimChar"/>
+                <w:sz w:val="18"/>
+              </w:rPr>
+              <w:t xml:space="preserve">one-to-one.html</w:t>
+            </w:r>
+            <w:r>
+              <w:rPr>
+                <w:sz w:val="18"/>
+              </w:rPr>
+              <w:t xml:space="preserve"> </w:t>
+            </w:r>
+            <w:r>
+              <w:rPr>
+                <w:sz w:val="18"/>
+              </w:rPr>
+              <w:t xml:space="preserve">/</w:t>
+            </w:r>
+            <w:r>
+              <w:rPr>
+                <w:sz w:val="18"/>
+              </w:rPr>
+              <w:t xml:space="preserve"> </w:t>
+            </w:r>
+            <w:r>
+              <w:rPr>
+                <w:rStyle w:val="VerbatimChar"/>
+                <w:sz w:val="18"/>
+              </w:rPr>
+              <w:t xml:space="preserve">.js</w:t>
+            </w:r>
+            <w:r>
+              <w:rPr>
+                <w:sz w:val="18"/>
+              </w:rPr>
+              <w:t xml:space="preserve"> </w:t>
+            </w:r>
+            <w:r>
+              <w:rPr>
+                <w:sz w:val="18"/>
+              </w:rPr>
+              <w:t xml:space="preserve">shows only your uploads. 4. Spot-check one Monthly Review's</w:t>
+            </w:r>
+            <w:r>
+              <w:rPr>
+                <w:sz w:val="18"/>
+              </w:rPr>
+              <w:t xml:space="preserve"> </w:t>
+            </w:r>
+            <w:r>
+              <w:rPr>
+                <w:iCs/>
+                <w:i/>
+                <w:sz w:val="18"/>
+              </w:rPr>
+              <w:t xml:space="preserve">Manage access</w:t>
+            </w:r>
+            <w:r>
+              <w:rPr>
+                <w:sz w:val="18"/>
+              </w:rPr>
+              <w:t xml:space="preserve">: only Owners plus that technician.</w:t>
             </w:r>
           </w:p>
         </w:tc>
@@ -15702,7 +17525,7 @@
                 <w:b/>
                 <w:sz w:val="18"/>
               </w:rPr>
-              <w:t xml:space="preserve">Leaver / long absence</w:t>
+              <w:t xml:space="preserve">New starter</w:t>
             </w:r>
           </w:p>
         </w:tc>
@@ -15719,7 +17542,7 @@
               <w:rPr>
                 <w:sz w:val="18"/>
               </w:rPr>
-              <w:t xml:space="preserve">Technicians →</w:t>
+              <w:t xml:space="preserve">⚙</w:t>
             </w:r>
             <w:r>
               <w:rPr>
@@ -15733,32 +17556,39 @@
                 <w:b/>
                 <w:sz w:val="18"/>
               </w:rPr>
-              <w:t xml:space="preserve">Active = No</w:t>
-            </w:r>
-            <w:r>
-              <w:rPr>
-                <w:sz w:val="18"/>
-              </w:rPr>
-              <w:t xml:space="preserve">. Remove a leaver from</w:t>
-            </w:r>
-            <w:r>
-              <w:rPr>
-                <w:sz w:val="18"/>
-              </w:rPr>
-              <w:t xml:space="preserve"> </w:t>
-            </w:r>
-            <w:r>
-              <w:rPr>
-                <w:rStyle w:val="VerbatimChar"/>
-                <w:sz w:val="18"/>
-              </w:rPr>
-              <w:t xml:space="preserve">1-to-1 Technicians</w:t>
-            </w:r>
-            <w:r>
-              <w:rPr>
-                <w:sz w:val="18"/>
-              </w:rPr>
-              <w:t xml:space="preserve">. Keep their records for the retention period.</w:t>
+              <w:t xml:space="preserve">Settings → Team → + Add a person</w:t>
+            </w:r>
+            <w:r>
+              <w:rPr>
+                <w:sz w:val="18"/>
+              </w:rPr>
+              <w:t xml:space="preserve"> </w:t>
+            </w:r>
+            <w:r>
+              <w:rPr>
+                <w:sz w:val="18"/>
+              </w:rPr>
+              <w:t xml:space="preserve">→ search →</w:t>
+            </w:r>
+            <w:r>
+              <w:rPr>
+                <w:sz w:val="18"/>
+              </w:rPr>
+              <w:t xml:space="preserve"> </w:t>
+            </w:r>
+            <w:r>
+              <w:rPr>
+                <w:bCs/>
+                <w:b/>
+                <w:sz w:val="18"/>
+              </w:rPr>
+              <w:t xml:space="preserve">Add</w:t>
+            </w:r>
+            <w:r>
+              <w:rPr>
+                <w:sz w:val="18"/>
+              </w:rPr>
+              <w:t xml:space="preserve">. Flow 4 gives them access to the page within about 5 minutes (E8). Set their appraisal date and add any individual expectations. Their review appears the next morning (or run Flow 1).</w:t>
             </w:r>
           </w:p>
         </w:tc>
@@ -15779,7 +17609,7 @@
                 <w:b/>
                 <w:sz w:val="18"/>
               </w:rPr>
-              <w:t xml:space="preserve">Correction after submission</w:t>
+              <w:t xml:space="preserve">Leaver / long absence</w:t>
             </w:r>
           </w:p>
         </w:tc>
@@ -15796,7 +17626,7 @@
               <w:rPr>
                 <w:sz w:val="18"/>
               </w:rPr>
-              <w:t xml:space="preserve">At the technician's request, edit the item in SharePoint (or in the app, for TL feedback). Add a dated reason to</w:t>
+              <w:t xml:space="preserve">⚙</w:t>
             </w:r>
             <w:r>
               <w:rPr>
@@ -15810,19 +17640,38 @@
                 <w:b/>
                 <w:sz w:val="18"/>
               </w:rPr>
-              <w:t xml:space="preserve">CorrectionLog</w:t>
-            </w:r>
-            <w:r>
-              <w:rPr>
-                <w:sz w:val="18"/>
-              </w:rPr>
-              <w:t xml:space="preserve"> </w:t>
-            </w:r>
-            <w:r>
-              <w:rPr>
-                <w:sz w:val="18"/>
-              </w:rPr>
-              <w:t xml:space="preserve">on the Manager Review. Version history records the change.</w:t>
+              <w:t xml:space="preserve">Settings → Team → Deactivate</w:t>
+            </w:r>
+            <w:r>
+              <w:rPr>
+                <w:sz w:val="18"/>
+              </w:rPr>
+              <w:t xml:space="preserve">. Flow 4 removes them from</w:t>
+            </w:r>
+            <w:r>
+              <w:rPr>
+                <w:sz w:val="18"/>
+              </w:rPr>
+              <w:t xml:space="preserve"> </w:t>
+            </w:r>
+            <w:r>
+              <w:rPr>
+                <w:rStyle w:val="VerbatimChar"/>
+                <w:sz w:val="18"/>
+              </w:rPr>
+              <w:t xml:space="preserve">1-to-1 Technicians</w:t>
+            </w:r>
+            <w:r>
+              <w:rPr>
+                <w:sz w:val="18"/>
+              </w:rPr>
+              <w:t xml:space="preserve"> </w:t>
+            </w:r>
+            <w:r>
+              <w:rPr>
+                <w:sz w:val="18"/>
+              </w:rPr>
+              <w:t xml:space="preserve">(E8) and no new reviews are created. Keep their records for the retention period.</w:t>
             </w:r>
           </w:p>
         </w:tc>
@@ -15843,7 +17692,7 @@
                 <w:b/>
                 <w:sz w:val="18"/>
               </w:rPr>
-              <w:t xml:space="preserve">Annual expectation rollover</w:t>
+              <w:t xml:space="preserve">Correction after submission</w:t>
             </w:r>
           </w:p>
         </w:tc>
@@ -15860,7 +17709,7 @@
               <w:rPr>
                 <w:sz w:val="18"/>
               </w:rPr>
-              <w:t xml:space="preserve">Before the new appraisal year starts, add the new year's expectations on the</w:t>
+              <w:t xml:space="preserve">At the technician's request, edit the item in SharePoint (or in the app, for TL feedback). Add a dated reason to</w:t>
             </w:r>
             <w:r>
               <w:rPr>
@@ -15874,45 +17723,57 @@
                 <w:b/>
                 <w:sz w:val="18"/>
               </w:rPr>
-              <w:t xml:space="preserve">Expectations</w:t>
-            </w:r>
-            <w:r>
-              <w:rPr>
-                <w:sz w:val="18"/>
-              </w:rPr>
-              <w:t xml:space="preserve"> </w:t>
-            </w:r>
-            <w:r>
-              <w:rPr>
-                <w:sz w:val="18"/>
-              </w:rPr>
-              <w:t xml:space="preserve">page (or grid view). On the last day of the old year,</w:t>
-            </w:r>
-            <w:r>
-              <w:rPr>
-                <w:sz w:val="18"/>
-              </w:rPr>
-              <w:t xml:space="preserve"> </w:t>
-            </w:r>
+              <w:t xml:space="preserve">CorrectionLog</w:t>
+            </w:r>
+            <w:r>
+              <w:rPr>
+                <w:sz w:val="18"/>
+              </w:rPr>
+              <w:t xml:space="preserve"> </w:t>
+            </w:r>
+            <w:r>
+              <w:rPr>
+                <w:sz w:val="18"/>
+              </w:rPr>
+              <w:t xml:space="preserve">on the Manager Review. Version history records the change.</w:t>
+            </w:r>
+          </w:p>
+        </w:tc>
+      </w:tr>
+      <w:tr>
+        <w:tc>
+          <w:tcPr>
+            <w:tcW w:type="dxa" w:w="3946"/>
+          </w:tcPr>
+          <w:p>
+            <w:pPr>
+              <w:pStyle w:val="Compact"/>
+              <w:jc w:val="left"/>
+            </w:pPr>
             <w:r>
               <w:rPr>
                 <w:bCs/>
                 <w:b/>
                 <w:sz w:val="18"/>
               </w:rPr>
-              <w:t xml:space="preserve">Retire</w:t>
-            </w:r>
-            <w:r>
-              <w:rPr>
-                <w:sz w:val="18"/>
-              </w:rPr>
-              <w:t xml:space="preserve"> </w:t>
-            </w:r>
-            <w:r>
-              <w:rPr>
-                <w:sz w:val="18"/>
-              </w:rPr>
-              <w:t xml:space="preserve">the old ones (Active = No).</w:t>
+              <w:t xml:space="preserve">Annual expectation rollover</w:t>
+            </w:r>
+          </w:p>
+        </w:tc>
+        <w:tc>
+          <w:tcPr>
+            <w:tcW w:type="dxa" w:w="5919"/>
+          </w:tcPr>
+          <w:p>
+            <w:pPr>
+              <w:pStyle w:val="Compact"/>
+              <w:jc w:val="left"/>
+            </w:pPr>
+            <w:r>
+              <w:rPr>
+                <w:sz w:val="18"/>
+              </w:rPr>
+              <w:t xml:space="preserve">Before the new appraisal year starts, add the new year's expectations on the</w:t>
             </w:r>
             <w:r>
               <w:rPr>
@@ -15926,6 +17787,58 @@
                 <w:b/>
                 <w:sz w:val="18"/>
               </w:rPr>
+              <w:t xml:space="preserve">Expectations</w:t>
+            </w:r>
+            <w:r>
+              <w:rPr>
+                <w:sz w:val="18"/>
+              </w:rPr>
+              <w:t xml:space="preserve"> </w:t>
+            </w:r>
+            <w:r>
+              <w:rPr>
+                <w:sz w:val="18"/>
+              </w:rPr>
+              <w:t xml:space="preserve">page (or grid view). On the last day of the old year,</w:t>
+            </w:r>
+            <w:r>
+              <w:rPr>
+                <w:sz w:val="18"/>
+              </w:rPr>
+              <w:t xml:space="preserve"> </w:t>
+            </w:r>
+            <w:r>
+              <w:rPr>
+                <w:bCs/>
+                <w:b/>
+                <w:sz w:val="18"/>
+              </w:rPr>
+              <w:t xml:space="preserve">Retire</w:t>
+            </w:r>
+            <w:r>
+              <w:rPr>
+                <w:sz w:val="18"/>
+              </w:rPr>
+              <w:t xml:space="preserve"> </w:t>
+            </w:r>
+            <w:r>
+              <w:rPr>
+                <w:sz w:val="18"/>
+              </w:rPr>
+              <w:t xml:space="preserve">the old ones (Active = No).</w:t>
+            </w:r>
+            <w:r>
+              <w:rPr>
+                <w:sz w:val="18"/>
+              </w:rPr>
+              <w:t xml:space="preserve"> </w:t>
+            </w:r>
+            <w:r>
+              <w:rPr>
+                <w:bCs/>
+                <w:b/>
+                <w:sz w:val="18"/>
+              </w:rPr>
               <w:t xml:space="preserve">Never delete them.</w:t>
             </w:r>
             <w:r>
@@ -16028,7 +17941,7 @@
               <w:rPr>
                 <w:sz w:val="18"/>
               </w:rPr>
-              <w:t xml:space="preserve">Monthly Reviews and Manager Reviews (filter by MonthKey). Record the deletion in a dated note, then empty the site recycle bin</w:t>
+              <w:t xml:space="preserve">Monthly Reviews and Manager Reviews (filter by MonthKey), and</w:t>
             </w:r>
             <w:r>
               <w:rPr>
@@ -16042,6 +17955,32 @@
                 <w:b/>
                 <w:sz w:val="18"/>
               </w:rPr>
+              <w:t xml:space="preserve">Wellbeing Assessments completed more than 24 months ago</w:t>
+            </w:r>
+            <w:r>
+              <w:rPr>
+                <w:sz w:val="18"/>
+              </w:rPr>
+              <w:t xml:space="preserve"> </w:t>
+            </w:r>
+            <w:r>
+              <w:rPr>
+                <w:sz w:val="18"/>
+              </w:rPr>
+              <w:t xml:space="preserve">(keep the latest one for each current person). Record the deletion in a dated note, then empty the site recycle bin</w:t>
+            </w:r>
+            <w:r>
+              <w:rPr>
+                <w:sz w:val="18"/>
+              </w:rPr>
+              <w:t xml:space="preserve"> </w:t>
+            </w:r>
+            <w:r>
+              <w:rPr>
+                <w:bCs/>
+                <w:b/>
+                <w:sz w:val="18"/>
+              </w:rPr>
               <w:t xml:space="preserve">and</w:t>
             </w:r>
             <w:r>
@@ -16092,7 +18031,7 @@
               <w:rPr>
                 <w:sz w:val="18"/>
               </w:rPr>
-              <w:t xml:space="preserve">Export Monthly Reviews and Manager Reviews filtered by the technician (</w:t>
+              <w:t xml:space="preserve">Export Monthly Reviews, Manager Reviews and Wellbeing Assessments filtered by the person (</w:t>
             </w:r>
             <w:r>
               <w:rPr>
@@ -16636,7 +18575,7 @@
               <w:rPr>
                 <w:sz w:val="18"/>
               </w:rPr>
-              <w:t xml:space="preserve">Flow 1–3 email</w:t>
+              <w:t xml:space="preserve">Flow 1–5 email</w:t>
             </w:r>
             <w:r>
               <w:rPr>
@@ -16677,6 +18616,37 @@
               </w:rPr>
               <w:t xml:space="preserve">STOP_run_the_setup_flow_first</w:t>
             </w:r>
+            <w:r>
+              <w:rPr>
+                <w:sz w:val="18"/>
+              </w:rPr>
+              <w:t xml:space="preserve"> </w:t>
+            </w:r>
+            <w:r>
+              <w:rPr>
+                <w:sz w:val="18"/>
+              </w:rPr>
+              <w:t xml:space="preserve">(or</w:t>
+            </w:r>
+            <w:r>
+              <w:rPr>
+                <w:sz w:val="18"/>
+              </w:rPr>
+              <w:t xml:space="preserve"> </w:t>
+            </w:r>
+            <w:r>
+              <w:rPr>
+                <w:rStyle w:val="VerbatimChar"/>
+                <w:sz w:val="18"/>
+              </w:rPr>
+              <w:t xml:space="preserve">…setup_flow_again</w:t>
+            </w:r>
+            <w:r>
+              <w:rPr>
+                <w:sz w:val="18"/>
+              </w:rPr>
+              <w:t xml:space="preserve">)</w:t>
+            </w:r>
           </w:p>
         </w:tc>
         <w:tc>
@@ -16692,7 +18662,119 @@
               <w:rPr>
                 <w:sz w:val="18"/>
               </w:rPr>
-              <w:t xml:space="preserve">Setup hasn't run, or the permission levels / lists were renamed. Run setup.</w:t>
+              <w:t xml:space="preserve">Setup hasn't run (or hasn't been re-run after upgrading to 1.1), or the permission levels / lists were renamed. Run setup.</w:t>
+            </w:r>
+          </w:p>
+        </w:tc>
+      </w:tr>
+      <w:tr>
+        <w:tc>
+          <w:tcPr>
+            <w:tcW w:type="dxa" w:w="4932"/>
+          </w:tcPr>
+          <w:p>
+            <w:pPr>
+              <w:pStyle w:val="Compact"/>
+              <w:jc w:val="left"/>
+            </w:pPr>
+            <w:r>
+              <w:rPr>
+                <w:sz w:val="18"/>
+              </w:rPr>
+              <w:t xml:space="preserve">Someone added in ⚙ Settings → Team can't open the page</w:t>
+            </w:r>
+          </w:p>
+        </w:tc>
+        <w:tc>
+          <w:tcPr>
+            <w:tcW w:type="dxa" w:w="4932"/>
+          </w:tcPr>
+          <w:p>
+            <w:pPr>
+              <w:pStyle w:val="Compact"/>
+              <w:jc w:val="left"/>
+            </w:pPr>
+            <w:r>
+              <w:rPr>
+                <w:sz w:val="18"/>
+              </w:rPr>
+              <w:t xml:space="preserve">Flow 4 must be</w:t>
+            </w:r>
+            <w:r>
+              <w:rPr>
+                <w:sz w:val="18"/>
+              </w:rPr>
+              <w:t xml:space="preserve"> </w:t>
+            </w:r>
+            <w:r>
+              <w:rPr>
+                <w:bCs/>
+                <w:b/>
+                <w:sz w:val="18"/>
+              </w:rPr>
+              <w:t xml:space="preserve">on</w:t>
+            </w:r>
+            <w:r>
+              <w:rPr>
+                <w:sz w:val="18"/>
+              </w:rPr>
+              <w:t xml:space="preserve">; it runs within about 5 minutes. Check its run history.</w:t>
+            </w:r>
+          </w:p>
+        </w:tc>
+      </w:tr>
+      <w:tr>
+        <w:tc>
+          <w:tcPr>
+            <w:tcW w:type="dxa" w:w="4932"/>
+          </w:tcPr>
+          <w:p>
+            <w:pPr>
+              <w:pStyle w:val="Compact"/>
+              <w:jc w:val="left"/>
+            </w:pPr>
+            <w:r>
+              <w:rPr>
+                <w:sz w:val="18"/>
+              </w:rPr>
+              <w:t xml:space="preserve">A wellbeing assessment didn't reach the person</w:t>
+            </w:r>
+          </w:p>
+        </w:tc>
+        <w:tc>
+          <w:tcPr>
+            <w:tcW w:type="dxa" w:w="4932"/>
+          </w:tcPr>
+          <w:p>
+            <w:pPr>
+              <w:pStyle w:val="Compact"/>
+              <w:jc w:val="left"/>
+            </w:pPr>
+            <w:r>
+              <w:rPr>
+                <w:sz w:val="18"/>
+              </w:rPr>
+              <w:t xml:space="preserve">Flow 5 must be</w:t>
+            </w:r>
+            <w:r>
+              <w:rPr>
+                <w:sz w:val="18"/>
+              </w:rPr>
+              <w:t xml:space="preserve"> </w:t>
+            </w:r>
+            <w:r>
+              <w:rPr>
+                <w:bCs/>
+                <w:b/>
+                <w:sz w:val="18"/>
+              </w:rPr>
+              <w:t xml:space="preserve">on</w:t>
+            </w:r>
+            <w:r>
+              <w:rPr>
+                <w:sz w:val="18"/>
+              </w:rPr>
+              <w:t xml:space="preserve">. Check its run history; the person needs a mailbox.</w:t>
             </w:r>
           </w:p>
         </w:tc>
@@ -16925,6 +19007,185 @@
               <w:rPr>
                 <w:sz w:val="18"/>
               </w:rPr>
+              <w:t xml:space="preserve">A saved date "goes back" or shows a different day</w:t>
+            </w:r>
+          </w:p>
+        </w:tc>
+        <w:tc>
+          <w:tcPr>
+            <w:tcW w:type="dxa" w:w="3288"/>
+          </w:tcPr>
+          <w:p>
+            <w:pPr>
+              <w:pStyle w:val="Compact"/>
+              <w:jc w:val="left"/>
+            </w:pPr>
+            <w:r>
+              <w:rPr>
+                <w:sz w:val="18"/>
+              </w:rPr>
+              <w:t xml:space="preserve">SharePoint read the date in another format (site or personal regional settings)</w:t>
+            </w:r>
+          </w:p>
+        </w:tc>
+        <w:tc>
+          <w:tcPr>
+            <w:tcW w:type="dxa" w:w="3288"/>
+          </w:tcPr>
+          <w:p>
+            <w:pPr>
+              <w:pStyle w:val="Compact"/>
+              <w:jc w:val="left"/>
+            </w:pPr>
+            <w:r>
+              <w:rPr>
+                <w:sz w:val="18"/>
+              </w:rPr>
+              <w:t xml:space="preserve">v4.2 verifies every date write and shows an error naming the fix. Set the site Locale to English (United Kingdom) and your own Microsoft 365 region to English (UK).</w:t>
+            </w:r>
+          </w:p>
+        </w:tc>
+      </w:tr>
+      <w:tr>
+        <w:tc>
+          <w:tcPr>
+            <w:tcW w:type="dxa" w:w="3288"/>
+          </w:tcPr>
+          <w:p>
+            <w:pPr>
+              <w:pStyle w:val="Compact"/>
+              <w:jc w:val="left"/>
+            </w:pPr>
+            <w:r>
+              <w:rPr>
+                <w:sz w:val="18"/>
+              </w:rPr>
+              <w:t xml:space="preserve">Someone added in ⚙ Settings → Team can't open the page</w:t>
+            </w:r>
+          </w:p>
+        </w:tc>
+        <w:tc>
+          <w:tcPr>
+            <w:tcW w:type="dxa" w:w="3288"/>
+          </w:tcPr>
+          <w:p>
+            <w:pPr>
+              <w:pStyle w:val="Compact"/>
+              <w:jc w:val="left"/>
+            </w:pPr>
+            <w:r>
+              <w:rPr>
+                <w:sz w:val="18"/>
+              </w:rPr>
+              <w:t xml:space="preserve">Flow 4 off or failed</w:t>
+            </w:r>
+          </w:p>
+        </w:tc>
+        <w:tc>
+          <w:tcPr>
+            <w:tcW w:type="dxa" w:w="3288"/>
+          </w:tcPr>
+          <w:p>
+            <w:pPr>
+              <w:pStyle w:val="Compact"/>
+              <w:jc w:val="left"/>
+            </w:pPr>
+            <w:r>
+              <w:rPr>
+                <w:sz w:val="18"/>
+              </w:rPr>
+              <w:t xml:space="preserve">Turn on</w:t>
+            </w:r>
+            <w:r>
+              <w:rPr>
+                <w:sz w:val="18"/>
+              </w:rPr>
+              <w:t xml:space="preserve"> </w:t>
+            </w:r>
+            <w:r>
+              <w:rPr>
+                <w:bCs/>
+                <w:b/>
+                <w:sz w:val="18"/>
+              </w:rPr>
+              <w:t xml:space="preserve">4 Team members</w:t>
+            </w:r>
+            <w:r>
+              <w:rPr>
+                <w:sz w:val="18"/>
+              </w:rPr>
+              <w:t xml:space="preserve">; check its run history</w:t>
+            </w:r>
+          </w:p>
+        </w:tc>
+      </w:tr>
+      <w:tr>
+        <w:tc>
+          <w:tcPr>
+            <w:tcW w:type="dxa" w:w="3288"/>
+          </w:tcPr>
+          <w:p>
+            <w:pPr>
+              <w:pStyle w:val="Compact"/>
+              <w:jc w:val="left"/>
+            </w:pPr>
+            <w:r>
+              <w:rPr>
+                <w:sz w:val="18"/>
+              </w:rPr>
+              <w:t xml:space="preserve">Wellbeing tab says "not set up yet"</w:t>
+            </w:r>
+          </w:p>
+        </w:tc>
+        <w:tc>
+          <w:tcPr>
+            <w:tcW w:type="dxa" w:w="3288"/>
+          </w:tcPr>
+          <w:p>
+            <w:pPr>
+              <w:pStyle w:val="Compact"/>
+              <w:jc w:val="left"/>
+            </w:pPr>
+            <w:r>
+              <w:rPr>
+                <w:sz w:val="18"/>
+              </w:rPr>
+              <w:t xml:space="preserve">Solution 1.1 not imported or setup not re-run</w:t>
+            </w:r>
+          </w:p>
+        </w:tc>
+        <w:tc>
+          <w:tcPr>
+            <w:tcW w:type="dxa" w:w="3288"/>
+          </w:tcPr>
+          <w:p>
+            <w:pPr>
+              <w:pStyle w:val="Compact"/>
+              <w:jc w:val="left"/>
+            </w:pPr>
+            <w:r>
+              <w:rPr>
+                <w:sz w:val="18"/>
+              </w:rPr>
+              <w:t xml:space="preserve">IMPORT_GUIDE §0</w:t>
+            </w:r>
+          </w:p>
+        </w:tc>
+      </w:tr>
+      <w:tr>
+        <w:tc>
+          <w:tcPr>
+            <w:tcW w:type="dxa" w:w="3288"/>
+          </w:tcPr>
+          <w:p>
+            <w:pPr>
+              <w:pStyle w:val="Compact"/>
+              <w:jc w:val="left"/>
+            </w:pPr>
+            <w:r>
+              <w:rPr>
+                <w:sz w:val="18"/>
+              </w:rPr>
               <w:t xml:space="preserve">Page still shows the old look, or the wrong version in the top menu bar</w:t>
             </w:r>
           </w:p>
@@ -17958,6 +20219,25 @@
                 <w:rStyle w:val="VerbatimChar"/>
                 <w:sz w:val="18"/>
               </w:rPr>
+              <w:t xml:space="preserve">Wellbeing Assessments</w:t>
+            </w:r>
+            <w:r>
+              <w:rPr>
+                <w:sz w:val="18"/>
+              </w:rPr>
+              <w:t xml:space="preserve">,</w:t>
+            </w:r>
+            <w:r>
+              <w:rPr>
+                <w:sz w:val="18"/>
+              </w:rPr>
+              <w:t xml:space="preserve"> </w:t>
+            </w:r>
+            <w:r>
+              <w:rPr>
+                <w:rStyle w:val="VerbatimChar"/>
+                <w:sz w:val="18"/>
+              </w:rPr>
               <w:t xml:space="preserve">1-to-1 Settings</w:t>
             </w:r>
           </w:p>
@@ -18030,7 +20310,7 @@
               <w:rPr>
                 <w:sz w:val="18"/>
               </w:rPr>
-              <w:t xml:space="preserve">ReviewStatus, ReviewState, ActionsStatus, AppliesTo, Q4–Q6 Yes/No, and the three Q9 / FollowUpDecision sentences (the first has an em dash —)</w:t>
+              <w:t xml:space="preserve">ReviewStatus, ReviewState, ActionsStatus, AppliesTo, AssessmentStatus, Q4–Q6 Yes/No, and the three Q9 / FollowUpDecision sentences (the first has an em dash —)</w:t>
             </w:r>
           </w:p>
         </w:tc>
@@ -18049,7 +20329,7 @@
               <w:rPr>
                 <w:sz w:val="18"/>
               </w:rPr>
-              <w:t xml:space="preserve">Settings item</w:t>
+              <w:t xml:space="preserve">Settings items</w:t>
             </w:r>
           </w:p>
         </w:tc>
@@ -18066,7 +20346,7 @@
               <w:rPr>
                 <w:sz w:val="18"/>
               </w:rPr>
-              <w:t xml:space="preserve">Title</w:t>
+              <w:t xml:space="preserve">Titles</w:t>
             </w:r>
             <w:r>
               <w:rPr>
@@ -18080,6 +20360,50 @@
                 <w:sz w:val="18"/>
               </w:rPr>
               <w:t xml:space="preserve">Bands</w:t>
+            </w:r>
+            <w:r>
+              <w:rPr>
+                <w:sz w:val="18"/>
+              </w:rPr>
+              <w:t xml:space="preserve">,</w:t>
+            </w:r>
+            <w:r>
+              <w:rPr>
+                <w:sz w:val="18"/>
+              </w:rPr>
+              <w:t xml:space="preserve"> </w:t>
+            </w:r>
+            <w:r>
+              <w:rPr>
+                <w:rStyle w:val="VerbatimChar"/>
+                <w:sz w:val="18"/>
+              </w:rPr>
+              <w:t xml:space="preserve">Reminders</w:t>
+            </w:r>
+            <w:r>
+              <w:rPr>
+                <w:sz w:val="18"/>
+              </w:rPr>
+              <w:t xml:space="preserve"> </w:t>
+            </w:r>
+            <w:r>
+              <w:rPr>
+                <w:sz w:val="18"/>
+              </w:rPr>
+              <w:t xml:space="preserve">and</w:t>
+            </w:r>
+            <w:r>
+              <w:rPr>
+                <w:sz w:val="18"/>
+              </w:rPr>
+              <w:t xml:space="preserve"> </w:t>
+            </w:r>
+            <w:r>
+              <w:rPr>
+                <w:rStyle w:val="VerbatimChar"/>
+                <w:sz w:val="18"/>
+              </w:rPr>
+              <w:t xml:space="preserve">Labels</w:t>
             </w:r>
             <w:r>
               <w:rPr>
@@ -18452,6 +20776,25 @@
                 <w:rStyle w:val="VerbatimChar"/>
                 <w:sz w:val="18"/>
               </w:rPr>
+              <w:t xml:space="preserve">Lists/WellbeingAssessments</w:t>
+            </w:r>
+            <w:r>
+              <w:rPr>
+                <w:sz w:val="18"/>
+              </w:rPr>
+              <w:t xml:space="preserve">,</w:t>
+            </w:r>
+            <w:r>
+              <w:rPr>
+                <w:sz w:val="18"/>
+              </w:rPr>
+              <w:t xml:space="preserve"> </w:t>
+            </w:r>
+            <w:r>
+              <w:rPr>
+                <w:rStyle w:val="VerbatimChar"/>
+                <w:sz w:val="18"/>
+              </w:rPr>
               <w:t xml:space="preserve">Lists/OneToOneSettings</w:t>
             </w:r>
             <w:r>
@@ -18464,7 +20807,7 @@
               <w:rPr>
                 <w:sz w:val="18"/>
               </w:rPr>
-              <w:t xml:space="preserve">(the flows find two of them by URL)</w:t>
+              <w:t xml:space="preserve">(the flows find three of them by URL)</w:t>
             </w:r>
           </w:p>
         </w:tc>
@@ -18520,7 +20863,7 @@
                 <w:rStyle w:val="VerbatimChar"/>
                 <w:sz w:val="18"/>
               </w:rPr>
-              <w:t xml:space="preserve">ESG 1-to-1 | 0…3</w:t>
+              <w:t xml:space="preserve">ESG 1-to-1 | 0…5</w:t>
             </w:r>
             <w:r>
               <w:rPr>
@@ -19883,6 +22226,165 @@
                 <w:sz w:val="18"/>
               </w:rPr>
               <w:t xml:space="preserve">Flow 2 only re-applies Read, so nothing changes (harmless extra run)</w:t>
+            </w:r>
+          </w:p>
+        </w:tc>
+      </w:tr>
+      <w:tr>
+        <w:tc>
+          <w:tcPr>
+            <w:tcW w:type="dxa" w:w="759"/>
+          </w:tcPr>
+          <w:p>
+            <w:pPr>
+              <w:pStyle w:val="Compact"/>
+              <w:jc w:val="left"/>
+            </w:pPr>
+            <w:r>
+              <w:rPr>
+                <w:sz w:val="18"/>
+              </w:rPr>
+              <w:t xml:space="preserve">R17 (v4.2)</w:t>
+            </w:r>
+          </w:p>
+        </w:tc>
+        <w:tc>
+          <w:tcPr>
+            <w:tcW w:type="dxa" w:w="4553"/>
+          </w:tcPr>
+          <w:p>
+            <w:pPr>
+              <w:pStyle w:val="Compact"/>
+              <w:jc w:val="left"/>
+            </w:pPr>
+            <w:r>
+              <w:rPr>
+                <w:sz w:val="18"/>
+              </w:rPr>
+              <w:t xml:space="preserve">Before Flow 5's first lock (≤ 5 min after submitting), the TL screen could show a person's own "Submitted" stamp</w:t>
+            </w:r>
+          </w:p>
+        </w:tc>
+        <w:tc>
+          <w:tcPr>
+            <w:tcW w:type="dxa" w:w="4553"/>
+          </w:tcPr>
+          <w:p>
+            <w:pPr>
+              <w:pStyle w:val="Compact"/>
+              <w:jc w:val="left"/>
+            </w:pPr>
+            <w:r>
+              <w:rPr>
+                <w:sz w:val="18"/>
+              </w:rPr>
+              <w:t xml:space="preserve">Complete is only offered for a submitted assessment; if anything was forged, Flow 5 re-locks it and wipes the TL fields (P22), and the TL simply re-enters them.</w:t>
+            </w:r>
+          </w:p>
+        </w:tc>
+      </w:tr>
+      <w:tr>
+        <w:tc>
+          <w:tcPr>
+            <w:tcW w:type="dxa" w:w="759"/>
+          </w:tcPr>
+          <w:p>
+            <w:pPr>
+              <w:pStyle w:val="Compact"/>
+              <w:jc w:val="left"/>
+            </w:pPr>
+            <w:r>
+              <w:rPr>
+                <w:sz w:val="18"/>
+              </w:rPr>
+              <w:t xml:space="preserve">R18 (v4.2)</w:t>
+            </w:r>
+          </w:p>
+        </w:tc>
+        <w:tc>
+          <w:tcPr>
+            <w:tcW w:type="dxa" w:w="4553"/>
+          </w:tcPr>
+          <w:p>
+            <w:pPr>
+              <w:pStyle w:val="Compact"/>
+              <w:jc w:val="left"/>
+            </w:pPr>
+            <w:r>
+              <w:rPr>
+                <w:sz w:val="18"/>
+              </w:rPr>
+              <w:t xml:space="preserve">Wellbeing data is health-related (special category)</w:t>
+            </w:r>
+          </w:p>
+        </w:tc>
+        <w:tc>
+          <w:tcPr>
+            <w:tcW w:type="dxa" w:w="4553"/>
+          </w:tcPr>
+          <w:p>
+            <w:pPr>
+              <w:pStyle w:val="Compact"/>
+              <w:jc w:val="left"/>
+            </w:pPr>
+            <w:r>
+              <w:rPr>
+                <w:sz w:val="18"/>
+              </w:rPr>
+              <w:t xml:space="preserve">Separate list, item-level permissions per person, never in reports/charts, secure run history, 24-month retention (CONFIG_REFERENCE §4). Confirm with HR/IT that this matches the paper form's handling.</w:t>
+            </w:r>
+          </w:p>
+        </w:tc>
+      </w:tr>
+      <w:tr>
+        <w:tc>
+          <w:tcPr>
+            <w:tcW w:type="dxa" w:w="759"/>
+          </w:tcPr>
+          <w:p>
+            <w:pPr>
+              <w:pStyle w:val="Compact"/>
+              <w:jc w:val="left"/>
+            </w:pPr>
+            <w:r>
+              <w:rPr>
+                <w:sz w:val="18"/>
+              </w:rPr>
+              <w:t xml:space="preserve">R19 (v4.2)</w:t>
+            </w:r>
+          </w:p>
+        </w:tc>
+        <w:tc>
+          <w:tcPr>
+            <w:tcW w:type="dxa" w:w="4553"/>
+          </w:tcPr>
+          <w:p>
+            <w:pPr>
+              <w:pStyle w:val="Compact"/>
+              <w:jc w:val="left"/>
+            </w:pPr>
+            <w:r>
+              <w:rPr>
+                <w:sz w:val="18"/>
+              </w:rPr>
+              <w:t xml:space="preserve">Adding someone in Settings depends on Flow 4 running</w:t>
+            </w:r>
+          </w:p>
+        </w:tc>
+        <w:tc>
+          <w:tcPr>
+            <w:tcW w:type="dxa" w:w="4553"/>
+          </w:tcPr>
+          <w:p>
+            <w:pPr>
+              <w:pStyle w:val="Compact"/>
+              <w:jc w:val="left"/>
+            </w:pPr>
+            <w:r>
+              <w:rPr>
+                <w:sz w:val="18"/>
+              </w:rPr>
+              <w:t xml:space="preserve">Settings says access follows within about 5 minutes; E8 confirms each change; troubleshooting row in CONFIG_REFERENCE §6.</w:t>
             </w:r>
           </w:p>
         </w:tc>
@@ -20488,6 +22990,9 @@
     <w:abstractNumId w:val="991"/>
   </w:num>
   <w:num w:numId="1033">
+    <w:abstractNumId w:val="991"/>
+  </w:num>
+  <w:num w:numId="1034">
     <w:abstractNumId w:val="99411"/>
     <w:lvlOverride w:ilvl="0">
       <w:startOverride w:val="1"/>
@@ -20516,9 +23021,6 @@
     <w:lvlOverride w:ilvl="8">
       <w:startOverride w:val="1"/>
     </w:lvlOverride>
-  </w:num>
-  <w:num w:numId="1034">
-    <w:abstractNumId w:val="991"/>
   </w:num>
   <w:num w:numId="1035">
     <w:abstractNumId w:val="991"/>

--- a/one-to-one/ESG-1to1-Finalisation-Guide.docx
+++ b/one-to-one/ESG-1to1-Finalisation-Guide.docx
@@ -34,7 +34,7 @@
         <w:pStyle w:val="BodyText"/>
       </w:pPr>
       <w:r>
-        <w:t xml:space="preserve">Version: system v4.1.0 (frontend) · solution 1.1.0.0 · guide dated 15-Oct-2026</w:t>
+        <w:t xml:space="preserve">Version: system v4.2.1 (frontend) · solution 1.1.1.0 · guide dated 15-Oct-2026</w:t>
       </w:r>
     </w:p>
     <w:p>
@@ -208,7 +208,7 @@
         <w:pStyle w:val="Compact"/>
       </w:pPr>
       <w:r>
-        <w:t xml:space="preserve">frontend: 148 automated checks;</w:t>
+        <w:t xml:space="preserve">frontend: 156 automated checks;</w:t>
       </w:r>
     </w:p>
     <w:p>
@@ -1042,7 +1042,7 @@
                 <w:rStyle w:val="VerbatimChar"/>
                 <w:sz w:val="18"/>
               </w:rPr>
-              <w:t xml:space="preserve">ESGOneToOne_1_1_0_0_unmanaged.zip</w:t>
+              <w:t xml:space="preserve">ESGOneToOne_1_1_1_0_unmanaged.zip</w:t>
             </w:r>
           </w:p>
         </w:tc>
@@ -1430,7 +1430,7 @@
         <w:t xml:space="preserve"> </w:t>
       </w:r>
       <w:r>
-        <w:t xml:space="preserve">(v4.2.0). After installing, the top menu bar must show</w:t>
+        <w:t xml:space="preserve">(v4.2.1). After installing, the top menu bar must show</w:t>
       </w:r>
       <w:r>
         <w:t xml:space="preserve"> </w:t>
@@ -1440,7 +1440,7 @@
           <w:bCs/>
           <w:b/>
         </w:rPr>
-        <w:t xml:space="preserve">v4.2.0</w:t>
+        <w:t xml:space="preserve">v4.2.1</w:t>
       </w:r>
       <w:r>
         <w:t xml:space="preserve"> </w:t>
@@ -1884,7 +1884,7 @@
         <w:rPr>
           <w:rStyle w:val="VerbatimChar"/>
         </w:rPr>
-        <w:t xml:space="preserve">ESGOneToOne_1_1_0_0_unmanaged.zip</w:t>
+        <w:t xml:space="preserve">ESGOneToOne_1_1_1_0_unmanaged.zip</w:t>
       </w:r>
       <w:r>
         <w:t xml:space="preserve"> </w:t>
@@ -4049,7 +4049,7 @@
           <w:bCs/>
           <w:b/>
         </w:rPr>
-        <w:t xml:space="preserve">v4.2.0</w:t>
+        <w:t xml:space="preserve">v4.2.1</w:t>
       </w:r>
       <w:r>
         <w:t xml:space="preserve"> </w:t>
@@ -4506,7 +4506,7 @@
         <w:rPr>
           <w:rStyle w:val="VerbatimChar"/>
         </w:rPr>
-        <w:t xml:space="preserve">ESGOneToOne_1_1_0_0_unmanaged.zip</w:t>
+        <w:t xml:space="preserve">ESGOneToOne_1_1_1_0_unmanaged.zip</w:t>
       </w:r>
       <w:r>
         <w:t xml:space="preserve"> </w:t>
@@ -4525,7 +4525,7 @@
         <w:t xml:space="preserve">0 Setup</w:t>
       </w:r>
       <w:r>
-        <w:t xml:space="preserve">, turn on flows 4 and 5, upload the v4.2.0 files and</w:t>
+        <w:t xml:space="preserve">, turn on flows 4 and 5, upload the v4.2.1 files and</w:t>
       </w:r>
       <w:r>
         <w:t xml:space="preserve"> </w:t>
@@ -18775,6 +18775,76 @@
                 <w:sz w:val="18"/>
               </w:rPr>
               <w:t xml:space="preserve">. Check its run history; the person needs a mailbox.</w:t>
+            </w:r>
+          </w:p>
+        </w:tc>
+      </w:tr>
+      <w:tr>
+        <w:tc>
+          <w:tcPr>
+            <w:tcW w:type="dxa" w:w="4932"/>
+          </w:tcPr>
+          <w:p>
+            <w:pPr>
+              <w:pStyle w:val="Compact"/>
+              <w:jc w:val="left"/>
+            </w:pPr>
+            <w:r>
+              <w:rPr>
+                <w:sz w:val="18"/>
+              </w:rPr>
+              <w:t xml:space="preserve">Import:</w:t>
+            </w:r>
+            <w:r>
+              <w:rPr>
+                <w:sz w:val="18"/>
+              </w:rPr>
+              <w:t xml:space="preserve"> </w:t>
+            </w:r>
+            <w:r>
+              <w:rPr>
+                <w:iCs/>
+                <w:i/>
+                <w:sz w:val="18"/>
+              </w:rPr>
+              <w:t xml:space="preserve">"flows may not have turned on … List not found"</w:t>
+            </w:r>
+          </w:p>
+        </w:tc>
+        <w:tc>
+          <w:tcPr>
+            <w:tcW w:type="dxa" w:w="4932"/>
+          </w:tcPr>
+          <w:p>
+            <w:pPr>
+              <w:pStyle w:val="Compact"/>
+              <w:jc w:val="left"/>
+            </w:pPr>
+            <w:r>
+              <w:rPr>
+                <w:sz w:val="18"/>
+              </w:rPr>
+              <w:t xml:space="preserve">Expected only when upgrading before Setup has created a new list. Run</w:t>
+            </w:r>
+            <w:r>
+              <w:rPr>
+                <w:sz w:val="18"/>
+              </w:rPr>
+              <w:t xml:space="preserve"> </w:t>
+            </w:r>
+            <w:r>
+              <w:rPr>
+                <w:bCs/>
+                <w:b/>
+                <w:sz w:val="18"/>
+              </w:rPr>
+              <w:t xml:space="preserve">0 Setup</w:t>
+            </w:r>
+            <w:r>
+              <w:rPr>
+                <w:sz w:val="18"/>
+              </w:rPr>
+              <w:t xml:space="preserve">, then turn the flows on (§0 step 3).</w:t>
             </w:r>
           </w:p>
         </w:tc>

--- a/one-to-one/ESG-1to1-Finalisation-Guide.docx
+++ b/one-to-one/ESG-1to1-Finalisation-Guide.docx
@@ -34,7 +34,7 @@
         <w:pStyle w:val="BodyText"/>
       </w:pPr>
       <w:r>
-        <w:t xml:space="preserve">Version: system v4.2.1 (frontend) · solution 1.1.1.0 · guide dated 15-Oct-2026</w:t>
+        <w:t xml:space="preserve">Version: system v4.2.2 (frontend) · solution 1.1.2.0 · guide dated 15-Oct-2026</w:t>
       </w:r>
     </w:p>
     <w:p>
@@ -208,7 +208,7 @@
         <w:pStyle w:val="Compact"/>
       </w:pPr>
       <w:r>
-        <w:t xml:space="preserve">frontend: 156 automated checks;</w:t>
+        <w:t xml:space="preserve">frontend: 167 automated checks;</w:t>
       </w:r>
     </w:p>
     <w:p>
@@ -220,7 +220,7 @@
         <w:pStyle w:val="Compact"/>
       </w:pPr>
       <w:r>
-        <w:t xml:space="preserve">flows: simulated end to end, 110 checks;</w:t>
+        <w:t xml:space="preserve">flows: simulated end to end, 149 checks, and 23 deliberately broken copies all caught by the validator;</w:t>
       </w:r>
     </w:p>
     <w:p>
@@ -232,7 +232,7 @@
         <w:pStyle w:val="Compact"/>
       </w:pPr>
       <w:r>
-        <w:t xml:space="preserve">an independent review fixed 17 defects.</w:t>
+        <w:t xml:space="preserve">two independent reviews fixed 29 defects (see VERIFICATION.md).</w:t>
       </w:r>
     </w:p>
     <w:p>
@@ -1042,7 +1042,7 @@
                 <w:rStyle w:val="VerbatimChar"/>
                 <w:sz w:val="18"/>
               </w:rPr>
-              <w:t xml:space="preserve">ESGOneToOne_1_1_1_0_unmanaged.zip</w:t>
+              <w:t xml:space="preserve">ESGOneToOne_1_1_2_0_unmanaged.zip</w:t>
             </w:r>
           </w:p>
         </w:tc>
@@ -1430,7 +1430,7 @@
         <w:t xml:space="preserve"> </w:t>
       </w:r>
       <w:r>
-        <w:t xml:space="preserve">(v4.2.1). After installing, the top menu bar must show</w:t>
+        <w:t xml:space="preserve">(v4.2.2). After installing, the top menu bar must show</w:t>
       </w:r>
       <w:r>
         <w:t xml:space="preserve"> </w:t>
@@ -1440,7 +1440,7 @@
           <w:bCs/>
           <w:b/>
         </w:rPr>
-        <w:t xml:space="preserve">v4.2.1</w:t>
+        <w:t xml:space="preserve">v4.2.2</w:t>
       </w:r>
       <w:r>
         <w:t xml:space="preserve"> </w:t>
@@ -1759,6 +1759,114 @@
     </w:p>
     <w:p>
       <w:pPr>
+        <w:pStyle w:val="BlockText"/>
+      </w:pPr>
+      <w:r>
+        <w:rPr>
+          <w:bCs/>
+          <w:b/>
+        </w:rPr>
+        <w:t xml:space="preserve">Already imported an earlier version?</w:t>
+      </w:r>
+      <w:r>
+        <w:t xml:space="preserve"> </w:t>
+      </w:r>
+      <w:r>
+        <w:t xml:space="preserve">Import this zip over it the same way: it says it will</w:t>
+      </w:r>
+      <w:r>
+        <w:t xml:space="preserve"> </w:t>
+      </w:r>
+      <w:r>
+        <w:rPr>
+          <w:bCs/>
+          <w:b/>
+        </w:rPr>
+        <w:t xml:space="preserve">upgrade</w:t>
+      </w:r>
+      <w:r>
+        <w:t xml:space="preserve">; leave</w:t>
+      </w:r>
+      <w:r>
+        <w:t xml:space="preserve"> </w:t>
+      </w:r>
+      <w:r>
+        <w:rPr>
+          <w:iCs/>
+          <w:i/>
+        </w:rPr>
+        <w:t xml:space="preserve">"Enable Plugin steps and flows"</w:t>
+      </w:r>
+      <w:r>
+        <w:t xml:space="preserve"> </w:t>
+      </w:r>
+      <w:r>
+        <w:t xml:space="preserve">unticked and keep your connections and values. Coming from</w:t>
+      </w:r>
+      <w:r>
+        <w:t xml:space="preserve"> </w:t>
+      </w:r>
+      <w:r>
+        <w:rPr>
+          <w:bCs/>
+          <w:b/>
+        </w:rPr>
+        <w:t xml:space="preserve">1.0</w:t>
+      </w:r>
+      <w:r>
+        <w:t xml:space="preserve">, run</w:t>
+      </w:r>
+      <w:r>
+        <w:t xml:space="preserve"> </w:t>
+      </w:r>
+      <w:r>
+        <w:rPr>
+          <w:bCs/>
+          <w:b/>
+        </w:rPr>
+        <w:t xml:space="preserve">0 Setup</w:t>
+      </w:r>
+      <w:r>
+        <w:t xml:space="preserve"> </w:t>
+      </w:r>
+      <w:r>
+        <w:t xml:space="preserve">again afterwards (4.3: it adds the Wellbeing list and Reminders setting). Then check every flow is On (4.7), upload the new frontend files with</w:t>
+      </w:r>
+      <w:r>
+        <w:t xml:space="preserve"> </w:t>
+      </w:r>
+      <w:r>
+        <w:rPr>
+          <w:bCs/>
+          <w:b/>
+        </w:rPr>
+        <w:t xml:space="preserve">Replace</w:t>
+      </w:r>
+      <w:r>
+        <w:t xml:space="preserve"> </w:t>
+      </w:r>
+      <w:r>
+        <w:t xml:space="preserve">and</w:t>
+      </w:r>
+      <w:r>
+        <w:t xml:space="preserve"> </w:t>
+      </w:r>
+      <w:r>
+        <w:rPr>
+          <w:bCs/>
+          <w:b/>
+        </w:rPr>
+        <w:t xml:space="preserve">Reset layout cache</w:t>
+      </w:r>
+      <w:r>
+        <w:t xml:space="preserve"> </w:t>
+      </w:r>
+      <w:r>
+        <w:t xml:space="preserve">(4.5).</w:t>
+      </w:r>
+    </w:p>
+    <w:p>
+      <w:pPr>
         <w:numPr>
           <w:ilvl w:val="0"/>
           <w:numId w:val="1008"/>
@@ -1884,7 +1992,7 @@
         <w:rPr>
           <w:rStyle w:val="VerbatimChar"/>
         </w:rPr>
-        <w:t xml:space="preserve">ESGOneToOne_1_1_1_0_unmanaged.zip</w:t>
+        <w:t xml:space="preserve">ESGOneToOne_1_1_2_0_unmanaged.zip</w:t>
       </w:r>
       <w:r>
         <w:t xml:space="preserve"> </w:t>
@@ -2509,8 +2617,8 @@
         <w:tblLayout w:type="fixed"/>
       </w:tblPr>
       <w:tblGrid>
-        <w:gridCol w:w="2646"/>
-        <w:gridCol w:w="7217"/>
+        <w:gridCol w:w="3138"/>
+        <w:gridCol w:w="6725"/>
       </w:tblGrid>
       <w:tr>
         <w:trPr>
@@ -2518,7 +2626,7 @@
         </w:trPr>
         <w:tc>
           <w:tcPr>
-            <w:tcW w:type="dxa" w:w="2647"/>
+            <w:tcW w:type="dxa" w:w="3139"/>
             <w:shd w:val="clear" w:color="auto" w:fill="E4EDF2"/>
           </w:tcPr>
           <w:p>
@@ -2537,7 +2645,7 @@
         </w:tc>
         <w:tc>
           <w:tcPr>
-            <w:tcW w:type="dxa" w:w="7218"/>
+            <w:tcW w:type="dxa" w:w="6726"/>
             <w:shd w:val="clear" w:color="auto" w:fill="E4EDF2"/>
           </w:tcPr>
           <w:p>
@@ -2558,7 +2666,7 @@
       <w:tr>
         <w:tc>
           <w:tcPr>
-            <w:tcW w:type="dxa" w:w="2647"/>
+            <w:tcW w:type="dxa" w:w="3139"/>
           </w:tcPr>
           <w:p>
             <w:pPr>
@@ -2575,7 +2683,7 @@
         </w:tc>
         <w:tc>
           <w:tcPr>
-            <w:tcW w:type="dxa" w:w="7218"/>
+            <w:tcW w:type="dxa" w:w="6726"/>
           </w:tcPr>
           <w:p>
             <w:pPr>
@@ -2646,7 +2754,7 @@
       <w:tr>
         <w:tc>
           <w:tcPr>
-            <w:tcW w:type="dxa" w:w="2647"/>
+            <w:tcW w:type="dxa" w:w="3139"/>
           </w:tcPr>
           <w:p>
             <w:pPr>
@@ -2663,7 +2771,7 @@
         </w:tc>
         <w:tc>
           <w:tcPr>
-            <w:tcW w:type="dxa" w:w="7218"/>
+            <w:tcW w:type="dxa" w:w="6726"/>
           </w:tcPr>
           <w:p>
             <w:pPr>
@@ -2703,7 +2811,7 @@
       <w:tr>
         <w:tc>
           <w:tcPr>
-            <w:tcW w:type="dxa" w:w="2647"/>
+            <w:tcW w:type="dxa" w:w="3139"/>
           </w:tcPr>
           <w:p>
             <w:pPr>
@@ -2720,7 +2828,7 @@
         </w:tc>
         <w:tc>
           <w:tcPr>
-            <w:tcW w:type="dxa" w:w="7218"/>
+            <w:tcW w:type="dxa" w:w="6726"/>
           </w:tcPr>
           <w:p>
             <w:pPr>
@@ -2813,6 +2921,26 @@
                 <w:b/>
                 <w:sz w:val="18"/>
               </w:rPr>
+              <w:t xml:space="preserve">Wellbeing Assessments</w:t>
+            </w:r>
+            <w:r>
+              <w:rPr>
+                <w:sz w:val="18"/>
+              </w:rPr>
+              <w:t xml:space="preserve">,</w:t>
+            </w:r>
+            <w:r>
+              <w:rPr>
+                <w:sz w:val="18"/>
+              </w:rPr>
+              <w:t xml:space="preserve"> </w:t>
+            </w:r>
+            <w:r>
+              <w:rPr>
+                <w:bCs/>
+                <w:b/>
+                <w:sz w:val="18"/>
+              </w:rPr>
               <w:t xml:space="preserve">1-to-1 Settings</w:t>
             </w:r>
             <w:r>
@@ -2924,7 +3052,13 @@
               <w:rPr>
                 <w:sz w:val="18"/>
               </w:rPr>
-              <w:t xml:space="preserve">,</w:t>
+              <w:t xml:space="preserve"> </w:t>
+            </w:r>
+            <w:r>
+              <w:rPr>
+                <w:sz w:val="18"/>
+              </w:rPr>
+              <w:t xml:space="preserve">(Appraisal Expectations),</w:t>
             </w:r>
             <w:r>
               <w:rPr>
@@ -2944,13 +3078,7 @@
               <w:rPr>
                 <w:sz w:val="18"/>
               </w:rPr>
-              <w:t xml:space="preserve"> </w:t>
-            </w:r>
-            <w:r>
-              <w:rPr>
-                <w:sz w:val="18"/>
-              </w:rPr>
-              <w:t xml:space="preserve">and</w:t>
+              <w:t xml:space="preserve">,</w:t>
             </w:r>
             <w:r>
               <w:rPr>
@@ -2970,7 +3098,39 @@
               <w:rPr>
                 <w:sz w:val="18"/>
               </w:rPr>
-              <w:t xml:space="preserve">.</w:t>
+              <w:t xml:space="preserve"> </w:t>
+            </w:r>
+            <w:r>
+              <w:rPr>
+                <w:sz w:val="18"/>
+              </w:rPr>
+              <w:t xml:space="preserve">(Manager Reviews) and</w:t>
+            </w:r>
+            <w:r>
+              <w:rPr>
+                <w:sz w:val="18"/>
+              </w:rPr>
+              <w:t xml:space="preserve"> </w:t>
+            </w:r>
+            <w:r>
+              <w:rPr>
+                <w:iCs/>
+                <w:i/>
+                <w:sz w:val="18"/>
+              </w:rPr>
+              <w:t xml:space="preserve">Reviews due</w:t>
+            </w:r>
+            <w:r>
+              <w:rPr>
+                <w:sz w:val="18"/>
+              </w:rPr>
+              <w:t xml:space="preserve"> </w:t>
+            </w:r>
+            <w:r>
+              <w:rPr>
+                <w:sz w:val="18"/>
+              </w:rPr>
+              <w:t xml:space="preserve">(Wellbeing Assessments).</w:t>
             </w:r>
           </w:p>
         </w:tc>
@@ -2978,7 +3138,7 @@
       <w:tr>
         <w:tc>
           <w:tcPr>
-            <w:tcW w:type="dxa" w:w="2647"/>
+            <w:tcW w:type="dxa" w:w="3139"/>
           </w:tcPr>
           <w:p>
             <w:pPr>
@@ -2995,7 +3155,7 @@
         </w:tc>
         <w:tc>
           <w:tcPr>
-            <w:tcW w:type="dxa" w:w="7218"/>
+            <w:tcW w:type="dxa" w:w="6726"/>
           </w:tcPr>
           <w:p>
             <w:pPr>
@@ -3014,7 +3174,7 @@
       <w:tr>
         <w:tc>
           <w:tcPr>
-            <w:tcW w:type="dxa" w:w="2647"/>
+            <w:tcW w:type="dxa" w:w="3139"/>
           </w:tcPr>
           <w:p>
             <w:pPr>
@@ -3031,7 +3191,7 @@
         </w:tc>
         <w:tc>
           <w:tcPr>
-            <w:tcW w:type="dxa" w:w="7218"/>
+            <w:tcW w:type="dxa" w:w="6726"/>
           </w:tcPr>
           <w:p>
             <w:pPr>
@@ -3115,7 +3275,7 @@
       <w:tr>
         <w:tc>
           <w:tcPr>
-            <w:tcW w:type="dxa" w:w="2647"/>
+            <w:tcW w:type="dxa" w:w="3139"/>
           </w:tcPr>
           <w:p>
             <w:pPr>
@@ -3139,24 +3299,49 @@
               <w:rPr>
                 <w:sz w:val="18"/>
               </w:rPr>
-              <w:t xml:space="preserve">setting</w:t>
-            </w:r>
-          </w:p>
-        </w:tc>
-        <w:tc>
-          <w:tcPr>
-            <w:tcW w:type="dxa" w:w="7218"/>
-          </w:tcPr>
-          <w:p>
-            <w:pPr>
-              <w:pStyle w:val="Compact"/>
-              <w:jc w:val="left"/>
-            </w:pPr>
-            <w:r>
-              <w:rPr>
-                <w:sz w:val="18"/>
-              </w:rPr>
-              <w:t xml:space="preserve">The default band thresholds</w:t>
+              <w:t xml:space="preserve">and</w:t>
+            </w:r>
+            <w:r>
+              <w:rPr>
+                <w:sz w:val="18"/>
+              </w:rPr>
+              <w:t xml:space="preserve"> </w:t>
+            </w:r>
+            <w:r>
+              <w:rPr>
+                <w:rStyle w:val="VerbatimChar"/>
+                <w:sz w:val="18"/>
+              </w:rPr>
+              <w:t xml:space="preserve">Reminders</w:t>
+            </w:r>
+            <w:r>
+              <w:rPr>
+                <w:sz w:val="18"/>
+              </w:rPr>
+              <w:t xml:space="preserve"> </w:t>
+            </w:r>
+            <w:r>
+              <w:rPr>
+                <w:sz w:val="18"/>
+              </w:rPr>
+              <w:t xml:space="preserve">settings</w:t>
+            </w:r>
+          </w:p>
+        </w:tc>
+        <w:tc>
+          <w:tcPr>
+            <w:tcW w:type="dxa" w:w="6726"/>
+          </w:tcPr>
+          <w:p>
+            <w:pPr>
+              <w:pStyle w:val="Compact"/>
+              <w:jc w:val="left"/>
+            </w:pPr>
+            <w:r>
+              <w:rPr>
+                <w:sz w:val="18"/>
+              </w:rPr>
+              <w:t xml:space="preserve">The default band thresholds, and reminder days 20th and 27th</w:t>
             </w:r>
           </w:p>
         </w:tc>
@@ -3164,7 +3349,7 @@
       <w:tr>
         <w:tc>
           <w:tcPr>
-            <w:tcW w:type="dxa" w:w="2647"/>
+            <w:tcW w:type="dxa" w:w="3139"/>
           </w:tcPr>
           <w:p>
             <w:pPr>
@@ -3181,7 +3366,7 @@
         </w:tc>
         <w:tc>
           <w:tcPr>
-            <w:tcW w:type="dxa" w:w="7218"/>
+            <w:tcW w:type="dxa" w:w="6726"/>
           </w:tcPr>
           <w:p>
             <w:pPr>
@@ -3233,7 +3418,20 @@
         <w:t xml:space="preserve"> </w:t>
       </w:r>
       <w:r>
-        <w:t xml:space="preserve">shows: Technicians, Appraisal Expectations, Monthly Reviews, Manager Reviews, 1-to-1 Settings.</w:t>
+        <w:t xml:space="preserve">shows the six lists: Technicians, Appraisal Expectations, Monthly Reviews, Manager Reviews,</w:t>
+      </w:r>
+      <w:r>
+        <w:t xml:space="preserve"> </w:t>
+      </w:r>
+      <w:r>
+        <w:rPr>
+          <w:bCs/>
+          <w:b/>
+        </w:rPr>
+        <w:t xml:space="preserve">Wellbeing Assessments</w:t>
+      </w:r>
+      <w:r>
+        <w:t xml:space="preserve">, 1-to-1 Settings.</w:t>
       </w:r>
     </w:p>
     <w:p>
@@ -3270,7 +3468,23 @@
         <w:pStyle w:val="Compact"/>
       </w:pPr>
       <w:r>
-        <w:t xml:space="preserve">Technicians, Appraisal Expectations, Monthly Reviews and Manager Reviews show</w:t>
+        <w:t xml:space="preserve">Technicians, Appraisal Expectations, Monthly Reviews, Manager Reviews and</w:t>
+      </w:r>
+      <w:r>
+        <w:t xml:space="preserve"> </w:t>
+      </w:r>
+      <w:r>
+        <w:rPr>
+          <w:bCs/>
+          <w:b/>
+        </w:rPr>
+        <w:t xml:space="preserve">Wellbeing Assessments</w:t>
+      </w:r>
+      <w:r>
+        <w:t xml:space="preserve"> </w:t>
+      </w:r>
+      <w:r>
+        <w:t xml:space="preserve">(health information) show</w:t>
       </w:r>
       <w:r>
         <w:t xml:space="preserve"> </w:t>
@@ -3368,7 +3582,7 @@
         <w:t xml:space="preserve"> </w:t>
       </w:r>
       <w:r>
-        <w:t xml:space="preserve">contains one item,</w:t>
+        <w:t xml:space="preserve">contains two items,</w:t>
       </w:r>
       <w:r>
         <w:t xml:space="preserve"> </w:t>
@@ -3379,6 +3593,22 @@
           <w:b/>
         </w:rPr>
         <w:t xml:space="preserve">Bands</w:t>
+      </w:r>
+      <w:r>
+        <w:t xml:space="preserve"> </w:t>
+      </w:r>
+      <w:r>
+        <w:t xml:space="preserve">and</w:t>
+      </w:r>
+      <w:r>
+        <w:t xml:space="preserve"> </w:t>
+      </w:r>
+      <w:r>
+        <w:rPr>
+          <w:bCs/>
+          <w:b/>
+        </w:rPr>
+        <w:t xml:space="preserve">Reminders</w:t>
       </w:r>
       <w:r>
         <w:t xml:space="preserve">.</w:t>
@@ -3995,7 +4225,7 @@
         <w:t xml:space="preserve">top menu bar</w:t>
       </w:r>
       <w:r>
-        <w:t xml:space="preserve">: Team overview, Monthly reviews, Expectations and Actions on the left;</w:t>
+        <w:t xml:space="preserve">: Team overview, Monthly reviews, Expectations, Actions and Wellbeing on the left;</w:t>
       </w:r>
       <w:r>
         <w:t xml:space="preserve"> </w:t>
@@ -4049,7 +4279,7 @@
           <w:bCs/>
           <w:b/>
         </w:rPr>
-        <w:t xml:space="preserve">v4.2.1</w:t>
+        <w:t xml:space="preserve">v4.2.2</w:t>
       </w:r>
       <w:r>
         <w:t xml:space="preserve"> </w:t>
@@ -4144,6 +4374,19 @@
         <w:t xml:space="preserve">Actions</w:t>
       </w:r>
       <w:r>
+        <w:t xml:space="preserve">,</w:t>
+      </w:r>
+      <w:r>
+        <w:t xml:space="preserve"> </w:t>
+      </w:r>
+      <w:r>
+        <w:rPr>
+          <w:bCs/>
+          <w:b/>
+        </w:rPr>
+        <w:t xml:space="preserve">Wellbeing</w:t>
+      </w:r>
+      <w:r>
         <w:t xml:space="preserve"> </w:t>
       </w:r>
       <w:r>
@@ -4358,7 +4601,7 @@
         <w:pStyle w:val="Compact"/>
       </w:pPr>
       <w:r>
-        <w:t xml:space="preserve">☐</w:t>
+        <w:t xml:space="preserve">☐ Only after the Setup summary email (4.3).</w:t>
       </w:r>
       <w:r>
         <w:t xml:space="preserve"> </w:t>
@@ -4387,7 +4630,7 @@
         <w:t xml:space="preserve">Turn on</w:t>
       </w:r>
       <w:r>
-        <w:t xml:space="preserve">:</w:t>
+        <w:t xml:space="preserve">, in this order:</w:t>
       </w:r>
     </w:p>
     <w:p>
@@ -4403,7 +4646,7 @@
           <w:bCs/>
           <w:b/>
         </w:rPr>
-        <w:t xml:space="preserve">1 Daily scheduler</w:t>
+        <w:t xml:space="preserve">2 Review submitted</w:t>
       </w:r>
     </w:p>
     <w:p>
@@ -4419,7 +4662,7 @@
           <w:bCs/>
           <w:b/>
         </w:rPr>
-        <w:t xml:space="preserve">2 Review submitted</w:t>
+        <w:t xml:space="preserve">3 Manager decision</w:t>
       </w:r>
     </w:p>
     <w:p>
@@ -4435,7 +4678,13 @@
           <w:bCs/>
           <w:b/>
         </w:rPr>
-        <w:t xml:space="preserve">3 Manager decision</w:t>
+        <w:t xml:space="preserve">4 Team members</w:t>
+      </w:r>
+      <w:r>
+        <w:t xml:space="preserve"> </w:t>
+      </w:r>
+      <w:r>
+        <w:t xml:space="preserve">– gives people you add in ⚙ Settings → Team access to the page</w:t>
       </w:r>
     </w:p>
     <w:p>
@@ -4451,13 +4700,13 @@
           <w:bCs/>
           <w:b/>
         </w:rPr>
-        <w:t xml:space="preserve">4 Team members</w:t>
-      </w:r>
-      <w:r>
-        <w:t xml:space="preserve"> </w:t>
-      </w:r>
-      <w:r>
-        <w:t xml:space="preserve">– gives people you add in ⚙ Settings → Team access to the page</w:t>
+        <w:t xml:space="preserve">5 Wellbeing</w:t>
+      </w:r>
+      <w:r>
+        <w:t xml:space="preserve"> </w:t>
+      </w:r>
+      <w:r>
+        <w:t xml:space="preserve">– wellbeing assessments</w:t>
       </w:r>
     </w:p>
     <w:p>
@@ -4473,75 +4722,41 @@
           <w:bCs/>
           <w:b/>
         </w:rPr>
-        <w:t xml:space="preserve">5 Wellbeing</w:t>
-      </w:r>
-      <w:r>
-        <w:t xml:space="preserve"> </w:t>
-      </w:r>
-      <w:r>
-        <w:t xml:space="preserve">– wellbeing assessments</w:t>
+        <w:t xml:space="preserve">1 Daily scheduler</w:t>
+      </w:r>
+      <w:r>
+        <w:t xml:space="preserve"> </w:t>
+      </w:r>
+      <w:r>
+        <w:t xml:space="preserve">– last, so its first run finds everything ready</w:t>
       </w:r>
     </w:p>
     <w:p>
       <w:pPr>
-        <w:pStyle w:val="BlockText"/>
+        <w:numPr>
+          <w:ilvl w:val="0"/>
+          <w:numId w:val="1021"/>
+        </w:numPr>
+        <w:pStyle w:val="Compact"/>
       </w:pPr>
+      <w:r>
+        <w:t xml:space="preserve">☐</w:t>
+      </w:r>
+      <w:r>
+        <w:t xml:space="preserve"> </w:t>
+      </w:r>
       <w:r>
         <w:rPr>
           <w:bCs/>
           <w:b/>
         </w:rPr>
-        <w:t xml:space="preserve">Already imported 1.0?</w:t>
-      </w:r>
-      <w:r>
-        <w:t xml:space="preserve"> </w:t>
-      </w:r>
-      <w:r>
-        <w:t xml:space="preserve">Upgrade first: import</w:t>
-      </w:r>
-      <w:r>
-        <w:t xml:space="preserve"> </w:t>
-      </w:r>
-      <w:r>
-        <w:rPr>
-          <w:rStyle w:val="VerbatimChar"/>
-        </w:rPr>
-        <w:t xml:space="preserve">ESGOneToOne_1_1_1_0_unmanaged.zip</w:t>
-      </w:r>
-      <w:r>
-        <w:t xml:space="preserve"> </w:t>
-      </w:r>
-      <w:r>
-        <w:t xml:space="preserve">over it, re-run</w:t>
-      </w:r>
-      <w:r>
-        <w:t xml:space="preserve"> </w:t>
-      </w:r>
-      <w:r>
-        <w:rPr>
-          <w:bCs/>
-          <w:b/>
-        </w:rPr>
         <w:t xml:space="preserve">0 Setup</w:t>
       </w:r>
       <w:r>
-        <w:t xml:space="preserve">, turn on flows 4 and 5, upload the v4.2.1 files and</w:t>
-      </w:r>
-      <w:r>
-        <w:t xml:space="preserve"> </w:t>
-      </w:r>
-      <w:r>
-        <w:rPr>
-          <w:bCs/>
-          <w:b/>
-        </w:rPr>
-        <w:t xml:space="preserve">Reset layout cache</w:t>
-      </w:r>
-      <w:r>
-        <w:t xml:space="preserve"> </w:t>
-      </w:r>
-      <w:r>
-        <w:t xml:space="preserve">(IMPORT_GUIDE §0).</w:t>
+        <w:t xml:space="preserve"> </w:t>
+      </w:r>
+      <w:r>
+        <w:t xml:space="preserve">stays On (it only runs when you click Run).</w:t>
       </w:r>
     </w:p>
     <w:bookmarkEnd w:id="29"/>
@@ -17872,7 +18087,7 @@
                 <w:b/>
                 <w:sz w:val="18"/>
               </w:rPr>
-              <w:t xml:space="preserve">Annual retention (April)</w:t>
+              <w:t xml:space="preserve">Monthly retention (first working day)</w:t>
             </w:r>
           </w:p>
         </w:tc>
@@ -17955,19 +18170,13 @@
                 <w:b/>
                 <w:sz w:val="18"/>
               </w:rPr>
-              <w:t xml:space="preserve">Wellbeing Assessments completed more than 24 months ago</w:t>
-            </w:r>
-            <w:r>
-              <w:rPr>
-                <w:sz w:val="18"/>
-              </w:rPr>
-              <w:t xml:space="preserve"> </w:t>
-            </w:r>
-            <w:r>
-              <w:rPr>
-                <w:sz w:val="18"/>
-              </w:rPr>
-              <w:t xml:space="preserve">(keep the latest one for each current person). Record the deletion in a dated note, then empty the site recycle bin</w:t>
+              <w:t xml:space="preserve">Wellbeing Assessments completed (or, if never completed, created) more than 24 months ago</w:t>
+            </w:r>
+            <w:r>
+              <w:rPr>
+                <w:sz w:val="18"/>
+              </w:rPr>
+              <w:t xml:space="preserve">. Keeping the latest assessment of a current person for longer is an exception that needs HR's agreement. Record the deletion in a dated note, then empty the site recycle bin</w:t>
             </w:r>
             <w:r>
               <w:rPr>
@@ -18719,6 +18928,68 @@
                 <w:sz w:val="18"/>
               </w:rPr>
               <w:t xml:space="preserve">; it runs within about 5 minutes. Check its run history.</w:t>
+            </w:r>
+          </w:p>
+        </w:tc>
+      </w:tr>
+      <w:tr>
+        <w:tc>
+          <w:tcPr>
+            <w:tcW w:type="dxa" w:w="4932"/>
+          </w:tcPr>
+          <w:p>
+            <w:pPr>
+              <w:pStyle w:val="Compact"/>
+              <w:jc w:val="left"/>
+            </w:pPr>
+            <w:r>
+              <w:rPr>
+                <w:sz w:val="18"/>
+              </w:rPr>
+              <w:t xml:space="preserve">A wellbeing assessment was started for the wrong person</w:t>
+            </w:r>
+          </w:p>
+        </w:tc>
+        <w:tc>
+          <w:tcPr>
+            <w:tcW w:type="dxa" w:w="4932"/>
+          </w:tcPr>
+          <w:p>
+            <w:pPr>
+              <w:pStyle w:val="Compact"/>
+              <w:jc w:val="left"/>
+            </w:pPr>
+            <w:r>
+              <w:rPr>
+                <w:sz w:val="18"/>
+              </w:rPr>
+              <w:t xml:space="preserve">Delete that item in</w:t>
+            </w:r>
+            <w:r>
+              <w:rPr>
+                <w:sz w:val="18"/>
+              </w:rPr>
+              <w:t xml:space="preserve"> </w:t>
+            </w:r>
+            <w:r>
+              <w:rPr>
+                <w:bCs/>
+                <w:b/>
+                <w:sz w:val="18"/>
+              </w:rPr>
+              <w:t xml:space="preserve">Wellbeing Assessments</w:t>
+            </w:r>
+            <w:r>
+              <w:rPr>
+                <w:sz w:val="18"/>
+              </w:rPr>
+              <w:t xml:space="preserve"> </w:t>
+            </w:r>
+            <w:r>
+              <w:rPr>
+                <w:sz w:val="18"/>
+              </w:rPr>
+              <w:t xml:space="preserve">(Site contents) and start a new one. Once started, an assessment stays with the person it was shared with – changing the name on it doesn't move it.</w:t>
             </w:r>
           </w:p>
         </w:tc>
@@ -19745,7 +20016,27 @@
               <w:rPr>
                 <w:sz w:val="18"/>
               </w:rPr>
-              <w:t xml:space="preserve">Part 1, step 4</w:t>
+              <w:t xml:space="preserve">Site settings →</w:t>
+            </w:r>
+            <w:r>
+              <w:rPr>
+                <w:sz w:val="18"/>
+              </w:rPr>
+              <w:t xml:space="preserve"> </w:t>
+            </w:r>
+            <w:r>
+              <w:rPr>
+                <w:bCs/>
+                <w:b/>
+                <w:sz w:val="18"/>
+              </w:rPr>
+              <w:t xml:space="preserve">Regional settings</w:t>
+            </w:r>
+            <w:r>
+              <w:rPr>
+                <w:sz w:val="18"/>
+              </w:rPr>
+              <w:t xml:space="preserve">: Locale English (United Kingdom), time zone (UTC) Dublin, Edinburgh, Lisbon, London</w:t>
             </w:r>
           </w:p>
         </w:tc>
@@ -22973,7 +23264,34 @@
     <w:abstractNumId w:val="991"/>
   </w:num>
   <w:num w:numId="1022">
-    <w:abstractNumId w:val="991"/>
+    <w:abstractNumId w:val="99411"/>
+    <w:lvlOverride w:ilvl="0">
+      <w:startOverride w:val="1"/>
+    </w:lvlOverride>
+    <w:lvlOverride w:ilvl="1">
+      <w:startOverride w:val="1"/>
+    </w:lvlOverride>
+    <w:lvlOverride w:ilvl="2">
+      <w:startOverride w:val="1"/>
+    </w:lvlOverride>
+    <w:lvlOverride w:ilvl="3">
+      <w:startOverride w:val="1"/>
+    </w:lvlOverride>
+    <w:lvlOverride w:ilvl="4">
+      <w:startOverride w:val="1"/>
+    </w:lvlOverride>
+    <w:lvlOverride w:ilvl="5">
+      <w:startOverride w:val="1"/>
+    </w:lvlOverride>
+    <w:lvlOverride w:ilvl="6">
+      <w:startOverride w:val="1"/>
+    </w:lvlOverride>
+    <w:lvlOverride w:ilvl="7">
+      <w:startOverride w:val="1"/>
+    </w:lvlOverride>
+    <w:lvlOverride w:ilvl="8">
+      <w:startOverride w:val="1"/>
+    </w:lvlOverride>
   </w:num>
   <w:num w:numId="1023">
     <w:abstractNumId w:val="99411"/>

--- a/one-to-one/ESG-1to1-Finalisation-Guide.docx
+++ b/one-to-one/ESG-1to1-Finalisation-Guide.docx
@@ -34,7 +34,7 @@
         <w:pStyle w:val="BodyText"/>
       </w:pPr>
       <w:r>
-        <w:t xml:space="preserve">Version: system v4.2.2 (frontend) · solution 1.1.2.0 · guide dated 15-Oct-2026</w:t>
+        <w:t xml:space="preserve">Version: system v4.3.0 (frontend) · solution 1.2.0.0 · guide dated 15-Oct-2026</w:t>
       </w:r>
     </w:p>
     <w:p>
@@ -220,7 +220,7 @@
         <w:pStyle w:val="Compact"/>
       </w:pPr>
       <w:r>
-        <w:t xml:space="preserve">flows: simulated end to end, 149 checks, and 23 deliberately broken copies all caught by the validator;</w:t>
+        <w:t xml:space="preserve">flows: simulated end to end, 167 checks, and 23 deliberately broken copies all caught by the validator;</w:t>
       </w:r>
     </w:p>
     <w:p>
@@ -262,7 +262,7 @@
           <w:bCs/>
           <w:b/>
         </w:rPr>
-        <w:t xml:space="preserve">The system is fully implemented when Phase F (go-live) is done and every privacy test (P1–P24) in Phase C has passed.</w:t>
+        <w:t xml:space="preserve">The system is fully implemented when Phase F (go-live) is done and every privacy test (P1–P25) in Phase C has passed.</w:t>
       </w:r>
     </w:p>
     <w:tbl>
@@ -1042,7 +1042,7 @@
                 <w:rStyle w:val="VerbatimChar"/>
                 <w:sz w:val="18"/>
               </w:rPr>
-              <w:t xml:space="preserve">ESGOneToOne_1_1_2_0_unmanaged.zip</w:t>
+              <w:t xml:space="preserve">ESGOneToOne_1_2_0_0_unmanaged.zip</w:t>
             </w:r>
           </w:p>
         </w:tc>
@@ -1079,7 +1079,7 @@
               <w:rPr>
                 <w:sz w:val="18"/>
               </w:rPr>
-              <w:t xml:space="preserve">. Contains the six flows; the setup flow creates the lists.</w:t>
+              <w:t xml:space="preserve">. Contains the seven flows; the setup flow creates the lists.</w:t>
             </w:r>
           </w:p>
         </w:tc>
@@ -1430,7 +1430,7 @@
         <w:t xml:space="preserve"> </w:t>
       </w:r>
       <w:r>
-        <w:t xml:space="preserve">(v4.2.2). After installing, the top menu bar must show</w:t>
+        <w:t xml:space="preserve">(v4.3.0). After installing, the top menu bar must show</w:t>
       </w:r>
       <w:r>
         <w:t xml:space="preserve"> </w:t>
@@ -1440,7 +1440,7 @@
           <w:bCs/>
           <w:b/>
         </w:rPr>
-        <w:t xml:space="preserve">v4.2.2</w:t>
+        <w:t xml:space="preserve">v4.3.0</w:t>
       </w:r>
       <w:r>
         <w:t xml:space="preserve"> </w:t>
@@ -1801,7 +1801,7 @@
         <w:t xml:space="preserve"> </w:t>
       </w:r>
       <w:r>
-        <w:t xml:space="preserve">unticked and keep your connections and values. Coming from</w:t>
+        <w:t xml:space="preserve">unticked and keep your connections and values. Then run</w:t>
       </w:r>
       <w:r>
         <w:t xml:space="preserve"> </w:t>
@@ -1811,26 +1811,13 @@
           <w:bCs/>
           <w:b/>
         </w:rPr>
-        <w:t xml:space="preserve">1.0</w:t>
-      </w:r>
-      <w:r>
-        <w:t xml:space="preserve">, run</w:t>
-      </w:r>
-      <w:r>
-        <w:t xml:space="preserve"> </w:t>
-      </w:r>
-      <w:r>
-        <w:rPr>
-          <w:bCs/>
-          <w:b/>
-        </w:rPr>
         <w:t xml:space="preserve">0 Setup</w:t>
       </w:r>
       <w:r>
         <w:t xml:space="preserve"> </w:t>
       </w:r>
       <w:r>
-        <w:t xml:space="preserve">again afterwards (4.3: it adds the Wellbeing list and Reminders setting). Then check every flow is On (4.7), upload the new frontend files with</w:t>
+        <w:t xml:space="preserve">again (4.3): it adds what's missing, such as the 1-to-1 Feedback list (new in 1.2) and, from 1.0, the Wellbeing list and Reminders setting. Then check every flow is On (4.7), upload the new frontend files with</w:t>
       </w:r>
       <w:r>
         <w:t xml:space="preserve"> </w:t>
@@ -1992,7 +1979,7 @@
         <w:rPr>
           <w:rStyle w:val="VerbatimChar"/>
         </w:rPr>
-        <w:t xml:space="preserve">ESGOneToOne_1_1_2_0_unmanaged.zip</w:t>
+        <w:t xml:space="preserve">ESGOneToOne_1_2_0_0_unmanaged.zip</w:t>
       </w:r>
       <w:r>
         <w:t xml:space="preserve"> </w:t>
@@ -2947,6 +2934,26 @@
               <w:rPr>
                 <w:sz w:val="18"/>
               </w:rPr>
+              <w:t xml:space="preserve">,</w:t>
+            </w:r>
+            <w:r>
+              <w:rPr>
+                <w:sz w:val="18"/>
+              </w:rPr>
+              <w:t xml:space="preserve"> </w:t>
+            </w:r>
+            <w:r>
+              <w:rPr>
+                <w:bCs/>
+                <w:b/>
+                <w:sz w:val="18"/>
+              </w:rPr>
+              <w:t xml:space="preserve">1-to-1 Feedback</w:t>
+            </w:r>
+            <w:r>
+              <w:rPr>
+                <w:sz w:val="18"/>
+              </w:rPr>
               <w:t xml:space="preserve">, matching the agreed list specification exactly: every column type, choice, default, min/max and index,</w:t>
             </w:r>
             <w:r>
@@ -3342,6 +3349,93 @@
                 <w:sz w:val="18"/>
               </w:rPr>
               <w:t xml:space="preserve">The default band thresholds, and reminder days 20th and 27th</w:t>
+            </w:r>
+          </w:p>
+        </w:tc>
+      </w:tr>
+      <w:tr>
+        <w:tc>
+          <w:tcPr>
+            <w:tcW w:type="dxa" w:w="3139"/>
+          </w:tcPr>
+          <w:p>
+            <w:pPr>
+              <w:pStyle w:val="Compact"/>
+              <w:jc w:val="left"/>
+            </w:pPr>
+            <w:r>
+              <w:rPr>
+                <w:sz w:val="18"/>
+              </w:rPr>
+              <w:t xml:space="preserve">1-to-1 Feedback (1.2)</w:t>
+            </w:r>
+          </w:p>
+        </w:tc>
+        <w:tc>
+          <w:tcPr>
+            <w:tcW w:type="dxa" w:w="6726"/>
+          </w:tcPr>
+          <w:p>
+            <w:pPr>
+              <w:pStyle w:val="Compact"/>
+              <w:jc w:val="left"/>
+            </w:pPr>
+            <w:r>
+              <w:rPr>
+                <w:sz w:val="18"/>
+              </w:rPr>
+              <w:t xml:space="preserve">Item-level permissions: each person reads and edits only their own items;</w:t>
+            </w:r>
+            <w:r>
+              <w:rPr>
+                <w:sz w:val="18"/>
+              </w:rPr>
+              <w:t xml:space="preserve"> </w:t>
+            </w:r>
+            <w:r>
+              <w:rPr>
+                <w:rStyle w:val="VerbatimChar"/>
+                <w:sz w:val="18"/>
+              </w:rPr>
+              <w:t xml:space="preserve">1-to-1 Technicians</w:t>
+            </w:r>
+            <w:r>
+              <w:rPr>
+                <w:sz w:val="18"/>
+              </w:rPr>
+              <w:t xml:space="preserve"> </w:t>
+            </w:r>
+            <w:r>
+              <w:rPr>
+                <w:sz w:val="18"/>
+              </w:rPr>
+              <w:t xml:space="preserve">–</w:t>
+            </w:r>
+            <w:r>
+              <w:rPr>
+                <w:sz w:val="18"/>
+              </w:rPr>
+              <w:t xml:space="preserve"> </w:t>
+            </w:r>
+            <w:r>
+              <w:rPr>
+                <w:bCs/>
+                <w:b/>
+                <w:sz w:val="18"/>
+              </w:rPr>
+              <w:t xml:space="preserve">Contribute</w:t>
+            </w:r>
+            <w:r>
+              <w:rPr>
+                <w:sz w:val="18"/>
+              </w:rPr>
+              <w:t xml:space="preserve"> </w:t>
+            </w:r>
+            <w:r>
+              <w:rPr>
+                <w:sz w:val="18"/>
+              </w:rPr>
+              <w:t xml:space="preserve">on this list only</w:t>
             </w:r>
           </w:p>
         </w:tc>
@@ -3418,7 +3512,7 @@
         <w:t xml:space="preserve"> </w:t>
       </w:r>
       <w:r>
-        <w:t xml:space="preserve">shows the six lists: Technicians, Appraisal Expectations, Monthly Reviews, Manager Reviews,</w:t>
+        <w:t xml:space="preserve">shows the seven lists: Technicians, Appraisal Expectations, Monthly Reviews, Manager Reviews,</w:t>
       </w:r>
       <w:r>
         <w:t xml:space="preserve"> </w:t>
@@ -3431,7 +3525,20 @@
         <w:t xml:space="preserve">Wellbeing Assessments</w:t>
       </w:r>
       <w:r>
-        <w:t xml:space="preserve">, 1-to-1 Settings.</w:t>
+        <w:t xml:space="preserve">, 1-to-1 Settings,</w:t>
+      </w:r>
+      <w:r>
+        <w:t xml:space="preserve"> </w:t>
+      </w:r>
+      <w:r>
+        <w:rPr>
+          <w:bCs/>
+          <w:b/>
+        </w:rPr>
+        <w:t xml:space="preserve">1-to-1 Feedback</w:t>
+      </w:r>
+      <w:r>
+        <w:t xml:space="preserve">.</w:t>
       </w:r>
     </w:p>
     <w:p>
@@ -3554,7 +3661,83 @@
         <w:t xml:space="preserve"> </w:t>
       </w:r>
       <w:r>
-        <w:t xml:space="preserve">– Read.</w:t>
+        <w:t xml:space="preserve">– Read;</w:t>
+      </w:r>
+    </w:p>
+    <w:p>
+      <w:pPr>
+        <w:numPr>
+          <w:ilvl w:val="1"/>
+          <w:numId w:val="1013"/>
+        </w:numPr>
+        <w:pStyle w:val="Compact"/>
+      </w:pPr>
+      <w:r>
+        <w:rPr>
+          <w:bCs/>
+          <w:b/>
+        </w:rPr>
+        <w:t xml:space="preserve">1-to-1 Feedback</w:t>
+      </w:r>
+      <w:r>
+        <w:t xml:space="preserve"> </w:t>
+      </w:r>
+      <w:r>
+        <w:t xml:space="preserve">shows Owners</w:t>
+      </w:r>
+      <w:r>
+        <w:t xml:space="preserve"> </w:t>
+      </w:r>
+      <w:r>
+        <w:rPr>
+          <w:bCs/>
+          <w:b/>
+        </w:rPr>
+        <w:t xml:space="preserve">and</w:t>
+      </w:r>
+      <w:r>
+        <w:t xml:space="preserve"> </w:t>
+      </w:r>
+      <w:r>
+        <w:rPr>
+          <w:rStyle w:val="VerbatimChar"/>
+        </w:rPr>
+        <w:t xml:space="preserve">1-to-1 Technicians</w:t>
+      </w:r>
+      <w:r>
+        <w:t xml:space="preserve"> </w:t>
+      </w:r>
+      <w:r>
+        <w:t xml:space="preserve">–</w:t>
+      </w:r>
+      <w:r>
+        <w:t xml:space="preserve"> </w:t>
+      </w:r>
+      <w:r>
+        <w:rPr>
+          <w:bCs/>
+          <w:b/>
+        </w:rPr>
+        <w:t xml:space="preserve">Contribute</w:t>
+      </w:r>
+      <w:r>
+        <w:t xml:space="preserve">; its Advanced settings →</w:t>
+      </w:r>
+      <w:r>
+        <w:t xml:space="preserve"> </w:t>
+      </w:r>
+      <w:r>
+        <w:rPr>
+          <w:iCs/>
+          <w:i/>
+        </w:rPr>
+        <w:t xml:space="preserve">Item-level permissions</w:t>
+      </w:r>
+      <w:r>
+        <w:t xml:space="preserve"> </w:t>
+      </w:r>
+      <w:r>
+        <w:t xml:space="preserve">are "Read items that were created by the user" and "Create items and edit items that were created by the user".</w:t>
       </w:r>
     </w:p>
     <w:p>
@@ -4279,7 +4462,7 @@
           <w:bCs/>
           <w:b/>
         </w:rPr>
-        <w:t xml:space="preserve">v4.2.2</w:t>
+        <w:t xml:space="preserve">v4.3.0</w:t>
       </w:r>
       <w:r>
         <w:t xml:space="preserve"> </w:t>
@@ -4297,6 +4480,34 @@
         <w:pStyle w:val="Compact"/>
       </w:pPr>
       <w:r>
+        <w:t xml:space="preserve">a round 💬</w:t>
+      </w:r>
+      <w:r>
+        <w:t xml:space="preserve"> </w:t>
+      </w:r>
+      <w:r>
+        <w:rPr>
+          <w:bCs/>
+          <w:b/>
+        </w:rPr>
+        <w:t xml:space="preserve">Feedback</w:t>
+      </w:r>
+      <w:r>
+        <w:t xml:space="preserve"> </w:t>
+      </w:r>
+      <w:r>
+        <w:t xml:space="preserve">button at the bottom-right;</w:t>
+      </w:r>
+    </w:p>
+    <w:p>
+      <w:pPr>
+        <w:numPr>
+          <w:ilvl w:val="1"/>
+          <w:numId w:val="1018"/>
+        </w:numPr>
+        <w:pStyle w:val="Compact"/>
+      </w:pPr>
+      <w:r>
         <w:rPr>
           <w:bCs/>
           <w:b/>
@@ -4583,13 +4794,13 @@
       </w:r>
     </w:p>
     <w:bookmarkEnd w:id="28"/>
-    <w:bookmarkStart w:id="29" w:name="X8016190215d0f461a77af40f991fdb9d4705529"/>
+    <w:bookmarkStart w:id="29" w:name="Xcf92c77853bdb9b0d7322c9414b1489ecbf7edf"/>
     <w:p>
       <w:pPr>
         <w:pStyle w:val="Heading3"/>
       </w:pPr>
       <w:r>
-        <w:t xml:space="preserve">4.7 Turn on flows 1 to 5</w:t>
+        <w:t xml:space="preserve">4.7 Turn on flows 1 to 6</w:t>
       </w:r>
     </w:p>
     <w:p>
@@ -4722,6 +4933,28 @@
           <w:bCs/>
           <w:b/>
         </w:rPr>
+        <w:t xml:space="preserve">6 Feedback</w:t>
+      </w:r>
+      <w:r>
+        <w:t xml:space="preserve"> </w:t>
+      </w:r>
+      <w:r>
+        <w:t xml:space="preserve">– emails you what people send with the 💬 Feedback bubble</w:t>
+      </w:r>
+    </w:p>
+    <w:p>
+      <w:pPr>
+        <w:numPr>
+          <w:ilvl w:val="1"/>
+          <w:numId w:val="1022"/>
+        </w:numPr>
+        <w:pStyle w:val="Compact"/>
+      </w:pPr>
+      <w:r>
+        <w:rPr>
+          <w:bCs/>
+          <w:b/>
+        </w:rPr>
         <w:t xml:space="preserve">1 Daily scheduler</w:t>
       </w:r>
       <w:r>
@@ -5136,7 +5369,7 @@
         <w:t xml:space="preserve">On</w:t>
       </w:r>
       <w:r>
-        <w:t xml:space="preserve">. Make sure flows 1–5 are</w:t>
+        <w:t xml:space="preserve">. Make sure flows 1–6 are</w:t>
       </w:r>
       <w:r>
         <w:t xml:space="preserve"> </w:t>
@@ -6119,7 +6352,7 @@
           <w:bCs/>
           <w:b/>
         </w:rPr>
-        <w:t xml:space="preserve">As Test B:</w:t>
+        <w:t xml:space="preserve">Feedback (tests F41, P25):</w:t>
       </w:r>
     </w:p>
     <w:p>
@@ -6131,7 +6364,72 @@
         <w:pStyle w:val="Compact"/>
       </w:pPr>
       <w:r>
-        <w:t xml:space="preserve">nothing of Test A's is visible anywhere, including Wellbeing;</w:t>
+        <w:rPr>
+          <w:bCs/>
+          <w:b/>
+        </w:rPr>
+        <w:t xml:space="preserve">As Test A:</w:t>
+      </w:r>
+      <w:r>
+        <w:t xml:space="preserve"> </w:t>
+      </w:r>
+      <w:r>
+        <w:t xml:space="preserve">click 💬</w:t>
+      </w:r>
+      <w:r>
+        <w:t xml:space="preserve"> </w:t>
+      </w:r>
+      <w:r>
+        <w:rPr>
+          <w:bCs/>
+          <w:b/>
+        </w:rPr>
+        <w:t xml:space="preserve">Feedback</w:t>
+      </w:r>
+      <w:r>
+        <w:t xml:space="preserve"> </w:t>
+      </w:r>
+      <w:r>
+        <w:t xml:space="preserve">(bottom-right) →</w:t>
+      </w:r>
+      <w:r>
+        <w:t xml:space="preserve"> </w:t>
+      </w:r>
+      <w:r>
+        <w:rPr>
+          <w:bCs/>
+          <w:b/>
+        </w:rPr>
+        <w:t xml:space="preserve">Fault</w:t>
+      </w:r>
+      <w:r>
+        <w:t xml:space="preserve"> </w:t>
+      </w:r>
+      <w:r>
+        <w:t xml:space="preserve">→ type a short message →</w:t>
+      </w:r>
+      <w:r>
+        <w:t xml:space="preserve"> </w:t>
+      </w:r>
+      <w:r>
+        <w:rPr>
+          <w:bCs/>
+          <w:b/>
+        </w:rPr>
+        <w:t xml:space="preserve">Send</w:t>
+      </w:r>
+      <w:r>
+        <w:t xml:space="preserve">. It says</w:t>
+      </w:r>
+      <w:r>
+        <w:t xml:space="preserve"> </w:t>
+      </w:r>
+      <w:r>
+        <w:rPr>
+          <w:iCs/>
+          <w:i/>
+        </w:rPr>
+        <w:t xml:space="preserve">"Thank you. Your feedback has been submitted to your Team Leader."</w:t>
       </w:r>
     </w:p>
     <w:p>
@@ -6143,6 +6441,78 @@
         <w:pStyle w:val="Compact"/>
       </w:pPr>
       <w:r>
+        <w:rPr>
+          <w:bCs/>
+          <w:b/>
+        </w:rPr>
+        <w:t xml:space="preserve">As you:</w:t>
+      </w:r>
+      <w:r>
+        <w:t xml:space="preserve"> </w:t>
+      </w:r>
+      <w:r>
+        <w:t xml:space="preserve">within about 5 minutes</w:t>
+      </w:r>
+      <w:r>
+        <w:t xml:space="preserve"> </w:t>
+      </w:r>
+      <w:r>
+        <w:rPr>
+          <w:iCs/>
+          <w:i/>
+        </w:rPr>
+        <w:t xml:space="preserve">"1-to-1 feedback (Fault): …"</w:t>
+      </w:r>
+      <w:r>
+        <w:t xml:space="preserve"> </w:t>
+      </w:r>
+      <w:r>
+        <w:t xml:space="preserve">arrives, naming Test A, the page and the version.</w:t>
+      </w:r>
+    </w:p>
+    <w:p>
+      <w:pPr>
+        <w:numPr>
+          <w:ilvl w:val="0"/>
+          <w:numId w:val="1026"/>
+        </w:numPr>
+        <w:pStyle w:val="Compact"/>
+      </w:pPr>
+      <w:r>
+        <w:t xml:space="preserve">☐</w:t>
+      </w:r>
+      <w:r>
+        <w:t xml:space="preserve"> </w:t>
+      </w:r>
+      <w:r>
+        <w:rPr>
+          <w:bCs/>
+          <w:b/>
+        </w:rPr>
+        <w:t xml:space="preserve">As Test B:</w:t>
+      </w:r>
+    </w:p>
+    <w:p>
+      <w:pPr>
+        <w:numPr>
+          <w:ilvl w:val="1"/>
+          <w:numId w:val="1033"/>
+        </w:numPr>
+        <w:pStyle w:val="Compact"/>
+      </w:pPr>
+      <w:r>
+        <w:t xml:space="preserve">nothing of Test A's is visible anywhere, including Wellbeing and Test A's feedback;</w:t>
+      </w:r>
+    </w:p>
+    <w:p>
+      <w:pPr>
+        <w:numPr>
+          <w:ilvl w:val="1"/>
+          <w:numId w:val="1033"/>
+        </w:numPr>
+        <w:pStyle w:val="Compact"/>
+      </w:pPr>
+      <w:r>
         <w:t xml:space="preserve">opening Test A's link (</w:t>
       </w:r>
       <w:r>
@@ -6226,80 +6596,6 @@
           <w:b/>
         </w:rPr>
         <w:t xml:space="preserve">Pass mark:</w:t>
-      </w:r>
-    </w:p>
-    <w:p>
-      <w:pPr>
-        <w:numPr>
-          <w:ilvl w:val="0"/>
-          <w:numId w:val="1033"/>
-        </w:numPr>
-        <w:pStyle w:val="Compact"/>
-      </w:pPr>
-      <w:r>
-        <w:t xml:space="preserve">Every</w:t>
-      </w:r>
-      <w:r>
-        <w:t xml:space="preserve"> </w:t>
-      </w:r>
-      <w:r>
-        <w:rPr>
-          <w:bCs/>
-          <w:b/>
-        </w:rPr>
-        <w:t xml:space="preserve">P</w:t>
-      </w:r>
-      <w:r>
-        <w:t xml:space="preserve"> </w:t>
-      </w:r>
-      <w:r>
-        <w:t xml:space="preserve">test is mandatory: any failure</w:t>
-      </w:r>
-      <w:r>
-        <w:t xml:space="preserve"> </w:t>
-      </w:r>
-      <w:r>
-        <w:rPr>
-          <w:bCs/>
-          <w:b/>
-        </w:rPr>
-        <w:t xml:space="preserve">blocks go-live</w:t>
-      </w:r>
-      <w:r>
-        <w:t xml:space="preserve"> </w:t>
-      </w:r>
-      <w:r>
-        <w:t xml:space="preserve">until fixed (§11.3).</w:t>
-      </w:r>
-    </w:p>
-    <w:p>
-      <w:pPr>
-        <w:numPr>
-          <w:ilvl w:val="0"/>
-          <w:numId w:val="1033"/>
-        </w:numPr>
-        <w:pStyle w:val="Compact"/>
-      </w:pPr>
-      <w:r>
-        <w:t xml:space="preserve">F tests must pass too.</w:t>
-      </w:r>
-    </w:p>
-    <w:p>
-      <w:pPr>
-        <w:pStyle w:val="FirstParagraph"/>
-      </w:pPr>
-      <w:r>
-        <w:rPr>
-          <w:bCs/>
-          <w:b/>
-        </w:rPr>
-        <w:t xml:space="preserve">Test date.</w:t>
-      </w:r>
-      <w:r>
-        <w:t xml:space="preserve"> </w:t>
-      </w:r>
-      <w:r>
-        <w:t xml:space="preserve">Tests F13–F20 change the date Flow 1 believes it is:</w:t>
       </w:r>
     </w:p>
     <w:p>
@@ -6311,7 +6607,7 @@
         <w:pStyle w:val="Compact"/>
       </w:pPr>
       <w:r>
-        <w:t xml:space="preserve">Open Flow 1 →</w:t>
+        <w:t xml:space="preserve">Every</w:t>
       </w:r>
       <w:r>
         <w:t xml:space="preserve"> </w:t>
@@ -6321,13 +6617,13 @@
           <w:bCs/>
           <w:b/>
         </w:rPr>
-        <w:t xml:space="preserve">Edit</w:t>
-      </w:r>
-      <w:r>
-        <w:t xml:space="preserve"> </w:t>
-      </w:r>
-      <w:r>
-        <w:t xml:space="preserve">→</w:t>
+        <w:t xml:space="preserve">P</w:t>
+      </w:r>
+      <w:r>
+        <w:t xml:space="preserve"> </w:t>
+      </w:r>
+      <w:r>
+        <w:t xml:space="preserve">test is mandatory: any failure</w:t>
       </w:r>
       <w:r>
         <w:t xml:space="preserve"> </w:t>
@@ -6337,25 +6633,13 @@
           <w:bCs/>
           <w:b/>
         </w:rPr>
-        <w:t xml:space="preserve">Initialize varTestDate</w:t>
-      </w:r>
-      <w:r>
-        <w:t xml:space="preserve"> </w:t>
-      </w:r>
-      <w:r>
-        <w:t xml:space="preserve">→ set the value (e.g.</w:t>
-      </w:r>
-      <w:r>
-        <w:t xml:space="preserve"> </w:t>
-      </w:r>
-      <w:r>
-        <w:rPr>
-          <w:rStyle w:val="VerbatimChar"/>
-        </w:rPr>
-        <w:t xml:space="preserve">2026-11-20T07:00:00</w:t>
-      </w:r>
-      <w:r>
-        <w:t xml:space="preserve">).</w:t>
+        <w:t xml:space="preserve">blocks go-live</w:t>
+      </w:r>
+      <w:r>
+        <w:t xml:space="preserve"> </w:t>
+      </w:r>
+      <w:r>
+        <w:t xml:space="preserve">until fixed (§11.3).</w:t>
       </w:r>
     </w:p>
     <w:p>
@@ -6367,43 +6651,7 @@
         <w:pStyle w:val="Compact"/>
       </w:pPr>
       <w:r>
-        <w:rPr>
-          <w:bCs/>
-          <w:b/>
-        </w:rPr>
-        <w:t xml:space="preserve">Save</w:t>
-      </w:r>
-      <w:r>
-        <w:t xml:space="preserve">, then</w:t>
-      </w:r>
-      <w:r>
-        <w:t xml:space="preserve"> </w:t>
-      </w:r>
-      <w:r>
-        <w:rPr>
-          <w:bCs/>
-          <w:b/>
-        </w:rPr>
-        <w:t xml:space="preserve">Run</w:t>
-      </w:r>
-      <w:r>
-        <w:t xml:space="preserve">.</w:t>
-      </w:r>
-    </w:p>
-    <w:p>
-      <w:pPr>
-        <w:numPr>
-          <w:ilvl w:val="0"/>
-          <w:numId w:val="1034"/>
-        </w:numPr>
-        <w:pStyle w:val="Compact"/>
-      </w:pPr>
-      <w:r>
-        <w:rPr>
-          <w:bCs/>
-          <w:b/>
-        </w:rPr>
-        <w:t xml:space="preserve">Clear the value afterwards and save.</w:t>
+        <w:t xml:space="preserve">F tests must pass too.</w:t>
       </w:r>
     </w:p>
     <w:p>
@@ -6415,25 +6663,13 @@
           <w:bCs/>
           <w:b/>
         </w:rPr>
-        <w:t xml:space="preserve">How to record results.</w:t>
-      </w:r>
-      <w:r>
-        <w:t xml:space="preserve"> </w:t>
-      </w:r>
-      <w:r>
-        <w:t xml:space="preserve">For each test, record Pass or Fail, the date, the tester and a screenshot.</w:t>
-      </w:r>
-    </w:p>
-    <w:p>
-      <w:pPr>
-        <w:pStyle w:val="BodyText"/>
-      </w:pPr>
-      <w:r>
-        <w:rPr>
-          <w:bCs/>
-          <w:b/>
-        </w:rPr>
-        <w:t xml:space="preserve">How to run the P (privacy) tests</w:t>
+        <w:t xml:space="preserve">Test date.</w:t>
+      </w:r>
+      <w:r>
+        <w:t xml:space="preserve"> </w:t>
+      </w:r>
+      <w:r>
+        <w:t xml:space="preserve">Tests F13–F20 change the date Flow 1 believes it is:</w:t>
       </w:r>
     </w:p>
     <w:p>
@@ -6445,17 +6681,51 @@
         <w:pStyle w:val="Compact"/>
       </w:pPr>
       <w:r>
+        <w:t xml:space="preserve">Open Flow 1 →</w:t>
+      </w:r>
+      <w:r>
+        <w:t xml:space="preserve"> </w:t>
+      </w:r>
+      <w:r>
         <w:rPr>
           <w:bCs/>
           <w:b/>
         </w:rPr>
-        <w:t xml:space="preserve">Mandatory (release-blocking):</w:t>
-      </w:r>
-      <w:r>
-        <w:t xml:space="preserve"> </w:t>
-      </w:r>
-      <w:r>
-        <w:t xml:space="preserve">every F test, and every P test marked. Any failure stops progression.</w:t>
+        <w:t xml:space="preserve">Edit</w:t>
+      </w:r>
+      <w:r>
+        <w:t xml:space="preserve"> </w:t>
+      </w:r>
+      <w:r>
+        <w:t xml:space="preserve">→</w:t>
+      </w:r>
+      <w:r>
+        <w:t xml:space="preserve"> </w:t>
+      </w:r>
+      <w:r>
+        <w:rPr>
+          <w:bCs/>
+          <w:b/>
+        </w:rPr>
+        <w:t xml:space="preserve">Initialize varTestDate</w:t>
+      </w:r>
+      <w:r>
+        <w:t xml:space="preserve"> </w:t>
+      </w:r>
+      <w:r>
+        <w:t xml:space="preserve">→ set the value (e.g.</w:t>
+      </w:r>
+      <w:r>
+        <w:t xml:space="preserve"> </w:t>
+      </w:r>
+      <w:r>
+        <w:rPr>
+          <w:rStyle w:val="VerbatimChar"/>
+        </w:rPr>
+        <w:t xml:space="preserve">2026-11-20T07:00:00</w:t>
+      </w:r>
+      <w:r>
+        <w:t xml:space="preserve">).</w:t>
       </w:r>
     </w:p>
     <w:p>
@@ -6471,29 +6741,10 @@
           <w:bCs/>
           <w:b/>
         </w:rPr>
-        <w:t xml:space="preserve">Informational:</w:t>
-      </w:r>
-      <w:r>
-        <w:t xml:space="preserve"> </w:t>
-      </w:r>
-      <w:r>
-        <w:t xml:space="preserve">tests that record a fact rather than check a requirement, such as whether</w:t>
-      </w:r>
-      <w:r>
-        <w:t xml:space="preserve"> </w:t>
-      </w:r>
-      <w:r>
-        <w:rPr>
-          <w:iCs/>
-          <w:i/>
-        </w:rPr>
-        <w:t xml:space="preserve">Modified By</w:t>
-      </w:r>
-      <w:r>
-        <w:t xml:space="preserve"> </w:t>
-      </w:r>
-      <w:r>
-        <w:t xml:space="preserve">can be forged (P9, first part).</w:t>
+        <w:t xml:space="preserve">Save</w:t>
+      </w:r>
+      <w:r>
+        <w:t xml:space="preserve">, then</w:t>
       </w:r>
       <w:r>
         <w:t xml:space="preserve"> </w:t>
@@ -6503,13 +6754,10 @@
           <w:bCs/>
           <w:b/>
         </w:rPr>
-        <w:t xml:space="preserve">If an informational result reveals an exploitable weakness, it blocks progression just like a mandatory failure</w:t>
-      </w:r>
-      <w:r>
-        <w:t xml:space="preserve"> </w:t>
-      </w:r>
-      <w:r>
-        <w:t xml:space="preserve">until it's fixed, or formally accepted by the TL and recorded in J.3.</w:t>
+        <w:t xml:space="preserve">Run</w:t>
+      </w:r>
+      <w:r>
+        <w:t xml:space="preserve">.</w:t>
       </w:r>
     </w:p>
     <w:p>
@@ -6525,52 +6773,44 @@
           <w:bCs/>
           <w:b/>
         </w:rPr>
-        <w:t xml:space="preserve">Who runs what:</w:t>
-      </w:r>
-      <w:r>
-        <w:t xml:space="preserve"> </w:t>
-      </w:r>
-      <w:r>
-        <w:t xml:space="preserve">run each P test</w:t>
-      </w:r>
-      <w:r>
-        <w:t xml:space="preserve"> </w:t>
-      </w:r>
+        <w:t xml:space="preserve">Clear the value afterwards and save.</w:t>
+      </w:r>
+    </w:p>
+    <w:p>
+      <w:pPr>
+        <w:pStyle w:val="FirstParagraph"/>
+      </w:pPr>
       <w:r>
         <w:rPr>
           <w:bCs/>
           <w:b/>
         </w:rPr>
-        <w:t xml:space="preserve">first as the TL</w:t>
-      </w:r>
-      <w:r>
-        <w:t xml:space="preserve"> </w:t>
-      </w:r>
-      <w:r>
-        <w:t xml:space="preserve">(it should succeed, which proves the request is valid),</w:t>
-      </w:r>
-      <w:r>
-        <w:t xml:space="preserve"> </w:t>
-      </w:r>
+        <w:t xml:space="preserve">How to record results.</w:t>
+      </w:r>
+      <w:r>
+        <w:t xml:space="preserve"> </w:t>
+      </w:r>
+      <w:r>
+        <w:t xml:space="preserve">For each test, record Pass or Fail, the date, the tester and a screenshot.</w:t>
+      </w:r>
+    </w:p>
+    <w:p>
+      <w:pPr>
+        <w:pStyle w:val="BodyText"/>
+      </w:pPr>
       <w:r>
         <w:rPr>
           <w:bCs/>
           <w:b/>
         </w:rPr>
-        <w:t xml:space="preserve">then as Test A</w:t>
-      </w:r>
-      <w:r>
-        <w:t xml:space="preserve"> </w:t>
-      </w:r>
-      <w:r>
-        <w:t xml:space="preserve">(it must fail).</w:t>
+        <w:t xml:space="preserve">How to run the P (privacy) tests</w:t>
       </w:r>
     </w:p>
     <w:p>
       <w:pPr>
         <w:numPr>
           <w:ilvl w:val="0"/>
-          <w:numId w:val="1035"/>
+          <w:numId w:val="1036"/>
         </w:numPr>
         <w:pStyle w:val="Compact"/>
       </w:pPr>
@@ -6579,112 +6819,20 @@
           <w:bCs/>
           <w:b/>
         </w:rPr>
-        <w:t xml:space="preserve">API attempts:</w:t>
-      </w:r>
-      <w:r>
-        <w:t xml:space="preserve"> </w:t>
-      </w:r>
-      <w:r>
-        <w:t xml:space="preserve">each tester makes their own</w:t>
-      </w:r>
-      <w:r>
-        <w:t xml:space="preserve"> </w:t>
-      </w:r>
-      <w:r>
-        <w:rPr>
-          <w:iCs/>
-          <w:i/>
-        </w:rPr>
-        <w:t xml:space="preserve">Instant</w:t>
-      </w:r>
-      <w:r>
-        <w:t xml:space="preserve"> </w:t>
-      </w:r>
-      <w:r>
-        <w:t xml:space="preserve">flow named</w:t>
-      </w:r>
-      <w:r>
-        <w:t xml:space="preserve"> </w:t>
-      </w:r>
-      <w:r>
-        <w:rPr>
-          <w:rStyle w:val="VerbatimChar"/>
-        </w:rPr>
-        <w:t xml:space="preserve">Privacy test</w:t>
-      </w:r>
-      <w:r>
-        <w:t xml:space="preserve"> </w:t>
-      </w:r>
-      <w:r>
-        <w:t xml:space="preserve">with</w:t>
-      </w:r>
-      <w:r>
-        <w:t xml:space="preserve"> </w:t>
-      </w:r>
-      <w:r>
-        <w:rPr>
-          <w:bCs/>
-          <w:b/>
-        </w:rPr>
-        <w:t xml:space="preserve">Manually trigger a flow</w:t>
-      </w:r>
-      <w:r>
-        <w:t xml:space="preserve"> </w:t>
-      </w:r>
-      <w:r>
-        <w:t xml:space="preserve">and one</w:t>
-      </w:r>
-      <w:r>
-        <w:t xml:space="preserve"> </w:t>
-      </w:r>
-      <w:r>
-        <w:rPr>
-          <w:bCs/>
-          <w:b/>
-        </w:rPr>
-        <w:t xml:space="preserve">Send an HTTP request to SharePoint</w:t>
-      </w:r>
-      <w:r>
-        <w:t xml:space="preserve"> </w:t>
-      </w:r>
-      <w:r>
-        <w:t xml:space="preserve">action. Under Site Address choose</w:t>
-      </w:r>
-      <w:r>
-        <w:t xml:space="preserve"> </w:t>
-      </w:r>
-      <w:r>
-        <w:rPr>
-          <w:bCs/>
-          <w:b/>
-        </w:rPr>
-        <w:t xml:space="preserve">Enter custom value</w:t>
-      </w:r>
-      <w:r>
-        <w:t xml:space="preserve"> </w:t>
-      </w:r>
-      <w:r>
-        <w:t xml:space="preserve">and paste the site URL. Change the Method, Uri and Body for each test and run it with</w:t>
-      </w:r>
-      <w:r>
-        <w:t xml:space="preserve"> </w:t>
-      </w:r>
-      <w:r>
-        <w:rPr>
-          <w:bCs/>
-          <w:b/>
-        </w:rPr>
-        <w:t xml:space="preserve">Test</w:t>
-      </w:r>
-      <w:r>
-        <w:t xml:space="preserve">.</w:t>
+        <w:t xml:space="preserve">Mandatory (release-blocking):</w:t>
+      </w:r>
+      <w:r>
+        <w:t xml:space="preserve"> </w:t>
+      </w:r>
+      <w:r>
+        <w:t xml:space="preserve">every F test, and every P test marked. Any failure stops progression.</w:t>
       </w:r>
     </w:p>
     <w:p>
       <w:pPr>
         <w:numPr>
           <w:ilvl w:val="0"/>
-          <w:numId w:val="1035"/>
+          <w:numId w:val="1036"/>
         </w:numPr>
         <w:pStyle w:val="Compact"/>
       </w:pPr>
@@ -6693,13 +6841,29 @@
           <w:bCs/>
           <w:b/>
         </w:rPr>
-        <w:t xml:space="preserve">What counts as denied:</w:t>
-      </w:r>
-      <w:r>
-        <w:t xml:space="preserve"> </w:t>
-      </w:r>
-      <w:r>
-        <w:t xml:space="preserve">status 401, 403 or 404, or a response in which each field reports an error.</w:t>
+        <w:t xml:space="preserve">Informational:</w:t>
+      </w:r>
+      <w:r>
+        <w:t xml:space="preserve"> </w:t>
+      </w:r>
+      <w:r>
+        <w:t xml:space="preserve">tests that record a fact rather than check a requirement, such as whether</w:t>
+      </w:r>
+      <w:r>
+        <w:t xml:space="preserve"> </w:t>
+      </w:r>
+      <w:r>
+        <w:rPr>
+          <w:iCs/>
+          <w:i/>
+        </w:rPr>
+        <w:t xml:space="preserve">Modified By</w:t>
+      </w:r>
+      <w:r>
+        <w:t xml:space="preserve"> </w:t>
+      </w:r>
+      <w:r>
+        <w:t xml:space="preserve">can be forged (P9, first part).</w:t>
       </w:r>
       <w:r>
         <w:t xml:space="preserve"> </w:t>
@@ -6709,14 +6873,220 @@
           <w:bCs/>
           <w:b/>
         </w:rPr>
-        <w:t xml:space="preserve">Always confirm in the list that nothing changed.</w:t>
+        <w:t xml:space="preserve">If an informational result reveals an exploitable weakness, it blocks progression just like a mandatory failure</w:t>
+      </w:r>
+      <w:r>
+        <w:t xml:space="preserve"> </w:t>
+      </w:r>
+      <w:r>
+        <w:t xml:space="preserve">until it's fixed, or formally accepted by the TL and recorded in J.3.</w:t>
       </w:r>
     </w:p>
     <w:p>
       <w:pPr>
         <w:numPr>
           <w:ilvl w:val="0"/>
-          <w:numId w:val="1035"/>
+          <w:numId w:val="1036"/>
+        </w:numPr>
+        <w:pStyle w:val="Compact"/>
+      </w:pPr>
+      <w:r>
+        <w:rPr>
+          <w:bCs/>
+          <w:b/>
+        </w:rPr>
+        <w:t xml:space="preserve">Who runs what:</w:t>
+      </w:r>
+      <w:r>
+        <w:t xml:space="preserve"> </w:t>
+      </w:r>
+      <w:r>
+        <w:t xml:space="preserve">run each P test</w:t>
+      </w:r>
+      <w:r>
+        <w:t xml:space="preserve"> </w:t>
+      </w:r>
+      <w:r>
+        <w:rPr>
+          <w:bCs/>
+          <w:b/>
+        </w:rPr>
+        <w:t xml:space="preserve">first as the TL</w:t>
+      </w:r>
+      <w:r>
+        <w:t xml:space="preserve"> </w:t>
+      </w:r>
+      <w:r>
+        <w:t xml:space="preserve">(it should succeed, which proves the request is valid),</w:t>
+      </w:r>
+      <w:r>
+        <w:t xml:space="preserve"> </w:t>
+      </w:r>
+      <w:r>
+        <w:rPr>
+          <w:bCs/>
+          <w:b/>
+        </w:rPr>
+        <w:t xml:space="preserve">then as Test A</w:t>
+      </w:r>
+      <w:r>
+        <w:t xml:space="preserve"> </w:t>
+      </w:r>
+      <w:r>
+        <w:t xml:space="preserve">(it must fail).</w:t>
+      </w:r>
+    </w:p>
+    <w:p>
+      <w:pPr>
+        <w:numPr>
+          <w:ilvl w:val="0"/>
+          <w:numId w:val="1036"/>
+        </w:numPr>
+        <w:pStyle w:val="Compact"/>
+      </w:pPr>
+      <w:r>
+        <w:rPr>
+          <w:bCs/>
+          <w:b/>
+        </w:rPr>
+        <w:t xml:space="preserve">API attempts:</w:t>
+      </w:r>
+      <w:r>
+        <w:t xml:space="preserve"> </w:t>
+      </w:r>
+      <w:r>
+        <w:t xml:space="preserve">each tester makes their own</w:t>
+      </w:r>
+      <w:r>
+        <w:t xml:space="preserve"> </w:t>
+      </w:r>
+      <w:r>
+        <w:rPr>
+          <w:iCs/>
+          <w:i/>
+        </w:rPr>
+        <w:t xml:space="preserve">Instant</w:t>
+      </w:r>
+      <w:r>
+        <w:t xml:space="preserve"> </w:t>
+      </w:r>
+      <w:r>
+        <w:t xml:space="preserve">flow named</w:t>
+      </w:r>
+      <w:r>
+        <w:t xml:space="preserve"> </w:t>
+      </w:r>
+      <w:r>
+        <w:rPr>
+          <w:rStyle w:val="VerbatimChar"/>
+        </w:rPr>
+        <w:t xml:space="preserve">Privacy test</w:t>
+      </w:r>
+      <w:r>
+        <w:t xml:space="preserve"> </w:t>
+      </w:r>
+      <w:r>
+        <w:t xml:space="preserve">with</w:t>
+      </w:r>
+      <w:r>
+        <w:t xml:space="preserve"> </w:t>
+      </w:r>
+      <w:r>
+        <w:rPr>
+          <w:bCs/>
+          <w:b/>
+        </w:rPr>
+        <w:t xml:space="preserve">Manually trigger a flow</w:t>
+      </w:r>
+      <w:r>
+        <w:t xml:space="preserve"> </w:t>
+      </w:r>
+      <w:r>
+        <w:t xml:space="preserve">and one</w:t>
+      </w:r>
+      <w:r>
+        <w:t xml:space="preserve"> </w:t>
+      </w:r>
+      <w:r>
+        <w:rPr>
+          <w:bCs/>
+          <w:b/>
+        </w:rPr>
+        <w:t xml:space="preserve">Send an HTTP request to SharePoint</w:t>
+      </w:r>
+      <w:r>
+        <w:t xml:space="preserve"> </w:t>
+      </w:r>
+      <w:r>
+        <w:t xml:space="preserve">action. Under Site Address choose</w:t>
+      </w:r>
+      <w:r>
+        <w:t xml:space="preserve"> </w:t>
+      </w:r>
+      <w:r>
+        <w:rPr>
+          <w:bCs/>
+          <w:b/>
+        </w:rPr>
+        <w:t xml:space="preserve">Enter custom value</w:t>
+      </w:r>
+      <w:r>
+        <w:t xml:space="preserve"> </w:t>
+      </w:r>
+      <w:r>
+        <w:t xml:space="preserve">and paste the site URL. Change the Method, Uri and Body for each test and run it with</w:t>
+      </w:r>
+      <w:r>
+        <w:t xml:space="preserve"> </w:t>
+      </w:r>
+      <w:r>
+        <w:rPr>
+          <w:bCs/>
+          <w:b/>
+        </w:rPr>
+        <w:t xml:space="preserve">Test</w:t>
+      </w:r>
+      <w:r>
+        <w:t xml:space="preserve">.</w:t>
+      </w:r>
+    </w:p>
+    <w:p>
+      <w:pPr>
+        <w:numPr>
+          <w:ilvl w:val="0"/>
+          <w:numId w:val="1036"/>
+        </w:numPr>
+        <w:pStyle w:val="Compact"/>
+      </w:pPr>
+      <w:r>
+        <w:rPr>
+          <w:bCs/>
+          <w:b/>
+        </w:rPr>
+        <w:t xml:space="preserve">What counts as denied:</w:t>
+      </w:r>
+      <w:r>
+        <w:t xml:space="preserve"> </w:t>
+      </w:r>
+      <w:r>
+        <w:t xml:space="preserve">status 401, 403 or 404, or a response in which each field reports an error.</w:t>
+      </w:r>
+      <w:r>
+        <w:t xml:space="preserve"> </w:t>
+      </w:r>
+      <w:r>
+        <w:rPr>
+          <w:bCs/>
+          <w:b/>
+        </w:rPr>
+        <w:t xml:space="preserve">Always confirm in the list that nothing changed.</w:t>
+      </w:r>
+    </w:p>
+    <w:p>
+      <w:pPr>
+        <w:numPr>
+          <w:ilvl w:val="0"/>
+          <w:numId w:val="1036"/>
         </w:numPr>
         <w:pStyle w:val="Compact"/>
       </w:pPr>
@@ -7073,13 +7443,13 @@
         </w:tc>
       </w:tr>
     </w:tbl>
-    <w:bookmarkStart w:id="33" w:name="Xc586228bed49990e5096e069717f53e75a93fe6"/>
+    <w:bookmarkStart w:id="33" w:name="X29f1185c5b7a44551d9087d21e6bf3fb17d63d6"/>
     <w:p>
       <w:pPr>
         <w:pStyle w:val="Heading3"/>
       </w:pPr>
       <w:r>
-        <w:t xml:space="preserve">6.1 Functional tests (F1–F40)</w:t>
+        <w:t xml:space="preserve">6.1 Functional tests (F1–F42)</w:t>
       </w:r>
     </w:p>
     <w:tbl>
@@ -11551,15 +11921,327 @@
           </w:p>
         </w:tc>
       </w:tr>
+      <w:tr>
+        <w:tc>
+          <w:tcPr>
+            <w:tcW w:type="dxa" w:w="737"/>
+          </w:tcPr>
+          <w:p>
+            <w:pPr>
+              <w:pStyle w:val="Compact"/>
+              <w:jc w:val="left"/>
+            </w:pPr>
+            <w:r>
+              <w:rPr>
+                <w:sz w:val="18"/>
+              </w:rPr>
+              <w:t xml:space="preserve">F41 (v4.3)</w:t>
+            </w:r>
+          </w:p>
+        </w:tc>
+        <w:tc>
+          <w:tcPr>
+            <w:tcW w:type="dxa" w:w="3118"/>
+          </w:tcPr>
+          <w:p>
+            <w:pPr>
+              <w:pStyle w:val="Compact"/>
+              <w:jc w:val="left"/>
+            </w:pPr>
+            <w:r>
+              <w:rPr>
+                <w:sz w:val="18"/>
+              </w:rPr>
+              <w:t xml:space="preserve">As A: 💬</w:t>
+            </w:r>
+            <w:r>
+              <w:rPr>
+                <w:sz w:val="18"/>
+              </w:rPr>
+              <w:t xml:space="preserve"> </w:t>
+            </w:r>
+            <w:r>
+              <w:rPr>
+                <w:bCs/>
+                <w:b/>
+                <w:sz w:val="18"/>
+              </w:rPr>
+              <w:t xml:space="preserve">Feedback</w:t>
+            </w:r>
+            <w:r>
+              <w:rPr>
+                <w:sz w:val="18"/>
+              </w:rPr>
+              <w:t xml:space="preserve"> </w:t>
+            </w:r>
+            <w:r>
+              <w:rPr>
+                <w:sz w:val="18"/>
+              </w:rPr>
+              <w:t xml:space="preserve">→ Fault → type a message →</w:t>
+            </w:r>
+            <w:r>
+              <w:rPr>
+                <w:sz w:val="18"/>
+              </w:rPr>
+              <w:t xml:space="preserve"> </w:t>
+            </w:r>
+            <w:r>
+              <w:rPr>
+                <w:bCs/>
+                <w:b/>
+                <w:sz w:val="18"/>
+              </w:rPr>
+              <w:t xml:space="preserve">Send</w:t>
+            </w:r>
+          </w:p>
+        </w:tc>
+        <w:tc>
+          <w:tcPr>
+            <w:tcW w:type="dxa" w:w="3061"/>
+          </w:tcPr>
+          <w:p>
+            <w:pPr>
+              <w:pStyle w:val="Compact"/>
+              <w:jc w:val="left"/>
+            </w:pPr>
+            <w:r>
+              <w:rPr>
+                <w:sz w:val="18"/>
+              </w:rPr>
+              <w:t xml:space="preserve">"Thank you. Your feedback has been submitted to your Team Leader." Within about 5 minutes the TL gets E13 naming A, the page and the version; the item in</w:t>
+            </w:r>
+            <w:r>
+              <w:rPr>
+                <w:sz w:val="18"/>
+              </w:rPr>
+              <w:t xml:space="preserve"> </w:t>
+            </w:r>
+            <w:r>
+              <w:rPr>
+                <w:iCs/>
+                <w:i/>
+                <w:sz w:val="18"/>
+              </w:rPr>
+              <w:t xml:space="preserve">1-to-1 Feedback</w:t>
+            </w:r>
+            <w:r>
+              <w:rPr>
+                <w:sz w:val="18"/>
+              </w:rPr>
+              <w:t xml:space="preserve"> </w:t>
+            </w:r>
+            <w:r>
+              <w:rPr>
+                <w:sz w:val="18"/>
+              </w:rPr>
+              <w:t xml:space="preserve">is Owners-only and</w:t>
+            </w:r>
+            <w:r>
+              <w:rPr>
+                <w:sz w:val="18"/>
+              </w:rPr>
+              <w:t xml:space="preserve"> </w:t>
+            </w:r>
+            <w:r>
+              <w:rPr>
+                <w:iCs/>
+                <w:i/>
+                <w:sz w:val="18"/>
+              </w:rPr>
+              <w:t xml:space="preserve">Sent</w:t>
+            </w:r>
+            <w:r>
+              <w:rPr>
+                <w:sz w:val="18"/>
+              </w:rPr>
+              <w:t xml:space="preserve">.</w:t>
+            </w:r>
+          </w:p>
+        </w:tc>
+        <w:tc>
+          <w:tcPr>
+            <w:tcW w:type="dxa" w:w="907"/>
+          </w:tcPr>
+          <w:p>
+            <w:pPr>
+              <w:pStyle w:val="Compact"/>
+            </w:pPr>
+          </w:p>
+        </w:tc>
+        <w:tc>
+          <w:tcPr>
+            <w:tcW w:type="dxa" w:w="850"/>
+          </w:tcPr>
+          <w:p>
+            <w:pPr>
+              <w:pStyle w:val="Compact"/>
+            </w:pPr>
+          </w:p>
+        </w:tc>
+        <w:tc>
+          <w:tcPr>
+            <w:tcW w:type="dxa" w:w="1191"/>
+          </w:tcPr>
+          <w:p>
+            <w:pPr>
+              <w:pStyle w:val="Compact"/>
+            </w:pPr>
+          </w:p>
+        </w:tc>
+      </w:tr>
+      <w:tr>
+        <w:tc>
+          <w:tcPr>
+            <w:tcW w:type="dxa" w:w="737"/>
+          </w:tcPr>
+          <w:p>
+            <w:pPr>
+              <w:pStyle w:val="Compact"/>
+              <w:jc w:val="left"/>
+            </w:pPr>
+            <w:r>
+              <w:rPr>
+                <w:sz w:val="18"/>
+              </w:rPr>
+              <w:t xml:space="preserve">F42 (v4.3)</w:t>
+            </w:r>
+          </w:p>
+        </w:tc>
+        <w:tc>
+          <w:tcPr>
+            <w:tcW w:type="dxa" w:w="3118"/>
+          </w:tcPr>
+          <w:p>
+            <w:pPr>
+              <w:pStyle w:val="Compact"/>
+              <w:jc w:val="left"/>
+            </w:pPr>
+            <w:r>
+              <w:rPr>
+                <w:sz w:val="18"/>
+              </w:rPr>
+              <w:t xml:space="preserve">Turn Flow 6</w:t>
+            </w:r>
+            <w:r>
+              <w:rPr>
+                <w:sz w:val="18"/>
+              </w:rPr>
+              <w:t xml:space="preserve"> </w:t>
+            </w:r>
+            <w:r>
+              <w:rPr>
+                <w:bCs/>
+                <w:b/>
+                <w:sz w:val="18"/>
+              </w:rPr>
+              <w:t xml:space="preserve">off</w:t>
+            </w:r>
+            <w:r>
+              <w:rPr>
+                <w:sz w:val="18"/>
+              </w:rPr>
+              <w:t xml:space="preserve">, send feedback as A, wait an hour (or turn Flow 6 on with the email connection broken)</w:t>
+            </w:r>
+          </w:p>
+        </w:tc>
+        <w:tc>
+          <w:tcPr>
+            <w:tcW w:type="dxa" w:w="3061"/>
+          </w:tcPr>
+          <w:p>
+            <w:pPr>
+              <w:pStyle w:val="Compact"/>
+              <w:jc w:val="left"/>
+            </w:pPr>
+            <w:r>
+              <w:rPr>
+                <w:sz w:val="18"/>
+              </w:rPr>
+              <w:t xml:space="preserve">The TL sees "Feedback from A … – read it here" in</w:t>
+            </w:r>
+            <w:r>
+              <w:rPr>
+                <w:sz w:val="18"/>
+              </w:rPr>
+              <w:t xml:space="preserve"> </w:t>
+            </w:r>
+            <w:r>
+              <w:rPr>
+                <w:iCs/>
+                <w:i/>
+                <w:sz w:val="18"/>
+              </w:rPr>
+              <w:t xml:space="preserve">Needs your attention</w:t>
+            </w:r>
+            <w:r>
+              <w:rPr>
+                <w:sz w:val="18"/>
+              </w:rPr>
+              <w:t xml:space="preserve">, can read it and</w:t>
+            </w:r>
+            <w:r>
+              <w:rPr>
+                <w:sz w:val="18"/>
+              </w:rPr>
+              <w:t xml:space="preserve"> </w:t>
+            </w:r>
+            <w:r>
+              <w:rPr>
+                <w:bCs/>
+                <w:b/>
+                <w:sz w:val="18"/>
+              </w:rPr>
+              <w:t xml:space="preserve">Mark as read</w:t>
+            </w:r>
+            <w:r>
+              <w:rPr>
+                <w:sz w:val="18"/>
+              </w:rPr>
+              <w:t xml:space="preserve">.</w:t>
+            </w:r>
+          </w:p>
+        </w:tc>
+        <w:tc>
+          <w:tcPr>
+            <w:tcW w:type="dxa" w:w="907"/>
+          </w:tcPr>
+          <w:p>
+            <w:pPr>
+              <w:pStyle w:val="Compact"/>
+            </w:pPr>
+          </w:p>
+        </w:tc>
+        <w:tc>
+          <w:tcPr>
+            <w:tcW w:type="dxa" w:w="850"/>
+          </w:tcPr>
+          <w:p>
+            <w:pPr>
+              <w:pStyle w:val="Compact"/>
+            </w:pPr>
+          </w:p>
+        </w:tc>
+        <w:tc>
+          <w:tcPr>
+            <w:tcW w:type="dxa" w:w="1191"/>
+          </w:tcPr>
+          <w:p>
+            <w:pPr>
+              <w:pStyle w:val="Compact"/>
+            </w:pPr>
+          </w:p>
+        </w:tc>
+      </w:tr>
     </w:tbl>
     <w:bookmarkEnd w:id="33"/>
-    <w:bookmarkStart w:id="34" w:name="X073ef0fbca43203f47699460830ce5a759dba95"/>
+    <w:bookmarkStart w:id="34" w:name="X10f91ce9176fff7ec5cf8d524d1d2ceb5e26f44"/>
     <w:p>
       <w:pPr>
         <w:pStyle w:val="Heading3"/>
       </w:pPr>
       <w:r>
-        <w:t xml:space="preserve">6.2 Privacy and bypass tests (P1–P24) — all mandatory</w:t>
+        <w:t xml:space="preserve">6.2 Privacy and bypass tests (P1–P25) — all mandatory</w:t>
       </w:r>
     </w:p>
     <w:tbl>
@@ -15448,6 +16130,133 @@
               <w:rPr>
                 <w:sz w:val="18"/>
               </w:rPr>
+              <w:t xml:space="preserve">P25 (v4.3)</w:t>
+            </w:r>
+          </w:p>
+        </w:tc>
+        <w:tc>
+          <w:tcPr>
+            <w:tcW w:type="dxa" w:w="1474"/>
+          </w:tcPr>
+          <w:p>
+            <w:pPr>
+              <w:pStyle w:val="Compact"/>
+              <w:jc w:val="left"/>
+            </w:pPr>
+            <w:r>
+              <w:rPr>
+                <w:bCs/>
+                <w:b/>
+                <w:sz w:val="18"/>
+              </w:rPr>
+              <w:t xml:space="preserve">Read someone else's feedback, or your own after sending</w:t>
+            </w:r>
+          </w:p>
+        </w:tc>
+        <w:tc>
+          <w:tcPr>
+            <w:tcW w:type="dxa" w:w="2891"/>
+          </w:tcPr>
+          <w:p>
+            <w:pPr>
+              <w:pStyle w:val="Compact"/>
+              <w:jc w:val="left"/>
+            </w:pPr>
+            <w:r>
+              <w:rPr>
+                <w:sz w:val="18"/>
+              </w:rPr>
+              <w:t xml:space="preserve">B: GET</w:t>
+            </w:r>
+            <w:r>
+              <w:rPr>
+                <w:sz w:val="18"/>
+              </w:rPr>
+              <w:t xml:space="preserve"> </w:t>
+            </w:r>
+            <w:r>
+              <w:rPr>
+                <w:rStyle w:val="VerbatimChar"/>
+                <w:sz w:val="18"/>
+              </w:rPr>
+              <w:t xml:space="preserve">…getbytitle('1-to-1 Feedback')/items</w:t>
+            </w:r>
+            <w:r>
+              <w:rPr>
+                <w:sz w:val="18"/>
+              </w:rPr>
+              <w:t xml:space="preserve"> </w:t>
+            </w:r>
+            <w:r>
+              <w:rPr>
+                <w:sz w:val="18"/>
+              </w:rPr>
+              <w:t xml:space="preserve">after A sent one; A: the same once Flow 6 has run</w:t>
+            </w:r>
+          </w:p>
+        </w:tc>
+        <w:tc>
+          <w:tcPr>
+            <w:tcW w:type="dxa" w:w="2324"/>
+          </w:tcPr>
+          <w:p>
+            <w:pPr>
+              <w:pStyle w:val="Compact"/>
+              <w:jc w:val="left"/>
+            </w:pPr>
+            <w:r>
+              <w:rPr>
+                <w:sz w:val="18"/>
+              </w:rPr>
+              <w:t xml:space="preserve">B gets none of A's items; A gets nothing back once it's locked.</w:t>
+            </w:r>
+          </w:p>
+        </w:tc>
+        <w:tc>
+          <w:tcPr>
+            <w:tcW w:type="dxa" w:w="850"/>
+          </w:tcPr>
+          <w:p>
+            <w:pPr>
+              <w:pStyle w:val="Compact"/>
+            </w:pPr>
+          </w:p>
+        </w:tc>
+        <w:tc>
+          <w:tcPr>
+            <w:tcW w:type="dxa" w:w="794"/>
+          </w:tcPr>
+          <w:p>
+            <w:pPr>
+              <w:pStyle w:val="Compact"/>
+            </w:pPr>
+          </w:p>
+        </w:tc>
+        <w:tc>
+          <w:tcPr>
+            <w:tcW w:type="dxa" w:w="850"/>
+          </w:tcPr>
+          <w:p>
+            <w:pPr>
+              <w:pStyle w:val="Compact"/>
+            </w:pPr>
+          </w:p>
+        </w:tc>
+      </w:tr>
+      <w:tr>
+        <w:tc>
+          <w:tcPr>
+            <w:tcW w:type="dxa" w:w="680"/>
+          </w:tcPr>
+          <w:p>
+            <w:pPr>
+              <w:pStyle w:val="Compact"/>
+              <w:jc w:val="left"/>
+            </w:pPr>
+            <w:r>
+              <w:rPr>
+                <w:sz w:val="18"/>
+              </w:rPr>
               <w:t xml:space="preserve">P17</w:t>
             </w:r>
           </w:p>
@@ -15870,7 +16679,7 @@
       <w:pPr>
         <w:numPr>
           <w:ilvl w:val="0"/>
-          <w:numId w:val="1036"/>
+          <w:numId w:val="1037"/>
         </w:numPr>
         <w:pStyle w:val="Compact"/>
       </w:pPr>
@@ -15892,142 +16701,6 @@
       </w:r>
       <w:r>
         <w:t xml:space="preserve">in Monthly Reviews, Manager Reviews and Wellbeing Assessments, and the test expectations.</w:t>
-      </w:r>
-    </w:p>
-    <w:p>
-      <w:pPr>
-        <w:numPr>
-          <w:ilvl w:val="0"/>
-          <w:numId w:val="1036"/>
-        </w:numPr>
-        <w:pStyle w:val="Compact"/>
-      </w:pPr>
-      <w:r>
-        <w:t xml:space="preserve">☐ Empty the</w:t>
-      </w:r>
-      <w:r>
-        <w:t xml:space="preserve"> </w:t>
-      </w:r>
-      <w:r>
-        <w:rPr>
-          <w:bCs/>
-          <w:b/>
-        </w:rPr>
-        <w:t xml:space="preserve">site recycle bin</w:t>
-      </w:r>
-      <w:r>
-        <w:t xml:space="preserve">, then the</w:t>
-      </w:r>
-      <w:r>
-        <w:t xml:space="preserve"> </w:t>
-      </w:r>
-      <w:r>
-        <w:rPr>
-          <w:bCs/>
-          <w:b/>
-        </w:rPr>
-        <w:t xml:space="preserve">second-stage recycle bin</w:t>
-      </w:r>
-      <w:r>
-        <w:t xml:space="preserve">.</w:t>
-      </w:r>
-    </w:p>
-    <w:p>
-      <w:pPr>
-        <w:numPr>
-          <w:ilvl w:val="0"/>
-          <w:numId w:val="1036"/>
-        </w:numPr>
-        <w:pStyle w:val="Compact"/>
-      </w:pPr>
-      <w:r>
-        <w:t xml:space="preserve">☐</w:t>
-      </w:r>
-      <w:r>
-        <w:t xml:space="preserve"> </w:t>
-      </w:r>
-      <w:r>
-        <w:rPr>
-          <w:bCs/>
-          <w:b/>
-        </w:rPr>
-        <w:t xml:space="preserve">⚙ Settings → Team → Deactivate</w:t>
-      </w:r>
-      <w:r>
-        <w:t xml:space="preserve"> </w:t>
-      </w:r>
-      <w:r>
-        <w:t xml:space="preserve">Test A and Test B (Flow 4 removes them from the group), then delete their two items from the</w:t>
-      </w:r>
-      <w:r>
-        <w:t xml:space="preserve"> </w:t>
-      </w:r>
-      <w:r>
-        <w:rPr>
-          <w:bCs/>
-          <w:b/>
-        </w:rPr>
-        <w:t xml:space="preserve">Technicians</w:t>
-      </w:r>
-      <w:r>
-        <w:t xml:space="preserve"> </w:t>
-      </w:r>
-      <w:r>
-        <w:t xml:space="preserve">list. Team ▾ goes back to Team (0).</w:t>
-      </w:r>
-    </w:p>
-    <w:p>
-      <w:pPr>
-        <w:numPr>
-          <w:ilvl w:val="0"/>
-          <w:numId w:val="1036"/>
-        </w:numPr>
-        <w:pStyle w:val="Compact"/>
-      </w:pPr>
-      <w:r>
-        <w:t xml:space="preserve">☐ Flow 1:</w:t>
-      </w:r>
-      <w:r>
-        <w:t xml:space="preserve"> </w:t>
-      </w:r>
-      <w:r>
-        <w:rPr>
-          <w:bCs/>
-          <w:b/>
-        </w:rPr>
-        <w:t xml:space="preserve">Initialize varTestDate</w:t>
-      </w:r>
-      <w:r>
-        <w:t xml:space="preserve"> </w:t>
-      </w:r>
-      <w:r>
-        <w:t xml:space="preserve">is</w:t>
-      </w:r>
-      <w:r>
-        <w:t xml:space="preserve"> </w:t>
-      </w:r>
-      <w:r>
-        <w:rPr>
-          <w:bCs/>
-          <w:b/>
-        </w:rPr>
-        <w:t xml:space="preserve">empty</w:t>
-      </w:r>
-      <w:r>
-        <w:t xml:space="preserve"> </w:t>
-      </w:r>
-      <w:r>
-        <w:t xml:space="preserve">(Save).</w:t>
-      </w:r>
-    </w:p>
-    <w:bookmarkEnd w:id="37"/>
-    <w:bookmarkStart w:id="39" w:name="X886e617d0f01d1676fba46472ee6c599f97ff50"/>
-    <w:p>
-      <w:pPr>
-        <w:pStyle w:val="Heading2"/>
-      </w:pPr>
-      <w:r>
-        <w:t xml:space="preserve">8. Phase E — Prepare and invite the real team (1–2 h)</w:t>
       </w:r>
     </w:p>
     <w:p>
@@ -16039,7 +16712,7 @@
         <w:pStyle w:val="Compact"/>
       </w:pPr>
       <w:r>
-        <w:t xml:space="preserve">☐</w:t>
+        <w:t xml:space="preserve">☐ Empty the</w:t>
       </w:r>
       <w:r>
         <w:t xml:space="preserve"> </w:t>
@@ -16049,13 +16722,23 @@
           <w:bCs/>
           <w:b/>
         </w:rPr>
-        <w:t xml:space="preserve">⚙ Settings → Team → + Add a person</w:t>
-      </w:r>
-      <w:r>
-        <w:t xml:space="preserve"> </w:t>
-      </w:r>
-      <w:r>
-        <w:t xml:space="preserve">for each technician (Flow 4 gives them access; no invitation email is sent by SharePoint).</w:t>
+        <w:t xml:space="preserve">site recycle bin</w:t>
+      </w:r>
+      <w:r>
+        <w:t xml:space="preserve">, then the</w:t>
+      </w:r>
+      <w:r>
+        <w:t xml:space="preserve"> </w:t>
+      </w:r>
+      <w:r>
+        <w:rPr>
+          <w:bCs/>
+          <w:b/>
+        </w:rPr>
+        <w:t xml:space="preserve">second-stage recycle bin</w:t>
+      </w:r>
+      <w:r>
+        <w:t xml:space="preserve">.</w:t>
       </w:r>
     </w:p>
     <w:p>
@@ -16077,13 +16760,13 @@
           <w:bCs/>
           <w:b/>
         </w:rPr>
-        <w:t xml:space="preserve">⚙ Settings → Team:</w:t>
-      </w:r>
-      <w:r>
-        <w:t xml:space="preserve"> </w:t>
-      </w:r>
-      <w:r>
-        <w:t xml:space="preserve">enter each</w:t>
+        <w:t xml:space="preserve">⚙ Settings → Team → Deactivate</w:t>
+      </w:r>
+      <w:r>
+        <w:t xml:space="preserve"> </w:t>
+      </w:r>
+      <w:r>
+        <w:t xml:space="preserve">Test A and Test B (Flow 4 removes them from the group), then delete their two items from the</w:t>
       </w:r>
       <w:r>
         <w:t xml:space="preserve"> </w:t>
@@ -16093,29 +16776,13 @@
           <w:bCs/>
           <w:b/>
         </w:rPr>
-        <w:t xml:space="preserve">appraisal date</w:t>
-      </w:r>
-      <w:r>
-        <w:t xml:space="preserve"> </w:t>
-      </w:r>
-      <w:r>
-        <w:t xml:space="preserve">→ Save. Optionally</w:t>
-      </w:r>
-      <w:r>
-        <w:t xml:space="preserve"> </w:t>
-      </w:r>
-      <w:r>
-        <w:rPr>
-          <w:bCs/>
-          <w:b/>
-        </w:rPr>
-        <w:t xml:space="preserve">⚙ Settings → Reminders / Names</w:t>
-      </w:r>
-      <w:r>
-        <w:t xml:space="preserve"> </w:t>
-      </w:r>
-      <w:r>
-        <w:t xml:space="preserve">to change the reminder days or the on-screen role words.</w:t>
+        <w:t xml:space="preserve">Technicians</w:t>
+      </w:r>
+      <w:r>
+        <w:t xml:space="preserve"> </w:t>
+      </w:r>
+      <w:r>
+        <w:t xml:space="preserve">list. Team ▾ goes back to Team (0).</w:t>
       </w:r>
     </w:p>
     <w:p>
@@ -16127,7 +16794,7 @@
         <w:pStyle w:val="Compact"/>
       </w:pPr>
       <w:r>
-        <w:t xml:space="preserve">☐</w:t>
+        <w:t xml:space="preserve">☐ Flow 1:</w:t>
       </w:r>
       <w:r>
         <w:t xml:space="preserve"> </w:t>
@@ -16137,13 +16804,13 @@
           <w:bCs/>
           <w:b/>
         </w:rPr>
-        <w:t xml:space="preserve">Expectations page:</w:t>
-      </w:r>
-      <w:r>
-        <w:t xml:space="preserve"> </w:t>
-      </w:r>
-      <w:r>
-        <w:t xml:space="preserve">enter the real</w:t>
+        <w:t xml:space="preserve">Initialize varTestDate</w:t>
+      </w:r>
+      <w:r>
+        <w:t xml:space="preserve"> </w:t>
+      </w:r>
+      <w:r>
+        <w:t xml:space="preserve">is</w:t>
       </w:r>
       <w:r>
         <w:t xml:space="preserve"> </w:t>
@@ -16153,80 +16820,30 @@
           <w:bCs/>
           <w:b/>
         </w:rPr>
-        <w:t xml:space="preserve">Shared</w:t>
-      </w:r>
-      <w:r>
-        <w:t xml:space="preserve"> </w:t>
-      </w:r>
-      <w:r>
-        <w:t xml:space="preserve">expectations and each person's</w:t>
-      </w:r>
-      <w:r>
-        <w:t xml:space="preserve"> </w:t>
-      </w:r>
-      <w:r>
-        <w:rPr>
-          <w:bCs/>
-          <w:b/>
-        </w:rPr>
-        <w:t xml:space="preserve">Individual</w:t>
-      </w:r>
-      <w:r>
-        <w:t xml:space="preserve"> </w:t>
-      </w:r>
-      <w:r>
-        <w:t xml:space="preserve">ones for</w:t>
-      </w:r>
-      <w:r>
-        <w:t xml:space="preserve"> </w:t>
-      </w:r>
-      <w:r>
-        <w:rPr>
-          <w:bCs/>
-          <w:b/>
-        </w:rPr>
-        <w:t xml:space="preserve">2026/27</w:t>
-      </w:r>
-      <w:r>
-        <w:t xml:space="preserve">. Do this after the Technicians list, so people appear in the Technician dropdown.</w:t>
+        <w:t xml:space="preserve">empty</w:t>
+      </w:r>
+      <w:r>
+        <w:t xml:space="preserve"> </w:t>
+      </w:r>
+      <w:r>
+        <w:t xml:space="preserve">(Save).</w:t>
       </w:r>
     </w:p>
+    <w:bookmarkEnd w:id="37"/>
+    <w:bookmarkStart w:id="39" w:name="X886e617d0f01d1676fba46472ee6c599f97ff50"/>
     <w:p>
       <w:pPr>
-        <w:numPr>
-          <w:ilvl w:val="1"/>
-          <w:numId w:val="1038"/>
-        </w:numPr>
-        <w:pStyle w:val="Compact"/>
+        <w:pStyle w:val="Heading2"/>
       </w:pPr>
       <w:r>
-        <w:rPr>
-          <w:bCs/>
-          <w:b/>
-        </w:rPr>
-        <w:t xml:space="preserve">Maximum 10 per person</w:t>
-      </w:r>
-      <w:r>
-        <w:t xml:space="preserve">; the page shows the count.</w:t>
-      </w:r>
-    </w:p>
-    <w:p>
-      <w:pPr>
-        <w:numPr>
-          <w:ilvl w:val="1"/>
-          <w:numId w:val="1038"/>
-        </w:numPr>
-        <w:pStyle w:val="Compact"/>
-      </w:pPr>
-      <w:r>
-        <w:t xml:space="preserve">Expectations entered early for next year are ignored until that appraisal year starts (1 April).</w:t>
+        <w:t xml:space="preserve">8. Phase E — Prepare and invite the real team (1–2 h)</w:t>
       </w:r>
     </w:p>
     <w:p>
       <w:pPr>
         <w:numPr>
           <w:ilvl w:val="0"/>
-          <w:numId w:val="1037"/>
+          <w:numId w:val="1038"/>
         </w:numPr>
         <w:pStyle w:val="Compact"/>
       </w:pPr>
@@ -16241,13 +16858,146 @@
           <w:bCs/>
           <w:b/>
         </w:rPr>
-        <w:t xml:space="preserve">Invite.</w:t>
-      </w:r>
-      <w:r>
-        <w:t xml:space="preserve"> </w:t>
-      </w:r>
-      <w:r>
-        <w:t xml:space="preserve">Send the welcome email below from your own mailbox, or brief the team in person.</w:t>
+        <w:t xml:space="preserve">⚙ Settings → Team → + Add a person</w:t>
+      </w:r>
+      <w:r>
+        <w:t xml:space="preserve"> </w:t>
+      </w:r>
+      <w:r>
+        <w:t xml:space="preserve">for each technician (Flow 4 gives them access; no invitation email is sent by SharePoint).</w:t>
+      </w:r>
+    </w:p>
+    <w:p>
+      <w:pPr>
+        <w:numPr>
+          <w:ilvl w:val="0"/>
+          <w:numId w:val="1038"/>
+        </w:numPr>
+        <w:pStyle w:val="Compact"/>
+      </w:pPr>
+      <w:r>
+        <w:t xml:space="preserve">☐</w:t>
+      </w:r>
+      <w:r>
+        <w:t xml:space="preserve"> </w:t>
+      </w:r>
+      <w:r>
+        <w:rPr>
+          <w:bCs/>
+          <w:b/>
+        </w:rPr>
+        <w:t xml:space="preserve">⚙ Settings → Team:</w:t>
+      </w:r>
+      <w:r>
+        <w:t xml:space="preserve"> </w:t>
+      </w:r>
+      <w:r>
+        <w:t xml:space="preserve">enter each</w:t>
+      </w:r>
+      <w:r>
+        <w:t xml:space="preserve"> </w:t>
+      </w:r>
+      <w:r>
+        <w:rPr>
+          <w:bCs/>
+          <w:b/>
+        </w:rPr>
+        <w:t xml:space="preserve">appraisal date</w:t>
+      </w:r>
+      <w:r>
+        <w:t xml:space="preserve"> </w:t>
+      </w:r>
+      <w:r>
+        <w:t xml:space="preserve">→ Save. Optionally</w:t>
+      </w:r>
+      <w:r>
+        <w:t xml:space="preserve"> </w:t>
+      </w:r>
+      <w:r>
+        <w:rPr>
+          <w:bCs/>
+          <w:b/>
+        </w:rPr>
+        <w:t xml:space="preserve">⚙ Settings → Reminders / Names</w:t>
+      </w:r>
+      <w:r>
+        <w:t xml:space="preserve"> </w:t>
+      </w:r>
+      <w:r>
+        <w:t xml:space="preserve">to change the reminder days or the on-screen role words.</w:t>
+      </w:r>
+    </w:p>
+    <w:p>
+      <w:pPr>
+        <w:numPr>
+          <w:ilvl w:val="0"/>
+          <w:numId w:val="1038"/>
+        </w:numPr>
+        <w:pStyle w:val="Compact"/>
+      </w:pPr>
+      <w:r>
+        <w:t xml:space="preserve">☐</w:t>
+      </w:r>
+      <w:r>
+        <w:t xml:space="preserve"> </w:t>
+      </w:r>
+      <w:r>
+        <w:rPr>
+          <w:bCs/>
+          <w:b/>
+        </w:rPr>
+        <w:t xml:space="preserve">Expectations page:</w:t>
+      </w:r>
+      <w:r>
+        <w:t xml:space="preserve"> </w:t>
+      </w:r>
+      <w:r>
+        <w:t xml:space="preserve">enter the real</w:t>
+      </w:r>
+      <w:r>
+        <w:t xml:space="preserve"> </w:t>
+      </w:r>
+      <w:r>
+        <w:rPr>
+          <w:bCs/>
+          <w:b/>
+        </w:rPr>
+        <w:t xml:space="preserve">Shared</w:t>
+      </w:r>
+      <w:r>
+        <w:t xml:space="preserve"> </w:t>
+      </w:r>
+      <w:r>
+        <w:t xml:space="preserve">expectations and each person's</w:t>
+      </w:r>
+      <w:r>
+        <w:t xml:space="preserve"> </w:t>
+      </w:r>
+      <w:r>
+        <w:rPr>
+          <w:bCs/>
+          <w:b/>
+        </w:rPr>
+        <w:t xml:space="preserve">Individual</w:t>
+      </w:r>
+      <w:r>
+        <w:t xml:space="preserve"> </w:t>
+      </w:r>
+      <w:r>
+        <w:t xml:space="preserve">ones for</w:t>
+      </w:r>
+      <w:r>
+        <w:t xml:space="preserve"> </w:t>
+      </w:r>
+      <w:r>
+        <w:rPr>
+          <w:bCs/>
+          <w:b/>
+        </w:rPr>
+        <w:t xml:space="preserve">2026/27</w:t>
+      </w:r>
+      <w:r>
+        <w:t xml:space="preserve">. Do this after the Technicians list, so people appear in the Technician dropdown.</w:t>
       </w:r>
     </w:p>
     <w:p>
@@ -16259,7 +17009,14 @@
         <w:pStyle w:val="Compact"/>
       </w:pPr>
       <w:r>
-        <w:t xml:space="preserve">It only tells them what's coming.</w:t>
+        <w:rPr>
+          <w:bCs/>
+          <w:b/>
+        </w:rPr>
+        <w:t xml:space="preserve">Maximum 10 per person</w:t>
+      </w:r>
+      <w:r>
+        <w:t xml:space="preserve">; the page shows the count.</w:t>
       </w:r>
     </w:p>
     <w:p>
@@ -16271,6 +17028,58 @@
         <w:pStyle w:val="Compact"/>
       </w:pPr>
       <w:r>
+        <w:t xml:space="preserve">Expectations entered early for next year are ignored until that appraisal year starts (1 April).</w:t>
+      </w:r>
+    </w:p>
+    <w:p>
+      <w:pPr>
+        <w:numPr>
+          <w:ilvl w:val="0"/>
+          <w:numId w:val="1038"/>
+        </w:numPr>
+        <w:pStyle w:val="Compact"/>
+      </w:pPr>
+      <w:r>
+        <w:t xml:space="preserve">☐</w:t>
+      </w:r>
+      <w:r>
+        <w:t xml:space="preserve"> </w:t>
+      </w:r>
+      <w:r>
+        <w:rPr>
+          <w:bCs/>
+          <w:b/>
+        </w:rPr>
+        <w:t xml:space="preserve">Invite.</w:t>
+      </w:r>
+      <w:r>
+        <w:t xml:space="preserve"> </w:t>
+      </w:r>
+      <w:r>
+        <w:t xml:space="preserve">Send the welcome email below from your own mailbox, or brief the team in person.</w:t>
+      </w:r>
+    </w:p>
+    <w:p>
+      <w:pPr>
+        <w:numPr>
+          <w:ilvl w:val="1"/>
+          <w:numId w:val="1040"/>
+        </w:numPr>
+        <w:pStyle w:val="Compact"/>
+      </w:pPr>
+      <w:r>
+        <w:t xml:space="preserve">It only tells them what's coming.</w:t>
+      </w:r>
+    </w:p>
+    <w:p>
+      <w:pPr>
+        <w:numPr>
+          <w:ilvl w:val="1"/>
+          <w:numId w:val="1040"/>
+        </w:numPr>
+        <w:pStyle w:val="Compact"/>
+      </w:pPr>
+      <w:r>
         <w:t xml:space="preserve">Access comes solely through each person's own monthly link, which works only for them.</w:t>
       </w:r>
     </w:p>
@@ -16340,146 +17149,6 @@
           <w:b/>
         </w:rPr>
         <w:t xml:space="preserve">How it works</w:t>
-      </w:r>
-    </w:p>
-    <w:p>
-      <w:pPr>
-        <w:numPr>
-          <w:ilvl w:val="0"/>
-          <w:numId w:val="1040"/>
-        </w:numPr>
-        <w:pStyle w:val="Compact"/>
-      </w:pPr>
-      <w:r>
-        <w:t xml:space="preserve">On the 1st of each month you'll get an email from me:</w:t>
-      </w:r>
-      <w:r>
-        <w:t xml:space="preserve"> </w:t>
-      </w:r>
-      <w:r>
-        <w:rPr>
-          <w:iCs/>
-          <w:i/>
-        </w:rPr>
-        <w:t xml:space="preserve">"Your 1-to-1 for [month] is ready"</w:t>
-      </w:r>
-      <w:r>
-        <w:t xml:space="preserve">. The link in it opens</w:t>
-      </w:r>
-      <w:r>
-        <w:t xml:space="preserve"> </w:t>
-      </w:r>
-      <w:r>
-        <w:rPr>
-          <w:bCs/>
-          <w:b/>
-        </w:rPr>
-        <w:t xml:space="preserve">your</w:t>
-      </w:r>
-      <w:r>
-        <w:t xml:space="preserve"> </w:t>
-      </w:r>
-      <w:r>
-        <w:t xml:space="preserve">form.</w:t>
-      </w:r>
-    </w:p>
-    <w:p>
-      <w:pPr>
-        <w:numPr>
-          <w:ilvl w:val="0"/>
-          <w:numId w:val="1040"/>
-        </w:numPr>
-        <w:pStyle w:val="Compact"/>
-      </w:pPr>
-      <w:r>
-        <w:t xml:space="preserve">It takes about 10–15 minutes. You can save and come back as often as you like.</w:t>
-      </w:r>
-    </w:p>
-    <w:p>
-      <w:pPr>
-        <w:numPr>
-          <w:ilvl w:val="0"/>
-          <w:numId w:val="1040"/>
-        </w:numPr>
-        <w:pStyle w:val="Compact"/>
-      </w:pPr>
-      <w:r>
-        <w:t xml:space="preserve">The deadline is the</w:t>
-      </w:r>
-      <w:r>
-        <w:t xml:space="preserve"> </w:t>
-      </w:r>
-      <w:r>
-        <w:rPr>
-          <w:bCs/>
-          <w:b/>
-        </w:rPr>
-        <w:t xml:space="preserve">last day of the month at 23:59</w:t>
-      </w:r>
-      <w:r>
-        <w:t xml:space="preserve">. If you haven't submitted, you'll get reminders on the 20th and 27th.</w:t>
-      </w:r>
-    </w:p>
-    <w:p>
-      <w:pPr>
-        <w:numPr>
-          <w:ilvl w:val="0"/>
-          <w:numId w:val="1040"/>
-        </w:numPr>
-        <w:pStyle w:val="Compact"/>
-      </w:pPr>
-      <w:r>
-        <w:t xml:space="preserve">Once you submit, the form is locked. I'll read it, add my feedback and any agreed actions, and you'll get an email when the feedback is ready to view.</w:t>
-      </w:r>
-    </w:p>
-    <w:p>
-      <w:pPr>
-        <w:numPr>
-          <w:ilvl w:val="0"/>
-          <w:numId w:val="1040"/>
-        </w:numPr>
-        <w:pStyle w:val="Compact"/>
-      </w:pPr>
-      <w:r>
-        <w:rPr>
-          <w:bCs/>
-          <w:b/>
-        </w:rPr>
-        <w:t xml:space="preserve">My appraisal</w:t>
-      </w:r>
-      <w:r>
-        <w:t xml:space="preserve"> </w:t>
-      </w:r>
-      <w:r>
-        <w:t xml:space="preserve">shows how you're tracking against your appraisal expectations.</w:t>
-      </w:r>
-      <w:r>
-        <w:t xml:space="preserve"> </w:t>
-      </w:r>
-      <w:r>
-        <w:rPr>
-          <w:bCs/>
-          <w:b/>
-        </w:rPr>
-        <w:t xml:space="preserve">Appraisal report</w:t>
-      </w:r>
-      <w:r>
-        <w:t xml:space="preserve"> </w:t>
-      </w:r>
-      <w:r>
-        <w:t xml:space="preserve">pulls the year together to help with your appraisal.</w:t>
-      </w:r>
-    </w:p>
-    <w:p>
-      <w:pPr>
-        <w:pStyle w:val="FirstParagraph"/>
-      </w:pPr>
-      <w:r>
-        <w:rPr>
-          <w:bCs/>
-          <w:b/>
-        </w:rPr>
-        <w:t xml:space="preserve">Who can see it</w:t>
       </w:r>
     </w:p>
     <w:p>
@@ -16491,7 +17160,20 @@
         <w:pStyle w:val="Compact"/>
       </w:pPr>
       <w:r>
-        <w:t xml:space="preserve">Your answers are visible only to</w:t>
+        <w:t xml:space="preserve">On the 1st of each month you'll get an email from me:</w:t>
+      </w:r>
+      <w:r>
+        <w:t xml:space="preserve"> </w:t>
+      </w:r>
+      <w:r>
+        <w:rPr>
+          <w:iCs/>
+          <w:i/>
+        </w:rPr>
+        <w:t xml:space="preserve">"Your 1-to-1 for [month] is ready"</w:t>
+      </w:r>
+      <w:r>
+        <w:t xml:space="preserve">. The link in it opens</w:t>
       </w:r>
       <w:r>
         <w:t xml:space="preserve"> </w:t>
@@ -16501,10 +17183,13 @@
           <w:bCs/>
           <w:b/>
         </w:rPr>
-        <w:t xml:space="preserve">you and me</w:t>
-      </w:r>
-      <w:r>
-        <w:t xml:space="preserve">.</w:t>
+        <w:t xml:space="preserve">your</w:t>
+      </w:r>
+      <w:r>
+        <w:t xml:space="preserve"> </w:t>
+      </w:r>
+      <w:r>
+        <w:t xml:space="preserve">form.</w:t>
       </w:r>
     </w:p>
     <w:p>
@@ -16516,7 +17201,7 @@
         <w:pStyle w:val="Compact"/>
       </w:pPr>
       <w:r>
-        <w:t xml:space="preserve">Other technicians can't see your form, your answers or your feedback, and you can't see theirs.</w:t>
+        <w:t xml:space="preserve">It takes about 10–15 minutes. You can save and come back as often as you like.</w:t>
       </w:r>
     </w:p>
     <w:p>
@@ -16528,7 +17213,70 @@
         <w:pStyle w:val="Compact"/>
       </w:pPr>
       <w:r>
-        <w:t xml:space="preserve">Like any company system, IT administrators could technically access it.</w:t>
+        <w:t xml:space="preserve">The deadline is the</w:t>
+      </w:r>
+      <w:r>
+        <w:t xml:space="preserve"> </w:t>
+      </w:r>
+      <w:r>
+        <w:rPr>
+          <w:bCs/>
+          <w:b/>
+        </w:rPr>
+        <w:t xml:space="preserve">last day of the month at 23:59</w:t>
+      </w:r>
+      <w:r>
+        <w:t xml:space="preserve">. If you haven't submitted, you'll get reminders on the reminder days (normally the 20th and 27th).</w:t>
+      </w:r>
+    </w:p>
+    <w:p>
+      <w:pPr>
+        <w:numPr>
+          <w:ilvl w:val="0"/>
+          <w:numId w:val="1041"/>
+        </w:numPr>
+        <w:pStyle w:val="Compact"/>
+      </w:pPr>
+      <w:r>
+        <w:t xml:space="preserve">Once you submit, the form is locked. I'll read it, add my feedback and any agreed actions, and you'll get an email when the feedback is ready to view.</w:t>
+      </w:r>
+    </w:p>
+    <w:p>
+      <w:pPr>
+        <w:numPr>
+          <w:ilvl w:val="0"/>
+          <w:numId w:val="1041"/>
+        </w:numPr>
+        <w:pStyle w:val="Compact"/>
+      </w:pPr>
+      <w:r>
+        <w:rPr>
+          <w:bCs/>
+          <w:b/>
+        </w:rPr>
+        <w:t xml:space="preserve">My appraisal</w:t>
+      </w:r>
+      <w:r>
+        <w:t xml:space="preserve"> </w:t>
+      </w:r>
+      <w:r>
+        <w:t xml:space="preserve">shows how you're tracking against your appraisal expectations.</w:t>
+      </w:r>
+      <w:r>
+        <w:t xml:space="preserve"> </w:t>
+      </w:r>
+      <w:r>
+        <w:rPr>
+          <w:bCs/>
+          <w:b/>
+        </w:rPr>
+        <w:t xml:space="preserve">Appraisal report</w:t>
+      </w:r>
+      <w:r>
+        <w:t xml:space="preserve"> </w:t>
+      </w:r>
+      <w:r>
+        <w:t xml:space="preserve">pulls the year together to help with your appraisal.</w:t>
       </w:r>
     </w:p>
     <w:p>
@@ -16540,7 +17288,7 @@
           <w:bCs/>
           <w:b/>
         </w:rPr>
-        <w:t xml:space="preserve">Things to know</w:t>
+        <w:t xml:space="preserve">Who can see it</w:t>
       </w:r>
     </w:p>
     <w:p>
@@ -16552,7 +17300,20 @@
         <w:pStyle w:val="Compact"/>
       </w:pPr>
       <w:r>
-        <w:t xml:space="preserve">Open the link while signed in with your own company account.</w:t>
+        <w:t xml:space="preserve">Your answers are visible only to</w:t>
+      </w:r>
+      <w:r>
+        <w:t xml:space="preserve"> </w:t>
+      </w:r>
+      <w:r>
+        <w:rPr>
+          <w:bCs/>
+          <w:b/>
+        </w:rPr>
+        <w:t xml:space="preserve">you and me</w:t>
+      </w:r>
+      <w:r>
+        <w:t xml:space="preserve">.</w:t>
       </w:r>
     </w:p>
     <w:p>
@@ -16564,7 +17325,7 @@
         <w:pStyle w:val="Compact"/>
       </w:pPr>
       <w:r>
-        <w:t xml:space="preserve">Raise anything urgent with me directly. You don't need to wait for the form.</w:t>
+        <w:t xml:space="preserve">Other technicians can't see your form, your answers or your feedback, and you can't see theirs.</w:t>
       </w:r>
     </w:p>
     <w:p>
@@ -16576,7 +17337,7 @@
         <w:pStyle w:val="Compact"/>
       </w:pPr>
       <w:r>
-        <w:t xml:space="preserve">If something doesn't work, tell me what you saw (a screenshot helps).</w:t>
+        <w:t xml:space="preserve">Like any company system, IT administrators could technically access it.</w:t>
       </w:r>
     </w:p>
     <w:p>
@@ -16584,24 +17345,11 @@
         <w:pStyle w:val="FirstParagraph"/>
       </w:pPr>
       <w:r>
-        <w:t xml:space="preserve">Thanks,</w:t>
-      </w:r>
-      <w:r>
-        <w:t xml:space="preserve"> </w:t>
-      </w:r>
-      <w:r>
-        <w:t xml:space="preserve">[Your name]</w:t>
-      </w:r>
-    </w:p>
-    <w:bookmarkEnd w:id="38"/>
-    <w:bookmarkEnd w:id="39"/>
-    <w:bookmarkStart w:id="40" w:name="Xaad55d400e196b0a86da29e5b294466c98e396d"/>
-    <w:p>
-      <w:pPr>
-        <w:pStyle w:val="Heading2"/>
-      </w:pPr>
-      <w:r>
-        <w:t xml:space="preserve">9. Phase F — Go live (15 min)</w:t>
+        <w:rPr>
+          <w:bCs/>
+          <w:b/>
+        </w:rPr>
+        <w:t xml:space="preserve">Things to know</w:t>
       </w:r>
     </w:p>
     <w:p>
@@ -16613,36 +17361,7 @@
         <w:pStyle w:val="Compact"/>
       </w:pPr>
       <w:r>
-        <w:t xml:space="preserve">☐</w:t>
-      </w:r>
-      <w:r>
-        <w:t xml:space="preserve"> </w:t>
-      </w:r>
-      <w:r>
-        <w:rPr>
-          <w:bCs/>
-          <w:b/>
-        </w:rPr>
-        <w:t xml:space="preserve">Flow 1 → Run</w:t>
-      </w:r>
-      <w:r>
-        <w:t xml:space="preserve"> </w:t>
-      </w:r>
-      <w:r>
-        <w:t xml:space="preserve">to start the current month now, or leave it to run automatically at</w:t>
-      </w:r>
-      <w:r>
-        <w:t xml:space="preserve"> </w:t>
-      </w:r>
-      <w:r>
-        <w:rPr>
-          <w:bCs/>
-          <w:b/>
-        </w:rPr>
-        <w:t xml:space="preserve">07:00 on the 1st</w:t>
-      </w:r>
-      <w:r>
-        <w:t xml:space="preserve">.</w:t>
+        <w:t xml:space="preserve">Open the link while signed in with your own company account.</w:t>
       </w:r>
     </w:p>
     <w:p>
@@ -16654,39 +17373,7 @@
         <w:pStyle w:val="Compact"/>
       </w:pPr>
       <w:r>
-        <w:t xml:space="preserve">☐ Each technician has</w:t>
-      </w:r>
-      <w:r>
-        <w:t xml:space="preserve"> </w:t>
-      </w:r>
-      <w:r>
-        <w:rPr>
-          <w:bCs/>
-          <w:b/>
-        </w:rPr>
-        <w:t xml:space="preserve">exactly one</w:t>
-      </w:r>
-      <w:r>
-        <w:t xml:space="preserve"> </w:t>
-      </w:r>
-      <w:r>
-        <w:t xml:space="preserve">review and got</w:t>
-      </w:r>
-      <w:r>
-        <w:t xml:space="preserve"> </w:t>
-      </w:r>
-      <w:r>
-        <w:rPr>
-          <w:bCs/>
-          <w:b/>
-        </w:rPr>
-        <w:t xml:space="preserve">exactly one</w:t>
-      </w:r>
-      <w:r>
-        <w:t xml:space="preserve"> </w:t>
-      </w:r>
-      <w:r>
-        <w:t xml:space="preserve">email.</w:t>
+        <w:t xml:space="preserve">Raise anything urgent with me directly. You don't need to wait for the form.</w:t>
       </w:r>
     </w:p>
     <w:p>
@@ -16694,6 +17381,128 @@
         <w:numPr>
           <w:ilvl w:val="0"/>
           <w:numId w:val="1043"/>
+        </w:numPr>
+        <w:pStyle w:val="Compact"/>
+      </w:pPr>
+      <w:r>
+        <w:t xml:space="preserve">If something doesn't work, tell me what you saw (a screenshot helps).</w:t>
+      </w:r>
+    </w:p>
+    <w:p>
+      <w:pPr>
+        <w:pStyle w:val="FirstParagraph"/>
+      </w:pPr>
+      <w:r>
+        <w:t xml:space="preserve">Thanks,</w:t>
+      </w:r>
+      <w:r>
+        <w:t xml:space="preserve"> </w:t>
+      </w:r>
+      <w:r>
+        <w:t xml:space="preserve">[Your name]</w:t>
+      </w:r>
+    </w:p>
+    <w:bookmarkEnd w:id="38"/>
+    <w:bookmarkEnd w:id="39"/>
+    <w:bookmarkStart w:id="40" w:name="Xaad55d400e196b0a86da29e5b294466c98e396d"/>
+    <w:p>
+      <w:pPr>
+        <w:pStyle w:val="Heading2"/>
+      </w:pPr>
+      <w:r>
+        <w:t xml:space="preserve">9. Phase F — Go live (15 min)</w:t>
+      </w:r>
+    </w:p>
+    <w:p>
+      <w:pPr>
+        <w:numPr>
+          <w:ilvl w:val="0"/>
+          <w:numId w:val="1044"/>
+        </w:numPr>
+        <w:pStyle w:val="Compact"/>
+      </w:pPr>
+      <w:r>
+        <w:t xml:space="preserve">☐</w:t>
+      </w:r>
+      <w:r>
+        <w:t xml:space="preserve"> </w:t>
+      </w:r>
+      <w:r>
+        <w:rPr>
+          <w:bCs/>
+          <w:b/>
+        </w:rPr>
+        <w:t xml:space="preserve">Flow 1 → Run</w:t>
+      </w:r>
+      <w:r>
+        <w:t xml:space="preserve"> </w:t>
+      </w:r>
+      <w:r>
+        <w:t xml:space="preserve">to start the current month now, or leave it to run automatically at</w:t>
+      </w:r>
+      <w:r>
+        <w:t xml:space="preserve"> </w:t>
+      </w:r>
+      <w:r>
+        <w:rPr>
+          <w:bCs/>
+          <w:b/>
+        </w:rPr>
+        <w:t xml:space="preserve">07:00 on the 1st</w:t>
+      </w:r>
+      <w:r>
+        <w:t xml:space="preserve">.</w:t>
+      </w:r>
+    </w:p>
+    <w:p>
+      <w:pPr>
+        <w:numPr>
+          <w:ilvl w:val="0"/>
+          <w:numId w:val="1044"/>
+        </w:numPr>
+        <w:pStyle w:val="Compact"/>
+      </w:pPr>
+      <w:r>
+        <w:t xml:space="preserve">☐ Each technician has</w:t>
+      </w:r>
+      <w:r>
+        <w:t xml:space="preserve"> </w:t>
+      </w:r>
+      <w:r>
+        <w:rPr>
+          <w:bCs/>
+          <w:b/>
+        </w:rPr>
+        <w:t xml:space="preserve">exactly one</w:t>
+      </w:r>
+      <w:r>
+        <w:t xml:space="preserve"> </w:t>
+      </w:r>
+      <w:r>
+        <w:t xml:space="preserve">review and got</w:t>
+      </w:r>
+      <w:r>
+        <w:t xml:space="preserve"> </w:t>
+      </w:r>
+      <w:r>
+        <w:rPr>
+          <w:bCs/>
+          <w:b/>
+        </w:rPr>
+        <w:t xml:space="preserve">exactly one</w:t>
+      </w:r>
+      <w:r>
+        <w:t xml:space="preserve"> </w:t>
+      </w:r>
+      <w:r>
+        <w:t xml:space="preserve">email.</w:t>
+      </w:r>
+    </w:p>
+    <w:p>
+      <w:pPr>
+        <w:numPr>
+          <w:ilvl w:val="0"/>
+          <w:numId w:val="1044"/>
         </w:numPr>
         <w:pStyle w:val="Compact"/>
       </w:pPr>
@@ -16775,8 +17584,8 @@
         <w:tblLayout w:type="fixed"/>
       </w:tblPr>
       <w:tblGrid>
-        <w:gridCol w:w="2557"/>
-        <w:gridCol w:w="7307"/>
+        <w:gridCol w:w="4061"/>
+        <w:gridCol w:w="5802"/>
       </w:tblGrid>
       <w:tr>
         <w:trPr>
@@ -16784,7 +17593,7 @@
         </w:trPr>
         <w:tc>
           <w:tcPr>
-            <w:tcW w:type="dxa" w:w="2557"/>
+            <w:tcW w:type="dxa" w:w="4062"/>
             <w:shd w:val="clear" w:color="auto" w:fill="E4EDF2"/>
           </w:tcPr>
           <w:p>
@@ -16803,7 +17612,7 @@
         </w:tc>
         <w:tc>
           <w:tcPr>
-            <w:tcW w:type="dxa" w:w="7307"/>
+            <w:tcW w:type="dxa" w:w="5803"/>
             <w:shd w:val="clear" w:color="auto" w:fill="E4EDF2"/>
           </w:tcPr>
           <w:p>
@@ -16824,7 +17633,7 @@
       <w:tr>
         <w:tc>
           <w:tcPr>
-            <w:tcW w:type="dxa" w:w="2557"/>
+            <w:tcW w:type="dxa" w:w="4062"/>
           </w:tcPr>
           <w:p>
             <w:pPr>
@@ -16841,7 +17650,7 @@
         </w:tc>
         <w:tc>
           <w:tcPr>
-            <w:tcW w:type="dxa" w:w="7307"/>
+            <w:tcW w:type="dxa" w:w="5803"/>
           </w:tcPr>
           <w:p>
             <w:pPr>
@@ -16860,7 +17669,7 @@
       <w:tr>
         <w:tc>
           <w:tcPr>
-            <w:tcW w:type="dxa" w:w="2557"/>
+            <w:tcW w:type="dxa" w:w="4062"/>
           </w:tcPr>
           <w:p>
             <w:pPr>
@@ -16877,7 +17686,7 @@
         </w:tc>
         <w:tc>
           <w:tcPr>
-            <w:tcW w:type="dxa" w:w="7307"/>
+            <w:tcW w:type="dxa" w:w="5803"/>
           </w:tcPr>
           <w:p>
             <w:pPr>
@@ -16924,24 +17733,24 @@
       <w:tr>
         <w:tc>
           <w:tcPr>
-            <w:tcW w:type="dxa" w:w="2557"/>
-          </w:tcPr>
-          <w:p>
-            <w:pPr>
-              <w:pStyle w:val="Compact"/>
-              <w:jc w:val="left"/>
-            </w:pPr>
-            <w:r>
-              <w:rPr>
-                <w:sz w:val="18"/>
-              </w:rPr>
-              <w:t xml:space="preserve">20th and 27th</w:t>
-            </w:r>
-          </w:p>
-        </w:tc>
-        <w:tc>
-          <w:tcPr>
-            <w:tcW w:type="dxa" w:w="7307"/>
+            <w:tcW w:type="dxa" w:w="4062"/>
+          </w:tcPr>
+          <w:p>
+            <w:pPr>
+              <w:pStyle w:val="Compact"/>
+              <w:jc w:val="left"/>
+            </w:pPr>
+            <w:r>
+              <w:rPr>
+                <w:sz w:val="18"/>
+              </w:rPr>
+              <w:t xml:space="preserve">Your reminder days (default 20th and 27th)</w:t>
+            </w:r>
+          </w:p>
+        </w:tc>
+        <w:tc>
+          <w:tcPr>
+            <w:tcW w:type="dxa" w:w="5803"/>
           </w:tcPr>
           <w:p>
             <w:pPr>
@@ -16960,7 +17769,7 @@
       <w:tr>
         <w:tc>
           <w:tcPr>
-            <w:tcW w:type="dxa" w:w="2557"/>
+            <w:tcW w:type="dxa" w:w="4062"/>
           </w:tcPr>
           <w:p>
             <w:pPr>
@@ -16977,7 +17786,7 @@
         </w:tc>
         <w:tc>
           <w:tcPr>
-            <w:tcW w:type="dxa" w:w="7307"/>
+            <w:tcW w:type="dxa" w:w="5803"/>
           </w:tcPr>
           <w:p>
             <w:pPr>
@@ -18087,7 +18896,7 @@
                 <w:b/>
                 <w:sz w:val="18"/>
               </w:rPr>
-              <w:t xml:space="preserve">Monthly retention (first working day)</w:t>
+              <w:t xml:space="preserve">Feedback from the page</w:t>
             </w:r>
           </w:p>
         </w:tc>
@@ -18104,7 +18913,7 @@
               <w:rPr>
                 <w:sz w:val="18"/>
               </w:rPr>
-              <w:t xml:space="preserve">Delete reviews whose month is</w:t>
+              <w:t xml:space="preserve">Arrives by email (E13) as people use the 💬</w:t>
             </w:r>
             <w:r>
               <w:rPr>
@@ -18118,19 +18927,45 @@
                 <w:b/>
                 <w:sz w:val="18"/>
               </w:rPr>
-              <w:t xml:space="preserve">more than 24 months</w:t>
-            </w:r>
-            <w:r>
-              <w:rPr>
-                <w:sz w:val="18"/>
-              </w:rPr>
-              <w:t xml:space="preserve"> </w:t>
-            </w:r>
-            <w:r>
-              <w:rPr>
-                <w:sz w:val="18"/>
-              </w:rPr>
-              <w:t xml:space="preserve">ago, from</w:t>
+              <w:t xml:space="preserve">Feedback</w:t>
+            </w:r>
+            <w:r>
+              <w:rPr>
+                <w:sz w:val="18"/>
+              </w:rPr>
+              <w:t xml:space="preserve"> </w:t>
+            </w:r>
+            <w:r>
+              <w:rPr>
+                <w:sz w:val="18"/>
+              </w:rPr>
+              <w:t xml:space="preserve">bubble. If an email fails, the item shows in</w:t>
+            </w:r>
+            <w:r>
+              <w:rPr>
+                <w:sz w:val="18"/>
+              </w:rPr>
+              <w:t xml:space="preserve"> </w:t>
+            </w:r>
+            <w:r>
+              <w:rPr>
+                <w:iCs/>
+                <w:i/>
+                <w:sz w:val="18"/>
+              </w:rPr>
+              <w:t xml:space="preserve">Needs your attention</w:t>
+            </w:r>
+            <w:r>
+              <w:rPr>
+                <w:sz w:val="18"/>
+              </w:rPr>
+              <w:t xml:space="preserve"> </w:t>
+            </w:r>
+            <w:r>
+              <w:rPr>
+                <w:sz w:val="18"/>
+              </w:rPr>
+              <w:t xml:space="preserve">– read it there and</w:t>
             </w:r>
             <w:r>
               <w:rPr>
@@ -18144,19 +18979,13 @@
                 <w:b/>
                 <w:sz w:val="18"/>
               </w:rPr>
-              <w:t xml:space="preserve">both</w:t>
-            </w:r>
-            <w:r>
-              <w:rPr>
-                <w:sz w:val="18"/>
-              </w:rPr>
-              <w:t xml:space="preserve"> </w:t>
-            </w:r>
-            <w:r>
-              <w:rPr>
-                <w:sz w:val="18"/>
-              </w:rPr>
-              <w:t xml:space="preserve">Monthly Reviews and Manager Reviews (filter by MonthKey), and</w:t>
+              <w:t xml:space="preserve">Mark as read</w:t>
+            </w:r>
+            <w:r>
+              <w:rPr>
+                <w:sz w:val="18"/>
+              </w:rPr>
+              <w:t xml:space="preserve">. Everything sent stays in the</w:t>
             </w:r>
             <w:r>
               <w:rPr>
@@ -18170,13 +18999,155 @@
                 <w:b/>
                 <w:sz w:val="18"/>
               </w:rPr>
+              <w:t xml:space="preserve">1-to-1 Feedback</w:t>
+            </w:r>
+            <w:r>
+              <w:rPr>
+                <w:sz w:val="18"/>
+              </w:rPr>
+              <w:t xml:space="preserve"> </w:t>
+            </w:r>
+            <w:r>
+              <w:rPr>
+                <w:sz w:val="18"/>
+              </w:rPr>
+              <w:t xml:space="preserve">list (Owners only).</w:t>
+            </w:r>
+          </w:p>
+        </w:tc>
+      </w:tr>
+      <w:tr>
+        <w:tc>
+          <w:tcPr>
+            <w:tcW w:type="dxa" w:w="3946"/>
+          </w:tcPr>
+          <w:p>
+            <w:pPr>
+              <w:pStyle w:val="Compact"/>
+              <w:jc w:val="left"/>
+            </w:pPr>
+            <w:r>
+              <w:rPr>
+                <w:bCs/>
+                <w:b/>
+                <w:sz w:val="18"/>
+              </w:rPr>
+              <w:t xml:space="preserve">Monthly retention (first working day)</w:t>
+            </w:r>
+          </w:p>
+        </w:tc>
+        <w:tc>
+          <w:tcPr>
+            <w:tcW w:type="dxa" w:w="5919"/>
+          </w:tcPr>
+          <w:p>
+            <w:pPr>
+              <w:pStyle w:val="Compact"/>
+              <w:jc w:val="left"/>
+            </w:pPr>
+            <w:r>
+              <w:rPr>
+                <w:sz w:val="18"/>
+              </w:rPr>
+              <w:t xml:space="preserve">Delete reviews whose month is</w:t>
+            </w:r>
+            <w:r>
+              <w:rPr>
+                <w:sz w:val="18"/>
+              </w:rPr>
+              <w:t xml:space="preserve"> </w:t>
+            </w:r>
+            <w:r>
+              <w:rPr>
+                <w:bCs/>
+                <w:b/>
+                <w:sz w:val="18"/>
+              </w:rPr>
+              <w:t xml:space="preserve">more than 24 months</w:t>
+            </w:r>
+            <w:r>
+              <w:rPr>
+                <w:sz w:val="18"/>
+              </w:rPr>
+              <w:t xml:space="preserve"> </w:t>
+            </w:r>
+            <w:r>
+              <w:rPr>
+                <w:sz w:val="18"/>
+              </w:rPr>
+              <w:t xml:space="preserve">ago, from</w:t>
+            </w:r>
+            <w:r>
+              <w:rPr>
+                <w:sz w:val="18"/>
+              </w:rPr>
+              <w:t xml:space="preserve"> </w:t>
+            </w:r>
+            <w:r>
+              <w:rPr>
+                <w:bCs/>
+                <w:b/>
+                <w:sz w:val="18"/>
+              </w:rPr>
+              <w:t xml:space="preserve">both</w:t>
+            </w:r>
+            <w:r>
+              <w:rPr>
+                <w:sz w:val="18"/>
+              </w:rPr>
+              <w:t xml:space="preserve"> </w:t>
+            </w:r>
+            <w:r>
+              <w:rPr>
+                <w:sz w:val="18"/>
+              </w:rPr>
+              <w:t xml:space="preserve">Monthly Reviews and Manager Reviews (filter by MonthKey),</w:t>
+            </w:r>
+            <w:r>
+              <w:rPr>
+                <w:sz w:val="18"/>
+              </w:rPr>
+              <w:t xml:space="preserve"> </w:t>
+            </w:r>
+            <w:r>
+              <w:rPr>
+                <w:bCs/>
+                <w:b/>
+                <w:sz w:val="18"/>
+              </w:rPr>
               <w:t xml:space="preserve">Wellbeing Assessments completed (or, if never completed, created) more than 24 months ago</w:t>
             </w:r>
             <w:r>
               <w:rPr>
                 <w:sz w:val="18"/>
               </w:rPr>
-              <w:t xml:space="preserve">. Keeping the latest assessment of a current person for longer is an exception that needs HR's agreement. Record the deletion in a dated note, then empty the site recycle bin</w:t>
+              <w:t xml:space="preserve">, and</w:t>
+            </w:r>
+            <w:r>
+              <w:rPr>
+                <w:sz w:val="18"/>
+              </w:rPr>
+              <w:t xml:space="preserve"> </w:t>
+            </w:r>
+            <w:r>
+              <w:rPr>
+                <w:bCs/>
+                <w:b/>
+                <w:sz w:val="18"/>
+              </w:rPr>
+              <w:t xml:space="preserve">1-to-1 Feedback</w:t>
+            </w:r>
+            <w:r>
+              <w:rPr>
+                <w:sz w:val="18"/>
+              </w:rPr>
+              <w:t xml:space="preserve"> </w:t>
+            </w:r>
+            <w:r>
+              <w:rPr>
+                <w:sz w:val="18"/>
+              </w:rPr>
+              <w:t xml:space="preserve">items created more than 24 months ago. Keeping the latest assessment of a current person for longer is an exception that needs HR's agreement. Record the deletion in a dated note, then empty the site recycle bin</w:t>
             </w:r>
             <w:r>
               <w:rPr>
@@ -18928,6 +19899,140 @@
                 <w:sz w:val="18"/>
               </w:rPr>
               <w:t xml:space="preserve">; it runs within about 5 minutes. Check its run history.</w:t>
+            </w:r>
+          </w:p>
+        </w:tc>
+      </w:tr>
+      <w:tr>
+        <w:tc>
+          <w:tcPr>
+            <w:tcW w:type="dxa" w:w="4932"/>
+          </w:tcPr>
+          <w:p>
+            <w:pPr>
+              <w:pStyle w:val="Compact"/>
+              <w:jc w:val="left"/>
+            </w:pPr>
+            <w:r>
+              <w:rPr>
+                <w:sz w:val="18"/>
+              </w:rPr>
+              <w:t xml:space="preserve">A feedback email didn't arrive</w:t>
+            </w:r>
+          </w:p>
+        </w:tc>
+        <w:tc>
+          <w:tcPr>
+            <w:tcW w:type="dxa" w:w="4932"/>
+          </w:tcPr>
+          <w:p>
+            <w:pPr>
+              <w:pStyle w:val="Compact"/>
+              <w:jc w:val="left"/>
+            </w:pPr>
+            <w:r>
+              <w:rPr>
+                <w:sz w:val="18"/>
+              </w:rPr>
+              <w:t xml:space="preserve">Flow 6 must be</w:t>
+            </w:r>
+            <w:r>
+              <w:rPr>
+                <w:sz w:val="18"/>
+              </w:rPr>
+              <w:t xml:space="preserve"> </w:t>
+            </w:r>
+            <w:r>
+              <w:rPr>
+                <w:bCs/>
+                <w:b/>
+                <w:sz w:val="18"/>
+              </w:rPr>
+              <w:t xml:space="preserve">On</w:t>
+            </w:r>
+            <w:r>
+              <w:rPr>
+                <w:sz w:val="18"/>
+              </w:rPr>
+              <w:t xml:space="preserve">. If the email failed, the item is marked</w:t>
+            </w:r>
+            <w:r>
+              <w:rPr>
+                <w:sz w:val="18"/>
+              </w:rPr>
+              <w:t xml:space="preserve"> </w:t>
+            </w:r>
+            <w:r>
+              <w:rPr>
+                <w:iCs/>
+                <w:i/>
+                <w:sz w:val="18"/>
+              </w:rPr>
+              <w:t xml:space="preserve">Failed</w:t>
+            </w:r>
+            <w:r>
+              <w:rPr>
+                <w:sz w:val="18"/>
+              </w:rPr>
+              <w:t xml:space="preserve"> </w:t>
+            </w:r>
+            <w:r>
+              <w:rPr>
+                <w:sz w:val="18"/>
+              </w:rPr>
+              <w:t xml:space="preserve">in</w:t>
+            </w:r>
+            <w:r>
+              <w:rPr>
+                <w:sz w:val="18"/>
+              </w:rPr>
+              <w:t xml:space="preserve"> </w:t>
+            </w:r>
+            <w:r>
+              <w:rPr>
+                <w:bCs/>
+                <w:b/>
+                <w:sz w:val="18"/>
+              </w:rPr>
+              <w:t xml:space="preserve">1-to-1 Feedback</w:t>
+            </w:r>
+            <w:r>
+              <w:rPr>
+                <w:sz w:val="18"/>
+              </w:rPr>
+              <w:t xml:space="preserve"> </w:t>
+            </w:r>
+            <w:r>
+              <w:rPr>
+                <w:sz w:val="18"/>
+              </w:rPr>
+              <w:t xml:space="preserve">and shows in</w:t>
+            </w:r>
+            <w:r>
+              <w:rPr>
+                <w:sz w:val="18"/>
+              </w:rPr>
+              <w:t xml:space="preserve"> </w:t>
+            </w:r>
+            <w:r>
+              <w:rPr>
+                <w:iCs/>
+                <w:i/>
+                <w:sz w:val="18"/>
+              </w:rPr>
+              <w:t xml:space="preserve">Needs your attention</w:t>
+            </w:r>
+            <w:r>
+              <w:rPr>
+                <w:sz w:val="18"/>
+              </w:rPr>
+              <w:t xml:space="preserve"> </w:t>
+            </w:r>
+            <w:r>
+              <w:rPr>
+                <w:sz w:val="18"/>
+              </w:rPr>
+              <w:t xml:space="preserve">on the page – read it there. Check the run history.</w:t>
             </w:r>
           </w:p>
         </w:tc>
@@ -21339,9 +22444,9 @@
         <w:tblLayout w:type="fixed"/>
       </w:tblPr>
       <w:tblGrid>
-        <w:gridCol w:w="2636"/>
-        <w:gridCol w:w="2125"/>
-        <w:gridCol w:w="5102"/>
+        <w:gridCol w:w="2025"/>
+        <w:gridCol w:w="3919"/>
+        <w:gridCol w:w="3919"/>
       </w:tblGrid>
       <w:tr>
         <w:trPr>
@@ -21349,7 +22454,7 @@
         </w:trPr>
         <w:tc>
           <w:tcPr>
-            <w:tcW w:type="dxa" w:w="2636"/>
+            <w:tcW w:type="dxa" w:w="2025"/>
             <w:shd w:val="clear" w:color="auto" w:fill="E4EDF2"/>
           </w:tcPr>
           <w:p>
@@ -21368,7 +22473,7 @@
         </w:tc>
         <w:tc>
           <w:tcPr>
-            <w:tcW w:type="dxa" w:w="2126"/>
+            <w:tcW w:type="dxa" w:w="3920"/>
             <w:shd w:val="clear" w:color="auto" w:fill="E4EDF2"/>
           </w:tcPr>
           <w:p>
@@ -21387,7 +22492,7 @@
         </w:tc>
         <w:tc>
           <w:tcPr>
-            <w:tcW w:type="dxa" w:w="5102"/>
+            <w:tcW w:type="dxa" w:w="3920"/>
             <w:shd w:val="clear" w:color="auto" w:fill="E4EDF2"/>
           </w:tcPr>
           <w:p>
@@ -21408,7 +22513,7 @@
       <w:tr>
         <w:tc>
           <w:tcPr>
-            <w:tcW w:type="dxa" w:w="2636"/>
+            <w:tcW w:type="dxa" w:w="2025"/>
           </w:tcPr>
           <w:p>
             <w:pPr>
@@ -21425,7 +22530,7 @@
         </w:tc>
         <w:tc>
           <w:tcPr>
-            <w:tcW w:type="dxa" w:w="2126"/>
+            <w:tcW w:type="dxa" w:w="3920"/>
           </w:tcPr>
           <w:p>
             <w:pPr>
@@ -21442,18 +22547,18 @@
         </w:tc>
         <w:tc>
           <w:tcPr>
-            <w:tcW w:type="dxa" w:w="5102"/>
-          </w:tcPr>
-          <w:p>
-            <w:pPr>
-              <w:pStyle w:val="Compact"/>
-              <w:jc w:val="left"/>
-            </w:pPr>
-            <w:r>
-              <w:rPr>
-                <w:sz w:val="18"/>
-              </w:rPr>
-              <w:t xml:space="preserve">Creates or completes the lists, columns, indexes, views, permission levels, group, list permissions and the Bands setting. Safe to re-run; never deletes data; emails a summary.</w:t>
+            <w:tcW w:type="dxa" w:w="3920"/>
+          </w:tcPr>
+          <w:p>
+            <w:pPr>
+              <w:pStyle w:val="Compact"/>
+              <w:jc w:val="left"/>
+            </w:pPr>
+            <w:r>
+              <w:rPr>
+                <w:sz w:val="18"/>
+              </w:rPr>
+              <w:t xml:space="preserve">Creates or completes the lists, columns, indexes, views, permission levels, group, list permissions and the Bands and Reminders settings. Safe to re-run; never deletes data; emails a summary.</w:t>
             </w:r>
           </w:p>
         </w:tc>
@@ -21461,7 +22566,7 @@
       <w:tr>
         <w:tc>
           <w:tcPr>
-            <w:tcW w:type="dxa" w:w="2636"/>
+            <w:tcW w:type="dxa" w:w="2025"/>
           </w:tcPr>
           <w:p>
             <w:pPr>
@@ -21478,7 +22583,7 @@
         </w:tc>
         <w:tc>
           <w:tcPr>
-            <w:tcW w:type="dxa" w:w="2126"/>
+            <w:tcW w:type="dxa" w:w="3920"/>
           </w:tcPr>
           <w:p>
             <w:pPr>
@@ -21495,18 +22600,18 @@
         </w:tc>
         <w:tc>
           <w:tcPr>
-            <w:tcW w:type="dxa" w:w="5102"/>
-          </w:tcPr>
-          <w:p>
-            <w:pPr>
-              <w:pStyle w:val="Compact"/>
-              <w:jc w:val="left"/>
-            </w:pPr>
-            <w:r>
-              <w:rPr>
-                <w:sz w:val="18"/>
-              </w:rPr>
-              <w:t xml:space="preserve">Creates each month's reviews, makes them private, emails each technician their own link, sends reminders on the 20th and 27th, and reports problems to you</w:t>
+            <w:tcW w:type="dxa" w:w="3920"/>
+          </w:tcPr>
+          <w:p>
+            <w:pPr>
+              <w:pStyle w:val="Compact"/>
+              <w:jc w:val="left"/>
+            </w:pPr>
+            <w:r>
+              <w:rPr>
+                <w:sz w:val="18"/>
+              </w:rPr>
+              <w:t xml:space="preserve">Creates each month's reviews, makes them private, emails each technician their own link, sends reminders on your reminder days (default 20th and 27th), emails you before wellbeing reviews are due, and reports problems to you</w:t>
             </w:r>
           </w:p>
         </w:tc>
@@ -21514,7 +22619,7 @@
       <w:tr>
         <w:tc>
           <w:tcPr>
-            <w:tcW w:type="dxa" w:w="2636"/>
+            <w:tcW w:type="dxa" w:w="2025"/>
           </w:tcPr>
           <w:p>
             <w:pPr>
@@ -21531,7 +22636,7 @@
         </w:tc>
         <w:tc>
           <w:tcPr>
-            <w:tcW w:type="dxa" w:w="2126"/>
+            <w:tcW w:type="dxa" w:w="3920"/>
           </w:tcPr>
           <w:p>
             <w:pPr>
@@ -21548,7 +22653,7 @@
         </w:tc>
         <w:tc>
           <w:tcPr>
-            <w:tcW w:type="dxa" w:w="5102"/>
+            <w:tcW w:type="dxa" w:w="3920"/>
           </w:tcPr>
           <w:p>
             <w:pPr>
@@ -21567,7 +22672,7 @@
       <w:tr>
         <w:tc>
           <w:tcPr>
-            <w:tcW w:type="dxa" w:w="2636"/>
+            <w:tcW w:type="dxa" w:w="2025"/>
           </w:tcPr>
           <w:p>
             <w:pPr>
@@ -21584,7 +22689,7 @@
         </w:tc>
         <w:tc>
           <w:tcPr>
-            <w:tcW w:type="dxa" w:w="2126"/>
+            <w:tcW w:type="dxa" w:w="3920"/>
           </w:tcPr>
           <w:p>
             <w:pPr>
@@ -21601,7 +22706,7 @@
         </w:tc>
         <w:tc>
           <w:tcPr>
-            <w:tcW w:type="dxa" w:w="5102"/>
+            <w:tcW w:type="dxa" w:w="3920"/>
           </w:tcPr>
           <w:p>
             <w:pPr>
@@ -21613,6 +22718,179 @@
                 <w:sz w:val="18"/>
               </w:rPr>
               <w:t xml:space="preserve">Validates, locks, releases your feedback to that technician only, emails them</w:t>
+            </w:r>
+          </w:p>
+        </w:tc>
+      </w:tr>
+      <w:tr>
+        <w:tc>
+          <w:tcPr>
+            <w:tcW w:type="dxa" w:w="2025"/>
+          </w:tcPr>
+          <w:p>
+            <w:pPr>
+              <w:pStyle w:val="Compact"/>
+              <w:jc w:val="left"/>
+            </w:pPr>
+            <w:r>
+              <w:rPr>
+                <w:sz w:val="18"/>
+              </w:rPr>
+              <w:t xml:space="preserve">ESG 1-to-1 | 4 Team members</w:t>
+            </w:r>
+          </w:p>
+        </w:tc>
+        <w:tc>
+          <w:tcPr>
+            <w:tcW w:type="dxa" w:w="3920"/>
+          </w:tcPr>
+          <w:p>
+            <w:pPr>
+              <w:pStyle w:val="Compact"/>
+              <w:jc w:val="left"/>
+            </w:pPr>
+            <w:r>
+              <w:rPr>
+                <w:sz w:val="18"/>
+              </w:rPr>
+              <w:t xml:space="preserve">when you add or deactivate someone (checks every 5 min)</w:t>
+            </w:r>
+          </w:p>
+        </w:tc>
+        <w:tc>
+          <w:tcPr>
+            <w:tcW w:type="dxa" w:w="3920"/>
+          </w:tcPr>
+          <w:p>
+            <w:pPr>
+              <w:pStyle w:val="Compact"/>
+              <w:jc w:val="left"/>
+            </w:pPr>
+            <w:r>
+              <w:rPr>
+                <w:sz w:val="18"/>
+              </w:rPr>
+              <w:t xml:space="preserve">Gives or removes access to the page; removes anyone in the group without an Active row; emails you</w:t>
+            </w:r>
+          </w:p>
+        </w:tc>
+      </w:tr>
+      <w:tr>
+        <w:tc>
+          <w:tcPr>
+            <w:tcW w:type="dxa" w:w="2025"/>
+          </w:tcPr>
+          <w:p>
+            <w:pPr>
+              <w:pStyle w:val="Compact"/>
+              <w:jc w:val="left"/>
+            </w:pPr>
+            <w:r>
+              <w:rPr>
+                <w:sz w:val="18"/>
+              </w:rPr>
+              <w:t xml:space="preserve">ESG 1-to-1 | 5 Wellbeing</w:t>
+            </w:r>
+          </w:p>
+        </w:tc>
+        <w:tc>
+          <w:tcPr>
+            <w:tcW w:type="dxa" w:w="3920"/>
+          </w:tcPr>
+          <w:p>
+            <w:pPr>
+              <w:pStyle w:val="Compact"/>
+              <w:jc w:val="left"/>
+            </w:pPr>
+            <w:r>
+              <w:rPr>
+                <w:sz w:val="18"/>
+              </w:rPr>
+              <w:t xml:space="preserve">as a wellbeing assessment moves on (checks every 5 min)</w:t>
+            </w:r>
+          </w:p>
+        </w:tc>
+        <w:tc>
+          <w:tcPr>
+            <w:tcW w:type="dxa" w:w="3920"/>
+          </w:tcPr>
+          <w:p>
+            <w:pPr>
+              <w:pStyle w:val="Compact"/>
+              <w:jc w:val="left"/>
+            </w:pPr>
+            <w:r>
+              <w:rPr>
+                <w:sz w:val="18"/>
+              </w:rPr>
+              <w:t xml:space="preserve">Shares it with that person only, locks it when they submit, stamps completion, emails you both</w:t>
+            </w:r>
+          </w:p>
+        </w:tc>
+      </w:tr>
+      <w:tr>
+        <w:tc>
+          <w:tcPr>
+            <w:tcW w:type="dxa" w:w="2025"/>
+          </w:tcPr>
+          <w:p>
+            <w:pPr>
+              <w:pStyle w:val="Compact"/>
+              <w:jc w:val="left"/>
+            </w:pPr>
+            <w:r>
+              <w:rPr>
+                <w:sz w:val="18"/>
+              </w:rPr>
+              <w:t xml:space="preserve">ESG 1-to-1 | 6 Feedback</w:t>
+            </w:r>
+          </w:p>
+        </w:tc>
+        <w:tc>
+          <w:tcPr>
+            <w:tcW w:type="dxa" w:w="3920"/>
+          </w:tcPr>
+          <w:p>
+            <w:pPr>
+              <w:pStyle w:val="Compact"/>
+              <w:jc w:val="left"/>
+            </w:pPr>
+            <w:r>
+              <w:rPr>
+                <w:sz w:val="18"/>
+              </w:rPr>
+              <w:t xml:space="preserve">when someone uses the 💬 Feedback bubble (checks every 5 min)</w:t>
+            </w:r>
+          </w:p>
+        </w:tc>
+        <w:tc>
+          <w:tcPr>
+            <w:tcW w:type="dxa" w:w="3920"/>
+          </w:tcPr>
+          <w:p>
+            <w:pPr>
+              <w:pStyle w:val="Compact"/>
+              <w:jc w:val="left"/>
+            </w:pPr>
+            <w:r>
+              <w:rPr>
+                <w:sz w:val="18"/>
+              </w:rPr>
+              <w:t xml:space="preserve">Makes the item Owners-only and emails it to you; if that fails, marks it Failed and it shows in</w:t>
+            </w:r>
+            <w:r>
+              <w:rPr>
+                <w:sz w:val="18"/>
+              </w:rPr>
+              <w:t xml:space="preserve"> </w:t>
+            </w:r>
+            <w:r>
+              <w:rPr>
+                <w:iCs/>
+                <w:i/>
+                <w:sz w:val="18"/>
+              </w:rPr>
+              <w:t xml:space="preserve">Needs your attention</w:t>
             </w:r>
           </w:p>
         </w:tc>
@@ -23381,6 +24659,9 @@
     <w:abstractNumId w:val="991"/>
   </w:num>
   <w:num w:numId="1034">
+    <w:abstractNumId w:val="991"/>
+  </w:num>
+  <w:num w:numId="1035">
     <w:abstractNumId w:val="99411"/>
     <w:lvlOverride w:ilvl="0">
       <w:startOverride w:val="1"/>
@@ -23410,9 +24691,6 @@
       <w:startOverride w:val="1"/>
     </w:lvlOverride>
   </w:num>
-  <w:num w:numId="1035">
-    <w:abstractNumId w:val="991"/>
-  </w:num>
   <w:num w:numId="1036">
     <w:abstractNumId w:val="991"/>
   </w:num>
@@ -23435,6 +24713,9 @@
     <w:abstractNumId w:val="991"/>
   </w:num>
   <w:num w:numId="1043">
+    <w:abstractNumId w:val="991"/>
+  </w:num>
+  <w:num w:numId="1044">
     <w:abstractNumId w:val="991"/>
   </w:num>
 </w:numbering>

--- a/one-to-one/ESG-1to1-Finalisation-Guide.docx
+++ b/one-to-one/ESG-1to1-Finalisation-Guide.docx
@@ -208,7 +208,7 @@
         <w:pStyle w:val="Compact"/>
       </w:pPr>
       <w:r>
-        <w:t xml:space="preserve">frontend: 167 automated checks;</w:t>
+        <w:t xml:space="preserve">frontend: 182 automated checks;</w:t>
       </w:r>
     </w:p>
     <w:p>

--- a/one-to-one/ESG-1to1-Finalisation-Guide.docx
+++ b/one-to-one/ESG-1to1-Finalisation-Guide.docx
@@ -34,7 +34,7 @@
         <w:pStyle w:val="BodyText"/>
       </w:pPr>
       <w:r>
-        <w:t xml:space="preserve">Version: system v4.3.0 (frontend) · solution 1.2.0.0 · guide dated 15-Oct-2026</w:t>
+        <w:t xml:space="preserve">Version: system v4.4.0 (frontend) · solution 1.2.0.0 · guide dated 15-Oct-2026</w:t>
       </w:r>
     </w:p>
     <w:p>
@@ -1430,7 +1430,7 @@
         <w:t xml:space="preserve"> </w:t>
       </w:r>
       <w:r>
-        <w:t xml:space="preserve">(v4.3.0). After installing, the top menu bar must show</w:t>
+        <w:t xml:space="preserve">(v4.4.0). After installing, the top menu bar must show</w:t>
       </w:r>
       <w:r>
         <w:t xml:space="preserve"> </w:t>
@@ -1440,7 +1440,7 @@
           <w:bCs/>
           <w:b/>
         </w:rPr>
-        <w:t xml:space="preserve">v4.3.0</w:t>
+        <w:t xml:space="preserve">v4.4.0</w:t>
       </w:r>
       <w:r>
         <w:t xml:space="preserve"> </w:t>
@@ -4462,7 +4462,7 @@
           <w:bCs/>
           <w:b/>
         </w:rPr>
-        <w:t xml:space="preserve">v4.3.0</w:t>
+        <w:t xml:space="preserve">v4.4.0</w:t>
       </w:r>
       <w:r>
         <w:t xml:space="preserve"> </w:t>
@@ -5854,7 +5854,7 @@
         <w:pStyle w:val="Compact"/>
       </w:pPr>
       <w:r>
-        <w:t xml:space="preserve">Fill in a few answers →</w:t>
+        <w:t xml:space="preserve">Fill in a few answers. Within about 5 seconds the top shows</w:t>
       </w:r>
       <w:r>
         <w:t xml:space="preserve"> </w:t>
@@ -5864,13 +5864,13 @@
           <w:bCs/>
           <w:b/>
         </w:rPr>
-        <w:t xml:space="preserve">Save</w:t>
-      </w:r>
-      <w:r>
-        <w:t xml:space="preserve"> </w:t>
-      </w:r>
-      <w:r>
-        <w:t xml:space="preserve">→ reload. The answers are kept.</w:t>
+        <w:t xml:space="preserve">Saved hh:mm</w:t>
+      </w:r>
+      <w:r>
+        <w:t xml:space="preserve"> </w:t>
+      </w:r>
+      <w:r>
+        <w:t xml:space="preserve">– no need to click Save. Reload: the answers are kept (F43).</w:t>
       </w:r>
     </w:p>
     <w:p>
@@ -6331,6 +6331,47 @@
       </w:r>
       <w:r>
         <w:t xml:space="preserve">works.</w:t>
+      </w:r>
+    </w:p>
+    <w:p>
+      <w:pPr>
+        <w:numPr>
+          <w:ilvl w:val="0"/>
+          <w:numId w:val="1026"/>
+        </w:numPr>
+        <w:pStyle w:val="Compact"/>
+      </w:pPr>
+      <w:r>
+        <w:t xml:space="preserve">☐</w:t>
+      </w:r>
+      <w:r>
+        <w:t xml:space="preserve"> </w:t>
+      </w:r>
+      <w:r>
+        <w:rPr>
+          <w:bCs/>
+          <w:b/>
+        </w:rPr>
+        <w:t xml:space="preserve">Month two – "Since last time" (F44):</w:t>
+      </w:r>
+      <w:r>
+        <w:t xml:space="preserve"> </w:t>
+      </w:r>
+      <w:r>
+        <w:t xml:space="preserve">with Flow 1's test date set to the next month (§6), Test A's new form starts with</w:t>
+      </w:r>
+      <w:r>
+        <w:t xml:space="preserve"> </w:t>
+      </w:r>
+      <w:r>
+        <w:rPr>
+          <w:bCs/>
+          <w:b/>
+        </w:rPr>
+        <w:t xml:space="preserve">Since last time</w:t>
+      </w:r>
+      <w:r>
+        <w:t xml:space="preserve">: what they raised, your replies and their actions.</w:t>
       </w:r>
     </w:p>
     <w:p>
@@ -7443,13 +7484,13 @@
         </w:tc>
       </w:tr>
     </w:tbl>
-    <w:bookmarkStart w:id="33" w:name="X29f1185c5b7a44551d9087d21e6bf3fb17d63d6"/>
+    <w:bookmarkStart w:id="33" w:name="X631a8b67414a0817466e69ebd2551d6d0d8e819"/>
     <w:p>
       <w:pPr>
         <w:pStyle w:val="Heading3"/>
       </w:pPr>
       <w:r>
-        <w:t xml:space="preserve">6.1 Functional tests (F1–F42)</w:t>
+        <w:t xml:space="preserve">6.1 Functional tests (F1–F44)</w:t>
       </w:r>
     </w:p>
     <w:tbl>
@@ -12193,6 +12234,226 @@
                 <w:sz w:val="18"/>
               </w:rPr>
               <w:t xml:space="preserve">Mark as read</w:t>
+            </w:r>
+            <w:r>
+              <w:rPr>
+                <w:sz w:val="18"/>
+              </w:rPr>
+              <w:t xml:space="preserve">.</w:t>
+            </w:r>
+          </w:p>
+        </w:tc>
+        <w:tc>
+          <w:tcPr>
+            <w:tcW w:type="dxa" w:w="907"/>
+          </w:tcPr>
+          <w:p>
+            <w:pPr>
+              <w:pStyle w:val="Compact"/>
+            </w:pPr>
+          </w:p>
+        </w:tc>
+        <w:tc>
+          <w:tcPr>
+            <w:tcW w:type="dxa" w:w="850"/>
+          </w:tcPr>
+          <w:p>
+            <w:pPr>
+              <w:pStyle w:val="Compact"/>
+            </w:pPr>
+          </w:p>
+        </w:tc>
+        <w:tc>
+          <w:tcPr>
+            <w:tcW w:type="dxa" w:w="1191"/>
+          </w:tcPr>
+          <w:p>
+            <w:pPr>
+              <w:pStyle w:val="Compact"/>
+            </w:pPr>
+          </w:p>
+        </w:tc>
+      </w:tr>
+      <w:tr>
+        <w:tc>
+          <w:tcPr>
+            <w:tcW w:type="dxa" w:w="737"/>
+          </w:tcPr>
+          <w:p>
+            <w:pPr>
+              <w:pStyle w:val="Compact"/>
+              <w:jc w:val="left"/>
+            </w:pPr>
+            <w:r>
+              <w:rPr>
+                <w:sz w:val="18"/>
+              </w:rPr>
+              <w:t xml:space="preserve">F43 (v4.4)</w:t>
+            </w:r>
+          </w:p>
+        </w:tc>
+        <w:tc>
+          <w:tcPr>
+            <w:tcW w:type="dxa" w:w="3118"/>
+          </w:tcPr>
+          <w:p>
+            <w:pPr>
+              <w:pStyle w:val="Compact"/>
+              <w:jc w:val="left"/>
+            </w:pPr>
+            <w:r>
+              <w:rPr>
+                <w:sz w:val="18"/>
+              </w:rPr>
+              <w:t xml:space="preserve">As A: type an answer, wait about 5 s, reload</w:t>
+            </w:r>
+          </w:p>
+        </w:tc>
+        <w:tc>
+          <w:tcPr>
+            <w:tcW w:type="dxa" w:w="3061"/>
+          </w:tcPr>
+          <w:p>
+            <w:pPr>
+              <w:pStyle w:val="Compact"/>
+              <w:jc w:val="left"/>
+            </w:pPr>
+            <w:r>
+              <w:rPr>
+                <w:sz w:val="18"/>
+              </w:rPr>
+              <w:t xml:space="preserve">Top shows</w:t>
+            </w:r>
+            <w:r>
+              <w:rPr>
+                <w:sz w:val="18"/>
+              </w:rPr>
+              <w:t xml:space="preserve"> </w:t>
+            </w:r>
+            <w:r>
+              <w:rPr>
+                <w:iCs/>
+                <w:i/>
+                <w:sz w:val="18"/>
+              </w:rPr>
+              <w:t xml:space="preserve">Saved hh:mm</w:t>
+            </w:r>
+            <w:r>
+              <w:rPr>
+                <w:sz w:val="18"/>
+              </w:rPr>
+              <w:t xml:space="preserve">; the answer is kept; the review is still a Draft (no submission email).</w:t>
+            </w:r>
+          </w:p>
+        </w:tc>
+        <w:tc>
+          <w:tcPr>
+            <w:tcW w:type="dxa" w:w="907"/>
+          </w:tcPr>
+          <w:p>
+            <w:pPr>
+              <w:pStyle w:val="Compact"/>
+            </w:pPr>
+          </w:p>
+        </w:tc>
+        <w:tc>
+          <w:tcPr>
+            <w:tcW w:type="dxa" w:w="850"/>
+          </w:tcPr>
+          <w:p>
+            <w:pPr>
+              <w:pStyle w:val="Compact"/>
+            </w:pPr>
+          </w:p>
+        </w:tc>
+        <w:tc>
+          <w:tcPr>
+            <w:tcW w:type="dxa" w:w="1191"/>
+          </w:tcPr>
+          <w:p>
+            <w:pPr>
+              <w:pStyle w:val="Compact"/>
+            </w:pPr>
+          </w:p>
+        </w:tc>
+      </w:tr>
+      <w:tr>
+        <w:tc>
+          <w:tcPr>
+            <w:tcW w:type="dxa" w:w="737"/>
+          </w:tcPr>
+          <w:p>
+            <w:pPr>
+              <w:pStyle w:val="Compact"/>
+              <w:jc w:val="left"/>
+            </w:pPr>
+            <w:r>
+              <w:rPr>
+                <w:sz w:val="18"/>
+              </w:rPr>
+              <w:t xml:space="preserve">F44 (v4.4)</w:t>
+            </w:r>
+          </w:p>
+        </w:tc>
+        <w:tc>
+          <w:tcPr>
+            <w:tcW w:type="dxa" w:w="3118"/>
+          </w:tcPr>
+          <w:p>
+            <w:pPr>
+              <w:pStyle w:val="Compact"/>
+              <w:jc w:val="left"/>
+            </w:pPr>
+            <w:r>
+              <w:rPr>
+                <w:sz w:val="18"/>
+              </w:rPr>
+              <w:t xml:space="preserve">Month two (test date next month): open A's new form</w:t>
+            </w:r>
+          </w:p>
+        </w:tc>
+        <w:tc>
+          <w:tcPr>
+            <w:tcW w:type="dxa" w:w="3061"/>
+          </w:tcPr>
+          <w:p>
+            <w:pPr>
+              <w:pStyle w:val="Compact"/>
+              <w:jc w:val="left"/>
+            </w:pPr>
+            <w:r>
+              <w:rPr>
+                <w:bCs/>
+                <w:b/>
+                <w:sz w:val="18"/>
+              </w:rPr>
+              <w:t xml:space="preserve">Since last time</w:t>
+            </w:r>
+            <w:r>
+              <w:rPr>
+                <w:sz w:val="18"/>
+              </w:rPr>
+              <w:t xml:space="preserve"> </w:t>
+            </w:r>
+            <w:r>
+              <w:rPr>
+                <w:sz w:val="18"/>
+              </w:rPr>
+              <w:t xml:space="preserve">lists last month's raised items, your released replies and A's actions. Before you release, it says</w:t>
+            </w:r>
+            <w:r>
+              <w:rPr>
+                <w:sz w:val="18"/>
+              </w:rPr>
+              <w:t xml:space="preserve"> </w:t>
+            </w:r>
+            <w:r>
+              <w:rPr>
+                <w:iCs/>
+                <w:i/>
+                <w:sz w:val="18"/>
+              </w:rPr>
+              <w:t xml:space="preserve">Feedback not released yet</w:t>
             </w:r>
             <w:r>
               <w:rPr>

--- a/one-to-one/ESG-1to1-Finalisation-Guide.docx
+++ b/one-to-one/ESG-1to1-Finalisation-Guide.docx
@@ -34,7 +34,7 @@
         <w:pStyle w:val="BodyText"/>
       </w:pPr>
       <w:r>
-        <w:t xml:space="preserve">Version: system v4.4.0 (frontend) · solution 1.2.0.0 · guide dated 15-Oct-2026</w:t>
+        <w:t xml:space="preserve">Version: system v4.4.0 (frontend) · solution 1.2.1.0 · guide dated 15-Oct-2026</w:t>
       </w:r>
     </w:p>
     <w:p>
@@ -220,7 +220,7 @@
         <w:pStyle w:val="Compact"/>
       </w:pPr>
       <w:r>
-        <w:t xml:space="preserve">flows: simulated end to end, 167 checks, and 23 deliberately broken copies all caught by the validator;</w:t>
+        <w:t xml:space="preserve">flows: simulated end to end, 180 checks, and 23 deliberately broken copies all caught by the validator;</w:t>
       </w:r>
     </w:p>
     <w:p>
@@ -262,7 +262,7 @@
           <w:bCs/>
           <w:b/>
         </w:rPr>
-        <w:t xml:space="preserve">The system is fully implemented when Phase F (go-live) is done and every privacy test (P1–P25) in Phase C has passed.</w:t>
+        <w:t xml:space="preserve">The system is fully implemented when Phase F (go-live) is done and every privacy test (P1–P28) in Phase C has passed.</w:t>
       </w:r>
     </w:p>
     <w:tbl>
@@ -1042,7 +1042,7 @@
                 <w:rStyle w:val="VerbatimChar"/>
                 <w:sz w:val="18"/>
               </w:rPr>
-              <w:t xml:space="preserve">ESGOneToOne_1_2_0_0_unmanaged.zip</w:t>
+              <w:t xml:space="preserve">ESGOneToOne_1_2_1_0_unmanaged.zip</w:t>
             </w:r>
           </w:p>
         </w:tc>
@@ -1979,7 +1979,7 @@
         <w:rPr>
           <w:rStyle w:val="VerbatimChar"/>
         </w:rPr>
-        <w:t xml:space="preserve">ESGOneToOne_1_2_0_0_unmanaged.zip</w:t>
+        <w:t xml:space="preserve">ESGOneToOne_1_2_1_0_unmanaged.zip</w:t>
       </w:r>
       <w:r>
         <w:t xml:space="preserve"> </w:t>
@@ -2688,13 +2688,7 @@
               <w:rPr>
                 <w:sz w:val="18"/>
               </w:rPr>
-              <w:t xml:space="preserve"> </w:t>
-            </w:r>
-            <w:r>
-              <w:rPr>
-                <w:sz w:val="18"/>
-              </w:rPr>
-              <w:t xml:space="preserve">and</w:t>
+              <w:t xml:space="preserve">,</w:t>
             </w:r>
             <w:r>
               <w:rPr>
@@ -2708,6 +2702,31 @@
                 <w:sz w:val="18"/>
               </w:rPr>
               <w:t xml:space="preserve">1-to-1 Read</w:t>
+            </w:r>
+            <w:r>
+              <w:rPr>
+                <w:sz w:val="18"/>
+              </w:rPr>
+              <w:t xml:space="preserve"> </w:t>
+            </w:r>
+            <w:r>
+              <w:rPr>
+                <w:sz w:val="18"/>
+              </w:rPr>
+              <w:t xml:space="preserve">and (from 1.2.1)</w:t>
+            </w:r>
+            <w:r>
+              <w:rPr>
+                <w:sz w:val="18"/>
+              </w:rPr>
+              <w:t xml:space="preserve"> </w:t>
+            </w:r>
+            <w:r>
+              <w:rPr>
+                <w:rStyle w:val="VerbatimChar"/>
+                <w:sz w:val="18"/>
+              </w:rPr>
+              <w:t xml:space="preserve">1-to-1 Submit</w:t>
             </w:r>
             <w:r>
               <w:rPr>
@@ -3423,19 +3442,19 @@
                 <w:b/>
                 <w:sz w:val="18"/>
               </w:rPr>
-              <w:t xml:space="preserve">Contribute</w:t>
-            </w:r>
-            <w:r>
-              <w:rPr>
-                <w:sz w:val="18"/>
-              </w:rPr>
-              <w:t xml:space="preserve"> </w:t>
-            </w:r>
-            <w:r>
-              <w:rPr>
-                <w:sz w:val="18"/>
-              </w:rPr>
-              <w:t xml:space="preserve">on this list only</w:t>
+              <w:t xml:space="preserve">1-to-1 Submit</w:t>
+            </w:r>
+            <w:r>
+              <w:rPr>
+                <w:sz w:val="18"/>
+              </w:rPr>
+              <w:t xml:space="preserve"> </w:t>
+            </w:r>
+            <w:r>
+              <w:rPr>
+                <w:sz w:val="18"/>
+              </w:rPr>
+              <w:t xml:space="preserve">on this list only (a third permission level setup creates: Contribute without delete, versions, alerts or personal views)</w:t>
             </w:r>
           </w:p>
         </w:tc>
@@ -3718,7 +3737,7 @@
           <w:bCs/>
           <w:b/>
         </w:rPr>
-        <w:t xml:space="preserve">Contribute</w:t>
+        <w:t xml:space="preserve">1-to-1 Submit</w:t>
       </w:r>
       <w:r>
         <w:t xml:space="preserve">; its Advanced settings →</w:t>
@@ -12496,13 +12515,13 @@
       </w:tr>
     </w:tbl>
     <w:bookmarkEnd w:id="33"/>
-    <w:bookmarkStart w:id="34" w:name="X10f91ce9176fff7ec5cf8d524d1d2ceb5e26f44"/>
+    <w:bookmarkStart w:id="34" w:name="Xcdec7e7145c0d859a69163cb3e17298d32f23d5"/>
     <w:p>
       <w:pPr>
         <w:pStyle w:val="Heading3"/>
       </w:pPr>
       <w:r>
-        <w:t xml:space="preserve">6.2 Privacy and bypass tests (P1–P25) — all mandatory</w:t>
+        <w:t xml:space="preserve">6.2 Privacy and bypass tests (P1–P28) — all mandatory</w:t>
       </w:r>
     </w:p>
     <w:tbl>
@@ -16470,6 +16489,495 @@
                 <w:sz w:val="18"/>
               </w:rPr>
               <w:t xml:space="preserve">B gets none of A's items; A gets nothing back once it's locked.</w:t>
+            </w:r>
+          </w:p>
+        </w:tc>
+        <w:tc>
+          <w:tcPr>
+            <w:tcW w:type="dxa" w:w="850"/>
+          </w:tcPr>
+          <w:p>
+            <w:pPr>
+              <w:pStyle w:val="Compact"/>
+            </w:pPr>
+          </w:p>
+        </w:tc>
+        <w:tc>
+          <w:tcPr>
+            <w:tcW w:type="dxa" w:w="794"/>
+          </w:tcPr>
+          <w:p>
+            <w:pPr>
+              <w:pStyle w:val="Compact"/>
+            </w:pPr>
+          </w:p>
+        </w:tc>
+        <w:tc>
+          <w:tcPr>
+            <w:tcW w:type="dxa" w:w="850"/>
+          </w:tcPr>
+          <w:p>
+            <w:pPr>
+              <w:pStyle w:val="Compact"/>
+            </w:pPr>
+          </w:p>
+        </w:tc>
+      </w:tr>
+      <w:tr>
+        <w:tc>
+          <w:tcPr>
+            <w:tcW w:type="dxa" w:w="680"/>
+          </w:tcPr>
+          <w:p>
+            <w:pPr>
+              <w:pStyle w:val="Compact"/>
+              <w:jc w:val="left"/>
+            </w:pPr>
+            <w:r>
+              <w:rPr>
+                <w:sz w:val="18"/>
+              </w:rPr>
+              <w:t xml:space="preserve">P26 (v4.4)</w:t>
+            </w:r>
+          </w:p>
+        </w:tc>
+        <w:tc>
+          <w:tcPr>
+            <w:tcW w:type="dxa" w:w="1474"/>
+          </w:tcPr>
+          <w:p>
+            <w:pPr>
+              <w:pStyle w:val="Compact"/>
+              <w:jc w:val="left"/>
+            </w:pPr>
+            <w:r>
+              <w:rPr>
+                <w:bCs/>
+                <w:b/>
+                <w:sz w:val="18"/>
+              </w:rPr>
+              <w:t xml:space="preserve">Send feedback as someone else</w:t>
+            </w:r>
+          </w:p>
+        </w:tc>
+        <w:tc>
+          <w:tcPr>
+            <w:tcW w:type="dxa" w:w="2891"/>
+          </w:tcPr>
+          <w:p>
+            <w:pPr>
+              <w:pStyle w:val="Compact"/>
+              <w:jc w:val="left"/>
+            </w:pPr>
+            <w:r>
+              <w:rPr>
+                <w:sz w:val="18"/>
+              </w:rPr>
+              <w:t xml:space="preserve">A: POST</w:t>
+            </w:r>
+            <w:r>
+              <w:rPr>
+                <w:sz w:val="18"/>
+              </w:rPr>
+              <w:t xml:space="preserve"> </w:t>
+            </w:r>
+            <w:r>
+              <w:rPr>
+                <w:rStyle w:val="VerbatimChar"/>
+                <w:sz w:val="18"/>
+              </w:rPr>
+              <w:t xml:space="preserve">…getbytitle('1-to-1 Feedback')/AddValidateUpdateItemUsingPath</w:t>
+            </w:r>
+            <w:r>
+              <w:rPr>
+                <w:sz w:val="18"/>
+              </w:rPr>
+              <w:t xml:space="preserve"> </w:t>
+            </w:r>
+            <w:r>
+              <w:rPr>
+                <w:sz w:val="18"/>
+              </w:rPr>
+              <w:t xml:space="preserve">with form values</w:t>
+            </w:r>
+            <w:r>
+              <w:rPr>
+                <w:sz w:val="18"/>
+              </w:rPr>
+              <w:t xml:space="preserve"> </w:t>
+            </w:r>
+            <w:r>
+              <w:rPr>
+                <w:rStyle w:val="VerbatimChar"/>
+                <w:sz w:val="18"/>
+              </w:rPr>
+              <w:t xml:space="preserve">Author</w:t>
+            </w:r>
+            <w:r>
+              <w:rPr>
+                <w:sz w:val="18"/>
+              </w:rPr>
+              <w:t xml:space="preserve"> </w:t>
+            </w:r>
+            <w:r>
+              <w:rPr>
+                <w:sz w:val="18"/>
+              </w:rPr>
+              <w:t xml:space="preserve">/</w:t>
+            </w:r>
+            <w:r>
+              <w:rPr>
+                <w:sz w:val="18"/>
+              </w:rPr>
+              <w:t xml:space="preserve"> </w:t>
+            </w:r>
+            <w:r>
+              <w:rPr>
+                <w:rStyle w:val="VerbatimChar"/>
+                <w:sz w:val="18"/>
+              </w:rPr>
+              <w:t xml:space="preserve">Editor</w:t>
+            </w:r>
+            <w:r>
+              <w:rPr>
+                <w:sz w:val="18"/>
+              </w:rPr>
+              <w:t xml:space="preserve"> </w:t>
+            </w:r>
+            <w:r>
+              <w:rPr>
+                <w:sz w:val="18"/>
+              </w:rPr>
+              <w:t xml:space="preserve">set to B</w:t>
+            </w:r>
+          </w:p>
+        </w:tc>
+        <w:tc>
+          <w:tcPr>
+            <w:tcW w:type="dxa" w:w="2324"/>
+          </w:tcPr>
+          <w:p>
+            <w:pPr>
+              <w:pStyle w:val="Compact"/>
+              <w:jc w:val="left"/>
+            </w:pPr>
+            <w:r>
+              <w:rPr>
+                <w:sz w:val="18"/>
+              </w:rPr>
+              <w:t xml:space="preserve">The item is recorded as A (Author/Editor ignored or rejected). If SharePoint accepts the change, record it here: the E13 sender is then "as recorded", and the TL should confirm unexpected feedback in person.</w:t>
+            </w:r>
+          </w:p>
+        </w:tc>
+        <w:tc>
+          <w:tcPr>
+            <w:tcW w:type="dxa" w:w="850"/>
+          </w:tcPr>
+          <w:p>
+            <w:pPr>
+              <w:pStyle w:val="Compact"/>
+            </w:pPr>
+          </w:p>
+        </w:tc>
+        <w:tc>
+          <w:tcPr>
+            <w:tcW w:type="dxa" w:w="794"/>
+          </w:tcPr>
+          <w:p>
+            <w:pPr>
+              <w:pStyle w:val="Compact"/>
+            </w:pPr>
+          </w:p>
+        </w:tc>
+        <w:tc>
+          <w:tcPr>
+            <w:tcW w:type="dxa" w:w="850"/>
+          </w:tcPr>
+          <w:p>
+            <w:pPr>
+              <w:pStyle w:val="Compact"/>
+            </w:pPr>
+          </w:p>
+        </w:tc>
+      </w:tr>
+      <w:tr>
+        <w:tc>
+          <w:tcPr>
+            <w:tcW w:type="dxa" w:w="680"/>
+          </w:tcPr>
+          <w:p>
+            <w:pPr>
+              <w:pStyle w:val="Compact"/>
+              <w:jc w:val="left"/>
+            </w:pPr>
+            <w:r>
+              <w:rPr>
+                <w:sz w:val="18"/>
+              </w:rPr>
+              <w:t xml:space="preserve">P27 (v4.4)</w:t>
+            </w:r>
+          </w:p>
+        </w:tc>
+        <w:tc>
+          <w:tcPr>
+            <w:tcW w:type="dxa" w:w="1474"/>
+          </w:tcPr>
+          <w:p>
+            <w:pPr>
+              <w:pStyle w:val="Compact"/>
+              <w:jc w:val="left"/>
+            </w:pPr>
+            <w:r>
+              <w:rPr>
+                <w:bCs/>
+                <w:b/>
+                <w:sz w:val="18"/>
+              </w:rPr>
+              <w:t xml:space="preserve">Get alerted to others' feedback</w:t>
+            </w:r>
+          </w:p>
+        </w:tc>
+        <w:tc>
+          <w:tcPr>
+            <w:tcW w:type="dxa" w:w="2891"/>
+          </w:tcPr>
+          <w:p>
+            <w:pPr>
+              <w:pStyle w:val="Compact"/>
+              <w:jc w:val="left"/>
+            </w:pPr>
+            <w:r>
+              <w:rPr>
+                <w:sz w:val="18"/>
+              </w:rPr>
+              <w:t xml:space="preserve">B: try</w:t>
+            </w:r>
+            <w:r>
+              <w:rPr>
+                <w:sz w:val="18"/>
+              </w:rPr>
+              <w:t xml:space="preserve"> </w:t>
+            </w:r>
+            <w:r>
+              <w:rPr>
+                <w:iCs/>
+                <w:i/>
+                <w:sz w:val="18"/>
+              </w:rPr>
+              <w:t xml:space="preserve">Alert me</w:t>
+            </w:r>
+            <w:r>
+              <w:rPr>
+                <w:sz w:val="18"/>
+              </w:rPr>
+              <w:t xml:space="preserve"> </w:t>
+            </w:r>
+            <w:r>
+              <w:rPr>
+                <w:sz w:val="18"/>
+              </w:rPr>
+              <w:t xml:space="preserve">on 1-to-1 Feedback, and POST</w:t>
+            </w:r>
+            <w:r>
+              <w:rPr>
+                <w:sz w:val="18"/>
+              </w:rPr>
+              <w:t xml:space="preserve"> </w:t>
+            </w:r>
+            <w:r>
+              <w:rPr>
+                <w:rStyle w:val="VerbatimChar"/>
+                <w:sz w:val="18"/>
+              </w:rPr>
+              <w:t xml:space="preserve">…/alerts/add</w:t>
+            </w:r>
+          </w:p>
+        </w:tc>
+        <w:tc>
+          <w:tcPr>
+            <w:tcW w:type="dxa" w:w="2324"/>
+          </w:tcPr>
+          <w:p>
+            <w:pPr>
+              <w:pStyle w:val="Compact"/>
+              <w:jc w:val="left"/>
+            </w:pPr>
+            <w:r>
+              <w:rPr>
+                <w:sz w:val="18"/>
+              </w:rPr>
+              <w:t xml:space="preserve">Denied –</w:t>
+            </w:r>
+            <w:r>
+              <w:rPr>
+                <w:sz w:val="18"/>
+              </w:rPr>
+              <w:t xml:space="preserve"> </w:t>
+            </w:r>
+            <w:r>
+              <w:rPr>
+                <w:rStyle w:val="VerbatimChar"/>
+                <w:sz w:val="18"/>
+              </w:rPr>
+              <w:t xml:space="preserve">1-to-1 Submit</w:t>
+            </w:r>
+            <w:r>
+              <w:rPr>
+                <w:sz w:val="18"/>
+              </w:rPr>
+              <w:t xml:space="preserve"> </w:t>
+            </w:r>
+            <w:r>
+              <w:rPr>
+                <w:sz w:val="18"/>
+              </w:rPr>
+              <w:t xml:space="preserve">has no Create Alerts.</w:t>
+            </w:r>
+          </w:p>
+        </w:tc>
+        <w:tc>
+          <w:tcPr>
+            <w:tcW w:type="dxa" w:w="850"/>
+          </w:tcPr>
+          <w:p>
+            <w:pPr>
+              <w:pStyle w:val="Compact"/>
+            </w:pPr>
+          </w:p>
+        </w:tc>
+        <w:tc>
+          <w:tcPr>
+            <w:tcW w:type="dxa" w:w="794"/>
+          </w:tcPr>
+          <w:p>
+            <w:pPr>
+              <w:pStyle w:val="Compact"/>
+            </w:pPr>
+          </w:p>
+        </w:tc>
+        <w:tc>
+          <w:tcPr>
+            <w:tcW w:type="dxa" w:w="850"/>
+          </w:tcPr>
+          <w:p>
+            <w:pPr>
+              <w:pStyle w:val="Compact"/>
+            </w:pPr>
+          </w:p>
+        </w:tc>
+      </w:tr>
+      <w:tr>
+        <w:tc>
+          <w:tcPr>
+            <w:tcW w:type="dxa" w:w="680"/>
+          </w:tcPr>
+          <w:p>
+            <w:pPr>
+              <w:pStyle w:val="Compact"/>
+              <w:jc w:val="left"/>
+            </w:pPr>
+            <w:r>
+              <w:rPr>
+                <w:sz w:val="18"/>
+              </w:rPr>
+              <w:t xml:space="preserve">P28 (v4.4)</w:t>
+            </w:r>
+          </w:p>
+        </w:tc>
+        <w:tc>
+          <w:tcPr>
+            <w:tcW w:type="dxa" w:w="1474"/>
+          </w:tcPr>
+          <w:p>
+            <w:pPr>
+              <w:pStyle w:val="Compact"/>
+              <w:jc w:val="left"/>
+            </w:pPr>
+            <w:r>
+              <w:rPr>
+                <w:bCs/>
+                <w:b/>
+                <w:sz w:val="18"/>
+              </w:rPr>
+              <w:t xml:space="preserve">List metadata / change log</w:t>
+            </w:r>
+          </w:p>
+        </w:tc>
+        <w:tc>
+          <w:tcPr>
+            <w:tcW w:type="dxa" w:w="2891"/>
+          </w:tcPr>
+          <w:p>
+            <w:pPr>
+              <w:pStyle w:val="Compact"/>
+              <w:jc w:val="left"/>
+            </w:pPr>
+            <w:r>
+              <w:rPr>
+                <w:sz w:val="18"/>
+              </w:rPr>
+              <w:t xml:space="preserve">B: GET</w:t>
+            </w:r>
+            <w:r>
+              <w:rPr>
+                <w:sz w:val="18"/>
+              </w:rPr>
+              <w:t xml:space="preserve"> </w:t>
+            </w:r>
+            <w:r>
+              <w:rPr>
+                <w:rStyle w:val="VerbatimChar"/>
+                <w:sz w:val="18"/>
+              </w:rPr>
+              <w:t xml:space="preserve">…getbytitle('Wellbeing Assessments')?$select=ItemCount,LastItemUserModifiedDate</w:t>
+            </w:r>
+            <w:r>
+              <w:rPr>
+                <w:sz w:val="18"/>
+              </w:rPr>
+              <w:t xml:space="preserve">; POST</w:t>
+            </w:r>
+            <w:r>
+              <w:rPr>
+                <w:sz w:val="18"/>
+              </w:rPr>
+              <w:t xml:space="preserve"> </w:t>
+            </w:r>
+            <w:r>
+              <w:rPr>
+                <w:rStyle w:val="VerbatimChar"/>
+                <w:sz w:val="18"/>
+              </w:rPr>
+              <w:t xml:space="preserve">…/GetChanges</w:t>
+            </w:r>
+            <w:r>
+              <w:rPr>
+                <w:sz w:val="18"/>
+              </w:rPr>
+              <w:t xml:space="preserve"> </w:t>
+            </w:r>
+            <w:r>
+              <w:rPr>
+                <w:sz w:val="18"/>
+              </w:rPr>
+              <w:t xml:space="preserve">on Wellbeing Assessments and 1-to-1 Feedback</w:t>
+            </w:r>
+          </w:p>
+        </w:tc>
+        <w:tc>
+          <w:tcPr>
+            <w:tcW w:type="dxa" w:w="2324"/>
+          </w:tcPr>
+          <w:p>
+            <w:pPr>
+              <w:pStyle w:val="Compact"/>
+              <w:jc w:val="left"/>
+            </w:pPr>
+            <w:r>
+              <w:rPr>
+                <w:sz w:val="18"/>
+              </w:rPr>
+              <w:t xml:space="preserve">Denied, or reveals nothing personal. If dates/counts are visible, record it as an accepted risk (no content is exposed).</w:t>
             </w:r>
           </w:p>
         </w:tc>

--- a/one-to-one/ESG-1to1-Finalisation-Guide.docx
+++ b/one-to-one/ESG-1to1-Finalisation-Guide.docx
@@ -208,7 +208,7 @@
         <w:pStyle w:val="Compact"/>
       </w:pPr>
       <w:r>
-        <w:t xml:space="preserve">frontend: 182 automated checks;</w:t>
+        <w:t xml:space="preserve">frontend: 219 automated checks;</w:t>
       </w:r>
     </w:p>
     <w:p>

--- a/one-to-one/ESG-1to1-Finalisation-Guide.docx
+++ b/one-to-one/ESG-1to1-Finalisation-Guide.docx
@@ -34,7 +34,7 @@
         <w:pStyle w:val="BodyText"/>
       </w:pPr>
       <w:r>
-        <w:t xml:space="preserve">Version: system v4.4.0 (frontend) · solution 1.2.1.0 · guide dated 15-Oct-2026</w:t>
+        <w:t xml:space="preserve">Version: system v4.5.0 (frontend) · solution 1.3.0.0 · guide dated 16-Oct-2026</w:t>
       </w:r>
     </w:p>
     <w:p>
@@ -220,7 +220,7 @@
         <w:pStyle w:val="Compact"/>
       </w:pPr>
       <w:r>
-        <w:t xml:space="preserve">flows: simulated end to end, 180 checks, and 23 deliberately broken copies all caught by the validator;</w:t>
+        <w:t xml:space="preserve">flows: simulated end to end, 213 checks, and 25 deliberately broken copies all caught by the validator;</w:t>
       </w:r>
     </w:p>
     <w:p>
@@ -262,7 +262,7 @@
           <w:bCs/>
           <w:b/>
         </w:rPr>
-        <w:t xml:space="preserve">The system is fully implemented when Phase F (go-live) is done and every privacy test (P1–P28) in Phase C has passed.</w:t>
+        <w:t xml:space="preserve">The system is fully implemented when Phase F (go-live) is done and every privacy test (P1–P29) in Phase C has passed.</w:t>
       </w:r>
     </w:p>
     <w:tbl>
@@ -1042,7 +1042,7 @@
                 <w:rStyle w:val="VerbatimChar"/>
                 <w:sz w:val="18"/>
               </w:rPr>
-              <w:t xml:space="preserve">ESGOneToOne_1_2_1_0_unmanaged.zip</w:t>
+              <w:t xml:space="preserve">ESGOneToOne_1_3_0_0_unmanaged.zip</w:t>
             </w:r>
           </w:p>
         </w:tc>
@@ -1079,7 +1079,7 @@
               <w:rPr>
                 <w:sz w:val="18"/>
               </w:rPr>
-              <w:t xml:space="preserve">. Contains the seven flows; the setup flow creates the lists.</w:t>
+              <w:t xml:space="preserve">. Contains the eight flows; the setup flow creates the lists.</w:t>
             </w:r>
           </w:p>
         </w:tc>
@@ -1198,6 +1198,24 @@
         </w:tc>
       </w:tr>
     </w:tbl>
+    <w:p>
+      <w:pPr>
+        <w:pStyle w:val="BodyText"/>
+      </w:pPr>
+      <w:r>
+        <w:rPr>
+          <w:bCs/>
+          <w:b/>
+        </w:rPr>
+        <w:t xml:space="preserve">Desktop only.</w:t>
+      </w:r>
+      <w:r>
+        <w:t xml:space="preserve"> </w:t>
+      </w:r>
+      <w:r>
+        <w:t xml:space="preserve">The page is built for laptops and desktops; phones are out of scope.</w:t>
+      </w:r>
+    </w:p>
     <w:p>
       <w:pPr>
         <w:pStyle w:val="BodyText"/>
@@ -1360,7 +1378,22 @@
         <w:t xml:space="preserve"> </w:t>
       </w:r>
       <w:r>
-        <w:t xml:space="preserve">in Notepad. It must contain</w:t>
+        <w:t xml:space="preserve">in Notepad. It must show</w:t>
+      </w:r>
+      <w:r>
+        <w:t xml:space="preserve"> </w:t>
+      </w:r>
+      <w:r>
+        <w:rPr>
+          <w:rStyle w:val="VerbatimChar"/>
+        </w:rPr>
+        <w:t xml:space="preserve">&lt;Version&gt;1.3.0.0&lt;/Version&gt;</w:t>
+      </w:r>
+      <w:r>
+        <w:t xml:space="preserve"> </w:t>
+      </w:r>
+      <w:r>
+        <w:t xml:space="preserve">and contain</w:t>
       </w:r>
       <w:r>
         <w:t xml:space="preserve"> </w:t>
@@ -1430,7 +1463,7 @@
         <w:t xml:space="preserve"> </w:t>
       </w:r>
       <w:r>
-        <w:t xml:space="preserve">(v4.4.0). After installing, the top menu bar must show</w:t>
+        <w:t xml:space="preserve">(v4.5.0). After installing, the top menu bar must show</w:t>
       </w:r>
       <w:r>
         <w:t xml:space="preserve"> </w:t>
@@ -1440,7 +1473,7 @@
           <w:bCs/>
           <w:b/>
         </w:rPr>
-        <w:t xml:space="preserve">v4.4.0</w:t>
+        <w:t xml:space="preserve">v4.5.0</w:t>
       </w:r>
       <w:r>
         <w:t xml:space="preserve"> </w:t>
@@ -1766,90 +1799,13 @@
           <w:bCs/>
           <w:b/>
         </w:rPr>
-        <w:t xml:space="preserve">Already imported an earlier version?</w:t>
-      </w:r>
-      <w:r>
-        <w:t xml:space="preserve"> </w:t>
-      </w:r>
-      <w:r>
-        <w:t xml:space="preserve">Import this zip over it the same way: it says it will</w:t>
-      </w:r>
-      <w:r>
-        <w:t xml:space="preserve"> </w:t>
-      </w:r>
-      <w:r>
-        <w:rPr>
-          <w:bCs/>
-          <w:b/>
-        </w:rPr>
-        <w:t xml:space="preserve">upgrade</w:t>
-      </w:r>
-      <w:r>
-        <w:t xml:space="preserve">; leave</w:t>
-      </w:r>
-      <w:r>
-        <w:t xml:space="preserve"> </w:t>
-      </w:r>
-      <w:r>
-        <w:rPr>
-          <w:iCs/>
-          <w:i/>
-        </w:rPr>
-        <w:t xml:space="preserve">"Enable Plugin steps and flows"</w:t>
-      </w:r>
-      <w:r>
-        <w:t xml:space="preserve"> </w:t>
-      </w:r>
-      <w:r>
-        <w:t xml:space="preserve">unticked and keep your connections and values. Then run</w:t>
-      </w:r>
-      <w:r>
-        <w:t xml:space="preserve"> </w:t>
-      </w:r>
-      <w:r>
-        <w:rPr>
-          <w:bCs/>
-          <w:b/>
-        </w:rPr>
-        <w:t xml:space="preserve">0 Setup</w:t>
-      </w:r>
-      <w:r>
-        <w:t xml:space="preserve"> </w:t>
-      </w:r>
-      <w:r>
-        <w:t xml:space="preserve">again (4.3): it adds what's missing, such as the 1-to-1 Feedback list (new in 1.2) and, from 1.0, the Wellbeing list and Reminders setting. Then check every flow is On (4.7), upload the new frontend files with</w:t>
-      </w:r>
-      <w:r>
-        <w:t xml:space="preserve"> </w:t>
-      </w:r>
-      <w:r>
-        <w:rPr>
-          <w:bCs/>
-          <w:b/>
-        </w:rPr>
-        <w:t xml:space="preserve">Replace</w:t>
-      </w:r>
-      <w:r>
-        <w:t xml:space="preserve"> </w:t>
-      </w:r>
-      <w:r>
-        <w:t xml:space="preserve">and</w:t>
-      </w:r>
-      <w:r>
-        <w:t xml:space="preserve"> </w:t>
-      </w:r>
-      <w:r>
-        <w:rPr>
-          <w:bCs/>
-          <w:b/>
-        </w:rPr>
-        <w:t xml:space="preserve">Reset layout cache</w:t>
-      </w:r>
-      <w:r>
-        <w:t xml:space="preserve"> </w:t>
-      </w:r>
-      <w:r>
-        <w:t xml:space="preserve">(4.5).</w:t>
+        <w:t xml:space="preserve">Already imported an earlier version (1.2.1 or before)?</w:t>
+      </w:r>
+      <w:r>
+        <w:t xml:space="preserve"> </w:t>
+      </w:r>
+      <w:r>
+        <w:t xml:space="preserve">Upgrade to 1.3.0 in four steps:</w:t>
       </w:r>
     </w:p>
     <w:p>
@@ -1858,9 +1814,25 @@
           <w:ilvl w:val="0"/>
           <w:numId w:val="1008"/>
         </w:numPr>
+        <w:pStyle w:val="Compact"/>
       </w:pPr>
       <w:r>
-        <w:t xml:space="preserve">☐ Go to</w:t>
+        <w:t xml:space="preserve">Import</w:t>
+      </w:r>
+      <w:r>
+        <w:t xml:space="preserve"> </w:t>
+      </w:r>
+      <w:r>
+        <w:rPr>
+          <w:rStyle w:val="VerbatimChar"/>
+        </w:rPr>
+        <w:t xml:space="preserve">ESGOneToOne_1_3_0_0_unmanaged.zip</w:t>
+      </w:r>
+      <w:r>
+        <w:t xml:space="preserve"> </w:t>
+      </w:r>
+      <w:r>
+        <w:t xml:space="preserve">over it the same way: it says it will</w:t>
       </w:r>
       <w:r>
         <w:t xml:space="preserve"> </w:t>
@@ -1870,10 +1842,26 @@
           <w:bCs/>
           <w:b/>
         </w:rPr>
-        <w:t xml:space="preserve">make.powerautomate.com</w:t>
-      </w:r>
-      <w:r>
-        <w:t xml:space="preserve">, signed in as yourself.</w:t>
+        <w:t xml:space="preserve">upgrade</w:t>
+      </w:r>
+      <w:r>
+        <w:t xml:space="preserve">; leave</w:t>
+      </w:r>
+      <w:r>
+        <w:t xml:space="preserve"> </w:t>
+      </w:r>
+      <w:r>
+        <w:rPr>
+          <w:iCs/>
+          <w:i/>
+        </w:rPr>
+        <w:t xml:space="preserve">"Enable Plugin steps and flows"</w:t>
+      </w:r>
+      <w:r>
+        <w:t xml:space="preserve"> </w:t>
+      </w:r>
+      <w:r>
+        <w:t xml:space="preserve">unticked and keep your connections and values.</w:t>
       </w:r>
     </w:p>
     <w:p>
@@ -1882,9 +1870,57 @@
           <w:ilvl w:val="0"/>
           <w:numId w:val="1008"/>
         </w:numPr>
+        <w:pStyle w:val="Compact"/>
       </w:pPr>
       <w:r>
-        <w:t xml:space="preserve">☐ Top right: pick the environment IT named for the flows.</w:t>
+        <w:t xml:space="preserve">Run</w:t>
+      </w:r>
+      <w:r>
+        <w:t xml:space="preserve"> </w:t>
+      </w:r>
+      <w:r>
+        <w:rPr>
+          <w:bCs/>
+          <w:b/>
+        </w:rPr>
+        <w:t xml:space="preserve">0 Setup</w:t>
+      </w:r>
+      <w:r>
+        <w:t xml:space="preserve"> </w:t>
+      </w:r>
+      <w:r>
+        <w:t xml:space="preserve">again (4.3). It adds what's missing: the</w:t>
+      </w:r>
+      <w:r>
+        <w:t xml:space="preserve"> </w:t>
+      </w:r>
+      <w:r>
+        <w:rPr>
+          <w:bCs/>
+          <w:b/>
+        </w:rPr>
+        <w:t xml:space="preserve">1-to-1 Challenges</w:t>
+      </w:r>
+      <w:r>
+        <w:t xml:space="preserve"> </w:t>
+      </w:r>
+      <w:r>
+        <w:t xml:space="preserve">list and the new</w:t>
+      </w:r>
+      <w:r>
+        <w:t xml:space="preserve"> </w:t>
+      </w:r>
+      <w:r>
+        <w:rPr>
+          <w:rStyle w:val="VerbatimChar"/>
+        </w:rPr>
+        <w:t xml:space="preserve">Challenge…</w:t>
+      </w:r>
+      <w:r>
+        <w:t xml:space="preserve"> </w:t>
+      </w:r>
+      <w:r>
+        <w:t xml:space="preserve">columns on Manager Reviews (new in 1.3), and from earlier versions the 1-to-1 Feedback list, the Wellbeing list and the Reminders setting.</w:t>
       </w:r>
     </w:p>
     <w:p>
@@ -1893,9 +1929,10 @@
           <w:ilvl w:val="0"/>
           <w:numId w:val="1008"/>
         </w:numPr>
+        <w:pStyle w:val="Compact"/>
       </w:pPr>
       <w:r>
-        <w:t xml:space="preserve">☐ Left menu:</w:t>
+        <w:t xml:space="preserve">Turn on the new</w:t>
       </w:r>
       <w:r>
         <w:t xml:space="preserve"> </w:t>
@@ -1905,51 +1942,13 @@
           <w:bCs/>
           <w:b/>
         </w:rPr>
-        <w:t xml:space="preserve">Solutions</w:t>
-      </w:r>
-      <w:r>
-        <w:t xml:space="preserve">.</w:t>
-      </w:r>
-    </w:p>
-    <w:p>
-      <w:pPr>
-        <w:numPr>
-          <w:ilvl w:val="1"/>
-          <w:numId w:val="1009"/>
-        </w:numPr>
-        <w:pStyle w:val="Compact"/>
-      </w:pPr>
-      <w:r>
-        <w:t xml:space="preserve">If it asks to create a</w:t>
-      </w:r>
-      <w:r>
-        <w:t xml:space="preserve"> </w:t>
-      </w:r>
-      <w:r>
-        <w:rPr>
-          <w:bCs/>
-          <w:b/>
-        </w:rPr>
-        <w:t xml:space="preserve">Dataverse database</w:t>
-      </w:r>
-      <w:r>
-        <w:t xml:space="preserve">, or</w:t>
-      </w:r>
-      <w:r>
-        <w:t xml:space="preserve"> </w:t>
-      </w:r>
-      <w:r>
-        <w:rPr>
-          <w:iCs/>
-          <w:i/>
-        </w:rPr>
-        <w:t xml:space="preserve">Solutions</w:t>
-      </w:r>
-      <w:r>
-        <w:t xml:space="preserve"> </w:t>
-      </w:r>
-      <w:r>
-        <w:t xml:space="preserve">is missing, use §4.8 instead.</w:t>
+        <w:t xml:space="preserve">7 Challenge</w:t>
+      </w:r>
+      <w:r>
+        <w:t xml:space="preserve"> </w:t>
+      </w:r>
+      <w:r>
+        <w:t xml:space="preserve">flow and check flows 1–6 are On (4.7).</w:t>
       </w:r>
     </w:p>
     <w:p>
@@ -1958,9 +1957,10 @@
           <w:ilvl w:val="0"/>
           <w:numId w:val="1008"/>
         </w:numPr>
+        <w:pStyle w:val="Compact"/>
       </w:pPr>
       <w:r>
-        <w:t xml:space="preserve">☐</w:t>
+        <w:t xml:space="preserve">Upload the new frontend files with</w:t>
       </w:r>
       <w:r>
         <w:t xml:space="preserve"> </w:t>
@@ -1970,22 +1970,13 @@
           <w:bCs/>
           <w:b/>
         </w:rPr>
-        <w:t xml:space="preserve">Import solution → Browse →</w:t>
-      </w:r>
-      <w:r>
-        <w:t xml:space="preserve"> </w:t>
-      </w:r>
-      <w:r>
-        <w:rPr>
-          <w:rStyle w:val="VerbatimChar"/>
-        </w:rPr>
-        <w:t xml:space="preserve">ESGOneToOne_1_2_1_0_unmanaged.zip</w:t>
-      </w:r>
-      <w:r>
-        <w:t xml:space="preserve"> </w:t>
-      </w:r>
-      <w:r>
-        <w:t xml:space="preserve">→</w:t>
+        <w:t xml:space="preserve">Replace</w:t>
+      </w:r>
+      <w:r>
+        <w:t xml:space="preserve"> </w:t>
+      </w:r>
+      <w:r>
+        <w:t xml:space="preserve">and</w:t>
       </w:r>
       <w:r>
         <w:t xml:space="preserve"> </w:t>
@@ -1995,17 +1986,182 @@
           <w:bCs/>
           <w:b/>
         </w:rPr>
-        <w:t xml:space="preserve">Next → Next</w:t>
-      </w:r>
-      <w:r>
-        <w:t xml:space="preserve">.</w:t>
+        <w:t xml:space="preserve">Reset layout cache</w:t>
+      </w:r>
+      <w:r>
+        <w:t xml:space="preserve"> </w:t>
+      </w:r>
+      <w:r>
+        <w:t xml:space="preserve">(4.5). The top bar shows</w:t>
+      </w:r>
+      <w:r>
+        <w:t xml:space="preserve"> </w:t>
+      </w:r>
+      <w:r>
+        <w:rPr>
+          <w:bCs/>
+          <w:b/>
+        </w:rPr>
+        <w:t xml:space="preserve">v4.5.0</w:t>
+      </w:r>
+      <w:r>
+        <w:t xml:space="preserve">. (If the page goes up before step 2, challenges are simply not offered until Setup has run.)</w:t>
       </w:r>
     </w:p>
     <w:p>
       <w:pPr>
         <w:numPr>
           <w:ilvl w:val="0"/>
-          <w:numId w:val="1008"/>
+          <w:numId w:val="1009"/>
+        </w:numPr>
+      </w:pPr>
+      <w:r>
+        <w:t xml:space="preserve">☐ Go to</w:t>
+      </w:r>
+      <w:r>
+        <w:t xml:space="preserve"> </w:t>
+      </w:r>
+      <w:r>
+        <w:rPr>
+          <w:bCs/>
+          <w:b/>
+        </w:rPr>
+        <w:t xml:space="preserve">make.powerautomate.com</w:t>
+      </w:r>
+      <w:r>
+        <w:t xml:space="preserve">, signed in as yourself.</w:t>
+      </w:r>
+    </w:p>
+    <w:p>
+      <w:pPr>
+        <w:numPr>
+          <w:ilvl w:val="0"/>
+          <w:numId w:val="1009"/>
+        </w:numPr>
+      </w:pPr>
+      <w:r>
+        <w:t xml:space="preserve">☐ Top right: pick the environment IT named for the flows.</w:t>
+      </w:r>
+    </w:p>
+    <w:p>
+      <w:pPr>
+        <w:numPr>
+          <w:ilvl w:val="0"/>
+          <w:numId w:val="1009"/>
+        </w:numPr>
+      </w:pPr>
+      <w:r>
+        <w:t xml:space="preserve">☐ Left menu:</w:t>
+      </w:r>
+      <w:r>
+        <w:t xml:space="preserve"> </w:t>
+      </w:r>
+      <w:r>
+        <w:rPr>
+          <w:bCs/>
+          <w:b/>
+        </w:rPr>
+        <w:t xml:space="preserve">Solutions</w:t>
+      </w:r>
+      <w:r>
+        <w:t xml:space="preserve">.</w:t>
+      </w:r>
+    </w:p>
+    <w:p>
+      <w:pPr>
+        <w:numPr>
+          <w:ilvl w:val="1"/>
+          <w:numId w:val="1010"/>
+        </w:numPr>
+        <w:pStyle w:val="Compact"/>
+      </w:pPr>
+      <w:r>
+        <w:t xml:space="preserve">If it asks to create a</w:t>
+      </w:r>
+      <w:r>
+        <w:t xml:space="preserve"> </w:t>
+      </w:r>
+      <w:r>
+        <w:rPr>
+          <w:bCs/>
+          <w:b/>
+        </w:rPr>
+        <w:t xml:space="preserve">Dataverse database</w:t>
+      </w:r>
+      <w:r>
+        <w:t xml:space="preserve">, or</w:t>
+      </w:r>
+      <w:r>
+        <w:t xml:space="preserve"> </w:t>
+      </w:r>
+      <w:r>
+        <w:rPr>
+          <w:iCs/>
+          <w:i/>
+        </w:rPr>
+        <w:t xml:space="preserve">Solutions</w:t>
+      </w:r>
+      <w:r>
+        <w:t xml:space="preserve"> </w:t>
+      </w:r>
+      <w:r>
+        <w:t xml:space="preserve">is missing, use §4.8 instead.</w:t>
+      </w:r>
+    </w:p>
+    <w:p>
+      <w:pPr>
+        <w:numPr>
+          <w:ilvl w:val="0"/>
+          <w:numId w:val="1009"/>
+        </w:numPr>
+      </w:pPr>
+      <w:r>
+        <w:t xml:space="preserve">☐</w:t>
+      </w:r>
+      <w:r>
+        <w:t xml:space="preserve"> </w:t>
+      </w:r>
+      <w:r>
+        <w:rPr>
+          <w:bCs/>
+          <w:b/>
+        </w:rPr>
+        <w:t xml:space="preserve">Import solution → Browse →</w:t>
+      </w:r>
+      <w:r>
+        <w:t xml:space="preserve"> </w:t>
+      </w:r>
+      <w:r>
+        <w:rPr>
+          <w:rStyle w:val="VerbatimChar"/>
+        </w:rPr>
+        <w:t xml:space="preserve">ESGOneToOne_1_3_0_0_unmanaged.zip</w:t>
+      </w:r>
+      <w:r>
+        <w:t xml:space="preserve"> </w:t>
+      </w:r>
+      <w:r>
+        <w:t xml:space="preserve">→</w:t>
+      </w:r>
+      <w:r>
+        <w:t xml:space="preserve"> </w:t>
+      </w:r>
+      <w:r>
+        <w:rPr>
+          <w:bCs/>
+          <w:b/>
+        </w:rPr>
+        <w:t xml:space="preserve">Next → Next</w:t>
+      </w:r>
+      <w:r>
+        <w:t xml:space="preserve">.</w:t>
+      </w:r>
+    </w:p>
+    <w:p>
+      <w:pPr>
+        <w:numPr>
+          <w:ilvl w:val="0"/>
+          <w:numId w:val="1009"/>
         </w:numPr>
       </w:pPr>
       <w:r>
@@ -2218,7 +2374,7 @@
       <w:pPr>
         <w:numPr>
           <w:ilvl w:val="0"/>
-          <w:numId w:val="1008"/>
+          <w:numId w:val="1009"/>
         </w:numPr>
       </w:pPr>
       <w:r>
@@ -2397,7 +2553,7 @@
       <w:pPr>
         <w:numPr>
           <w:ilvl w:val="0"/>
-          <w:numId w:val="1008"/>
+          <w:numId w:val="1009"/>
         </w:numPr>
       </w:pPr>
       <w:r>
@@ -2463,7 +2619,7 @@
       <w:pPr>
         <w:numPr>
           <w:ilvl w:val="0"/>
-          <w:numId w:val="1010"/>
+          <w:numId w:val="1011"/>
         </w:numPr>
         <w:pStyle w:val="Compact"/>
       </w:pPr>
@@ -2501,7 +2657,7 @@
       <w:pPr>
         <w:numPr>
           <w:ilvl w:val="0"/>
-          <w:numId w:val="1010"/>
+          <w:numId w:val="1011"/>
         </w:numPr>
         <w:pStyle w:val="Compact"/>
       </w:pPr>
@@ -2529,7 +2685,7 @@
       <w:pPr>
         <w:numPr>
           <w:ilvl w:val="0"/>
-          <w:numId w:val="1010"/>
+          <w:numId w:val="1011"/>
         </w:numPr>
         <w:pStyle w:val="Compact"/>
       </w:pPr>
@@ -2554,7 +2710,7 @@
       <w:pPr>
         <w:numPr>
           <w:ilvl w:val="1"/>
-          <w:numId w:val="1011"/>
+          <w:numId w:val="1012"/>
         </w:numPr>
         <w:pStyle w:val="Compact"/>
       </w:pPr>
@@ -2973,6 +3129,26 @@
               <w:rPr>
                 <w:sz w:val="18"/>
               </w:rPr>
+              <w:t xml:space="preserve">,</w:t>
+            </w:r>
+            <w:r>
+              <w:rPr>
+                <w:sz w:val="18"/>
+              </w:rPr>
+              <w:t xml:space="preserve"> </w:t>
+            </w:r>
+            <w:r>
+              <w:rPr>
+                <w:bCs/>
+                <w:b/>
+                <w:sz w:val="18"/>
+              </w:rPr>
+              <w:t xml:space="preserve">1-to-1 Challenges</w:t>
+            </w:r>
+            <w:r>
+              <w:rPr>
+                <w:sz w:val="18"/>
+              </w:rPr>
               <w:t xml:space="preserve">, matching the agreed list specification exactly: every column type, choice, default, min/max and index,</w:t>
             </w:r>
             <w:r>
@@ -3455,6 +3631,93 @@
                 <w:sz w:val="18"/>
               </w:rPr>
               <w:t xml:space="preserve">on this list only (a third permission level setup creates: Contribute without delete, versions, alerts or personal views)</w:t>
+            </w:r>
+          </w:p>
+        </w:tc>
+      </w:tr>
+      <w:tr>
+        <w:tc>
+          <w:tcPr>
+            <w:tcW w:type="dxa" w:w="3139"/>
+          </w:tcPr>
+          <w:p>
+            <w:pPr>
+              <w:pStyle w:val="Compact"/>
+              <w:jc w:val="left"/>
+            </w:pPr>
+            <w:r>
+              <w:rPr>
+                <w:sz w:val="18"/>
+              </w:rPr>
+              <w:t xml:space="preserve">1-to-1 Challenges (1.3)</w:t>
+            </w:r>
+          </w:p>
+        </w:tc>
+        <w:tc>
+          <w:tcPr>
+            <w:tcW w:type="dxa" w:w="6726"/>
+          </w:tcPr>
+          <w:p>
+            <w:pPr>
+              <w:pStyle w:val="Compact"/>
+              <w:jc w:val="left"/>
+            </w:pPr>
+            <w:r>
+              <w:rPr>
+                <w:sz w:val="18"/>
+              </w:rPr>
+              <w:t xml:space="preserve">The same as 1-to-1 Feedback: own items only, and</w:t>
+            </w:r>
+            <w:r>
+              <w:rPr>
+                <w:sz w:val="18"/>
+              </w:rPr>
+              <w:t xml:space="preserve"> </w:t>
+            </w:r>
+            <w:r>
+              <w:rPr>
+                <w:rStyle w:val="VerbatimChar"/>
+                <w:sz w:val="18"/>
+              </w:rPr>
+              <w:t xml:space="preserve">1-to-1 Technicians</w:t>
+            </w:r>
+            <w:r>
+              <w:rPr>
+                <w:sz w:val="18"/>
+              </w:rPr>
+              <w:t xml:space="preserve"> </w:t>
+            </w:r>
+            <w:r>
+              <w:rPr>
+                <w:sz w:val="18"/>
+              </w:rPr>
+              <w:t xml:space="preserve">–</w:t>
+            </w:r>
+            <w:r>
+              <w:rPr>
+                <w:sz w:val="18"/>
+              </w:rPr>
+              <w:t xml:space="preserve"> </w:t>
+            </w:r>
+            <w:r>
+              <w:rPr>
+                <w:bCs/>
+                <w:b/>
+                <w:sz w:val="18"/>
+              </w:rPr>
+              <w:t xml:space="preserve">1-to-1 Submit</w:t>
+            </w:r>
+            <w:r>
+              <w:rPr>
+                <w:sz w:val="18"/>
+              </w:rPr>
+              <w:t xml:space="preserve"> </w:t>
+            </w:r>
+            <w:r>
+              <w:rPr>
+                <w:sz w:val="18"/>
+              </w:rPr>
+              <w:t xml:space="preserve">on this list. Flow 7 then makes each accepted challenge private to you and that person.</w:t>
             </w:r>
           </w:p>
         </w:tc>
@@ -3510,7 +3773,7 @@
       <w:pPr>
         <w:numPr>
           <w:ilvl w:val="0"/>
-          <w:numId w:val="1012"/>
+          <w:numId w:val="1013"/>
         </w:numPr>
         <w:pStyle w:val="Compact"/>
       </w:pPr>
@@ -3531,7 +3794,7 @@
         <w:t xml:space="preserve"> </w:t>
       </w:r>
       <w:r>
-        <w:t xml:space="preserve">shows the seven lists: Technicians, Appraisal Expectations, Monthly Reviews, Manager Reviews,</w:t>
+        <w:t xml:space="preserve">shows the eight lists: Technicians, Appraisal Expectations, Monthly Reviews, Manager Reviews,</w:t>
       </w:r>
       <w:r>
         <w:t xml:space="preserve"> </w:t>
@@ -3555,6 +3818,19 @@
           <w:b/>
         </w:rPr>
         <w:t xml:space="preserve">1-to-1 Feedback</w:t>
+      </w:r>
+      <w:r>
+        <w:t xml:space="preserve">,</w:t>
+      </w:r>
+      <w:r>
+        <w:t xml:space="preserve"> </w:t>
+      </w:r>
+      <w:r>
+        <w:rPr>
+          <w:bCs/>
+          <w:b/>
+        </w:rPr>
+        <w:t xml:space="preserve">1-to-1 Challenges</w:t>
       </w:r>
       <w:r>
         <w:t xml:space="preserve">.</w:t>
@@ -3564,7 +3840,7 @@
       <w:pPr>
         <w:numPr>
           <w:ilvl w:val="0"/>
-          <w:numId w:val="1012"/>
+          <w:numId w:val="1013"/>
         </w:numPr>
         <w:pStyle w:val="Compact"/>
       </w:pPr>
@@ -3589,7 +3865,7 @@
       <w:pPr>
         <w:numPr>
           <w:ilvl w:val="1"/>
-          <w:numId w:val="1013"/>
+          <w:numId w:val="1014"/>
         </w:numPr>
         <w:pStyle w:val="Compact"/>
       </w:pPr>
@@ -3640,7 +3916,7 @@
       <w:pPr>
         <w:numPr>
           <w:ilvl w:val="1"/>
-          <w:numId w:val="1013"/>
+          <w:numId w:val="1014"/>
         </w:numPr>
         <w:pStyle w:val="Compact"/>
       </w:pPr>
@@ -3687,7 +3963,7 @@
       <w:pPr>
         <w:numPr>
           <w:ilvl w:val="1"/>
-          <w:numId w:val="1013"/>
+          <w:numId w:val="1014"/>
         </w:numPr>
         <w:pStyle w:val="Compact"/>
       </w:pPr>
@@ -3702,7 +3978,7 @@
         <w:t xml:space="preserve"> </w:t>
       </w:r>
       <w:r>
-        <w:t xml:space="preserve">shows Owners</w:t>
+        <w:t xml:space="preserve">and</w:t>
       </w:r>
       <w:r>
         <w:t xml:space="preserve"> </w:t>
@@ -3712,22 +3988,13 @@
           <w:bCs/>
           <w:b/>
         </w:rPr>
-        <w:t xml:space="preserve">and</w:t>
-      </w:r>
-      <w:r>
-        <w:t xml:space="preserve"> </w:t>
-      </w:r>
-      <w:r>
-        <w:rPr>
-          <w:rStyle w:val="VerbatimChar"/>
-        </w:rPr>
-        <w:t xml:space="preserve">1-to-1 Technicians</w:t>
-      </w:r>
-      <w:r>
-        <w:t xml:space="preserve"> </w:t>
-      </w:r>
-      <w:r>
-        <w:t xml:space="preserve">–</w:t>
+        <w:t xml:space="preserve">1-to-1 Challenges</w:t>
+      </w:r>
+      <w:r>
+        <w:t xml:space="preserve"> </w:t>
+      </w:r>
+      <w:r>
+        <w:t xml:space="preserve">show Owners</w:t>
       </w:r>
       <w:r>
         <w:t xml:space="preserve"> </w:t>
@@ -3737,10 +4004,35 @@
           <w:bCs/>
           <w:b/>
         </w:rPr>
+        <w:t xml:space="preserve">and</w:t>
+      </w:r>
+      <w:r>
+        <w:t xml:space="preserve"> </w:t>
+      </w:r>
+      <w:r>
+        <w:rPr>
+          <w:rStyle w:val="VerbatimChar"/>
+        </w:rPr>
+        <w:t xml:space="preserve">1-to-1 Technicians</w:t>
+      </w:r>
+      <w:r>
+        <w:t xml:space="preserve"> </w:t>
+      </w:r>
+      <w:r>
+        <w:t xml:space="preserve">–</w:t>
+      </w:r>
+      <w:r>
+        <w:t xml:space="preserve"> </w:t>
+      </w:r>
+      <w:r>
+        <w:rPr>
+          <w:bCs/>
+          <w:b/>
+        </w:rPr>
         <w:t xml:space="preserve">1-to-1 Submit</w:t>
       </w:r>
       <w:r>
-        <w:t xml:space="preserve">; its Advanced settings →</w:t>
+        <w:t xml:space="preserve">; their Advanced settings →</w:t>
       </w:r>
       <w:r>
         <w:t xml:space="preserve"> </w:t>
@@ -3763,7 +4055,7 @@
       <w:pPr>
         <w:numPr>
           <w:ilvl w:val="0"/>
-          <w:numId w:val="1012"/>
+          <w:numId w:val="1013"/>
         </w:numPr>
         <w:pStyle w:val="Compact"/>
       </w:pPr>
@@ -3820,7 +4112,7 @@
       <w:pPr>
         <w:numPr>
           <w:ilvl w:val="0"/>
-          <w:numId w:val="1012"/>
+          <w:numId w:val="1013"/>
         </w:numPr>
         <w:pStyle w:val="Compact"/>
       </w:pPr>
@@ -3867,7 +4159,7 @@
       <w:pPr>
         <w:numPr>
           <w:ilvl w:val="0"/>
-          <w:numId w:val="1014"/>
+          <w:numId w:val="1015"/>
         </w:numPr>
         <w:pStyle w:val="Compact"/>
       </w:pPr>
@@ -3941,53 +4233,12 @@
       <w:pPr>
         <w:numPr>
           <w:ilvl w:val="0"/>
-          <w:numId w:val="1014"/>
-        </w:numPr>
-        <w:pStyle w:val="Compact"/>
-      </w:pPr>
-      <w:r>
-        <w:t xml:space="preserve">☐ Open the</w:t>
-      </w:r>
-      <w:r>
-        <w:t xml:space="preserve"> </w:t>
-      </w:r>
-      <w:r>
-        <w:rPr>
-          <w:bCs/>
-          <w:b/>
-        </w:rPr>
-        <w:t xml:space="preserve">OneToOne</w:t>
-      </w:r>
-      <w:r>
-        <w:t xml:space="preserve"> </w:t>
-      </w:r>
-      <w:r>
-        <w:t xml:space="preserve">page →</w:t>
-      </w:r>
-      <w:r>
-        <w:t xml:space="preserve"> </w:t>
-      </w:r>
-      <w:r>
-        <w:rPr>
-          <w:bCs/>
-          <w:b/>
-        </w:rPr>
-        <w:t xml:space="preserve">Edit</w:t>
-      </w:r>
-      <w:r>
-        <w:t xml:space="preserve">.</w:t>
-      </w:r>
-    </w:p>
-    <w:p>
-      <w:pPr>
-        <w:numPr>
-          <w:ilvl w:val="1"/>
           <w:numId w:val="1015"/>
         </w:numPr>
         <w:pStyle w:val="Compact"/>
       </w:pPr>
       <w:r>
-        <w:t xml:space="preserve">If the Welcome web part isn't already in a</w:t>
+        <w:t xml:space="preserve">☐ Open the</w:t>
       </w:r>
       <w:r>
         <w:t xml:space="preserve"> </w:t>
@@ -3997,22 +4248,13 @@
           <w:bCs/>
           <w:b/>
         </w:rPr>
-        <w:t xml:space="preserve">full-width section</w:t>
-      </w:r>
-      <w:r>
-        <w:t xml:space="preserve">, add one and move the web part into it.</w:t>
-      </w:r>
-    </w:p>
-    <w:p>
-      <w:pPr>
-        <w:numPr>
-          <w:ilvl w:val="1"/>
-          <w:numId w:val="1015"/>
-        </w:numPr>
-        <w:pStyle w:val="Compact"/>
-      </w:pPr>
-      <w:r>
-        <w:t xml:space="preserve">Web part</w:t>
+        <w:t xml:space="preserve">OneToOne</w:t>
+      </w:r>
+      <w:r>
+        <w:t xml:space="preserve"> </w:t>
+      </w:r>
+      <w:r>
+        <w:t xml:space="preserve">page →</w:t>
       </w:r>
       <w:r>
         <w:t xml:space="preserve"> </w:t>
@@ -4022,183 +4264,10 @@
           <w:bCs/>
           <w:b/>
         </w:rPr>
-        <w:t xml:space="preserve">pencil</w:t>
-      </w:r>
-      <w:r>
-        <w:t xml:space="preserve"> </w:t>
-      </w:r>
-      <w:r>
-        <w:t xml:space="preserve">→</w:t>
-      </w:r>
-      <w:r>
-        <w:t xml:space="preserve"> </w:t>
-      </w:r>
-      <w:r>
-        <w:rPr>
-          <w:bCs/>
-          <w:b/>
-        </w:rPr>
-        <w:t xml:space="preserve">Layout = ESG 1-to-1</w:t>
-      </w:r>
-      <w:r>
-        <w:t xml:space="preserve">. This replaces the probe layout.</w:t>
-      </w:r>
-    </w:p>
-    <w:p>
-      <w:pPr>
-        <w:numPr>
-          <w:ilvl w:val="1"/>
-          <w:numId w:val="1015"/>
-        </w:numPr>
-        <w:pStyle w:val="Compact"/>
-      </w:pPr>
-      <w:r>
-        <w:t xml:space="preserve">Greeting, time, weather and search:</w:t>
-      </w:r>
-      <w:r>
-        <w:t xml:space="preserve"> </w:t>
-      </w:r>
-      <w:r>
-        <w:rPr>
-          <w:bCs/>
-          <w:b/>
-        </w:rPr>
-        <w:t xml:space="preserve">off</w:t>
-      </w:r>
-      <w:r>
-        <w:t xml:space="preserve">; on the Content tab, News posts and Slides</w:t>
-      </w:r>
-      <w:r>
-        <w:t xml:space="preserve"> </w:t>
-      </w:r>
-      <w:r>
-        <w:rPr>
-          <w:bCs/>
-          <w:b/>
-        </w:rPr>
-        <w:t xml:space="preserve">off</w:t>
+        <w:t xml:space="preserve">Edit</w:t>
       </w:r>
       <w:r>
         <w:t xml:space="preserve">.</w:t>
-      </w:r>
-    </w:p>
-    <w:p>
-      <w:pPr>
-        <w:numPr>
-          <w:ilvl w:val="1"/>
-          <w:numId w:val="1015"/>
-        </w:numPr>
-        <w:pStyle w:val="Compact"/>
-      </w:pPr>
-      <w:r>
-        <w:t xml:space="preserve">If you upload a newer version later:</w:t>
-      </w:r>
-      <w:r>
-        <w:t xml:space="preserve"> </w:t>
-      </w:r>
-      <w:r>
-        <w:rPr>
-          <w:bCs/>
-          <w:b/>
-        </w:rPr>
-        <w:t xml:space="preserve">Reset layout cache</w:t>
-      </w:r>
-      <w:r>
-        <w:t xml:space="preserve"> </w:t>
-      </w:r>
-      <w:r>
-        <w:t xml:space="preserve">in the web part settings, then republish.</w:t>
-      </w:r>
-    </w:p>
-    <w:p>
-      <w:pPr>
-        <w:numPr>
-          <w:ilvl w:val="1"/>
-          <w:numId w:val="1015"/>
-        </w:numPr>
-        <w:pStyle w:val="Compact"/>
-      </w:pPr>
-      <w:r>
-        <w:rPr>
-          <w:bCs/>
-          <w:b/>
-        </w:rPr>
-        <w:t xml:space="preserve">Republish.</w:t>
-      </w:r>
-    </w:p>
-    <w:p>
-      <w:pPr>
-        <w:numPr>
-          <w:ilvl w:val="0"/>
-          <w:numId w:val="1014"/>
-        </w:numPr>
-        <w:pStyle w:val="Compact"/>
-      </w:pPr>
-      <w:r>
-        <w:t xml:space="preserve">☐</w:t>
-      </w:r>
-      <w:r>
-        <w:t xml:space="preserve"> </w:t>
-      </w:r>
-      <w:r>
-        <w:rPr>
-          <w:bCs/>
-          <w:b/>
-        </w:rPr>
-        <w:t xml:space="preserve">Site Pages → OneToOne → … → Make homepage.</w:t>
-      </w:r>
-    </w:p>
-    <w:p>
-      <w:pPr>
-        <w:numPr>
-          <w:ilvl w:val="0"/>
-          <w:numId w:val="1014"/>
-        </w:numPr>
-        <w:pStyle w:val="Compact"/>
-      </w:pPr>
-      <w:r>
-        <w:t xml:space="preserve">☐</w:t>
-      </w:r>
-      <w:r>
-        <w:t xml:space="preserve"> </w:t>
-      </w:r>
-      <w:r>
-        <w:rPr>
-          <w:bCs/>
-          <w:b/>
-        </w:rPr>
-        <w:t xml:space="preserve">Group permissions.</w:t>
-      </w:r>
-      <w:r>
-        <w:t xml:space="preserve"> </w:t>
-      </w:r>
-      <w:r>
-        <w:rPr>
-          <w:rStyle w:val="VerbatimChar"/>
-        </w:rPr>
-        <w:t xml:space="preserve">1-to-1 Technicians</w:t>
-      </w:r>
-      <w:r>
-        <w:t xml:space="preserve"> </w:t>
-      </w:r>
-      <w:r>
-        <w:t xml:space="preserve">has</w:t>
-      </w:r>
-      <w:r>
-        <w:t xml:space="preserve"> </w:t>
-      </w:r>
-      <w:r>
-        <w:rPr>
-          <w:bCs/>
-          <w:b/>
-        </w:rPr>
-        <w:t xml:space="preserve">Read on exactly these, nothing more</w:t>
-      </w:r>
-      <w:r>
-        <w:t xml:space="preserve"> </w:t>
-      </w:r>
-      <w:r>
-        <w:t xml:space="preserve">(set in Stage 0; setup did the last one):</w:t>
       </w:r>
     </w:p>
     <w:p>
@@ -4210,22 +4279,20 @@
         <w:pStyle w:val="Compact"/>
       </w:pPr>
       <w:r>
-        <w:t xml:space="preserve">the</w:t>
-      </w:r>
-      <w:r>
-        <w:t xml:space="preserve"> </w:t>
-      </w:r>
-      <w:r>
-        <w:rPr>
-          <w:rStyle w:val="VerbatimChar"/>
-        </w:rPr>
-        <w:t xml:space="preserve">OneToOne</w:t>
-      </w:r>
-      <w:r>
-        <w:t xml:space="preserve"> </w:t>
-      </w:r>
-      <w:r>
-        <w:t xml:space="preserve">page;</w:t>
+        <w:t xml:space="preserve">If the Welcome web part isn't already in a</w:t>
+      </w:r>
+      <w:r>
+        <w:t xml:space="preserve"> </w:t>
+      </w:r>
+      <w:r>
+        <w:rPr>
+          <w:bCs/>
+          <w:b/>
+        </w:rPr>
+        <w:t xml:space="preserve">full-width section</w:t>
+      </w:r>
+      <w:r>
+        <w:t xml:space="preserve">, add one and move the web part into it.</w:t>
       </w:r>
     </w:p>
     <w:p>
@@ -4237,23 +4304,36 @@
         <w:pStyle w:val="Compact"/>
       </w:pPr>
       <w:r>
-        <w:t xml:space="preserve">the</w:t>
-      </w:r>
-      <w:r>
-        <w:t xml:space="preserve"> </w:t>
-      </w:r>
-      <w:r>
-        <w:rPr>
-          <w:iCs/>
-          <w:i/>
-        </w:rPr>
-        <w:t xml:space="preserve">Welcome Web Part - Custom Layouts</w:t>
-      </w:r>
-      <w:r>
-        <w:t xml:space="preserve"> </w:t>
-      </w:r>
-      <w:r>
-        <w:t xml:space="preserve">library;</w:t>
+        <w:t xml:space="preserve">Web part</w:t>
+      </w:r>
+      <w:r>
+        <w:t xml:space="preserve"> </w:t>
+      </w:r>
+      <w:r>
+        <w:rPr>
+          <w:bCs/>
+          <w:b/>
+        </w:rPr>
+        <w:t xml:space="preserve">pencil</w:t>
+      </w:r>
+      <w:r>
+        <w:t xml:space="preserve"> </w:t>
+      </w:r>
+      <w:r>
+        <w:t xml:space="preserve">→</w:t>
+      </w:r>
+      <w:r>
+        <w:t xml:space="preserve"> </w:t>
+      </w:r>
+      <w:r>
+        <w:rPr>
+          <w:bCs/>
+          <w:b/>
+        </w:rPr>
+        <w:t xml:space="preserve">Layout = ESG 1-to-1</w:t>
+      </w:r>
+      <w:r>
+        <w:t xml:space="preserve">. This replaces the probe layout.</w:t>
       </w:r>
     </w:p>
     <w:p>
@@ -4265,23 +4345,33 @@
         <w:pStyle w:val="Compact"/>
       </w:pPr>
       <w:r>
-        <w:t xml:space="preserve">the</w:t>
-      </w:r>
-      <w:r>
-        <w:t xml:space="preserve"> </w:t>
-      </w:r>
-      <w:r>
-        <w:rPr>
-          <w:iCs/>
-          <w:i/>
-        </w:rPr>
-        <w:t xml:space="preserve">Welcome Web Part - Errors</w:t>
-      </w:r>
-      <w:r>
-        <w:t xml:space="preserve"> </w:t>
-      </w:r>
-      <w:r>
-        <w:t xml:space="preserve">list;</w:t>
+        <w:t xml:space="preserve">Greeting, time, weather and search:</w:t>
+      </w:r>
+      <w:r>
+        <w:t xml:space="preserve"> </w:t>
+      </w:r>
+      <w:r>
+        <w:rPr>
+          <w:bCs/>
+          <w:b/>
+        </w:rPr>
+        <w:t xml:space="preserve">off</w:t>
+      </w:r>
+      <w:r>
+        <w:t xml:space="preserve">; on the Content tab, News posts and Slides</w:t>
+      </w:r>
+      <w:r>
+        <w:t xml:space="preserve"> </w:t>
+      </w:r>
+      <w:r>
+        <w:rPr>
+          <w:bCs/>
+          <w:b/>
+        </w:rPr>
+        <w:t xml:space="preserve">off</w:t>
+      </w:r>
+      <w:r>
+        <w:t xml:space="preserve">.</w:t>
       </w:r>
     </w:p>
     <w:p>
@@ -4293,6 +4383,208 @@
         <w:pStyle w:val="Compact"/>
       </w:pPr>
       <w:r>
+        <w:t xml:space="preserve">If you upload a newer version later:</w:t>
+      </w:r>
+      <w:r>
+        <w:t xml:space="preserve"> </w:t>
+      </w:r>
+      <w:r>
+        <w:rPr>
+          <w:bCs/>
+          <w:b/>
+        </w:rPr>
+        <w:t xml:space="preserve">Reset layout cache</w:t>
+      </w:r>
+      <w:r>
+        <w:t xml:space="preserve"> </w:t>
+      </w:r>
+      <w:r>
+        <w:t xml:space="preserve">in the web part settings, then republish.</w:t>
+      </w:r>
+    </w:p>
+    <w:p>
+      <w:pPr>
+        <w:numPr>
+          <w:ilvl w:val="1"/>
+          <w:numId w:val="1016"/>
+        </w:numPr>
+        <w:pStyle w:val="Compact"/>
+      </w:pPr>
+      <w:r>
+        <w:rPr>
+          <w:bCs/>
+          <w:b/>
+        </w:rPr>
+        <w:t xml:space="preserve">Republish.</w:t>
+      </w:r>
+    </w:p>
+    <w:p>
+      <w:pPr>
+        <w:numPr>
+          <w:ilvl w:val="0"/>
+          <w:numId w:val="1015"/>
+        </w:numPr>
+        <w:pStyle w:val="Compact"/>
+      </w:pPr>
+      <w:r>
+        <w:t xml:space="preserve">☐</w:t>
+      </w:r>
+      <w:r>
+        <w:t xml:space="preserve"> </w:t>
+      </w:r>
+      <w:r>
+        <w:rPr>
+          <w:bCs/>
+          <w:b/>
+        </w:rPr>
+        <w:t xml:space="preserve">Site Pages → OneToOne → … → Make homepage.</w:t>
+      </w:r>
+    </w:p>
+    <w:p>
+      <w:pPr>
+        <w:numPr>
+          <w:ilvl w:val="0"/>
+          <w:numId w:val="1015"/>
+        </w:numPr>
+        <w:pStyle w:val="Compact"/>
+      </w:pPr>
+      <w:r>
+        <w:t xml:space="preserve">☐</w:t>
+      </w:r>
+      <w:r>
+        <w:t xml:space="preserve"> </w:t>
+      </w:r>
+      <w:r>
+        <w:rPr>
+          <w:bCs/>
+          <w:b/>
+        </w:rPr>
+        <w:t xml:space="preserve">Group permissions.</w:t>
+      </w:r>
+      <w:r>
+        <w:t xml:space="preserve"> </w:t>
+      </w:r>
+      <w:r>
+        <w:rPr>
+          <w:rStyle w:val="VerbatimChar"/>
+        </w:rPr>
+        <w:t xml:space="preserve">1-to-1 Technicians</w:t>
+      </w:r>
+      <w:r>
+        <w:t xml:space="preserve"> </w:t>
+      </w:r>
+      <w:r>
+        <w:t xml:space="preserve">has</w:t>
+      </w:r>
+      <w:r>
+        <w:t xml:space="preserve"> </w:t>
+      </w:r>
+      <w:r>
+        <w:rPr>
+          <w:bCs/>
+          <w:b/>
+        </w:rPr>
+        <w:t xml:space="preserve">Read on exactly these, nothing more</w:t>
+      </w:r>
+      <w:r>
+        <w:t xml:space="preserve"> </w:t>
+      </w:r>
+      <w:r>
+        <w:t xml:space="preserve">(set in Stage 0; setup did the last one):</w:t>
+      </w:r>
+    </w:p>
+    <w:p>
+      <w:pPr>
+        <w:numPr>
+          <w:ilvl w:val="1"/>
+          <w:numId w:val="1017"/>
+        </w:numPr>
+        <w:pStyle w:val="Compact"/>
+      </w:pPr>
+      <w:r>
+        <w:t xml:space="preserve">the</w:t>
+      </w:r>
+      <w:r>
+        <w:t xml:space="preserve"> </w:t>
+      </w:r>
+      <w:r>
+        <w:rPr>
+          <w:rStyle w:val="VerbatimChar"/>
+        </w:rPr>
+        <w:t xml:space="preserve">OneToOne</w:t>
+      </w:r>
+      <w:r>
+        <w:t xml:space="preserve"> </w:t>
+      </w:r>
+      <w:r>
+        <w:t xml:space="preserve">page;</w:t>
+      </w:r>
+    </w:p>
+    <w:p>
+      <w:pPr>
+        <w:numPr>
+          <w:ilvl w:val="1"/>
+          <w:numId w:val="1017"/>
+        </w:numPr>
+        <w:pStyle w:val="Compact"/>
+      </w:pPr>
+      <w:r>
+        <w:t xml:space="preserve">the</w:t>
+      </w:r>
+      <w:r>
+        <w:t xml:space="preserve"> </w:t>
+      </w:r>
+      <w:r>
+        <w:rPr>
+          <w:iCs/>
+          <w:i/>
+        </w:rPr>
+        <w:t xml:space="preserve">Welcome Web Part - Custom Layouts</w:t>
+      </w:r>
+      <w:r>
+        <w:t xml:space="preserve"> </w:t>
+      </w:r>
+      <w:r>
+        <w:t xml:space="preserve">library;</w:t>
+      </w:r>
+    </w:p>
+    <w:p>
+      <w:pPr>
+        <w:numPr>
+          <w:ilvl w:val="1"/>
+          <w:numId w:val="1017"/>
+        </w:numPr>
+        <w:pStyle w:val="Compact"/>
+      </w:pPr>
+      <w:r>
+        <w:t xml:space="preserve">the</w:t>
+      </w:r>
+      <w:r>
+        <w:t xml:space="preserve"> </w:t>
+      </w:r>
+      <w:r>
+        <w:rPr>
+          <w:iCs/>
+          <w:i/>
+        </w:rPr>
+        <w:t xml:space="preserve">Welcome Web Part - Errors</w:t>
+      </w:r>
+      <w:r>
+        <w:t xml:space="preserve"> </w:t>
+      </w:r>
+      <w:r>
+        <w:t xml:space="preserve">list;</w:t>
+      </w:r>
+    </w:p>
+    <w:p>
+      <w:pPr>
+        <w:numPr>
+          <w:ilvl w:val="1"/>
+          <w:numId w:val="1017"/>
+        </w:numPr>
+        <w:pStyle w:val="Compact"/>
+      </w:pPr>
+      <w:r>
         <w:t xml:space="preserve">the 1-to-1 Settings list.</w:t>
       </w:r>
     </w:p>
@@ -4310,7 +4602,7 @@
       <w:pPr>
         <w:numPr>
           <w:ilvl w:val="0"/>
-          <w:numId w:val="1017"/>
+          <w:numId w:val="1018"/>
         </w:numPr>
         <w:pStyle w:val="Compact"/>
       </w:pPr>
@@ -4397,287 +4689,12 @@
       <w:pPr>
         <w:numPr>
           <w:ilvl w:val="0"/>
-          <w:numId w:val="1017"/>
-        </w:numPr>
-        <w:pStyle w:val="Compact"/>
-      </w:pPr>
-      <w:r>
-        <w:t xml:space="preserve">☐ Open the site. You should see:</w:t>
-      </w:r>
-    </w:p>
-    <w:p>
-      <w:pPr>
-        <w:numPr>
-          <w:ilvl w:val="1"/>
           <w:numId w:val="1018"/>
         </w:numPr>
         <w:pStyle w:val="Compact"/>
       </w:pPr>
       <w:r>
-        <w:t xml:space="preserve">a dark</w:t>
-      </w:r>
-      <w:r>
-        <w:t xml:space="preserve"> </w:t>
-      </w:r>
-      <w:r>
-        <w:rPr>
-          <w:bCs/>
-          <w:b/>
-        </w:rPr>
-        <w:t xml:space="preserve">top menu bar</w:t>
-      </w:r>
-      <w:r>
-        <w:t xml:space="preserve">: Team overview, Monthly reviews, Expectations, Actions and Wellbeing on the left;</w:t>
-      </w:r>
-      <w:r>
-        <w:t xml:space="preserve"> </w:t>
-      </w:r>
-      <w:r>
-        <w:rPr>
-          <w:bCs/>
-          <w:b/>
-        </w:rPr>
-        <w:t xml:space="preserve">Team (0) ▾</w:t>
-      </w:r>
-      <w:r>
-        <w:t xml:space="preserve"> </w:t>
-      </w:r>
-      <w:r>
-        <w:t xml:space="preserve">and</w:t>
-      </w:r>
-      <w:r>
-        <w:t xml:space="preserve"> </w:t>
-      </w:r>
-      <w:r>
-        <w:rPr>
-          <w:bCs/>
-          <w:b/>
-        </w:rPr>
-        <w:t xml:space="preserve">⚙ Settings</w:t>
-      </w:r>
-      <w:r>
-        <w:t xml:space="preserve"> </w:t>
-      </w:r>
-      <w:r>
-        <w:t xml:space="preserve">on the right;</w:t>
-      </w:r>
-    </w:p>
-    <w:p>
-      <w:pPr>
-        <w:numPr>
-          <w:ilvl w:val="1"/>
-          <w:numId w:val="1018"/>
-        </w:numPr>
-        <w:pStyle w:val="Compact"/>
-      </w:pPr>
-      <w:r>
-        <w:t xml:space="preserve">the month, deadline, ↻ Refresh and</w:t>
-      </w:r>
-      <w:r>
-        <w:t xml:space="preserve"> </w:t>
-      </w:r>
-      <w:r>
-        <w:rPr>
-          <w:bCs/>
-          <w:b/>
-        </w:rPr>
-        <w:t xml:space="preserve">v4.4.0</w:t>
-      </w:r>
-      <w:r>
-        <w:t xml:space="preserve"> </w:t>
-      </w:r>
-      <w:r>
-        <w:t xml:space="preserve">at the far right;</w:t>
-      </w:r>
-    </w:p>
-    <w:p>
-      <w:pPr>
-        <w:numPr>
-          <w:ilvl w:val="1"/>
-          <w:numId w:val="1018"/>
-        </w:numPr>
-        <w:pStyle w:val="Compact"/>
-      </w:pPr>
-      <w:r>
-        <w:t xml:space="preserve">a round 💬</w:t>
-      </w:r>
-      <w:r>
-        <w:t xml:space="preserve"> </w:t>
-      </w:r>
-      <w:r>
-        <w:rPr>
-          <w:bCs/>
-          <w:b/>
-        </w:rPr>
-        <w:t xml:space="preserve">Feedback</w:t>
-      </w:r>
-      <w:r>
-        <w:t xml:space="preserve"> </w:t>
-      </w:r>
-      <w:r>
-        <w:t xml:space="preserve">button at the bottom-right;</w:t>
-      </w:r>
-    </w:p>
-    <w:p>
-      <w:pPr>
-        <w:numPr>
-          <w:ilvl w:val="1"/>
-          <w:numId w:val="1018"/>
-        </w:numPr>
-        <w:pStyle w:val="Compact"/>
-      </w:pPr>
-      <w:r>
-        <w:rPr>
-          <w:bCs/>
-          <w:b/>
-        </w:rPr>
-        <w:t xml:space="preserve">Team overview</w:t>
-      </w:r>
-      <w:r>
-        <w:t xml:space="preserve"> </w:t>
-      </w:r>
-      <w:r>
-        <w:t xml:space="preserve">showing six tiles at 0, then</w:t>
-      </w:r>
-      <w:r>
-        <w:t xml:space="preserve"> </w:t>
-      </w:r>
-      <w:r>
-        <w:rPr>
-          <w:iCs/>
-          <w:i/>
-        </w:rPr>
-        <w:t xml:space="preserve">"No technicians yet"</w:t>
-      </w:r>
-      <w:r>
-        <w:t xml:space="preserve"> </w:t>
-      </w:r>
-      <w:r>
-        <w:t xml:space="preserve">with four numbered getting-started steps.</w:t>
-      </w:r>
-    </w:p>
-    <w:p>
-      <w:pPr>
-        <w:numPr>
-          <w:ilvl w:val="0"/>
-          <w:numId w:val="1017"/>
-        </w:numPr>
-        <w:pStyle w:val="Compact"/>
-      </w:pPr>
-      <w:r>
-        <w:t xml:space="preserve">☐ Click through</w:t>
-      </w:r>
-      <w:r>
-        <w:t xml:space="preserve"> </w:t>
-      </w:r>
-      <w:r>
-        <w:rPr>
-          <w:bCs/>
-          <w:b/>
-        </w:rPr>
-        <w:t xml:space="preserve">Monthly reviews</w:t>
-      </w:r>
-      <w:r>
-        <w:t xml:space="preserve">,</w:t>
-      </w:r>
-      <w:r>
-        <w:t xml:space="preserve"> </w:t>
-      </w:r>
-      <w:r>
-        <w:rPr>
-          <w:bCs/>
-          <w:b/>
-        </w:rPr>
-        <w:t xml:space="preserve">Expectations</w:t>
-      </w:r>
-      <w:r>
-        <w:t xml:space="preserve">,</w:t>
-      </w:r>
-      <w:r>
-        <w:t xml:space="preserve"> </w:t>
-      </w:r>
-      <w:r>
-        <w:rPr>
-          <w:bCs/>
-          <w:b/>
-        </w:rPr>
-        <w:t xml:space="preserve">Actions</w:t>
-      </w:r>
-      <w:r>
-        <w:t xml:space="preserve">,</w:t>
-      </w:r>
-      <w:r>
-        <w:t xml:space="preserve"> </w:t>
-      </w:r>
-      <w:r>
-        <w:rPr>
-          <w:bCs/>
-          <w:b/>
-        </w:rPr>
-        <w:t xml:space="preserve">Wellbeing</w:t>
-      </w:r>
-      <w:r>
-        <w:t xml:space="preserve"> </w:t>
-      </w:r>
-      <w:r>
-        <w:t xml:space="preserve">and</w:t>
-      </w:r>
-      <w:r>
-        <w:t xml:space="preserve"> </w:t>
-      </w:r>
-      <w:r>
-        <w:rPr>
-          <w:bCs/>
-          <w:b/>
-        </w:rPr>
-        <w:t xml:space="preserve">⚙ Settings</w:t>
-      </w:r>
-      <w:r>
-        <w:t xml:space="preserve">. Expect no errors (empty pages are normal for now).</w:t>
-      </w:r>
-    </w:p>
-    <w:p>
-      <w:pPr>
-        <w:numPr>
-          <w:ilvl w:val="0"/>
-          <w:numId w:val="1017"/>
-        </w:numPr>
-        <w:pStyle w:val="Compact"/>
-      </w:pPr>
-      <w:r>
-        <w:t xml:space="preserve">☐</w:t>
-      </w:r>
-      <w:r>
-        <w:t xml:space="preserve"> </w:t>
-      </w:r>
-      <w:r>
-        <w:rPr>
-          <w:bCs/>
-          <w:b/>
-        </w:rPr>
-        <w:t xml:space="preserve">Expectations:</w:t>
-      </w:r>
-      <w:r>
-        <w:t xml:space="preserve"> </w:t>
-      </w:r>
-      <w:r>
-        <w:t xml:space="preserve">add one</w:t>
-      </w:r>
-      <w:r>
-        <w:t xml:space="preserve"> </w:t>
-      </w:r>
-      <w:r>
-        <w:rPr>
-          <w:iCs/>
-          <w:i/>
-        </w:rPr>
-        <w:t xml:space="preserve">Shared</w:t>
-      </w:r>
-      <w:r>
-        <w:t xml:space="preserve"> </w:t>
-      </w:r>
-      <w:r>
-        <w:t xml:space="preserve">expectation. This proves item creation and the Yes/No column work in your tenant.</w:t>
+        <w:t xml:space="preserve">☐ Open the site. You should see:</w:t>
       </w:r>
     </w:p>
     <w:p>
@@ -4689,7 +4706,7 @@
         <w:pStyle w:val="Compact"/>
       </w:pPr>
       <w:r>
-        <w:t xml:space="preserve">Leave it Active if it's a real one; otherwise</w:t>
+        <w:t xml:space="preserve">a dark</w:t>
       </w:r>
       <w:r>
         <w:t xml:space="preserve"> </w:t>
@@ -4699,13 +4716,42 @@
           <w:bCs/>
           <w:b/>
         </w:rPr>
-        <w:t xml:space="preserve">Retire</w:t>
-      </w:r>
-      <w:r>
-        <w:t xml:space="preserve"> </w:t>
-      </w:r>
-      <w:r>
-        <w:t xml:space="preserve">it.</w:t>
+        <w:t xml:space="preserve">top menu bar</w:t>
+      </w:r>
+      <w:r>
+        <w:t xml:space="preserve">: Team overview, Monthly reviews, Expectations, Actions and Wellbeing on the left;</w:t>
+      </w:r>
+      <w:r>
+        <w:t xml:space="preserve"> </w:t>
+      </w:r>
+      <w:r>
+        <w:rPr>
+          <w:bCs/>
+          <w:b/>
+        </w:rPr>
+        <w:t xml:space="preserve">Team (0) ▾</w:t>
+      </w:r>
+      <w:r>
+        <w:t xml:space="preserve"> </w:t>
+      </w:r>
+      <w:r>
+        <w:t xml:space="preserve">and</w:t>
+      </w:r>
+      <w:r>
+        <w:t xml:space="preserve"> </w:t>
+      </w:r>
+      <w:r>
+        <w:rPr>
+          <w:bCs/>
+          <w:b/>
+        </w:rPr>
+        <w:t xml:space="preserve">⚙ Settings</w:t>
+      </w:r>
+      <w:r>
+        <w:t xml:space="preserve"> </w:t>
+      </w:r>
+      <w:r>
+        <w:t xml:space="preserve">on the right;</w:t>
       </w:r>
     </w:p>
     <w:p>
@@ -4717,7 +4763,73 @@
         <w:pStyle w:val="Compact"/>
       </w:pPr>
       <w:r>
-        <w:t xml:space="preserve">The</w:t>
+        <w:t xml:space="preserve">the month, deadline, ↻ Refresh and</w:t>
+      </w:r>
+      <w:r>
+        <w:t xml:space="preserve"> </w:t>
+      </w:r>
+      <w:r>
+        <w:rPr>
+          <w:bCs/>
+          <w:b/>
+        </w:rPr>
+        <w:t xml:space="preserve">v4.5.0</w:t>
+      </w:r>
+      <w:r>
+        <w:t xml:space="preserve"> </w:t>
+      </w:r>
+      <w:r>
+        <w:t xml:space="preserve">at the far right;</w:t>
+      </w:r>
+    </w:p>
+    <w:p>
+      <w:pPr>
+        <w:numPr>
+          <w:ilvl w:val="1"/>
+          <w:numId w:val="1019"/>
+        </w:numPr>
+        <w:pStyle w:val="Compact"/>
+      </w:pPr>
+      <w:r>
+        <w:t xml:space="preserve">a round 💬</w:t>
+      </w:r>
+      <w:r>
+        <w:t xml:space="preserve"> </w:t>
+      </w:r>
+      <w:r>
+        <w:rPr>
+          <w:bCs/>
+          <w:b/>
+        </w:rPr>
+        <w:t xml:space="preserve">Feedback</w:t>
+      </w:r>
+      <w:r>
+        <w:t xml:space="preserve"> </w:t>
+      </w:r>
+      <w:r>
+        <w:t xml:space="preserve">button at the bottom-right;</w:t>
+      </w:r>
+    </w:p>
+    <w:p>
+      <w:pPr>
+        <w:numPr>
+          <w:ilvl w:val="1"/>
+          <w:numId w:val="1019"/>
+        </w:numPr>
+        <w:pStyle w:val="Compact"/>
+      </w:pPr>
+      <w:r>
+        <w:rPr>
+          <w:bCs/>
+          <w:b/>
+        </w:rPr>
+        <w:t xml:space="preserve">Team overview</w:t>
+      </w:r>
+      <w:r>
+        <w:t xml:space="preserve"> </w:t>
+      </w:r>
+      <w:r>
+        <w:t xml:space="preserve">showing six tiles at 0, then</w:t>
       </w:r>
       <w:r>
         <w:t xml:space="preserve"> </w:t>
@@ -4727,25 +4839,25 @@
           <w:iCs/>
           <w:i/>
         </w:rPr>
-        <w:t xml:space="preserve">Individual</w:t>
-      </w:r>
-      <w:r>
-        <w:t xml:space="preserve"> </w:t>
-      </w:r>
-      <w:r>
-        <w:t xml:space="preserve">expectation (Person column) is tested in Phase B: the Technician dropdown is empty until someone is in the Technicians list.</w:t>
+        <w:t xml:space="preserve">"No technicians yet"</w:t>
+      </w:r>
+      <w:r>
+        <w:t xml:space="preserve"> </w:t>
+      </w:r>
+      <w:r>
+        <w:t xml:space="preserve">with four numbered getting-started steps.</w:t>
       </w:r>
     </w:p>
     <w:p>
       <w:pPr>
         <w:numPr>
           <w:ilvl w:val="0"/>
-          <w:numId w:val="1017"/>
+          <w:numId w:val="1018"/>
         </w:numPr>
         <w:pStyle w:val="Compact"/>
       </w:pPr>
       <w:r>
-        <w:t xml:space="preserve">☐</w:t>
+        <w:t xml:space="preserve">☐ Click through</w:t>
       </w:r>
       <w:r>
         <w:t xml:space="preserve"> </w:t>
@@ -4755,13 +4867,109 @@
           <w:bCs/>
           <w:b/>
         </w:rPr>
-        <w:t xml:space="preserve">Width and size:</w:t>
-      </w:r>
-      <w:r>
-        <w:t xml:space="preserve"> </w:t>
-      </w:r>
-      <w:r>
-        <w:t xml:space="preserve">the menu bar and content fill the page width, and the page ends where its content ends.</w:t>
+        <w:t xml:space="preserve">Monthly reviews</w:t>
+      </w:r>
+      <w:r>
+        <w:t xml:space="preserve">,</w:t>
+      </w:r>
+      <w:r>
+        <w:t xml:space="preserve"> </w:t>
+      </w:r>
+      <w:r>
+        <w:rPr>
+          <w:bCs/>
+          <w:b/>
+        </w:rPr>
+        <w:t xml:space="preserve">Expectations</w:t>
+      </w:r>
+      <w:r>
+        <w:t xml:space="preserve">,</w:t>
+      </w:r>
+      <w:r>
+        <w:t xml:space="preserve"> </w:t>
+      </w:r>
+      <w:r>
+        <w:rPr>
+          <w:bCs/>
+          <w:b/>
+        </w:rPr>
+        <w:t xml:space="preserve">Actions</w:t>
+      </w:r>
+      <w:r>
+        <w:t xml:space="preserve">,</w:t>
+      </w:r>
+      <w:r>
+        <w:t xml:space="preserve"> </w:t>
+      </w:r>
+      <w:r>
+        <w:rPr>
+          <w:bCs/>
+          <w:b/>
+        </w:rPr>
+        <w:t xml:space="preserve">Wellbeing</w:t>
+      </w:r>
+      <w:r>
+        <w:t xml:space="preserve"> </w:t>
+      </w:r>
+      <w:r>
+        <w:t xml:space="preserve">and</w:t>
+      </w:r>
+      <w:r>
+        <w:t xml:space="preserve"> </w:t>
+      </w:r>
+      <w:r>
+        <w:rPr>
+          <w:bCs/>
+          <w:b/>
+        </w:rPr>
+        <w:t xml:space="preserve">⚙ Settings</w:t>
+      </w:r>
+      <w:r>
+        <w:t xml:space="preserve">. Expect no errors (empty pages are normal for now).</w:t>
+      </w:r>
+    </w:p>
+    <w:p>
+      <w:pPr>
+        <w:numPr>
+          <w:ilvl w:val="0"/>
+          <w:numId w:val="1018"/>
+        </w:numPr>
+        <w:pStyle w:val="Compact"/>
+      </w:pPr>
+      <w:r>
+        <w:t xml:space="preserve">☐</w:t>
+      </w:r>
+      <w:r>
+        <w:t xml:space="preserve"> </w:t>
+      </w:r>
+      <w:r>
+        <w:rPr>
+          <w:bCs/>
+          <w:b/>
+        </w:rPr>
+        <w:t xml:space="preserve">Expectations:</w:t>
+      </w:r>
+      <w:r>
+        <w:t xml:space="preserve"> </w:t>
+      </w:r>
+      <w:r>
+        <w:t xml:space="preserve">add one</w:t>
+      </w:r>
+      <w:r>
+        <w:t xml:space="preserve"> </w:t>
+      </w:r>
+      <w:r>
+        <w:rPr>
+          <w:iCs/>
+          <w:i/>
+        </w:rPr>
+        <w:t xml:space="preserve">Shared</w:t>
+      </w:r>
+      <w:r>
+        <w:t xml:space="preserve"> </w:t>
+      </w:r>
+      <w:r>
+        <w:t xml:space="preserve">expectation. This proves item creation and the Yes/No column work in your tenant.</w:t>
       </w:r>
     </w:p>
     <w:p>
@@ -4773,7 +4981,23 @@
         <w:pStyle w:val="Compact"/>
       </w:pPr>
       <w:r>
-        <w:t xml:space="preserve">On a large monitor the layout scales itself up.</w:t>
+        <w:t xml:space="preserve">Leave it Active if it's a real one; otherwise</w:t>
+      </w:r>
+      <w:r>
+        <w:t xml:space="preserve"> </w:t>
+      </w:r>
+      <w:r>
+        <w:rPr>
+          <w:bCs/>
+          <w:b/>
+        </w:rPr>
+        <w:t xml:space="preserve">Retire</w:t>
+      </w:r>
+      <w:r>
+        <w:t xml:space="preserve"> </w:t>
+      </w:r>
+      <w:r>
+        <w:t xml:space="preserve">it.</w:t>
       </w:r>
     </w:p>
     <w:p>
@@ -4785,6 +5009,74 @@
         <w:pStyle w:val="Compact"/>
       </w:pPr>
       <w:r>
+        <w:t xml:space="preserve">The</w:t>
+      </w:r>
+      <w:r>
+        <w:t xml:space="preserve"> </w:t>
+      </w:r>
+      <w:r>
+        <w:rPr>
+          <w:iCs/>
+          <w:i/>
+        </w:rPr>
+        <w:t xml:space="preserve">Individual</w:t>
+      </w:r>
+      <w:r>
+        <w:t xml:space="preserve"> </w:t>
+      </w:r>
+      <w:r>
+        <w:t xml:space="preserve">expectation (Person column) is tested in Phase B: the Technician dropdown is empty until someone is in the Technicians list.</w:t>
+      </w:r>
+    </w:p>
+    <w:p>
+      <w:pPr>
+        <w:numPr>
+          <w:ilvl w:val="0"/>
+          <w:numId w:val="1018"/>
+        </w:numPr>
+        <w:pStyle w:val="Compact"/>
+      </w:pPr>
+      <w:r>
+        <w:t xml:space="preserve">☐</w:t>
+      </w:r>
+      <w:r>
+        <w:t xml:space="preserve"> </w:t>
+      </w:r>
+      <w:r>
+        <w:rPr>
+          <w:bCs/>
+          <w:b/>
+        </w:rPr>
+        <w:t xml:space="preserve">Width and size:</w:t>
+      </w:r>
+      <w:r>
+        <w:t xml:space="preserve"> </w:t>
+      </w:r>
+      <w:r>
+        <w:t xml:space="preserve">the menu bar and content fill the page width, and the page ends where its content ends.</w:t>
+      </w:r>
+    </w:p>
+    <w:p>
+      <w:pPr>
+        <w:numPr>
+          <w:ilvl w:val="1"/>
+          <w:numId w:val="1021"/>
+        </w:numPr>
+        <w:pStyle w:val="Compact"/>
+      </w:pPr>
+      <w:r>
+        <w:t xml:space="preserve">On a large monitor the layout scales itself up.</w:t>
+      </w:r>
+    </w:p>
+    <w:p>
+      <w:pPr>
+        <w:numPr>
+          <w:ilvl w:val="1"/>
+          <w:numId w:val="1021"/>
+        </w:numPr>
+        <w:pStyle w:val="Compact"/>
+      </w:pPr>
+      <w:r>
         <w:t xml:space="preserve">Ctrl + / Ctrl − still adjusts it per person.</w:t>
       </w:r>
     </w:p>
@@ -4813,20 +5105,20 @@
       </w:r>
     </w:p>
     <w:bookmarkEnd w:id="28"/>
-    <w:bookmarkStart w:id="29" w:name="Xcf92c77853bdb9b0d7322c9414b1489ecbf7edf"/>
+    <w:bookmarkStart w:id="29" w:name="Xadd45d1f2704cf8cd254fbb6bd9befdd790942e"/>
     <w:p>
       <w:pPr>
         <w:pStyle w:val="Heading3"/>
       </w:pPr>
       <w:r>
-        <w:t xml:space="preserve">4.7 Turn on flows 1 to 6</w:t>
+        <w:t xml:space="preserve">4.7 Turn on flows 1 to 7</w:t>
       </w:r>
     </w:p>
     <w:p>
       <w:pPr>
         <w:numPr>
           <w:ilvl w:val="0"/>
-          <w:numId w:val="1021"/>
+          <w:numId w:val="1022"/>
         </w:numPr>
         <w:pStyle w:val="Compact"/>
       </w:pPr>
@@ -4867,7 +5159,7 @@
       <w:pPr>
         <w:numPr>
           <w:ilvl w:val="1"/>
-          <w:numId w:val="1022"/>
+          <w:numId w:val="1023"/>
         </w:numPr>
         <w:pStyle w:val="Compact"/>
       </w:pPr>
@@ -4883,7 +5175,7 @@
       <w:pPr>
         <w:numPr>
           <w:ilvl w:val="1"/>
-          <w:numId w:val="1022"/>
+          <w:numId w:val="1023"/>
         </w:numPr>
         <w:pStyle w:val="Compact"/>
       </w:pPr>
@@ -4899,7 +5191,7 @@
       <w:pPr>
         <w:numPr>
           <w:ilvl w:val="1"/>
-          <w:numId w:val="1022"/>
+          <w:numId w:val="1023"/>
         </w:numPr>
         <w:pStyle w:val="Compact"/>
       </w:pPr>
@@ -4921,7 +5213,7 @@
       <w:pPr>
         <w:numPr>
           <w:ilvl w:val="1"/>
-          <w:numId w:val="1022"/>
+          <w:numId w:val="1023"/>
         </w:numPr>
         <w:pStyle w:val="Compact"/>
       </w:pPr>
@@ -4943,7 +5235,7 @@
       <w:pPr>
         <w:numPr>
           <w:ilvl w:val="1"/>
-          <w:numId w:val="1022"/>
+          <w:numId w:val="1023"/>
         </w:numPr>
         <w:pStyle w:val="Compact"/>
       </w:pPr>
@@ -4965,7 +5257,29 @@
       <w:pPr>
         <w:numPr>
           <w:ilvl w:val="1"/>
-          <w:numId w:val="1022"/>
+          <w:numId w:val="1023"/>
+        </w:numPr>
+        <w:pStyle w:val="Compact"/>
+      </w:pPr>
+      <w:r>
+        <w:rPr>
+          <w:bCs/>
+          <w:b/>
+        </w:rPr>
+        <w:t xml:space="preserve">7 Challenge</w:t>
+      </w:r>
+      <w:r>
+        <w:t xml:space="preserve"> </w:t>
+      </w:r>
+      <w:r>
+        <w:t xml:space="preserve">– handles a technician's challenge of their released feedback</w:t>
+      </w:r>
+    </w:p>
+    <w:p>
+      <w:pPr>
+        <w:numPr>
+          <w:ilvl w:val="1"/>
+          <w:numId w:val="1023"/>
         </w:numPr>
         <w:pStyle w:val="Compact"/>
       </w:pPr>
@@ -4987,7 +5301,7 @@
       <w:pPr>
         <w:numPr>
           <w:ilvl w:val="0"/>
-          <w:numId w:val="1021"/>
+          <w:numId w:val="1022"/>
         </w:numPr>
         <w:pStyle w:val="Compact"/>
       </w:pPr>
@@ -5033,7 +5347,7 @@
       <w:pPr>
         <w:numPr>
           <w:ilvl w:val="0"/>
-          <w:numId w:val="1023"/>
+          <w:numId w:val="1024"/>
         </w:numPr>
         <w:pStyle w:val="Compact"/>
       </w:pPr>
@@ -5060,7 +5374,7 @@
       <w:pPr>
         <w:numPr>
           <w:ilvl w:val="0"/>
-          <w:numId w:val="1023"/>
+          <w:numId w:val="1024"/>
         </w:numPr>
         <w:pStyle w:val="Compact"/>
       </w:pPr>
@@ -5104,10 +5418,10 @@
           <w:bCs/>
           <w:b/>
         </w:rPr>
-        <w:t xml:space="preserve">Create the six packages</w:t>
-      </w:r>
-      <w:r>
-        <w:t xml:space="preserve">. Six zips download:</w:t>
+        <w:t xml:space="preserve">Create the eight packages</w:t>
+      </w:r>
+      <w:r>
+        <w:t xml:space="preserve">. Eight zips download:</w:t>
       </w:r>
       <w:r>
         <w:t xml:space="preserve"> </w:t>
@@ -5131,7 +5445,7 @@
         <w:rPr>
           <w:rStyle w:val="VerbatimChar"/>
         </w:rPr>
-        <w:t xml:space="preserve">ESG-1to1-5-legacy.zip</w:t>
+        <w:t xml:space="preserve">ESG-1to1-7-legacy.zip</w:t>
       </w:r>
       <w:r>
         <w:t xml:space="preserve">.</w:t>
@@ -5141,19 +5455,19 @@
       <w:pPr>
         <w:numPr>
           <w:ilvl w:val="0"/>
-          <w:numId w:val="1023"/>
+          <w:numId w:val="1024"/>
         </w:numPr>
         <w:pStyle w:val="Compact"/>
       </w:pPr>
       <w:r>
-        <w:t xml:space="preserve">For each zip, in order 0 to 5:</w:t>
+        <w:t xml:space="preserve">For each zip, in order 0 to 7:</w:t>
       </w:r>
     </w:p>
     <w:p>
       <w:pPr>
         <w:numPr>
           <w:ilvl w:val="1"/>
-          <w:numId w:val="1024"/>
+          <w:numId w:val="1025"/>
         </w:numPr>
         <w:pStyle w:val="Compact"/>
       </w:pPr>
@@ -5194,7 +5508,7 @@
       <w:pPr>
         <w:numPr>
           <w:ilvl w:val="1"/>
-          <w:numId w:val="1024"/>
+          <w:numId w:val="1025"/>
         </w:numPr>
         <w:pStyle w:val="Compact"/>
       </w:pPr>
@@ -5232,7 +5546,7 @@
       <w:pPr>
         <w:numPr>
           <w:ilvl w:val="1"/>
-          <w:numId w:val="1024"/>
+          <w:numId w:val="1025"/>
         </w:numPr>
         <w:pStyle w:val="Compact"/>
       </w:pPr>
@@ -5270,7 +5584,7 @@
       <w:pPr>
         <w:numPr>
           <w:ilvl w:val="1"/>
-          <w:numId w:val="1024"/>
+          <w:numId w:val="1025"/>
         </w:numPr>
         <w:pStyle w:val="Compact"/>
       </w:pPr>
@@ -5295,7 +5609,7 @@
       <w:pPr>
         <w:numPr>
           <w:ilvl w:val="0"/>
-          <w:numId w:val="1023"/>
+          <w:numId w:val="1024"/>
         </w:numPr>
         <w:pStyle w:val="Compact"/>
       </w:pPr>
@@ -5342,112 +5656,6 @@
           <w:b/>
         </w:rPr>
         <w:t xml:space="preserve">Differences in legacy mode:</w:t>
-      </w:r>
-    </w:p>
-    <w:p>
-      <w:pPr>
-        <w:numPr>
-          <w:ilvl w:val="0"/>
-          <w:numId w:val="1025"/>
-        </w:numPr>
-        <w:pStyle w:val="Compact"/>
-      </w:pPr>
-      <w:r>
-        <w:t xml:space="preserve">The site URL and email are written into the flows. To change them later, re-run the builder and re-import (</w:t>
-      </w:r>
-      <w:r>
-        <w:rPr>
-          <w:iCs/>
-          <w:i/>
-        </w:rPr>
-        <w:t xml:space="preserve">Update</w:t>
-      </w:r>
-      <w:r>
-        <w:t xml:space="preserve">), or edit the flows.</w:t>
-      </w:r>
-    </w:p>
-    <w:p>
-      <w:pPr>
-        <w:numPr>
-          <w:ilvl w:val="0"/>
-          <w:numId w:val="1025"/>
-        </w:numPr>
-        <w:pStyle w:val="Compact"/>
-      </w:pPr>
-      <w:r>
-        <w:t xml:space="preserve">Legacy flows may import</w:t>
-      </w:r>
-      <w:r>
-        <w:t xml:space="preserve"> </w:t>
-      </w:r>
-      <w:r>
-        <w:rPr>
-          <w:bCs/>
-          <w:b/>
-        </w:rPr>
-        <w:t xml:space="preserve">On</w:t>
-      </w:r>
-      <w:r>
-        <w:t xml:space="preserve">. Make sure flows 1–6 are</w:t>
-      </w:r>
-      <w:r>
-        <w:t xml:space="preserve"> </w:t>
-      </w:r>
-      <w:r>
-        <w:rPr>
-          <w:bCs/>
-          <w:b/>
-        </w:rPr>
-        <w:t xml:space="preserve">off</w:t>
-      </w:r>
-      <w:r>
-        <w:t xml:space="preserve"> </w:t>
-      </w:r>
-      <w:r>
-        <w:t xml:space="preserve">until setup has run, or let them fail harmlessly. Each failure emails you</w:t>
-      </w:r>
-      <w:r>
-        <w:t xml:space="preserve"> </w:t>
-      </w:r>
-      <w:r>
-        <w:rPr>
-          <w:iCs/>
-          <w:i/>
-        </w:rPr>
-        <w:t xml:space="preserve">"action needed"</w:t>
-      </w:r>
-      <w:r>
-        <w:t xml:space="preserve">, naming the step</w:t>
-      </w:r>
-      <w:r>
-        <w:t xml:space="preserve"> </w:t>
-      </w:r>
-      <w:r>
-        <w:rPr>
-          <w:rStyle w:val="VerbatimChar"/>
-        </w:rPr>
-        <w:t xml:space="preserve">STOP_run_the_setup_flow_first</w:t>
-      </w:r>
-      <w:r>
-        <w:t xml:space="preserve">.</w:t>
-      </w:r>
-    </w:p>
-    <w:p>
-      <w:r>
-        <w:pict>
-          <v:rect style="width:0;height:1.5pt" o:hralign="center" o:hrstd="t" o:hr="t"/>
-        </w:pict>
-      </w:r>
-    </w:p>
-    <w:bookmarkEnd w:id="30"/>
-    <w:bookmarkEnd w:id="31"/>
-    <w:bookmarkStart w:id="32" w:name="Xe0524eed0f8e9df94338e6049f3debfe8e62b48"/>
-    <w:p>
-      <w:pPr>
-        <w:pStyle w:val="Heading2"/>
-      </w:pPr>
-      <w:r>
-        <w:t xml:space="preserve">5. Phase B — Walk through it as a technician (test accounts only, 1–2 h)</w:t>
       </w:r>
     </w:p>
     <w:p>
@@ -5459,108 +5667,17 @@
         <w:pStyle w:val="Compact"/>
       </w:pPr>
       <w:r>
-        <w:t xml:space="preserve">☐</w:t>
-      </w:r>
-      <w:r>
-        <w:t xml:space="preserve"> </w:t>
-      </w:r>
-      <w:r>
-        <w:rPr>
-          <w:bCs/>
-          <w:b/>
-        </w:rPr>
-        <w:t xml:space="preserve">⚙ Settings → Team → + Add a person:</w:t>
-      </w:r>
-      <w:r>
-        <w:t xml:space="preserve"> </w:t>
-      </w:r>
-      <w:r>
-        <w:t xml:space="preserve">search for</w:t>
-      </w:r>
-      <w:r>
-        <w:t xml:space="preserve"> </w:t>
-      </w:r>
-      <w:r>
-        <w:rPr>
-          <w:bCs/>
-          <w:b/>
-        </w:rPr>
-        <w:t xml:space="preserve">Test A</w:t>
-      </w:r>
-      <w:r>
-        <w:t xml:space="preserve"> </w:t>
-      </w:r>
-      <w:r>
-        <w:t xml:space="preserve">→</w:t>
-      </w:r>
-      <w:r>
-        <w:t xml:space="preserve"> </w:t>
-      </w:r>
-      <w:r>
-        <w:rPr>
-          <w:bCs/>
-          <w:b/>
-        </w:rPr>
-        <w:t xml:space="preserve">Add</w:t>
-      </w:r>
-      <w:r>
-        <w:t xml:space="preserve">, then the same for</w:t>
-      </w:r>
-      <w:r>
-        <w:t xml:space="preserve"> </w:t>
-      </w:r>
-      <w:r>
-        <w:rPr>
-          <w:bCs/>
-          <w:b/>
-        </w:rPr>
-        <w:t xml:space="preserve">Test B</w:t>
-      </w:r>
-      <w:r>
-        <w:t xml:space="preserve">. No SharePoint lists or groups to edit by hand.</w:t>
-      </w:r>
-    </w:p>
-    <w:p>
-      <w:pPr>
-        <w:numPr>
-          <w:ilvl w:val="1"/>
-          <w:numId w:val="1027"/>
-        </w:numPr>
-        <w:pStyle w:val="Compact"/>
-      </w:pPr>
-      <w:r>
-        <w:t xml:space="preserve">Within about 5 minutes Flow 4 adds each to the</w:t>
-      </w:r>
-      <w:r>
-        <w:t xml:space="preserve"> </w:t>
-      </w:r>
-      <w:r>
-        <w:rPr>
-          <w:rStyle w:val="VerbatimChar"/>
-        </w:rPr>
-        <w:t xml:space="preserve">1-to-1 Technicians</w:t>
-      </w:r>
-      <w:r>
-        <w:t xml:space="preserve"> </w:t>
-      </w:r>
-      <w:r>
-        <w:t xml:space="preserve">group and emails you</w:t>
-      </w:r>
-      <w:r>
-        <w:t xml:space="preserve"> </w:t>
+        <w:t xml:space="preserve">The site URL and email are written into the flows. To change them later, re-run the builder and re-import (</w:t>
       </w:r>
       <w:r>
         <w:rPr>
           <w:iCs/>
           <w:i/>
         </w:rPr>
-        <w:t xml:space="preserve">"1-to-1: access given to …"</w:t>
-      </w:r>
-      <w:r>
-        <w:t xml:space="preserve"> </w:t>
-      </w:r>
-      <w:r>
-        <w:t xml:space="preserve">(test F32).</w:t>
+        <w:t xml:space="preserve">Update</w:t>
+      </w:r>
+      <w:r>
+        <w:t xml:space="preserve">), or edit the flows.</w:t>
       </w:r>
     </w:p>
     <w:p>
@@ -5572,7 +5689,7 @@
         <w:pStyle w:val="Compact"/>
       </w:pPr>
       <w:r>
-        <w:t xml:space="preserve">☐</w:t>
+        <w:t xml:space="preserve">Legacy flows may import</w:t>
       </w:r>
       <w:r>
         <w:t xml:space="preserve"> </w:t>
@@ -5582,13 +5699,10 @@
           <w:bCs/>
           <w:b/>
         </w:rPr>
-        <w:t xml:space="preserve">Reload the page.</w:t>
-      </w:r>
-      <w:r>
-        <w:t xml:space="preserve"> </w:t>
-      </w:r>
-      <w:r>
-        <w:t xml:space="preserve">The top bar shows</w:t>
+        <w:t xml:space="preserve">On</w:t>
+      </w:r>
+      <w:r>
+        <w:t xml:space="preserve">. Make sure flows 1–7 are</w:t>
       </w:r>
       <w:r>
         <w:t xml:space="preserve"> </w:t>
@@ -5598,17 +5712,63 @@
           <w:bCs/>
           <w:b/>
         </w:rPr>
-        <w:t xml:space="preserve">Team (2) ▾</w:t>
-      </w:r>
-      <w:r>
-        <w:t xml:space="preserve">, and opening it lists Test A and Test B.</w:t>
+        <w:t xml:space="preserve">off</w:t>
+      </w:r>
+      <w:r>
+        <w:t xml:space="preserve"> </w:t>
+      </w:r>
+      <w:r>
+        <w:t xml:space="preserve">until setup has run, or let them fail harmlessly. Each failure emails you</w:t>
+      </w:r>
+      <w:r>
+        <w:t xml:space="preserve"> </w:t>
+      </w:r>
+      <w:r>
+        <w:rPr>
+          <w:iCs/>
+          <w:i/>
+        </w:rPr>
+        <w:t xml:space="preserve">"action needed"</w:t>
+      </w:r>
+      <w:r>
+        <w:t xml:space="preserve">, naming the step</w:t>
+      </w:r>
+      <w:r>
+        <w:t xml:space="preserve"> </w:t>
+      </w:r>
+      <w:r>
+        <w:rPr>
+          <w:rStyle w:val="VerbatimChar"/>
+        </w:rPr>
+        <w:t xml:space="preserve">STOP_run_the_setup_flow_first</w:t>
+      </w:r>
+      <w:r>
+        <w:t xml:space="preserve">.</w:t>
+      </w:r>
+    </w:p>
+    <w:p>
+      <w:r>
+        <w:pict>
+          <v:rect style="width:0;height:1.5pt" o:hralign="center" o:hrstd="t" o:hr="t"/>
+        </w:pict>
+      </w:r>
+    </w:p>
+    <w:bookmarkEnd w:id="30"/>
+    <w:bookmarkEnd w:id="31"/>
+    <w:bookmarkStart w:id="32" w:name="Xe0524eed0f8e9df94338e6049f3debfe8e62b48"/>
+    <w:p>
+      <w:pPr>
+        <w:pStyle w:val="Heading2"/>
+      </w:pPr>
+      <w:r>
+        <w:t xml:space="preserve">5. Phase B — Walk through it as a technician (test accounts only, 1–2 h)</w:t>
       </w:r>
     </w:p>
     <w:p>
       <w:pPr>
         <w:numPr>
           <w:ilvl w:val="0"/>
-          <w:numId w:val="1026"/>
+          <w:numId w:val="1027"/>
         </w:numPr>
         <w:pStyle w:val="Compact"/>
       </w:pPr>
@@ -5623,25 +5783,13 @@
           <w:bCs/>
           <w:b/>
         </w:rPr>
-        <w:t xml:space="preserve">⚙ Settings → Team:</w:t>
-      </w:r>
-      <w:r>
-        <w:t xml:space="preserve"> </w:t>
-      </w:r>
-      <w:r>
-        <w:t xml:space="preserve">give each an appraisal date – type it (e.g.</w:t>
-      </w:r>
-      <w:r>
-        <w:t xml:space="preserve"> </w:t>
-      </w:r>
-      <w:r>
-        <w:rPr>
-          <w:rStyle w:val="VerbatimChar"/>
-        </w:rPr>
-        <w:t xml:space="preserve">15/07/2027</w:t>
-      </w:r>
-      <w:r>
-        <w:t xml:space="preserve">) or pick it with 📅. Use a summer date. Save, reopen, and check it</w:t>
+        <w:t xml:space="preserve">⚙ Settings → Team → + Add a person:</w:t>
+      </w:r>
+      <w:r>
+        <w:t xml:space="preserve"> </w:t>
+      </w:r>
+      <w:r>
+        <w:t xml:space="preserve">search for</w:t>
       </w:r>
       <w:r>
         <w:t xml:space="preserve"> </w:t>
@@ -5651,25 +5799,13 @@
           <w:bCs/>
           <w:b/>
         </w:rPr>
-        <w:t xml:space="preserve">still shows the same day</w:t>
-      </w:r>
-      <w:r>
-        <w:t xml:space="preserve"> </w:t>
-      </w:r>
-      <w:r>
-        <w:t xml:space="preserve">(tests F27, F31 and R16).</w:t>
-      </w:r>
-    </w:p>
-    <w:p>
-      <w:pPr>
-        <w:numPr>
-          <w:ilvl w:val="0"/>
-          <w:numId w:val="1026"/>
-        </w:numPr>
-        <w:pStyle w:val="Compact"/>
-      </w:pPr>
-      <w:r>
-        <w:t xml:space="preserve">☐</w:t>
+        <w:t xml:space="preserve">Test A</w:t>
+      </w:r>
+      <w:r>
+        <w:t xml:space="preserve"> </w:t>
+      </w:r>
+      <w:r>
+        <w:t xml:space="preserve">→</w:t>
       </w:r>
       <w:r>
         <w:t xml:space="preserve"> </w:t>
@@ -5679,13 +5815,10 @@
           <w:bCs/>
           <w:b/>
         </w:rPr>
-        <w:t xml:space="preserve">Expectations:</w:t>
-      </w:r>
-      <w:r>
-        <w:t xml:space="preserve"> </w:t>
-      </w:r>
-      <w:r>
-        <w:t xml:space="preserve">add one</w:t>
+        <w:t xml:space="preserve">Add</w:t>
+      </w:r>
+      <w:r>
+        <w:t xml:space="preserve">, then the same for</w:t>
       </w:r>
       <w:r>
         <w:t xml:space="preserve"> </w:t>
@@ -5695,70 +5828,10 @@
           <w:bCs/>
           <w:b/>
         </w:rPr>
-        <w:t xml:space="preserve">Individual</w:t>
-      </w:r>
-      <w:r>
-        <w:t xml:space="preserve"> </w:t>
-      </w:r>
-      <w:r>
-        <w:t xml:space="preserve">expectation for Test A. This proves the Person column works;</w:t>
-      </w:r>
-      <w:r>
-        <w:t xml:space="preserve"> </w:t>
-      </w:r>
-      <w:r>
-        <w:rPr>
-          <w:iCs/>
-          <w:i/>
-        </w:rPr>
-        <w:t xml:space="preserve">Expectations per technician</w:t>
-      </w:r>
-      <w:r>
-        <w:t xml:space="preserve"> </w:t>
-      </w:r>
-      <w:r>
-        <w:t xml:space="preserve">shows Test A with one more than Test B.</w:t>
-      </w:r>
-    </w:p>
-    <w:p>
-      <w:pPr>
-        <w:numPr>
-          <w:ilvl w:val="0"/>
-          <w:numId w:val="1026"/>
-        </w:numPr>
-        <w:pStyle w:val="Compact"/>
-      </w:pPr>
-      <w:r>
-        <w:t xml:space="preserve">☐</w:t>
-      </w:r>
-      <w:r>
-        <w:t xml:space="preserve"> </w:t>
-      </w:r>
-      <w:r>
-        <w:rPr>
-          <w:bCs/>
-          <w:b/>
-        </w:rPr>
-        <w:t xml:space="preserve">Power Automate → Flow 1 → Run.</w:t>
-      </w:r>
-      <w:r>
-        <w:t xml:space="preserve"> </w:t>
-      </w:r>
-      <w:r>
-        <w:t xml:space="preserve">Test A and Test B each get</w:t>
-      </w:r>
-      <w:r>
-        <w:t xml:space="preserve"> </w:t>
-      </w:r>
-      <w:r>
-        <w:rPr>
-          <w:iCs/>
-          <w:i/>
-        </w:rPr>
-        <w:t xml:space="preserve">"Your 1-to-1 for … is ready"</w:t>
-      </w:r>
-      <w:r>
-        <w:t xml:space="preserve">.</w:t>
+        <w:t xml:space="preserve">Test B</w:t>
+      </w:r>
+      <w:r>
+        <w:t xml:space="preserve">. No SharePoint lists or groups to edit by hand.</w:t>
       </w:r>
     </w:p>
     <w:p>
@@ -5770,24 +5843,45 @@
         <w:pStyle w:val="Compact"/>
       </w:pPr>
       <w:r>
-        <w:rPr>
-          <w:bCs/>
-          <w:b/>
-        </w:rPr>
-        <w:t xml:space="preserve">Run it again:</w:t>
-      </w:r>
-      <w:r>
-        <w:t xml:space="preserve"> </w:t>
-      </w:r>
-      <w:r>
-        <w:t xml:space="preserve">no new items, no second email.</w:t>
+        <w:t xml:space="preserve">Within about 5 minutes Flow 4 adds each to the</w:t>
+      </w:r>
+      <w:r>
+        <w:t xml:space="preserve"> </w:t>
+      </w:r>
+      <w:r>
+        <w:rPr>
+          <w:rStyle w:val="VerbatimChar"/>
+        </w:rPr>
+        <w:t xml:space="preserve">1-to-1 Technicians</w:t>
+      </w:r>
+      <w:r>
+        <w:t xml:space="preserve"> </w:t>
+      </w:r>
+      <w:r>
+        <w:t xml:space="preserve">group and emails you</w:t>
+      </w:r>
+      <w:r>
+        <w:t xml:space="preserve"> </w:t>
+      </w:r>
+      <w:r>
+        <w:rPr>
+          <w:iCs/>
+          <w:i/>
+        </w:rPr>
+        <w:t xml:space="preserve">"1-to-1: access given to …"</w:t>
+      </w:r>
+      <w:r>
+        <w:t xml:space="preserve"> </w:t>
+      </w:r>
+      <w:r>
+        <w:t xml:space="preserve">(test F32).</w:t>
       </w:r>
     </w:p>
     <w:p>
       <w:pPr>
         <w:numPr>
           <w:ilvl w:val="0"/>
-          <w:numId w:val="1026"/>
+          <w:numId w:val="1027"/>
         </w:numPr>
         <w:pStyle w:val="Compact"/>
       </w:pPr>
@@ -5802,20 +5896,33 @@
           <w:bCs/>
           <w:b/>
         </w:rPr>
-        <w:t xml:space="preserve">As you:</w:t>
-      </w:r>
-      <w:r>
-        <w:t xml:space="preserve"> </w:t>
-      </w:r>
-      <w:r>
-        <w:t xml:space="preserve">Team overview lists Test A and Test B.</w:t>
+        <w:t xml:space="preserve">Reload the page.</w:t>
+      </w:r>
+      <w:r>
+        <w:t xml:space="preserve"> </w:t>
+      </w:r>
+      <w:r>
+        <w:t xml:space="preserve">The top bar shows</w:t>
+      </w:r>
+      <w:r>
+        <w:t xml:space="preserve"> </w:t>
+      </w:r>
+      <w:r>
+        <w:rPr>
+          <w:bCs/>
+          <w:b/>
+        </w:rPr>
+        <w:t xml:space="preserve">Team (2) ▾</w:t>
+      </w:r>
+      <w:r>
+        <w:t xml:space="preserve">, and opening it lists Test A and Test B.</w:t>
       </w:r>
     </w:p>
     <w:p>
       <w:pPr>
         <w:numPr>
           <w:ilvl w:val="0"/>
-          <w:numId w:val="1026"/>
+          <w:numId w:val="1027"/>
         </w:numPr>
         <w:pStyle w:val="Compact"/>
       </w:pPr>
@@ -5830,13 +5937,142 @@
           <w:bCs/>
           <w:b/>
         </w:rPr>
-        <w:t xml:space="preserve">As Test A</w:t>
-      </w:r>
-      <w:r>
-        <w:t xml:space="preserve"> </w:t>
-      </w:r>
-      <w:r>
-        <w:t xml:space="preserve">(InPrivate window):</w:t>
+        <w:t xml:space="preserve">⚙ Settings → Team:</w:t>
+      </w:r>
+      <w:r>
+        <w:t xml:space="preserve"> </w:t>
+      </w:r>
+      <w:r>
+        <w:t xml:space="preserve">give each an appraisal date – type it (e.g.</w:t>
+      </w:r>
+      <w:r>
+        <w:t xml:space="preserve"> </w:t>
+      </w:r>
+      <w:r>
+        <w:rPr>
+          <w:rStyle w:val="VerbatimChar"/>
+        </w:rPr>
+        <w:t xml:space="preserve">15/07/2027</w:t>
+      </w:r>
+      <w:r>
+        <w:t xml:space="preserve">) or pick it with 📅. Use a summer date. Save, reopen, and check it</w:t>
+      </w:r>
+      <w:r>
+        <w:t xml:space="preserve"> </w:t>
+      </w:r>
+      <w:r>
+        <w:rPr>
+          <w:bCs/>
+          <w:b/>
+        </w:rPr>
+        <w:t xml:space="preserve">still shows the same day</w:t>
+      </w:r>
+      <w:r>
+        <w:t xml:space="preserve"> </w:t>
+      </w:r>
+      <w:r>
+        <w:t xml:space="preserve">(tests F27, F31 and R16).</w:t>
+      </w:r>
+    </w:p>
+    <w:p>
+      <w:pPr>
+        <w:numPr>
+          <w:ilvl w:val="0"/>
+          <w:numId w:val="1027"/>
+        </w:numPr>
+        <w:pStyle w:val="Compact"/>
+      </w:pPr>
+      <w:r>
+        <w:t xml:space="preserve">☐</w:t>
+      </w:r>
+      <w:r>
+        <w:t xml:space="preserve"> </w:t>
+      </w:r>
+      <w:r>
+        <w:rPr>
+          <w:bCs/>
+          <w:b/>
+        </w:rPr>
+        <w:t xml:space="preserve">Expectations:</w:t>
+      </w:r>
+      <w:r>
+        <w:t xml:space="preserve"> </w:t>
+      </w:r>
+      <w:r>
+        <w:t xml:space="preserve">add one</w:t>
+      </w:r>
+      <w:r>
+        <w:t xml:space="preserve"> </w:t>
+      </w:r>
+      <w:r>
+        <w:rPr>
+          <w:bCs/>
+          <w:b/>
+        </w:rPr>
+        <w:t xml:space="preserve">Individual</w:t>
+      </w:r>
+      <w:r>
+        <w:t xml:space="preserve"> </w:t>
+      </w:r>
+      <w:r>
+        <w:t xml:space="preserve">expectation for Test A. This proves the Person column works;</w:t>
+      </w:r>
+      <w:r>
+        <w:t xml:space="preserve"> </w:t>
+      </w:r>
+      <w:r>
+        <w:rPr>
+          <w:iCs/>
+          <w:i/>
+        </w:rPr>
+        <w:t xml:space="preserve">Expectations per technician</w:t>
+      </w:r>
+      <w:r>
+        <w:t xml:space="preserve"> </w:t>
+      </w:r>
+      <w:r>
+        <w:t xml:space="preserve">shows Test A with one more than Test B.</w:t>
+      </w:r>
+    </w:p>
+    <w:p>
+      <w:pPr>
+        <w:numPr>
+          <w:ilvl w:val="0"/>
+          <w:numId w:val="1027"/>
+        </w:numPr>
+        <w:pStyle w:val="Compact"/>
+      </w:pPr>
+      <w:r>
+        <w:t xml:space="preserve">☐</w:t>
+      </w:r>
+      <w:r>
+        <w:t xml:space="preserve"> </w:t>
+      </w:r>
+      <w:r>
+        <w:rPr>
+          <w:bCs/>
+          <w:b/>
+        </w:rPr>
+        <w:t xml:space="preserve">Power Automate → Flow 1 → Run.</w:t>
+      </w:r>
+      <w:r>
+        <w:t xml:space="preserve"> </w:t>
+      </w:r>
+      <w:r>
+        <w:t xml:space="preserve">Test A and Test B each get</w:t>
+      </w:r>
+      <w:r>
+        <w:t xml:space="preserve"> </w:t>
+      </w:r>
+      <w:r>
+        <w:rPr>
+          <w:iCs/>
+          <w:i/>
+        </w:rPr>
+        <w:t xml:space="preserve">"Your 1-to-1 for … is ready"</w:t>
+      </w:r>
+      <w:r>
+        <w:t xml:space="preserve">.</w:t>
       </w:r>
     </w:p>
     <w:p>
@@ -5848,80 +6084,24 @@
         <w:pStyle w:val="Compact"/>
       </w:pPr>
       <w:r>
-        <w:t xml:space="preserve">Open the email link. Their form opens. The top menu bar has only</w:t>
-      </w:r>
-      <w:r>
-        <w:t xml:space="preserve"> </w:t>
-      </w:r>
-      <w:r>
-        <w:rPr>
-          <w:iCs/>
-          <w:i/>
-        </w:rPr>
-        <w:t xml:space="preserve">This month · My appraisal · Wellbeing · Appraisal report</w:t>
-      </w:r>
-      <w:r>
-        <w:t xml:space="preserve">, with no Team menu or Settings.</w:t>
-      </w:r>
-    </w:p>
-    <w:p>
-      <w:pPr>
-        <w:numPr>
-          <w:ilvl w:val="1"/>
-          <w:numId w:val="1029"/>
-        </w:numPr>
-        <w:pStyle w:val="Compact"/>
-      </w:pPr>
-      <w:r>
-        <w:t xml:space="preserve">Fill in a few answers. Within about 5 seconds the top shows</w:t>
-      </w:r>
-      <w:r>
-        <w:t xml:space="preserve"> </w:t>
-      </w:r>
-      <w:r>
         <w:rPr>
           <w:bCs/>
           <w:b/>
         </w:rPr>
-        <w:t xml:space="preserve">Saved hh:mm</w:t>
-      </w:r>
-      <w:r>
-        <w:t xml:space="preserve"> </w:t>
-      </w:r>
-      <w:r>
-        <w:t xml:space="preserve">– no need to click Save. Reload: the answers are kept (F43).</w:t>
-      </w:r>
-    </w:p>
-    <w:p>
-      <w:pPr>
-        <w:numPr>
-          <w:ilvl w:val="1"/>
-          <w:numId w:val="1029"/>
-        </w:numPr>
-        <w:pStyle w:val="Compact"/>
-      </w:pPr>
-      <w:r>
-        <w:t xml:space="preserve">Complete everything →</w:t>
-      </w:r>
-      <w:r>
-        <w:t xml:space="preserve"> </w:t>
-      </w:r>
-      <w:r>
-        <w:rPr>
-          <w:bCs/>
-          <w:b/>
-        </w:rPr>
-        <w:t xml:space="preserve">Submit</w:t>
-      </w:r>
-      <w:r>
-        <w:t xml:space="preserve">. Within about 5 minutes the review becomes read-only.</w:t>
+        <w:t xml:space="preserve">Run it again:</w:t>
+      </w:r>
+      <w:r>
+        <w:t xml:space="preserve"> </w:t>
+      </w:r>
+      <w:r>
+        <w:t xml:space="preserve">no new items, no second email.</w:t>
       </w:r>
     </w:p>
     <w:p>
       <w:pPr>
         <w:numPr>
           <w:ilvl w:val="0"/>
-          <w:numId w:val="1026"/>
+          <w:numId w:val="1027"/>
         </w:numPr>
         <w:pStyle w:val="Compact"/>
       </w:pPr>
@@ -5942,17 +6122,19 @@
         <w:t xml:space="preserve"> </w:t>
       </w:r>
       <w:r>
-        <w:rPr>
-          <w:iCs/>
-          <w:i/>
-        </w:rPr>
-        <w:t xml:space="preserve">"1-to-1 submitted"</w:t>
-      </w:r>
-      <w:r>
-        <w:t xml:space="preserve"> </w:t>
-      </w:r>
-      <w:r>
-        <w:t xml:space="preserve">arrives. Monthly reviews shows a badge, and</w:t>
+        <w:t xml:space="preserve">Team overview lists Test A and Test B.</w:t>
+      </w:r>
+    </w:p>
+    <w:p>
+      <w:pPr>
+        <w:numPr>
+          <w:ilvl w:val="0"/>
+          <w:numId w:val="1027"/>
+        </w:numPr>
+        <w:pStyle w:val="Compact"/>
+      </w:pPr>
+      <w:r>
+        <w:t xml:space="preserve">☐</w:t>
       </w:r>
       <w:r>
         <w:t xml:space="preserve"> </w:t>
@@ -5962,13 +6144,13 @@
           <w:bCs/>
           <w:b/>
         </w:rPr>
-        <w:t xml:space="preserve">Team ▾</w:t>
-      </w:r>
-      <w:r>
-        <w:t xml:space="preserve"> </w:t>
-      </w:r>
-      <w:r>
-        <w:t xml:space="preserve">shows a red dot next to Test A.</w:t>
+        <w:t xml:space="preserve">As Test A</w:t>
+      </w:r>
+      <w:r>
+        <w:t xml:space="preserve"> </w:t>
+      </w:r>
+      <w:r>
+        <w:t xml:space="preserve">(InPrivate window):</w:t>
       </w:r>
     </w:p>
     <w:p>
@@ -5980,7 +6162,20 @@
         <w:pStyle w:val="Compact"/>
       </w:pPr>
       <w:r>
-        <w:t xml:space="preserve">Open the review. Add feedback per question and a 1–5 rating per expectation.</w:t>
+        <w:t xml:space="preserve">Open the email link. Their form opens. The top menu bar has only</w:t>
+      </w:r>
+      <w:r>
+        <w:t xml:space="preserve"> </w:t>
+      </w:r>
+      <w:r>
+        <w:rPr>
+          <w:iCs/>
+          <w:i/>
+        </w:rPr>
+        <w:t xml:space="preserve">This month · My appraisal · Wellbeing · Appraisal report</w:t>
+      </w:r>
+      <w:r>
+        <w:t xml:space="preserve">, with no Team menu or Settings.</w:t>
       </w:r>
     </w:p>
     <w:p>
@@ -5992,7 +6187,7 @@
         <w:pStyle w:val="Compact"/>
       </w:pPr>
       <w:r>
-        <w:t xml:space="preserve">Add</w:t>
+        <w:t xml:space="preserve">Fill in a few answers. Within about 5 seconds the top shows</w:t>
       </w:r>
       <w:r>
         <w:t xml:space="preserve"> </w:t>
@@ -6002,10 +6197,13 @@
           <w:bCs/>
           <w:b/>
         </w:rPr>
-        <w:t xml:space="preserve">two actions</w:t>
-      </w:r>
-      <w:r>
-        <w:t xml:space="preserve">, each with owner, close-out criteria and deadline.</w:t>
+        <w:t xml:space="preserve">Saved hh:mm</w:t>
+      </w:r>
+      <w:r>
+        <w:t xml:space="preserve"> </w:t>
+      </w:r>
+      <w:r>
+        <w:t xml:space="preserve">– no need to click Save. Reload: the answers are kept (F43).</w:t>
       </w:r>
     </w:p>
     <w:p>
@@ -6017,27 +6215,100 @@
         <w:pStyle w:val="Compact"/>
       </w:pPr>
       <w:r>
-        <w:t xml:space="preserve">Click</w:t>
-      </w:r>
-      <w:r>
-        <w:t xml:space="preserve"> </w:t>
-      </w:r>
-      <w:r>
         <w:rPr>
           <w:bCs/>
           <w:b/>
         </w:rPr>
-        <w:t xml:space="preserve">Complete &amp; release</w:t>
-      </w:r>
-      <w:r>
-        <w:t xml:space="preserve">.</w:t>
+        <w:t xml:space="preserve">Clearer forms (F45):</w:t>
+      </w:r>
+      <w:r>
+        <w:t xml:space="preserve"> </w:t>
+      </w:r>
+      <w:r>
+        <w:t xml:space="preserve">required questions not yet answered have a subtle orange border (Yes/No and rating buttons too). Press</w:t>
+      </w:r>
+      <w:r>
+        <w:t xml:space="preserve"> </w:t>
+      </w:r>
+      <w:r>
+        <w:rPr>
+          <w:bCs/>
+          <w:b/>
+        </w:rPr>
+        <w:t xml:space="preserve">Submit</w:t>
+      </w:r>
+      <w:r>
+        <w:t xml:space="preserve"> </w:t>
+      </w:r>
+      <w:r>
+        <w:t xml:space="preserve">with gaps: they turn red and the page jumps to the first; each clears as you answer it. Optional questions are never marked.</w:t>
+      </w:r>
+    </w:p>
+    <w:p>
+      <w:pPr>
+        <w:numPr>
+          <w:ilvl w:val="1"/>
+          <w:numId w:val="1030"/>
+        </w:numPr>
+        <w:pStyle w:val="Compact"/>
+      </w:pPr>
+      <w:r>
+        <w:rPr>
+          <w:bCs/>
+          <w:b/>
+        </w:rPr>
+        <w:t xml:space="preserve">Words, not numbers (F46):</w:t>
+      </w:r>
+      <w:r>
+        <w:t xml:space="preserve"> </w:t>
+      </w:r>
+      <w:r>
+        <w:t xml:space="preserve">the expectation rating buttons read</w:t>
+      </w:r>
+      <w:r>
+        <w:t xml:space="preserve"> </w:t>
+      </w:r>
+      <w:r>
+        <w:rPr>
+          <w:iCs/>
+          <w:i/>
+        </w:rPr>
+        <w:t xml:space="preserve">Not started · Early progress · On track · Strong progress · Fully met</w:t>
+      </w:r>
+      <w:r>
+        <w:t xml:space="preserve">, and the side panel shows no scores.</w:t>
+      </w:r>
+    </w:p>
+    <w:p>
+      <w:pPr>
+        <w:numPr>
+          <w:ilvl w:val="1"/>
+          <w:numId w:val="1030"/>
+        </w:numPr>
+        <w:pStyle w:val="Compact"/>
+      </w:pPr>
+      <w:r>
+        <w:t xml:space="preserve">Complete everything →</w:t>
+      </w:r>
+      <w:r>
+        <w:t xml:space="preserve"> </w:t>
+      </w:r>
+      <w:r>
+        <w:rPr>
+          <w:bCs/>
+          <w:b/>
+        </w:rPr>
+        <w:t xml:space="preserve">Submit</w:t>
+      </w:r>
+      <w:r>
+        <w:t xml:space="preserve">. Within about 5 minutes the review becomes read-only.</w:t>
       </w:r>
     </w:p>
     <w:p>
       <w:pPr>
         <w:numPr>
           <w:ilvl w:val="0"/>
-          <w:numId w:val="1026"/>
+          <w:numId w:val="1027"/>
         </w:numPr>
         <w:pStyle w:val="Compact"/>
       </w:pPr>
@@ -6058,7 +6329,17 @@
         <w:t xml:space="preserve"> </w:t>
       </w:r>
       <w:r>
-        <w:t xml:space="preserve">Team ▾ → Test A →</w:t>
+        <w:rPr>
+          <w:iCs/>
+          <w:i/>
+        </w:rPr>
+        <w:t xml:space="preserve">"1-to-1 submitted"</w:t>
+      </w:r>
+      <w:r>
+        <w:t xml:space="preserve"> </w:t>
+      </w:r>
+      <w:r>
+        <w:t xml:space="preserve">arrives. Monthly reviews shows a badge, and</w:t>
       </w:r>
       <w:r>
         <w:t xml:space="preserve"> </w:t>
@@ -6068,118 +6349,13 @@
           <w:bCs/>
           <w:b/>
         </w:rPr>
-        <w:t xml:space="preserve">Generate appraisal report</w:t>
-      </w:r>
-      <w:r>
-        <w:t xml:space="preserve"> </w:t>
-      </w:r>
-      <w:r>
-        <w:t xml:space="preserve">→</w:t>
-      </w:r>
-      <w:r>
-        <w:t xml:space="preserve"> </w:t>
-      </w:r>
-      <w:r>
-        <w:rPr>
-          <w:bCs/>
-          <w:b/>
-        </w:rPr>
-        <w:t xml:space="preserve">Print / Save as PDF</w:t>
-      </w:r>
-      <w:r>
-        <w:t xml:space="preserve">. A print window opens. If not, allow pop-ups for the SharePoint site.</w:t>
-      </w:r>
-    </w:p>
-    <w:p>
-      <w:pPr>
-        <w:numPr>
-          <w:ilvl w:val="0"/>
-          <w:numId w:val="1026"/>
-        </w:numPr>
-        <w:pStyle w:val="Compact"/>
-      </w:pPr>
-      <w:r>
-        <w:t xml:space="preserve">☐</w:t>
-      </w:r>
-      <w:r>
-        <w:t xml:space="preserve"> </w:t>
-      </w:r>
-      <w:r>
-        <w:rPr>
-          <w:bCs/>
-          <w:b/>
-        </w:rPr>
-        <w:t xml:space="preserve">As Test A:</w:t>
-      </w:r>
-      <w:r>
-        <w:t xml:space="preserve"> </w:t>
-      </w:r>
-      <w:r>
-        <w:rPr>
-          <w:iCs/>
-          <w:i/>
-        </w:rPr>
-        <w:t xml:space="preserve">"Feedback … is ready"</w:t>
-      </w:r>
-      <w:r>
-        <w:t xml:space="preserve"> </w:t>
-      </w:r>
-      <w:r>
-        <w:t xml:space="preserve">arrives. Feedback, ratings and actions are visible;</w:t>
-      </w:r>
-      <w:r>
-        <w:t xml:space="preserve"> </w:t>
-      </w:r>
-      <w:r>
-        <w:rPr>
-          <w:bCs/>
-          <w:b/>
-        </w:rPr>
-        <w:t xml:space="preserve">My appraisal</w:t>
-      </w:r>
-      <w:r>
-        <w:t xml:space="preserve"> </w:t>
-      </w:r>
-      <w:r>
-        <w:t xml:space="preserve">and</w:t>
-      </w:r>
-      <w:r>
-        <w:t xml:space="preserve"> </w:t>
-      </w:r>
-      <w:r>
-        <w:rPr>
-          <w:bCs/>
-          <w:b/>
-        </w:rPr>
-        <w:t xml:space="preserve">Appraisal report</w:t>
-      </w:r>
-      <w:r>
-        <w:t xml:space="preserve"> </w:t>
-      </w:r>
-      <w:r>
-        <w:t xml:space="preserve">work.</w:t>
-      </w:r>
-    </w:p>
-    <w:p>
-      <w:pPr>
-        <w:numPr>
-          <w:ilvl w:val="0"/>
-          <w:numId w:val="1026"/>
-        </w:numPr>
-        <w:pStyle w:val="Compact"/>
-      </w:pPr>
-      <w:r>
-        <w:t xml:space="preserve">☐</w:t>
-      </w:r>
-      <w:r>
-        <w:t xml:space="preserve"> </w:t>
-      </w:r>
-      <w:r>
-        <w:rPr>
-          <w:bCs/>
-          <w:b/>
-        </w:rPr>
-        <w:t xml:space="preserve">Wellbeing (tests F37–F39):</w:t>
+        <w:t xml:space="preserve">Team ▾</w:t>
+      </w:r>
+      <w:r>
+        <w:t xml:space="preserve"> </w:t>
+      </w:r>
+      <w:r>
+        <w:t xml:space="preserve">shows a red dot next to Test A.</w:t>
       </w:r>
     </w:p>
     <w:p>
@@ -6191,27 +6367,7 @@
         <w:pStyle w:val="Compact"/>
       </w:pPr>
       <w:r>
-        <w:rPr>
-          <w:bCs/>
-          <w:b/>
-        </w:rPr>
-        <w:t xml:space="preserve">As you:</w:t>
-      </w:r>
-      <w:r>
-        <w:t xml:space="preserve"> </w:t>
-      </w:r>
-      <w:r>
-        <w:rPr>
-          <w:bCs/>
-          <w:b/>
-        </w:rPr>
-        <w:t xml:space="preserve">Wellbeing → + Start</w:t>
-      </w:r>
-      <w:r>
-        <w:t xml:space="preserve"> </w:t>
-      </w:r>
-      <w:r>
-        <w:t xml:space="preserve">for Test A, with a meeting date.</w:t>
+        <w:t xml:space="preserve">Open the review. Add feedback per question and a 1–5 rating per expectation.</w:t>
       </w:r>
     </w:p>
     <w:p>
@@ -6223,40 +6379,20 @@
         <w:pStyle w:val="Compact"/>
       </w:pPr>
       <w:r>
+        <w:t xml:space="preserve">Add</w:t>
+      </w:r>
+      <w:r>
+        <w:t xml:space="preserve"> </w:t>
+      </w:r>
+      <w:r>
         <w:rPr>
           <w:bCs/>
           <w:b/>
         </w:rPr>
-        <w:t xml:space="preserve">As Test A:</w:t>
-      </w:r>
-      <w:r>
-        <w:t xml:space="preserve"> </w:t>
-      </w:r>
-      <w:r>
-        <w:rPr>
-          <w:iCs/>
-          <w:i/>
-        </w:rPr>
-        <w:t xml:space="preserve">"Your wellbeing assessment is ready to complete"</w:t>
-      </w:r>
-      <w:r>
-        <w:t xml:space="preserve"> </w:t>
-      </w:r>
-      <w:r>
-        <w:t xml:space="preserve">arrives → open it → work through the steps →</w:t>
-      </w:r>
-      <w:r>
-        <w:t xml:space="preserve"> </w:t>
-      </w:r>
-      <w:r>
-        <w:rPr>
-          <w:bCs/>
-          <w:b/>
-        </w:rPr>
-        <w:t xml:space="preserve">Submit</w:t>
-      </w:r>
-      <w:r>
-        <w:t xml:space="preserve">.</w:t>
+        <w:t xml:space="preserve">two actions</w:t>
+      </w:r>
+      <w:r>
+        <w:t xml:space="preserve">, each with owner, close-out criteria and deadline.</w:t>
       </w:r>
     </w:p>
     <w:p>
@@ -6268,95 +6404,27 @@
         <w:pStyle w:val="Compact"/>
       </w:pPr>
       <w:r>
+        <w:t xml:space="preserve">Click</w:t>
+      </w:r>
+      <w:r>
+        <w:t xml:space="preserve"> </w:t>
+      </w:r>
+      <w:r>
         <w:rPr>
           <w:bCs/>
           <w:b/>
         </w:rPr>
-        <w:t xml:space="preserve">As you:</w:t>
-      </w:r>
-      <w:r>
-        <w:t xml:space="preserve"> </w:t>
-      </w:r>
-      <w:r>
-        <w:rPr>
-          <w:iCs/>
-          <w:i/>
-        </w:rPr>
-        <w:t xml:space="preserve">"Wellbeing assessment submitted"</w:t>
-      </w:r>
-      <w:r>
-        <w:t xml:space="preserve"> </w:t>
-      </w:r>
-      <w:r>
-        <w:t xml:space="preserve">arrives → open it → add an arrangement, notes and the next review date (a year on by default) →</w:t>
-      </w:r>
-      <w:r>
-        <w:t xml:space="preserve"> </w:t>
-      </w:r>
-      <w:r>
-        <w:rPr>
-          <w:bCs/>
-          <w:b/>
-        </w:rPr>
-        <w:t xml:space="preserve">Complete</w:t>
+        <w:t xml:space="preserve">Complete &amp; release</w:t>
       </w:r>
       <w:r>
         <w:t xml:space="preserve">.</w:t>
-      </w:r>
-    </w:p>
-    <w:p>
-      <w:pPr>
-        <w:numPr>
-          <w:ilvl w:val="1"/>
-          <w:numId w:val="1031"/>
-        </w:numPr>
-        <w:pStyle w:val="Compact"/>
-      </w:pPr>
-      <w:r>
-        <w:rPr>
-          <w:bCs/>
-          <w:b/>
-        </w:rPr>
-        <w:t xml:space="preserve">As Test A:</w:t>
-      </w:r>
-      <w:r>
-        <w:t xml:space="preserve"> </w:t>
-      </w:r>
-      <w:r>
-        <w:rPr>
-          <w:iCs/>
-          <w:i/>
-        </w:rPr>
-        <w:t xml:space="preserve">"Your wellbeing assessment record is ready"</w:t>
-      </w:r>
-      <w:r>
-        <w:t xml:space="preserve"> </w:t>
-      </w:r>
-      <w:r>
-        <w:t xml:space="preserve">arrives; the agreed record shows;</w:t>
-      </w:r>
-      <w:r>
-        <w:t xml:space="preserve"> </w:t>
-      </w:r>
-      <w:r>
-        <w:rPr>
-          <w:bCs/>
-          <w:b/>
-        </w:rPr>
-        <w:t xml:space="preserve">Print / Save as PDF</w:t>
-      </w:r>
-      <w:r>
-        <w:t xml:space="preserve"> </w:t>
-      </w:r>
-      <w:r>
-        <w:t xml:space="preserve">works.</w:t>
       </w:r>
     </w:p>
     <w:p>
       <w:pPr>
         <w:numPr>
           <w:ilvl w:val="0"/>
-          <w:numId w:val="1026"/>
+          <w:numId w:val="1027"/>
         </w:numPr>
         <w:pStyle w:val="Compact"/>
       </w:pPr>
@@ -6371,13 +6439,13 @@
           <w:bCs/>
           <w:b/>
         </w:rPr>
-        <w:t xml:space="preserve">Month two – "Since last time" (F44):</w:t>
-      </w:r>
-      <w:r>
-        <w:t xml:space="preserve"> </w:t>
-      </w:r>
-      <w:r>
-        <w:t xml:space="preserve">with Flow 1's test date set to the next month (§6), Test A's new form starts with</w:t>
+        <w:t xml:space="preserve">As you:</w:t>
+      </w:r>
+      <w:r>
+        <w:t xml:space="preserve"> </w:t>
+      </w:r>
+      <w:r>
+        <w:t xml:space="preserve">Team ▾ → Test A →</w:t>
       </w:r>
       <w:r>
         <w:t xml:space="preserve"> </w:t>
@@ -6387,17 +6455,33 @@
           <w:bCs/>
           <w:b/>
         </w:rPr>
-        <w:t xml:space="preserve">Since last time</w:t>
-      </w:r>
-      <w:r>
-        <w:t xml:space="preserve">: what they raised, your replies and their actions.</w:t>
+        <w:t xml:space="preserve">Generate appraisal report</w:t>
+      </w:r>
+      <w:r>
+        <w:t xml:space="preserve"> </w:t>
+      </w:r>
+      <w:r>
+        <w:t xml:space="preserve">→</w:t>
+      </w:r>
+      <w:r>
+        <w:t xml:space="preserve"> </w:t>
+      </w:r>
+      <w:r>
+        <w:rPr>
+          <w:bCs/>
+          <w:b/>
+        </w:rPr>
+        <w:t xml:space="preserve">Print / Save as PDF</w:t>
+      </w:r>
+      <w:r>
+        <w:t xml:space="preserve">. A print window opens. If not, allow pop-ups for the SharePoint site.</w:t>
       </w:r>
     </w:p>
     <w:p>
       <w:pPr>
         <w:numPr>
           <w:ilvl w:val="0"/>
-          <w:numId w:val="1026"/>
+          <w:numId w:val="1027"/>
         </w:numPr>
         <w:pStyle w:val="Compact"/>
       </w:pPr>
@@ -6412,7 +6496,55 @@
           <w:bCs/>
           <w:b/>
         </w:rPr>
-        <w:t xml:space="preserve">Feedback (tests F41, P25):</w:t>
+        <w:t xml:space="preserve">As Test A:</w:t>
+      </w:r>
+      <w:r>
+        <w:t xml:space="preserve"> </w:t>
+      </w:r>
+      <w:r>
+        <w:rPr>
+          <w:iCs/>
+          <w:i/>
+        </w:rPr>
+        <w:t xml:space="preserve">"Feedback … is ready"</w:t>
+      </w:r>
+      <w:r>
+        <w:t xml:space="preserve"> </w:t>
+      </w:r>
+      <w:r>
+        <w:t xml:space="preserve">arrives. Feedback, ratings and actions are visible;</w:t>
+      </w:r>
+      <w:r>
+        <w:t xml:space="preserve"> </w:t>
+      </w:r>
+      <w:r>
+        <w:rPr>
+          <w:bCs/>
+          <w:b/>
+        </w:rPr>
+        <w:t xml:space="preserve">My appraisal</w:t>
+      </w:r>
+      <w:r>
+        <w:t xml:space="preserve"> </w:t>
+      </w:r>
+      <w:r>
+        <w:t xml:space="preserve">and</w:t>
+      </w:r>
+      <w:r>
+        <w:t xml:space="preserve"> </w:t>
+      </w:r>
+      <w:r>
+        <w:rPr>
+          <w:bCs/>
+          <w:b/>
+        </w:rPr>
+        <w:t xml:space="preserve">Appraisal report</w:t>
+      </w:r>
+      <w:r>
+        <w:t xml:space="preserve"> </w:t>
+      </w:r>
+      <w:r>
+        <w:t xml:space="preserve">work.</w:t>
       </w:r>
     </w:p>
     <w:p>
@@ -6424,62 +6556,7 @@
         <w:pStyle w:val="Compact"/>
       </w:pPr>
       <w:r>
-        <w:rPr>
-          <w:bCs/>
-          <w:b/>
-        </w:rPr>
-        <w:t xml:space="preserve">As Test A:</w:t>
-      </w:r>
-      <w:r>
-        <w:t xml:space="preserve"> </w:t>
-      </w:r>
-      <w:r>
-        <w:t xml:space="preserve">click 💬</w:t>
-      </w:r>
-      <w:r>
-        <w:t xml:space="preserve"> </w:t>
-      </w:r>
-      <w:r>
-        <w:rPr>
-          <w:bCs/>
-          <w:b/>
-        </w:rPr>
-        <w:t xml:space="preserve">Feedback</w:t>
-      </w:r>
-      <w:r>
-        <w:t xml:space="preserve"> </w:t>
-      </w:r>
-      <w:r>
-        <w:t xml:space="preserve">(bottom-right) →</w:t>
-      </w:r>
-      <w:r>
-        <w:t xml:space="preserve"> </w:t>
-      </w:r>
-      <w:r>
-        <w:rPr>
-          <w:bCs/>
-          <w:b/>
-        </w:rPr>
-        <w:t xml:space="preserve">Fault</w:t>
-      </w:r>
-      <w:r>
-        <w:t xml:space="preserve"> </w:t>
-      </w:r>
-      <w:r>
-        <w:t xml:space="preserve">→ type a short message →</w:t>
-      </w:r>
-      <w:r>
-        <w:t xml:space="preserve"> </w:t>
-      </w:r>
-      <w:r>
-        <w:rPr>
-          <w:bCs/>
-          <w:b/>
-        </w:rPr>
-        <w:t xml:space="preserve">Send</w:t>
-      </w:r>
-      <w:r>
-        <w:t xml:space="preserve">. It says</w:t>
+        <w:t xml:space="preserve">Bands and words only – no numeric ratings or scores in the outlook,</w:t>
       </w:r>
       <w:r>
         <w:t xml:space="preserve"> </w:t>
@@ -6489,7 +6566,26 @@
           <w:iCs/>
           <w:i/>
         </w:rPr>
-        <w:t xml:space="preserve">"Thank you. Your feedback has been submitted to your Team Leader."</w:t>
+        <w:t xml:space="preserve">My appraisal</w:t>
+      </w:r>
+      <w:r>
+        <w:t xml:space="preserve">, the charts or the report; the trend reads</w:t>
+      </w:r>
+      <w:r>
+        <w:t xml:space="preserve"> </w:t>
+      </w:r>
+      <w:r>
+        <w:rPr>
+          <w:iCs/>
+          <w:i/>
+        </w:rPr>
+        <w:t xml:space="preserve">Improving / Steady / Dipping / Too early to tell</w:t>
+      </w:r>
+      <w:r>
+        <w:t xml:space="preserve"> </w:t>
+      </w:r>
+      <w:r>
+        <w:t xml:space="preserve">(F46). Your own screens still show the numbers.</w:t>
       </w:r>
     </w:p>
     <w:p>
@@ -6502,39 +6598,66 @@
       </w:pPr>
       <w:r>
         <w:rPr>
-          <w:bCs/>
-          <w:b/>
-        </w:rPr>
-        <w:t xml:space="preserve">As you:</w:t>
-      </w:r>
-      <w:r>
-        <w:t xml:space="preserve"> </w:t>
-      </w:r>
-      <w:r>
-        <w:t xml:space="preserve">within about 5 minutes</w:t>
-      </w:r>
-      <w:r>
-        <w:t xml:space="preserve"> </w:t>
-      </w:r>
-      <w:r>
-        <w:rPr>
           <w:iCs/>
           <w:i/>
         </w:rPr>
-        <w:t xml:space="preserve">"1-to-1 feedback (Fault): …"</w:t>
-      </w:r>
-      <w:r>
-        <w:t xml:space="preserve"> </w:t>
-      </w:r>
-      <w:r>
-        <w:t xml:space="preserve">arrives, naming Test A, the page and the version.</w:t>
+        <w:t xml:space="preserve">To move up to</w:t>
+      </w:r>
+      <w:r>
+        <w:rPr>
+          <w:iCs/>
+          <w:i/>
+        </w:rPr>
+        <w:t xml:space="preserve"> </w:t>
+      </w:r>
+      <w:r>
+        <w:rPr>
+          <w:iCs/>
+          <w:i/>
+        </w:rPr>
+        <w:t xml:space="preserve">, focus on:</w:t>
+      </w:r>
+      <w:r>
+        <w:t xml:space="preserve"> </w:t>
+      </w:r>
+      <w:r>
+        <w:t xml:space="preserve">three expectations (</w:t>
+      </w:r>
+      <w:r>
+        <w:rPr>
+          <w:iCs/>
+          <w:i/>
+        </w:rPr>
+        <w:t xml:space="preserve">Keep it up</w:t>
+      </w:r>
+      <w:r>
+        <w:t xml:space="preserve"> </w:t>
+      </w:r>
+      <w:r>
+        <w:t xml:space="preserve">in the top band), also in report section 1</w:t>
+      </w:r>
+      <w:r>
+        <w:t xml:space="preserve"> </w:t>
+      </w:r>
+      <w:r>
+        <w:rPr>
+          <w:iCs/>
+          <w:i/>
+        </w:rPr>
+        <w:t xml:space="preserve">Areas to focus on</w:t>
+      </w:r>
+      <w:r>
+        <w:t xml:space="preserve"> </w:t>
+      </w:r>
+      <w:r>
+        <w:t xml:space="preserve">(F47).</w:t>
       </w:r>
     </w:p>
     <w:p>
       <w:pPr>
         <w:numPr>
           <w:ilvl w:val="0"/>
-          <w:numId w:val="1026"/>
+          <w:numId w:val="1027"/>
         </w:numPr>
         <w:pStyle w:val="Compact"/>
       </w:pPr>
@@ -6549,7 +6672,7 @@
           <w:bCs/>
           <w:b/>
         </w:rPr>
-        <w:t xml:space="preserve">As Test B:</w:t>
+        <w:t xml:space="preserve">Challenge (F48):</w:t>
       </w:r>
     </w:p>
     <w:p>
@@ -6561,7 +6684,59 @@
         <w:pStyle w:val="Compact"/>
       </w:pPr>
       <w:r>
-        <w:t xml:space="preserve">nothing of Test A's is visible anywhere, including Wellbeing and Test A's feedback;</w:t>
+        <w:rPr>
+          <w:bCs/>
+          <w:b/>
+        </w:rPr>
+        <w:t xml:space="preserve">As Test A:</w:t>
+      </w:r>
+      <w:r>
+        <w:t xml:space="preserve"> </w:t>
+      </w:r>
+      <w:r>
+        <w:t xml:space="preserve">on the released review, click ⚑</w:t>
+      </w:r>
+      <w:r>
+        <w:t xml:space="preserve"> </w:t>
+      </w:r>
+      <w:r>
+        <w:rPr>
+          <w:bCs/>
+          <w:b/>
+        </w:rPr>
+        <w:t xml:space="preserve">Challenge</w:t>
+      </w:r>
+      <w:r>
+        <w:t xml:space="preserve"> </w:t>
+      </w:r>
+      <w:r>
+        <w:t xml:space="preserve">on one expectation rating and on the overall feedback, add a short note →</w:t>
+      </w:r>
+      <w:r>
+        <w:t xml:space="preserve"> </w:t>
+      </w:r>
+      <w:r>
+        <w:rPr>
+          <w:bCs/>
+          <w:b/>
+        </w:rPr>
+        <w:t xml:space="preserve">Send challenge</w:t>
+      </w:r>
+      <w:r>
+        <w:t xml:space="preserve"> </w:t>
+      </w:r>
+      <w:r>
+        <w:t xml:space="preserve">(</w:t>
+      </w:r>
+      <w:r>
+        <w:rPr>
+          <w:iCs/>
+          <w:i/>
+        </w:rPr>
+        <w:t xml:space="preserve">2 parts flagged</w:t>
+      </w:r>
+      <w:r>
+        <w:t xml:space="preserve">). Older reviews don't offer it.</w:t>
       </w:r>
     </w:p>
     <w:p>
@@ -6573,6 +6748,604 @@
         <w:pStyle w:val="Compact"/>
       </w:pPr>
       <w:r>
+        <w:rPr>
+          <w:bCs/>
+          <w:b/>
+        </w:rPr>
+        <w:t xml:space="preserve">As you:</w:t>
+      </w:r>
+      <w:r>
+        <w:t xml:space="preserve"> </w:t>
+      </w:r>
+      <w:r>
+        <w:t xml:space="preserve">within about 5 minutes</w:t>
+      </w:r>
+      <w:r>
+        <w:t xml:space="preserve"> </w:t>
+      </w:r>
+      <w:r>
+        <w:rPr>
+          <w:iCs/>
+          <w:i/>
+        </w:rPr>
+        <w:t xml:space="preserve">"1-to-1 feedback challenged: Test A,</w:t>
+      </w:r>
+      <w:r>
+        <w:rPr>
+          <w:iCs/>
+          <w:i/>
+        </w:rPr>
+        <w:t xml:space="preserve"> </w:t>
+      </w:r>
+      <w:r>
+        <w:rPr>
+          <w:iCs/>
+          <w:i/>
+        </w:rPr>
+        <w:t xml:space="preserve">"</w:t>
+      </w:r>
+      <w:r>
+        <w:t xml:space="preserve"> </w:t>
+      </w:r>
+      <w:r>
+        <w:t xml:space="preserve">arrives (no challenge text in it). The review shows a banner, the challenged parts in amber, and it's in</w:t>
+      </w:r>
+      <w:r>
+        <w:t xml:space="preserve"> </w:t>
+      </w:r>
+      <w:r>
+        <w:rPr>
+          <w:iCs/>
+          <w:i/>
+        </w:rPr>
+        <w:t xml:space="preserve">Needs your attention</w:t>
+      </w:r>
+      <w:r>
+        <w:t xml:space="preserve">.</w:t>
+      </w:r>
+    </w:p>
+    <w:p>
+      <w:pPr>
+        <w:numPr>
+          <w:ilvl w:val="1"/>
+          <w:numId w:val="1033"/>
+        </w:numPr>
+        <w:pStyle w:val="Compact"/>
+      </w:pPr>
+      <w:r>
+        <w:rPr>
+          <w:bCs/>
+          <w:b/>
+        </w:rPr>
+        <w:t xml:space="preserve">As Test A:</w:t>
+      </w:r>
+      <w:r>
+        <w:t xml:space="preserve"> </w:t>
+      </w:r>
+      <w:r>
+        <w:rPr>
+          <w:iCs/>
+          <w:i/>
+        </w:rPr>
+        <w:t xml:space="preserve">I agree – resolved</w:t>
+      </w:r>
+      <w:r>
+        <w:t xml:space="preserve">. It stays open.</w:t>
+      </w:r>
+      <w:r>
+        <w:t xml:space="preserve"> </w:t>
+      </w:r>
+      <w:r>
+        <w:rPr>
+          <w:bCs/>
+          <w:b/>
+        </w:rPr>
+        <w:t xml:space="preserve">As you:</w:t>
+      </w:r>
+      <w:r>
+        <w:t xml:space="preserve"> </w:t>
+      </w:r>
+      <w:r>
+        <w:rPr>
+          <w:bCs/>
+          <w:b/>
+        </w:rPr>
+        <w:t xml:space="preserve">Agree – resolved</w:t>
+      </w:r>
+      <w:r>
+        <w:t xml:space="preserve">. Within about 5 minutes it shows</w:t>
+      </w:r>
+      <w:r>
+        <w:t xml:space="preserve"> </w:t>
+      </w:r>
+      <w:r>
+        <w:rPr>
+          <w:bCs/>
+          <w:b/>
+        </w:rPr>
+        <w:t xml:space="preserve">Agreed</w:t>
+      </w:r>
+      <w:r>
+        <w:t xml:space="preserve">.</w:t>
+      </w:r>
+    </w:p>
+    <w:p>
+      <w:pPr>
+        <w:numPr>
+          <w:ilvl w:val="1"/>
+          <w:numId w:val="1033"/>
+        </w:numPr>
+        <w:pStyle w:val="Compact"/>
+      </w:pPr>
+      <w:r>
+        <w:rPr>
+          <w:bCs/>
+          <w:b/>
+        </w:rPr>
+        <w:t xml:space="preserve">As you:</w:t>
+      </w:r>
+      <w:r>
+        <w:t xml:space="preserve"> </w:t>
+      </w:r>
+      <w:r>
+        <w:rPr>
+          <w:bCs/>
+          <w:b/>
+        </w:rPr>
+        <w:t xml:space="preserve">Reopen challenge</w:t>
+      </w:r>
+      <w:r>
+        <w:t xml:space="preserve"> </w:t>
+      </w:r>
+      <w:r>
+        <w:t xml:space="preserve">→ Test A gets</w:t>
+      </w:r>
+      <w:r>
+        <w:t xml:space="preserve"> </w:t>
+      </w:r>
+      <w:r>
+        <w:rPr>
+          <w:iCs/>
+          <w:i/>
+        </w:rPr>
+        <w:t xml:space="preserve">"Your 1-to-1 challenge has been reopened"</w:t>
+      </w:r>
+      <w:r>
+        <w:t xml:space="preserve"> </w:t>
+      </w:r>
+      <w:r>
+        <w:t xml:space="preserve">and can agree again. (F48 also covers the close as</w:t>
+      </w:r>
+      <w:r>
+        <w:t xml:space="preserve"> </w:t>
+      </w:r>
+      <w:r>
+        <w:rPr>
+          <w:iCs/>
+          <w:i/>
+        </w:rPr>
+        <w:t xml:space="preserve">Not agreed</w:t>
+      </w:r>
+      <w:r>
+        <w:t xml:space="preserve"> </w:t>
+      </w:r>
+      <w:r>
+        <w:t xml:space="preserve">after the close-by date.)</w:t>
+      </w:r>
+    </w:p>
+    <w:p>
+      <w:pPr>
+        <w:numPr>
+          <w:ilvl w:val="0"/>
+          <w:numId w:val="1027"/>
+        </w:numPr>
+        <w:pStyle w:val="Compact"/>
+      </w:pPr>
+      <w:r>
+        <w:t xml:space="preserve">☐</w:t>
+      </w:r>
+      <w:r>
+        <w:t xml:space="preserve"> </w:t>
+      </w:r>
+      <w:r>
+        <w:rPr>
+          <w:bCs/>
+          <w:b/>
+        </w:rPr>
+        <w:t xml:space="preserve">Wellbeing (tests F37–F39):</w:t>
+      </w:r>
+    </w:p>
+    <w:p>
+      <w:pPr>
+        <w:numPr>
+          <w:ilvl w:val="1"/>
+          <w:numId w:val="1034"/>
+        </w:numPr>
+        <w:pStyle w:val="Compact"/>
+      </w:pPr>
+      <w:r>
+        <w:rPr>
+          <w:bCs/>
+          <w:b/>
+        </w:rPr>
+        <w:t xml:space="preserve">As you:</w:t>
+      </w:r>
+      <w:r>
+        <w:t xml:space="preserve"> </w:t>
+      </w:r>
+      <w:r>
+        <w:rPr>
+          <w:bCs/>
+          <w:b/>
+        </w:rPr>
+        <w:t xml:space="preserve">Wellbeing → + Start</w:t>
+      </w:r>
+      <w:r>
+        <w:t xml:space="preserve"> </w:t>
+      </w:r>
+      <w:r>
+        <w:t xml:space="preserve">for Test A, with a meeting date.</w:t>
+      </w:r>
+    </w:p>
+    <w:p>
+      <w:pPr>
+        <w:numPr>
+          <w:ilvl w:val="1"/>
+          <w:numId w:val="1034"/>
+        </w:numPr>
+        <w:pStyle w:val="Compact"/>
+      </w:pPr>
+      <w:r>
+        <w:rPr>
+          <w:bCs/>
+          <w:b/>
+        </w:rPr>
+        <w:t xml:space="preserve">As Test A:</w:t>
+      </w:r>
+      <w:r>
+        <w:t xml:space="preserve"> </w:t>
+      </w:r>
+      <w:r>
+        <w:rPr>
+          <w:iCs/>
+          <w:i/>
+        </w:rPr>
+        <w:t xml:space="preserve">"Your wellbeing assessment is ready to complete"</w:t>
+      </w:r>
+      <w:r>
+        <w:t xml:space="preserve"> </w:t>
+      </w:r>
+      <w:r>
+        <w:t xml:space="preserve">arrives → open it → work through the steps →</w:t>
+      </w:r>
+      <w:r>
+        <w:t xml:space="preserve"> </w:t>
+      </w:r>
+      <w:r>
+        <w:rPr>
+          <w:bCs/>
+          <w:b/>
+        </w:rPr>
+        <w:t xml:space="preserve">Submit</w:t>
+      </w:r>
+      <w:r>
+        <w:t xml:space="preserve">.</w:t>
+      </w:r>
+    </w:p>
+    <w:p>
+      <w:pPr>
+        <w:numPr>
+          <w:ilvl w:val="1"/>
+          <w:numId w:val="1034"/>
+        </w:numPr>
+        <w:pStyle w:val="Compact"/>
+      </w:pPr>
+      <w:r>
+        <w:rPr>
+          <w:bCs/>
+          <w:b/>
+        </w:rPr>
+        <w:t xml:space="preserve">As you:</w:t>
+      </w:r>
+      <w:r>
+        <w:t xml:space="preserve"> </w:t>
+      </w:r>
+      <w:r>
+        <w:rPr>
+          <w:iCs/>
+          <w:i/>
+        </w:rPr>
+        <w:t xml:space="preserve">"Wellbeing assessment submitted"</w:t>
+      </w:r>
+      <w:r>
+        <w:t xml:space="preserve"> </w:t>
+      </w:r>
+      <w:r>
+        <w:t xml:space="preserve">arrives → open it → add an arrangement, notes and the next review date (a year on by default) →</w:t>
+      </w:r>
+      <w:r>
+        <w:t xml:space="preserve"> </w:t>
+      </w:r>
+      <w:r>
+        <w:rPr>
+          <w:bCs/>
+          <w:b/>
+        </w:rPr>
+        <w:t xml:space="preserve">Complete</w:t>
+      </w:r>
+      <w:r>
+        <w:t xml:space="preserve">.</w:t>
+      </w:r>
+    </w:p>
+    <w:p>
+      <w:pPr>
+        <w:numPr>
+          <w:ilvl w:val="1"/>
+          <w:numId w:val="1034"/>
+        </w:numPr>
+        <w:pStyle w:val="Compact"/>
+      </w:pPr>
+      <w:r>
+        <w:rPr>
+          <w:bCs/>
+          <w:b/>
+        </w:rPr>
+        <w:t xml:space="preserve">As Test A:</w:t>
+      </w:r>
+      <w:r>
+        <w:t xml:space="preserve"> </w:t>
+      </w:r>
+      <w:r>
+        <w:rPr>
+          <w:iCs/>
+          <w:i/>
+        </w:rPr>
+        <w:t xml:space="preserve">"Your wellbeing assessment record is ready"</w:t>
+      </w:r>
+      <w:r>
+        <w:t xml:space="preserve"> </w:t>
+      </w:r>
+      <w:r>
+        <w:t xml:space="preserve">arrives; the agreed record shows;</w:t>
+      </w:r>
+      <w:r>
+        <w:t xml:space="preserve"> </w:t>
+      </w:r>
+      <w:r>
+        <w:rPr>
+          <w:bCs/>
+          <w:b/>
+        </w:rPr>
+        <w:t xml:space="preserve">Print / Save as PDF</w:t>
+      </w:r>
+      <w:r>
+        <w:t xml:space="preserve"> </w:t>
+      </w:r>
+      <w:r>
+        <w:t xml:space="preserve">works.</w:t>
+      </w:r>
+    </w:p>
+    <w:p>
+      <w:pPr>
+        <w:numPr>
+          <w:ilvl w:val="0"/>
+          <w:numId w:val="1027"/>
+        </w:numPr>
+        <w:pStyle w:val="Compact"/>
+      </w:pPr>
+      <w:r>
+        <w:t xml:space="preserve">☐</w:t>
+      </w:r>
+      <w:r>
+        <w:t xml:space="preserve"> </w:t>
+      </w:r>
+      <w:r>
+        <w:rPr>
+          <w:bCs/>
+          <w:b/>
+        </w:rPr>
+        <w:t xml:space="preserve">Month two – "Since last time" (F44):</w:t>
+      </w:r>
+      <w:r>
+        <w:t xml:space="preserve"> </w:t>
+      </w:r>
+      <w:r>
+        <w:t xml:space="preserve">with Flow 1's test date set to the next month (§6), Test A's new form starts with</w:t>
+      </w:r>
+      <w:r>
+        <w:t xml:space="preserve"> </w:t>
+      </w:r>
+      <w:r>
+        <w:rPr>
+          <w:bCs/>
+          <w:b/>
+        </w:rPr>
+        <w:t xml:space="preserve">Since last time</w:t>
+      </w:r>
+      <w:r>
+        <w:t xml:space="preserve">: what they raised, your replies and their actions.</w:t>
+      </w:r>
+    </w:p>
+    <w:p>
+      <w:pPr>
+        <w:numPr>
+          <w:ilvl w:val="0"/>
+          <w:numId w:val="1027"/>
+        </w:numPr>
+        <w:pStyle w:val="Compact"/>
+      </w:pPr>
+      <w:r>
+        <w:t xml:space="preserve">☐</w:t>
+      </w:r>
+      <w:r>
+        <w:t xml:space="preserve"> </w:t>
+      </w:r>
+      <w:r>
+        <w:rPr>
+          <w:bCs/>
+          <w:b/>
+        </w:rPr>
+        <w:t xml:space="preserve">Feedback (tests F41, P25):</w:t>
+      </w:r>
+    </w:p>
+    <w:p>
+      <w:pPr>
+        <w:numPr>
+          <w:ilvl w:val="1"/>
+          <w:numId w:val="1035"/>
+        </w:numPr>
+        <w:pStyle w:val="Compact"/>
+      </w:pPr>
+      <w:r>
+        <w:rPr>
+          <w:bCs/>
+          <w:b/>
+        </w:rPr>
+        <w:t xml:space="preserve">As Test A:</w:t>
+      </w:r>
+      <w:r>
+        <w:t xml:space="preserve"> </w:t>
+      </w:r>
+      <w:r>
+        <w:t xml:space="preserve">click 💬</w:t>
+      </w:r>
+      <w:r>
+        <w:t xml:space="preserve"> </w:t>
+      </w:r>
+      <w:r>
+        <w:rPr>
+          <w:bCs/>
+          <w:b/>
+        </w:rPr>
+        <w:t xml:space="preserve">Feedback</w:t>
+      </w:r>
+      <w:r>
+        <w:t xml:space="preserve"> </w:t>
+      </w:r>
+      <w:r>
+        <w:t xml:space="preserve">(bottom-right) →</w:t>
+      </w:r>
+      <w:r>
+        <w:t xml:space="preserve"> </w:t>
+      </w:r>
+      <w:r>
+        <w:rPr>
+          <w:bCs/>
+          <w:b/>
+        </w:rPr>
+        <w:t xml:space="preserve">Fault</w:t>
+      </w:r>
+      <w:r>
+        <w:t xml:space="preserve"> </w:t>
+      </w:r>
+      <w:r>
+        <w:t xml:space="preserve">→ type a short message →</w:t>
+      </w:r>
+      <w:r>
+        <w:t xml:space="preserve"> </w:t>
+      </w:r>
+      <w:r>
+        <w:rPr>
+          <w:bCs/>
+          <w:b/>
+        </w:rPr>
+        <w:t xml:space="preserve">Send</w:t>
+      </w:r>
+      <w:r>
+        <w:t xml:space="preserve">. It says</w:t>
+      </w:r>
+      <w:r>
+        <w:t xml:space="preserve"> </w:t>
+      </w:r>
+      <w:r>
+        <w:rPr>
+          <w:iCs/>
+          <w:i/>
+        </w:rPr>
+        <w:t xml:space="preserve">"Thank you. Your feedback has been submitted to your Team Leader."</w:t>
+      </w:r>
+    </w:p>
+    <w:p>
+      <w:pPr>
+        <w:numPr>
+          <w:ilvl w:val="1"/>
+          <w:numId w:val="1035"/>
+        </w:numPr>
+        <w:pStyle w:val="Compact"/>
+      </w:pPr>
+      <w:r>
+        <w:rPr>
+          <w:bCs/>
+          <w:b/>
+        </w:rPr>
+        <w:t xml:space="preserve">As you:</w:t>
+      </w:r>
+      <w:r>
+        <w:t xml:space="preserve"> </w:t>
+      </w:r>
+      <w:r>
+        <w:t xml:space="preserve">within about 5 minutes</w:t>
+      </w:r>
+      <w:r>
+        <w:t xml:space="preserve"> </w:t>
+      </w:r>
+      <w:r>
+        <w:rPr>
+          <w:iCs/>
+          <w:i/>
+        </w:rPr>
+        <w:t xml:space="preserve">"1-to-1 feedback (Fault): …"</w:t>
+      </w:r>
+      <w:r>
+        <w:t xml:space="preserve"> </w:t>
+      </w:r>
+      <w:r>
+        <w:t xml:space="preserve">arrives, naming Test A, the page and the version.</w:t>
+      </w:r>
+    </w:p>
+    <w:p>
+      <w:pPr>
+        <w:numPr>
+          <w:ilvl w:val="0"/>
+          <w:numId w:val="1027"/>
+        </w:numPr>
+        <w:pStyle w:val="Compact"/>
+      </w:pPr>
+      <w:r>
+        <w:t xml:space="preserve">☐</w:t>
+      </w:r>
+      <w:r>
+        <w:t xml:space="preserve"> </w:t>
+      </w:r>
+      <w:r>
+        <w:rPr>
+          <w:bCs/>
+          <w:b/>
+        </w:rPr>
+        <w:t xml:space="preserve">As Test B:</w:t>
+      </w:r>
+    </w:p>
+    <w:p>
+      <w:pPr>
+        <w:numPr>
+          <w:ilvl w:val="1"/>
+          <w:numId w:val="1036"/>
+        </w:numPr>
+        <w:pStyle w:val="Compact"/>
+      </w:pPr>
+      <w:r>
+        <w:t xml:space="preserve">nothing of Test A's is visible anywhere, including Wellbeing and Test A's feedback;</w:t>
+      </w:r>
+    </w:p>
+    <w:p>
+      <w:pPr>
+        <w:numPr>
+          <w:ilvl w:val="1"/>
+          <w:numId w:val="1036"/>
+        </w:numPr>
+        <w:pStyle w:val="Compact"/>
+      </w:pPr>
+      <w:r>
         <w:t xml:space="preserve">opening Test A's link (</w:t>
       </w:r>
       <w:r>
@@ -6662,7 +7435,7 @@
       <w:pPr>
         <w:numPr>
           <w:ilvl w:val="0"/>
-          <w:numId w:val="1034"/>
+          <w:numId w:val="1037"/>
         </w:numPr>
         <w:pStyle w:val="Compact"/>
       </w:pPr>
@@ -6706,7 +7479,7 @@
       <w:pPr>
         <w:numPr>
           <w:ilvl w:val="0"/>
-          <w:numId w:val="1034"/>
+          <w:numId w:val="1037"/>
         </w:numPr>
         <w:pStyle w:val="Compact"/>
       </w:pPr>
@@ -6736,7 +7509,7 @@
       <w:pPr>
         <w:numPr>
           <w:ilvl w:val="0"/>
-          <w:numId w:val="1035"/>
+          <w:numId w:val="1038"/>
         </w:numPr>
         <w:pStyle w:val="Compact"/>
       </w:pPr>
@@ -6792,7 +7565,7 @@
       <w:pPr>
         <w:numPr>
           <w:ilvl w:val="0"/>
-          <w:numId w:val="1035"/>
+          <w:numId w:val="1038"/>
         </w:numPr>
         <w:pStyle w:val="Compact"/>
       </w:pPr>
@@ -6824,7 +7597,7 @@
       <w:pPr>
         <w:numPr>
           <w:ilvl w:val="0"/>
-          <w:numId w:val="1035"/>
+          <w:numId w:val="1038"/>
         </w:numPr>
         <w:pStyle w:val="Compact"/>
       </w:pPr>
@@ -6870,7 +7643,7 @@
       <w:pPr>
         <w:numPr>
           <w:ilvl w:val="0"/>
-          <w:numId w:val="1036"/>
+          <w:numId w:val="1039"/>
         </w:numPr>
         <w:pStyle w:val="Compact"/>
       </w:pPr>
@@ -6892,7 +7665,7 @@
       <w:pPr>
         <w:numPr>
           <w:ilvl w:val="0"/>
-          <w:numId w:val="1036"/>
+          <w:numId w:val="1039"/>
         </w:numPr>
         <w:pStyle w:val="Compact"/>
       </w:pPr>
@@ -6946,7 +7719,7 @@
       <w:pPr>
         <w:numPr>
           <w:ilvl w:val="0"/>
-          <w:numId w:val="1036"/>
+          <w:numId w:val="1039"/>
         </w:numPr>
         <w:pStyle w:val="Compact"/>
       </w:pPr>
@@ -7000,7 +7773,7 @@
       <w:pPr>
         <w:numPr>
           <w:ilvl w:val="0"/>
-          <w:numId w:val="1036"/>
+          <w:numId w:val="1039"/>
         </w:numPr>
         <w:pStyle w:val="Compact"/>
       </w:pPr>
@@ -7114,7 +7887,7 @@
       <w:pPr>
         <w:numPr>
           <w:ilvl w:val="0"/>
-          <w:numId w:val="1036"/>
+          <w:numId w:val="1039"/>
         </w:numPr>
         <w:pStyle w:val="Compact"/>
       </w:pPr>
@@ -7146,7 +7919,7 @@
       <w:pPr>
         <w:numPr>
           <w:ilvl w:val="0"/>
-          <w:numId w:val="1036"/>
+          <w:numId w:val="1039"/>
         </w:numPr>
         <w:pStyle w:val="Compact"/>
       </w:pPr>
@@ -7503,13 +8276,13 @@
         </w:tc>
       </w:tr>
     </w:tbl>
-    <w:bookmarkStart w:id="33" w:name="X631a8b67414a0817466e69ebd2551d6d0d8e819"/>
+    <w:bookmarkStart w:id="33" w:name="X3b051a893b12b36310d8c9ce994138d608e2e3a"/>
     <w:p>
       <w:pPr>
         <w:pStyle w:val="Heading3"/>
       </w:pPr>
       <w:r>
-        <w:t xml:space="preserve">6.1 Functional tests (F1–F44)</w:t>
+        <w:t xml:space="preserve">6.1 Functional tests (F1–F48)</w:t>
       </w:r>
     </w:p>
     <w:tbl>
@@ -12513,15 +13286,840 @@
           </w:p>
         </w:tc>
       </w:tr>
+      <w:tr>
+        <w:tc>
+          <w:tcPr>
+            <w:tcW w:type="dxa" w:w="737"/>
+          </w:tcPr>
+          <w:p>
+            <w:pPr>
+              <w:pStyle w:val="Compact"/>
+              <w:jc w:val="left"/>
+            </w:pPr>
+            <w:r>
+              <w:rPr>
+                <w:sz w:val="18"/>
+              </w:rPr>
+              <w:t xml:space="preserve">F45 (v4.5)</w:t>
+            </w:r>
+          </w:p>
+        </w:tc>
+        <w:tc>
+          <w:tcPr>
+            <w:tcW w:type="dxa" w:w="3118"/>
+          </w:tcPr>
+          <w:p>
+            <w:pPr>
+              <w:pStyle w:val="Compact"/>
+              <w:jc w:val="left"/>
+            </w:pPr>
+            <w:r>
+              <w:rPr>
+                <w:sz w:val="18"/>
+              </w:rPr>
+              <w:t xml:space="preserve">As A: open a new form, answer one required question, leave the rest, press</w:t>
+            </w:r>
+            <w:r>
+              <w:rPr>
+                <w:sz w:val="18"/>
+              </w:rPr>
+              <w:t xml:space="preserve"> </w:t>
+            </w:r>
+            <w:r>
+              <w:rPr>
+                <w:bCs/>
+                <w:b/>
+                <w:sz w:val="18"/>
+              </w:rPr>
+              <w:t xml:space="preserve">Submit</w:t>
+            </w:r>
+            <w:r>
+              <w:rPr>
+                <w:sz w:val="18"/>
+              </w:rPr>
+              <w:t xml:space="preserve">; then answer them one by one. Repeat on the wellbeing form; as the TL, leave an action row's criteria empty and save.</w:t>
+            </w:r>
+          </w:p>
+        </w:tc>
+        <w:tc>
+          <w:tcPr>
+            <w:tcW w:type="dxa" w:w="3061"/>
+          </w:tcPr>
+          <w:p>
+            <w:pPr>
+              <w:pStyle w:val="Compact"/>
+              <w:jc w:val="left"/>
+            </w:pPr>
+            <w:r>
+              <w:rPr>
+                <w:sz w:val="18"/>
+              </w:rPr>
+              <w:t xml:space="preserve">Unanswered required questions (including Yes/No and rating buttons) have an orange border; Submit turns them red and jumps to the first; each clears as it's answered. Optional questions are never marked. Wellbeing: Submit jumps to the first unanswered step and its pill turns red. TL: the empty action / criteria / deadline is marked red and the save is blocked.</w:t>
+            </w:r>
+          </w:p>
+        </w:tc>
+        <w:tc>
+          <w:tcPr>
+            <w:tcW w:type="dxa" w:w="907"/>
+          </w:tcPr>
+          <w:p>
+            <w:pPr>
+              <w:pStyle w:val="Compact"/>
+            </w:pPr>
+          </w:p>
+        </w:tc>
+        <w:tc>
+          <w:tcPr>
+            <w:tcW w:type="dxa" w:w="850"/>
+          </w:tcPr>
+          <w:p>
+            <w:pPr>
+              <w:pStyle w:val="Compact"/>
+            </w:pPr>
+          </w:p>
+        </w:tc>
+        <w:tc>
+          <w:tcPr>
+            <w:tcW w:type="dxa" w:w="1191"/>
+          </w:tcPr>
+          <w:p>
+            <w:pPr>
+              <w:pStyle w:val="Compact"/>
+            </w:pPr>
+          </w:p>
+        </w:tc>
+      </w:tr>
+      <w:tr>
+        <w:tc>
+          <w:tcPr>
+            <w:tcW w:type="dxa" w:w="737"/>
+          </w:tcPr>
+          <w:p>
+            <w:pPr>
+              <w:pStyle w:val="Compact"/>
+              <w:jc w:val="left"/>
+            </w:pPr>
+            <w:r>
+              <w:rPr>
+                <w:sz w:val="18"/>
+              </w:rPr>
+              <w:t xml:space="preserve">F46 (v4.5)</w:t>
+            </w:r>
+          </w:p>
+        </w:tc>
+        <w:tc>
+          <w:tcPr>
+            <w:tcW w:type="dxa" w:w="3118"/>
+          </w:tcPr>
+          <w:p>
+            <w:pPr>
+              <w:pStyle w:val="Compact"/>
+              <w:jc w:val="left"/>
+            </w:pPr>
+            <w:r>
+              <w:rPr>
+                <w:sz w:val="18"/>
+              </w:rPr>
+              <w:t xml:space="preserve">As A: rate expectations, then (after release) open the outlook,</w:t>
+            </w:r>
+            <w:r>
+              <w:rPr>
+                <w:sz w:val="18"/>
+              </w:rPr>
+              <w:t xml:space="preserve"> </w:t>
+            </w:r>
+            <w:r>
+              <w:rPr>
+                <w:iCs/>
+                <w:i/>
+                <w:sz w:val="18"/>
+              </w:rPr>
+              <w:t xml:space="preserve">My appraisal</w:t>
+            </w:r>
+            <w:r>
+              <w:rPr>
+                <w:sz w:val="18"/>
+              </w:rPr>
+              <w:t xml:space="preserve">, the charts and the appraisal report. Change a band threshold in ⚙ Settings and reload.</w:t>
+            </w:r>
+          </w:p>
+        </w:tc>
+        <w:tc>
+          <w:tcPr>
+            <w:tcW w:type="dxa" w:w="3061"/>
+          </w:tcPr>
+          <w:p>
+            <w:pPr>
+              <w:pStyle w:val="Compact"/>
+              <w:jc w:val="left"/>
+            </w:pPr>
+            <w:r>
+              <w:rPr>
+                <w:sz w:val="18"/>
+              </w:rPr>
+              <w:t xml:space="preserve">A sees</w:t>
+            </w:r>
+            <w:r>
+              <w:rPr>
+                <w:sz w:val="18"/>
+              </w:rPr>
+              <w:t xml:space="preserve"> </w:t>
+            </w:r>
+            <w:r>
+              <w:rPr>
+                <w:bCs/>
+                <w:b/>
+                <w:sz w:val="18"/>
+              </w:rPr>
+              <w:t xml:space="preserve">words only</w:t>
+            </w:r>
+            <w:r>
+              <w:rPr>
+                <w:sz w:val="18"/>
+              </w:rPr>
+              <w:t xml:space="preserve">: rating buttons</w:t>
+            </w:r>
+            <w:r>
+              <w:rPr>
+                <w:sz w:val="18"/>
+              </w:rPr>
+              <w:t xml:space="preserve"> </w:t>
+            </w:r>
+            <w:r>
+              <w:rPr>
+                <w:iCs/>
+                <w:i/>
+                <w:sz w:val="18"/>
+              </w:rPr>
+              <w:t xml:space="preserve">Not started … Fully met</w:t>
+            </w:r>
+            <w:r>
+              <w:rPr>
+                <w:sz w:val="18"/>
+              </w:rPr>
+              <w:t xml:space="preserve">, a band chip and coloured bar, trend</w:t>
+            </w:r>
+            <w:r>
+              <w:rPr>
+                <w:sz w:val="18"/>
+              </w:rPr>
+              <w:t xml:space="preserve"> </w:t>
+            </w:r>
+            <w:r>
+              <w:rPr>
+                <w:iCs/>
+                <w:i/>
+                <w:sz w:val="18"/>
+              </w:rPr>
+              <w:t xml:space="preserve">Improving / Steady / Dipping / Too early to tell</w:t>
+            </w:r>
+            <w:r>
+              <w:rPr>
+                <w:sz w:val="18"/>
+              </w:rPr>
+              <w:t xml:space="preserve">, band-labelled chart axis and tooltips – no numeric rating or score anywhere. The TL's screens still show the numbers. The coloured bar follows the new thresholds.</w:t>
+            </w:r>
+          </w:p>
+        </w:tc>
+        <w:tc>
+          <w:tcPr>
+            <w:tcW w:type="dxa" w:w="907"/>
+          </w:tcPr>
+          <w:p>
+            <w:pPr>
+              <w:pStyle w:val="Compact"/>
+            </w:pPr>
+          </w:p>
+        </w:tc>
+        <w:tc>
+          <w:tcPr>
+            <w:tcW w:type="dxa" w:w="850"/>
+          </w:tcPr>
+          <w:p>
+            <w:pPr>
+              <w:pStyle w:val="Compact"/>
+            </w:pPr>
+          </w:p>
+        </w:tc>
+        <w:tc>
+          <w:tcPr>
+            <w:tcW w:type="dxa" w:w="1191"/>
+          </w:tcPr>
+          <w:p>
+            <w:pPr>
+              <w:pStyle w:val="Compact"/>
+            </w:pPr>
+          </w:p>
+        </w:tc>
+      </w:tr>
+      <w:tr>
+        <w:tc>
+          <w:tcPr>
+            <w:tcW w:type="dxa" w:w="737"/>
+          </w:tcPr>
+          <w:p>
+            <w:pPr>
+              <w:pStyle w:val="Compact"/>
+              <w:jc w:val="left"/>
+            </w:pPr>
+            <w:r>
+              <w:rPr>
+                <w:sz w:val="18"/>
+              </w:rPr>
+              <w:t xml:space="preserve">F47 (v4.5)</w:t>
+            </w:r>
+          </w:p>
+        </w:tc>
+        <w:tc>
+          <w:tcPr>
+            <w:tcW w:type="dxa" w:w="3118"/>
+          </w:tcPr>
+          <w:p>
+            <w:pPr>
+              <w:pStyle w:val="Compact"/>
+              <w:jc w:val="left"/>
+            </w:pPr>
+            <w:r>
+              <w:rPr>
+                <w:sz w:val="18"/>
+              </w:rPr>
+              <w:t xml:space="preserve">With at least two released months for A, open A's outlook,</w:t>
+            </w:r>
+            <w:r>
+              <w:rPr>
+                <w:sz w:val="18"/>
+              </w:rPr>
+              <w:t xml:space="preserve"> </w:t>
+            </w:r>
+            <w:r>
+              <w:rPr>
+                <w:iCs/>
+                <w:i/>
+                <w:sz w:val="18"/>
+              </w:rPr>
+              <w:t xml:space="preserve">My appraisal</w:t>
+            </w:r>
+            <w:r>
+              <w:rPr>
+                <w:sz w:val="18"/>
+              </w:rPr>
+              <w:t xml:space="preserve">, A's profile (as the TL) and report section 1</w:t>
+            </w:r>
+          </w:p>
+        </w:tc>
+        <w:tc>
+          <w:tcPr>
+            <w:tcW w:type="dxa" w:w="3061"/>
+          </w:tcPr>
+          <w:p>
+            <w:pPr>
+              <w:pStyle w:val="Compact"/>
+              <w:jc w:val="left"/>
+            </w:pPr>
+            <w:r>
+              <w:rPr>
+                <w:iCs/>
+                <w:i/>
+                <w:sz w:val="18"/>
+              </w:rPr>
+              <w:t xml:space="preserve">To move up to</w:t>
+            </w:r>
+            <w:r>
+              <w:rPr>
+                <w:iCs/>
+                <w:i/>
+                <w:sz w:val="18"/>
+              </w:rPr>
+              <w:t xml:space="preserve"> </w:t>
+            </w:r>
+            <w:r>
+              <w:rPr>
+                <w:iCs/>
+                <w:i/>
+                <w:sz w:val="18"/>
+              </w:rPr>
+              <w:t xml:space="preserve">, focus on:</w:t>
+            </w:r>
+            <w:r>
+              <w:rPr>
+                <w:sz w:val="18"/>
+              </w:rPr>
+              <w:t xml:space="preserve"> </w:t>
+            </w:r>
+            <w:r>
+              <w:rPr>
+                <w:sz w:val="18"/>
+              </w:rPr>
+              <w:t xml:space="preserve">the three expectations with the lowest average rating over the period (TL rating once released, otherwise self). In the top band:</w:t>
+            </w:r>
+            <w:r>
+              <w:rPr>
+                <w:sz w:val="18"/>
+              </w:rPr>
+              <w:t xml:space="preserve"> </w:t>
+            </w:r>
+            <w:r>
+              <w:rPr>
+                <w:iCs/>
+                <w:i/>
+                <w:sz w:val="18"/>
+              </w:rPr>
+              <w:t xml:space="preserve">Keep it up</w:t>
+            </w:r>
+            <w:r>
+              <w:rPr>
+                <w:sz w:val="18"/>
+              </w:rPr>
+              <w:t xml:space="preserve">. The TL sees the averages in brackets. Report section 1 is</w:t>
+            </w:r>
+            <w:r>
+              <w:rPr>
+                <w:sz w:val="18"/>
+              </w:rPr>
+              <w:t xml:space="preserve"> </w:t>
+            </w:r>
+            <w:r>
+              <w:rPr>
+                <w:iCs/>
+                <w:i/>
+                <w:sz w:val="18"/>
+              </w:rPr>
+              <w:t xml:space="preserve">Areas to focus on</w:t>
+            </w:r>
+            <w:r>
+              <w:rPr>
+                <w:sz w:val="18"/>
+              </w:rPr>
+              <w:t xml:space="preserve">.</w:t>
+            </w:r>
+          </w:p>
+        </w:tc>
+        <w:tc>
+          <w:tcPr>
+            <w:tcW w:type="dxa" w:w="907"/>
+          </w:tcPr>
+          <w:p>
+            <w:pPr>
+              <w:pStyle w:val="Compact"/>
+            </w:pPr>
+          </w:p>
+        </w:tc>
+        <w:tc>
+          <w:tcPr>
+            <w:tcW w:type="dxa" w:w="850"/>
+          </w:tcPr>
+          <w:p>
+            <w:pPr>
+              <w:pStyle w:val="Compact"/>
+            </w:pPr>
+          </w:p>
+        </w:tc>
+        <w:tc>
+          <w:tcPr>
+            <w:tcW w:type="dxa" w:w="1191"/>
+          </w:tcPr>
+          <w:p>
+            <w:pPr>
+              <w:pStyle w:val="Compact"/>
+            </w:pPr>
+          </w:p>
+        </w:tc>
+      </w:tr>
+      <w:tr>
+        <w:tc>
+          <w:tcPr>
+            <w:tcW w:type="dxa" w:w="737"/>
+          </w:tcPr>
+          <w:p>
+            <w:pPr>
+              <w:pStyle w:val="Compact"/>
+              <w:jc w:val="left"/>
+            </w:pPr>
+            <w:r>
+              <w:rPr>
+                <w:sz w:val="18"/>
+              </w:rPr>
+              <w:t xml:space="preserve">F48 (v4.5)</w:t>
+            </w:r>
+          </w:p>
+        </w:tc>
+        <w:tc>
+          <w:tcPr>
+            <w:tcW w:type="dxa" w:w="3118"/>
+          </w:tcPr>
+          <w:p>
+            <w:pPr>
+              <w:pStyle w:val="Compact"/>
+              <w:jc w:val="left"/>
+            </w:pPr>
+            <w:r>
+              <w:rPr>
+                <w:bCs/>
+                <w:b/>
+                <w:sz w:val="18"/>
+              </w:rPr>
+              <w:t xml:space="preserve">Challenge round trip.</w:t>
+            </w:r>
+            <w:r>
+              <w:rPr>
+                <w:sz w:val="18"/>
+              </w:rPr>
+              <w:t xml:space="preserve"> </w:t>
+            </w:r>
+            <w:r>
+              <w:rPr>
+                <w:sz w:val="18"/>
+              </w:rPr>
+              <w:t xml:space="preserve">As A, on the latest released review: ⚑</w:t>
+            </w:r>
+            <w:r>
+              <w:rPr>
+                <w:sz w:val="18"/>
+              </w:rPr>
+              <w:t xml:space="preserve"> </w:t>
+            </w:r>
+            <w:r>
+              <w:rPr>
+                <w:bCs/>
+                <w:b/>
+                <w:sz w:val="18"/>
+              </w:rPr>
+              <w:t xml:space="preserve">Challenge</w:t>
+            </w:r>
+            <w:r>
+              <w:rPr>
+                <w:sz w:val="18"/>
+              </w:rPr>
+              <w:t xml:space="preserve"> </w:t>
+            </w:r>
+            <w:r>
+              <w:rPr>
+                <w:sz w:val="18"/>
+              </w:rPr>
+              <w:t xml:space="preserve">an expectation rating and the overall feedback with a note →</w:t>
+            </w:r>
+            <w:r>
+              <w:rPr>
+                <w:sz w:val="18"/>
+              </w:rPr>
+              <w:t xml:space="preserve"> </w:t>
+            </w:r>
+            <w:r>
+              <w:rPr>
+                <w:bCs/>
+                <w:b/>
+                <w:sz w:val="18"/>
+              </w:rPr>
+              <w:t xml:space="preserve">Send challenge</w:t>
+            </w:r>
+            <w:r>
+              <w:rPr>
+                <w:sz w:val="18"/>
+              </w:rPr>
+              <w:t xml:space="preserve">. Then: A presses</w:t>
+            </w:r>
+            <w:r>
+              <w:rPr>
+                <w:sz w:val="18"/>
+              </w:rPr>
+              <w:t xml:space="preserve"> </w:t>
+            </w:r>
+            <w:r>
+              <w:rPr>
+                <w:iCs/>
+                <w:i/>
+                <w:sz w:val="18"/>
+              </w:rPr>
+              <w:t xml:space="preserve">I agree – resolved</w:t>
+            </w:r>
+            <w:r>
+              <w:rPr>
+                <w:sz w:val="18"/>
+              </w:rPr>
+              <w:t xml:space="preserve">; the TL presses</w:t>
+            </w:r>
+            <w:r>
+              <w:rPr>
+                <w:sz w:val="18"/>
+              </w:rPr>
+              <w:t xml:space="preserve"> </w:t>
+            </w:r>
+            <w:r>
+              <w:rPr>
+                <w:iCs/>
+                <w:i/>
+                <w:sz w:val="18"/>
+              </w:rPr>
+              <w:t xml:space="preserve">Agree – resolved</w:t>
+            </w:r>
+            <w:r>
+              <w:rPr>
+                <w:sz w:val="18"/>
+              </w:rPr>
+              <w:t xml:space="preserve">. Repeat on a fresh test review and set Flow 1's test date past the close-by date; then the TL presses</w:t>
+            </w:r>
+            <w:r>
+              <w:rPr>
+                <w:sz w:val="18"/>
+              </w:rPr>
+              <w:t xml:space="preserve"> </w:t>
+            </w:r>
+            <w:r>
+              <w:rPr>
+                <w:bCs/>
+                <w:b/>
+                <w:sz w:val="18"/>
+              </w:rPr>
+              <w:t xml:space="preserve">Reopen challenge</w:t>
+            </w:r>
+            <w:r>
+              <w:rPr>
+                <w:sz w:val="18"/>
+              </w:rPr>
+              <w:t xml:space="preserve">.</w:t>
+            </w:r>
+          </w:p>
+        </w:tc>
+        <w:tc>
+          <w:tcPr>
+            <w:tcW w:type="dxa" w:w="3061"/>
+          </w:tcPr>
+          <w:p>
+            <w:pPr>
+              <w:pStyle w:val="Compact"/>
+              <w:jc w:val="left"/>
+            </w:pPr>
+            <w:r>
+              <w:rPr>
+                <w:sz w:val="18"/>
+              </w:rPr>
+              <w:t xml:space="preserve">Within about 5 minutes the TL gets</w:t>
+            </w:r>
+            <w:r>
+              <w:rPr>
+                <w:sz w:val="18"/>
+              </w:rPr>
+              <w:t xml:space="preserve"> </w:t>
+            </w:r>
+            <w:r>
+              <w:rPr>
+                <w:bCs/>
+                <w:b/>
+                <w:sz w:val="18"/>
+              </w:rPr>
+              <w:t xml:space="preserve">E14</w:t>
+            </w:r>
+            <w:r>
+              <w:rPr>
+                <w:sz w:val="18"/>
+              </w:rPr>
+              <w:t xml:space="preserve"> </w:t>
+            </w:r>
+            <w:r>
+              <w:rPr>
+                <w:sz w:val="18"/>
+              </w:rPr>
+              <w:t xml:space="preserve">(no challenge text); the item's</w:t>
+            </w:r>
+            <w:r>
+              <w:rPr>
+                <w:sz w:val="18"/>
+              </w:rPr>
+              <w:t xml:space="preserve"> </w:t>
+            </w:r>
+            <w:r>
+              <w:rPr>
+                <w:iCs/>
+                <w:i/>
+                <w:sz w:val="18"/>
+              </w:rPr>
+              <w:t xml:space="preserve">Manage access</w:t>
+            </w:r>
+            <w:r>
+              <w:rPr>
+                <w:sz w:val="18"/>
+              </w:rPr>
+              <w:t xml:space="preserve"> </w:t>
+            </w:r>
+            <w:r>
+              <w:rPr>
+                <w:sz w:val="18"/>
+              </w:rPr>
+              <w:t xml:space="preserve">shows Owners + A (</w:t>
+            </w:r>
+            <w:r>
+              <w:rPr>
+                <w:rStyle w:val="VerbatimChar"/>
+                <w:sz w:val="18"/>
+              </w:rPr>
+              <w:t xml:space="preserve">1-to-1 Edit</w:t>
+            </w:r>
+            <w:r>
+              <w:rPr>
+                <w:sz w:val="18"/>
+              </w:rPr>
+              <w:t xml:space="preserve">) only; the TL sees the banner, amber parts,</w:t>
+            </w:r>
+            <w:r>
+              <w:rPr>
+                <w:sz w:val="18"/>
+              </w:rPr>
+              <w:t xml:space="preserve"> </w:t>
+            </w:r>
+            <w:r>
+              <w:rPr>
+                <w:iCs/>
+                <w:i/>
+                <w:sz w:val="18"/>
+              </w:rPr>
+              <w:t xml:space="preserve">Needs your attention</w:t>
+            </w:r>
+            <w:r>
+              <w:rPr>
+                <w:sz w:val="18"/>
+              </w:rPr>
+              <w:t xml:space="preserve"> </w:t>
+            </w:r>
+            <w:r>
+              <w:rPr>
+                <w:sz w:val="18"/>
+              </w:rPr>
+              <w:t xml:space="preserve">and a chip on Monthly reviews. Only A's agreement: still Open. Both:</w:t>
+            </w:r>
+            <w:r>
+              <w:rPr>
+                <w:sz w:val="18"/>
+              </w:rPr>
+              <w:t xml:space="preserve"> </w:t>
+            </w:r>
+            <w:r>
+              <w:rPr>
+                <w:bCs/>
+                <w:b/>
+                <w:sz w:val="18"/>
+              </w:rPr>
+              <w:t xml:space="preserve">Agreed</w:t>
+            </w:r>
+            <w:r>
+              <w:rPr>
+                <w:sz w:val="18"/>
+              </w:rPr>
+              <w:t xml:space="preserve">, A's item drops to Read. Past the close-by date Flow 1 closes it as</w:t>
+            </w:r>
+            <w:r>
+              <w:rPr>
+                <w:sz w:val="18"/>
+              </w:rPr>
+              <w:t xml:space="preserve"> </w:t>
+            </w:r>
+            <w:r>
+              <w:rPr>
+                <w:bCs/>
+                <w:b/>
+                <w:sz w:val="18"/>
+              </w:rPr>
+              <w:t xml:space="preserve">Not agreed</w:t>
+            </w:r>
+            <w:r>
+              <w:rPr>
+                <w:sz w:val="18"/>
+              </w:rPr>
+              <w:t xml:space="preserve"> </w:t>
+            </w:r>
+            <w:r>
+              <w:rPr>
+                <w:sz w:val="18"/>
+              </w:rPr>
+              <w:t xml:space="preserve">(still flagged; A's item Read). Reopen: A gets</w:t>
+            </w:r>
+            <w:r>
+              <w:rPr>
+                <w:sz w:val="18"/>
+              </w:rPr>
+              <w:t xml:space="preserve"> </w:t>
+            </w:r>
+            <w:r>
+              <w:rPr>
+                <w:bCs/>
+                <w:b/>
+                <w:sz w:val="18"/>
+              </w:rPr>
+              <w:t xml:space="preserve">E15</w:t>
+            </w:r>
+            <w:r>
+              <w:rPr>
+                <w:sz w:val="18"/>
+              </w:rPr>
+              <w:t xml:space="preserve"> </w:t>
+            </w:r>
+            <w:r>
+              <w:rPr>
+                <w:sz w:val="18"/>
+              </w:rPr>
+              <w:t xml:space="preserve">and Edit back, with agreement cleared. ⚑ Challenge is not offered on older reviews, and a second challenge of the same review is</w:t>
+            </w:r>
+            <w:r>
+              <w:rPr>
+                <w:sz w:val="18"/>
+              </w:rPr>
+              <w:t xml:space="preserve"> </w:t>
+            </w:r>
+            <w:r>
+              <w:rPr>
+                <w:iCs/>
+                <w:i/>
+                <w:sz w:val="18"/>
+              </w:rPr>
+              <w:t xml:space="preserve">Rejected</w:t>
+            </w:r>
+            <w:r>
+              <w:rPr>
+                <w:sz w:val="18"/>
+              </w:rPr>
+              <w:t xml:space="preserve">. Report section 7 lists the challenges and outcomes.</w:t>
+            </w:r>
+          </w:p>
+        </w:tc>
+        <w:tc>
+          <w:tcPr>
+            <w:tcW w:type="dxa" w:w="907"/>
+          </w:tcPr>
+          <w:p>
+            <w:pPr>
+              <w:pStyle w:val="Compact"/>
+            </w:pPr>
+          </w:p>
+        </w:tc>
+        <w:tc>
+          <w:tcPr>
+            <w:tcW w:type="dxa" w:w="850"/>
+          </w:tcPr>
+          <w:p>
+            <w:pPr>
+              <w:pStyle w:val="Compact"/>
+            </w:pPr>
+          </w:p>
+        </w:tc>
+        <w:tc>
+          <w:tcPr>
+            <w:tcW w:type="dxa" w:w="1191"/>
+          </w:tcPr>
+          <w:p>
+            <w:pPr>
+              <w:pStyle w:val="Compact"/>
+            </w:pPr>
+          </w:p>
+        </w:tc>
+      </w:tr>
     </w:tbl>
     <w:bookmarkEnd w:id="33"/>
-    <w:bookmarkStart w:id="34" w:name="Xcdec7e7145c0d859a69163cb3e17298d32f23d5"/>
+    <w:bookmarkStart w:id="34" w:name="X263b62a5a47a1fbee132bb058c0d64a792ad886"/>
     <w:p>
       <w:pPr>
         <w:pStyle w:val="Heading3"/>
       </w:pPr>
       <w:r>
-        <w:t xml:space="preserve">6.2 Privacy and bypass tests (P1–P28) — all mandatory</w:t>
+        <w:t xml:space="preserve">6.2 Privacy and bypass tests (P1–P29) — all mandatory</w:t>
       </w:r>
     </w:p>
     <w:tbl>
@@ -17026,6 +18624,322 @@
               <w:rPr>
                 <w:sz w:val="18"/>
               </w:rPr>
+              <w:t xml:space="preserve">P29 (v4.5)</w:t>
+            </w:r>
+          </w:p>
+        </w:tc>
+        <w:tc>
+          <w:tcPr>
+            <w:tcW w:type="dxa" w:w="1474"/>
+          </w:tcPr>
+          <w:p>
+            <w:pPr>
+              <w:pStyle w:val="Compact"/>
+              <w:jc w:val="left"/>
+            </w:pPr>
+            <w:r>
+              <w:rPr>
+                <w:bCs/>
+                <w:b/>
+                <w:sz w:val="18"/>
+              </w:rPr>
+              <w:t xml:space="preserve">Forge a challenge's state</w:t>
+            </w:r>
+          </w:p>
+        </w:tc>
+        <w:tc>
+          <w:tcPr>
+            <w:tcW w:type="dxa" w:w="2891"/>
+          </w:tcPr>
+          <w:p>
+            <w:pPr>
+              <w:pStyle w:val="Compact"/>
+              <w:jc w:val="left"/>
+            </w:pPr>
+            <w:r>
+              <w:rPr>
+                <w:sz w:val="18"/>
+              </w:rPr>
+              <w:t xml:space="preserve">A, on their own released review: POST</w:t>
+            </w:r>
+            <w:r>
+              <w:rPr>
+                <w:sz w:val="18"/>
+              </w:rPr>
+              <w:t xml:space="preserve"> </w:t>
+            </w:r>
+            <w:r>
+              <w:rPr>
+                <w:rStyle w:val="VerbatimChar"/>
+                <w:sz w:val="18"/>
+              </w:rPr>
+              <w:t xml:space="preserve">…getbytitle('Manager%20Reviews')/items({MA})/validateUpdateListItem</w:t>
+            </w:r>
+            <w:r>
+              <w:rPr>
+                <w:sz w:val="18"/>
+              </w:rPr>
+              <w:t xml:space="preserve"> </w:t>
+            </w:r>
+            <w:r>
+              <w:rPr>
+                <w:sz w:val="18"/>
+              </w:rPr>
+              <w:t xml:space="preserve">setting</w:t>
+            </w:r>
+            <w:r>
+              <w:rPr>
+                <w:sz w:val="18"/>
+              </w:rPr>
+              <w:t xml:space="preserve"> </w:t>
+            </w:r>
+            <w:r>
+              <w:rPr>
+                <w:rStyle w:val="VerbatimChar"/>
+                <w:sz w:val="18"/>
+              </w:rPr>
+              <w:t xml:space="preserve">ChallengeState</w:t>
+            </w:r>
+            <w:r>
+              <w:rPr>
+                <w:sz w:val="18"/>
+              </w:rPr>
+              <w:t xml:space="preserve"> </w:t>
+            </w:r>
+            <w:r>
+              <w:rPr>
+                <w:sz w:val="18"/>
+              </w:rPr>
+              <w:t xml:space="preserve">=</w:t>
+            </w:r>
+            <w:r>
+              <w:rPr>
+                <w:sz w:val="18"/>
+              </w:rPr>
+              <w:t xml:space="preserve"> </w:t>
+            </w:r>
+            <w:r>
+              <w:rPr>
+                <w:rStyle w:val="VerbatimChar"/>
+                <w:sz w:val="18"/>
+              </w:rPr>
+              <w:t xml:space="preserve">Agreed</w:t>
+            </w:r>
+            <w:r>
+              <w:rPr>
+                <w:sz w:val="18"/>
+              </w:rPr>
+              <w:t xml:space="preserve"> </w:t>
+            </w:r>
+            <w:r>
+              <w:rPr>
+                <w:sz w:val="18"/>
+              </w:rPr>
+              <w:t xml:space="preserve">and</w:t>
+            </w:r>
+            <w:r>
+              <w:rPr>
+                <w:sz w:val="18"/>
+              </w:rPr>
+              <w:t xml:space="preserve"> </w:t>
+            </w:r>
+            <w:r>
+              <w:rPr>
+                <w:rStyle w:val="VerbatimChar"/>
+                <w:sz w:val="18"/>
+              </w:rPr>
+              <w:t xml:space="preserve">ChallengeTlAgreedOn</w:t>
+            </w:r>
+            <w:r>
+              <w:rPr>
+                <w:sz w:val="18"/>
+              </w:rPr>
+              <w:t xml:space="preserve">; B: GET</w:t>
+            </w:r>
+            <w:r>
+              <w:rPr>
+                <w:sz w:val="18"/>
+              </w:rPr>
+              <w:t xml:space="preserve"> </w:t>
+            </w:r>
+            <w:r>
+              <w:rPr>
+                <w:rStyle w:val="VerbatimChar"/>
+                <w:sz w:val="18"/>
+              </w:rPr>
+              <w:t xml:space="preserve">…getbytitle('1-to-1%20Challenges')/items</w:t>
+            </w:r>
+            <w:r>
+              <w:rPr>
+                <w:sz w:val="18"/>
+              </w:rPr>
+              <w:t xml:space="preserve"> </w:t>
+            </w:r>
+            <w:r>
+              <w:rPr>
+                <w:sz w:val="18"/>
+              </w:rPr>
+              <w:t xml:space="preserve">and POST</w:t>
+            </w:r>
+            <w:r>
+              <w:rPr>
+                <w:sz w:val="18"/>
+              </w:rPr>
+              <w:t xml:space="preserve"> </w:t>
+            </w:r>
+            <w:r>
+              <w:rPr>
+                <w:rStyle w:val="VerbatimChar"/>
+                <w:sz w:val="18"/>
+              </w:rPr>
+              <w:t xml:space="preserve">…items(&lt;A's challenge id&gt;)/validateUpdateListItem</w:t>
+            </w:r>
+            <w:r>
+              <w:rPr>
+                <w:sz w:val="18"/>
+              </w:rPr>
+              <w:t xml:space="preserve"> </w:t>
+            </w:r>
+            <w:r>
+              <w:rPr>
+                <w:sz w:val="18"/>
+              </w:rPr>
+              <w:t xml:space="preserve">setting</w:t>
+            </w:r>
+            <w:r>
+              <w:rPr>
+                <w:sz w:val="18"/>
+              </w:rPr>
+              <w:t xml:space="preserve"> </w:t>
+            </w:r>
+            <w:r>
+              <w:rPr>
+                <w:rStyle w:val="VerbatimChar"/>
+                <w:sz w:val="18"/>
+              </w:rPr>
+              <w:t xml:space="preserve">TechAgreedOn</w:t>
+            </w:r>
+            <w:r>
+              <w:rPr>
+                <w:sz w:val="18"/>
+              </w:rPr>
+              <w:t xml:space="preserve">. Also: A creates a challenge with</w:t>
+            </w:r>
+            <w:r>
+              <w:rPr>
+                <w:sz w:val="18"/>
+              </w:rPr>
+              <w:t xml:space="preserve"> </w:t>
+            </w:r>
+            <w:r>
+              <w:rPr>
+                <w:rStyle w:val="VerbatimChar"/>
+                <w:sz w:val="18"/>
+              </w:rPr>
+              <w:t xml:space="preserve">ManagerReviewId</w:t>
+            </w:r>
+            <w:r>
+              <w:rPr>
+                <w:sz w:val="18"/>
+              </w:rPr>
+              <w:t xml:space="preserve"> </w:t>
+            </w:r>
+            <w:r>
+              <w:rPr>
+                <w:sz w:val="18"/>
+              </w:rPr>
+              <w:t xml:space="preserve">= B's Manager Review ID.</w:t>
+            </w:r>
+          </w:p>
+        </w:tc>
+        <w:tc>
+          <w:tcPr>
+            <w:tcW w:type="dxa" w:w="2324"/>
+          </w:tcPr>
+          <w:p>
+            <w:pPr>
+              <w:pStyle w:val="Compact"/>
+              <w:jc w:val="left"/>
+            </w:pPr>
+            <w:r>
+              <w:rPr>
+                <w:sz w:val="18"/>
+              </w:rPr>
+              <w:t xml:space="preserve">A's write to the Manager Review is denied (Read only) and nothing changes; B sees none of A's challenges and can't write to them. The challenge naming B's review is</w:t>
+            </w:r>
+            <w:r>
+              <w:rPr>
+                <w:sz w:val="18"/>
+              </w:rPr>
+              <w:t xml:space="preserve"> </w:t>
+            </w:r>
+            <w:r>
+              <w:rPr>
+                <w:iCs/>
+                <w:i/>
+                <w:sz w:val="18"/>
+              </w:rPr>
+              <w:t xml:space="preserve">Rejected</w:t>
+            </w:r>
+            <w:r>
+              <w:rPr>
+                <w:sz w:val="18"/>
+              </w:rPr>
+              <w:t xml:space="preserve"> </w:t>
+            </w:r>
+            <w:r>
+              <w:rPr>
+                <w:sz w:val="18"/>
+              </w:rPr>
+              <w:t xml:space="preserve">and Owners-only, with no email. (Author on the Challenges list is covered by P26.)</w:t>
+            </w:r>
+          </w:p>
+        </w:tc>
+        <w:tc>
+          <w:tcPr>
+            <w:tcW w:type="dxa" w:w="850"/>
+          </w:tcPr>
+          <w:p>
+            <w:pPr>
+              <w:pStyle w:val="Compact"/>
+            </w:pPr>
+          </w:p>
+        </w:tc>
+        <w:tc>
+          <w:tcPr>
+            <w:tcW w:type="dxa" w:w="794"/>
+          </w:tcPr>
+          <w:p>
+            <w:pPr>
+              <w:pStyle w:val="Compact"/>
+            </w:pPr>
+          </w:p>
+        </w:tc>
+        <w:tc>
+          <w:tcPr>
+            <w:tcW w:type="dxa" w:w="850"/>
+          </w:tcPr>
+          <w:p>
+            <w:pPr>
+              <w:pStyle w:val="Compact"/>
+            </w:pPr>
+          </w:p>
+        </w:tc>
+      </w:tr>
+      <w:tr>
+        <w:tc>
+          <w:tcPr>
+            <w:tcW w:type="dxa" w:w="680"/>
+          </w:tcPr>
+          <w:p>
+            <w:pPr>
+              <w:pStyle w:val="Compact"/>
+              <w:jc w:val="left"/>
+            </w:pPr>
+            <w:r>
+              <w:rPr>
+                <w:sz w:val="18"/>
+              </w:rPr>
               <w:t xml:space="preserve">P17</w:t>
             </w:r>
           </w:p>
@@ -17448,7 +19362,7 @@
       <w:pPr>
         <w:numPr>
           <w:ilvl w:val="0"/>
-          <w:numId w:val="1037"/>
+          <w:numId w:val="1040"/>
         </w:numPr>
         <w:pStyle w:val="Compact"/>
       </w:pPr>
@@ -17469,14 +19383,14 @@
         <w:t xml:space="preserve"> </w:t>
       </w:r>
       <w:r>
-        <w:t xml:space="preserve">in Monthly Reviews, Manager Reviews and Wellbeing Assessments, and the test expectations.</w:t>
+        <w:t xml:space="preserve">in Monthly Reviews, Manager Reviews, Wellbeing Assessments, 1-to-1 Feedback and 1-to-1 Challenges, and the test expectations.</w:t>
       </w:r>
     </w:p>
     <w:p>
       <w:pPr>
         <w:numPr>
           <w:ilvl w:val="0"/>
-          <w:numId w:val="1037"/>
+          <w:numId w:val="1040"/>
         </w:numPr>
         <w:pStyle w:val="Compact"/>
       </w:pPr>
@@ -17514,7 +19428,7 @@
       <w:pPr>
         <w:numPr>
           <w:ilvl w:val="0"/>
-          <w:numId w:val="1037"/>
+          <w:numId w:val="1040"/>
         </w:numPr>
         <w:pStyle w:val="Compact"/>
       </w:pPr>
@@ -17558,7 +19472,7 @@
       <w:pPr>
         <w:numPr>
           <w:ilvl w:val="0"/>
-          <w:numId w:val="1037"/>
+          <w:numId w:val="1040"/>
         </w:numPr>
         <w:pStyle w:val="Compact"/>
       </w:pPr>
@@ -17606,318 +19520,6 @@
       </w:pPr>
       <w:r>
         <w:t xml:space="preserve">8. Phase E — Prepare and invite the real team (1–2 h)</w:t>
-      </w:r>
-    </w:p>
-    <w:p>
-      <w:pPr>
-        <w:numPr>
-          <w:ilvl w:val="0"/>
-          <w:numId w:val="1038"/>
-        </w:numPr>
-        <w:pStyle w:val="Compact"/>
-      </w:pPr>
-      <w:r>
-        <w:t xml:space="preserve">☐</w:t>
-      </w:r>
-      <w:r>
-        <w:t xml:space="preserve"> </w:t>
-      </w:r>
-      <w:r>
-        <w:rPr>
-          <w:bCs/>
-          <w:b/>
-        </w:rPr>
-        <w:t xml:space="preserve">⚙ Settings → Team → + Add a person</w:t>
-      </w:r>
-      <w:r>
-        <w:t xml:space="preserve"> </w:t>
-      </w:r>
-      <w:r>
-        <w:t xml:space="preserve">for each technician (Flow 4 gives them access; no invitation email is sent by SharePoint).</w:t>
-      </w:r>
-    </w:p>
-    <w:p>
-      <w:pPr>
-        <w:numPr>
-          <w:ilvl w:val="0"/>
-          <w:numId w:val="1038"/>
-        </w:numPr>
-        <w:pStyle w:val="Compact"/>
-      </w:pPr>
-      <w:r>
-        <w:t xml:space="preserve">☐</w:t>
-      </w:r>
-      <w:r>
-        <w:t xml:space="preserve"> </w:t>
-      </w:r>
-      <w:r>
-        <w:rPr>
-          <w:bCs/>
-          <w:b/>
-        </w:rPr>
-        <w:t xml:space="preserve">⚙ Settings → Team:</w:t>
-      </w:r>
-      <w:r>
-        <w:t xml:space="preserve"> </w:t>
-      </w:r>
-      <w:r>
-        <w:t xml:space="preserve">enter each</w:t>
-      </w:r>
-      <w:r>
-        <w:t xml:space="preserve"> </w:t>
-      </w:r>
-      <w:r>
-        <w:rPr>
-          <w:bCs/>
-          <w:b/>
-        </w:rPr>
-        <w:t xml:space="preserve">appraisal date</w:t>
-      </w:r>
-      <w:r>
-        <w:t xml:space="preserve"> </w:t>
-      </w:r>
-      <w:r>
-        <w:t xml:space="preserve">→ Save. Optionally</w:t>
-      </w:r>
-      <w:r>
-        <w:t xml:space="preserve"> </w:t>
-      </w:r>
-      <w:r>
-        <w:rPr>
-          <w:bCs/>
-          <w:b/>
-        </w:rPr>
-        <w:t xml:space="preserve">⚙ Settings → Reminders / Names</w:t>
-      </w:r>
-      <w:r>
-        <w:t xml:space="preserve"> </w:t>
-      </w:r>
-      <w:r>
-        <w:t xml:space="preserve">to change the reminder days or the on-screen role words.</w:t>
-      </w:r>
-    </w:p>
-    <w:p>
-      <w:pPr>
-        <w:numPr>
-          <w:ilvl w:val="0"/>
-          <w:numId w:val="1038"/>
-        </w:numPr>
-        <w:pStyle w:val="Compact"/>
-      </w:pPr>
-      <w:r>
-        <w:t xml:space="preserve">☐</w:t>
-      </w:r>
-      <w:r>
-        <w:t xml:space="preserve"> </w:t>
-      </w:r>
-      <w:r>
-        <w:rPr>
-          <w:bCs/>
-          <w:b/>
-        </w:rPr>
-        <w:t xml:space="preserve">Expectations page:</w:t>
-      </w:r>
-      <w:r>
-        <w:t xml:space="preserve"> </w:t>
-      </w:r>
-      <w:r>
-        <w:t xml:space="preserve">enter the real</w:t>
-      </w:r>
-      <w:r>
-        <w:t xml:space="preserve"> </w:t>
-      </w:r>
-      <w:r>
-        <w:rPr>
-          <w:bCs/>
-          <w:b/>
-        </w:rPr>
-        <w:t xml:space="preserve">Shared</w:t>
-      </w:r>
-      <w:r>
-        <w:t xml:space="preserve"> </w:t>
-      </w:r>
-      <w:r>
-        <w:t xml:space="preserve">expectations and each person's</w:t>
-      </w:r>
-      <w:r>
-        <w:t xml:space="preserve"> </w:t>
-      </w:r>
-      <w:r>
-        <w:rPr>
-          <w:bCs/>
-          <w:b/>
-        </w:rPr>
-        <w:t xml:space="preserve">Individual</w:t>
-      </w:r>
-      <w:r>
-        <w:t xml:space="preserve"> </w:t>
-      </w:r>
-      <w:r>
-        <w:t xml:space="preserve">ones for</w:t>
-      </w:r>
-      <w:r>
-        <w:t xml:space="preserve"> </w:t>
-      </w:r>
-      <w:r>
-        <w:rPr>
-          <w:bCs/>
-          <w:b/>
-        </w:rPr>
-        <w:t xml:space="preserve">2026/27</w:t>
-      </w:r>
-      <w:r>
-        <w:t xml:space="preserve">. Do this after the Technicians list, so people appear in the Technician dropdown.</w:t>
-      </w:r>
-    </w:p>
-    <w:p>
-      <w:pPr>
-        <w:numPr>
-          <w:ilvl w:val="1"/>
-          <w:numId w:val="1039"/>
-        </w:numPr>
-        <w:pStyle w:val="Compact"/>
-      </w:pPr>
-      <w:r>
-        <w:rPr>
-          <w:bCs/>
-          <w:b/>
-        </w:rPr>
-        <w:t xml:space="preserve">Maximum 10 per person</w:t>
-      </w:r>
-      <w:r>
-        <w:t xml:space="preserve">; the page shows the count.</w:t>
-      </w:r>
-    </w:p>
-    <w:p>
-      <w:pPr>
-        <w:numPr>
-          <w:ilvl w:val="1"/>
-          <w:numId w:val="1039"/>
-        </w:numPr>
-        <w:pStyle w:val="Compact"/>
-      </w:pPr>
-      <w:r>
-        <w:t xml:space="preserve">Expectations entered early for next year are ignored until that appraisal year starts (1 April).</w:t>
-      </w:r>
-    </w:p>
-    <w:p>
-      <w:pPr>
-        <w:numPr>
-          <w:ilvl w:val="0"/>
-          <w:numId w:val="1038"/>
-        </w:numPr>
-        <w:pStyle w:val="Compact"/>
-      </w:pPr>
-      <w:r>
-        <w:t xml:space="preserve">☐</w:t>
-      </w:r>
-      <w:r>
-        <w:t xml:space="preserve"> </w:t>
-      </w:r>
-      <w:r>
-        <w:rPr>
-          <w:bCs/>
-          <w:b/>
-        </w:rPr>
-        <w:t xml:space="preserve">Invite.</w:t>
-      </w:r>
-      <w:r>
-        <w:t xml:space="preserve"> </w:t>
-      </w:r>
-      <w:r>
-        <w:t xml:space="preserve">Send the welcome email below from your own mailbox, or brief the team in person.</w:t>
-      </w:r>
-    </w:p>
-    <w:p>
-      <w:pPr>
-        <w:numPr>
-          <w:ilvl w:val="1"/>
-          <w:numId w:val="1040"/>
-        </w:numPr>
-        <w:pStyle w:val="Compact"/>
-      </w:pPr>
-      <w:r>
-        <w:t xml:space="preserve">It only tells them what's coming.</w:t>
-      </w:r>
-    </w:p>
-    <w:p>
-      <w:pPr>
-        <w:numPr>
-          <w:ilvl w:val="1"/>
-          <w:numId w:val="1040"/>
-        </w:numPr>
-        <w:pStyle w:val="Compact"/>
-      </w:pPr>
-      <w:r>
-        <w:t xml:space="preserve">Access comes solely through each person's own monthly link, which works only for them.</w:t>
-      </w:r>
-    </w:p>
-    <w:bookmarkStart w:id="38" w:name="X7e8cf22a648c08bbc989ade2a41cf33f143dccd"/>
-    <w:p>
-      <w:pPr>
-        <w:pStyle w:val="Heading3"/>
-      </w:pPr>
-      <w:r>
-        <w:t xml:space="preserve">8.1 Welcome email (copy, edit, send)</w:t>
-      </w:r>
-    </w:p>
-    <w:p>
-      <w:pPr>
-        <w:pStyle w:val="FirstParagraph"/>
-      </w:pPr>
-      <w:r>
-        <w:rPr>
-          <w:bCs/>
-          <w:b/>
-        </w:rPr>
-        <w:t xml:space="preserve">Subject:</w:t>
-      </w:r>
-      <w:r>
-        <w:t xml:space="preserve"> </w:t>
-      </w:r>
-      <w:r>
-        <w:t xml:space="preserve">Our new monthly 1-to-1</w:t>
-      </w:r>
-    </w:p>
-    <w:p>
-      <w:pPr>
-        <w:pStyle w:val="BodyText"/>
-      </w:pPr>
-      <w:r>
-        <w:t xml:space="preserve">Hi all,</w:t>
-      </w:r>
-    </w:p>
-    <w:p>
-      <w:pPr>
-        <w:pStyle w:val="BodyText"/>
-      </w:pPr>
-      <w:r>
-        <w:t xml:space="preserve">From</w:t>
-      </w:r>
-      <w:r>
-        <w:t xml:space="preserve"> </w:t>
-      </w:r>
-      <w:r>
-        <w:rPr>
-          <w:bCs/>
-          <w:b/>
-        </w:rPr>
-        <w:t xml:space="preserve">[month]</w:t>
-      </w:r>
-      <w:r>
-        <w:t xml:space="preserve">, our monthly 1-to-1 check-in moves to a short online form on a private SharePoint page.</w:t>
-      </w:r>
-    </w:p>
-    <w:p>
-      <w:pPr>
-        <w:pStyle w:val="BodyText"/>
-      </w:pPr>
-      <w:r>
-        <w:rPr>
-          <w:bCs/>
-          <w:b/>
-        </w:rPr>
-        <w:t xml:space="preserve">How it works</w:t>
       </w:r>
     </w:p>
     <w:p>
@@ -17929,20 +19531,7 @@
         <w:pStyle w:val="Compact"/>
       </w:pPr>
       <w:r>
-        <w:t xml:space="preserve">On the 1st of each month you'll get an email from me:</w:t>
-      </w:r>
-      <w:r>
-        <w:t xml:space="preserve"> </w:t>
-      </w:r>
-      <w:r>
-        <w:rPr>
-          <w:iCs/>
-          <w:i/>
-        </w:rPr>
-        <w:t xml:space="preserve">"Your 1-to-1 for [month] is ready"</w:t>
-      </w:r>
-      <w:r>
-        <w:t xml:space="preserve">. The link in it opens</w:t>
+        <w:t xml:space="preserve">☐</w:t>
       </w:r>
       <w:r>
         <w:t xml:space="preserve"> </w:t>
@@ -17952,13 +19541,13 @@
           <w:bCs/>
           <w:b/>
         </w:rPr>
-        <w:t xml:space="preserve">your</w:t>
-      </w:r>
-      <w:r>
-        <w:t xml:space="preserve"> </w:t>
-      </w:r>
-      <w:r>
-        <w:t xml:space="preserve">form.</w:t>
+        <w:t xml:space="preserve">⚙ Settings → Team → + Add a person</w:t>
+      </w:r>
+      <w:r>
+        <w:t xml:space="preserve"> </w:t>
+      </w:r>
+      <w:r>
+        <w:t xml:space="preserve">for each technician (Flow 4 gives them access; no invitation email is sent by SharePoint).</w:t>
       </w:r>
     </w:p>
     <w:p>
@@ -17970,7 +19559,55 @@
         <w:pStyle w:val="Compact"/>
       </w:pPr>
       <w:r>
-        <w:t xml:space="preserve">It takes about 10–15 minutes. You can save and come back as often as you like.</w:t>
+        <w:t xml:space="preserve">☐</w:t>
+      </w:r>
+      <w:r>
+        <w:t xml:space="preserve"> </w:t>
+      </w:r>
+      <w:r>
+        <w:rPr>
+          <w:bCs/>
+          <w:b/>
+        </w:rPr>
+        <w:t xml:space="preserve">⚙ Settings → Team:</w:t>
+      </w:r>
+      <w:r>
+        <w:t xml:space="preserve"> </w:t>
+      </w:r>
+      <w:r>
+        <w:t xml:space="preserve">enter each</w:t>
+      </w:r>
+      <w:r>
+        <w:t xml:space="preserve"> </w:t>
+      </w:r>
+      <w:r>
+        <w:rPr>
+          <w:bCs/>
+          <w:b/>
+        </w:rPr>
+        <w:t xml:space="preserve">appraisal date</w:t>
+      </w:r>
+      <w:r>
+        <w:t xml:space="preserve"> </w:t>
+      </w:r>
+      <w:r>
+        <w:t xml:space="preserve">→ Save. Optionally</w:t>
+      </w:r>
+      <w:r>
+        <w:t xml:space="preserve"> </w:t>
+      </w:r>
+      <w:r>
+        <w:rPr>
+          <w:bCs/>
+          <w:b/>
+        </w:rPr>
+        <w:t xml:space="preserve">⚙ Settings → Reminders / Names</w:t>
+      </w:r>
+      <w:r>
+        <w:t xml:space="preserve"> </w:t>
+      </w:r>
+      <w:r>
+        <w:t xml:space="preserve">to change the reminder days or the on-screen role words.</w:t>
       </w:r>
     </w:p>
     <w:p>
@@ -17982,7 +19619,7 @@
         <w:pStyle w:val="Compact"/>
       </w:pPr>
       <w:r>
-        <w:t xml:space="preserve">The deadline is the</w:t>
+        <w:t xml:space="preserve">☐</w:t>
       </w:r>
       <w:r>
         <w:t xml:space="preserve"> </w:t>
@@ -17992,10 +19629,89 @@
           <w:bCs/>
           <w:b/>
         </w:rPr>
-        <w:t xml:space="preserve">last day of the month at 23:59</w:t>
-      </w:r>
-      <w:r>
-        <w:t xml:space="preserve">. If you haven't submitted, you'll get reminders on the reminder days (normally the 20th and 27th).</w:t>
+        <w:t xml:space="preserve">Expectations page:</w:t>
+      </w:r>
+      <w:r>
+        <w:t xml:space="preserve"> </w:t>
+      </w:r>
+      <w:r>
+        <w:t xml:space="preserve">enter the real</w:t>
+      </w:r>
+      <w:r>
+        <w:t xml:space="preserve"> </w:t>
+      </w:r>
+      <w:r>
+        <w:rPr>
+          <w:bCs/>
+          <w:b/>
+        </w:rPr>
+        <w:t xml:space="preserve">Shared</w:t>
+      </w:r>
+      <w:r>
+        <w:t xml:space="preserve"> </w:t>
+      </w:r>
+      <w:r>
+        <w:t xml:space="preserve">expectations and each person's</w:t>
+      </w:r>
+      <w:r>
+        <w:t xml:space="preserve"> </w:t>
+      </w:r>
+      <w:r>
+        <w:rPr>
+          <w:bCs/>
+          <w:b/>
+        </w:rPr>
+        <w:t xml:space="preserve">Individual</w:t>
+      </w:r>
+      <w:r>
+        <w:t xml:space="preserve"> </w:t>
+      </w:r>
+      <w:r>
+        <w:t xml:space="preserve">ones for</w:t>
+      </w:r>
+      <w:r>
+        <w:t xml:space="preserve"> </w:t>
+      </w:r>
+      <w:r>
+        <w:rPr>
+          <w:bCs/>
+          <w:b/>
+        </w:rPr>
+        <w:t xml:space="preserve">2026/27</w:t>
+      </w:r>
+      <w:r>
+        <w:t xml:space="preserve">. Do this after the Technicians list, so people appear in the Technician dropdown.</w:t>
+      </w:r>
+    </w:p>
+    <w:p>
+      <w:pPr>
+        <w:numPr>
+          <w:ilvl w:val="1"/>
+          <w:numId w:val="1042"/>
+        </w:numPr>
+        <w:pStyle w:val="Compact"/>
+      </w:pPr>
+      <w:r>
+        <w:rPr>
+          <w:bCs/>
+          <w:b/>
+        </w:rPr>
+        <w:t xml:space="preserve">Maximum 10 per person</w:t>
+      </w:r>
+      <w:r>
+        <w:t xml:space="preserve">; the page shows the count.</w:t>
+      </w:r>
+    </w:p>
+    <w:p>
+      <w:pPr>
+        <w:numPr>
+          <w:ilvl w:val="1"/>
+          <w:numId w:val="1042"/>
+        </w:numPr>
+        <w:pStyle w:val="Compact"/>
+      </w:pPr>
+      <w:r>
+        <w:t xml:space="preserve">Expectations entered early for next year are ignored until that appraisal year starts (1 April).</w:t>
       </w:r>
     </w:p>
     <w:p>
@@ -18007,45 +19723,56 @@
         <w:pStyle w:val="Compact"/>
       </w:pPr>
       <w:r>
-        <w:t xml:space="preserve">Once you submit, the form is locked. I'll read it, add my feedback and any agreed actions, and you'll get an email when the feedback is ready to view.</w:t>
+        <w:t xml:space="preserve">☐</w:t>
+      </w:r>
+      <w:r>
+        <w:t xml:space="preserve"> </w:t>
+      </w:r>
+      <w:r>
+        <w:rPr>
+          <w:bCs/>
+          <w:b/>
+        </w:rPr>
+        <w:t xml:space="preserve">Invite.</w:t>
+      </w:r>
+      <w:r>
+        <w:t xml:space="preserve"> </w:t>
+      </w:r>
+      <w:r>
+        <w:t xml:space="preserve">Send the welcome email below from your own mailbox, or brief the team in person.</w:t>
       </w:r>
     </w:p>
     <w:p>
       <w:pPr>
         <w:numPr>
-          <w:ilvl w:val="0"/>
-          <w:numId w:val="1041"/>
+          <w:ilvl w:val="1"/>
+          <w:numId w:val="1043"/>
         </w:numPr>
         <w:pStyle w:val="Compact"/>
       </w:pPr>
       <w:r>
-        <w:rPr>
-          <w:bCs/>
-          <w:b/>
-        </w:rPr>
-        <w:t xml:space="preserve">My appraisal</w:t>
-      </w:r>
-      <w:r>
-        <w:t xml:space="preserve"> </w:t>
-      </w:r>
-      <w:r>
-        <w:t xml:space="preserve">shows how you're tracking against your appraisal expectations.</w:t>
-      </w:r>
-      <w:r>
-        <w:t xml:space="preserve"> </w:t>
-      </w:r>
-      <w:r>
-        <w:rPr>
-          <w:bCs/>
-          <w:b/>
-        </w:rPr>
-        <w:t xml:space="preserve">Appraisal report</w:t>
-      </w:r>
-      <w:r>
-        <w:t xml:space="preserve"> </w:t>
-      </w:r>
-      <w:r>
-        <w:t xml:space="preserve">pulls the year together to help with your appraisal.</w:t>
+        <w:t xml:space="preserve">It only tells them what's coming.</w:t>
+      </w:r>
+    </w:p>
+    <w:p>
+      <w:pPr>
+        <w:numPr>
+          <w:ilvl w:val="1"/>
+          <w:numId w:val="1043"/>
+        </w:numPr>
+        <w:pStyle w:val="Compact"/>
+      </w:pPr>
+      <w:r>
+        <w:t xml:space="preserve">Access comes solely through each person's own monthly link, which works only for them.</w:t>
+      </w:r>
+    </w:p>
+    <w:bookmarkStart w:id="38" w:name="X7e8cf22a648c08bbc989ade2a41cf33f143dccd"/>
+    <w:p>
+      <w:pPr>
+        <w:pStyle w:val="Heading3"/>
+      </w:pPr>
+      <w:r>
+        <w:t xml:space="preserve">8.1 Welcome email (copy, edit, send)</w:t>
       </w:r>
     </w:p>
     <w:p>
@@ -18057,129 +19784,54 @@
           <w:bCs/>
           <w:b/>
         </w:rPr>
-        <w:t xml:space="preserve">Who can see it</w:t>
+        <w:t xml:space="preserve">Subject:</w:t>
+      </w:r>
+      <w:r>
+        <w:t xml:space="preserve"> </w:t>
+      </w:r>
+      <w:r>
+        <w:t xml:space="preserve">Our new monthly 1-to-1</w:t>
       </w:r>
     </w:p>
     <w:p>
       <w:pPr>
-        <w:numPr>
-          <w:ilvl w:val="0"/>
-          <w:numId w:val="1042"/>
-        </w:numPr>
-        <w:pStyle w:val="Compact"/>
+        <w:pStyle w:val="BodyText"/>
       </w:pPr>
       <w:r>
-        <w:t xml:space="preserve">Your answers are visible only to</w:t>
-      </w:r>
-      <w:r>
-        <w:t xml:space="preserve"> </w:t>
-      </w:r>
-      <w:r>
-        <w:rPr>
-          <w:bCs/>
-          <w:b/>
-        </w:rPr>
-        <w:t xml:space="preserve">you and me</w:t>
-      </w:r>
-      <w:r>
-        <w:t xml:space="preserve">.</w:t>
+        <w:t xml:space="preserve">Hi all,</w:t>
       </w:r>
     </w:p>
     <w:p>
       <w:pPr>
-        <w:numPr>
-          <w:ilvl w:val="0"/>
-          <w:numId w:val="1042"/>
-        </w:numPr>
-        <w:pStyle w:val="Compact"/>
+        <w:pStyle w:val="BodyText"/>
       </w:pPr>
       <w:r>
-        <w:t xml:space="preserve">Other technicians can't see your form, your answers or your feedback, and you can't see theirs.</w:t>
+        <w:t xml:space="preserve">From</w:t>
+      </w:r>
+      <w:r>
+        <w:t xml:space="preserve"> </w:t>
+      </w:r>
+      <w:r>
+        <w:rPr>
+          <w:bCs/>
+          <w:b/>
+        </w:rPr>
+        <w:t xml:space="preserve">[month]</w:t>
+      </w:r>
+      <w:r>
+        <w:t xml:space="preserve">, our monthly 1-to-1 check-in moves to a short online form on a private SharePoint page.</w:t>
       </w:r>
     </w:p>
     <w:p>
       <w:pPr>
-        <w:numPr>
-          <w:ilvl w:val="0"/>
-          <w:numId w:val="1042"/>
-        </w:numPr>
-        <w:pStyle w:val="Compact"/>
-      </w:pPr>
-      <w:r>
-        <w:t xml:space="preserve">Like any company system, IT administrators could technically access it.</w:t>
-      </w:r>
-    </w:p>
-    <w:p>
-      <w:pPr>
-        <w:pStyle w:val="FirstParagraph"/>
+        <w:pStyle w:val="BodyText"/>
       </w:pPr>
       <w:r>
         <w:rPr>
           <w:bCs/>
           <w:b/>
         </w:rPr>
-        <w:t xml:space="preserve">Things to know</w:t>
-      </w:r>
-    </w:p>
-    <w:p>
-      <w:pPr>
-        <w:numPr>
-          <w:ilvl w:val="0"/>
-          <w:numId w:val="1043"/>
-        </w:numPr>
-        <w:pStyle w:val="Compact"/>
-      </w:pPr>
-      <w:r>
-        <w:t xml:space="preserve">Open the link while signed in with your own company account.</w:t>
-      </w:r>
-    </w:p>
-    <w:p>
-      <w:pPr>
-        <w:numPr>
-          <w:ilvl w:val="0"/>
-          <w:numId w:val="1043"/>
-        </w:numPr>
-        <w:pStyle w:val="Compact"/>
-      </w:pPr>
-      <w:r>
-        <w:t xml:space="preserve">Raise anything urgent with me directly. You don't need to wait for the form.</w:t>
-      </w:r>
-    </w:p>
-    <w:p>
-      <w:pPr>
-        <w:numPr>
-          <w:ilvl w:val="0"/>
-          <w:numId w:val="1043"/>
-        </w:numPr>
-        <w:pStyle w:val="Compact"/>
-      </w:pPr>
-      <w:r>
-        <w:t xml:space="preserve">If something doesn't work, tell me what you saw (a screenshot helps).</w:t>
-      </w:r>
-    </w:p>
-    <w:p>
-      <w:pPr>
-        <w:pStyle w:val="FirstParagraph"/>
-      </w:pPr>
-      <w:r>
-        <w:t xml:space="preserve">Thanks,</w:t>
-      </w:r>
-      <w:r>
-        <w:t xml:space="preserve"> </w:t>
-      </w:r>
-      <w:r>
-        <w:t xml:space="preserve">[Your name]</w:t>
-      </w:r>
-    </w:p>
-    <w:bookmarkEnd w:id="38"/>
-    <w:bookmarkEnd w:id="39"/>
-    <w:bookmarkStart w:id="40" w:name="Xaad55d400e196b0a86da29e5b294466c98e396d"/>
-    <w:p>
-      <w:pPr>
-        <w:pStyle w:val="Heading2"/>
-      </w:pPr>
-      <w:r>
-        <w:t xml:space="preserve">9. Phase F — Go live (15 min)</w:t>
+        <w:t xml:space="preserve">How it works</w:t>
       </w:r>
     </w:p>
     <w:p>
@@ -18191,7 +19843,20 @@
         <w:pStyle w:val="Compact"/>
       </w:pPr>
       <w:r>
-        <w:t xml:space="preserve">☐</w:t>
+        <w:t xml:space="preserve">On the 1st of each month you'll get an email from me:</w:t>
+      </w:r>
+      <w:r>
+        <w:t xml:space="preserve"> </w:t>
+      </w:r>
+      <w:r>
+        <w:rPr>
+          <w:iCs/>
+          <w:i/>
+        </w:rPr>
+        <w:t xml:space="preserve">"Your 1-to-1 for [month] is ready"</w:t>
+      </w:r>
+      <w:r>
+        <w:t xml:space="preserve">. The link in it opens</w:t>
       </w:r>
       <w:r>
         <w:t xml:space="preserve"> </w:t>
@@ -18201,26 +19866,13 @@
           <w:bCs/>
           <w:b/>
         </w:rPr>
-        <w:t xml:space="preserve">Flow 1 → Run</w:t>
-      </w:r>
-      <w:r>
-        <w:t xml:space="preserve"> </w:t>
-      </w:r>
-      <w:r>
-        <w:t xml:space="preserve">to start the current month now, or leave it to run automatically at</w:t>
-      </w:r>
-      <w:r>
-        <w:t xml:space="preserve"> </w:t>
-      </w:r>
-      <w:r>
-        <w:rPr>
-          <w:bCs/>
-          <w:b/>
-        </w:rPr>
-        <w:t xml:space="preserve">07:00 on the 1st</w:t>
-      </w:r>
-      <w:r>
-        <w:t xml:space="preserve">.</w:t>
+        <w:t xml:space="preserve">your</w:t>
+      </w:r>
+      <w:r>
+        <w:t xml:space="preserve"> </w:t>
+      </w:r>
+      <w:r>
+        <w:t xml:space="preserve">form.</w:t>
       </w:r>
     </w:p>
     <w:p>
@@ -18232,39 +19884,7 @@
         <w:pStyle w:val="Compact"/>
       </w:pPr>
       <w:r>
-        <w:t xml:space="preserve">☐ Each technician has</w:t>
-      </w:r>
-      <w:r>
-        <w:t xml:space="preserve"> </w:t>
-      </w:r>
-      <w:r>
-        <w:rPr>
-          <w:bCs/>
-          <w:b/>
-        </w:rPr>
-        <w:t xml:space="preserve">exactly one</w:t>
-      </w:r>
-      <w:r>
-        <w:t xml:space="preserve"> </w:t>
-      </w:r>
-      <w:r>
-        <w:t xml:space="preserve">review and got</w:t>
-      </w:r>
-      <w:r>
-        <w:t xml:space="preserve"> </w:t>
-      </w:r>
-      <w:r>
-        <w:rPr>
-          <w:bCs/>
-          <w:b/>
-        </w:rPr>
-        <w:t xml:space="preserve">exactly one</w:t>
-      </w:r>
-      <w:r>
-        <w:t xml:space="preserve"> </w:t>
-      </w:r>
-      <w:r>
-        <w:t xml:space="preserve">email.</w:t>
+        <w:t xml:space="preserve">It takes about 10–15 minutes. You can save and come back as often as you like.</w:t>
       </w:r>
     </w:p>
     <w:p>
@@ -18272,6 +19892,300 @@
         <w:numPr>
           <w:ilvl w:val="0"/>
           <w:numId w:val="1044"/>
+        </w:numPr>
+        <w:pStyle w:val="Compact"/>
+      </w:pPr>
+      <w:r>
+        <w:t xml:space="preserve">The deadline is the</w:t>
+      </w:r>
+      <w:r>
+        <w:t xml:space="preserve"> </w:t>
+      </w:r>
+      <w:r>
+        <w:rPr>
+          <w:bCs/>
+          <w:b/>
+        </w:rPr>
+        <w:t xml:space="preserve">last day of the month at 23:59</w:t>
+      </w:r>
+      <w:r>
+        <w:t xml:space="preserve">. If you haven't submitted, you'll get reminders on the reminder days (normally the 20th and 27th).</w:t>
+      </w:r>
+    </w:p>
+    <w:p>
+      <w:pPr>
+        <w:numPr>
+          <w:ilvl w:val="0"/>
+          <w:numId w:val="1044"/>
+        </w:numPr>
+        <w:pStyle w:val="Compact"/>
+      </w:pPr>
+      <w:r>
+        <w:t xml:space="preserve">Once you submit, the form is locked. I'll read it, add my feedback and any agreed actions, and you'll get an email when the feedback is ready to view.</w:t>
+      </w:r>
+    </w:p>
+    <w:p>
+      <w:pPr>
+        <w:numPr>
+          <w:ilvl w:val="0"/>
+          <w:numId w:val="1044"/>
+        </w:numPr>
+        <w:pStyle w:val="Compact"/>
+      </w:pPr>
+      <w:r>
+        <w:rPr>
+          <w:bCs/>
+          <w:b/>
+        </w:rPr>
+        <w:t xml:space="preserve">My appraisal</w:t>
+      </w:r>
+      <w:r>
+        <w:t xml:space="preserve"> </w:t>
+      </w:r>
+      <w:r>
+        <w:t xml:space="preserve">shows how you're tracking against your appraisal expectations.</w:t>
+      </w:r>
+      <w:r>
+        <w:t xml:space="preserve"> </w:t>
+      </w:r>
+      <w:r>
+        <w:rPr>
+          <w:bCs/>
+          <w:b/>
+        </w:rPr>
+        <w:t xml:space="preserve">Appraisal report</w:t>
+      </w:r>
+      <w:r>
+        <w:t xml:space="preserve"> </w:t>
+      </w:r>
+      <w:r>
+        <w:t xml:space="preserve">pulls the year together to help with your appraisal.</w:t>
+      </w:r>
+    </w:p>
+    <w:p>
+      <w:pPr>
+        <w:pStyle w:val="FirstParagraph"/>
+      </w:pPr>
+      <w:r>
+        <w:rPr>
+          <w:bCs/>
+          <w:b/>
+        </w:rPr>
+        <w:t xml:space="preserve">Who can see it</w:t>
+      </w:r>
+    </w:p>
+    <w:p>
+      <w:pPr>
+        <w:numPr>
+          <w:ilvl w:val="0"/>
+          <w:numId w:val="1045"/>
+        </w:numPr>
+        <w:pStyle w:val="Compact"/>
+      </w:pPr>
+      <w:r>
+        <w:t xml:space="preserve">Your answers are visible only to</w:t>
+      </w:r>
+      <w:r>
+        <w:t xml:space="preserve"> </w:t>
+      </w:r>
+      <w:r>
+        <w:rPr>
+          <w:bCs/>
+          <w:b/>
+        </w:rPr>
+        <w:t xml:space="preserve">you and me</w:t>
+      </w:r>
+      <w:r>
+        <w:t xml:space="preserve">.</w:t>
+      </w:r>
+    </w:p>
+    <w:p>
+      <w:pPr>
+        <w:numPr>
+          <w:ilvl w:val="0"/>
+          <w:numId w:val="1045"/>
+        </w:numPr>
+        <w:pStyle w:val="Compact"/>
+      </w:pPr>
+      <w:r>
+        <w:t xml:space="preserve">Other technicians can't see your form, your answers or your feedback, and you can't see theirs.</w:t>
+      </w:r>
+    </w:p>
+    <w:p>
+      <w:pPr>
+        <w:numPr>
+          <w:ilvl w:val="0"/>
+          <w:numId w:val="1045"/>
+        </w:numPr>
+        <w:pStyle w:val="Compact"/>
+      </w:pPr>
+      <w:r>
+        <w:t xml:space="preserve">Like any company system, IT administrators could technically access it.</w:t>
+      </w:r>
+    </w:p>
+    <w:p>
+      <w:pPr>
+        <w:pStyle w:val="FirstParagraph"/>
+      </w:pPr>
+      <w:r>
+        <w:rPr>
+          <w:bCs/>
+          <w:b/>
+        </w:rPr>
+        <w:t xml:space="preserve">Things to know</w:t>
+      </w:r>
+    </w:p>
+    <w:p>
+      <w:pPr>
+        <w:numPr>
+          <w:ilvl w:val="0"/>
+          <w:numId w:val="1046"/>
+        </w:numPr>
+        <w:pStyle w:val="Compact"/>
+      </w:pPr>
+      <w:r>
+        <w:t xml:space="preserve">Open the link while signed in with your own company account.</w:t>
+      </w:r>
+    </w:p>
+    <w:p>
+      <w:pPr>
+        <w:numPr>
+          <w:ilvl w:val="0"/>
+          <w:numId w:val="1046"/>
+        </w:numPr>
+        <w:pStyle w:val="Compact"/>
+      </w:pPr>
+      <w:r>
+        <w:t xml:space="preserve">Raise anything urgent with me directly. You don't need to wait for the form.</w:t>
+      </w:r>
+    </w:p>
+    <w:p>
+      <w:pPr>
+        <w:numPr>
+          <w:ilvl w:val="0"/>
+          <w:numId w:val="1046"/>
+        </w:numPr>
+        <w:pStyle w:val="Compact"/>
+      </w:pPr>
+      <w:r>
+        <w:t xml:space="preserve">If something doesn't work, tell me what you saw (a screenshot helps).</w:t>
+      </w:r>
+    </w:p>
+    <w:p>
+      <w:pPr>
+        <w:pStyle w:val="FirstParagraph"/>
+      </w:pPr>
+      <w:r>
+        <w:t xml:space="preserve">Thanks,</w:t>
+      </w:r>
+      <w:r>
+        <w:t xml:space="preserve"> </w:t>
+      </w:r>
+      <w:r>
+        <w:t xml:space="preserve">[Your name]</w:t>
+      </w:r>
+    </w:p>
+    <w:bookmarkEnd w:id="38"/>
+    <w:bookmarkEnd w:id="39"/>
+    <w:bookmarkStart w:id="40" w:name="Xaad55d400e196b0a86da29e5b294466c98e396d"/>
+    <w:p>
+      <w:pPr>
+        <w:pStyle w:val="Heading2"/>
+      </w:pPr>
+      <w:r>
+        <w:t xml:space="preserve">9. Phase F — Go live (15 min)</w:t>
+      </w:r>
+    </w:p>
+    <w:p>
+      <w:pPr>
+        <w:numPr>
+          <w:ilvl w:val="0"/>
+          <w:numId w:val="1047"/>
+        </w:numPr>
+        <w:pStyle w:val="Compact"/>
+      </w:pPr>
+      <w:r>
+        <w:t xml:space="preserve">☐</w:t>
+      </w:r>
+      <w:r>
+        <w:t xml:space="preserve"> </w:t>
+      </w:r>
+      <w:r>
+        <w:rPr>
+          <w:bCs/>
+          <w:b/>
+        </w:rPr>
+        <w:t xml:space="preserve">Flow 1 → Run</w:t>
+      </w:r>
+      <w:r>
+        <w:t xml:space="preserve"> </w:t>
+      </w:r>
+      <w:r>
+        <w:t xml:space="preserve">to start the current month now, or leave it to run automatically at</w:t>
+      </w:r>
+      <w:r>
+        <w:t xml:space="preserve"> </w:t>
+      </w:r>
+      <w:r>
+        <w:rPr>
+          <w:bCs/>
+          <w:b/>
+        </w:rPr>
+        <w:t xml:space="preserve">07:00 on the 1st</w:t>
+      </w:r>
+      <w:r>
+        <w:t xml:space="preserve">.</w:t>
+      </w:r>
+    </w:p>
+    <w:p>
+      <w:pPr>
+        <w:numPr>
+          <w:ilvl w:val="0"/>
+          <w:numId w:val="1047"/>
+        </w:numPr>
+        <w:pStyle w:val="Compact"/>
+      </w:pPr>
+      <w:r>
+        <w:t xml:space="preserve">☐ Each technician has</w:t>
+      </w:r>
+      <w:r>
+        <w:t xml:space="preserve"> </w:t>
+      </w:r>
+      <w:r>
+        <w:rPr>
+          <w:bCs/>
+          <w:b/>
+        </w:rPr>
+        <w:t xml:space="preserve">exactly one</w:t>
+      </w:r>
+      <w:r>
+        <w:t xml:space="preserve"> </w:t>
+      </w:r>
+      <w:r>
+        <w:t xml:space="preserve">review and got</w:t>
+      </w:r>
+      <w:r>
+        <w:t xml:space="preserve"> </w:t>
+      </w:r>
+      <w:r>
+        <w:rPr>
+          <w:bCs/>
+          <w:b/>
+        </w:rPr>
+        <w:t xml:space="preserve">exactly one</w:t>
+      </w:r>
+      <w:r>
+        <w:t xml:space="preserve"> </w:t>
+      </w:r>
+      <w:r>
+        <w:t xml:space="preserve">email.</w:t>
+      </w:r>
+    </w:p>
+    <w:p>
+      <w:pPr>
+        <w:numPr>
+          <w:ilvl w:val="0"/>
+          <w:numId w:val="1047"/>
         </w:numPr>
         <w:pStyle w:val="Compact"/>
       </w:pPr>
@@ -18513,6 +20427,102 @@
               <w:rPr>
                 <w:sz w:val="18"/>
               </w:rPr>
+              <w:t xml:space="preserve">A challenge arrives</w:t>
+            </w:r>
+          </w:p>
+        </w:tc>
+        <w:tc>
+          <w:tcPr>
+            <w:tcW w:type="dxa" w:w="5803"/>
+          </w:tcPr>
+          <w:p>
+            <w:pPr>
+              <w:pStyle w:val="Compact"/>
+              <w:jc w:val="left"/>
+            </w:pPr>
+            <w:r>
+              <w:rPr>
+                <w:iCs/>
+                <w:i/>
+                <w:sz w:val="18"/>
+              </w:rPr>
+              <w:t xml:space="preserve">"1-to-1 feedback challenged"</w:t>
+            </w:r>
+            <w:r>
+              <w:rPr>
+                <w:sz w:val="18"/>
+              </w:rPr>
+              <w:t xml:space="preserve"> </w:t>
+            </w:r>
+            <w:r>
+              <w:rPr>
+                <w:sz w:val="18"/>
+              </w:rPr>
+              <w:t xml:space="preserve">email → talk the challenged parts through at the next 1-to-1 →</w:t>
+            </w:r>
+            <w:r>
+              <w:rPr>
+                <w:sz w:val="18"/>
+              </w:rPr>
+              <w:t xml:space="preserve"> </w:t>
+            </w:r>
+            <w:r>
+              <w:rPr>
+                <w:bCs/>
+                <w:b/>
+                <w:sz w:val="18"/>
+              </w:rPr>
+              <w:t xml:space="preserve">Agree – resolved</w:t>
+            </w:r>
+            <w:r>
+              <w:rPr>
+                <w:sz w:val="18"/>
+              </w:rPr>
+              <w:t xml:space="preserve">. Not agreed by the close-by date, it closes as</w:t>
+            </w:r>
+            <w:r>
+              <w:rPr>
+                <w:sz w:val="18"/>
+              </w:rPr>
+              <w:t xml:space="preserve"> </w:t>
+            </w:r>
+            <w:r>
+              <w:rPr>
+                <w:iCs/>
+                <w:i/>
+                <w:sz w:val="18"/>
+              </w:rPr>
+              <w:t xml:space="preserve">Not agreed</w:t>
+            </w:r>
+            <w:r>
+              <w:rPr>
+                <w:sz w:val="18"/>
+              </w:rPr>
+              <w:t xml:space="preserve"> </w:t>
+            </w:r>
+            <w:r>
+              <w:rPr>
+                <w:sz w:val="18"/>
+              </w:rPr>
+              <w:t xml:space="preserve">(still flagged; you can reopen it).</w:t>
+            </w:r>
+          </w:p>
+        </w:tc>
+      </w:tr>
+      <w:tr>
+        <w:tc>
+          <w:tcPr>
+            <w:tcW w:type="dxa" w:w="4062"/>
+          </w:tcPr>
+          <w:p>
+            <w:pPr>
+              <w:pStyle w:val="Compact"/>
+              <w:jc w:val="left"/>
+            </w:pPr>
+            <w:r>
+              <w:rPr>
+                <w:sz w:val="18"/>
+              </w:rPr>
               <w:t xml:space="preserve">Your reminder days (default 20th and 27th)</w:t>
             </w:r>
           </w:p>
@@ -19665,7 +21675,7 @@
                 <w:b/>
                 <w:sz w:val="18"/>
               </w:rPr>
-              <w:t xml:space="preserve">Feedback from the page</w:t>
+              <w:t xml:space="preserve">Challenged feedback (v4.5)</w:t>
             </w:r>
           </w:p>
         </w:tc>
@@ -19682,7 +21692,7 @@
               <w:rPr>
                 <w:sz w:val="18"/>
               </w:rPr>
-              <w:t xml:space="preserve">Arrives by email (E13) as people use the 💬</w:t>
+              <w:t xml:space="preserve">E14 tells you a technician has challenged part of their latest released feedback (an expectation rating, the overall feedback or the agreed actions). Talk the challenged parts through at your next 1-to-1, then press</w:t>
             </w:r>
             <w:r>
               <w:rPr>
@@ -19696,19 +21706,19 @@
                 <w:b/>
                 <w:sz w:val="18"/>
               </w:rPr>
-              <w:t xml:space="preserve">Feedback</w:t>
-            </w:r>
-            <w:r>
-              <w:rPr>
-                <w:sz w:val="18"/>
-              </w:rPr>
-              <w:t xml:space="preserve"> </w:t>
-            </w:r>
-            <w:r>
-              <w:rPr>
-                <w:sz w:val="18"/>
-              </w:rPr>
-              <w:t xml:space="preserve">bubble. If an email fails, the item shows in</w:t>
+              <w:t xml:space="preserve">Agree – resolved</w:t>
+            </w:r>
+            <w:r>
+              <w:rPr>
+                <w:sz w:val="18"/>
+              </w:rPr>
+              <w:t xml:space="preserve"> </w:t>
+            </w:r>
+            <w:r>
+              <w:rPr>
+                <w:sz w:val="18"/>
+              </w:rPr>
+              <w:t xml:space="preserve">on the review; it closes as</w:t>
             </w:r>
             <w:r>
               <w:rPr>
@@ -19722,6 +21732,58 @@
                 <w:i/>
                 <w:sz w:val="18"/>
               </w:rPr>
+              <w:t xml:space="preserve">Agreed</w:t>
+            </w:r>
+            <w:r>
+              <w:rPr>
+                <w:sz w:val="18"/>
+              </w:rPr>
+              <w:t xml:space="preserve"> </w:t>
+            </w:r>
+            <w:r>
+              <w:rPr>
+                <w:sz w:val="18"/>
+              </w:rPr>
+              <w:t xml:space="preserve">once you have both agreed. If you don't both agree by the close-by date (end of that month, or of the next month if raised in its last 7 days), Flow 1 closes it as</w:t>
+            </w:r>
+            <w:r>
+              <w:rPr>
+                <w:sz w:val="18"/>
+              </w:rPr>
+              <w:t xml:space="preserve"> </w:t>
+            </w:r>
+            <w:r>
+              <w:rPr>
+                <w:iCs/>
+                <w:i/>
+                <w:sz w:val="18"/>
+              </w:rPr>
+              <w:t xml:space="preserve">Not agreed</w:t>
+            </w:r>
+            <w:r>
+              <w:rPr>
+                <w:sz w:val="18"/>
+              </w:rPr>
+              <w:t xml:space="preserve"> </w:t>
+            </w:r>
+            <w:r>
+              <w:rPr>
+                <w:sz w:val="18"/>
+              </w:rPr>
+              <w:t xml:space="preserve">– it stays flagged in</w:t>
+            </w:r>
+            <w:r>
+              <w:rPr>
+                <w:sz w:val="18"/>
+              </w:rPr>
+              <w:t xml:space="preserve"> </w:t>
+            </w:r>
+            <w:r>
+              <w:rPr>
+                <w:iCs/>
+                <w:i/>
+                <w:sz w:val="18"/>
+              </w:rPr>
               <w:t xml:space="preserve">Needs your attention</w:t>
             </w:r>
             <w:r>
@@ -19734,7 +21796,7 @@
               <w:rPr>
                 <w:sz w:val="18"/>
               </w:rPr>
-              <w:t xml:space="preserve">– read it there and</w:t>
+              <w:t xml:space="preserve">for 60 days, and</w:t>
             </w:r>
             <w:r>
               <w:rPr>
@@ -19748,26 +21810,142 @@
                 <w:b/>
                 <w:sz w:val="18"/>
               </w:rPr>
-              <w:t xml:space="preserve">Mark as read</w:t>
-            </w:r>
-            <w:r>
-              <w:rPr>
-                <w:sz w:val="18"/>
-              </w:rPr>
-              <w:t xml:space="preserve">. Everything sent stays in the</w:t>
-            </w:r>
-            <w:r>
-              <w:rPr>
-                <w:sz w:val="18"/>
-              </w:rPr>
-              <w:t xml:space="preserve"> </w:t>
-            </w:r>
+              <w:t xml:space="preserve">Reopen challenge</w:t>
+            </w:r>
+            <w:r>
+              <w:rPr>
+                <w:sz w:val="18"/>
+              </w:rPr>
+              <w:t xml:space="preserve"> </w:t>
+            </w:r>
+            <w:r>
+              <w:rPr>
+                <w:sz w:val="18"/>
+              </w:rPr>
+              <w:t xml:space="preserve">opens it again (E15 to the technician).</w:t>
+            </w:r>
+          </w:p>
+        </w:tc>
+      </w:tr>
+      <w:tr>
+        <w:tc>
+          <w:tcPr>
+            <w:tcW w:type="dxa" w:w="3946"/>
+          </w:tcPr>
+          <w:p>
+            <w:pPr>
+              <w:pStyle w:val="Compact"/>
+              <w:jc w:val="left"/>
+            </w:pPr>
             <w:r>
               <w:rPr>
                 <w:bCs/>
                 <w:b/>
                 <w:sz w:val="18"/>
               </w:rPr>
+              <w:t xml:space="preserve">Feedback from the page</w:t>
+            </w:r>
+          </w:p>
+        </w:tc>
+        <w:tc>
+          <w:tcPr>
+            <w:tcW w:type="dxa" w:w="5919"/>
+          </w:tcPr>
+          <w:p>
+            <w:pPr>
+              <w:pStyle w:val="Compact"/>
+              <w:jc w:val="left"/>
+            </w:pPr>
+            <w:r>
+              <w:rPr>
+                <w:sz w:val="18"/>
+              </w:rPr>
+              <w:t xml:space="preserve">Arrives by email (E13) as people use the 💬</w:t>
+            </w:r>
+            <w:r>
+              <w:rPr>
+                <w:sz w:val="18"/>
+              </w:rPr>
+              <w:t xml:space="preserve"> </w:t>
+            </w:r>
+            <w:r>
+              <w:rPr>
+                <w:bCs/>
+                <w:b/>
+                <w:sz w:val="18"/>
+              </w:rPr>
+              <w:t xml:space="preserve">Feedback</w:t>
+            </w:r>
+            <w:r>
+              <w:rPr>
+                <w:sz w:val="18"/>
+              </w:rPr>
+              <w:t xml:space="preserve"> </w:t>
+            </w:r>
+            <w:r>
+              <w:rPr>
+                <w:sz w:val="18"/>
+              </w:rPr>
+              <w:t xml:space="preserve">bubble. If an email fails, the item shows in</w:t>
+            </w:r>
+            <w:r>
+              <w:rPr>
+                <w:sz w:val="18"/>
+              </w:rPr>
+              <w:t xml:space="preserve"> </w:t>
+            </w:r>
+            <w:r>
+              <w:rPr>
+                <w:iCs/>
+                <w:i/>
+                <w:sz w:val="18"/>
+              </w:rPr>
+              <w:t xml:space="preserve">Needs your attention</w:t>
+            </w:r>
+            <w:r>
+              <w:rPr>
+                <w:sz w:val="18"/>
+              </w:rPr>
+              <w:t xml:space="preserve"> </w:t>
+            </w:r>
+            <w:r>
+              <w:rPr>
+                <w:sz w:val="18"/>
+              </w:rPr>
+              <w:t xml:space="preserve">– read it there and</w:t>
+            </w:r>
+            <w:r>
+              <w:rPr>
+                <w:sz w:val="18"/>
+              </w:rPr>
+              <w:t xml:space="preserve"> </w:t>
+            </w:r>
+            <w:r>
+              <w:rPr>
+                <w:bCs/>
+                <w:b/>
+                <w:sz w:val="18"/>
+              </w:rPr>
+              <w:t xml:space="preserve">Mark as read</w:t>
+            </w:r>
+            <w:r>
+              <w:rPr>
+                <w:sz w:val="18"/>
+              </w:rPr>
+              <w:t xml:space="preserve">. Everything sent stays in the</w:t>
+            </w:r>
+            <w:r>
+              <w:rPr>
+                <w:sz w:val="18"/>
+              </w:rPr>
+              <w:t xml:space="preserve"> </w:t>
+            </w:r>
+            <w:r>
+              <w:rPr>
+                <w:bCs/>
+                <w:b/>
+                <w:sz w:val="18"/>
+              </w:rPr>
               <w:t xml:space="preserve">1-to-1 Feedback</w:t>
             </w:r>
             <w:r>
@@ -19905,6 +22083,32 @@
                 <w:sz w:val="18"/>
               </w:rPr>
               <w:t xml:space="preserve">1-to-1 Feedback</w:t>
+            </w:r>
+            <w:r>
+              <w:rPr>
+                <w:sz w:val="18"/>
+              </w:rPr>
+              <w:t xml:space="preserve"> </w:t>
+            </w:r>
+            <w:r>
+              <w:rPr>
+                <w:sz w:val="18"/>
+              </w:rPr>
+              <w:t xml:space="preserve">and</w:t>
+            </w:r>
+            <w:r>
+              <w:rPr>
+                <w:sz w:val="18"/>
+              </w:rPr>
+              <w:t xml:space="preserve"> </w:t>
+            </w:r>
+            <w:r>
+              <w:rPr>
+                <w:bCs/>
+                <w:b/>
+                <w:sz w:val="18"/>
+              </w:rPr>
+              <w:t xml:space="preserve">1-to-1 Challenges</w:t>
             </w:r>
             <w:r>
               <w:rPr>
@@ -20524,7 +22728,7 @@
               <w:rPr>
                 <w:sz w:val="18"/>
               </w:rPr>
-              <w:t xml:space="preserve">Flow 1–5 email</w:t>
+              <w:t xml:space="preserve">Flow 1–7 email</w:t>
             </w:r>
             <w:r>
               <w:rPr>
@@ -20802,6 +23006,122 @@
                 <w:sz w:val="18"/>
               </w:rPr>
               <w:t xml:space="preserve">on the page – read it there. Check the run history.</w:t>
+            </w:r>
+          </w:p>
+        </w:tc>
+      </w:tr>
+      <w:tr>
+        <w:tc>
+          <w:tcPr>
+            <w:tcW w:type="dxa" w:w="4932"/>
+          </w:tcPr>
+          <w:p>
+            <w:pPr>
+              <w:pStyle w:val="Compact"/>
+              <w:jc w:val="left"/>
+            </w:pPr>
+            <w:r>
+              <w:rPr>
+                <w:sz w:val="18"/>
+              </w:rPr>
+              <w:t xml:space="preserve">A challenge shows</w:t>
+            </w:r>
+            <w:r>
+              <w:rPr>
+                <w:sz w:val="18"/>
+              </w:rPr>
+              <w:t xml:space="preserve"> </w:t>
+            </w:r>
+            <w:r>
+              <w:rPr>
+                <w:iCs/>
+                <w:i/>
+                <w:sz w:val="18"/>
+              </w:rPr>
+              <w:t xml:space="preserve">Rejected</w:t>
+            </w:r>
+            <w:r>
+              <w:rPr>
+                <w:sz w:val="18"/>
+              </w:rPr>
+              <w:t xml:space="preserve">, or nothing happens after</w:t>
+            </w:r>
+            <w:r>
+              <w:rPr>
+                <w:sz w:val="18"/>
+              </w:rPr>
+              <w:t xml:space="preserve"> </w:t>
+            </w:r>
+            <w:r>
+              <w:rPr>
+                <w:bCs/>
+                <w:b/>
+                <w:sz w:val="18"/>
+              </w:rPr>
+              <w:t xml:space="preserve">Send challenge</w:t>
+            </w:r>
+          </w:p>
+        </w:tc>
+        <w:tc>
+          <w:tcPr>
+            <w:tcW w:type="dxa" w:w="4932"/>
+          </w:tcPr>
+          <w:p>
+            <w:pPr>
+              <w:pStyle w:val="Compact"/>
+              <w:jc w:val="left"/>
+            </w:pPr>
+            <w:r>
+              <w:rPr>
+                <w:sz w:val="18"/>
+              </w:rPr>
+              <w:t xml:space="preserve">Flow 7 must be</w:t>
+            </w:r>
+            <w:r>
+              <w:rPr>
+                <w:sz w:val="18"/>
+              </w:rPr>
+              <w:t xml:space="preserve"> </w:t>
+            </w:r>
+            <w:r>
+              <w:rPr>
+                <w:bCs/>
+                <w:b/>
+                <w:sz w:val="18"/>
+              </w:rPr>
+              <w:t xml:space="preserve">On</w:t>
+            </w:r>
+            <w:r>
+              <w:rPr>
+                <w:sz w:val="18"/>
+              </w:rPr>
+              <w:t xml:space="preserve">. It accepts a challenge only from the review's own technician, on their latest released review, once per review. Anything else is marked</w:t>
+            </w:r>
+            <w:r>
+              <w:rPr>
+                <w:sz w:val="18"/>
+              </w:rPr>
+              <w:t xml:space="preserve"> </w:t>
+            </w:r>
+            <w:r>
+              <w:rPr>
+                <w:iCs/>
+                <w:i/>
+                <w:sz w:val="18"/>
+              </w:rPr>
+              <w:t xml:space="preserve">Rejected</w:t>
+            </w:r>
+            <w:r>
+              <w:rPr>
+                <w:sz w:val="18"/>
+              </w:rPr>
+              <w:t xml:space="preserve"> </w:t>
+            </w:r>
+            <w:r>
+              <w:rPr>
+                <w:sz w:val="18"/>
+              </w:rPr>
+              <w:t xml:space="preserve">and made Owners-only (no email). Check its run history.</w:t>
             </w:r>
           </w:p>
         </w:tc>
@@ -22475,6 +24795,44 @@
               </w:rPr>
               <w:t xml:space="preserve">1-to-1 Settings</w:t>
             </w:r>
+            <w:r>
+              <w:rPr>
+                <w:sz w:val="18"/>
+              </w:rPr>
+              <w:t xml:space="preserve">,</w:t>
+            </w:r>
+            <w:r>
+              <w:rPr>
+                <w:sz w:val="18"/>
+              </w:rPr>
+              <w:t xml:space="preserve"> </w:t>
+            </w:r>
+            <w:r>
+              <w:rPr>
+                <w:rStyle w:val="VerbatimChar"/>
+                <w:sz w:val="18"/>
+              </w:rPr>
+              <w:t xml:space="preserve">1-to-1 Feedback</w:t>
+            </w:r>
+            <w:r>
+              <w:rPr>
+                <w:sz w:val="18"/>
+              </w:rPr>
+              <w:t xml:space="preserve">,</w:t>
+            </w:r>
+            <w:r>
+              <w:rPr>
+                <w:sz w:val="18"/>
+              </w:rPr>
+              <w:t xml:space="preserve"> </w:t>
+            </w:r>
+            <w:r>
+              <w:rPr>
+                <w:rStyle w:val="VerbatimChar"/>
+                <w:sz w:val="18"/>
+              </w:rPr>
+              <w:t xml:space="preserve">1-to-1 Challenges</w:t>
+            </w:r>
           </w:p>
         </w:tc>
       </w:tr>
@@ -22545,7 +24903,7 @@
               <w:rPr>
                 <w:sz w:val="18"/>
               </w:rPr>
-              <w:t xml:space="preserve">ReviewStatus, ReviewState, ActionsStatus, AppliesTo, AssessmentStatus, Q4–Q6 Yes/No, and the three Q9 / FollowUpDecision sentences (the first has an em dash —)</w:t>
+              <w:t xml:space="preserve">ReviewStatus, ReviewState, ActionsStatus, AppliesTo, AssessmentStatus, DeliveryStatus, ChallengeState, ChallengeStatus, Q4–Q6 Yes/No, and the three Q9 / FollowUpDecision sentences (the first has an em dash —)</w:t>
             </w:r>
           </w:p>
         </w:tc>
@@ -22721,6 +25079,25 @@
               </w:rPr>
               <w:t xml:space="preserve">1-to-1 Read</w:t>
             </w:r>
+            <w:r>
+              <w:rPr>
+                <w:sz w:val="18"/>
+              </w:rPr>
+              <w:t xml:space="preserve">,</w:t>
+            </w:r>
+            <w:r>
+              <w:rPr>
+                <w:sz w:val="18"/>
+              </w:rPr>
+              <w:t xml:space="preserve"> </w:t>
+            </w:r>
+            <w:r>
+              <w:rPr>
+                <w:rStyle w:val="VerbatimChar"/>
+                <w:sz w:val="18"/>
+              </w:rPr>
+              <w:t xml:space="preserve">1-to-1 Submit</w:t>
+            </w:r>
           </w:p>
         </w:tc>
       </w:tr>
@@ -23036,13 +25413,51 @@
               <w:rPr>
                 <w:sz w:val="18"/>
               </w:rPr>
-              <w:t xml:space="preserve"> </w:t>
-            </w:r>
-            <w:r>
-              <w:rPr>
-                <w:sz w:val="18"/>
-              </w:rPr>
-              <w:t xml:space="preserve">(the flows find three of them by URL)</w:t>
+              <w:t xml:space="preserve">,</w:t>
+            </w:r>
+            <w:r>
+              <w:rPr>
+                <w:sz w:val="18"/>
+              </w:rPr>
+              <w:t xml:space="preserve"> </w:t>
+            </w:r>
+            <w:r>
+              <w:rPr>
+                <w:rStyle w:val="VerbatimChar"/>
+                <w:sz w:val="18"/>
+              </w:rPr>
+              <w:t xml:space="preserve">Lists/OneToOneFeedback</w:t>
+            </w:r>
+            <w:r>
+              <w:rPr>
+                <w:sz w:val="18"/>
+              </w:rPr>
+              <w:t xml:space="preserve">,</w:t>
+            </w:r>
+            <w:r>
+              <w:rPr>
+                <w:sz w:val="18"/>
+              </w:rPr>
+              <w:t xml:space="preserve"> </w:t>
+            </w:r>
+            <w:r>
+              <w:rPr>
+                <w:rStyle w:val="VerbatimChar"/>
+                <w:sz w:val="18"/>
+              </w:rPr>
+              <w:t xml:space="preserve">Lists/OneToOneChallenges</w:t>
+            </w:r>
+            <w:r>
+              <w:rPr>
+                <w:sz w:val="18"/>
+              </w:rPr>
+              <w:t xml:space="preserve"> </w:t>
+            </w:r>
+            <w:r>
+              <w:rPr>
+                <w:sz w:val="18"/>
+              </w:rPr>
+              <w:t xml:space="preserve">(the flows find several of them by URL)</w:t>
             </w:r>
           </w:p>
         </w:tc>
@@ -23098,7 +25513,7 @@
                 <w:rStyle w:val="VerbatimChar"/>
                 <w:sz w:val="18"/>
               </w:rPr>
-              <w:t xml:space="preserve">ESG 1-to-1 | 0…5</w:t>
+              <w:t xml:space="preserve">ESG 1-to-1 | 0…7</w:t>
             </w:r>
             <w:r>
               <w:rPr>
@@ -23380,7 +25795,27 @@
               <w:rPr>
                 <w:sz w:val="18"/>
               </w:rPr>
-              <w:t xml:space="preserve">Creates each month's reviews, makes them private, emails each technician their own link, sends reminders on your reminder days (default 20th and 27th), emails you before wellbeing reviews are due, and reports problems to you</w:t>
+              <w:t xml:space="preserve">Creates each month's reviews, makes them private, emails each technician their own link, sends reminders on your reminder days (default 20th and 27th), emails you before wellbeing reviews are due, closes challenges past their close-by date as</w:t>
+            </w:r>
+            <w:r>
+              <w:rPr>
+                <w:sz w:val="18"/>
+              </w:rPr>
+              <w:t xml:space="preserve"> </w:t>
+            </w:r>
+            <w:r>
+              <w:rPr>
+                <w:iCs/>
+                <w:i/>
+                <w:sz w:val="18"/>
+              </w:rPr>
+              <w:t xml:space="preserve">Not agreed</w:t>
+            </w:r>
+            <w:r>
+              <w:rPr>
+                <w:sz w:val="18"/>
+              </w:rPr>
+              <w:t xml:space="preserve">, and reports problems to you</w:t>
             </w:r>
           </w:p>
         </w:tc>
@@ -23660,6 +26095,105 @@
                 <w:sz w:val="18"/>
               </w:rPr>
               <w:t xml:space="preserve">Needs your attention</w:t>
+            </w:r>
+          </w:p>
+        </w:tc>
+      </w:tr>
+      <w:tr>
+        <w:tc>
+          <w:tcPr>
+            <w:tcW w:type="dxa" w:w="2025"/>
+          </w:tcPr>
+          <w:p>
+            <w:pPr>
+              <w:pStyle w:val="Compact"/>
+              <w:jc w:val="left"/>
+            </w:pPr>
+            <w:r>
+              <w:rPr>
+                <w:sz w:val="18"/>
+              </w:rPr>
+              <w:t xml:space="preserve">ESG 1-to-1 | 7 Challenge</w:t>
+            </w:r>
+          </w:p>
+        </w:tc>
+        <w:tc>
+          <w:tcPr>
+            <w:tcW w:type="dxa" w:w="3920"/>
+          </w:tcPr>
+          <w:p>
+            <w:pPr>
+              <w:pStyle w:val="Compact"/>
+              <w:jc w:val="left"/>
+            </w:pPr>
+            <w:r>
+              <w:rPr>
+                <w:sz w:val="18"/>
+              </w:rPr>
+              <w:t xml:space="preserve">when a technician sends or agrees a challenge, or you agree or reopen one (checks every 5 min)</w:t>
+            </w:r>
+          </w:p>
+        </w:tc>
+        <w:tc>
+          <w:tcPr>
+            <w:tcW w:type="dxa" w:w="3920"/>
+          </w:tcPr>
+          <w:p>
+            <w:pPr>
+              <w:pStyle w:val="Compact"/>
+              <w:jc w:val="left"/>
+            </w:pPr>
+            <w:r>
+              <w:rPr>
+                <w:sz w:val="18"/>
+              </w:rPr>
+              <w:t xml:space="preserve">Accepts it only from that technician on their latest released review (otherwise</w:t>
+            </w:r>
+            <w:r>
+              <w:rPr>
+                <w:sz w:val="18"/>
+              </w:rPr>
+              <w:t xml:space="preserve"> </w:t>
+            </w:r>
+            <w:r>
+              <w:rPr>
+                <w:iCs/>
+                <w:i/>
+                <w:sz w:val="18"/>
+              </w:rPr>
+              <w:t xml:space="preserve">Rejected</w:t>
+            </w:r>
+            <w:r>
+              <w:rPr>
+                <w:sz w:val="18"/>
+              </w:rPr>
+              <w:t xml:space="preserve">, Owners-only); keeps it private to you and them; records it on the Manager Review; emails you (E14); closes it as</w:t>
+            </w:r>
+            <w:r>
+              <w:rPr>
+                <w:sz w:val="18"/>
+              </w:rPr>
+              <w:t xml:space="preserve"> </w:t>
+            </w:r>
+            <w:r>
+              <w:rPr>
+                <w:iCs/>
+                <w:i/>
+                <w:sz w:val="18"/>
+              </w:rPr>
+              <w:t xml:space="preserve">Agreed</w:t>
+            </w:r>
+            <w:r>
+              <w:rPr>
+                <w:sz w:val="18"/>
+              </w:rPr>
+              <w:t xml:space="preserve"> </w:t>
+            </w:r>
+            <w:r>
+              <w:rPr>
+                <w:sz w:val="18"/>
+              </w:rPr>
+              <w:t xml:space="preserve">when you both have; on reopen gives them Edit back and emails them (E15)</w:t>
             </w:r>
           </w:p>
         </w:tc>
@@ -25218,9 +27752,6 @@
     </w:lvlOverride>
   </w:num>
   <w:num w:numId="1009">
-    <w:abstractNumId w:val="991"/>
-  </w:num>
-  <w:num w:numId="1010">
     <w:abstractNumId w:val="99411"/>
     <w:lvlOverride w:ilvl="0">
       <w:startOverride w:val="1"/>
@@ -25250,16 +27781,10 @@
       <w:startOverride w:val="1"/>
     </w:lvlOverride>
   </w:num>
-  <w:num w:numId="1011">
+  <w:num w:numId="1010">
     <w:abstractNumId w:val="991"/>
   </w:num>
-  <w:num w:numId="1012">
-    <w:abstractNumId w:val="991"/>
-  </w:num>
-  <w:num w:numId="1013">
-    <w:abstractNumId w:val="991"/>
-  </w:num>
-  <w:num w:numId="1014">
+  <w:num w:numId="1011">
     <w:abstractNumId w:val="99411"/>
     <w:lvlOverride w:ilvl="0">
       <w:startOverride w:val="1"/>
@@ -25289,28 +27814,16 @@
       <w:startOverride w:val="1"/>
     </w:lvlOverride>
   </w:num>
-  <w:num w:numId="1015">
+  <w:num w:numId="1012">
     <w:abstractNumId w:val="991"/>
   </w:num>
-  <w:num w:numId="1016">
+  <w:num w:numId="1013">
     <w:abstractNumId w:val="991"/>
   </w:num>
-  <w:num w:numId="1017">
+  <w:num w:numId="1014">
     <w:abstractNumId w:val="991"/>
   </w:num>
-  <w:num w:numId="1018">
-    <w:abstractNumId w:val="991"/>
-  </w:num>
-  <w:num w:numId="1019">
-    <w:abstractNumId w:val="991"/>
-  </w:num>
-  <w:num w:numId="1020">
-    <w:abstractNumId w:val="991"/>
-  </w:num>
-  <w:num w:numId="1021">
-    <w:abstractNumId w:val="991"/>
-  </w:num>
-  <w:num w:numId="1022">
+  <w:num w:numId="1015">
     <w:abstractNumId w:val="99411"/>
     <w:lvlOverride w:ilvl="0">
       <w:startOverride w:val="1"/>
@@ -25339,6 +27852,27 @@
     <w:lvlOverride w:ilvl="8">
       <w:startOverride w:val="1"/>
     </w:lvlOverride>
+  </w:num>
+  <w:num w:numId="1016">
+    <w:abstractNumId w:val="991"/>
+  </w:num>
+  <w:num w:numId="1017">
+    <w:abstractNumId w:val="991"/>
+  </w:num>
+  <w:num w:numId="1018">
+    <w:abstractNumId w:val="991"/>
+  </w:num>
+  <w:num w:numId="1019">
+    <w:abstractNumId w:val="991"/>
+  </w:num>
+  <w:num w:numId="1020">
+    <w:abstractNumId w:val="991"/>
+  </w:num>
+  <w:num w:numId="1021">
+    <w:abstractNumId w:val="991"/>
+  </w:num>
+  <w:num w:numId="1022">
+    <w:abstractNumId w:val="991"/>
   </w:num>
   <w:num w:numId="1023">
     <w:abstractNumId w:val="99411"/>
@@ -25401,7 +27935,34 @@
     </w:lvlOverride>
   </w:num>
   <w:num w:numId="1025">
-    <w:abstractNumId w:val="991"/>
+    <w:abstractNumId w:val="99411"/>
+    <w:lvlOverride w:ilvl="0">
+      <w:startOverride w:val="1"/>
+    </w:lvlOverride>
+    <w:lvlOverride w:ilvl="1">
+      <w:startOverride w:val="1"/>
+    </w:lvlOverride>
+    <w:lvlOverride w:ilvl="2">
+      <w:startOverride w:val="1"/>
+    </w:lvlOverride>
+    <w:lvlOverride w:ilvl="3">
+      <w:startOverride w:val="1"/>
+    </w:lvlOverride>
+    <w:lvlOverride w:ilvl="4">
+      <w:startOverride w:val="1"/>
+    </w:lvlOverride>
+    <w:lvlOverride w:ilvl="5">
+      <w:startOverride w:val="1"/>
+    </w:lvlOverride>
+    <w:lvlOverride w:ilvl="6">
+      <w:startOverride w:val="1"/>
+    </w:lvlOverride>
+    <w:lvlOverride w:ilvl="7">
+      <w:startOverride w:val="1"/>
+    </w:lvlOverride>
+    <w:lvlOverride w:ilvl="8">
+      <w:startOverride w:val="1"/>
+    </w:lvlOverride>
   </w:num>
   <w:num w:numId="1026">
     <w:abstractNumId w:val="991"/>
@@ -25431,6 +27992,15 @@
     <w:abstractNumId w:val="991"/>
   </w:num>
   <w:num w:numId="1035">
+    <w:abstractNumId w:val="991"/>
+  </w:num>
+  <w:num w:numId="1036">
+    <w:abstractNumId w:val="991"/>
+  </w:num>
+  <w:num w:numId="1037">
+    <w:abstractNumId w:val="991"/>
+  </w:num>
+  <w:num w:numId="1038">
     <w:abstractNumId w:val="99411"/>
     <w:lvlOverride w:ilvl="0">
       <w:startOverride w:val="1"/>
@@ -25460,15 +28030,6 @@
       <w:startOverride w:val="1"/>
     </w:lvlOverride>
   </w:num>
-  <w:num w:numId="1036">
-    <w:abstractNumId w:val="991"/>
-  </w:num>
-  <w:num w:numId="1037">
-    <w:abstractNumId w:val="991"/>
-  </w:num>
-  <w:num w:numId="1038">
-    <w:abstractNumId w:val="991"/>
-  </w:num>
   <w:num w:numId="1039">
     <w:abstractNumId w:val="991"/>
   </w:num>
@@ -25485,6 +28046,15 @@
     <w:abstractNumId w:val="991"/>
   </w:num>
   <w:num w:numId="1044">
+    <w:abstractNumId w:val="991"/>
+  </w:num>
+  <w:num w:numId="1045">
+    <w:abstractNumId w:val="991"/>
+  </w:num>
+  <w:num w:numId="1046">
+    <w:abstractNumId w:val="991"/>
+  </w:num>
+  <w:num w:numId="1047">
     <w:abstractNumId w:val="991"/>
   </w:num>
 </w:numbering>

--- a/one-to-one/ESG-1to1-Finalisation-Guide.docx
+++ b/one-to-one/ESG-1to1-Finalisation-Guide.docx
@@ -208,7 +208,7 @@
         <w:pStyle w:val="Compact"/>
       </w:pPr>
       <w:r>
-        <w:t xml:space="preserve">frontend: 219 automated checks;</w:t>
+        <w:t xml:space="preserve">frontend: 273 automated checks;</w:t>
       </w:r>
     </w:p>
     <w:p>
@@ -220,7 +220,7 @@
         <w:pStyle w:val="Compact"/>
       </w:pPr>
       <w:r>
-        <w:t xml:space="preserve">flows: simulated end to end, 213 checks, and 25 deliberately broken copies all caught by the validator;</w:t>
+        <w:t xml:space="preserve">flows: simulated end to end, 220 checks, and 25 deliberately broken copies all caught by the validator;</w:t>
       </w:r>
     </w:p>
     <w:p>

--- a/one-to-one/ESG-1to1-Finalisation-Guide.docx
+++ b/one-to-one/ESG-1to1-Finalisation-Guide.docx
@@ -208,7 +208,7 @@
         <w:pStyle w:val="Compact"/>
       </w:pPr>
       <w:r>
-        <w:t xml:space="preserve">frontend: 305 automated checks (plus 31 for the one-time reset tool);</w:t>
+        <w:t xml:space="preserve">frontend: 306 automated checks (plus 31 for the one-time reset tool);</w:t>
       </w:r>
     </w:p>
     <w:p>
@@ -220,7 +220,7 @@
         <w:pStyle w:val="Compact"/>
       </w:pPr>
       <w:r>
-        <w:t xml:space="preserve">flows: simulated end to end, 215 checks, and 29 deliberately broken copies all caught by the validator;</w:t>
+        <w:t xml:space="preserve">flows: simulated end to end, 216 checks, and 34 deliberately broken copies all caught by the validator;</w:t>
       </w:r>
     </w:p>
     <w:p>
@@ -2688,7 +2688,7 @@
         <w:rPr>
           <w:rStyle w:val="VerbatimChar"/>
         </w:rPr>
-        <w:t xml:space="preserve">ESGOneToOne_1_3_0_0_unmanaged.zip</w:t>
+        <w:t xml:space="preserve">ESGOneToOne_1_4_0_0_unmanaged.zip</w:t>
       </w:r>
       <w:r>
         <w:t xml:space="preserve"> </w:t>

--- a/one-to-one/ESG-1to1-Finalisation-Guide.docx
+++ b/one-to-one/ESG-1to1-Finalisation-Guide.docx
@@ -208,7 +208,7 @@
         <w:pStyle w:val="Compact"/>
       </w:pPr>
       <w:r>
-        <w:t xml:space="preserve">frontend: 306 automated checks (plus 31 for the one-time reset tool);</w:t>
+        <w:t xml:space="preserve">frontend: 319 automated checks (plus 33 for the one-time reset tool);</w:t>
       </w:r>
     </w:p>
     <w:p>

--- a/one-to-one/ESG-1to1-Finalisation-Guide.docx
+++ b/one-to-one/ESG-1to1-Finalisation-Guide.docx
@@ -208,7 +208,7 @@
         <w:pStyle w:val="Compact"/>
       </w:pPr>
       <w:r>
-        <w:t xml:space="preserve">frontend: 319 automated checks, 101 more for the action tracker, and 45 for the one-time reset tool;</w:t>
+        <w:t xml:space="preserve">frontend: 319 automated checks, 108 more for the action tracker, and 45 for the one-time reset tool;</w:t>
       </w:r>
     </w:p>
     <w:p>
@@ -220,7 +220,7 @@
         <w:pStyle w:val="Compact"/>
       </w:pPr>
       <w:r>
-        <w:t xml:space="preserve">flows: simulated end to end, 282 checks, and 38 deliberately broken copies all caught by the validator;</w:t>
+        <w:t xml:space="preserve">flows: simulated end to end, 294 checks, and 38 deliberately broken copies all caught by the validator;</w:t>
       </w:r>
     </w:p>
     <w:p>
@@ -2329,7 +2329,7 @@
         <w:t xml:space="preserve">v5.1.0</w:t>
       </w:r>
       <w:r>
-        <w:t xml:space="preserve">); turn on Flow 1. Nothing is imported: the tracker starts empty. (Full order, going back and checks T1–T14:</w:t>
+        <w:t xml:space="preserve">); turn on Flow 1. Nothing is imported: the tracker starts empty. (Full order, going back and checks T1–T16:</w:t>
       </w:r>
       <w:r>
         <w:t xml:space="preserve"> </w:t>
@@ -25344,7 +25344,89 @@
               <w:rPr>
                 <w:sz w:val="18"/>
               </w:rPr>
-              <w:t xml:space="preserve">As the TL, add a second person to A's folder (or to an action) in</w:t>
+              <w:t xml:space="preserve">A: rename A's own folder</w:t>
+            </w:r>
+            <w:r>
+              <w:rPr>
+                <w:sz w:val="18"/>
+              </w:rPr>
+              <w:t xml:space="preserve"> </w:t>
+            </w:r>
+            <w:r>
+              <w:rPr>
+                <w:rStyle w:val="VerbatimChar"/>
+                <w:sz w:val="18"/>
+              </w:rPr>
+              <w:t xml:space="preserve">u&lt;A&gt;</w:t>
+            </w:r>
+            <w:r>
+              <w:rPr>
+                <w:sz w:val="18"/>
+              </w:rPr>
+              <w:t xml:space="preserve"> </w:t>
+            </w:r>
+            <w:r>
+              <w:rPr>
+                <w:sz w:val="18"/>
+              </w:rPr>
+              <w:t xml:space="preserve">(to another person's</w:t>
+            </w:r>
+            <w:r>
+              <w:rPr>
+                <w:sz w:val="18"/>
+              </w:rPr>
+              <w:t xml:space="preserve"> </w:t>
+            </w:r>
+            <w:r>
+              <w:rPr>
+                <w:rStyle w:val="VerbatimChar"/>
+                <w:sz w:val="18"/>
+              </w:rPr>
+              <w:t xml:space="preserve">u&lt;id&gt;</w:t>
+            </w:r>
+            <w:r>
+              <w:rPr>
+                <w:sz w:val="18"/>
+              </w:rPr>
+              <w:t xml:space="preserve">) in the list and by REST</w:t>
+            </w:r>
+            <w:r>
+              <w:rPr>
+                <w:sz w:val="18"/>
+              </w:rPr>
+              <w:t xml:space="preserve"> </w:t>
+            </w:r>
+            <w:r>
+              <w:rPr>
+                <w:rStyle w:val="VerbatimChar"/>
+                <w:sz w:val="18"/>
+              </w:rPr>
+              <w:t xml:space="preserve">validateUpdateListItem</w:t>
+            </w:r>
+            <w:r>
+              <w:rPr>
+                <w:sz w:val="18"/>
+              </w:rPr>
+              <w:t xml:space="preserve"> </w:t>
+            </w:r>
+            <w:r>
+              <w:rPr>
+                <w:sz w:val="18"/>
+              </w:rPr>
+              <w:t xml:space="preserve">(</w:t>
+            </w:r>
+            <w:r>
+              <w:rPr>
+                <w:rStyle w:val="VerbatimChar"/>
+                <w:sz w:val="18"/>
+              </w:rPr>
+              <w:t xml:space="preserve">FileLeafRef</w:t>
+            </w:r>
+            <w:r>
+              <w:rPr>
+                <w:sz w:val="18"/>
+              </w:rPr>
+              <w:t xml:space="preserve">). As the TL: add a second person to A's folder (or to an action) in</w:t>
             </w:r>
             <w:r>
               <w:rPr>
@@ -25381,7 +25463,7 @@
               <w:rPr>
                 <w:sz w:val="18"/>
               </w:rPr>
-              <w:t xml:space="preserve">Flow 9 removes the extra person; an update in a folder with a second principal is rejected (identity can't be proven).</w:t>
+              <w:t xml:space="preserve">A's rename is refused (edit only own items – the folder is the flow's). Flow 9 removes the extra person; an update in a folder with a second principal, or in a folder anyone but the flow has changed, is rejected – and flow 9 closes such a folder to Owners and reports it rather than adopting it (tenant check T15).</w:t>
             </w:r>
           </w:p>
         </w:tc>
@@ -33452,6 +33534,169 @@
               <w:rPr>
                 <w:sz w:val="18"/>
               </w:rPr>
+              <w:t xml:space="preserve">(1.5)</w:t>
+            </w:r>
+            <w:r>
+              <w:rPr>
+                <w:sz w:val="18"/>
+              </w:rPr>
+              <w:t xml:space="preserve"> </w:t>
+            </w:r>
+            <w:r>
+              <w:rPr>
+                <w:iCs/>
+                <w:i/>
+                <w:sz w:val="18"/>
+              </w:rPr>
+              <w:t xml:space="preserve">"action needed"</w:t>
+            </w:r>
+            <w:r>
+              <w:rPr>
+                <w:sz w:val="18"/>
+              </w:rPr>
+              <w:t xml:space="preserve"> </w:t>
+            </w:r>
+            <w:r>
+              <w:rPr>
+                <w:sz w:val="18"/>
+              </w:rPr>
+              <w:t xml:space="preserve">from</w:t>
+            </w:r>
+            <w:r>
+              <w:rPr>
+                <w:sz w:val="18"/>
+              </w:rPr>
+              <w:t xml:space="preserve"> </w:t>
+            </w:r>
+            <w:r>
+              <w:rPr>
+                <w:bCs/>
+                <w:b/>
+                <w:sz w:val="18"/>
+              </w:rPr>
+              <w:t xml:space="preserve">9 Action access</w:t>
+            </w:r>
+            <w:r>
+              <w:rPr>
+                <w:sz w:val="18"/>
+              </w:rPr>
+              <w:t xml:space="preserve"> </w:t>
+            </w:r>
+            <w:r>
+              <w:rPr>
+                <w:sz w:val="18"/>
+              </w:rPr>
+              <w:t xml:space="preserve">naming</w:t>
+            </w:r>
+            <w:r>
+              <w:rPr>
+                <w:sz w:val="18"/>
+              </w:rPr>
+              <w:t xml:space="preserve"> </w:t>
+            </w:r>
+            <w:r>
+              <w:rPr>
+                <w:rStyle w:val="VerbatimChar"/>
+                <w:sz w:val="18"/>
+              </w:rPr>
+              <w:t xml:space="preserve">STOP_folder_changed_by_someone_else</w:t>
+            </w:r>
+          </w:p>
+        </w:tc>
+        <w:tc>
+          <w:tcPr>
+            <w:tcW w:type="dxa" w:w="3288"/>
+          </w:tcPr>
+          <w:p>
+            <w:pPr>
+              <w:pStyle w:val="Compact"/>
+              <w:jc w:val="left"/>
+            </w:pPr>
+            <w:r>
+              <w:rPr>
+                <w:sz w:val="18"/>
+              </w:rPr>
+              <w:t xml:space="preserve">A technician's update folder was renamed or changed by someone other than flow 9, so it was closed to Owners</w:t>
+            </w:r>
+          </w:p>
+        </w:tc>
+        <w:tc>
+          <w:tcPr>
+            <w:tcW w:type="dxa" w:w="3288"/>
+          </w:tcPr>
+          <w:p>
+            <w:pPr>
+              <w:pStyle w:val="Compact"/>
+              <w:jc w:val="left"/>
+            </w:pPr>
+            <w:r>
+              <w:rPr>
+                <w:sz w:val="18"/>
+              </w:rPr>
+              <w:t xml:space="preserve">Open 1-to-1 Action Updates, rename that folder (e.g. add</w:t>
+            </w:r>
+            <w:r>
+              <w:rPr>
+                <w:sz w:val="18"/>
+              </w:rPr>
+              <w:t xml:space="preserve"> </w:t>
+            </w:r>
+            <w:r>
+              <w:rPr>
+                <w:rStyle w:val="VerbatimChar"/>
+                <w:sz w:val="18"/>
+              </w:rPr>
+              <w:t xml:space="preserve">-old</w:t>
+            </w:r>
+            <w:r>
+              <w:rPr>
+                <w:sz w:val="18"/>
+              </w:rPr>
+              <w:t xml:space="preserve">) or delete it, then</w:t>
+            </w:r>
+            <w:r>
+              <w:rPr>
+                <w:sz w:val="18"/>
+              </w:rPr>
+              <w:t xml:space="preserve"> </w:t>
+            </w:r>
+            <w:r>
+              <w:rPr>
+                <w:bCs/>
+                <w:b/>
+                <w:sz w:val="18"/>
+              </w:rPr>
+              <w:t xml:space="preserve">Repair sharing</w:t>
+            </w:r>
+            <w:r>
+              <w:rPr>
+                <w:sz w:val="18"/>
+              </w:rPr>
+              <w:t xml:space="preserve"> </w:t>
+            </w:r>
+            <w:r>
+              <w:rPr>
+                <w:sz w:val="18"/>
+              </w:rPr>
+              <w:t xml:space="preserve">on one of that person's actions: flow 9 makes a fresh folder. Their recorded history is on the actions, not lost.</w:t>
+            </w:r>
+          </w:p>
+        </w:tc>
+      </w:tr>
+      <w:tr>
+        <w:tc>
+          <w:tcPr>
+            <w:tcW w:type="dxa" w:w="3288"/>
+          </w:tcPr>
+          <w:p>
+            <w:pPr>
+              <w:pStyle w:val="Compact"/>
+              <w:jc w:val="left"/>
+            </w:pPr>
+            <w:r>
+              <w:rPr>
+                <w:sz w:val="18"/>
+              </w:rPr>
               <w:t xml:space="preserve">(1.5) An action email shows</w:t>
             </w:r>
             <w:r>
@@ -35194,7 +35439,7 @@
               <w:rPr>
                 <w:sz w:val="18"/>
               </w:rPr>
-              <w:t xml:space="preserve">Creates each month's reviews (with every expectation that applies, Shared first), makes them private, emails each technician their own link, sends reminders on your reminder days (default 20th and 27th), emails you 7 days before, on the day and weekly while overdue for each person's next wellbeing (E12) and appraisal (E17) dates, and reports problems to you – including a submitted review that was never processed From 1.5 it also adds agreed actions Flow 3 couldn't, creates the E20 deadline reminders, and puts stuck action updates and failed action emails back in the queue</w:t>
+              <w:t xml:space="preserve">Creates each month's reviews (with every expectation that applies, Shared first), makes them private, emails each technician their own link, sends reminders on your reminder days (default 20th and 27th), emails you 7 days before, on the day and weekly while overdue for each person's next wellbeing (E12) and appraisal (E17) dates, and reports problems to you – including a submitted review that was never processed. From 1.5 it also adds agreed actions Flow 3 couldn't, creates the E20 deadline reminders, and puts stuck action updates and failed action emails back in the queue</w:t>
             </w:r>
           </w:p>
         </w:tc>

--- a/one-to-one/ESG-1to1-Finalisation-Guide.docx
+++ b/one-to-one/ESG-1to1-Finalisation-Guide.docx
@@ -34,7 +34,7 @@
         <w:pStyle w:val="BodyText"/>
       </w:pPr>
       <w:r>
-        <w:t xml:space="preserve">Version: system v5.1.0 (frontend) · solution 1.5.0.0 · guide dated 19-Oct-2026</w:t>
+        <w:t xml:space="preserve">Version: system v5.1.0 (frontend) · solution 1.5.0.1 · guide dated 19-Oct-2026</w:t>
       </w:r>
     </w:p>
     <w:p>
@@ -220,7 +220,7 @@
         <w:pStyle w:val="Compact"/>
       </w:pPr>
       <w:r>
-        <w:t xml:space="preserve">flows: simulated end to end, 294 checks, and 38 deliberately broken copies all caught by the validator;</w:t>
+        <w:t xml:space="preserve">flows: simulated end to end, 298 checks, and 42 deliberately broken copies all caught by the validator;</w:t>
       </w:r>
     </w:p>
     <w:p>
@@ -1438,7 +1438,7 @@
                 <w:rStyle w:val="VerbatimChar"/>
                 <w:sz w:val="18"/>
               </w:rPr>
-              <w:t xml:space="preserve">ESGOneToOne_1_5_0_0_unmanaged.zip</w:t>
+              <w:t xml:space="preserve">ESGOneToOne_1_5_0_1_unmanaged.zip</w:t>
             </w:r>
           </w:p>
         </w:tc>
@@ -1828,7 +1828,7 @@
         <w:rPr>
           <w:rStyle w:val="VerbatimChar"/>
         </w:rPr>
-        <w:t xml:space="preserve">&lt;Version&gt;1.5.0.0&lt;/Version&gt;</w:t>
+        <w:t xml:space="preserve">&lt;Version&gt;1.5.0.1&lt;/Version&gt;</w:t>
       </w:r>
       <w:r>
         <w:t xml:space="preserve"> </w:t>
@@ -2240,25 +2240,97 @@
           <w:bCs/>
           <w:b/>
         </w:rPr>
-        <w:t xml:space="preserve">Already on 1.4.0.0 / page 5.0.0?</w:t>
-      </w:r>
-      <w:r>
-        <w:t xml:space="preserve"> </w:t>
-      </w:r>
-      <w:r>
-        <w:t xml:space="preserve">Upgrade to 1.5.0.0 in this order, each step with approval: back up Manager Reviews and 1-to-1 Settings; turn off</w:t>
-      </w:r>
-      <w:r>
+        <w:t xml:space="preserve">Imported 1.5.0.0 and</w:t>
+      </w:r>
+      <w:r>
+        <w:rPr>
+          <w:bCs/>
+          <w:b/>
+        </w:rPr>
         <w:t xml:space="preserve"> </w:t>
       </w:r>
       <w:r>
         <w:rPr>
           <w:iCs/>
           <w:i/>
+          <w:bCs/>
+          <w:b/>
         </w:rPr>
         <w:t xml:space="preserve">1 Daily scheduler</w:t>
       </w:r>
       <w:r>
+        <w:rPr>
+          <w:bCs/>
+          <w:b/>
+        </w:rPr>
+        <w:t xml:space="preserve"> </w:t>
+      </w:r>
+      <w:r>
+        <w:rPr>
+          <w:bCs/>
+          <w:b/>
+        </w:rPr>
+        <w:t xml:space="preserve">wouldn't turn on?</w:t>
+      </w:r>
+      <w:r>
+        <w:t xml:space="preserve"> </w:t>
+      </w:r>
+      <w:r>
+        <w:t xml:space="preserve">Import</w:t>
+      </w:r>
+      <w:r>
+        <w:t xml:space="preserve"> </w:t>
+      </w:r>
+      <w:r>
+        <w:rPr>
+          <w:rStyle w:val="VerbatimChar"/>
+        </w:rPr>
+        <w:t xml:space="preserve">ESGOneToOne_1_5_0_1_unmanaged.zip</w:t>
+      </w:r>
+      <w:r>
+        <w:t xml:space="preserve"> </w:t>
+      </w:r>
+      <w:r>
+        <w:t xml:space="preserve">over it the same way, then turn Flow 1 on (</w:t>
+      </w:r>
+      <w:r>
+        <w:rPr>
+          <w:rStyle w:val="VerbatimChar"/>
+        </w:rPr>
+        <w:t xml:space="preserve">04-solution/REPAIR_1_5_0_1.md</w:t>
+      </w:r>
+      <w:r>
+        <w:t xml:space="preserve">). Nothing else changes.</w:t>
+      </w:r>
+    </w:p>
+    <w:p>
+      <w:pPr>
+        <w:pStyle w:val="BlockText"/>
+      </w:pPr>
+      <w:r>
+        <w:rPr>
+          <w:bCs/>
+          <w:b/>
+        </w:rPr>
+        <w:t xml:space="preserve">Already on 1.4.0.0 / page 5.0.0?</w:t>
+      </w:r>
+      <w:r>
+        <w:t xml:space="preserve"> </w:t>
+      </w:r>
+      <w:r>
+        <w:t xml:space="preserve">Upgrade to 1.5.0.1 in this order, each step with approval: back up Manager Reviews and 1-to-1 Settings; turn off</w:t>
+      </w:r>
+      <w:r>
+        <w:t xml:space="preserve"> </w:t>
+      </w:r>
+      <w:r>
+        <w:rPr>
+          <w:iCs/>
+          <w:i/>
+        </w:rPr>
+        <w:t xml:space="preserve">1 Daily scheduler</w:t>
+      </w:r>
+      <w:r>
         <w:t xml:space="preserve">; import</w:t>
       </w:r>
       <w:r>
@@ -2268,7 +2340,7 @@
         <w:rPr>
           <w:rStyle w:val="VerbatimChar"/>
         </w:rPr>
-        <w:t xml:space="preserve">ESGOneToOne_1_5_0_0_unmanaged.zip</w:t>
+        <w:t xml:space="preserve">ESGOneToOne_1_5_0_1_unmanaged.zip</w:t>
       </w:r>
       <w:r>
         <w:t xml:space="preserve"> </w:t>
@@ -2447,7 +2519,7 @@
         <w:rPr>
           <w:rStyle w:val="VerbatimChar"/>
         </w:rPr>
-        <w:t xml:space="preserve">ESGOneToOne_1_5_0_0_unmanaged.zip</w:t>
+        <w:t xml:space="preserve">ESGOneToOne_1_5_0_1_unmanaged.zip</w:t>
       </w:r>
       <w:r>
         <w:t xml:space="preserve"> </w:t>
@@ -2990,7 +3062,7 @@
         <w:rPr>
           <w:rStyle w:val="VerbatimChar"/>
         </w:rPr>
-        <w:t xml:space="preserve">ESGOneToOne_1_5_0_0_unmanaged.zip</w:t>
+        <w:t xml:space="preserve">ESGOneToOne_1_5_0_1_unmanaged.zip</w:t>
       </w:r>
       <w:r>
         <w:t xml:space="preserve"> </w:t>
